--- a/docs/05_ECMAScript_실습_단계별.docx
+++ b/docs/05_ECMAScript_실습_단계별.docx
@@ -6364,6 +6364,24 @@
         </w:rPr>
         <w:t>src/api/studentApi.js</w:t>
       </w:r>
+      <w:r>
+        <w:rPr>
+          <w:b/>
+          <w:color w:val="666666"/>
+          <w:sz w:val="17"/>
+        </w:rPr>
+        <w:t xml:space="preserve">      </w:t>
+      </w:r>
+      <w:hyperlink r:id="rId52" w:history="1">
+        <w:r>
+          <w:rPr>
+            <w:rStyle w:val="a5"/>
+            <w:b/>
+            <w:sz w:val="17"/>
+          </w:rPr>
+          <w:t>[전체 코드 보기]</w:t>
+        </w:r>
+      </w:hyperlink>
     </w:p>
     <w:p>
       <w:pPr>
@@ -7131,6 +7149,24 @@
         </w:rPr>
         <w:t>src/api/studentApi.js (이어서)</w:t>
       </w:r>
+      <w:r>
+        <w:rPr>
+          <w:b/>
+          <w:color w:val="666666"/>
+          <w:sz w:val="17"/>
+        </w:rPr>
+        <w:t xml:space="preserve">      </w:t>
+      </w:r>
+      <w:hyperlink r:id="rId53" w:history="1">
+        <w:r>
+          <w:rPr>
+            <w:rStyle w:val="a5"/>
+            <w:b/>
+            <w:sz w:val="17"/>
+          </w:rPr>
+          <w:t>[전체 코드 보기]</w:t>
+        </w:r>
+      </w:hyperlink>
     </w:p>
     <w:p>
       <w:pPr>
@@ -8918,6 +8954,24 @@
         </w:rPr>
         <w:t>src/main.js (이어서)</w:t>
       </w:r>
+      <w:r>
+        <w:rPr>
+          <w:b/>
+          <w:color w:val="666666"/>
+          <w:sz w:val="17"/>
+        </w:rPr>
+        <w:t xml:space="preserve">      </w:t>
+      </w:r>
+      <w:hyperlink r:id="rId54" w:history="1">
+        <w:r>
+          <w:rPr>
+            <w:rStyle w:val="a5"/>
+            <w:b/>
+            <w:sz w:val="17"/>
+          </w:rPr>
+          <w:t>[전체 코드 보기]</w:t>
+        </w:r>
+      </w:hyperlink>
     </w:p>
     <w:p>
       <w:pPr>
@@ -10892,6 +10946,24 @@
         </w:rPr>
         <w:t>src/ui/studentForm.js</w:t>
       </w:r>
+      <w:r>
+        <w:rPr>
+          <w:b/>
+          <w:color w:val="666666"/>
+          <w:sz w:val="17"/>
+        </w:rPr>
+        <w:t xml:space="preserve">      </w:t>
+      </w:r>
+      <w:hyperlink r:id="rId55" w:history="1">
+        <w:r>
+          <w:rPr>
+            <w:rStyle w:val="a5"/>
+            <w:b/>
+            <w:sz w:val="17"/>
+          </w:rPr>
+          <w:t>[전체 코드 보기]</w:t>
+        </w:r>
+      </w:hyperlink>
     </w:p>
     <w:p>
       <w:pPr>
@@ -11603,6 +11675,24 @@
         </w:rPr>
         <w:t>src/lib/validation.js</w:t>
       </w:r>
+      <w:r>
+        <w:rPr>
+          <w:b/>
+          <w:color w:val="666666"/>
+          <w:sz w:val="17"/>
+        </w:rPr>
+        <w:t xml:space="preserve">      </w:t>
+      </w:r>
+      <w:hyperlink r:id="rId56" w:history="1">
+        <w:r>
+          <w:rPr>
+            <w:rStyle w:val="a5"/>
+            <w:b/>
+            <w:sz w:val="17"/>
+          </w:rPr>
+          <w:t>[전체 코드 보기]</w:t>
+        </w:r>
+      </w:hyperlink>
     </w:p>
     <w:p>
       <w:pPr>
@@ -12733,6 +12823,24 @@
         </w:rPr>
         <w:t>src/ui/message.js</w:t>
       </w:r>
+      <w:r>
+        <w:rPr>
+          <w:b/>
+          <w:color w:val="666666"/>
+          <w:sz w:val="17"/>
+        </w:rPr>
+        <w:t xml:space="preserve">      </w:t>
+      </w:r>
+      <w:hyperlink r:id="rId57" w:history="1">
+        <w:r>
+          <w:rPr>
+            <w:rStyle w:val="a5"/>
+            <w:b/>
+            <w:sz w:val="17"/>
+          </w:rPr>
+          <w:t>[전체 코드 보기]</w:t>
+        </w:r>
+      </w:hyperlink>
     </w:p>
     <w:p>
       <w:pPr>
@@ -13250,6 +13358,24 @@
         </w:rPr>
         <w:t>src/ui/studentForm.js (이어서)</w:t>
       </w:r>
+      <w:r>
+        <w:rPr>
+          <w:b/>
+          <w:color w:val="666666"/>
+          <w:sz w:val="17"/>
+        </w:rPr>
+        <w:t xml:space="preserve">      </w:t>
+      </w:r>
+      <w:hyperlink r:id="rId58" w:history="1">
+        <w:r>
+          <w:rPr>
+            <w:rStyle w:val="a5"/>
+            <w:b/>
+            <w:sz w:val="17"/>
+          </w:rPr>
+          <w:t>[전체 코드 보기]</w:t>
+        </w:r>
+      </w:hyperlink>
     </w:p>
     <w:p>
       <w:pPr>
@@ -14918,6 +15044,24 @@
         </w:rPr>
         <w:t>src/ui/studentTable.js</w:t>
       </w:r>
+      <w:r>
+        <w:rPr>
+          <w:b/>
+          <w:color w:val="666666"/>
+          <w:sz w:val="17"/>
+        </w:rPr>
+        <w:t xml:space="preserve">      </w:t>
+      </w:r>
+      <w:hyperlink r:id="rId59" w:history="1">
+        <w:r>
+          <w:rPr>
+            <w:rStyle w:val="a5"/>
+            <w:b/>
+            <w:sz w:val="17"/>
+          </w:rPr>
+          <w:t>[전체 코드 보기]</w:t>
+        </w:r>
+      </w:hyperlink>
     </w:p>
     <w:p>
       <w:pPr>
@@ -15972,6 +16116,24 @@
         </w:rPr>
         <w:t>src/ui/studentTable.js (이어서)</w:t>
       </w:r>
+      <w:r>
+        <w:rPr>
+          <w:b/>
+          <w:color w:val="666666"/>
+          <w:sz w:val="17"/>
+        </w:rPr>
+        <w:t xml:space="preserve">      </w:t>
+      </w:r>
+      <w:hyperlink r:id="rId60" w:history="1">
+        <w:r>
+          <w:rPr>
+            <w:rStyle w:val="a5"/>
+            <w:b/>
+            <w:sz w:val="17"/>
+          </w:rPr>
+          <w:t>[전체 코드 보기]</w:t>
+        </w:r>
+      </w:hyperlink>
     </w:p>
     <w:p>
       <w:pPr>
@@ -17559,6 +17721,24 @@
         </w:rPr>
         <w:t>src/main.js</w:t>
       </w:r>
+      <w:r>
+        <w:rPr>
+          <w:b/>
+          <w:color w:val="666666"/>
+          <w:sz w:val="17"/>
+        </w:rPr>
+        <w:t xml:space="preserve">      </w:t>
+      </w:r>
+      <w:hyperlink r:id="rId61" w:history="1">
+        <w:r>
+          <w:rPr>
+            <w:rStyle w:val="a5"/>
+            <w:b/>
+            <w:sz w:val="17"/>
+          </w:rPr>
+          <w:t>[전체 코드 보기]</w:t>
+        </w:r>
+      </w:hyperlink>
     </w:p>
     <w:p>
       <w:pPr>

--- a/docs/05_ECMAScript_실습_단계별.docx
+++ b/docs/05_ECMAScript_실습_단계별.docx
@@ -2504,6 +2504,7 @@
       <w:r>
         <w:rPr>
           <w:rFonts w:ascii="Consolas" w:eastAsia="Consolas" w:hAnsi="Consolas" w:cs="Consolas"/>
+          <w:color w:val="8A8F98"/>
           <w:sz w:val="17"/>
         </w:rPr>
         <w:t xml:space="preserve">   바꾸기 전 (student-client-step11.html)</w:t>
@@ -2521,6 +2522,7 @@
       <w:r>
         <w:rPr>
           <w:rFonts w:ascii="Consolas" w:eastAsia="Consolas" w:hAnsi="Consolas" w:cs="Consolas"/>
+          <w:color w:val="8A8F98"/>
           <w:sz w:val="17"/>
         </w:rPr>
         <w:t xml:space="preserve">   &lt;button type="button" class="cancel-btn"</w:t>
@@ -2538,6 +2540,7 @@
       <w:r>
         <w:rPr>
           <w:rFonts w:ascii="Consolas" w:eastAsia="Consolas" w:hAnsi="Consolas" w:cs="Consolas"/>
+          <w:color w:val="8A8F98"/>
           <w:sz w:val="17"/>
         </w:rPr>
         <w:t xml:space="preserve">           onclick="resetForm()" style="display: none;"&gt;취소&lt;/button&gt;</w:t>
@@ -2572,6 +2575,7 @@
       <w:r>
         <w:rPr>
           <w:rFonts w:ascii="Consolas" w:eastAsia="Consolas" w:hAnsi="Consolas" w:cs="Consolas"/>
+          <w:color w:val="0E7A34"/>
           <w:sz w:val="17"/>
         </w:rPr>
         <w:t xml:space="preserve">   바꾼 뒤 (student_ecma/index.html)</w:t>
@@ -2589,6 +2593,7 @@
       <w:r>
         <w:rPr>
           <w:rFonts w:ascii="Consolas" w:eastAsia="Consolas" w:hAnsi="Consolas" w:cs="Consolas"/>
+          <w:color w:val="0E7A34"/>
           <w:sz w:val="17"/>
         </w:rPr>
         <w:t xml:space="preserve">   &lt;button type="button" class="cancel-btn"</w:t>
@@ -2606,6 +2611,7 @@
       <w:r>
         <w:rPr>
           <w:rFonts w:ascii="Consolas" w:eastAsia="Consolas" w:hAnsi="Consolas" w:cs="Consolas"/>
+          <w:color w:val="0E7A34"/>
           <w:sz w:val="17"/>
         </w:rPr>
         <w:t xml:space="preserve">           id="cancelButton" style="display: none;"&gt;취소&lt;/button&gt;</w:t>
@@ -2640,6 +2646,7 @@
       <w:r>
         <w:rPr>
           <w:rFonts w:ascii="Consolas" w:eastAsia="Consolas" w:hAnsi="Consolas" w:cs="Consolas"/>
+          <w:color w:val="0E7A34"/>
           <w:sz w:val="17"/>
         </w:rPr>
         <w:t>&lt;!-- (3) 스크립트는 모듈로 불러옵니다 --&gt;</w:t>
@@ -2657,6 +2664,7 @@
       <w:r>
         <w:rPr>
           <w:rFonts w:ascii="Consolas" w:eastAsia="Consolas" w:hAnsi="Consolas" w:cs="Consolas"/>
+          <w:color w:val="0E7A34"/>
           <w:sz w:val="17"/>
         </w:rPr>
         <w:t>&lt;script type="module" src="/src/main.js"&gt;&lt;/script&gt;</w:t>
@@ -2766,6 +2774,7 @@
       <w:r>
         <w:rPr>
           <w:rFonts w:ascii="Consolas" w:eastAsia="Consolas" w:hAnsi="Consolas" w:cs="Consolas"/>
+          <w:color w:val="0E7A34"/>
           <w:sz w:val="17"/>
         </w:rPr>
         <w:t>import "./style.css";</w:t>
@@ -2783,6 +2792,7 @@
       <w:r>
         <w:rPr>
           <w:rFonts w:ascii="Consolas" w:eastAsia="Consolas" w:hAnsi="Consolas" w:cs="Consolas"/>
+          <w:color w:val="0E7A34"/>
           <w:sz w:val="17"/>
         </w:rPr>
         <w:t xml:space="preserve"> </w:t>
@@ -2800,6 +2810,7 @@
       <w:r>
         <w:rPr>
           <w:rFonts w:ascii="Consolas" w:eastAsia="Consolas" w:hAnsi="Consolas" w:cs="Consolas"/>
+          <w:color w:val="0E7A34"/>
           <w:sz w:val="17"/>
         </w:rPr>
         <w:t>console.log("연결 확인");</w:t>
@@ -2859,6 +2870,7 @@
       <w:r>
         <w:rPr>
           <w:rFonts w:ascii="Consolas" w:eastAsia="Consolas" w:hAnsi="Consolas" w:cs="Consolas"/>
+          <w:color w:val="0E7A34"/>
           <w:sz w:val="17"/>
         </w:rPr>
         <w:t>import "./style.css";</w:t>
@@ -2876,6 +2888,7 @@
       <w:r>
         <w:rPr>
           <w:rFonts w:ascii="Consolas" w:eastAsia="Consolas" w:hAnsi="Consolas" w:cs="Consolas"/>
+          <w:color w:val="0E7A34"/>
           <w:sz w:val="17"/>
         </w:rPr>
         <w:t xml:space="preserve"> </w:t>
@@ -2893,6 +2906,7 @@
       <w:r>
         <w:rPr>
           <w:rFonts w:ascii="Consolas" w:eastAsia="Consolas" w:hAnsi="Consolas" w:cs="Consolas"/>
+          <w:color w:val="0E7A34"/>
           <w:sz w:val="17"/>
         </w:rPr>
         <w:t>// ↓ 여기부터 js/form11.js 의 내용을 그대로 붙여 넣습니다</w:t>
@@ -2910,6 +2924,7 @@
       <w:r>
         <w:rPr>
           <w:rFonts w:ascii="Consolas" w:eastAsia="Consolas" w:hAnsi="Consolas" w:cs="Consolas"/>
+          <w:color w:val="0E7A34"/>
           <w:sz w:val="17"/>
         </w:rPr>
         <w:t>const API_BASE_URL = "http://localhost:8080";</w:t>
@@ -2927,6 +2942,7 @@
       <w:r>
         <w:rPr>
           <w:rFonts w:ascii="Consolas" w:eastAsia="Consolas" w:hAnsi="Consolas" w:cs="Consolas"/>
+          <w:color w:val="0E7A34"/>
           <w:sz w:val="17"/>
         </w:rPr>
         <w:t>let editingStudentId = null;</w:t>
@@ -2944,6 +2960,7 @@
       <w:r>
         <w:rPr>
           <w:rFonts w:ascii="Consolas" w:eastAsia="Consolas" w:hAnsi="Consolas" w:cs="Consolas"/>
+          <w:color w:val="0E7A34"/>
           <w:sz w:val="17"/>
         </w:rPr>
         <w:t xml:space="preserve"> </w:t>
@@ -2961,6 +2978,7 @@
       <w:r>
         <w:rPr>
           <w:rFonts w:ascii="Consolas" w:eastAsia="Consolas" w:hAnsi="Consolas" w:cs="Consolas"/>
+          <w:color w:val="0E7A34"/>
           <w:sz w:val="17"/>
         </w:rPr>
         <w:t>const studentForm = document.getElementById("studentForm");</w:t>
@@ -2978,6 +2996,7 @@
       <w:r>
         <w:rPr>
           <w:rFonts w:ascii="Consolas" w:eastAsia="Consolas" w:hAnsi="Consolas" w:cs="Consolas"/>
+          <w:color w:val="0E7A34"/>
           <w:sz w:val="17"/>
         </w:rPr>
         <w:t>const studentTableBody = document.getElementById("studentTableBody");</w:t>
@@ -2995,6 +3014,7 @@
       <w:r>
         <w:rPr>
           <w:rFonts w:ascii="Consolas" w:eastAsia="Consolas" w:hAnsi="Consolas" w:cs="Consolas"/>
+          <w:color w:val="0E7A34"/>
           <w:sz w:val="17"/>
         </w:rPr>
         <w:t>const submitButton = studentForm.querySelector('button[type="submit"]');</w:t>
@@ -3012,6 +3032,7 @@
       <w:r>
         <w:rPr>
           <w:rFonts w:ascii="Consolas" w:eastAsia="Consolas" w:hAnsi="Consolas" w:cs="Consolas"/>
+          <w:color w:val="0E7A34"/>
           <w:sz w:val="17"/>
         </w:rPr>
         <w:t>const cancelButton = studentForm.querySelector(".cancel-btn");</w:t>
@@ -3029,6 +3050,7 @@
       <w:r>
         <w:rPr>
           <w:rFonts w:ascii="Consolas" w:eastAsia="Consolas" w:hAnsi="Consolas" w:cs="Consolas"/>
+          <w:color w:val="0E7A34"/>
           <w:sz w:val="17"/>
         </w:rPr>
         <w:t>const loadingMessage = document.getElementById("loadingMessage");</w:t>
@@ -3046,6 +3068,7 @@
       <w:r>
         <w:rPr>
           <w:rFonts w:ascii="Consolas" w:eastAsia="Consolas" w:hAnsi="Consolas" w:cs="Consolas"/>
+          <w:color w:val="0E7A34"/>
           <w:sz w:val="17"/>
         </w:rPr>
         <w:t>const formError = document.getElementById("formError");</w:t>
@@ -3063,6 +3086,7 @@
       <w:r>
         <w:rPr>
           <w:rFonts w:ascii="Consolas" w:eastAsia="Consolas" w:hAnsi="Consolas" w:cs="Consolas"/>
+          <w:color w:val="0E7A34"/>
           <w:sz w:val="17"/>
         </w:rPr>
         <w:t xml:space="preserve"> </w:t>
@@ -3080,6 +3104,7 @@
       <w:r>
         <w:rPr>
           <w:rFonts w:ascii="Consolas" w:eastAsia="Consolas" w:hAnsi="Consolas" w:cs="Consolas"/>
+          <w:color w:val="0E7A34"/>
           <w:sz w:val="17"/>
         </w:rPr>
         <w:t>document.addEventListener("DOMContentLoaded", function () {</w:t>
@@ -3097,6 +3122,7 @@
       <w:r>
         <w:rPr>
           <w:rFonts w:ascii="Consolas" w:eastAsia="Consolas" w:hAnsi="Consolas" w:cs="Consolas"/>
+          <w:color w:val="0E7A34"/>
           <w:sz w:val="17"/>
         </w:rPr>
         <w:t xml:space="preserve">    loadStudents();</w:t>
@@ -3114,6 +3140,7 @@
       <w:r>
         <w:rPr>
           <w:rFonts w:ascii="Consolas" w:eastAsia="Consolas" w:hAnsi="Consolas" w:cs="Consolas"/>
+          <w:color w:val="0E7A34"/>
           <w:sz w:val="17"/>
         </w:rPr>
         <w:t>});</w:t>
@@ -3131,6 +3158,7 @@
       <w:r>
         <w:rPr>
           <w:rFonts w:ascii="Consolas" w:eastAsia="Consolas" w:hAnsi="Consolas" w:cs="Consolas"/>
+          <w:color w:val="0E7A34"/>
           <w:sz w:val="17"/>
         </w:rPr>
         <w:t xml:space="preserve"> </w:t>
@@ -3148,6 +3176,7 @@
       <w:r>
         <w:rPr>
           <w:rFonts w:ascii="Consolas" w:eastAsia="Consolas" w:hAnsi="Consolas" w:cs="Consolas"/>
+          <w:color w:val="0E7A34"/>
           <w:sz w:val="17"/>
         </w:rPr>
         <w:t>// ... form11.js 의 나머지 (validateStudent, loadStudents, renderStudentTable,</w:t>
@@ -3165,6 +3194,7 @@
       <w:r>
         <w:rPr>
           <w:rFonts w:ascii="Consolas" w:eastAsia="Consolas" w:hAnsi="Consolas" w:cs="Consolas"/>
+          <w:color w:val="0E7A34"/>
           <w:sz w:val="17"/>
         </w:rPr>
         <w:t>//     createStudent, deleteStudent, editStudent, updateStudent, resetForm,</w:t>
@@ -3182,6 +3212,7 @@
       <w:r>
         <w:rPr>
           <w:rFonts w:ascii="Consolas" w:eastAsia="Consolas" w:hAnsi="Consolas" w:cs="Consolas"/>
+          <w:color w:val="0E7A34"/>
           <w:sz w:val="17"/>
         </w:rPr>
         <w:t>//     showError, showSuccess, clearMessages) 를 마지막 줄까지 그대로</w:t>
@@ -3228,6 +3259,7 @@
       <w:r>
         <w:rPr>
           <w:rFonts w:ascii="Consolas" w:eastAsia="Consolas" w:hAnsi="Consolas" w:cs="Consolas"/>
+          <w:color w:val="0E7A34"/>
           <w:sz w:val="17"/>
         </w:rPr>
         <w:t>// form11.js 위쪽에 이미 있던 줄 — 선언만 하고 쓰지 않던 변수입니다</w:t>
@@ -3245,6 +3277,7 @@
       <w:r>
         <w:rPr>
           <w:rFonts w:ascii="Consolas" w:eastAsia="Consolas" w:hAnsi="Consolas" w:cs="Consolas"/>
+          <w:color w:val="0E7A34"/>
           <w:sz w:val="17"/>
         </w:rPr>
         <w:t>const cancelButton = studentForm.querySelector(".cancel-btn");</w:t>
@@ -3262,6 +3295,7 @@
       <w:r>
         <w:rPr>
           <w:rFonts w:ascii="Consolas" w:eastAsia="Consolas" w:hAnsi="Consolas" w:cs="Consolas"/>
+          <w:color w:val="0E7A34"/>
           <w:sz w:val="17"/>
         </w:rPr>
         <w:t xml:space="preserve"> </w:t>
@@ -3279,6 +3313,7 @@
       <w:r>
         <w:rPr>
           <w:rFonts w:ascii="Consolas" w:eastAsia="Consolas" w:hAnsi="Consolas" w:cs="Consolas"/>
+          <w:color w:val="0E7A34"/>
           <w:sz w:val="17"/>
         </w:rPr>
         <w:t>// 파일 맨 아래에 이 한 줄을 추가합니다 (index.html 의 onclick 을 대신한다)</w:t>
@@ -3296,6 +3331,7 @@
       <w:r>
         <w:rPr>
           <w:rFonts w:ascii="Consolas" w:eastAsia="Consolas" w:hAnsi="Consolas" w:cs="Consolas"/>
+          <w:color w:val="0E7A34"/>
           <w:sz w:val="17"/>
         </w:rPr>
         <w:t>cancelButton.addEventListener("click", resetForm);</w:t>
@@ -3875,6 +3911,7 @@
       <w:r>
         <w:rPr>
           <w:rFonts w:ascii="Consolas" w:eastAsia="Consolas" w:hAnsi="Consolas" w:cs="Consolas"/>
+          <w:color w:val="8A8F98"/>
           <w:sz w:val="17"/>
         </w:rPr>
         <w:t>const API_BASE_URL = "http://localhost:8080";</w:t>
@@ -3942,6 +3979,7 @@
       <w:r>
         <w:rPr>
           <w:rFonts w:ascii="Consolas" w:eastAsia="Consolas" w:hAnsi="Consolas" w:cs="Consolas"/>
+          <w:color w:val="0E7A34"/>
           <w:sz w:val="17"/>
         </w:rPr>
         <w:t>VITE_API_BASE_URL=http://localhost:8080</w:t>
@@ -3980,6 +4018,7 @@
       <w:r>
         <w:rPr>
           <w:rFonts w:ascii="Consolas" w:eastAsia="Consolas" w:hAnsi="Consolas" w:cs="Consolas"/>
+          <w:color w:val="0E7A34"/>
           <w:sz w:val="17"/>
         </w:rPr>
         <w:t>VITE_API_BASE_URL=https://api.myservice.com</w:t>
@@ -4031,6 +4070,7 @@
       <w:r>
         <w:rPr>
           <w:rFonts w:ascii="Consolas" w:eastAsia="Consolas" w:hAnsi="Consolas" w:cs="Consolas"/>
+          <w:color w:val="0E7A34"/>
           <w:sz w:val="17"/>
         </w:rPr>
         <w:t>/** 서버 주소. .env 파일이 없을 때를 대비해 ?. 와 ?? 로 기본값을 둔다. */</w:t>
@@ -4048,6 +4088,7 @@
       <w:r>
         <w:rPr>
           <w:rFonts w:ascii="Consolas" w:eastAsia="Consolas" w:hAnsi="Consolas" w:cs="Consolas"/>
+          <w:color w:val="0E7A34"/>
           <w:sz w:val="17"/>
         </w:rPr>
         <w:t>export const API_BASE_URL = import.meta.env?.VITE_API_BASE_URL ?? "http://localhost:8080";</w:t>
@@ -4065,6 +4106,7 @@
       <w:r>
         <w:rPr>
           <w:rFonts w:ascii="Consolas" w:eastAsia="Consolas" w:hAnsi="Consolas" w:cs="Consolas"/>
+          <w:color w:val="0E7A34"/>
           <w:sz w:val="17"/>
         </w:rPr>
         <w:t xml:space="preserve"> </w:t>
@@ -4082,6 +4124,7 @@
       <w:r>
         <w:rPr>
           <w:rFonts w:ascii="Consolas" w:eastAsia="Consolas" w:hAnsi="Consolas" w:cs="Consolas"/>
+          <w:color w:val="0E7A34"/>
           <w:sz w:val="17"/>
         </w:rPr>
         <w:t>/** 학생 API 의 기본 경로 */</w:t>
@@ -4099,6 +4142,7 @@
       <w:r>
         <w:rPr>
           <w:rFonts w:ascii="Consolas" w:eastAsia="Consolas" w:hAnsi="Consolas" w:cs="Consolas"/>
+          <w:color w:val="0E7A34"/>
           <w:sz w:val="17"/>
         </w:rPr>
         <w:t>export const STUDENTS_URL = `${API_BASE_URL}/api/students`;</w:t>
@@ -4116,6 +4160,7 @@
       <w:r>
         <w:rPr>
           <w:rFonts w:ascii="Consolas" w:eastAsia="Consolas" w:hAnsi="Consolas" w:cs="Consolas"/>
+          <w:color w:val="0E7A34"/>
           <w:sz w:val="17"/>
         </w:rPr>
         <w:t xml:space="preserve"> </w:t>
@@ -4133,6 +4178,7 @@
       <w:r>
         <w:rPr>
           <w:rFonts w:ascii="Consolas" w:eastAsia="Consolas" w:hAnsi="Consolas" w:cs="Consolas"/>
+          <w:color w:val="0E7A34"/>
           <w:sz w:val="17"/>
         </w:rPr>
         <w:t>/** JSON 을 보낼 때 항상 붙여야 하는 헤더 */</w:t>
@@ -4150,6 +4196,7 @@
       <w:r>
         <w:rPr>
           <w:rFonts w:ascii="Consolas" w:eastAsia="Consolas" w:hAnsi="Consolas" w:cs="Consolas"/>
+          <w:color w:val="0E7A34"/>
           <w:sz w:val="17"/>
         </w:rPr>
         <w:t>export const JSON_HEADERS = {</w:t>
@@ -4167,6 +4214,7 @@
       <w:r>
         <w:rPr>
           <w:rFonts w:ascii="Consolas" w:eastAsia="Consolas" w:hAnsi="Consolas" w:cs="Consolas"/>
+          <w:color w:val="0E7A34"/>
           <w:sz w:val="17"/>
         </w:rPr>
         <w:t xml:space="preserve">    "Content-Type": "application/json",</w:t>
@@ -4184,6 +4232,7 @@
       <w:r>
         <w:rPr>
           <w:rFonts w:ascii="Consolas" w:eastAsia="Consolas" w:hAnsi="Consolas" w:cs="Consolas"/>
+          <w:color w:val="0E7A34"/>
           <w:sz w:val="17"/>
         </w:rPr>
         <w:t>};</w:t>
@@ -4642,6 +4691,7 @@
       <w:r>
         <w:rPr>
           <w:rFonts w:ascii="Consolas" w:eastAsia="Consolas" w:hAnsi="Consolas" w:cs="Consolas"/>
+          <w:color w:val="0E7A34"/>
           <w:sz w:val="17"/>
         </w:rPr>
         <w:t>import { STUDENTS_URL } from "../config.js";</w:t>
@@ -4659,6 +4709,7 @@
       <w:r>
         <w:rPr>
           <w:rFonts w:ascii="Consolas" w:eastAsia="Consolas" w:hAnsi="Consolas" w:cs="Consolas"/>
+          <w:color w:val="0E7A34"/>
           <w:sz w:val="17"/>
         </w:rPr>
         <w:t xml:space="preserve"> </w:t>
@@ -4676,6 +4727,7 @@
       <w:r>
         <w:rPr>
           <w:rFonts w:ascii="Consolas" w:eastAsia="Consolas" w:hAnsi="Consolas" w:cs="Consolas"/>
+          <w:color w:val="0E7A34"/>
           <w:sz w:val="17"/>
         </w:rPr>
         <w:t>export function fetchStudents() {</w:t>
@@ -4693,6 +4745,7 @@
       <w:r>
         <w:rPr>
           <w:rFonts w:ascii="Consolas" w:eastAsia="Consolas" w:hAnsi="Consolas" w:cs="Consolas"/>
+          <w:color w:val="0E7A34"/>
           <w:sz w:val="17"/>
         </w:rPr>
         <w:t xml:space="preserve">    return fetch(STUDENTS_URL).then((response) =&gt; response.json());</w:t>
@@ -4710,6 +4763,7 @@
       <w:r>
         <w:rPr>
           <w:rFonts w:ascii="Consolas" w:eastAsia="Consolas" w:hAnsi="Consolas" w:cs="Consolas"/>
+          <w:color w:val="0E7A34"/>
           <w:sz w:val="17"/>
         </w:rPr>
         <w:t>}</w:t>
@@ -4748,6 +4802,7 @@
       <w:r>
         <w:rPr>
           <w:rFonts w:ascii="Consolas" w:eastAsia="Consolas" w:hAnsi="Consolas" w:cs="Consolas"/>
+          <w:color w:val="0E7A34"/>
           <w:sz w:val="17"/>
         </w:rPr>
         <w:t>import "./style.css";</w:t>
@@ -4765,6 +4820,7 @@
       <w:r>
         <w:rPr>
           <w:rFonts w:ascii="Consolas" w:eastAsia="Consolas" w:hAnsi="Consolas" w:cs="Consolas"/>
+          <w:color w:val="0E7A34"/>
           <w:sz w:val="17"/>
         </w:rPr>
         <w:t>import { fetchStudents } from "./api/studentApi.js";</w:t>
@@ -4782,6 +4838,7 @@
       <w:r>
         <w:rPr>
           <w:rFonts w:ascii="Consolas" w:eastAsia="Consolas" w:hAnsi="Consolas" w:cs="Consolas"/>
+          <w:color w:val="0E7A34"/>
           <w:sz w:val="17"/>
         </w:rPr>
         <w:t xml:space="preserve"> </w:t>
@@ -4799,6 +4856,7 @@
       <w:r>
         <w:rPr>
           <w:rFonts w:ascii="Consolas" w:eastAsia="Consolas" w:hAnsi="Consolas" w:cs="Consolas"/>
+          <w:color w:val="0E7A34"/>
           <w:sz w:val="17"/>
         </w:rPr>
         <w:t>fetchStudents().then((students) =&gt; console.log(students));</w:t>
@@ -5068,6 +5126,7 @@
       <w:r>
         <w:rPr>
           <w:rFonts w:ascii="Consolas" w:eastAsia="Consolas" w:hAnsi="Consolas" w:cs="Consolas"/>
+          <w:color w:val="8A8F98"/>
           <w:sz w:val="17"/>
         </w:rPr>
         <w:t>function loadStudents() {</w:t>
@@ -5085,6 +5144,7 @@
       <w:r>
         <w:rPr>
           <w:rFonts w:ascii="Consolas" w:eastAsia="Consolas" w:hAnsi="Consolas" w:cs="Consolas"/>
+          <w:color w:val="8A8F98"/>
           <w:sz w:val="17"/>
         </w:rPr>
         <w:t xml:space="preserve">    fetch(`${API_BASE_URL}/api/students`)</w:t>
@@ -5102,6 +5162,7 @@
       <w:r>
         <w:rPr>
           <w:rFonts w:ascii="Consolas" w:eastAsia="Consolas" w:hAnsi="Consolas" w:cs="Consolas"/>
+          <w:color w:val="8A8F98"/>
           <w:sz w:val="17"/>
         </w:rPr>
         <w:t xml:space="preserve">        .then((response) =&gt; {</w:t>
@@ -5119,6 +5180,7 @@
       <w:r>
         <w:rPr>
           <w:rFonts w:ascii="Consolas" w:eastAsia="Consolas" w:hAnsi="Consolas" w:cs="Consolas"/>
+          <w:color w:val="8A8F98"/>
           <w:sz w:val="17"/>
         </w:rPr>
         <w:t xml:space="preserve">            if (!response.ok) {</w:t>
@@ -5136,6 +5198,7 @@
       <w:r>
         <w:rPr>
           <w:rFonts w:ascii="Consolas" w:eastAsia="Consolas" w:hAnsi="Consolas" w:cs="Consolas"/>
+          <w:color w:val="8A8F98"/>
           <w:sz w:val="17"/>
         </w:rPr>
         <w:t xml:space="preserve">                throw new Error("학생 목록을 불러오는데 실패했습니다.");</w:t>
@@ -5153,6 +5216,7 @@
       <w:r>
         <w:rPr>
           <w:rFonts w:ascii="Consolas" w:eastAsia="Consolas" w:hAnsi="Consolas" w:cs="Consolas"/>
+          <w:color w:val="8A8F98"/>
           <w:sz w:val="17"/>
         </w:rPr>
         <w:t xml:space="preserve">            }</w:t>
@@ -5170,6 +5234,7 @@
       <w:r>
         <w:rPr>
           <w:rFonts w:ascii="Consolas" w:eastAsia="Consolas" w:hAnsi="Consolas" w:cs="Consolas"/>
+          <w:color w:val="8A8F98"/>
           <w:sz w:val="17"/>
         </w:rPr>
         <w:t xml:space="preserve">            return response.json();</w:t>
@@ -5187,6 +5252,7 @@
       <w:r>
         <w:rPr>
           <w:rFonts w:ascii="Consolas" w:eastAsia="Consolas" w:hAnsi="Consolas" w:cs="Consolas"/>
+          <w:color w:val="8A8F98"/>
           <w:sz w:val="17"/>
         </w:rPr>
         <w:t xml:space="preserve">        })</w:t>
@@ -5204,6 +5270,7 @@
       <w:r>
         <w:rPr>
           <w:rFonts w:ascii="Consolas" w:eastAsia="Consolas" w:hAnsi="Consolas" w:cs="Consolas"/>
+          <w:color w:val="8A8F98"/>
           <w:sz w:val="17"/>
         </w:rPr>
         <w:t xml:space="preserve">        .then((students) =&gt; {</w:t>
@@ -5221,6 +5288,7 @@
       <w:r>
         <w:rPr>
           <w:rFonts w:ascii="Consolas" w:eastAsia="Consolas" w:hAnsi="Consolas" w:cs="Consolas"/>
+          <w:color w:val="8A8F98"/>
           <w:sz w:val="17"/>
         </w:rPr>
         <w:t xml:space="preserve">            renderStudentTable(students);</w:t>
@@ -5238,6 +5306,7 @@
       <w:r>
         <w:rPr>
           <w:rFonts w:ascii="Consolas" w:eastAsia="Consolas" w:hAnsi="Consolas" w:cs="Consolas"/>
+          <w:color w:val="8A8F98"/>
           <w:sz w:val="17"/>
         </w:rPr>
         <w:t xml:space="preserve">        })</w:t>
@@ -5255,6 +5324,7 @@
       <w:r>
         <w:rPr>
           <w:rFonts w:ascii="Consolas" w:eastAsia="Consolas" w:hAnsi="Consolas" w:cs="Consolas"/>
+          <w:color w:val="8A8F98"/>
           <w:sz w:val="17"/>
         </w:rPr>
         <w:t xml:space="preserve">        .catch((error) =&gt; {</w:t>
@@ -5272,6 +5342,7 @@
       <w:r>
         <w:rPr>
           <w:rFonts w:ascii="Consolas" w:eastAsia="Consolas" w:hAnsi="Consolas" w:cs="Consolas"/>
+          <w:color w:val="8A8F98"/>
           <w:sz w:val="17"/>
         </w:rPr>
         <w:t xml:space="preserve">            console.error("Error:", error);</w:t>
@@ -5289,6 +5360,7 @@
       <w:r>
         <w:rPr>
           <w:rFonts w:ascii="Consolas" w:eastAsia="Consolas" w:hAnsi="Consolas" w:cs="Consolas"/>
+          <w:color w:val="8A8F98"/>
           <w:sz w:val="17"/>
         </w:rPr>
         <w:t xml:space="preserve">            showError("학생 목록을 불러오는데 실패했습니다.");</w:t>
@@ -5306,6 +5378,7 @@
       <w:r>
         <w:rPr>
           <w:rFonts w:ascii="Consolas" w:eastAsia="Consolas" w:hAnsi="Consolas" w:cs="Consolas"/>
+          <w:color w:val="8A8F98"/>
           <w:sz w:val="17"/>
         </w:rPr>
         <w:t xml:space="preserve">        });</w:t>
@@ -5323,6 +5396,7 @@
       <w:r>
         <w:rPr>
           <w:rFonts w:ascii="Consolas" w:eastAsia="Consolas" w:hAnsi="Consolas" w:cs="Consolas"/>
+          <w:color w:val="8A8F98"/>
           <w:sz w:val="17"/>
         </w:rPr>
         <w:t>}</w:t>
@@ -5374,6 +5448,7 @@
       <w:r>
         <w:rPr>
           <w:rFonts w:ascii="Consolas" w:eastAsia="Consolas" w:hAnsi="Consolas" w:cs="Consolas"/>
+          <w:color w:val="0E7A34"/>
           <w:sz w:val="17"/>
         </w:rPr>
         <w:t xml:space="preserve">async function loadStudents() {</w:t>
@@ -5391,6 +5466,7 @@
       <w:r>
         <w:rPr>
           <w:rFonts w:ascii="Consolas" w:eastAsia="Consolas" w:hAnsi="Consolas" w:cs="Consolas"/>
+          <w:color w:val="0E7A34"/>
           <w:sz w:val="17"/>
         </w:rPr>
         <w:t xml:space="preserve">    // 실습 4-1 에서 붙여 넣은 코드에 이미 선언돼 있던 변수를 이제야 쓴다.</w:t>
@@ -5408,6 +5484,7 @@
       <w:r>
         <w:rPr>
           <w:rFonts w:ascii="Consolas" w:eastAsia="Consolas" w:hAnsi="Consolas" w:cs="Consolas"/>
+          <w:color w:val="0E7A34"/>
           <w:sz w:val="17"/>
         </w:rPr>
         <w:t xml:space="preserve">    loadingMessage.style.display = "block";</w:t>
@@ -5425,6 +5502,7 @@
       <w:r>
         <w:rPr>
           <w:rFonts w:ascii="Consolas" w:eastAsia="Consolas" w:hAnsi="Consolas" w:cs="Consolas"/>
+          <w:color w:val="0E7A34"/>
           <w:sz w:val="17"/>
         </w:rPr>
         <w:t xml:space="preserve"> </w:t>
@@ -5442,6 +5520,7 @@
       <w:r>
         <w:rPr>
           <w:rFonts w:ascii="Consolas" w:eastAsia="Consolas" w:hAnsi="Consolas" w:cs="Consolas"/>
+          <w:color w:val="0E7A34"/>
           <w:sz w:val="17"/>
         </w:rPr>
         <w:t xml:space="preserve">    try {</w:t>
@@ -5459,6 +5538,7 @@
       <w:r>
         <w:rPr>
           <w:rFonts w:ascii="Consolas" w:eastAsia="Consolas" w:hAnsi="Consolas" w:cs="Consolas"/>
+          <w:color w:val="0E7A34"/>
           <w:sz w:val="17"/>
         </w:rPr>
         <w:t xml:space="preserve">        const students = await fetchStudents();</w:t>
@@ -5476,6 +5556,7 @@
       <w:r>
         <w:rPr>
           <w:rFonts w:ascii="Consolas" w:eastAsia="Consolas" w:hAnsi="Consolas" w:cs="Consolas"/>
+          <w:color w:val="0E7A34"/>
           <w:sz w:val="17"/>
         </w:rPr>
         <w:t xml:space="preserve">        renderStudentTable(students);</w:t>
@@ -5493,6 +5574,7 @@
       <w:r>
         <w:rPr>
           <w:rFonts w:ascii="Consolas" w:eastAsia="Consolas" w:hAnsi="Consolas" w:cs="Consolas"/>
+          <w:color w:val="0E7A34"/>
           <w:sz w:val="17"/>
         </w:rPr>
         <w:t xml:space="preserve">    } catch (error) {</w:t>
@@ -5510,6 +5592,7 @@
       <w:r>
         <w:rPr>
           <w:rFonts w:ascii="Consolas" w:eastAsia="Consolas" w:hAnsi="Consolas" w:cs="Consolas"/>
+          <w:color w:val="0E7A34"/>
           <w:sz w:val="17"/>
         </w:rPr>
         <w:t xml:space="preserve">        console.error("Error:", error);</w:t>
@@ -5527,6 +5610,7 @@
       <w:r>
         <w:rPr>
           <w:rFonts w:ascii="Consolas" w:eastAsia="Consolas" w:hAnsi="Consolas" w:cs="Consolas"/>
+          <w:color w:val="0E7A34"/>
           <w:sz w:val="17"/>
         </w:rPr>
         <w:t xml:space="preserve">        showError(error.message);</w:t>
@@ -5544,6 +5628,7 @@
       <w:r>
         <w:rPr>
           <w:rFonts w:ascii="Consolas" w:eastAsia="Consolas" w:hAnsi="Consolas" w:cs="Consolas"/>
+          <w:color w:val="0E7A34"/>
           <w:sz w:val="17"/>
         </w:rPr>
         <w:t xml:space="preserve">    } finally {</w:t>
@@ -5561,6 +5646,7 @@
       <w:r>
         <w:rPr>
           <w:rFonts w:ascii="Consolas" w:eastAsia="Consolas" w:hAnsi="Consolas" w:cs="Consolas"/>
+          <w:color w:val="0E7A34"/>
           <w:sz w:val="17"/>
         </w:rPr>
         <w:t xml:space="preserve">        // 성공하든 실패하든 로딩 표시는 반드시 끈다.</w:t>
@@ -5578,6 +5664,7 @@
       <w:r>
         <w:rPr>
           <w:rFonts w:ascii="Consolas" w:eastAsia="Consolas" w:hAnsi="Consolas" w:cs="Consolas"/>
+          <w:color w:val="0E7A34"/>
           <w:sz w:val="17"/>
         </w:rPr>
         <w:t xml:space="preserve">        loadingMessage.style.display = "none";</w:t>
@@ -5595,6 +5682,7 @@
       <w:r>
         <w:rPr>
           <w:rFonts w:ascii="Consolas" w:eastAsia="Consolas" w:hAnsi="Consolas" w:cs="Consolas"/>
+          <w:color w:val="0E7A34"/>
           <w:sz w:val="17"/>
         </w:rPr>
         <w:t xml:space="preserve">    }</w:t>
@@ -5612,6 +5700,7 @@
       <w:r>
         <w:rPr>
           <w:rFonts w:ascii="Consolas" w:eastAsia="Consolas" w:hAnsi="Consolas" w:cs="Consolas"/>
+          <w:color w:val="0E7A34"/>
           <w:sz w:val="17"/>
         </w:rPr>
         <w:t xml:space="preserve">}</w:t>
@@ -6014,6 +6103,7 @@
       <w:r>
         <w:rPr>
           <w:rFonts w:ascii="Consolas" w:eastAsia="Consolas" w:hAnsi="Consolas" w:cs="Consolas"/>
+          <w:color w:val="8A8F98"/>
           <w:sz w:val="17"/>
         </w:rPr>
         <w:t xml:space="preserve">// ↓ 이 줄만 지웁니다</w:t>
@@ -6031,6 +6121,7 @@
       <w:r>
         <w:rPr>
           <w:rFonts w:ascii="Consolas" w:eastAsia="Consolas" w:hAnsi="Consolas" w:cs="Consolas"/>
+          <w:color w:val="8A8F98"/>
           <w:sz w:val="17"/>
         </w:rPr>
         <w:t xml:space="preserve">fetchStudents().then((students) =&gt; console.log(students));</w:t>
@@ -6258,6 +6349,7 @@
       <w:r>
         <w:rPr>
           <w:rFonts w:ascii="Consolas" w:eastAsia="Consolas" w:hAnsi="Consolas" w:cs="Consolas"/>
+          <w:color w:val="8A8F98"/>
           <w:sz w:val="17"/>
         </w:rPr>
         <w:t>if (!response.ok) {</w:t>
@@ -6275,6 +6367,7 @@
       <w:r>
         <w:rPr>
           <w:rFonts w:ascii="Consolas" w:eastAsia="Consolas" w:hAnsi="Consolas" w:cs="Consolas"/>
+          <w:color w:val="8A8F98"/>
           <w:sz w:val="17"/>
         </w:rPr>
         <w:t xml:space="preserve">    const errorData = await response.json();</w:t>
@@ -6292,6 +6385,7 @@
       <w:r>
         <w:rPr>
           <w:rFonts w:ascii="Consolas" w:eastAsia="Consolas" w:hAnsi="Consolas" w:cs="Consolas"/>
+          <w:color w:val="8A8F98"/>
           <w:sz w:val="17"/>
         </w:rPr>
         <w:t xml:space="preserve">    throw new Error(errorData.message || "기본 메시지");</w:t>
@@ -6309,6 +6403,7 @@
       <w:r>
         <w:rPr>
           <w:rFonts w:ascii="Consolas" w:eastAsia="Consolas" w:hAnsi="Consolas" w:cs="Consolas"/>
+          <w:color w:val="8A8F98"/>
           <w:sz w:val="17"/>
         </w:rPr>
         <w:t>}</w:t>
@@ -6326,6 +6421,7 @@
       <w:r>
         <w:rPr>
           <w:rFonts w:ascii="Consolas" w:eastAsia="Consolas" w:hAnsi="Consolas" w:cs="Consolas"/>
+          <w:color w:val="8A8F98"/>
           <w:sz w:val="17"/>
         </w:rPr>
         <w:t>return response.json();</w:t>
@@ -6395,6 +6491,7 @@
       <w:r>
         <w:rPr>
           <w:rFonts w:ascii="Consolas" w:eastAsia="Consolas" w:hAnsi="Consolas" w:cs="Consolas"/>
+          <w:color w:val="0E7A34"/>
           <w:sz w:val="17"/>
         </w:rPr>
         <w:t>import { STUDENTS_URL, JSON_HEADERS } from "../config.js";</w:t>
@@ -6412,6 +6509,7 @@
       <w:r>
         <w:rPr>
           <w:rFonts w:ascii="Consolas" w:eastAsia="Consolas" w:hAnsi="Consolas" w:cs="Consolas"/>
+          <w:color w:val="0E7A34"/>
           <w:sz w:val="17"/>
         </w:rPr>
         <w:t xml:space="preserve"> </w:t>
@@ -6429,6 +6527,7 @@
       <w:r>
         <w:rPr>
           <w:rFonts w:ascii="Consolas" w:eastAsia="Consolas" w:hAnsi="Consolas" w:cs="Consolas"/>
+          <w:color w:val="0E7A34"/>
           <w:sz w:val="17"/>
         </w:rPr>
         <w:t>/** 상태 코드별 기본 메시지. 서버가 message 를 주지 않을 때 쓴다. */</w:t>
@@ -6446,6 +6545,7 @@
       <w:r>
         <w:rPr>
           <w:rFonts w:ascii="Consolas" w:eastAsia="Consolas" w:hAnsi="Consolas" w:cs="Consolas"/>
+          <w:color w:val="0E7A34"/>
           <w:sz w:val="17"/>
         </w:rPr>
         <w:t>const DEFAULT_MESSAGES = {</w:t>
@@ -6463,6 +6563,7 @@
       <w:r>
         <w:rPr>
           <w:rFonts w:ascii="Consolas" w:eastAsia="Consolas" w:hAnsi="Consolas" w:cs="Consolas"/>
+          <w:color w:val="0E7A34"/>
           <w:sz w:val="17"/>
         </w:rPr>
         <w:t xml:space="preserve">    400: "입력한 값이 올바르지 않습니다.",</w:t>
@@ -6480,6 +6581,7 @@
       <w:r>
         <w:rPr>
           <w:rFonts w:ascii="Consolas" w:eastAsia="Consolas" w:hAnsi="Consolas" w:cs="Consolas"/>
+          <w:color w:val="0E7A34"/>
           <w:sz w:val="17"/>
         </w:rPr>
         <w:t xml:space="preserve">    404: "존재하지 않는 학생입니다.",</w:t>
@@ -6497,6 +6599,7 @@
       <w:r>
         <w:rPr>
           <w:rFonts w:ascii="Consolas" w:eastAsia="Consolas" w:hAnsi="Consolas" w:cs="Consolas"/>
+          <w:color w:val="0E7A34"/>
           <w:sz w:val="17"/>
         </w:rPr>
         <w:t xml:space="preserve">    409: "이미 등록된 학번입니다.",</w:t>
@@ -6514,6 +6617,7 @@
       <w:r>
         <w:rPr>
           <w:rFonts w:ascii="Consolas" w:eastAsia="Consolas" w:hAnsi="Consolas" w:cs="Consolas"/>
+          <w:color w:val="0E7A34"/>
           <w:sz w:val="17"/>
         </w:rPr>
         <w:t xml:space="preserve">    500: "서버에서 오류가 발생했습니다.",</w:t>
@@ -6531,6 +6635,7 @@
       <w:r>
         <w:rPr>
           <w:rFonts w:ascii="Consolas" w:eastAsia="Consolas" w:hAnsi="Consolas" w:cs="Consolas"/>
+          <w:color w:val="0E7A34"/>
           <w:sz w:val="17"/>
         </w:rPr>
         <w:t>};</w:t>
@@ -6548,6 +6653,7 @@
       <w:r>
         <w:rPr>
           <w:rFonts w:ascii="Consolas" w:eastAsia="Consolas" w:hAnsi="Consolas" w:cs="Consolas"/>
+          <w:color w:val="0E7A34"/>
           <w:sz w:val="17"/>
         </w:rPr>
         <w:t xml:space="preserve"> </w:t>
@@ -6565,6 +6671,7 @@
       <w:r>
         <w:rPr>
           <w:rFonts w:ascii="Consolas" w:eastAsia="Consolas" w:hAnsi="Consolas" w:cs="Consolas"/>
+          <w:color w:val="0E7A34"/>
           <w:sz w:val="17"/>
         </w:rPr>
         <w:t>async function request(url, options = {}) {</w:t>
@@ -6582,6 +6689,7 @@
       <w:r>
         <w:rPr>
           <w:rFonts w:ascii="Consolas" w:eastAsia="Consolas" w:hAnsi="Consolas" w:cs="Consolas"/>
+          <w:color w:val="0E7A34"/>
           <w:sz w:val="17"/>
         </w:rPr>
         <w:t xml:space="preserve">    const response = await fetch(url, options);</w:t>
@@ -6599,6 +6707,7 @@
       <w:r>
         <w:rPr>
           <w:rFonts w:ascii="Consolas" w:eastAsia="Consolas" w:hAnsi="Consolas" w:cs="Consolas"/>
+          <w:color w:val="0E7A34"/>
           <w:sz w:val="17"/>
         </w:rPr>
         <w:t xml:space="preserve"> </w:t>
@@ -6616,6 +6725,7 @@
       <w:r>
         <w:rPr>
           <w:rFonts w:ascii="Consolas" w:eastAsia="Consolas" w:hAnsi="Consolas" w:cs="Consolas"/>
+          <w:color w:val="0E7A34"/>
           <w:sz w:val="17"/>
         </w:rPr>
         <w:t xml:space="preserve">    if (!response.ok) {</w:t>
@@ -6633,6 +6743,7 @@
       <w:r>
         <w:rPr>
           <w:rFonts w:ascii="Consolas" w:eastAsia="Consolas" w:hAnsi="Consolas" w:cs="Consolas"/>
+          <w:color w:val="0E7A34"/>
           <w:sz w:val="17"/>
         </w:rPr>
         <w:t xml:space="preserve">        // 서버가 JSON 이 아닌 오류 페이지를 줄 수도 있으므로 방어한다.</w:t>
@@ -6650,6 +6761,7 @@
       <w:r>
         <w:rPr>
           <w:rFonts w:ascii="Consolas" w:eastAsia="Consolas" w:hAnsi="Consolas" w:cs="Consolas"/>
+          <w:color w:val="0E7A34"/>
           <w:sz w:val="17"/>
         </w:rPr>
         <w:t xml:space="preserve">        const errorData = await response.json().catch(() =&gt; ({}));</w:t>
@@ -6667,6 +6779,7 @@
       <w:r>
         <w:rPr>
           <w:rFonts w:ascii="Consolas" w:eastAsia="Consolas" w:hAnsi="Consolas" w:cs="Consolas"/>
+          <w:color w:val="0E7A34"/>
           <w:sz w:val="17"/>
         </w:rPr>
         <w:t xml:space="preserve"> </w:t>
@@ -6684,6 +6797,7 @@
       <w:r>
         <w:rPr>
           <w:rFonts w:ascii="Consolas" w:eastAsia="Consolas" w:hAnsi="Consolas" w:cs="Consolas"/>
+          <w:color w:val="0E7A34"/>
           <w:sz w:val="17"/>
         </w:rPr>
         <w:t xml:space="preserve">        const message =</w:t>
@@ -6701,6 +6815,7 @@
       <w:r>
         <w:rPr>
           <w:rFonts w:ascii="Consolas" w:eastAsia="Consolas" w:hAnsi="Consolas" w:cs="Consolas"/>
+          <w:color w:val="0E7A34"/>
           <w:sz w:val="17"/>
         </w:rPr>
         <w:t xml:space="preserve">            errorData.message ??</w:t>
@@ -6718,6 +6833,7 @@
       <w:r>
         <w:rPr>
           <w:rFonts w:ascii="Consolas" w:eastAsia="Consolas" w:hAnsi="Consolas" w:cs="Consolas"/>
+          <w:color w:val="0E7A34"/>
           <w:sz w:val="17"/>
         </w:rPr>
         <w:t xml:space="preserve">            DEFAULT_MESSAGES[response.status] ??</w:t>
@@ -6735,6 +6851,7 @@
       <w:r>
         <w:rPr>
           <w:rFonts w:ascii="Consolas" w:eastAsia="Consolas" w:hAnsi="Consolas" w:cs="Consolas"/>
+          <w:color w:val="0E7A34"/>
           <w:sz w:val="17"/>
         </w:rPr>
         <w:t xml:space="preserve">            `요청에 실패했습니다. (${response.status})`;</w:t>
@@ -6752,6 +6869,7 @@
       <w:r>
         <w:rPr>
           <w:rFonts w:ascii="Consolas" w:eastAsia="Consolas" w:hAnsi="Consolas" w:cs="Consolas"/>
+          <w:color w:val="0E7A34"/>
           <w:sz w:val="17"/>
         </w:rPr>
         <w:t xml:space="preserve"> </w:t>
@@ -6769,6 +6887,7 @@
       <w:r>
         <w:rPr>
           <w:rFonts w:ascii="Consolas" w:eastAsia="Consolas" w:hAnsi="Consolas" w:cs="Consolas"/>
+          <w:color w:val="0E7A34"/>
           <w:sz w:val="17"/>
         </w:rPr>
         <w:t xml:space="preserve">        throw new Error(message);</w:t>
@@ -6786,6 +6905,7 @@
       <w:r>
         <w:rPr>
           <w:rFonts w:ascii="Consolas" w:eastAsia="Consolas" w:hAnsi="Consolas" w:cs="Consolas"/>
+          <w:color w:val="0E7A34"/>
           <w:sz w:val="17"/>
         </w:rPr>
         <w:t xml:space="preserve">    }</w:t>
@@ -6803,6 +6923,7 @@
       <w:r>
         <w:rPr>
           <w:rFonts w:ascii="Consolas" w:eastAsia="Consolas" w:hAnsi="Consolas" w:cs="Consolas"/>
+          <w:color w:val="0E7A34"/>
           <w:sz w:val="17"/>
         </w:rPr>
         <w:t xml:space="preserve"> </w:t>
@@ -6820,6 +6941,7 @@
       <w:r>
         <w:rPr>
           <w:rFonts w:ascii="Consolas" w:eastAsia="Consolas" w:hAnsi="Consolas" w:cs="Consolas"/>
+          <w:color w:val="0E7A34"/>
           <w:sz w:val="17"/>
         </w:rPr>
         <w:t xml:space="preserve">    // 204 No Content — 삭제 성공처럼 돌려줄 본문이 없는 경우</w:t>
@@ -6837,6 +6959,7 @@
       <w:r>
         <w:rPr>
           <w:rFonts w:ascii="Consolas" w:eastAsia="Consolas" w:hAnsi="Consolas" w:cs="Consolas"/>
+          <w:color w:val="0E7A34"/>
           <w:sz w:val="17"/>
         </w:rPr>
         <w:t xml:space="preserve">    if (response.status === 204) {</w:t>
@@ -6854,6 +6977,7 @@
       <w:r>
         <w:rPr>
           <w:rFonts w:ascii="Consolas" w:eastAsia="Consolas" w:hAnsi="Consolas" w:cs="Consolas"/>
+          <w:color w:val="0E7A34"/>
           <w:sz w:val="17"/>
         </w:rPr>
         <w:t xml:space="preserve">        return null;</w:t>
@@ -6871,6 +6995,7 @@
       <w:r>
         <w:rPr>
           <w:rFonts w:ascii="Consolas" w:eastAsia="Consolas" w:hAnsi="Consolas" w:cs="Consolas"/>
+          <w:color w:val="0E7A34"/>
           <w:sz w:val="17"/>
         </w:rPr>
         <w:t xml:space="preserve">    }</w:t>
@@ -6888,6 +7013,7 @@
       <w:r>
         <w:rPr>
           <w:rFonts w:ascii="Consolas" w:eastAsia="Consolas" w:hAnsi="Consolas" w:cs="Consolas"/>
+          <w:color w:val="0E7A34"/>
           <w:sz w:val="17"/>
         </w:rPr>
         <w:t xml:space="preserve"> </w:t>
@@ -6905,6 +7031,7 @@
       <w:r>
         <w:rPr>
           <w:rFonts w:ascii="Consolas" w:eastAsia="Consolas" w:hAnsi="Consolas" w:cs="Consolas"/>
+          <w:color w:val="0E7A34"/>
           <w:sz w:val="17"/>
         </w:rPr>
         <w:t xml:space="preserve">    return response.json();</w:t>
@@ -6922,6 +7049,7 @@
       <w:r>
         <w:rPr>
           <w:rFonts w:ascii="Consolas" w:eastAsia="Consolas" w:hAnsi="Consolas" w:cs="Consolas"/>
+          <w:color w:val="0E7A34"/>
           <w:sz w:val="17"/>
         </w:rPr>
         <w:t>}</w:t>
@@ -7180,6 +7308,7 @@
       <w:r>
         <w:rPr>
           <w:rFonts w:ascii="Consolas" w:eastAsia="Consolas" w:hAnsi="Consolas" w:cs="Consolas"/>
+          <w:color w:val="0E7A34"/>
           <w:sz w:val="17"/>
         </w:rPr>
         <w:t>/** 학생 목록을 가져온다. */</w:t>
@@ -7197,6 +7326,7 @@
       <w:r>
         <w:rPr>
           <w:rFonts w:ascii="Consolas" w:eastAsia="Consolas" w:hAnsi="Consolas" w:cs="Consolas"/>
+          <w:color w:val="0E7A34"/>
           <w:sz w:val="17"/>
         </w:rPr>
         <w:t>export const fetchStudents = () =&gt; request(STUDENTS_URL);</w:t>
@@ -7214,6 +7344,7 @@
       <w:r>
         <w:rPr>
           <w:rFonts w:ascii="Consolas" w:eastAsia="Consolas" w:hAnsi="Consolas" w:cs="Consolas"/>
+          <w:color w:val="0E7A34"/>
           <w:sz w:val="17"/>
         </w:rPr>
         <w:t xml:space="preserve"> </w:t>
@@ -7231,6 +7362,7 @@
       <w:r>
         <w:rPr>
           <w:rFonts w:ascii="Consolas" w:eastAsia="Consolas" w:hAnsi="Consolas" w:cs="Consolas"/>
+          <w:color w:val="0E7A34"/>
           <w:sz w:val="17"/>
         </w:rPr>
         <w:t>/** 학생 한 명을 가져온다. */</w:t>
@@ -7248,6 +7380,7 @@
       <w:r>
         <w:rPr>
           <w:rFonts w:ascii="Consolas" w:eastAsia="Consolas" w:hAnsi="Consolas" w:cs="Consolas"/>
+          <w:color w:val="0E7A34"/>
           <w:sz w:val="17"/>
         </w:rPr>
         <w:t>export const fetchStudent = (id) =&gt; request(`${STUDENTS_URL}/${id}`);</w:t>
@@ -7265,6 +7398,7 @@
       <w:r>
         <w:rPr>
           <w:rFonts w:ascii="Consolas" w:eastAsia="Consolas" w:hAnsi="Consolas" w:cs="Consolas"/>
+          <w:color w:val="0E7A34"/>
           <w:sz w:val="17"/>
         </w:rPr>
         <w:t xml:space="preserve"> </w:t>
@@ -7282,6 +7416,7 @@
       <w:r>
         <w:rPr>
           <w:rFonts w:ascii="Consolas" w:eastAsia="Consolas" w:hAnsi="Consolas" w:cs="Consolas"/>
+          <w:color w:val="0E7A34"/>
           <w:sz w:val="17"/>
         </w:rPr>
         <w:t>/** 학생을 새로 등록한다. */</w:t>
@@ -7299,6 +7434,7 @@
       <w:r>
         <w:rPr>
           <w:rFonts w:ascii="Consolas" w:eastAsia="Consolas" w:hAnsi="Consolas" w:cs="Consolas"/>
+          <w:color w:val="0E7A34"/>
           <w:sz w:val="17"/>
         </w:rPr>
         <w:t>export const createStudent = (student) =&gt;</w:t>
@@ -7316,6 +7452,7 @@
       <w:r>
         <w:rPr>
           <w:rFonts w:ascii="Consolas" w:eastAsia="Consolas" w:hAnsi="Consolas" w:cs="Consolas"/>
+          <w:color w:val="0E7A34"/>
           <w:sz w:val="17"/>
         </w:rPr>
         <w:t xml:space="preserve">    request(STUDENTS_URL, {</w:t>
@@ -7333,6 +7470,7 @@
       <w:r>
         <w:rPr>
           <w:rFonts w:ascii="Consolas" w:eastAsia="Consolas" w:hAnsi="Consolas" w:cs="Consolas"/>
+          <w:color w:val="0E7A34"/>
           <w:sz w:val="17"/>
         </w:rPr>
         <w:t xml:space="preserve">        method: "POST",</w:t>
@@ -7350,6 +7488,7 @@
       <w:r>
         <w:rPr>
           <w:rFonts w:ascii="Consolas" w:eastAsia="Consolas" w:hAnsi="Consolas" w:cs="Consolas"/>
+          <w:color w:val="0E7A34"/>
           <w:sz w:val="17"/>
         </w:rPr>
         <w:t xml:space="preserve">        headers: JSON_HEADERS,</w:t>
@@ -7367,6 +7506,7 @@
       <w:r>
         <w:rPr>
           <w:rFonts w:ascii="Consolas" w:eastAsia="Consolas" w:hAnsi="Consolas" w:cs="Consolas"/>
+          <w:color w:val="0E7A34"/>
           <w:sz w:val="17"/>
         </w:rPr>
         <w:t xml:space="preserve">        body: JSON.stringify(student),</w:t>
@@ -7384,6 +7524,7 @@
       <w:r>
         <w:rPr>
           <w:rFonts w:ascii="Consolas" w:eastAsia="Consolas" w:hAnsi="Consolas" w:cs="Consolas"/>
+          <w:color w:val="0E7A34"/>
           <w:sz w:val="17"/>
         </w:rPr>
         <w:t xml:space="preserve">    });</w:t>
@@ -7401,6 +7542,7 @@
       <w:r>
         <w:rPr>
           <w:rFonts w:ascii="Consolas" w:eastAsia="Consolas" w:hAnsi="Consolas" w:cs="Consolas"/>
+          <w:color w:val="0E7A34"/>
           <w:sz w:val="17"/>
         </w:rPr>
         <w:t xml:space="preserve"> </w:t>
@@ -7418,6 +7560,7 @@
       <w:r>
         <w:rPr>
           <w:rFonts w:ascii="Consolas" w:eastAsia="Consolas" w:hAnsi="Consolas" w:cs="Consolas"/>
+          <w:color w:val="0E7A34"/>
           <w:sz w:val="17"/>
         </w:rPr>
         <w:t>/** 학생 정보를 수정한다. */</w:t>
@@ -7435,6 +7578,7 @@
       <w:r>
         <w:rPr>
           <w:rFonts w:ascii="Consolas" w:eastAsia="Consolas" w:hAnsi="Consolas" w:cs="Consolas"/>
+          <w:color w:val="0E7A34"/>
           <w:sz w:val="17"/>
         </w:rPr>
         <w:t>export const updateStudent = (id, student) =&gt;</w:t>
@@ -7452,6 +7596,7 @@
       <w:r>
         <w:rPr>
           <w:rFonts w:ascii="Consolas" w:eastAsia="Consolas" w:hAnsi="Consolas" w:cs="Consolas"/>
+          <w:color w:val="0E7A34"/>
           <w:sz w:val="17"/>
         </w:rPr>
         <w:t xml:space="preserve">    request(`${STUDENTS_URL}/${id}`, {</w:t>
@@ -7469,6 +7614,7 @@
       <w:r>
         <w:rPr>
           <w:rFonts w:ascii="Consolas" w:eastAsia="Consolas" w:hAnsi="Consolas" w:cs="Consolas"/>
+          <w:color w:val="0E7A34"/>
           <w:sz w:val="17"/>
         </w:rPr>
         <w:t xml:space="preserve">        method: "PUT",</w:t>
@@ -7486,6 +7632,7 @@
       <w:r>
         <w:rPr>
           <w:rFonts w:ascii="Consolas" w:eastAsia="Consolas" w:hAnsi="Consolas" w:cs="Consolas"/>
+          <w:color w:val="0E7A34"/>
           <w:sz w:val="17"/>
         </w:rPr>
         <w:t xml:space="preserve">        headers: JSON_HEADERS,</w:t>
@@ -7503,6 +7650,7 @@
       <w:r>
         <w:rPr>
           <w:rFonts w:ascii="Consolas" w:eastAsia="Consolas" w:hAnsi="Consolas" w:cs="Consolas"/>
+          <w:color w:val="0E7A34"/>
           <w:sz w:val="17"/>
         </w:rPr>
         <w:t xml:space="preserve">        body: JSON.stringify(student),</w:t>
@@ -7520,6 +7668,7 @@
       <w:r>
         <w:rPr>
           <w:rFonts w:ascii="Consolas" w:eastAsia="Consolas" w:hAnsi="Consolas" w:cs="Consolas"/>
+          <w:color w:val="0E7A34"/>
           <w:sz w:val="17"/>
         </w:rPr>
         <w:t xml:space="preserve">    });</w:t>
@@ -7537,6 +7686,7 @@
       <w:r>
         <w:rPr>
           <w:rFonts w:ascii="Consolas" w:eastAsia="Consolas" w:hAnsi="Consolas" w:cs="Consolas"/>
+          <w:color w:val="0E7A34"/>
           <w:sz w:val="17"/>
         </w:rPr>
         <w:t xml:space="preserve"> </w:t>
@@ -7554,6 +7704,7 @@
       <w:r>
         <w:rPr>
           <w:rFonts w:ascii="Consolas" w:eastAsia="Consolas" w:hAnsi="Consolas" w:cs="Consolas"/>
+          <w:color w:val="0E7A34"/>
           <w:sz w:val="17"/>
         </w:rPr>
         <w:t>/** 학생을 삭제한다. */</w:t>
@@ -7571,6 +7722,7 @@
       <w:r>
         <w:rPr>
           <w:rFonts w:ascii="Consolas" w:eastAsia="Consolas" w:hAnsi="Consolas" w:cs="Consolas"/>
+          <w:color w:val="0E7A34"/>
           <w:sz w:val="17"/>
         </w:rPr>
         <w:t>export const deleteStudent = (id) =&gt;</w:t>
@@ -7588,6 +7740,7 @@
       <w:r>
         <w:rPr>
           <w:rFonts w:ascii="Consolas" w:eastAsia="Consolas" w:hAnsi="Consolas" w:cs="Consolas"/>
+          <w:color w:val="0E7A34"/>
           <w:sz w:val="17"/>
         </w:rPr>
         <w:t xml:space="preserve">    request(`${STUDENTS_URL}/${id}`, {</w:t>
@@ -7605,6 +7758,7 @@
       <w:r>
         <w:rPr>
           <w:rFonts w:ascii="Consolas" w:eastAsia="Consolas" w:hAnsi="Consolas" w:cs="Consolas"/>
+          <w:color w:val="0E7A34"/>
           <w:sz w:val="17"/>
         </w:rPr>
         <w:t xml:space="preserve">        method: "DELETE",</w:t>
@@ -7622,6 +7776,7 @@
       <w:r>
         <w:rPr>
           <w:rFonts w:ascii="Consolas" w:eastAsia="Consolas" w:hAnsi="Consolas" w:cs="Consolas"/>
+          <w:color w:val="0E7A34"/>
           <w:sz w:val="17"/>
         </w:rPr>
         <w:t xml:space="preserve">    });</w:t>
@@ -8314,6 +8469,7 @@
       <w:r>
         <w:rPr>
           <w:rFonts w:ascii="Consolas" w:eastAsia="Consolas" w:hAnsi="Consolas" w:cs="Consolas"/>
+          <w:color w:val="0E7A34"/>
           <w:sz w:val="17"/>
         </w:rPr>
         <w:t xml:space="preserve">import "./style.css";</w:t>
@@ -8331,6 +8487,7 @@
       <w:r>
         <w:rPr>
           <w:rFonts w:ascii="Consolas" w:eastAsia="Consolas" w:hAnsi="Consolas" w:cs="Consolas"/>
+          <w:color w:val="0E7A34"/>
           <w:sz w:val="17"/>
         </w:rPr>
         <w:t xml:space="preserve">import {</w:t>
@@ -8348,6 +8505,7 @@
       <w:r>
         <w:rPr>
           <w:rFonts w:ascii="Consolas" w:eastAsia="Consolas" w:hAnsi="Consolas" w:cs="Consolas"/>
+          <w:color w:val="0E7A34"/>
           <w:sz w:val="17"/>
         </w:rPr>
         <w:t xml:space="preserve">    fetchStudents,</w:t>
@@ -8365,6 +8523,7 @@
       <w:r>
         <w:rPr>
           <w:rFonts w:ascii="Consolas" w:eastAsia="Consolas" w:hAnsi="Consolas" w:cs="Consolas"/>
+          <w:color w:val="0E7A34"/>
           <w:sz w:val="17"/>
         </w:rPr>
         <w:t xml:space="preserve">    fetchStudent  as apiFetchStudent,</w:t>
@@ -8382,6 +8541,7 @@
       <w:r>
         <w:rPr>
           <w:rFonts w:ascii="Consolas" w:eastAsia="Consolas" w:hAnsi="Consolas" w:cs="Consolas"/>
+          <w:color w:val="0E7A34"/>
           <w:sz w:val="17"/>
         </w:rPr>
         <w:t xml:space="preserve">    createStudent as apiCreateStudent,</w:t>
@@ -8399,6 +8559,7 @@
       <w:r>
         <w:rPr>
           <w:rFonts w:ascii="Consolas" w:eastAsia="Consolas" w:hAnsi="Consolas" w:cs="Consolas"/>
+          <w:color w:val="0E7A34"/>
           <w:sz w:val="17"/>
         </w:rPr>
         <w:t xml:space="preserve">    updateStudent as apiUpdateStudent,</w:t>
@@ -8416,6 +8577,7 @@
       <w:r>
         <w:rPr>
           <w:rFonts w:ascii="Consolas" w:eastAsia="Consolas" w:hAnsi="Consolas" w:cs="Consolas"/>
+          <w:color w:val="0E7A34"/>
           <w:sz w:val="17"/>
         </w:rPr>
         <w:t xml:space="preserve">    deleteStudent as apiDeleteStudent,</w:t>
@@ -8433,6 +8595,7 @@
       <w:r>
         <w:rPr>
           <w:rFonts w:ascii="Consolas" w:eastAsia="Consolas" w:hAnsi="Consolas" w:cs="Consolas"/>
+          <w:color w:val="0E7A34"/>
           <w:sz w:val="17"/>
         </w:rPr>
         <w:t xml:space="preserve">} from "./api/studentApi.js";</w:t>
@@ -8467,6 +8630,7 @@
       <w:r>
         <w:rPr>
           <w:rFonts w:ascii="Consolas" w:eastAsia="Consolas" w:hAnsi="Consolas" w:cs="Consolas"/>
+          <w:color w:val="8A8F98"/>
           <w:sz w:val="17"/>
         </w:rPr>
         <w:t xml:space="preserve">// const API_BASE_URL = "http://localhost:8080";   ← 이제 이 줄을 지웁니다</w:t>
@@ -8513,6 +8677,7 @@
       <w:r>
         <w:rPr>
           <w:rFonts w:ascii="Consolas" w:eastAsia="Consolas" w:hAnsi="Consolas" w:cs="Consolas"/>
+          <w:color w:val="8A8F98"/>
           <w:sz w:val="17"/>
         </w:rPr>
         <w:t xml:space="preserve">// 바꾸기 전 — form11.js 의 createStudent</w:t>
@@ -8530,6 +8695,7 @@
       <w:r>
         <w:rPr>
           <w:rFonts w:ascii="Consolas" w:eastAsia="Consolas" w:hAnsi="Consolas" w:cs="Consolas"/>
+          <w:color w:val="8A8F98"/>
           <w:sz w:val="17"/>
         </w:rPr>
         <w:t xml:space="preserve">function createStudent(studentData) {</w:t>
@@ -8547,6 +8713,7 @@
       <w:r>
         <w:rPr>
           <w:rFonts w:ascii="Consolas" w:eastAsia="Consolas" w:hAnsi="Consolas" w:cs="Consolas"/>
+          <w:color w:val="8A8F98"/>
           <w:sz w:val="17"/>
         </w:rPr>
         <w:t xml:space="preserve">    fetch(`${API_BASE_URL}/api/students`, { method: "POST", ... })</w:t>
@@ -8564,6 +8731,7 @@
       <w:r>
         <w:rPr>
           <w:rFonts w:ascii="Consolas" w:eastAsia="Consolas" w:hAnsi="Consolas" w:cs="Consolas"/>
+          <w:color w:val="8A8F98"/>
           <w:sz w:val="17"/>
         </w:rPr>
         <w:t xml:space="preserve">        .then(async (response) =&gt; { ...오류 처리 20여 줄... })</w:t>
@@ -8581,6 +8749,7 @@
       <w:r>
         <w:rPr>
           <w:rFonts w:ascii="Consolas" w:eastAsia="Consolas" w:hAnsi="Consolas" w:cs="Consolas"/>
+          <w:color w:val="8A8F98"/>
           <w:sz w:val="17"/>
         </w:rPr>
         <w:t xml:space="preserve">        .then(() =&gt; {</w:t>
@@ -8598,6 +8767,7 @@
       <w:r>
         <w:rPr>
           <w:rFonts w:ascii="Consolas" w:eastAsia="Consolas" w:hAnsi="Consolas" w:cs="Consolas"/>
+          <w:color w:val="8A8F98"/>
           <w:sz w:val="17"/>
         </w:rPr>
         <w:t xml:space="preserve">            showSuccess("학생이 성공적으로 등록되었습니다.");</w:t>
@@ -8615,6 +8785,7 @@
       <w:r>
         <w:rPr>
           <w:rFonts w:ascii="Consolas" w:eastAsia="Consolas" w:hAnsi="Consolas" w:cs="Consolas"/>
+          <w:color w:val="8A8F98"/>
           <w:sz w:val="17"/>
         </w:rPr>
         <w:t xml:space="preserve">            studentForm.reset();</w:t>
@@ -8632,6 +8803,7 @@
       <w:r>
         <w:rPr>
           <w:rFonts w:ascii="Consolas" w:eastAsia="Consolas" w:hAnsi="Consolas" w:cs="Consolas"/>
+          <w:color w:val="8A8F98"/>
           <w:sz w:val="17"/>
         </w:rPr>
         <w:t xml:space="preserve">            loadStudents();</w:t>
@@ -8649,6 +8821,7 @@
       <w:r>
         <w:rPr>
           <w:rFonts w:ascii="Consolas" w:eastAsia="Consolas" w:hAnsi="Consolas" w:cs="Consolas"/>
+          <w:color w:val="8A8F98"/>
           <w:sz w:val="17"/>
         </w:rPr>
         <w:t xml:space="preserve">        })</w:t>
@@ -8666,6 +8839,7 @@
       <w:r>
         <w:rPr>
           <w:rFonts w:ascii="Consolas" w:eastAsia="Consolas" w:hAnsi="Consolas" w:cs="Consolas"/>
+          <w:color w:val="8A8F98"/>
           <w:sz w:val="17"/>
         </w:rPr>
         <w:t xml:space="preserve">        .catch((error) =&gt; showError(error.message));</w:t>
@@ -8683,6 +8857,7 @@
       <w:r>
         <w:rPr>
           <w:rFonts w:ascii="Consolas" w:eastAsia="Consolas" w:hAnsi="Consolas" w:cs="Consolas"/>
+          <w:color w:val="8A8F98"/>
           <w:sz w:val="17"/>
         </w:rPr>
         <w:t xml:space="preserve">}</w:t>
@@ -8717,6 +8892,7 @@
       <w:r>
         <w:rPr>
           <w:rFonts w:ascii="Consolas" w:eastAsia="Consolas" w:hAnsi="Consolas" w:cs="Consolas"/>
+          <w:color w:val="0E7A34"/>
           <w:sz w:val="17"/>
         </w:rPr>
         <w:t xml:space="preserve">// 바꾼 뒤 — 통신은 studentApi.js 에 맡기고, 화면 처리만 남는다</w:t>
@@ -8734,6 +8910,7 @@
       <w:r>
         <w:rPr>
           <w:rFonts w:ascii="Consolas" w:eastAsia="Consolas" w:hAnsi="Consolas" w:cs="Consolas"/>
+          <w:color w:val="0E7A34"/>
           <w:sz w:val="17"/>
         </w:rPr>
         <w:t xml:space="preserve">async function createStudent(studentData) {</w:t>
@@ -8751,6 +8928,7 @@
       <w:r>
         <w:rPr>
           <w:rFonts w:ascii="Consolas" w:eastAsia="Consolas" w:hAnsi="Consolas" w:cs="Consolas"/>
+          <w:color w:val="0E7A34"/>
           <w:sz w:val="17"/>
         </w:rPr>
         <w:t xml:space="preserve">    try {</w:t>
@@ -8768,6 +8946,7 @@
       <w:r>
         <w:rPr>
           <w:rFonts w:ascii="Consolas" w:eastAsia="Consolas" w:hAnsi="Consolas" w:cs="Consolas"/>
+          <w:color w:val="0E7A34"/>
           <w:sz w:val="17"/>
         </w:rPr>
         <w:t xml:space="preserve">        await apiCreateStudent(studentData);</w:t>
@@ -8785,6 +8964,7 @@
       <w:r>
         <w:rPr>
           <w:rFonts w:ascii="Consolas" w:eastAsia="Consolas" w:hAnsi="Consolas" w:cs="Consolas"/>
+          <w:color w:val="0E7A34"/>
           <w:sz w:val="17"/>
         </w:rPr>
         <w:t xml:space="preserve"> </w:t>
@@ -8802,6 +8982,7 @@
       <w:r>
         <w:rPr>
           <w:rFonts w:ascii="Consolas" w:eastAsia="Consolas" w:hAnsi="Consolas" w:cs="Consolas"/>
+          <w:color w:val="0E7A34"/>
           <w:sz w:val="17"/>
         </w:rPr>
         <w:t xml:space="preserve">        showSuccess("학생이 성공적으로 등록되었습니다.");</w:t>
@@ -8819,6 +9000,7 @@
       <w:r>
         <w:rPr>
           <w:rFonts w:ascii="Consolas" w:eastAsia="Consolas" w:hAnsi="Consolas" w:cs="Consolas"/>
+          <w:color w:val="0E7A34"/>
           <w:sz w:val="17"/>
         </w:rPr>
         <w:t xml:space="preserve">        studentForm.reset();</w:t>
@@ -8836,6 +9018,7 @@
       <w:r>
         <w:rPr>
           <w:rFonts w:ascii="Consolas" w:eastAsia="Consolas" w:hAnsi="Consolas" w:cs="Consolas"/>
+          <w:color w:val="0E7A34"/>
           <w:sz w:val="17"/>
         </w:rPr>
         <w:t xml:space="preserve">        loadStudents();</w:t>
@@ -8853,6 +9036,7 @@
       <w:r>
         <w:rPr>
           <w:rFonts w:ascii="Consolas" w:eastAsia="Consolas" w:hAnsi="Consolas" w:cs="Consolas"/>
+          <w:color w:val="0E7A34"/>
           <w:sz w:val="17"/>
         </w:rPr>
         <w:t xml:space="preserve">    } catch (error) {</w:t>
@@ -8870,6 +9054,7 @@
       <w:r>
         <w:rPr>
           <w:rFonts w:ascii="Consolas" w:eastAsia="Consolas" w:hAnsi="Consolas" w:cs="Consolas"/>
+          <w:color w:val="0E7A34"/>
           <w:sz w:val="17"/>
         </w:rPr>
         <w:t xml:space="preserve">        console.error("Error:", error);</w:t>
@@ -8887,6 +9072,7 @@
       <w:r>
         <w:rPr>
           <w:rFonts w:ascii="Consolas" w:eastAsia="Consolas" w:hAnsi="Consolas" w:cs="Consolas"/>
+          <w:color w:val="0E7A34"/>
           <w:sz w:val="17"/>
         </w:rPr>
         <w:t xml:space="preserve">        showError(error.message);</w:t>
@@ -8904,6 +9090,7 @@
       <w:r>
         <w:rPr>
           <w:rFonts w:ascii="Consolas" w:eastAsia="Consolas" w:hAnsi="Consolas" w:cs="Consolas"/>
+          <w:color w:val="0E7A34"/>
           <w:sz w:val="17"/>
         </w:rPr>
         <w:t xml:space="preserve">    }</w:t>
@@ -8921,6 +9108,7 @@
       <w:r>
         <w:rPr>
           <w:rFonts w:ascii="Consolas" w:eastAsia="Consolas" w:hAnsi="Consolas" w:cs="Consolas"/>
+          <w:color w:val="0E7A34"/>
           <w:sz w:val="17"/>
         </w:rPr>
         <w:t xml:space="preserve">}</w:t>
@@ -8985,6 +9173,7 @@
       <w:r>
         <w:rPr>
           <w:rFonts w:ascii="Consolas" w:eastAsia="Consolas" w:hAnsi="Consolas" w:cs="Consolas"/>
+          <w:color w:val="0E7A34"/>
           <w:sz w:val="17"/>
         </w:rPr>
         <w:t xml:space="preserve">// 학생 수정 처리</w:t>
@@ -9002,6 +9191,7 @@
       <w:r>
         <w:rPr>
           <w:rFonts w:ascii="Consolas" w:eastAsia="Consolas" w:hAnsi="Consolas" w:cs="Consolas"/>
+          <w:color w:val="0E7A34"/>
           <w:sz w:val="17"/>
         </w:rPr>
         <w:t xml:space="preserve">async function updateStudent(studentId, studentData) {</w:t>
@@ -9019,6 +9209,7 @@
       <w:r>
         <w:rPr>
           <w:rFonts w:ascii="Consolas" w:eastAsia="Consolas" w:hAnsi="Consolas" w:cs="Consolas"/>
+          <w:color w:val="0E7A34"/>
           <w:sz w:val="17"/>
         </w:rPr>
         <w:t xml:space="preserve">    try {</w:t>
@@ -9036,6 +9227,7 @@
       <w:r>
         <w:rPr>
           <w:rFonts w:ascii="Consolas" w:eastAsia="Consolas" w:hAnsi="Consolas" w:cs="Consolas"/>
+          <w:color w:val="0E7A34"/>
           <w:sz w:val="17"/>
         </w:rPr>
         <w:t xml:space="preserve">        await apiUpdateStudent(studentId, studentData);</w:t>
@@ -9053,6 +9245,7 @@
       <w:r>
         <w:rPr>
           <w:rFonts w:ascii="Consolas" w:eastAsia="Consolas" w:hAnsi="Consolas" w:cs="Consolas"/>
+          <w:color w:val="0E7A34"/>
           <w:sz w:val="17"/>
         </w:rPr>
         <w:t xml:space="preserve"> </w:t>
@@ -9070,6 +9263,25 @@
       <w:r>
         <w:rPr>
           <w:rFonts w:ascii="Consolas" w:eastAsia="Consolas" w:hAnsi="Consolas" w:cs="Consolas"/>
+          <w:color w:val="0E7A34"/>
+          <w:sz w:val="17"/>
+        </w:rPr>
+        <w:t xml:space="preserve">        resetForm();   // clearMessages() 가 들어 있으므로 메시지보다 먼저</w:t>
+      </w:r>
+    </w:p>
+    <w:p>
+      <w:pPr>
+        <w:pBdr>
+          <w:left w:val="single" w:sz="12" w:space="6" w:color="B7C3D4"/>
+        </w:pBdr>
+        <w:shd w:val="clear" w:color="auto" w:fill="F2F4F7"/>
+        <w:spacing w:line="250" w:lineRule="auto"/>
+        <w:ind w:left="180" w:right="180"/>
+      </w:pPr>
+      <w:r>
+        <w:rPr>
+          <w:rFonts w:ascii="Consolas" w:eastAsia="Consolas" w:hAnsi="Consolas" w:cs="Consolas"/>
+          <w:color w:val="0E7A34"/>
           <w:sz w:val="17"/>
         </w:rPr>
         <w:t xml:space="preserve">        showSuccess("학생 정보가 성공적으로 수정되었습니다.");</w:t>
@@ -9087,23 +9299,7 @@
       <w:r>
         <w:rPr>
           <w:rFonts w:ascii="Consolas" w:eastAsia="Consolas" w:hAnsi="Consolas" w:cs="Consolas"/>
-          <w:sz w:val="17"/>
-        </w:rPr>
-        <w:t xml:space="preserve">        resetForm();</w:t>
-      </w:r>
-    </w:p>
-    <w:p>
-      <w:pPr>
-        <w:pBdr>
-          <w:left w:val="single" w:sz="12" w:space="6" w:color="B7C3D4"/>
-        </w:pBdr>
-        <w:shd w:val="clear" w:color="auto" w:fill="F2F4F7"/>
-        <w:spacing w:line="250" w:lineRule="auto"/>
-        <w:ind w:left="180" w:right="180"/>
-      </w:pPr>
-      <w:r>
-        <w:rPr>
-          <w:rFonts w:ascii="Consolas" w:eastAsia="Consolas" w:hAnsi="Consolas" w:cs="Consolas"/>
+          <w:color w:val="0E7A34"/>
           <w:sz w:val="17"/>
         </w:rPr>
         <w:t xml:space="preserve">        loadStudents();</w:t>
@@ -9121,6 +9317,7 @@
       <w:r>
         <w:rPr>
           <w:rFonts w:ascii="Consolas" w:eastAsia="Consolas" w:hAnsi="Consolas" w:cs="Consolas"/>
+          <w:color w:val="0E7A34"/>
           <w:sz w:val="17"/>
         </w:rPr>
         <w:t xml:space="preserve">    } catch (error) {</w:t>
@@ -9138,6 +9335,7 @@
       <w:r>
         <w:rPr>
           <w:rFonts w:ascii="Consolas" w:eastAsia="Consolas" w:hAnsi="Consolas" w:cs="Consolas"/>
+          <w:color w:val="0E7A34"/>
           <w:sz w:val="17"/>
         </w:rPr>
         <w:t xml:space="preserve">        console.error("Error:", error);</w:t>
@@ -9155,6 +9353,7 @@
       <w:r>
         <w:rPr>
           <w:rFonts w:ascii="Consolas" w:eastAsia="Consolas" w:hAnsi="Consolas" w:cs="Consolas"/>
+          <w:color w:val="0E7A34"/>
           <w:sz w:val="17"/>
         </w:rPr>
         <w:t xml:space="preserve">        showError(error.message);</w:t>
@@ -9172,6 +9371,7 @@
       <w:r>
         <w:rPr>
           <w:rFonts w:ascii="Consolas" w:eastAsia="Consolas" w:hAnsi="Consolas" w:cs="Consolas"/>
+          <w:color w:val="0E7A34"/>
           <w:sz w:val="17"/>
         </w:rPr>
         <w:t xml:space="preserve">    }</w:t>
@@ -9189,6 +9389,7 @@
       <w:r>
         <w:rPr>
           <w:rFonts w:ascii="Consolas" w:eastAsia="Consolas" w:hAnsi="Consolas" w:cs="Consolas"/>
+          <w:color w:val="0E7A34"/>
           <w:sz w:val="17"/>
         </w:rPr>
         <w:t xml:space="preserve">}</w:t>
@@ -9206,6 +9407,7 @@
       <w:r>
         <w:rPr>
           <w:rFonts w:ascii="Consolas" w:eastAsia="Consolas" w:hAnsi="Consolas" w:cs="Consolas"/>
+          <w:color w:val="0E7A34"/>
           <w:sz w:val="17"/>
         </w:rPr>
         <w:t xml:space="preserve"> </w:t>
@@ -9223,6 +9425,7 @@
       <w:r>
         <w:rPr>
           <w:rFonts w:ascii="Consolas" w:eastAsia="Consolas" w:hAnsi="Consolas" w:cs="Consolas"/>
+          <w:color w:val="0E7A34"/>
           <w:sz w:val="17"/>
         </w:rPr>
         <w:t xml:space="preserve">// 학생 삭제 — confirm 은 화면 처리이므로 그대로 남는다</w:t>
@@ -9240,6 +9443,7 @@
       <w:r>
         <w:rPr>
           <w:rFonts w:ascii="Consolas" w:eastAsia="Consolas" w:hAnsi="Consolas" w:cs="Consolas"/>
+          <w:color w:val="0E7A34"/>
           <w:sz w:val="17"/>
         </w:rPr>
         <w:t xml:space="preserve">async function deleteStudent(studentId) {</w:t>
@@ -9257,6 +9461,7 @@
       <w:r>
         <w:rPr>
           <w:rFonts w:ascii="Consolas" w:eastAsia="Consolas" w:hAnsi="Consolas" w:cs="Consolas"/>
+          <w:color w:val="0E7A34"/>
           <w:sz w:val="17"/>
         </w:rPr>
         <w:t xml:space="preserve">    if (!confirm("정말로 이 학생을 삭제하시겠습니까?")) {</w:t>
@@ -9274,6 +9479,7 @@
       <w:r>
         <w:rPr>
           <w:rFonts w:ascii="Consolas" w:eastAsia="Consolas" w:hAnsi="Consolas" w:cs="Consolas"/>
+          <w:color w:val="0E7A34"/>
           <w:sz w:val="17"/>
         </w:rPr>
         <w:t xml:space="preserve">        return;</w:t>
@@ -9291,6 +9497,7 @@
       <w:r>
         <w:rPr>
           <w:rFonts w:ascii="Consolas" w:eastAsia="Consolas" w:hAnsi="Consolas" w:cs="Consolas"/>
+          <w:color w:val="0E7A34"/>
           <w:sz w:val="17"/>
         </w:rPr>
         <w:t xml:space="preserve">    }</w:t>
@@ -9308,6 +9515,7 @@
       <w:r>
         <w:rPr>
           <w:rFonts w:ascii="Consolas" w:eastAsia="Consolas" w:hAnsi="Consolas" w:cs="Consolas"/>
+          <w:color w:val="0E7A34"/>
           <w:sz w:val="17"/>
         </w:rPr>
         <w:t xml:space="preserve"> </w:t>
@@ -9325,6 +9533,7 @@
       <w:r>
         <w:rPr>
           <w:rFonts w:ascii="Consolas" w:eastAsia="Consolas" w:hAnsi="Consolas" w:cs="Consolas"/>
+          <w:color w:val="0E7A34"/>
           <w:sz w:val="17"/>
         </w:rPr>
         <w:t xml:space="preserve">    try {</w:t>
@@ -9342,6 +9551,7 @@
       <w:r>
         <w:rPr>
           <w:rFonts w:ascii="Consolas" w:eastAsia="Consolas" w:hAnsi="Consolas" w:cs="Consolas"/>
+          <w:color w:val="0E7A34"/>
           <w:sz w:val="17"/>
         </w:rPr>
         <w:t xml:space="preserve">        await apiDeleteStudent(studentId);</w:t>
@@ -9359,6 +9569,7 @@
       <w:r>
         <w:rPr>
           <w:rFonts w:ascii="Consolas" w:eastAsia="Consolas" w:hAnsi="Consolas" w:cs="Consolas"/>
+          <w:color w:val="0E7A34"/>
           <w:sz w:val="17"/>
         </w:rPr>
         <w:t xml:space="preserve"> </w:t>
@@ -9376,6 +9587,7 @@
       <w:r>
         <w:rPr>
           <w:rFonts w:ascii="Consolas" w:eastAsia="Consolas" w:hAnsi="Consolas" w:cs="Consolas"/>
+          <w:color w:val="0E7A34"/>
           <w:sz w:val="17"/>
         </w:rPr>
         <w:t xml:space="preserve">        showSuccess("학생이 성공적으로 삭제되었습니다.");</w:t>
@@ -9393,6 +9605,7 @@
       <w:r>
         <w:rPr>
           <w:rFonts w:ascii="Consolas" w:eastAsia="Consolas" w:hAnsi="Consolas" w:cs="Consolas"/>
+          <w:color w:val="0E7A34"/>
           <w:sz w:val="17"/>
         </w:rPr>
         <w:t xml:space="preserve">        loadStudents();</w:t>
@@ -9410,6 +9623,7 @@
       <w:r>
         <w:rPr>
           <w:rFonts w:ascii="Consolas" w:eastAsia="Consolas" w:hAnsi="Consolas" w:cs="Consolas"/>
+          <w:color w:val="0E7A34"/>
           <w:sz w:val="17"/>
         </w:rPr>
         <w:t xml:space="preserve">    } catch (error) {</w:t>
@@ -9427,6 +9641,7 @@
       <w:r>
         <w:rPr>
           <w:rFonts w:ascii="Consolas" w:eastAsia="Consolas" w:hAnsi="Consolas" w:cs="Consolas"/>
+          <w:color w:val="0E7A34"/>
           <w:sz w:val="17"/>
         </w:rPr>
         <w:t xml:space="preserve">        console.error("Error:", error);</w:t>
@@ -9444,6 +9659,7 @@
       <w:r>
         <w:rPr>
           <w:rFonts w:ascii="Consolas" w:eastAsia="Consolas" w:hAnsi="Consolas" w:cs="Consolas"/>
+          <w:color w:val="0E7A34"/>
           <w:sz w:val="17"/>
         </w:rPr>
         <w:t xml:space="preserve">        showError(error.message);</w:t>
@@ -9461,6 +9677,7 @@
       <w:r>
         <w:rPr>
           <w:rFonts w:ascii="Consolas" w:eastAsia="Consolas" w:hAnsi="Consolas" w:cs="Consolas"/>
+          <w:color w:val="0E7A34"/>
           <w:sz w:val="17"/>
         </w:rPr>
         <w:t xml:space="preserve">    }</w:t>
@@ -9478,6 +9695,7 @@
       <w:r>
         <w:rPr>
           <w:rFonts w:ascii="Consolas" w:eastAsia="Consolas" w:hAnsi="Consolas" w:cs="Consolas"/>
+          <w:color w:val="0E7A34"/>
           <w:sz w:val="17"/>
         </w:rPr>
         <w:t xml:space="preserve">}</w:t>
@@ -9495,6 +9713,7 @@
       <w:r>
         <w:rPr>
           <w:rFonts w:ascii="Consolas" w:eastAsia="Consolas" w:hAnsi="Consolas" w:cs="Consolas"/>
+          <w:color w:val="0E7A34"/>
           <w:sz w:val="17"/>
         </w:rPr>
         <w:t xml:space="preserve"> </w:t>
@@ -9512,6 +9731,7 @@
       <w:r>
         <w:rPr>
           <w:rFonts w:ascii="Consolas" w:eastAsia="Consolas" w:hAnsi="Consolas" w:cs="Consolas"/>
+          <w:color w:val="0E7A34"/>
           <w:sz w:val="17"/>
         </w:rPr>
         <w:t xml:space="preserve">// 수정 전 데이터 로드 — 폼 채우기는 실습 4-9 에서 fillForm 으로 옮긴다</w:t>
@@ -9529,6 +9749,7 @@
       <w:r>
         <w:rPr>
           <w:rFonts w:ascii="Consolas" w:eastAsia="Consolas" w:hAnsi="Consolas" w:cs="Consolas"/>
+          <w:color w:val="0E7A34"/>
           <w:sz w:val="17"/>
         </w:rPr>
         <w:t xml:space="preserve">async function editStudent(studentId) {</w:t>
@@ -9546,6 +9767,7 @@
       <w:r>
         <w:rPr>
           <w:rFonts w:ascii="Consolas" w:eastAsia="Consolas" w:hAnsi="Consolas" w:cs="Consolas"/>
+          <w:color w:val="0E7A34"/>
           <w:sz w:val="17"/>
         </w:rPr>
         <w:t xml:space="preserve">    try {</w:t>
@@ -9563,6 +9785,7 @@
       <w:r>
         <w:rPr>
           <w:rFonts w:ascii="Consolas" w:eastAsia="Consolas" w:hAnsi="Consolas" w:cs="Consolas"/>
+          <w:color w:val="0E7A34"/>
           <w:sz w:val="17"/>
         </w:rPr>
         <w:t xml:space="preserve">        const student = await apiFetchStudent(studentId);</w:t>
@@ -9580,6 +9803,7 @@
       <w:r>
         <w:rPr>
           <w:rFonts w:ascii="Consolas" w:eastAsia="Consolas" w:hAnsi="Consolas" w:cs="Consolas"/>
+          <w:color w:val="0E7A34"/>
           <w:sz w:val="17"/>
         </w:rPr>
         <w:t xml:space="preserve"> </w:t>
@@ -9597,6 +9821,7 @@
       <w:r>
         <w:rPr>
           <w:rFonts w:ascii="Consolas" w:eastAsia="Consolas" w:hAnsi="Consolas" w:cs="Consolas"/>
+          <w:color w:val="0E7A34"/>
           <w:sz w:val="17"/>
         </w:rPr>
         <w:t xml:space="preserve">        studentForm.name.value = student.name;</w:t>
@@ -9614,6 +9839,7 @@
       <w:r>
         <w:rPr>
           <w:rFonts w:ascii="Consolas" w:eastAsia="Consolas" w:hAnsi="Consolas" w:cs="Consolas"/>
+          <w:color w:val="0E7A34"/>
           <w:sz w:val="17"/>
         </w:rPr>
         <w:t xml:space="preserve">        studentForm.studentNumber.value = student.studentNumber;</w:t>
@@ -9631,6 +9857,7 @@
       <w:r>
         <w:rPr>
           <w:rFonts w:ascii="Consolas" w:eastAsia="Consolas" w:hAnsi="Consolas" w:cs="Consolas"/>
+          <w:color w:val="0E7A34"/>
           <w:sz w:val="17"/>
         </w:rPr>
         <w:t xml:space="preserve"> </w:t>
@@ -9648,6 +9875,7 @@
       <w:r>
         <w:rPr>
           <w:rFonts w:ascii="Consolas" w:eastAsia="Consolas" w:hAnsi="Consolas" w:cs="Consolas"/>
+          <w:color w:val="0E7A34"/>
           <w:sz w:val="17"/>
         </w:rPr>
         <w:t xml:space="preserve">        if (student.detail) {</w:t>
@@ -9665,6 +9893,7 @@
       <w:r>
         <w:rPr>
           <w:rFonts w:ascii="Consolas" w:eastAsia="Consolas" w:hAnsi="Consolas" w:cs="Consolas"/>
+          <w:color w:val="0E7A34"/>
           <w:sz w:val="17"/>
         </w:rPr>
         <w:t xml:space="preserve">            studentForm.address.value = student.detail.address;</w:t>
@@ -9682,6 +9911,7 @@
       <w:r>
         <w:rPr>
           <w:rFonts w:ascii="Consolas" w:eastAsia="Consolas" w:hAnsi="Consolas" w:cs="Consolas"/>
+          <w:color w:val="0E7A34"/>
           <w:sz w:val="17"/>
         </w:rPr>
         <w:t xml:space="preserve">            studentForm.phoneNumber.value = student.detail.phoneNumber;</w:t>
@@ -9699,6 +9929,7 @@
       <w:r>
         <w:rPr>
           <w:rFonts w:ascii="Consolas" w:eastAsia="Consolas" w:hAnsi="Consolas" w:cs="Consolas"/>
+          <w:color w:val="0E7A34"/>
           <w:sz w:val="17"/>
         </w:rPr>
         <w:t xml:space="preserve">            studentForm.email.value = student.detail.email || "";</w:t>
@@ -9716,6 +9947,7 @@
       <w:r>
         <w:rPr>
           <w:rFonts w:ascii="Consolas" w:eastAsia="Consolas" w:hAnsi="Consolas" w:cs="Consolas"/>
+          <w:color w:val="0E7A34"/>
           <w:sz w:val="17"/>
         </w:rPr>
         <w:t xml:space="preserve">            studentForm.dateOfBirth.value = student.detail.dateOfBirth || "";</w:t>
@@ -9733,6 +9965,7 @@
       <w:r>
         <w:rPr>
           <w:rFonts w:ascii="Consolas" w:eastAsia="Consolas" w:hAnsi="Consolas" w:cs="Consolas"/>
+          <w:color w:val="0E7A34"/>
           <w:sz w:val="17"/>
         </w:rPr>
         <w:t xml:space="preserve">        }</w:t>
@@ -9750,6 +9983,7 @@
       <w:r>
         <w:rPr>
           <w:rFonts w:ascii="Consolas" w:eastAsia="Consolas" w:hAnsi="Consolas" w:cs="Consolas"/>
+          <w:color w:val="0E7A34"/>
           <w:sz w:val="17"/>
         </w:rPr>
         <w:t xml:space="preserve"> </w:t>
@@ -9767,6 +10001,7 @@
       <w:r>
         <w:rPr>
           <w:rFonts w:ascii="Consolas" w:eastAsia="Consolas" w:hAnsi="Consolas" w:cs="Consolas"/>
+          <w:color w:val="0E7A34"/>
           <w:sz w:val="17"/>
         </w:rPr>
         <w:t xml:space="preserve">        editingStudentId = studentId;</w:t>
@@ -9784,6 +10019,7 @@
       <w:r>
         <w:rPr>
           <w:rFonts w:ascii="Consolas" w:eastAsia="Consolas" w:hAnsi="Consolas" w:cs="Consolas"/>
+          <w:color w:val="0E7A34"/>
           <w:sz w:val="17"/>
         </w:rPr>
         <w:t xml:space="preserve">        submitButton.textContent = "학생 수정";</w:t>
@@ -9801,6 +10037,7 @@
       <w:r>
         <w:rPr>
           <w:rFonts w:ascii="Consolas" w:eastAsia="Consolas" w:hAnsi="Consolas" w:cs="Consolas"/>
+          <w:color w:val="0E7A34"/>
           <w:sz w:val="17"/>
         </w:rPr>
         <w:t xml:space="preserve">        studentForm.scrollIntoView({ behavior: "smooth" });</w:t>
@@ -9818,6 +10055,7 @@
       <w:r>
         <w:rPr>
           <w:rFonts w:ascii="Consolas" w:eastAsia="Consolas" w:hAnsi="Consolas" w:cs="Consolas"/>
+          <w:color w:val="0E7A34"/>
           <w:sz w:val="17"/>
         </w:rPr>
         <w:t xml:space="preserve">    } catch (error) {</w:t>
@@ -9835,6 +10073,7 @@
       <w:r>
         <w:rPr>
           <w:rFonts w:ascii="Consolas" w:eastAsia="Consolas" w:hAnsi="Consolas" w:cs="Consolas"/>
+          <w:color w:val="0E7A34"/>
           <w:sz w:val="17"/>
         </w:rPr>
         <w:t xml:space="preserve">        console.error("Error:", error);</w:t>
@@ -9852,6 +10091,7 @@
       <w:r>
         <w:rPr>
           <w:rFonts w:ascii="Consolas" w:eastAsia="Consolas" w:hAnsi="Consolas" w:cs="Consolas"/>
+          <w:color w:val="0E7A34"/>
           <w:sz w:val="17"/>
         </w:rPr>
         <w:t xml:space="preserve">        showError(error.message);</w:t>
@@ -9869,6 +10109,7 @@
       <w:r>
         <w:rPr>
           <w:rFonts w:ascii="Consolas" w:eastAsia="Consolas" w:hAnsi="Consolas" w:cs="Consolas"/>
+          <w:color w:val="0E7A34"/>
           <w:sz w:val="17"/>
         </w:rPr>
         <w:t xml:space="preserve">    }</w:t>
@@ -9886,6 +10127,7 @@
       <w:r>
         <w:rPr>
           <w:rFonts w:ascii="Consolas" w:eastAsia="Consolas" w:hAnsi="Consolas" w:cs="Consolas"/>
+          <w:color w:val="0E7A34"/>
           <w:sz w:val="17"/>
         </w:rPr>
         <w:t xml:space="preserve">}</w:t>
@@ -10231,6 +10473,7 @@
       <w:r>
         <w:rPr>
           <w:rFonts w:ascii="Consolas" w:eastAsia="Consolas" w:hAnsi="Consolas" w:cs="Consolas"/>
+          <w:color w:val="8A8F98"/>
           <w:sz w:val="17"/>
         </w:rPr>
         <w:t>const formData = new FormData(studentForm);</w:t>
@@ -10248,6 +10491,7 @@
       <w:r>
         <w:rPr>
           <w:rFonts w:ascii="Consolas" w:eastAsia="Consolas" w:hAnsi="Consolas" w:cs="Consolas"/>
+          <w:color w:val="8A8F98"/>
           <w:sz w:val="17"/>
         </w:rPr>
         <w:t>const studentData = {</w:t>
@@ -10265,6 +10509,7 @@
       <w:r>
         <w:rPr>
           <w:rFonts w:ascii="Consolas" w:eastAsia="Consolas" w:hAnsi="Consolas" w:cs="Consolas"/>
+          <w:color w:val="8A8F98"/>
           <w:sz w:val="17"/>
         </w:rPr>
         <w:t xml:space="preserve">    name: formData.get("name").trim(),</w:t>
@@ -10282,6 +10527,7 @@
       <w:r>
         <w:rPr>
           <w:rFonts w:ascii="Consolas" w:eastAsia="Consolas" w:hAnsi="Consolas" w:cs="Consolas"/>
+          <w:color w:val="8A8F98"/>
           <w:sz w:val="17"/>
         </w:rPr>
         <w:t xml:space="preserve">    studentNumber: formData.get("studentNumber").trim(),</w:t>
@@ -10299,6 +10545,7 @@
       <w:r>
         <w:rPr>
           <w:rFonts w:ascii="Consolas" w:eastAsia="Consolas" w:hAnsi="Consolas" w:cs="Consolas"/>
+          <w:color w:val="8A8F98"/>
           <w:sz w:val="17"/>
         </w:rPr>
         <w:t xml:space="preserve">    detailRequest: {</w:t>
@@ -10316,6 +10563,7 @@
       <w:r>
         <w:rPr>
           <w:rFonts w:ascii="Consolas" w:eastAsia="Consolas" w:hAnsi="Consolas" w:cs="Consolas"/>
+          <w:color w:val="8A8F98"/>
           <w:sz w:val="17"/>
         </w:rPr>
         <w:t xml:space="preserve">        address: formData.get("address").trim(),</w:t>
@@ -10333,6 +10581,7 @@
       <w:r>
         <w:rPr>
           <w:rFonts w:ascii="Consolas" w:eastAsia="Consolas" w:hAnsi="Consolas" w:cs="Consolas"/>
+          <w:color w:val="8A8F98"/>
           <w:sz w:val="17"/>
         </w:rPr>
         <w:t xml:space="preserve">        phoneNumber: formData.get("phoneNumber").trim(),</w:t>
@@ -10350,6 +10599,7 @@
       <w:r>
         <w:rPr>
           <w:rFonts w:ascii="Consolas" w:eastAsia="Consolas" w:hAnsi="Consolas" w:cs="Consolas"/>
+          <w:color w:val="8A8F98"/>
           <w:sz w:val="17"/>
         </w:rPr>
         <w:t xml:space="preserve">        email: formData.get("email").trim() || null,</w:t>
@@ -10367,6 +10617,7 @@
       <w:r>
         <w:rPr>
           <w:rFonts w:ascii="Consolas" w:eastAsia="Consolas" w:hAnsi="Consolas" w:cs="Consolas"/>
+          <w:color w:val="8A8F98"/>
           <w:sz w:val="17"/>
         </w:rPr>
         <w:t xml:space="preserve">        dateOfBirth: formData.get("dateOfBirth") || null,</w:t>
@@ -10384,6 +10635,7 @@
       <w:r>
         <w:rPr>
           <w:rFonts w:ascii="Consolas" w:eastAsia="Consolas" w:hAnsi="Consolas" w:cs="Consolas"/>
+          <w:color w:val="8A8F98"/>
           <w:sz w:val="17"/>
         </w:rPr>
         <w:t xml:space="preserve">    },</w:t>
@@ -10401,6 +10653,7 @@
       <w:r>
         <w:rPr>
           <w:rFonts w:ascii="Consolas" w:eastAsia="Consolas" w:hAnsi="Consolas" w:cs="Consolas"/>
+          <w:color w:val="8A8F98"/>
           <w:sz w:val="17"/>
         </w:rPr>
         <w:t>};</w:t>
@@ -10977,6 +11230,7 @@
       <w:r>
         <w:rPr>
           <w:rFonts w:ascii="Consolas" w:eastAsia="Consolas" w:hAnsi="Consolas" w:cs="Consolas"/>
+          <w:color w:val="0E7A34"/>
           <w:sz w:val="17"/>
         </w:rPr>
         <w:t>export const studentForm = document.getElementById("studentForm");</w:t>
@@ -10994,6 +11248,7 @@
       <w:r>
         <w:rPr>
           <w:rFonts w:ascii="Consolas" w:eastAsia="Consolas" w:hAnsi="Consolas" w:cs="Consolas"/>
+          <w:color w:val="0E7A34"/>
           <w:sz w:val="17"/>
         </w:rPr>
         <w:t xml:space="preserve"> </w:t>
@@ -11011,6 +11266,7 @@
       <w:r>
         <w:rPr>
           <w:rFonts w:ascii="Consolas" w:eastAsia="Consolas" w:hAnsi="Consolas" w:cs="Consolas"/>
+          <w:color w:val="0E7A34"/>
           <w:sz w:val="17"/>
         </w:rPr>
         <w:t>export function collectStudentData() {</w:t>
@@ -11028,6 +11284,7 @@
       <w:r>
         <w:rPr>
           <w:rFonts w:ascii="Consolas" w:eastAsia="Consolas" w:hAnsi="Consolas" w:cs="Consolas"/>
+          <w:color w:val="0E7A34"/>
           <w:sz w:val="17"/>
         </w:rPr>
         <w:t xml:space="preserve">    // FormData 를 한 번에 객체로 바꾼 뒤, 필요한 값만 구조 분해로 꺼낸다.</w:t>
@@ -11045,6 +11302,7 @@
       <w:r>
         <w:rPr>
           <w:rFonts w:ascii="Consolas" w:eastAsia="Consolas" w:hAnsi="Consolas" w:cs="Consolas"/>
+          <w:color w:val="0E7A34"/>
           <w:sz w:val="17"/>
         </w:rPr>
         <w:t xml:space="preserve">    const { name, studentNumber, address, phoneNumber, email, dateOfBirth } =</w:t>
@@ -11062,6 +11320,7 @@
       <w:r>
         <w:rPr>
           <w:rFonts w:ascii="Consolas" w:eastAsia="Consolas" w:hAnsi="Consolas" w:cs="Consolas"/>
+          <w:color w:val="0E7A34"/>
           <w:sz w:val="17"/>
         </w:rPr>
         <w:t xml:space="preserve">        Object.fromEntries(new FormData(studentForm).entries());</w:t>
@@ -11079,6 +11338,7 @@
       <w:r>
         <w:rPr>
           <w:rFonts w:ascii="Consolas" w:eastAsia="Consolas" w:hAnsi="Consolas" w:cs="Consolas"/>
+          <w:color w:val="0E7A34"/>
           <w:sz w:val="17"/>
         </w:rPr>
         <w:t xml:space="preserve"> </w:t>
@@ -11096,6 +11356,7 @@
       <w:r>
         <w:rPr>
           <w:rFonts w:ascii="Consolas" w:eastAsia="Consolas" w:hAnsi="Consolas" w:cs="Consolas"/>
+          <w:color w:val="0E7A34"/>
           <w:sz w:val="17"/>
         </w:rPr>
         <w:t xml:space="preserve">    return {</w:t>
@@ -11113,6 +11374,7 @@
       <w:r>
         <w:rPr>
           <w:rFonts w:ascii="Consolas" w:eastAsia="Consolas" w:hAnsi="Consolas" w:cs="Consolas"/>
+          <w:color w:val="0E7A34"/>
           <w:sz w:val="17"/>
         </w:rPr>
         <w:t xml:space="preserve">        name: name.trim(),</w:t>
@@ -11130,6 +11392,7 @@
       <w:r>
         <w:rPr>
           <w:rFonts w:ascii="Consolas" w:eastAsia="Consolas" w:hAnsi="Consolas" w:cs="Consolas"/>
+          <w:color w:val="0E7A34"/>
           <w:sz w:val="17"/>
         </w:rPr>
         <w:t xml:space="preserve">        studentNumber: studentNumber.trim(),</w:t>
@@ -11147,6 +11410,7 @@
       <w:r>
         <w:rPr>
           <w:rFonts w:ascii="Consolas" w:eastAsia="Consolas" w:hAnsi="Consolas" w:cs="Consolas"/>
+          <w:color w:val="0E7A34"/>
           <w:sz w:val="17"/>
         </w:rPr>
         <w:t xml:space="preserve">        detailRequest: {</w:t>
@@ -11164,6 +11428,7 @@
       <w:r>
         <w:rPr>
           <w:rFonts w:ascii="Consolas" w:eastAsia="Consolas" w:hAnsi="Consolas" w:cs="Consolas"/>
+          <w:color w:val="0E7A34"/>
           <w:sz w:val="17"/>
         </w:rPr>
         <w:t xml:space="preserve">            address: address.trim(),</w:t>
@@ -11181,6 +11446,7 @@
       <w:r>
         <w:rPr>
           <w:rFonts w:ascii="Consolas" w:eastAsia="Consolas" w:hAnsi="Consolas" w:cs="Consolas"/>
+          <w:color w:val="0E7A34"/>
           <w:sz w:val="17"/>
         </w:rPr>
         <w:t xml:space="preserve">            phoneNumber: phoneNumber.trim(),</w:t>
@@ -11198,6 +11464,7 @@
       <w:r>
         <w:rPr>
           <w:rFonts w:ascii="Consolas" w:eastAsia="Consolas" w:hAnsi="Consolas" w:cs="Consolas"/>
+          <w:color w:val="0E7A34"/>
           <w:sz w:val="17"/>
         </w:rPr>
         <w:t xml:space="preserve">            // 빈 문자열("")도 걸러야 하므로 여기서는 ?? 가 아니라 || 를 쓴다.</w:t>
@@ -11215,6 +11482,7 @@
       <w:r>
         <w:rPr>
           <w:rFonts w:ascii="Consolas" w:eastAsia="Consolas" w:hAnsi="Consolas" w:cs="Consolas"/>
+          <w:color w:val="0E7A34"/>
           <w:sz w:val="17"/>
         </w:rPr>
         <w:t xml:space="preserve">            email: email.trim() || null,</w:t>
@@ -11232,6 +11500,7 @@
       <w:r>
         <w:rPr>
           <w:rFonts w:ascii="Consolas" w:eastAsia="Consolas" w:hAnsi="Consolas" w:cs="Consolas"/>
+          <w:color w:val="0E7A34"/>
           <w:sz w:val="17"/>
         </w:rPr>
         <w:t xml:space="preserve">            dateOfBirth: dateOfBirth || null,</w:t>
@@ -11249,6 +11518,7 @@
       <w:r>
         <w:rPr>
           <w:rFonts w:ascii="Consolas" w:eastAsia="Consolas" w:hAnsi="Consolas" w:cs="Consolas"/>
+          <w:color w:val="0E7A34"/>
           <w:sz w:val="17"/>
         </w:rPr>
         <w:t xml:space="preserve">        },</w:t>
@@ -11266,6 +11536,7 @@
       <w:r>
         <w:rPr>
           <w:rFonts w:ascii="Consolas" w:eastAsia="Consolas" w:hAnsi="Consolas" w:cs="Consolas"/>
+          <w:color w:val="0E7A34"/>
           <w:sz w:val="17"/>
         </w:rPr>
         <w:t xml:space="preserve">    };</w:t>
@@ -11283,6 +11554,7 @@
       <w:r>
         <w:rPr>
           <w:rFonts w:ascii="Consolas" w:eastAsia="Consolas" w:hAnsi="Consolas" w:cs="Consolas"/>
+          <w:color w:val="0E7A34"/>
           <w:sz w:val="17"/>
         </w:rPr>
         <w:t>}</w:t>
@@ -11342,6 +11614,7 @@
       <w:r>
         <w:rPr>
           <w:rFonts w:ascii="Consolas" w:eastAsia="Consolas" w:hAnsi="Consolas" w:cs="Consolas"/>
+          <w:color w:val="0E7A34"/>
           <w:sz w:val="17"/>
         </w:rPr>
         <w:t xml:space="preserve">import { studentForm, collectStudentData } from "./ui/studentForm.js";</w:t>
@@ -11376,6 +11649,7 @@
       <w:r>
         <w:rPr>
           <w:rFonts w:ascii="Consolas" w:eastAsia="Consolas" w:hAnsi="Consolas" w:cs="Consolas"/>
+          <w:color w:val="8A8F98"/>
           <w:sz w:val="17"/>
         </w:rPr>
         <w:t xml:space="preserve">// const studentForm = document.getElementById("studentForm");   ← 지웁니다</w:t>
@@ -11410,6 +11684,7 @@
       <w:r>
         <w:rPr>
           <w:rFonts w:ascii="Consolas" w:eastAsia="Consolas" w:hAnsi="Consolas" w:cs="Consolas"/>
+          <w:color w:val="0E7A34"/>
           <w:sz w:val="17"/>
         </w:rPr>
         <w:t xml:space="preserve">// 폼 제출 처리 안 — FormData 여섯 줄이 한 줄이 된다</w:t>
@@ -11427,6 +11702,7 @@
       <w:r>
         <w:rPr>
           <w:rFonts w:ascii="Consolas" w:eastAsia="Consolas" w:hAnsi="Consolas" w:cs="Consolas"/>
+          <w:color w:val="0E7A34"/>
           <w:sz w:val="17"/>
         </w:rPr>
         <w:t xml:space="preserve">const studentData = collectStudentData();</w:t>
@@ -11706,6 +11982,7 @@
       <w:r>
         <w:rPr>
           <w:rFonts w:ascii="Consolas" w:eastAsia="Consolas" w:hAnsi="Consolas" w:cs="Consolas"/>
+          <w:color w:val="0E7A34"/>
           <w:sz w:val="17"/>
         </w:rPr>
         <w:t>const STUDENT_NUMBER_PATTERN = /^[A-Za-z0-9]+$/;</w:t>
@@ -11723,6 +12000,7 @@
       <w:r>
         <w:rPr>
           <w:rFonts w:ascii="Consolas" w:eastAsia="Consolas" w:hAnsi="Consolas" w:cs="Consolas"/>
+          <w:color w:val="0E7A34"/>
           <w:sz w:val="17"/>
         </w:rPr>
         <w:t>const PHONE_PATTERN = /^[0-9-\s]+$/;</w:t>
@@ -11740,6 +12018,7 @@
       <w:r>
         <w:rPr>
           <w:rFonts w:ascii="Consolas" w:eastAsia="Consolas" w:hAnsi="Consolas" w:cs="Consolas"/>
+          <w:color w:val="0E7A34"/>
           <w:sz w:val="17"/>
         </w:rPr>
         <w:t>const EMAIL_PATTERN = /^[^\s@]+@[^\s@]+\.[^\s@]+$/;</w:t>
@@ -11757,6 +12036,7 @@
       <w:r>
         <w:rPr>
           <w:rFonts w:ascii="Consolas" w:eastAsia="Consolas" w:hAnsi="Consolas" w:cs="Consolas"/>
+          <w:color w:val="0E7A34"/>
           <w:sz w:val="17"/>
         </w:rPr>
         <w:t xml:space="preserve"> </w:t>
@@ -11774,6 +12054,7 @@
       <w:r>
         <w:rPr>
           <w:rFonts w:ascii="Consolas" w:eastAsia="Consolas" w:hAnsi="Consolas" w:cs="Consolas"/>
+          <w:color w:val="0E7A34"/>
           <w:sz w:val="17"/>
         </w:rPr>
         <w:t>export const isValidEmail = (email) =&gt; EMAIL_PATTERN.test(email);</w:t>
@@ -11791,6 +12072,7 @@
       <w:r>
         <w:rPr>
           <w:rFonts w:ascii="Consolas" w:eastAsia="Consolas" w:hAnsi="Consolas" w:cs="Consolas"/>
+          <w:color w:val="0E7A34"/>
           <w:sz w:val="17"/>
         </w:rPr>
         <w:t xml:space="preserve"> </w:t>
@@ -11808,6 +12090,7 @@
       <w:r>
         <w:rPr>
           <w:rFonts w:ascii="Consolas" w:eastAsia="Consolas" w:hAnsi="Consolas" w:cs="Consolas"/>
+          <w:color w:val="0E7A34"/>
           <w:sz w:val="17"/>
         </w:rPr>
         <w:t>/**</w:t>
@@ -11825,6 +12108,7 @@
       <w:r>
         <w:rPr>
           <w:rFonts w:ascii="Consolas" w:eastAsia="Consolas" w:hAnsi="Consolas" w:cs="Consolas"/>
+          <w:color w:val="0E7A34"/>
           <w:sz w:val="17"/>
         </w:rPr>
         <w:t xml:space="preserve"> * 학생 데이터를 검사해 첫 번째 오류 메시지를 돌려준다.</w:t>
@@ -11842,6 +12126,7 @@
       <w:r>
         <w:rPr>
           <w:rFonts w:ascii="Consolas" w:eastAsia="Consolas" w:hAnsi="Consolas" w:cs="Consolas"/>
+          <w:color w:val="0E7A34"/>
           <w:sz w:val="17"/>
         </w:rPr>
         <w:t xml:space="preserve"> * @returns {string|null} 문제가 없으면 null</w:t>
@@ -11859,6 +12144,7 @@
       <w:r>
         <w:rPr>
           <w:rFonts w:ascii="Consolas" w:eastAsia="Consolas" w:hAnsi="Consolas" w:cs="Consolas"/>
+          <w:color w:val="0E7A34"/>
           <w:sz w:val="17"/>
         </w:rPr>
         <w:t xml:space="preserve"> */</w:t>
@@ -11876,6 +12162,7 @@
       <w:r>
         <w:rPr>
           <w:rFonts w:ascii="Consolas" w:eastAsia="Consolas" w:hAnsi="Consolas" w:cs="Consolas"/>
+          <w:color w:val="0E7A34"/>
           <w:sz w:val="17"/>
         </w:rPr>
         <w:t>export function validateStudent(student) {</w:t>
@@ -11893,6 +12180,7 @@
       <w:r>
         <w:rPr>
           <w:rFonts w:ascii="Consolas" w:eastAsia="Consolas" w:hAnsi="Consolas" w:cs="Consolas"/>
+          <w:color w:val="0E7A34"/>
           <w:sz w:val="17"/>
         </w:rPr>
         <w:t xml:space="preserve">    // 구조 분해로 필요한 값만 꺼낸다. detailRequest 가 없을 때를 대비해 기본값 {} 를 둔다.</w:t>
@@ -11910,6 +12198,7 @@
       <w:r>
         <w:rPr>
           <w:rFonts w:ascii="Consolas" w:eastAsia="Consolas" w:hAnsi="Consolas" w:cs="Consolas"/>
+          <w:color w:val="0E7A34"/>
           <w:sz w:val="17"/>
         </w:rPr>
         <w:t xml:space="preserve">    const { name, studentNumber, detailRequest = {} } = student;</w:t>
@@ -11927,6 +12216,7 @@
       <w:r>
         <w:rPr>
           <w:rFonts w:ascii="Consolas" w:eastAsia="Consolas" w:hAnsi="Consolas" w:cs="Consolas"/>
+          <w:color w:val="0E7A34"/>
           <w:sz w:val="17"/>
         </w:rPr>
         <w:t xml:space="preserve">    const { address, phoneNumber, email } = detailRequest;</w:t>
@@ -11944,6 +12234,7 @@
       <w:r>
         <w:rPr>
           <w:rFonts w:ascii="Consolas" w:eastAsia="Consolas" w:hAnsi="Consolas" w:cs="Consolas"/>
+          <w:color w:val="0E7A34"/>
           <w:sz w:val="17"/>
         </w:rPr>
         <w:t xml:space="preserve"> </w:t>
@@ -11961,6 +12252,7 @@
       <w:r>
         <w:rPr>
           <w:rFonts w:ascii="Consolas" w:eastAsia="Consolas" w:hAnsi="Consolas" w:cs="Consolas"/>
+          <w:color w:val="0E7A34"/>
           <w:sz w:val="17"/>
         </w:rPr>
         <w:t xml:space="preserve">    if (!name) return "이름을 입력해주세요.";</w:t>
@@ -11978,6 +12270,7 @@
       <w:r>
         <w:rPr>
           <w:rFonts w:ascii="Consolas" w:eastAsia="Consolas" w:hAnsi="Consolas" w:cs="Consolas"/>
+          <w:color w:val="0E7A34"/>
           <w:sz w:val="17"/>
         </w:rPr>
         <w:t xml:space="preserve">    if (!studentNumber) return "학번을 입력해주세요.";</w:t>
@@ -11995,6 +12288,7 @@
       <w:r>
         <w:rPr>
           <w:rFonts w:ascii="Consolas" w:eastAsia="Consolas" w:hAnsi="Consolas" w:cs="Consolas"/>
+          <w:color w:val="0E7A34"/>
           <w:sz w:val="17"/>
         </w:rPr>
         <w:t xml:space="preserve">    if (!address) return "주소를 입력해주세요.";</w:t>
@@ -12012,6 +12306,7 @@
       <w:r>
         <w:rPr>
           <w:rFonts w:ascii="Consolas" w:eastAsia="Consolas" w:hAnsi="Consolas" w:cs="Consolas"/>
+          <w:color w:val="0E7A34"/>
           <w:sz w:val="17"/>
         </w:rPr>
         <w:t xml:space="preserve">    if (!phoneNumber) return "전화번호를 입력해주세요.";</w:t>
@@ -12029,6 +12324,7 @@
       <w:r>
         <w:rPr>
           <w:rFonts w:ascii="Consolas" w:eastAsia="Consolas" w:hAnsi="Consolas" w:cs="Consolas"/>
+          <w:color w:val="0E7A34"/>
           <w:sz w:val="17"/>
         </w:rPr>
         <w:t xml:space="preserve"> </w:t>
@@ -12046,6 +12342,7 @@
       <w:r>
         <w:rPr>
           <w:rFonts w:ascii="Consolas" w:eastAsia="Consolas" w:hAnsi="Consolas" w:cs="Consolas"/>
+          <w:color w:val="0E7A34"/>
           <w:sz w:val="17"/>
         </w:rPr>
         <w:t xml:space="preserve">    if (!STUDENT_NUMBER_PATTERN.test(studentNumber)) {</w:t>
@@ -12063,6 +12360,7 @@
       <w:r>
         <w:rPr>
           <w:rFonts w:ascii="Consolas" w:eastAsia="Consolas" w:hAnsi="Consolas" w:cs="Consolas"/>
+          <w:color w:val="0E7A34"/>
           <w:sz w:val="17"/>
         </w:rPr>
         <w:t xml:space="preserve">        return "학번은 영문과 숫자만 입력 가능합니다.";</w:t>
@@ -12080,6 +12378,7 @@
       <w:r>
         <w:rPr>
           <w:rFonts w:ascii="Consolas" w:eastAsia="Consolas" w:hAnsi="Consolas" w:cs="Consolas"/>
+          <w:color w:val="0E7A34"/>
           <w:sz w:val="17"/>
         </w:rPr>
         <w:t xml:space="preserve">    }</w:t>
@@ -12097,6 +12396,7 @@
       <w:r>
         <w:rPr>
           <w:rFonts w:ascii="Consolas" w:eastAsia="Consolas" w:hAnsi="Consolas" w:cs="Consolas"/>
+          <w:color w:val="0E7A34"/>
           <w:sz w:val="17"/>
         </w:rPr>
         <w:t xml:space="preserve">    if (!PHONE_PATTERN.test(phoneNumber)) {</w:t>
@@ -12114,6 +12414,7 @@
       <w:r>
         <w:rPr>
           <w:rFonts w:ascii="Consolas" w:eastAsia="Consolas" w:hAnsi="Consolas" w:cs="Consolas"/>
+          <w:color w:val="0E7A34"/>
           <w:sz w:val="17"/>
         </w:rPr>
         <w:t xml:space="preserve">        return "올바른 전화번호 형식이 아닙니다.";</w:t>
@@ -12131,6 +12432,7 @@
       <w:r>
         <w:rPr>
           <w:rFonts w:ascii="Consolas" w:eastAsia="Consolas" w:hAnsi="Consolas" w:cs="Consolas"/>
+          <w:color w:val="0E7A34"/>
           <w:sz w:val="17"/>
         </w:rPr>
         <w:t xml:space="preserve">    }</w:t>
@@ -12148,6 +12450,7 @@
       <w:r>
         <w:rPr>
           <w:rFonts w:ascii="Consolas" w:eastAsia="Consolas" w:hAnsi="Consolas" w:cs="Consolas"/>
+          <w:color w:val="0E7A34"/>
           <w:sz w:val="17"/>
         </w:rPr>
         <w:t xml:space="preserve"> </w:t>
@@ -12165,6 +12468,7 @@
       <w:r>
         <w:rPr>
           <w:rFonts w:ascii="Consolas" w:eastAsia="Consolas" w:hAnsi="Consolas" w:cs="Consolas"/>
+          <w:color w:val="0E7A34"/>
           <w:sz w:val="17"/>
         </w:rPr>
         <w:t xml:space="preserve">    // 이메일은 선택 항목이므로 입력된 경우에만 검사한다.</w:t>
@@ -12182,6 +12486,7 @@
       <w:r>
         <w:rPr>
           <w:rFonts w:ascii="Consolas" w:eastAsia="Consolas" w:hAnsi="Consolas" w:cs="Consolas"/>
+          <w:color w:val="0E7A34"/>
           <w:sz w:val="17"/>
         </w:rPr>
         <w:t xml:space="preserve">    if (email &amp;&amp; !isValidEmail(email)) {</w:t>
@@ -12199,6 +12504,7 @@
       <w:r>
         <w:rPr>
           <w:rFonts w:ascii="Consolas" w:eastAsia="Consolas" w:hAnsi="Consolas" w:cs="Consolas"/>
+          <w:color w:val="0E7A34"/>
           <w:sz w:val="17"/>
         </w:rPr>
         <w:t xml:space="preserve">        return "올바른 이메일 형식이 아닙니다.";</w:t>
@@ -12216,6 +12522,7 @@
       <w:r>
         <w:rPr>
           <w:rFonts w:ascii="Consolas" w:eastAsia="Consolas" w:hAnsi="Consolas" w:cs="Consolas"/>
+          <w:color w:val="0E7A34"/>
           <w:sz w:val="17"/>
         </w:rPr>
         <w:t xml:space="preserve">    }</w:t>
@@ -12233,6 +12540,7 @@
       <w:r>
         <w:rPr>
           <w:rFonts w:ascii="Consolas" w:eastAsia="Consolas" w:hAnsi="Consolas" w:cs="Consolas"/>
+          <w:color w:val="0E7A34"/>
           <w:sz w:val="17"/>
         </w:rPr>
         <w:t xml:space="preserve"> </w:t>
@@ -12250,6 +12558,7 @@
       <w:r>
         <w:rPr>
           <w:rFonts w:ascii="Consolas" w:eastAsia="Consolas" w:hAnsi="Consolas" w:cs="Consolas"/>
+          <w:color w:val="0E7A34"/>
           <w:sz w:val="17"/>
         </w:rPr>
         <w:t xml:space="preserve">    return null;</w:t>
@@ -12267,6 +12576,7 @@
       <w:r>
         <w:rPr>
           <w:rFonts w:ascii="Consolas" w:eastAsia="Consolas" w:hAnsi="Consolas" w:cs="Consolas"/>
+          <w:color w:val="0E7A34"/>
           <w:sz w:val="17"/>
         </w:rPr>
         <w:t>}</w:t>
@@ -12292,6 +12602,7 @@
       <w:r>
         <w:rPr>
           <w:rFonts w:ascii="Consolas" w:eastAsia="Consolas" w:hAnsi="Consolas" w:cs="Consolas"/>
+          <w:color w:val="0E7A34"/>
           <w:sz w:val="17"/>
         </w:rPr>
         <w:t>const errorMessage = validateStudent(studentData);</w:t>
@@ -12309,6 +12620,7 @@
       <w:r>
         <w:rPr>
           <w:rFonts w:ascii="Consolas" w:eastAsia="Consolas" w:hAnsi="Consolas" w:cs="Consolas"/>
+          <w:color w:val="0E7A34"/>
           <w:sz w:val="17"/>
         </w:rPr>
         <w:t>if (errorMessage) {</w:t>
@@ -12326,6 +12638,7 @@
       <w:r>
         <w:rPr>
           <w:rFonts w:ascii="Consolas" w:eastAsia="Consolas" w:hAnsi="Consolas" w:cs="Consolas"/>
+          <w:color w:val="0E7A34"/>
           <w:sz w:val="17"/>
         </w:rPr>
         <w:t xml:space="preserve">    showError(errorMessage);</w:t>
@@ -12343,6 +12656,7 @@
       <w:r>
         <w:rPr>
           <w:rFonts w:ascii="Consolas" w:eastAsia="Consolas" w:hAnsi="Consolas" w:cs="Consolas"/>
+          <w:color w:val="0E7A34"/>
           <w:sz w:val="17"/>
         </w:rPr>
         <w:t xml:space="preserve">    return;</w:t>
@@ -12360,6 +12674,7 @@
       <w:r>
         <w:rPr>
           <w:rFonts w:ascii="Consolas" w:eastAsia="Consolas" w:hAnsi="Consolas" w:cs="Consolas"/>
+          <w:color w:val="0E7A34"/>
           <w:sz w:val="17"/>
         </w:rPr>
         <w:t>}</w:t>
@@ -12419,6 +12734,7 @@
       <w:r>
         <w:rPr>
           <w:rFonts w:ascii="Consolas" w:eastAsia="Consolas" w:hAnsi="Consolas" w:cs="Consolas"/>
+          <w:color w:val="0E7A34"/>
           <w:sz w:val="17"/>
         </w:rPr>
         <w:t xml:space="preserve">import { validateStudent } from "./lib/validation.js";</w:t>
@@ -12453,6 +12769,7 @@
       <w:r>
         <w:rPr>
           <w:rFonts w:ascii="Consolas" w:eastAsia="Consolas" w:hAnsi="Consolas" w:cs="Consolas"/>
+          <w:color w:val="8A8F98"/>
           <w:sz w:val="17"/>
         </w:rPr>
         <w:t xml:space="preserve">// 바꾸기 전 — 검사 함수가 직접 alert 을 띄웠다</w:t>
@@ -12470,6 +12787,7 @@
       <w:r>
         <w:rPr>
           <w:rFonts w:ascii="Consolas" w:eastAsia="Consolas" w:hAnsi="Consolas" w:cs="Consolas"/>
+          <w:color w:val="8A8F98"/>
           <w:sz w:val="17"/>
         </w:rPr>
         <w:t xml:space="preserve">if (!validateStudent(studentData)) {</w:t>
@@ -12487,6 +12805,7 @@
       <w:r>
         <w:rPr>
           <w:rFonts w:ascii="Consolas" w:eastAsia="Consolas" w:hAnsi="Consolas" w:cs="Consolas"/>
+          <w:color w:val="8A8F98"/>
           <w:sz w:val="17"/>
         </w:rPr>
         <w:t xml:space="preserve">    return;</w:t>
@@ -12504,6 +12823,7 @@
       <w:r>
         <w:rPr>
           <w:rFonts w:ascii="Consolas" w:eastAsia="Consolas" w:hAnsi="Consolas" w:cs="Consolas"/>
+          <w:color w:val="8A8F98"/>
           <w:sz w:val="17"/>
         </w:rPr>
         <w:t xml:space="preserve">}</w:t>
@@ -12538,6 +12858,7 @@
       <w:r>
         <w:rPr>
           <w:rFonts w:ascii="Consolas" w:eastAsia="Consolas" w:hAnsi="Consolas" w:cs="Consolas"/>
+          <w:color w:val="0E7A34"/>
           <w:sz w:val="17"/>
         </w:rPr>
         <w:t xml:space="preserve">// 바꾼 뒤 — 돌아온 메시지를 화면에 보여 준다</w:t>
@@ -12555,6 +12876,7 @@
       <w:r>
         <w:rPr>
           <w:rFonts w:ascii="Consolas" w:eastAsia="Consolas" w:hAnsi="Consolas" w:cs="Consolas"/>
+          <w:color w:val="0E7A34"/>
           <w:sz w:val="17"/>
         </w:rPr>
         <w:t xml:space="preserve">const errorMessage = validateStudent(studentData);</w:t>
@@ -12572,6 +12894,7 @@
       <w:r>
         <w:rPr>
           <w:rFonts w:ascii="Consolas" w:eastAsia="Consolas" w:hAnsi="Consolas" w:cs="Consolas"/>
+          <w:color w:val="0E7A34"/>
           <w:sz w:val="17"/>
         </w:rPr>
         <w:t xml:space="preserve">if (errorMessage) {</w:t>
@@ -12589,6 +12912,7 @@
       <w:r>
         <w:rPr>
           <w:rFonts w:ascii="Consolas" w:eastAsia="Consolas" w:hAnsi="Consolas" w:cs="Consolas"/>
+          <w:color w:val="0E7A34"/>
           <w:sz w:val="17"/>
         </w:rPr>
         <w:t xml:space="preserve">    showError(errorMessage);</w:t>
@@ -12606,6 +12930,7 @@
       <w:r>
         <w:rPr>
           <w:rFonts w:ascii="Consolas" w:eastAsia="Consolas" w:hAnsi="Consolas" w:cs="Consolas"/>
+          <w:color w:val="0E7A34"/>
           <w:sz w:val="17"/>
         </w:rPr>
         <w:t xml:space="preserve">    return;</w:t>
@@ -12623,6 +12948,7 @@
       <w:r>
         <w:rPr>
           <w:rFonts w:ascii="Consolas" w:eastAsia="Consolas" w:hAnsi="Consolas" w:cs="Consolas"/>
+          <w:color w:val="0E7A34"/>
           <w:sz w:val="17"/>
         </w:rPr>
         <w:t xml:space="preserve">}</w:t>
@@ -12854,40 +13180,43 @@
       <w:r>
         <w:rPr>
           <w:rFonts w:ascii="Consolas" w:eastAsia="Consolas" w:hAnsi="Consolas" w:cs="Consolas"/>
-          <w:sz w:val="17"/>
-        </w:rPr>
-        <w:t>const formError = document.getElementById("formError");</w:t>
-      </w:r>
-    </w:p>
-    <w:p>
-      <w:pPr>
-        <w:pBdr>
-          <w:left w:val="single" w:sz="12" w:space="6" w:color="B7C3D4"/>
-        </w:pBdr>
-        <w:shd w:val="clear" w:color="auto" w:fill="F2F4F7"/>
-        <w:spacing w:line="250" w:lineRule="auto"/>
-        <w:ind w:left="180" w:right="180"/>
-      </w:pPr>
-      <w:r>
-        <w:rPr>
-          <w:rFonts w:ascii="Consolas" w:eastAsia="Consolas" w:hAnsi="Consolas" w:cs="Consolas"/>
-          <w:sz w:val="17"/>
-        </w:rPr>
-        <w:t>const loadingMessage = document.getElementById("loadingMessage");</w:t>
-      </w:r>
-    </w:p>
-    <w:p>
-      <w:pPr>
-        <w:pBdr>
-          <w:left w:val="single" w:sz="12" w:space="6" w:color="B7C3D4"/>
-        </w:pBdr>
-        <w:shd w:val="clear" w:color="auto" w:fill="F2F4F7"/>
-        <w:spacing w:line="250" w:lineRule="auto"/>
-        <w:ind w:left="180" w:right="180"/>
-      </w:pPr>
-      <w:r>
-        <w:rPr>
-          <w:rFonts w:ascii="Consolas" w:eastAsia="Consolas" w:hAnsi="Consolas" w:cs="Consolas"/>
+          <w:color w:val="0E7A34"/>
+          <w:sz w:val="17"/>
+        </w:rPr>
+        <w:t xml:space="preserve">const formError = document.getElementById("formError");</w:t>
+      </w:r>
+    </w:p>
+    <w:p>
+      <w:pPr>
+        <w:pBdr>
+          <w:left w:val="single" w:sz="12" w:space="6" w:color="B7C3D4"/>
+        </w:pBdr>
+        <w:shd w:val="clear" w:color="auto" w:fill="F2F4F7"/>
+        <w:spacing w:line="250" w:lineRule="auto"/>
+        <w:ind w:left="180" w:right="180"/>
+      </w:pPr>
+      <w:r>
+        <w:rPr>
+          <w:rFonts w:ascii="Consolas" w:eastAsia="Consolas" w:hAnsi="Consolas" w:cs="Consolas"/>
+          <w:color w:val="0E7A34"/>
+          <w:sz w:val="17"/>
+        </w:rPr>
+        <w:t xml:space="preserve">const loadingMessage = document.getElementById("loadingMessage");</w:t>
+      </w:r>
+    </w:p>
+    <w:p>
+      <w:pPr>
+        <w:pBdr>
+          <w:left w:val="single" w:sz="12" w:space="6" w:color="B7C3D4"/>
+        </w:pBdr>
+        <w:shd w:val="clear" w:color="auto" w:fill="F2F4F7"/>
+        <w:spacing w:line="250" w:lineRule="auto"/>
+        <w:ind w:left="180" w:right="180"/>
+      </w:pPr>
+      <w:r>
+        <w:rPr>
+          <w:rFonts w:ascii="Consolas" w:eastAsia="Consolas" w:hAnsi="Consolas" w:cs="Consolas"/>
+          <w:color w:val="0E7A34"/>
           <w:sz w:val="17"/>
         </w:rPr>
         <w:t xml:space="preserve"> </w:t>
@@ -12905,23 +13234,25 @@
       <w:r>
         <w:rPr>
           <w:rFonts w:ascii="Consolas" w:eastAsia="Consolas" w:hAnsi="Consolas" w:cs="Consolas"/>
-          <w:sz w:val="17"/>
-        </w:rPr>
-        <w:t>const COLORS = { error: "#dc3545", success: "#28a745" };</w:t>
-      </w:r>
-    </w:p>
-    <w:p>
-      <w:pPr>
-        <w:pBdr>
-          <w:left w:val="single" w:sz="12" w:space="6" w:color="B7C3D4"/>
-        </w:pBdr>
-        <w:shd w:val="clear" w:color="auto" w:fill="F2F4F7"/>
-        <w:spacing w:line="250" w:lineRule="auto"/>
-        <w:ind w:left="180" w:right="180"/>
-      </w:pPr>
-      <w:r>
-        <w:rPr>
-          <w:rFonts w:ascii="Consolas" w:eastAsia="Consolas" w:hAnsi="Consolas" w:cs="Consolas"/>
+          <w:color w:val="0E7A34"/>
+          <w:sz w:val="17"/>
+        </w:rPr>
+        <w:t xml:space="preserve">const COLORS = { error: "#dc3545", success: "#28a745" };</w:t>
+      </w:r>
+    </w:p>
+    <w:p>
+      <w:pPr>
+        <w:pBdr>
+          <w:left w:val="single" w:sz="12" w:space="6" w:color="B7C3D4"/>
+        </w:pBdr>
+        <w:shd w:val="clear" w:color="auto" w:fill="F2F4F7"/>
+        <w:spacing w:line="250" w:lineRule="auto"/>
+        <w:ind w:left="180" w:right="180"/>
+      </w:pPr>
+      <w:r>
+        <w:rPr>
+          <w:rFonts w:ascii="Consolas" w:eastAsia="Consolas" w:hAnsi="Consolas" w:cs="Consolas"/>
+          <w:color w:val="0E7A34"/>
           <w:sz w:val="17"/>
         </w:rPr>
         <w:t xml:space="preserve"> </w:t>
@@ -12939,40 +13270,241 @@
       <w:r>
         <w:rPr>
           <w:rFonts w:ascii="Consolas" w:eastAsia="Consolas" w:hAnsi="Consolas" w:cs="Consolas"/>
-          <w:sz w:val="17"/>
-        </w:rPr>
-        <w:t>/** @param {"error"|"success"} [type] 기본값 "error" */</w:t>
-      </w:r>
-    </w:p>
-    <w:p>
-      <w:pPr>
-        <w:pBdr>
-          <w:left w:val="single" w:sz="12" w:space="6" w:color="B7C3D4"/>
-        </w:pBdr>
-        <w:shd w:val="clear" w:color="auto" w:fill="F2F4F7"/>
-        <w:spacing w:line="250" w:lineRule="auto"/>
-        <w:ind w:left="180" w:right="180"/>
-      </w:pPr>
-      <w:r>
-        <w:rPr>
-          <w:rFonts w:ascii="Consolas" w:eastAsia="Consolas" w:hAnsi="Consolas" w:cs="Consolas"/>
-          <w:sz w:val="17"/>
-        </w:rPr>
-        <w:t>export function showMessage(text, type = "error") {</w:t>
-      </w:r>
-    </w:p>
-    <w:p>
-      <w:pPr>
-        <w:pBdr>
-          <w:left w:val="single" w:sz="12" w:space="6" w:color="B7C3D4"/>
-        </w:pBdr>
-        <w:shd w:val="clear" w:color="auto" w:fill="F2F4F7"/>
-        <w:spacing w:line="250" w:lineRule="auto"/>
-        <w:ind w:left="180" w:right="180"/>
-      </w:pPr>
-      <w:r>
-        <w:rPr>
-          <w:rFonts w:ascii="Consolas" w:eastAsia="Consolas" w:hAnsi="Consolas" w:cs="Consolas"/>
+          <w:color w:val="0E7A34"/>
+          <w:sz w:val="17"/>
+        </w:rPr>
+        <w:t xml:space="preserve">/** 성공 메시지가 저절로 사라지기까지의 시간(ms) */</w:t>
+      </w:r>
+    </w:p>
+    <w:p>
+      <w:pPr>
+        <w:pBdr>
+          <w:left w:val="single" w:sz="12" w:space="6" w:color="B7C3D4"/>
+        </w:pBdr>
+        <w:shd w:val="clear" w:color="auto" w:fill="F2F4F7"/>
+        <w:spacing w:line="250" w:lineRule="auto"/>
+        <w:ind w:left="180" w:right="180"/>
+      </w:pPr>
+      <w:r>
+        <w:rPr>
+          <w:rFonts w:ascii="Consolas" w:eastAsia="Consolas" w:hAnsi="Consolas" w:cs="Consolas"/>
+          <w:color w:val="0E7A34"/>
+          <w:sz w:val="17"/>
+        </w:rPr>
+        <w:t xml:space="preserve">const MESSAGE_TIMEOUT = 3000;</w:t>
+      </w:r>
+    </w:p>
+    <w:p>
+      <w:pPr>
+        <w:pBdr>
+          <w:left w:val="single" w:sz="12" w:space="6" w:color="B7C3D4"/>
+        </w:pBdr>
+        <w:shd w:val="clear" w:color="auto" w:fill="F2F4F7"/>
+        <w:spacing w:line="250" w:lineRule="auto"/>
+        <w:ind w:left="180" w:right="180"/>
+      </w:pPr>
+      <w:r>
+        <w:rPr>
+          <w:rFonts w:ascii="Consolas" w:eastAsia="Consolas" w:hAnsi="Consolas" w:cs="Consolas"/>
+          <w:color w:val="0E7A34"/>
+          <w:sz w:val="17"/>
+        </w:rPr>
+        <w:t xml:space="preserve"> </w:t>
+      </w:r>
+    </w:p>
+    <w:p>
+      <w:pPr>
+        <w:pBdr>
+          <w:left w:val="single" w:sz="12" w:space="6" w:color="B7C3D4"/>
+        </w:pBdr>
+        <w:shd w:val="clear" w:color="auto" w:fill="F2F4F7"/>
+        <w:spacing w:line="250" w:lineRule="auto"/>
+        <w:ind w:left="180" w:right="180"/>
+      </w:pPr>
+      <w:r>
+        <w:rPr>
+          <w:rFonts w:ascii="Consolas" w:eastAsia="Consolas" w:hAnsi="Consolas" w:cs="Consolas"/>
+          <w:color w:val="0E7A34"/>
+          <w:sz w:val="17"/>
+        </w:rPr>
+        <w:t xml:space="preserve">/** 자동 초기화 예약. 새 메시지가 오면 이전 예약을 취소한다. */</w:t>
+      </w:r>
+    </w:p>
+    <w:p>
+      <w:pPr>
+        <w:pBdr>
+          <w:left w:val="single" w:sz="12" w:space="6" w:color="B7C3D4"/>
+        </w:pBdr>
+        <w:shd w:val="clear" w:color="auto" w:fill="F2F4F7"/>
+        <w:spacing w:line="250" w:lineRule="auto"/>
+        <w:ind w:left="180" w:right="180"/>
+      </w:pPr>
+      <w:r>
+        <w:rPr>
+          <w:rFonts w:ascii="Consolas" w:eastAsia="Consolas" w:hAnsi="Consolas" w:cs="Consolas"/>
+          <w:color w:val="0E7A34"/>
+          <w:sz w:val="17"/>
+        </w:rPr>
+        <w:t xml:space="preserve">let messageTimer = null;</w:t>
+      </w:r>
+    </w:p>
+    <w:p>
+      <w:pPr>
+        <w:pBdr>
+          <w:left w:val="single" w:sz="12" w:space="6" w:color="B7C3D4"/>
+        </w:pBdr>
+        <w:shd w:val="clear" w:color="auto" w:fill="F2F4F7"/>
+        <w:spacing w:line="250" w:lineRule="auto"/>
+        <w:ind w:left="180" w:right="180"/>
+      </w:pPr>
+      <w:r>
+        <w:rPr>
+          <w:rFonts w:ascii="Consolas" w:eastAsia="Consolas" w:hAnsi="Consolas" w:cs="Consolas"/>
+          <w:color w:val="0E7A34"/>
+          <w:sz w:val="17"/>
+        </w:rPr>
+        <w:t xml:space="preserve"> </w:t>
+      </w:r>
+    </w:p>
+    <w:p>
+      <w:pPr>
+        <w:pBdr>
+          <w:left w:val="single" w:sz="12" w:space="6" w:color="B7C3D4"/>
+        </w:pBdr>
+        <w:shd w:val="clear" w:color="auto" w:fill="F2F4F7"/>
+        <w:spacing w:line="250" w:lineRule="auto"/>
+        <w:ind w:left="180" w:right="180"/>
+      </w:pPr>
+      <w:r>
+        <w:rPr>
+          <w:rFonts w:ascii="Consolas" w:eastAsia="Consolas" w:hAnsi="Consolas" w:cs="Consolas"/>
+          <w:color w:val="0E7A34"/>
+          <w:sz w:val="17"/>
+        </w:rPr>
+        <w:t xml:space="preserve">/**</w:t>
+      </w:r>
+    </w:p>
+    <w:p>
+      <w:pPr>
+        <w:pBdr>
+          <w:left w:val="single" w:sz="12" w:space="6" w:color="B7C3D4"/>
+        </w:pBdr>
+        <w:shd w:val="clear" w:color="auto" w:fill="F2F4F7"/>
+        <w:spacing w:line="250" w:lineRule="auto"/>
+        <w:ind w:left="180" w:right="180"/>
+      </w:pPr>
+      <w:r>
+        <w:rPr>
+          <w:rFonts w:ascii="Consolas" w:eastAsia="Consolas" w:hAnsi="Consolas" w:cs="Consolas"/>
+          <w:color w:val="0E7A34"/>
+          <w:sz w:val="17"/>
+        </w:rPr>
+        <w:t xml:space="preserve"> * @param {"error"|"success"} [type] 기본값 "error"</w:t>
+      </w:r>
+    </w:p>
+    <w:p>
+      <w:pPr>
+        <w:pBdr>
+          <w:left w:val="single" w:sz="12" w:space="6" w:color="B7C3D4"/>
+        </w:pBdr>
+        <w:shd w:val="clear" w:color="auto" w:fill="F2F4F7"/>
+        <w:spacing w:line="250" w:lineRule="auto"/>
+        <w:ind w:left="180" w:right="180"/>
+      </w:pPr>
+      <w:r>
+        <w:rPr>
+          <w:rFonts w:ascii="Consolas" w:eastAsia="Consolas" w:hAnsi="Consolas" w:cs="Consolas"/>
+          <w:color w:val="0E7A34"/>
+          <w:sz w:val="17"/>
+        </w:rPr>
+        <w:t xml:space="preserve"> * @param {number} [timeout] 자동으로 지우기까지의 ms. 0 이면 지우지 않는다(기본값)</w:t>
+      </w:r>
+    </w:p>
+    <w:p>
+      <w:pPr>
+        <w:pBdr>
+          <w:left w:val="single" w:sz="12" w:space="6" w:color="B7C3D4"/>
+        </w:pBdr>
+        <w:shd w:val="clear" w:color="auto" w:fill="F2F4F7"/>
+        <w:spacing w:line="250" w:lineRule="auto"/>
+        <w:ind w:left="180" w:right="180"/>
+      </w:pPr>
+      <w:r>
+        <w:rPr>
+          <w:rFonts w:ascii="Consolas" w:eastAsia="Consolas" w:hAnsi="Consolas" w:cs="Consolas"/>
+          <w:color w:val="0E7A34"/>
+          <w:sz w:val="17"/>
+        </w:rPr>
+        <w:t xml:space="preserve"> */</w:t>
+      </w:r>
+    </w:p>
+    <w:p>
+      <w:pPr>
+        <w:pBdr>
+          <w:left w:val="single" w:sz="12" w:space="6" w:color="B7C3D4"/>
+        </w:pBdr>
+        <w:shd w:val="clear" w:color="auto" w:fill="F2F4F7"/>
+        <w:spacing w:line="250" w:lineRule="auto"/>
+        <w:ind w:left="180" w:right="180"/>
+      </w:pPr>
+      <w:r>
+        <w:rPr>
+          <w:rFonts w:ascii="Consolas" w:eastAsia="Consolas" w:hAnsi="Consolas" w:cs="Consolas"/>
+          <w:color w:val="0E7A34"/>
+          <w:sz w:val="17"/>
+        </w:rPr>
+        <w:t xml:space="preserve">export function showMessage(text, type = "error", timeout = 0) {</w:t>
+      </w:r>
+    </w:p>
+    <w:p>
+      <w:pPr>
+        <w:pBdr>
+          <w:left w:val="single" w:sz="12" w:space="6" w:color="B7C3D4"/>
+        </w:pBdr>
+        <w:shd w:val="clear" w:color="auto" w:fill="F2F4F7"/>
+        <w:spacing w:line="250" w:lineRule="auto"/>
+        <w:ind w:left="180" w:right="180"/>
+      </w:pPr>
+      <w:r>
+        <w:rPr>
+          <w:rFonts w:ascii="Consolas" w:eastAsia="Consolas" w:hAnsi="Consolas" w:cs="Consolas"/>
+          <w:color w:val="0E7A34"/>
+          <w:sz w:val="17"/>
+        </w:rPr>
+        <w:t xml:space="preserve">    clearTimeout(messageTimer);          // 앞선 예약을 취소한다</w:t>
+      </w:r>
+    </w:p>
+    <w:p>
+      <w:pPr>
+        <w:pBdr>
+          <w:left w:val="single" w:sz="12" w:space="6" w:color="B7C3D4"/>
+        </w:pBdr>
+        <w:shd w:val="clear" w:color="auto" w:fill="F2F4F7"/>
+        <w:spacing w:line="250" w:lineRule="auto"/>
+        <w:ind w:left="180" w:right="180"/>
+      </w:pPr>
+      <w:r>
+        <w:rPr>
+          <w:rFonts w:ascii="Consolas" w:eastAsia="Consolas" w:hAnsi="Consolas" w:cs="Consolas"/>
+          <w:color w:val="0E7A34"/>
+          <w:sz w:val="17"/>
+        </w:rPr>
+        <w:t xml:space="preserve"> </w:t>
+      </w:r>
+    </w:p>
+    <w:p>
+      <w:pPr>
+        <w:pBdr>
+          <w:left w:val="single" w:sz="12" w:space="6" w:color="B7C3D4"/>
+        </w:pBdr>
+        <w:shd w:val="clear" w:color="auto" w:fill="F2F4F7"/>
+        <w:spacing w:line="250" w:lineRule="auto"/>
+        <w:ind w:left="180" w:right="180"/>
+      </w:pPr>
+      <w:r>
+        <w:rPr>
+          <w:rFonts w:ascii="Consolas" w:eastAsia="Consolas" w:hAnsi="Consolas" w:cs="Consolas"/>
+          <w:color w:val="0E7A34"/>
           <w:sz w:val="17"/>
         </w:rPr>
         <w:t xml:space="preserve">    formError.textContent = text;</w:t>
@@ -12990,6 +13522,7 @@
       <w:r>
         <w:rPr>
           <w:rFonts w:ascii="Consolas" w:eastAsia="Consolas" w:hAnsi="Consolas" w:cs="Consolas"/>
+          <w:color w:val="0E7A34"/>
           <w:sz w:val="17"/>
         </w:rPr>
         <w:t xml:space="preserve">    formError.style.color = COLORS[type] ?? COLORS.error;</w:t>
@@ -13007,6 +13540,7 @@
       <w:r>
         <w:rPr>
           <w:rFonts w:ascii="Consolas" w:eastAsia="Consolas" w:hAnsi="Consolas" w:cs="Consolas"/>
+          <w:color w:val="0E7A34"/>
           <w:sz w:val="17"/>
         </w:rPr>
         <w:t xml:space="preserve">    formError.style.display = "block";</w:t>
@@ -13024,23 +13558,7 @@
       <w:r>
         <w:rPr>
           <w:rFonts w:ascii="Consolas" w:eastAsia="Consolas" w:hAnsi="Consolas" w:cs="Consolas"/>
-          <w:sz w:val="17"/>
-        </w:rPr>
-        <w:t>}</w:t>
-      </w:r>
-    </w:p>
-    <w:p>
-      <w:pPr>
-        <w:pBdr>
-          <w:left w:val="single" w:sz="12" w:space="6" w:color="B7C3D4"/>
-        </w:pBdr>
-        <w:shd w:val="clear" w:color="auto" w:fill="F2F4F7"/>
-        <w:spacing w:line="250" w:lineRule="auto"/>
-        <w:ind w:left="180" w:right="180"/>
-      </w:pPr>
-      <w:r>
-        <w:rPr>
-          <w:rFonts w:ascii="Consolas" w:eastAsia="Consolas" w:hAnsi="Consolas" w:cs="Consolas"/>
+          <w:color w:val="0E7A34"/>
           <w:sz w:val="17"/>
         </w:rPr>
         <w:t xml:space="preserve"> </w:t>
@@ -13058,40 +13576,97 @@
       <w:r>
         <w:rPr>
           <w:rFonts w:ascii="Consolas" w:eastAsia="Consolas" w:hAnsi="Consolas" w:cs="Consolas"/>
-          <w:sz w:val="17"/>
-        </w:rPr>
-        <w:t>export const showError = (text) =&gt; showMessage(text, "error");</w:t>
-      </w:r>
-    </w:p>
-    <w:p>
-      <w:pPr>
-        <w:pBdr>
-          <w:left w:val="single" w:sz="12" w:space="6" w:color="B7C3D4"/>
-        </w:pBdr>
-        <w:shd w:val="clear" w:color="auto" w:fill="F2F4F7"/>
-        <w:spacing w:line="250" w:lineRule="auto"/>
-        <w:ind w:left="180" w:right="180"/>
-      </w:pPr>
-      <w:r>
-        <w:rPr>
-          <w:rFonts w:ascii="Consolas" w:eastAsia="Consolas" w:hAnsi="Consolas" w:cs="Consolas"/>
-          <w:sz w:val="17"/>
-        </w:rPr>
-        <w:t>export const showSuccess = (text) =&gt; showMessage(text, "success");</w:t>
-      </w:r>
-    </w:p>
-    <w:p>
-      <w:pPr>
-        <w:pBdr>
-          <w:left w:val="single" w:sz="12" w:space="6" w:color="B7C3D4"/>
-        </w:pBdr>
-        <w:shd w:val="clear" w:color="auto" w:fill="F2F4F7"/>
-        <w:spacing w:line="250" w:lineRule="auto"/>
-        <w:ind w:left="180" w:right="180"/>
-      </w:pPr>
-      <w:r>
-        <w:rPr>
-          <w:rFonts w:ascii="Consolas" w:eastAsia="Consolas" w:hAnsi="Consolas" w:cs="Consolas"/>
+          <w:color w:val="0E7A34"/>
+          <w:sz w:val="17"/>
+        </w:rPr>
+        <w:t xml:space="preserve">    // 오류는 사용자가 고칠 때까지 남기고, 성공만 시간이 지나면 지운다.</w:t>
+      </w:r>
+    </w:p>
+    <w:p>
+      <w:pPr>
+        <w:pBdr>
+          <w:left w:val="single" w:sz="12" w:space="6" w:color="B7C3D4"/>
+        </w:pBdr>
+        <w:shd w:val="clear" w:color="auto" w:fill="F2F4F7"/>
+        <w:spacing w:line="250" w:lineRule="auto"/>
+        <w:ind w:left="180" w:right="180"/>
+      </w:pPr>
+      <w:r>
+        <w:rPr>
+          <w:rFonts w:ascii="Consolas" w:eastAsia="Consolas" w:hAnsi="Consolas" w:cs="Consolas"/>
+          <w:color w:val="0E7A34"/>
+          <w:sz w:val="17"/>
+        </w:rPr>
+        <w:t xml:space="preserve">    if (timeout &gt; 0) {</w:t>
+      </w:r>
+    </w:p>
+    <w:p>
+      <w:pPr>
+        <w:pBdr>
+          <w:left w:val="single" w:sz="12" w:space="6" w:color="B7C3D4"/>
+        </w:pBdr>
+        <w:shd w:val="clear" w:color="auto" w:fill="F2F4F7"/>
+        <w:spacing w:line="250" w:lineRule="auto"/>
+        <w:ind w:left="180" w:right="180"/>
+      </w:pPr>
+      <w:r>
+        <w:rPr>
+          <w:rFonts w:ascii="Consolas" w:eastAsia="Consolas" w:hAnsi="Consolas" w:cs="Consolas"/>
+          <w:color w:val="0E7A34"/>
+          <w:sz w:val="17"/>
+        </w:rPr>
+        <w:t xml:space="preserve">        messageTimer = setTimeout(clearMessages, timeout);</w:t>
+      </w:r>
+    </w:p>
+    <w:p>
+      <w:pPr>
+        <w:pBdr>
+          <w:left w:val="single" w:sz="12" w:space="6" w:color="B7C3D4"/>
+        </w:pBdr>
+        <w:shd w:val="clear" w:color="auto" w:fill="F2F4F7"/>
+        <w:spacing w:line="250" w:lineRule="auto"/>
+        <w:ind w:left="180" w:right="180"/>
+      </w:pPr>
+      <w:r>
+        <w:rPr>
+          <w:rFonts w:ascii="Consolas" w:eastAsia="Consolas" w:hAnsi="Consolas" w:cs="Consolas"/>
+          <w:color w:val="0E7A34"/>
+          <w:sz w:val="17"/>
+        </w:rPr>
+        <w:t xml:space="preserve">    }</w:t>
+      </w:r>
+    </w:p>
+    <w:p>
+      <w:pPr>
+        <w:pBdr>
+          <w:left w:val="single" w:sz="12" w:space="6" w:color="B7C3D4"/>
+        </w:pBdr>
+        <w:shd w:val="clear" w:color="auto" w:fill="F2F4F7"/>
+        <w:spacing w:line="250" w:lineRule="auto"/>
+        <w:ind w:left="180" w:right="180"/>
+      </w:pPr>
+      <w:r>
+        <w:rPr>
+          <w:rFonts w:ascii="Consolas" w:eastAsia="Consolas" w:hAnsi="Consolas" w:cs="Consolas"/>
+          <w:color w:val="0E7A34"/>
+          <w:sz w:val="17"/>
+        </w:rPr>
+        <w:t xml:space="preserve">}</w:t>
+      </w:r>
+    </w:p>
+    <w:p>
+      <w:pPr>
+        <w:pBdr>
+          <w:left w:val="single" w:sz="12" w:space="6" w:color="B7C3D4"/>
+        </w:pBdr>
+        <w:shd w:val="clear" w:color="auto" w:fill="F2F4F7"/>
+        <w:spacing w:line="250" w:lineRule="auto"/>
+        <w:ind w:left="180" w:right="180"/>
+      </w:pPr>
+      <w:r>
+        <w:rPr>
+          <w:rFonts w:ascii="Consolas" w:eastAsia="Consolas" w:hAnsi="Consolas" w:cs="Consolas"/>
+          <w:color w:val="0E7A34"/>
           <w:sz w:val="17"/>
         </w:rPr>
         <w:t xml:space="preserve"> </w:t>
@@ -13109,23 +13684,133 @@
       <w:r>
         <w:rPr>
           <w:rFonts w:ascii="Consolas" w:eastAsia="Consolas" w:hAnsi="Consolas" w:cs="Consolas"/>
-          <w:sz w:val="17"/>
-        </w:rPr>
-        <w:t>export function clearMessages() {</w:t>
-      </w:r>
-    </w:p>
-    <w:p>
-      <w:pPr>
-        <w:pBdr>
-          <w:left w:val="single" w:sz="12" w:space="6" w:color="B7C3D4"/>
-        </w:pBdr>
-        <w:shd w:val="clear" w:color="auto" w:fill="F2F4F7"/>
-        <w:spacing w:line="250" w:lineRule="auto"/>
-        <w:ind w:left="180" w:right="180"/>
-      </w:pPr>
-      <w:r>
-        <w:rPr>
-          <w:rFonts w:ascii="Consolas" w:eastAsia="Consolas" w:hAnsi="Consolas" w:cs="Consolas"/>
+          <w:color w:val="0E7A34"/>
+          <w:sz w:val="17"/>
+        </w:rPr>
+        <w:t xml:space="preserve">export const showError = (text) =&gt; showMessage(text, "error");</w:t>
+      </w:r>
+    </w:p>
+    <w:p>
+      <w:pPr>
+        <w:pBdr>
+          <w:left w:val="single" w:sz="12" w:space="6" w:color="B7C3D4"/>
+        </w:pBdr>
+        <w:shd w:val="clear" w:color="auto" w:fill="F2F4F7"/>
+        <w:spacing w:line="250" w:lineRule="auto"/>
+        <w:ind w:left="180" w:right="180"/>
+      </w:pPr>
+      <w:r>
+        <w:rPr>
+          <w:rFonts w:ascii="Consolas" w:eastAsia="Consolas" w:hAnsi="Consolas" w:cs="Consolas"/>
+          <w:color w:val="0E7A34"/>
+          <w:sz w:val="17"/>
+        </w:rPr>
+        <w:t xml:space="preserve">export const showSuccess = (text) =&gt; showMessage(text, "success", MESSAGE_TIMEOUT);</w:t>
+      </w:r>
+    </w:p>
+    <w:p>
+      <w:pPr>
+        <w:pBdr>
+          <w:left w:val="single" w:sz="12" w:space="6" w:color="B7C3D4"/>
+        </w:pBdr>
+        <w:shd w:val="clear" w:color="auto" w:fill="F2F4F7"/>
+        <w:spacing w:line="250" w:lineRule="auto"/>
+        <w:ind w:left="180" w:right="180"/>
+      </w:pPr>
+      <w:r>
+        <w:rPr>
+          <w:rFonts w:ascii="Consolas" w:eastAsia="Consolas" w:hAnsi="Consolas" w:cs="Consolas"/>
+          <w:color w:val="0E7A34"/>
+          <w:sz w:val="17"/>
+        </w:rPr>
+        <w:t xml:space="preserve"> </w:t>
+      </w:r>
+    </w:p>
+    <w:p>
+      <w:pPr>
+        <w:pBdr>
+          <w:left w:val="single" w:sz="12" w:space="6" w:color="B7C3D4"/>
+        </w:pBdr>
+        <w:shd w:val="clear" w:color="auto" w:fill="F2F4F7"/>
+        <w:spacing w:line="250" w:lineRule="auto"/>
+        <w:ind w:left="180" w:right="180"/>
+      </w:pPr>
+      <w:r>
+        <w:rPr>
+          <w:rFonts w:ascii="Consolas" w:eastAsia="Consolas" w:hAnsi="Consolas" w:cs="Consolas"/>
+          <w:color w:val="0E7A34"/>
+          <w:sz w:val="17"/>
+        </w:rPr>
+        <w:t xml:space="preserve">export function clearMessages() {</w:t>
+      </w:r>
+    </w:p>
+    <w:p>
+      <w:pPr>
+        <w:pBdr>
+          <w:left w:val="single" w:sz="12" w:space="6" w:color="B7C3D4"/>
+        </w:pBdr>
+        <w:shd w:val="clear" w:color="auto" w:fill="F2F4F7"/>
+        <w:spacing w:line="250" w:lineRule="auto"/>
+        <w:ind w:left="180" w:right="180"/>
+      </w:pPr>
+      <w:r>
+        <w:rPr>
+          <w:rFonts w:ascii="Consolas" w:eastAsia="Consolas" w:hAnsi="Consolas" w:cs="Consolas"/>
+          <w:color w:val="0E7A34"/>
+          <w:sz w:val="17"/>
+        </w:rPr>
+        <w:t xml:space="preserve">    clearTimeout(messageTimer);</w:t>
+      </w:r>
+    </w:p>
+    <w:p>
+      <w:pPr>
+        <w:pBdr>
+          <w:left w:val="single" w:sz="12" w:space="6" w:color="B7C3D4"/>
+        </w:pBdr>
+        <w:shd w:val="clear" w:color="auto" w:fill="F2F4F7"/>
+        <w:spacing w:line="250" w:lineRule="auto"/>
+        <w:ind w:left="180" w:right="180"/>
+      </w:pPr>
+      <w:r>
+        <w:rPr>
+          <w:rFonts w:ascii="Consolas" w:eastAsia="Consolas" w:hAnsi="Consolas" w:cs="Consolas"/>
+          <w:color w:val="0E7A34"/>
+          <w:sz w:val="17"/>
+        </w:rPr>
+        <w:t xml:space="preserve">    messageTimer = null;</w:t>
+      </w:r>
+    </w:p>
+    <w:p>
+      <w:pPr>
+        <w:pBdr>
+          <w:left w:val="single" w:sz="12" w:space="6" w:color="B7C3D4"/>
+        </w:pBdr>
+        <w:shd w:val="clear" w:color="auto" w:fill="F2F4F7"/>
+        <w:spacing w:line="250" w:lineRule="auto"/>
+        <w:ind w:left="180" w:right="180"/>
+      </w:pPr>
+      <w:r>
+        <w:rPr>
+          <w:rFonts w:ascii="Consolas" w:eastAsia="Consolas" w:hAnsi="Consolas" w:cs="Consolas"/>
+          <w:color w:val="0E7A34"/>
+          <w:sz w:val="17"/>
+        </w:rPr>
+        <w:t xml:space="preserve"> </w:t>
+      </w:r>
+    </w:p>
+    <w:p>
+      <w:pPr>
+        <w:pBdr>
+          <w:left w:val="single" w:sz="12" w:space="6" w:color="B7C3D4"/>
+        </w:pBdr>
+        <w:shd w:val="clear" w:color="auto" w:fill="F2F4F7"/>
+        <w:spacing w:line="250" w:lineRule="auto"/>
+        <w:ind w:left="180" w:right="180"/>
+      </w:pPr>
+      <w:r>
+        <w:rPr>
+          <w:rFonts w:ascii="Consolas" w:eastAsia="Consolas" w:hAnsi="Consolas" w:cs="Consolas"/>
+          <w:color w:val="0E7A34"/>
           <w:sz w:val="17"/>
         </w:rPr>
         <w:t xml:space="preserve">    formError.textContent = "";</w:t>
@@ -13143,6 +13828,7 @@
       <w:r>
         <w:rPr>
           <w:rFonts w:ascii="Consolas" w:eastAsia="Consolas" w:hAnsi="Consolas" w:cs="Consolas"/>
+          <w:color w:val="0E7A34"/>
           <w:sz w:val="17"/>
         </w:rPr>
         <w:t xml:space="preserve">    formError.style.display = "none";</w:t>
@@ -13160,23 +13846,25 @@
       <w:r>
         <w:rPr>
           <w:rFonts w:ascii="Consolas" w:eastAsia="Consolas" w:hAnsi="Consolas" w:cs="Consolas"/>
-          <w:sz w:val="17"/>
-        </w:rPr>
-        <w:t>}</w:t>
-      </w:r>
-    </w:p>
-    <w:p>
-      <w:pPr>
-        <w:pBdr>
-          <w:left w:val="single" w:sz="12" w:space="6" w:color="B7C3D4"/>
-        </w:pBdr>
-        <w:shd w:val="clear" w:color="auto" w:fill="F2F4F7"/>
-        <w:spacing w:line="250" w:lineRule="auto"/>
-        <w:ind w:left="180" w:right="180"/>
-      </w:pPr>
-      <w:r>
-        <w:rPr>
-          <w:rFonts w:ascii="Consolas" w:eastAsia="Consolas" w:hAnsi="Consolas" w:cs="Consolas"/>
+          <w:color w:val="0E7A34"/>
+          <w:sz w:val="17"/>
+        </w:rPr>
+        <w:t xml:space="preserve">}</w:t>
+      </w:r>
+    </w:p>
+    <w:p>
+      <w:pPr>
+        <w:pBdr>
+          <w:left w:val="single" w:sz="12" w:space="6" w:color="B7C3D4"/>
+        </w:pBdr>
+        <w:shd w:val="clear" w:color="auto" w:fill="F2F4F7"/>
+        <w:spacing w:line="250" w:lineRule="auto"/>
+        <w:ind w:left="180" w:right="180"/>
+      </w:pPr>
+      <w:r>
+        <w:rPr>
+          <w:rFonts w:ascii="Consolas" w:eastAsia="Consolas" w:hAnsi="Consolas" w:cs="Consolas"/>
+          <w:color w:val="0E7A34"/>
           <w:sz w:val="17"/>
         </w:rPr>
         <w:t xml:space="preserve"> </w:t>
@@ -13194,40 +13882,43 @@
       <w:r>
         <w:rPr>
           <w:rFonts w:ascii="Consolas" w:eastAsia="Consolas" w:hAnsi="Consolas" w:cs="Consolas"/>
-          <w:sz w:val="17"/>
-        </w:rPr>
-        <w:t>/** @param {boolean} [isLoading] 기본값 true */</w:t>
-      </w:r>
-    </w:p>
-    <w:p>
-      <w:pPr>
-        <w:pBdr>
-          <w:left w:val="single" w:sz="12" w:space="6" w:color="B7C3D4"/>
-        </w:pBdr>
-        <w:shd w:val="clear" w:color="auto" w:fill="F2F4F7"/>
-        <w:spacing w:line="250" w:lineRule="auto"/>
-        <w:ind w:left="180" w:right="180"/>
-      </w:pPr>
-      <w:r>
-        <w:rPr>
-          <w:rFonts w:ascii="Consolas" w:eastAsia="Consolas" w:hAnsi="Consolas" w:cs="Consolas"/>
-          <w:sz w:val="17"/>
-        </w:rPr>
-        <w:t>export function setLoading(isLoading = true) {</w:t>
-      </w:r>
-    </w:p>
-    <w:p>
-      <w:pPr>
-        <w:pBdr>
-          <w:left w:val="single" w:sz="12" w:space="6" w:color="B7C3D4"/>
-        </w:pBdr>
-        <w:shd w:val="clear" w:color="auto" w:fill="F2F4F7"/>
-        <w:spacing w:line="250" w:lineRule="auto"/>
-        <w:ind w:left="180" w:right="180"/>
-      </w:pPr>
-      <w:r>
-        <w:rPr>
-          <w:rFonts w:ascii="Consolas" w:eastAsia="Consolas" w:hAnsi="Consolas" w:cs="Consolas"/>
+          <w:color w:val="0E7A34"/>
+          <w:sz w:val="17"/>
+        </w:rPr>
+        <w:t xml:space="preserve">/** @param {boolean} [isLoading] 기본값 true */</w:t>
+      </w:r>
+    </w:p>
+    <w:p>
+      <w:pPr>
+        <w:pBdr>
+          <w:left w:val="single" w:sz="12" w:space="6" w:color="B7C3D4"/>
+        </w:pBdr>
+        <w:shd w:val="clear" w:color="auto" w:fill="F2F4F7"/>
+        <w:spacing w:line="250" w:lineRule="auto"/>
+        <w:ind w:left="180" w:right="180"/>
+      </w:pPr>
+      <w:r>
+        <w:rPr>
+          <w:rFonts w:ascii="Consolas" w:eastAsia="Consolas" w:hAnsi="Consolas" w:cs="Consolas"/>
+          <w:color w:val="0E7A34"/>
+          <w:sz w:val="17"/>
+        </w:rPr>
+        <w:t xml:space="preserve">export function setLoading(isLoading = true) {</w:t>
+      </w:r>
+    </w:p>
+    <w:p>
+      <w:pPr>
+        <w:pBdr>
+          <w:left w:val="single" w:sz="12" w:space="6" w:color="B7C3D4"/>
+        </w:pBdr>
+        <w:shd w:val="clear" w:color="auto" w:fill="F2F4F7"/>
+        <w:spacing w:line="250" w:lineRule="auto"/>
+        <w:ind w:left="180" w:right="180"/>
+      </w:pPr>
+      <w:r>
+        <w:rPr>
+          <w:rFonts w:ascii="Consolas" w:eastAsia="Consolas" w:hAnsi="Consolas" w:cs="Consolas"/>
+          <w:color w:val="0E7A34"/>
           <w:sz w:val="17"/>
         </w:rPr>
         <w:t xml:space="preserve">    loadingMessage.style.display = isLoading ? "block" : "none";</w:t>
@@ -13245,9 +13936,10 @@
       <w:r>
         <w:rPr>
           <w:rFonts w:ascii="Consolas" w:eastAsia="Consolas" w:hAnsi="Consolas" w:cs="Consolas"/>
-          <w:sz w:val="17"/>
-        </w:rPr>
-        <w:t>}</w:t>
+          <w:color w:val="0E7A34"/>
+          <w:sz w:val="17"/>
+        </w:rPr>
+        <w:t xml:space="preserve">}</w:t>
       </w:r>
     </w:p>
     <w:p>
@@ -13297,7 +13989,7 @@
           <w:color w:val="333333"/>
           <w:sz w:val="19"/>
         </w:rPr>
-        <w:t>form11.js 의 showError 와 showSuccess 는 색만 다르고 나머지가 똑같았습니다. 기본 매개변수를 쓴 showMessage 하나로 합치고, 자주 쓰는 두 가지는 화살표 함수로 이름만 붙여 두었습니다.</w:t>
+        <w:t>form11.js 의 showError 와 showSuccess 는 색과 자동 초기화 여부만 다르고 나머지가 똑같았습니다. 기본 매개변수를 쓴 showMessage 하나로 합치고, 자주 쓰는 두 가지는 화살표 함수로 이름만 붙여 두었습니다. timeout 의 기본값이 0 이라 showError 는 인자를 하나만 넘기면 되고, showSuccess 만 MESSAGE_TIMEOUT 을 함께 넘깁니다. 생략했을 때 안전한 쪽이 되도록 기본값을 고르는 것이 요령입니다.</w:t>
       </w:r>
     </w:p>
     <w:p>
@@ -13389,6 +14081,7 @@
       <w:r>
         <w:rPr>
           <w:rFonts w:ascii="Consolas" w:eastAsia="Consolas" w:hAnsi="Consolas" w:cs="Consolas"/>
+          <w:color w:val="0E7A34"/>
           <w:sz w:val="17"/>
         </w:rPr>
         <w:t>export const cancelButton = document.getElementById("cancelButton");</w:t>
@@ -13406,6 +14099,7 @@
       <w:r>
         <w:rPr>
           <w:rFonts w:ascii="Consolas" w:eastAsia="Consolas" w:hAnsi="Consolas" w:cs="Consolas"/>
+          <w:color w:val="0E7A34"/>
           <w:sz w:val="17"/>
         </w:rPr>
         <w:t xml:space="preserve"> </w:t>
@@ -13423,6 +14117,7 @@
       <w:r>
         <w:rPr>
           <w:rFonts w:ascii="Consolas" w:eastAsia="Consolas" w:hAnsi="Consolas" w:cs="Consolas"/>
+          <w:color w:val="0E7A34"/>
           <w:sz w:val="17"/>
         </w:rPr>
         <w:t>const submitButton = studentForm.querySelector('button[type="submit"]');</w:t>
@@ -13440,6 +14135,7 @@
       <w:r>
         <w:rPr>
           <w:rFonts w:ascii="Consolas" w:eastAsia="Consolas" w:hAnsi="Consolas" w:cs="Consolas"/>
+          <w:color w:val="0E7A34"/>
           <w:sz w:val="17"/>
         </w:rPr>
         <w:t>const formContainer = studentForm.closest(".form-container");</w:t>
@@ -13457,6 +14153,7 @@
       <w:r>
         <w:rPr>
           <w:rFonts w:ascii="Consolas" w:eastAsia="Consolas" w:hAnsi="Consolas" w:cs="Consolas"/>
+          <w:color w:val="0E7A34"/>
           <w:sz w:val="17"/>
         </w:rPr>
         <w:t xml:space="preserve"> </w:t>
@@ -13474,6 +14171,7 @@
       <w:r>
         <w:rPr>
           <w:rFonts w:ascii="Consolas" w:eastAsia="Consolas" w:hAnsi="Consolas" w:cs="Consolas"/>
+          <w:color w:val="0E7A34"/>
           <w:sz w:val="17"/>
         </w:rPr>
         <w:t>/** 서버에서 받은 학생 정보로 폼을 채운다. */</w:t>
@@ -13491,6 +14189,7 @@
       <w:r>
         <w:rPr>
           <w:rFonts w:ascii="Consolas" w:eastAsia="Consolas" w:hAnsi="Consolas" w:cs="Consolas"/>
+          <w:color w:val="0E7A34"/>
           <w:sz w:val="17"/>
         </w:rPr>
         <w:t>export function fillForm(student) {</w:t>
@@ -13508,6 +14207,7 @@
       <w:r>
         <w:rPr>
           <w:rFonts w:ascii="Consolas" w:eastAsia="Consolas" w:hAnsi="Consolas" w:cs="Consolas"/>
+          <w:color w:val="0E7A34"/>
           <w:sz w:val="17"/>
         </w:rPr>
         <w:t xml:space="preserve">    const { name, studentNumber, detail } = student;</w:t>
@@ -13525,6 +14225,7 @@
       <w:r>
         <w:rPr>
           <w:rFonts w:ascii="Consolas" w:eastAsia="Consolas" w:hAnsi="Consolas" w:cs="Consolas"/>
+          <w:color w:val="0E7A34"/>
           <w:sz w:val="17"/>
         </w:rPr>
         <w:t xml:space="preserve"> </w:t>
@@ -13542,6 +14243,7 @@
       <w:r>
         <w:rPr>
           <w:rFonts w:ascii="Consolas" w:eastAsia="Consolas" w:hAnsi="Consolas" w:cs="Consolas"/>
+          <w:color w:val="0E7A34"/>
           <w:sz w:val="17"/>
         </w:rPr>
         <w:t xml:space="preserve">    studentForm.name.value = name;</w:t>
@@ -13559,6 +14261,7 @@
       <w:r>
         <w:rPr>
           <w:rFonts w:ascii="Consolas" w:eastAsia="Consolas" w:hAnsi="Consolas" w:cs="Consolas"/>
+          <w:color w:val="0E7A34"/>
           <w:sz w:val="17"/>
         </w:rPr>
         <w:t xml:space="preserve">    studentForm.studentNumber.value = studentNumber;</w:t>
@@ -13576,6 +14279,7 @@
       <w:r>
         <w:rPr>
           <w:rFonts w:ascii="Consolas" w:eastAsia="Consolas" w:hAnsi="Consolas" w:cs="Consolas"/>
+          <w:color w:val="0E7A34"/>
           <w:sz w:val="17"/>
         </w:rPr>
         <w:t xml:space="preserve"> </w:t>
@@ -13593,6 +14297,7 @@
       <w:r>
         <w:rPr>
           <w:rFonts w:ascii="Consolas" w:eastAsia="Consolas" w:hAnsi="Consolas" w:cs="Consolas"/>
+          <w:color w:val="0E7A34"/>
           <w:sz w:val="17"/>
         </w:rPr>
         <w:t xml:space="preserve">    // detail 이 없으면 ?. 가 undefined 를 돌려주고, ?? 가 빈 문자열로 바꿔 준다.</w:t>
@@ -13610,6 +14315,7 @@
       <w:r>
         <w:rPr>
           <w:rFonts w:ascii="Consolas" w:eastAsia="Consolas" w:hAnsi="Consolas" w:cs="Consolas"/>
+          <w:color w:val="0E7A34"/>
           <w:sz w:val="17"/>
         </w:rPr>
         <w:t xml:space="preserve">    studentForm.address.value = detail?.address ?? "";</w:t>
@@ -13627,6 +14333,7 @@
       <w:r>
         <w:rPr>
           <w:rFonts w:ascii="Consolas" w:eastAsia="Consolas" w:hAnsi="Consolas" w:cs="Consolas"/>
+          <w:color w:val="0E7A34"/>
           <w:sz w:val="17"/>
         </w:rPr>
         <w:t xml:space="preserve">    studentForm.phoneNumber.value = detail?.phoneNumber ?? "";</w:t>
@@ -13644,6 +14351,7 @@
       <w:r>
         <w:rPr>
           <w:rFonts w:ascii="Consolas" w:eastAsia="Consolas" w:hAnsi="Consolas" w:cs="Consolas"/>
+          <w:color w:val="0E7A34"/>
           <w:sz w:val="17"/>
         </w:rPr>
         <w:t xml:space="preserve">    studentForm.email.value = detail?.email ?? "";</w:t>
@@ -13661,6 +14369,7 @@
       <w:r>
         <w:rPr>
           <w:rFonts w:ascii="Consolas" w:eastAsia="Consolas" w:hAnsi="Consolas" w:cs="Consolas"/>
+          <w:color w:val="0E7A34"/>
           <w:sz w:val="17"/>
         </w:rPr>
         <w:t xml:space="preserve">    studentForm.dateOfBirth.value = detail?.dateOfBirth ?? "";</w:t>
@@ -13678,6 +14387,7 @@
       <w:r>
         <w:rPr>
           <w:rFonts w:ascii="Consolas" w:eastAsia="Consolas" w:hAnsi="Consolas" w:cs="Consolas"/>
+          <w:color w:val="0E7A34"/>
           <w:sz w:val="17"/>
         </w:rPr>
         <w:t>}</w:t>
@@ -13695,6 +14405,7 @@
       <w:r>
         <w:rPr>
           <w:rFonts w:ascii="Consolas" w:eastAsia="Consolas" w:hAnsi="Consolas" w:cs="Consolas"/>
+          <w:color w:val="0E7A34"/>
           <w:sz w:val="17"/>
         </w:rPr>
         <w:t xml:space="preserve"> </w:t>
@@ -13712,6 +14423,7 @@
       <w:r>
         <w:rPr>
           <w:rFonts w:ascii="Consolas" w:eastAsia="Consolas" w:hAnsi="Consolas" w:cs="Consolas"/>
+          <w:color w:val="0E7A34"/>
           <w:sz w:val="17"/>
         </w:rPr>
         <w:t>/** 등록 모드와 수정 모드를 전환한다. @param {boolean} [isEditing] 기본값 false */</w:t>
@@ -13729,6 +14441,7 @@
       <w:r>
         <w:rPr>
           <w:rFonts w:ascii="Consolas" w:eastAsia="Consolas" w:hAnsi="Consolas" w:cs="Consolas"/>
+          <w:color w:val="0E7A34"/>
           <w:sz w:val="17"/>
         </w:rPr>
         <w:t>export function setEditMode(isEditing = false) {</w:t>
@@ -13746,6 +14459,7 @@
       <w:r>
         <w:rPr>
           <w:rFonts w:ascii="Consolas" w:eastAsia="Consolas" w:hAnsi="Consolas" w:cs="Consolas"/>
+          <w:color w:val="0E7A34"/>
           <w:sz w:val="17"/>
         </w:rPr>
         <w:t xml:space="preserve">    submitButton.textContent = isEditing ? "학생 수정" : "학생 등록";</w:t>
@@ -13763,6 +14477,7 @@
       <w:r>
         <w:rPr>
           <w:rFonts w:ascii="Consolas" w:eastAsia="Consolas" w:hAnsi="Consolas" w:cs="Consolas"/>
+          <w:color w:val="0E7A34"/>
           <w:sz w:val="17"/>
         </w:rPr>
         <w:t xml:space="preserve">    cancelButton.style.display = isEditing ? "inline-block" : "none";</w:t>
@@ -13780,6 +14495,7 @@
       <w:r>
         <w:rPr>
           <w:rFonts w:ascii="Consolas" w:eastAsia="Consolas" w:hAnsi="Consolas" w:cs="Consolas"/>
+          <w:color w:val="0E7A34"/>
           <w:sz w:val="17"/>
         </w:rPr>
         <w:t xml:space="preserve">    formContainer.classList.toggle("editing", isEditing);</w:t>
@@ -13797,6 +14513,7 @@
       <w:r>
         <w:rPr>
           <w:rFonts w:ascii="Consolas" w:eastAsia="Consolas" w:hAnsi="Consolas" w:cs="Consolas"/>
+          <w:color w:val="0E7A34"/>
           <w:sz w:val="17"/>
         </w:rPr>
         <w:t>}</w:t>
@@ -13814,6 +14531,7 @@
       <w:r>
         <w:rPr>
           <w:rFonts w:ascii="Consolas" w:eastAsia="Consolas" w:hAnsi="Consolas" w:cs="Consolas"/>
+          <w:color w:val="0E7A34"/>
           <w:sz w:val="17"/>
         </w:rPr>
         <w:t xml:space="preserve"> </w:t>
@@ -13831,6 +14549,7 @@
       <w:r>
         <w:rPr>
           <w:rFonts w:ascii="Consolas" w:eastAsia="Consolas" w:hAnsi="Consolas" w:cs="Consolas"/>
+          <w:color w:val="0E7A34"/>
           <w:sz w:val="17"/>
         </w:rPr>
         <w:t>/** 폼을 비우고 등록 모드로 되돌린다. */</w:t>
@@ -13848,6 +14567,7 @@
       <w:r>
         <w:rPr>
           <w:rFonts w:ascii="Consolas" w:eastAsia="Consolas" w:hAnsi="Consolas" w:cs="Consolas"/>
+          <w:color w:val="0E7A34"/>
           <w:sz w:val="17"/>
         </w:rPr>
         <w:t>export function resetForm() {</w:t>
@@ -13865,6 +14585,7 @@
       <w:r>
         <w:rPr>
           <w:rFonts w:ascii="Consolas" w:eastAsia="Consolas" w:hAnsi="Consolas" w:cs="Consolas"/>
+          <w:color w:val="0E7A34"/>
           <w:sz w:val="17"/>
         </w:rPr>
         <w:t xml:space="preserve">    studentForm.reset();</w:t>
@@ -13882,6 +14603,7 @@
       <w:r>
         <w:rPr>
           <w:rFonts w:ascii="Consolas" w:eastAsia="Consolas" w:hAnsi="Consolas" w:cs="Consolas"/>
+          <w:color w:val="0E7A34"/>
           <w:sz w:val="17"/>
         </w:rPr>
         <w:t xml:space="preserve">    setEditMode(false);</w:t>
@@ -13899,6 +14621,7 @@
       <w:r>
         <w:rPr>
           <w:rFonts w:ascii="Consolas" w:eastAsia="Consolas" w:hAnsi="Consolas" w:cs="Consolas"/>
+          <w:color w:val="0E7A34"/>
           <w:sz w:val="17"/>
         </w:rPr>
         <w:t>}</w:t>
@@ -13916,6 +14639,7 @@
       <w:r>
         <w:rPr>
           <w:rFonts w:ascii="Consolas" w:eastAsia="Consolas" w:hAnsi="Consolas" w:cs="Consolas"/>
+          <w:color w:val="0E7A34"/>
           <w:sz w:val="17"/>
         </w:rPr>
         <w:t xml:space="preserve"> </w:t>
@@ -13933,6 +14657,7 @@
       <w:r>
         <w:rPr>
           <w:rFonts w:ascii="Consolas" w:eastAsia="Consolas" w:hAnsi="Consolas" w:cs="Consolas"/>
+          <w:color w:val="0E7A34"/>
           <w:sz w:val="17"/>
         </w:rPr>
         <w:t>export function scrollToForm() {</w:t>
@@ -13950,6 +14675,7 @@
       <w:r>
         <w:rPr>
           <w:rFonts w:ascii="Consolas" w:eastAsia="Consolas" w:hAnsi="Consolas" w:cs="Consolas"/>
+          <w:color w:val="0E7A34"/>
           <w:sz w:val="17"/>
         </w:rPr>
         <w:t xml:space="preserve">    studentForm.scrollIntoView({ behavior: "smooth" });</w:t>
@@ -13967,6 +14693,7 @@
       <w:r>
         <w:rPr>
           <w:rFonts w:ascii="Consolas" w:eastAsia="Consolas" w:hAnsi="Consolas" w:cs="Consolas"/>
+          <w:color w:val="0E7A34"/>
           <w:sz w:val="17"/>
         </w:rPr>
         <w:t>}</w:t>
@@ -14436,6 +15163,7 @@
       <w:r>
         <w:rPr>
           <w:rFonts w:ascii="Consolas" w:eastAsia="Consolas" w:hAnsi="Consolas" w:cs="Consolas"/>
+          <w:color w:val="0E7A34"/>
           <w:sz w:val="17"/>
         </w:rPr>
         <w:t xml:space="preserve">import { showError, showSuccess, clearMessages, setLoading } from "./ui/message.js";</w:t>
@@ -14453,6 +15181,7 @@
       <w:r>
         <w:rPr>
           <w:rFonts w:ascii="Consolas" w:eastAsia="Consolas" w:hAnsi="Consolas" w:cs="Consolas"/>
+          <w:color w:val="0E7A34"/>
           <w:sz w:val="17"/>
         </w:rPr>
         <w:t xml:space="preserve">import {</w:t>
@@ -14470,6 +15199,7 @@
       <w:r>
         <w:rPr>
           <w:rFonts w:ascii="Consolas" w:eastAsia="Consolas" w:hAnsi="Consolas" w:cs="Consolas"/>
+          <w:color w:val="0E7A34"/>
           <w:sz w:val="17"/>
         </w:rPr>
         <w:t xml:space="preserve">    studentForm, cancelButton, collectStudentData,</w:t>
@@ -14487,6 +15217,7 @@
       <w:r>
         <w:rPr>
           <w:rFonts w:ascii="Consolas" w:eastAsia="Consolas" w:hAnsi="Consolas" w:cs="Consolas"/>
+          <w:color w:val="0E7A34"/>
           <w:sz w:val="17"/>
         </w:rPr>
         <w:t xml:space="preserve">    fillForm, setEditMode, resetForm, scrollToForm,</w:t>
@@ -14504,6 +15235,7 @@
       <w:r>
         <w:rPr>
           <w:rFonts w:ascii="Consolas" w:eastAsia="Consolas" w:hAnsi="Consolas" w:cs="Consolas"/>
+          <w:color w:val="0E7A34"/>
           <w:sz w:val="17"/>
         </w:rPr>
         <w:t xml:space="preserve">} from "./ui/studentForm.js";</w:t>
@@ -14538,6 +15270,7 @@
       <w:r>
         <w:rPr>
           <w:rFonts w:ascii="Consolas" w:eastAsia="Consolas" w:hAnsi="Consolas" w:cs="Consolas"/>
+          <w:color w:val="0E7A34"/>
           <w:sz w:val="17"/>
         </w:rPr>
         <w:t xml:space="preserve">// 실습 4-4 에서 직접 켜고 끄던 로딩 표시도 이제 함수로 바꾼다</w:t>
@@ -14555,6 +15288,7 @@
       <w:r>
         <w:rPr>
           <w:rFonts w:ascii="Consolas" w:eastAsia="Consolas" w:hAnsi="Consolas" w:cs="Consolas"/>
+          <w:color w:val="0E7A34"/>
           <w:sz w:val="17"/>
         </w:rPr>
         <w:t xml:space="preserve">setLoading(true);      // loadingMessage.style.display = "block";</w:t>
@@ -14572,6 +15306,7 @@
       <w:r>
         <w:rPr>
           <w:rFonts w:ascii="Consolas" w:eastAsia="Consolas" w:hAnsi="Consolas" w:cs="Consolas"/>
+          <w:color w:val="0E7A34"/>
           <w:sz w:val="17"/>
         </w:rPr>
         <w:t xml:space="preserve">setLoading(false);     // loadingMessage.style.display = "none";</w:t>
@@ -14606,6 +15341,7 @@
       <w:r>
         <w:rPr>
           <w:rFonts w:ascii="Consolas" w:eastAsia="Consolas" w:hAnsi="Consolas" w:cs="Consolas"/>
+          <w:color w:val="8A8F98"/>
           <w:sz w:val="17"/>
         </w:rPr>
         <w:t xml:space="preserve">// 실습 4-1 끝에 넣었던 아래 한 줄도 지웁니다 (실습 4-11 에서 다시 연결)</w:t>
@@ -14623,6 +15359,7 @@
       <w:r>
         <w:rPr>
           <w:rFonts w:ascii="Consolas" w:eastAsia="Consolas" w:hAnsi="Consolas" w:cs="Consolas"/>
+          <w:color w:val="8A8F98"/>
           <w:sz w:val="17"/>
         </w:rPr>
         <w:t xml:space="preserve">// cancelButton.addEventListener("click", resetForm);</w:t>
@@ -14725,7 +15462,7 @@
           <w:color w:val="333333"/>
           <w:sz w:val="19"/>
         </w:rPr>
-        <w:t>취소 버튼이 나타나고, 누르면 폼이 비워지며 다시 "학생 등록" 으로 돌아온다.</w:t>
+        <w:t>취소 버튼이 나타나고, 누르면 폼이 비워지며 다시 "학생 등록" 으로 돌아온다. 등록·수정·삭제에 성공하면 초록색 메시지가 3초 뒤 저절로 사라지고, 오류 메시지는 그대로 남는다.</w:t>
       </w:r>
     </w:p>
     <w:p>
@@ -14854,6 +15591,7 @@
       <w:r>
         <w:rPr>
           <w:rFonts w:ascii="Consolas" w:eastAsia="Consolas" w:hAnsi="Consolas" w:cs="Consolas"/>
+          <w:color w:val="8A8F98"/>
           <w:sz w:val="17"/>
         </w:rPr>
         <w:t>row.innerHTML = `</w:t>
@@ -14871,6 +15609,7 @@
       <w:r>
         <w:rPr>
           <w:rFonts w:ascii="Consolas" w:eastAsia="Consolas" w:hAnsi="Consolas" w:cs="Consolas"/>
+          <w:color w:val="8A8F98"/>
           <w:sz w:val="17"/>
         </w:rPr>
         <w:t xml:space="preserve">    &lt;td&gt;${student.name}&lt;/td&gt;</w:t>
@@ -14888,6 +15627,7 @@
       <w:r>
         <w:rPr>
           <w:rFonts w:ascii="Consolas" w:eastAsia="Consolas" w:hAnsi="Consolas" w:cs="Consolas"/>
+          <w:color w:val="8A8F98"/>
           <w:sz w:val="17"/>
         </w:rPr>
         <w:t xml:space="preserve">    ...</w:t>
@@ -14905,6 +15645,7 @@
       <w:r>
         <w:rPr>
           <w:rFonts w:ascii="Consolas" w:eastAsia="Consolas" w:hAnsi="Consolas" w:cs="Consolas"/>
+          <w:color w:val="8A8F98"/>
           <w:sz w:val="17"/>
         </w:rPr>
         <w:t xml:space="preserve">    &lt;td&gt;</w:t>
@@ -14922,6 +15663,7 @@
       <w:r>
         <w:rPr>
           <w:rFonts w:ascii="Consolas" w:eastAsia="Consolas" w:hAnsi="Consolas" w:cs="Consolas"/>
+          <w:color w:val="8A8F98"/>
           <w:sz w:val="17"/>
         </w:rPr>
         <w:t xml:space="preserve">        &lt;button class="edit-btn" onclick="editStudent(${student.id})"&gt;수정&lt;/button&gt;</w:t>
@@ -14939,6 +15681,7 @@
       <w:r>
         <w:rPr>
           <w:rFonts w:ascii="Consolas" w:eastAsia="Consolas" w:hAnsi="Consolas" w:cs="Consolas"/>
+          <w:color w:val="8A8F98"/>
           <w:sz w:val="17"/>
         </w:rPr>
         <w:t xml:space="preserve">        &lt;button class="delete-btn" onclick="deleteStudent(${student.id})"&gt;삭제&lt;/button&gt;</w:t>
@@ -14956,6 +15699,7 @@
       <w:r>
         <w:rPr>
           <w:rFonts w:ascii="Consolas" w:eastAsia="Consolas" w:hAnsi="Consolas" w:cs="Consolas"/>
+          <w:color w:val="8A8F98"/>
           <w:sz w:val="17"/>
         </w:rPr>
         <w:t xml:space="preserve">    &lt;/td&gt;</w:t>
@@ -14973,6 +15717,7 @@
       <w:r>
         <w:rPr>
           <w:rFonts w:ascii="Consolas" w:eastAsia="Consolas" w:hAnsi="Consolas" w:cs="Consolas"/>
+          <w:color w:val="8A8F98"/>
           <w:sz w:val="17"/>
         </w:rPr>
         <w:t>`;</w:t>
@@ -15075,6 +15820,7 @@
       <w:r>
         <w:rPr>
           <w:rFonts w:ascii="Consolas" w:eastAsia="Consolas" w:hAnsi="Consolas" w:cs="Consolas"/>
+          <w:color w:val="0E7A34"/>
           <w:sz w:val="17"/>
         </w:rPr>
         <w:t>const studentTableBody = document.getElementById("studentTableBody");</w:t>
@@ -15092,6 +15838,7 @@
       <w:r>
         <w:rPr>
           <w:rFonts w:ascii="Consolas" w:eastAsia="Consolas" w:hAnsi="Consolas" w:cs="Consolas"/>
+          <w:color w:val="0E7A34"/>
           <w:sz w:val="17"/>
         </w:rPr>
         <w:t>const COLUMN_COUNT = 7;</w:t>
@@ -15109,6 +15856,7 @@
       <w:r>
         <w:rPr>
           <w:rFonts w:ascii="Consolas" w:eastAsia="Consolas" w:hAnsi="Consolas" w:cs="Consolas"/>
+          <w:color w:val="0E7A34"/>
           <w:sz w:val="17"/>
         </w:rPr>
         <w:t xml:space="preserve"> </w:t>
@@ -15126,6 +15874,7 @@
       <w:r>
         <w:rPr>
           <w:rFonts w:ascii="Consolas" w:eastAsia="Consolas" w:hAnsi="Consolas" w:cs="Consolas"/>
+          <w:color w:val="0E7A34"/>
           <w:sz w:val="17"/>
         </w:rPr>
         <w:t xml:space="preserve">/**</w:t>
@@ -15143,6 +15892,7 @@
       <w:r>
         <w:rPr>
           <w:rFonts w:ascii="Consolas" w:eastAsia="Consolas" w:hAnsi="Consolas" w:cs="Consolas"/>
+          <w:color w:val="0E7A34"/>
           <w:sz w:val="17"/>
         </w:rPr>
         <w:t xml:space="preserve"> * 한 줄짜리 안내 행을 만든다. 빈 목록 안내와 오류 안내가 함께 쓴다.</w:t>
@@ -15160,6 +15910,7 @@
       <w:r>
         <w:rPr>
           <w:rFonts w:ascii="Consolas" w:eastAsia="Consolas" w:hAnsi="Consolas" w:cs="Consolas"/>
+          <w:color w:val="0E7A34"/>
           <w:sz w:val="17"/>
         </w:rPr>
         <w:t xml:space="preserve"> * @param {string} message 표시할 문구</w:t>
@@ -15177,6 +15928,7 @@
       <w:r>
         <w:rPr>
           <w:rFonts w:ascii="Consolas" w:eastAsia="Consolas" w:hAnsi="Consolas" w:cs="Consolas"/>
+          <w:color w:val="0E7A34"/>
           <w:sz w:val="17"/>
         </w:rPr>
         <w:t xml:space="preserve"> * @param {string} [className] 행에 붙일 클래스 (기본값 "empty-row")</w:t>
@@ -15194,6 +15946,7 @@
       <w:r>
         <w:rPr>
           <w:rFonts w:ascii="Consolas" w:eastAsia="Consolas" w:hAnsi="Consolas" w:cs="Consolas"/>
+          <w:color w:val="0E7A34"/>
           <w:sz w:val="17"/>
         </w:rPr>
         <w:t xml:space="preserve"> */</w:t>
@@ -15211,6 +15964,7 @@
       <w:r>
         <w:rPr>
           <w:rFonts w:ascii="Consolas" w:eastAsia="Consolas" w:hAnsi="Consolas" w:cs="Consolas"/>
+          <w:color w:val="0E7A34"/>
           <w:sz w:val="17"/>
         </w:rPr>
         <w:t xml:space="preserve">function createMessageRow(message, className = "empty-row") {</w:t>
@@ -15228,6 +15982,7 @@
       <w:r>
         <w:rPr>
           <w:rFonts w:ascii="Consolas" w:eastAsia="Consolas" w:hAnsi="Consolas" w:cs="Consolas"/>
+          <w:color w:val="0E7A34"/>
           <w:sz w:val="17"/>
         </w:rPr>
         <w:t xml:space="preserve">    const row = document.createElement("tr");</w:t>
@@ -15245,6 +16000,7 @@
       <w:r>
         <w:rPr>
           <w:rFonts w:ascii="Consolas" w:eastAsia="Consolas" w:hAnsi="Consolas" w:cs="Consolas"/>
+          <w:color w:val="0E7A34"/>
           <w:sz w:val="17"/>
         </w:rPr>
         <w:t xml:space="preserve">    const cell = document.createElement("td");</w:t>
@@ -15262,6 +16018,7 @@
       <w:r>
         <w:rPr>
           <w:rFonts w:ascii="Consolas" w:eastAsia="Consolas" w:hAnsi="Consolas" w:cs="Consolas"/>
+          <w:color w:val="0E7A34"/>
           <w:sz w:val="17"/>
         </w:rPr>
         <w:t xml:space="preserve"> </w:t>
@@ -15279,6 +16036,7 @@
       <w:r>
         <w:rPr>
           <w:rFonts w:ascii="Consolas" w:eastAsia="Consolas" w:hAnsi="Consolas" w:cs="Consolas"/>
+          <w:color w:val="0E7A34"/>
           <w:sz w:val="17"/>
         </w:rPr>
         <w:t xml:space="preserve">    cell.colSpan = COLUMN_COUNT;   // 한 칸이 표 전체 너비를 차지하게 한다</w:t>
@@ -15296,6 +16054,7 @@
       <w:r>
         <w:rPr>
           <w:rFonts w:ascii="Consolas" w:eastAsia="Consolas" w:hAnsi="Consolas" w:cs="Consolas"/>
+          <w:color w:val="0E7A34"/>
           <w:sz w:val="17"/>
         </w:rPr>
         <w:t xml:space="preserve">    cell.className = className;</w:t>
@@ -15313,6 +16072,7 @@
       <w:r>
         <w:rPr>
           <w:rFonts w:ascii="Consolas" w:eastAsia="Consolas" w:hAnsi="Consolas" w:cs="Consolas"/>
+          <w:color w:val="0E7A34"/>
           <w:sz w:val="17"/>
         </w:rPr>
         <w:t xml:space="preserve">    cell.textContent = message;</w:t>
@@ -15330,6 +16090,7 @@
       <w:r>
         <w:rPr>
           <w:rFonts w:ascii="Consolas" w:eastAsia="Consolas" w:hAnsi="Consolas" w:cs="Consolas"/>
+          <w:color w:val="0E7A34"/>
           <w:sz w:val="17"/>
         </w:rPr>
         <w:t xml:space="preserve">    row.appendChild(cell);</w:t>
@@ -15347,6 +16108,7 @@
       <w:r>
         <w:rPr>
           <w:rFonts w:ascii="Consolas" w:eastAsia="Consolas" w:hAnsi="Consolas" w:cs="Consolas"/>
+          <w:color w:val="0E7A34"/>
           <w:sz w:val="17"/>
         </w:rPr>
         <w:t xml:space="preserve"> </w:t>
@@ -15364,6 +16126,7 @@
       <w:r>
         <w:rPr>
           <w:rFonts w:ascii="Consolas" w:eastAsia="Consolas" w:hAnsi="Consolas" w:cs="Consolas"/>
+          <w:color w:val="0E7A34"/>
           <w:sz w:val="17"/>
         </w:rPr>
         <w:t xml:space="preserve">    return row;</w:t>
@@ -15381,6 +16144,7 @@
       <w:r>
         <w:rPr>
           <w:rFonts w:ascii="Consolas" w:eastAsia="Consolas" w:hAnsi="Consolas" w:cs="Consolas"/>
+          <w:color w:val="0E7A34"/>
           <w:sz w:val="17"/>
         </w:rPr>
         <w:t xml:space="preserve">}</w:t>
@@ -15398,6 +16162,7 @@
       <w:r>
         <w:rPr>
           <w:rFonts w:ascii="Consolas" w:eastAsia="Consolas" w:hAnsi="Consolas" w:cs="Consolas"/>
+          <w:color w:val="0E7A34"/>
           <w:sz w:val="17"/>
         </w:rPr>
         <w:t xml:space="preserve"> </w:t>
@@ -15415,6 +16180,7 @@
       <w:r>
         <w:rPr>
           <w:rFonts w:ascii="Consolas" w:eastAsia="Consolas" w:hAnsi="Consolas" w:cs="Consolas"/>
+          <w:color w:val="0E7A34"/>
           <w:sz w:val="17"/>
         </w:rPr>
         <w:t>function createStudentRow(student) {</w:t>
@@ -15432,6 +16198,7 @@
       <w:r>
         <w:rPr>
           <w:rFonts w:ascii="Consolas" w:eastAsia="Consolas" w:hAnsi="Consolas" w:cs="Consolas"/>
+          <w:color w:val="0E7A34"/>
           <w:sz w:val="17"/>
         </w:rPr>
         <w:t xml:space="preserve">    const { id, name, studentNumber, detail } = student;</w:t>
@@ -15449,6 +16216,7 @@
       <w:r>
         <w:rPr>
           <w:rFonts w:ascii="Consolas" w:eastAsia="Consolas" w:hAnsi="Consolas" w:cs="Consolas"/>
+          <w:color w:val="0E7A34"/>
           <w:sz w:val="17"/>
         </w:rPr>
         <w:t xml:space="preserve">    const row = document.createElement("tr");</w:t>
@@ -15466,6 +16234,7 @@
       <w:r>
         <w:rPr>
           <w:rFonts w:ascii="Consolas" w:eastAsia="Consolas" w:hAnsi="Consolas" w:cs="Consolas"/>
+          <w:color w:val="0E7A34"/>
           <w:sz w:val="17"/>
         </w:rPr>
         <w:t xml:space="preserve"> </w:t>
@@ -15483,6 +16252,7 @@
       <w:r>
         <w:rPr>
           <w:rFonts w:ascii="Consolas" w:eastAsia="Consolas" w:hAnsi="Consolas" w:cs="Consolas"/>
+          <w:color w:val="0E7A34"/>
           <w:sz w:val="17"/>
         </w:rPr>
         <w:t xml:space="preserve">    const values = [</w:t>
@@ -15500,6 +16270,7 @@
       <w:r>
         <w:rPr>
           <w:rFonts w:ascii="Consolas" w:eastAsia="Consolas" w:hAnsi="Consolas" w:cs="Consolas"/>
+          <w:color w:val="0E7A34"/>
           <w:sz w:val="17"/>
         </w:rPr>
         <w:t xml:space="preserve">        name,</w:t>
@@ -15517,6 +16288,7 @@
       <w:r>
         <w:rPr>
           <w:rFonts w:ascii="Consolas" w:eastAsia="Consolas" w:hAnsi="Consolas" w:cs="Consolas"/>
+          <w:color w:val="0E7A34"/>
           <w:sz w:val="17"/>
         </w:rPr>
         <w:t xml:space="preserve">        studentNumber,</w:t>
@@ -15534,6 +16306,7 @@
       <w:r>
         <w:rPr>
           <w:rFonts w:ascii="Consolas" w:eastAsia="Consolas" w:hAnsi="Consolas" w:cs="Consolas"/>
+          <w:color w:val="0E7A34"/>
           <w:sz w:val="17"/>
         </w:rPr>
         <w:t xml:space="preserve">        detail?.address ?? "-",</w:t>
@@ -15551,6 +16324,7 @@
       <w:r>
         <w:rPr>
           <w:rFonts w:ascii="Consolas" w:eastAsia="Consolas" w:hAnsi="Consolas" w:cs="Consolas"/>
+          <w:color w:val="0E7A34"/>
           <w:sz w:val="17"/>
         </w:rPr>
         <w:t xml:space="preserve">        detail?.phoneNumber ?? "-",</w:t>
@@ -15568,6 +16342,7 @@
       <w:r>
         <w:rPr>
           <w:rFonts w:ascii="Consolas" w:eastAsia="Consolas" w:hAnsi="Consolas" w:cs="Consolas"/>
+          <w:color w:val="0E7A34"/>
           <w:sz w:val="17"/>
         </w:rPr>
         <w:t xml:space="preserve">        detail?.email ?? "-",</w:t>
@@ -15585,6 +16360,7 @@
       <w:r>
         <w:rPr>
           <w:rFonts w:ascii="Consolas" w:eastAsia="Consolas" w:hAnsi="Consolas" w:cs="Consolas"/>
+          <w:color w:val="0E7A34"/>
           <w:sz w:val="17"/>
         </w:rPr>
         <w:t xml:space="preserve">        detail?.dateOfBirth ?? "-",</w:t>
@@ -15602,6 +16378,7 @@
       <w:r>
         <w:rPr>
           <w:rFonts w:ascii="Consolas" w:eastAsia="Consolas" w:hAnsi="Consolas" w:cs="Consolas"/>
+          <w:color w:val="0E7A34"/>
           <w:sz w:val="17"/>
         </w:rPr>
         <w:t xml:space="preserve">    ];</w:t>
@@ -15619,6 +16396,7 @@
       <w:r>
         <w:rPr>
           <w:rFonts w:ascii="Consolas" w:eastAsia="Consolas" w:hAnsi="Consolas" w:cs="Consolas"/>
+          <w:color w:val="0E7A34"/>
           <w:sz w:val="17"/>
         </w:rPr>
         <w:t xml:space="preserve"> </w:t>
@@ -15636,6 +16414,7 @@
       <w:r>
         <w:rPr>
           <w:rFonts w:ascii="Consolas" w:eastAsia="Consolas" w:hAnsi="Consolas" w:cs="Consolas"/>
+          <w:color w:val="0E7A34"/>
           <w:sz w:val="17"/>
         </w:rPr>
         <w:t xml:space="preserve">    values.forEach((value) =&gt; {</w:t>
@@ -15653,6 +16432,7 @@
       <w:r>
         <w:rPr>
           <w:rFonts w:ascii="Consolas" w:eastAsia="Consolas" w:hAnsi="Consolas" w:cs="Consolas"/>
+          <w:color w:val="0E7A34"/>
           <w:sz w:val="17"/>
         </w:rPr>
         <w:t xml:space="preserve">        const cell = document.createElement("td");</w:t>
@@ -15670,6 +16450,7 @@
       <w:r>
         <w:rPr>
           <w:rFonts w:ascii="Consolas" w:eastAsia="Consolas" w:hAnsi="Consolas" w:cs="Consolas"/>
+          <w:color w:val="0E7A34"/>
           <w:sz w:val="17"/>
         </w:rPr>
         <w:t xml:space="preserve">        cell.textContent = value;      // 태그가 실행되지 않는다</w:t>
@@ -15687,6 +16468,7 @@
       <w:r>
         <w:rPr>
           <w:rFonts w:ascii="Consolas" w:eastAsia="Consolas" w:hAnsi="Consolas" w:cs="Consolas"/>
+          <w:color w:val="0E7A34"/>
           <w:sz w:val="17"/>
         </w:rPr>
         <w:t xml:space="preserve">        row.appendChild(cell);</w:t>
@@ -15704,6 +16486,7 @@
       <w:r>
         <w:rPr>
           <w:rFonts w:ascii="Consolas" w:eastAsia="Consolas" w:hAnsi="Consolas" w:cs="Consolas"/>
+          <w:color w:val="0E7A34"/>
           <w:sz w:val="17"/>
         </w:rPr>
         <w:t xml:space="preserve">    });</w:t>
@@ -15721,6 +16504,7 @@
       <w:r>
         <w:rPr>
           <w:rFonts w:ascii="Consolas" w:eastAsia="Consolas" w:hAnsi="Consolas" w:cs="Consolas"/>
+          <w:color w:val="0E7A34"/>
           <w:sz w:val="17"/>
         </w:rPr>
         <w:t xml:space="preserve"> </w:t>
@@ -15738,6 +16522,7 @@
       <w:r>
         <w:rPr>
           <w:rFonts w:ascii="Consolas" w:eastAsia="Consolas" w:hAnsi="Consolas" w:cs="Consolas"/>
+          <w:color w:val="0E7A34"/>
           <w:sz w:val="17"/>
         </w:rPr>
         <w:t xml:space="preserve">    // 액션 칸 — 버튼에 어떤 동작인지, 어떤 학생인지를 data 속성으로 새겨 둔다.</w:t>
@@ -15755,6 +16540,7 @@
       <w:r>
         <w:rPr>
           <w:rFonts w:ascii="Consolas" w:eastAsia="Consolas" w:hAnsi="Consolas" w:cs="Consolas"/>
+          <w:color w:val="0E7A34"/>
           <w:sz w:val="17"/>
         </w:rPr>
         <w:t xml:space="preserve">    const actionCell = document.createElement("td");</w:t>
@@ -15772,6 +16558,7 @@
       <w:r>
         <w:rPr>
           <w:rFonts w:ascii="Consolas" w:eastAsia="Consolas" w:hAnsi="Consolas" w:cs="Consolas"/>
+          <w:color w:val="0E7A34"/>
           <w:sz w:val="17"/>
         </w:rPr>
         <w:t xml:space="preserve"> </w:t>
@@ -15789,6 +16576,7 @@
       <w:r>
         <w:rPr>
           <w:rFonts w:ascii="Consolas" w:eastAsia="Consolas" w:hAnsi="Consolas" w:cs="Consolas"/>
+          <w:color w:val="0E7A34"/>
           <w:sz w:val="17"/>
         </w:rPr>
         <w:t xml:space="preserve">    [</w:t>
@@ -15806,6 +16594,7 @@
       <w:r>
         <w:rPr>
           <w:rFonts w:ascii="Consolas" w:eastAsia="Consolas" w:hAnsi="Consolas" w:cs="Consolas"/>
+          <w:color w:val="0E7A34"/>
           <w:sz w:val="17"/>
         </w:rPr>
         <w:t xml:space="preserve">        { action: "edit", label: "수정", className: "edit-btn" },</w:t>
@@ -15823,6 +16612,7 @@
       <w:r>
         <w:rPr>
           <w:rFonts w:ascii="Consolas" w:eastAsia="Consolas" w:hAnsi="Consolas" w:cs="Consolas"/>
+          <w:color w:val="0E7A34"/>
           <w:sz w:val="17"/>
         </w:rPr>
         <w:t xml:space="preserve">        { action: "delete", label: "삭제", className: "delete-btn" },</w:t>
@@ -15840,6 +16630,7 @@
       <w:r>
         <w:rPr>
           <w:rFonts w:ascii="Consolas" w:eastAsia="Consolas" w:hAnsi="Consolas" w:cs="Consolas"/>
+          <w:color w:val="0E7A34"/>
           <w:sz w:val="17"/>
         </w:rPr>
         <w:t xml:space="preserve">    ].forEach(({ action, label, className }) =&gt; {</w:t>
@@ -15857,6 +16648,7 @@
       <w:r>
         <w:rPr>
           <w:rFonts w:ascii="Consolas" w:eastAsia="Consolas" w:hAnsi="Consolas" w:cs="Consolas"/>
+          <w:color w:val="0E7A34"/>
           <w:sz w:val="17"/>
         </w:rPr>
         <w:t xml:space="preserve">        const button = document.createElement("button");</w:t>
@@ -15874,6 +16666,7 @@
       <w:r>
         <w:rPr>
           <w:rFonts w:ascii="Consolas" w:eastAsia="Consolas" w:hAnsi="Consolas" w:cs="Consolas"/>
+          <w:color w:val="0E7A34"/>
           <w:sz w:val="17"/>
         </w:rPr>
         <w:t xml:space="preserve"> </w:t>
@@ -15891,6 +16684,7 @@
       <w:r>
         <w:rPr>
           <w:rFonts w:ascii="Consolas" w:eastAsia="Consolas" w:hAnsi="Consolas" w:cs="Consolas"/>
+          <w:color w:val="0E7A34"/>
           <w:sz w:val="17"/>
         </w:rPr>
         <w:t xml:space="preserve">        button.type = "button";</w:t>
@@ -15908,6 +16702,7 @@
       <w:r>
         <w:rPr>
           <w:rFonts w:ascii="Consolas" w:eastAsia="Consolas" w:hAnsi="Consolas" w:cs="Consolas"/>
+          <w:color w:val="0E7A34"/>
           <w:sz w:val="17"/>
         </w:rPr>
         <w:t xml:space="preserve">        button.className = className;</w:t>
@@ -15925,6 +16720,7 @@
       <w:r>
         <w:rPr>
           <w:rFonts w:ascii="Consolas" w:eastAsia="Consolas" w:hAnsi="Consolas" w:cs="Consolas"/>
+          <w:color w:val="0E7A34"/>
           <w:sz w:val="17"/>
         </w:rPr>
         <w:t xml:space="preserve">        button.textContent = label;</w:t>
@@ -15942,6 +16738,7 @@
       <w:r>
         <w:rPr>
           <w:rFonts w:ascii="Consolas" w:eastAsia="Consolas" w:hAnsi="Consolas" w:cs="Consolas"/>
+          <w:color w:val="0E7A34"/>
           <w:sz w:val="17"/>
         </w:rPr>
         <w:t xml:space="preserve">        button.dataset.action = action;   // data-action="edit"</w:t>
@@ -15959,6 +16756,7 @@
       <w:r>
         <w:rPr>
           <w:rFonts w:ascii="Consolas" w:eastAsia="Consolas" w:hAnsi="Consolas" w:cs="Consolas"/>
+          <w:color w:val="0E7A34"/>
           <w:sz w:val="17"/>
         </w:rPr>
         <w:t xml:space="preserve">        button.dataset.id = id;           // data-id="3"</w:t>
@@ -15976,6 +16774,7 @@
       <w:r>
         <w:rPr>
           <w:rFonts w:ascii="Consolas" w:eastAsia="Consolas" w:hAnsi="Consolas" w:cs="Consolas"/>
+          <w:color w:val="0E7A34"/>
           <w:sz w:val="17"/>
         </w:rPr>
         <w:t xml:space="preserve"> </w:t>
@@ -15993,6 +16792,7 @@
       <w:r>
         <w:rPr>
           <w:rFonts w:ascii="Consolas" w:eastAsia="Consolas" w:hAnsi="Consolas" w:cs="Consolas"/>
+          <w:color w:val="0E7A34"/>
           <w:sz w:val="17"/>
         </w:rPr>
         <w:t xml:space="preserve">        actionCell.appendChild(button);</w:t>
@@ -16010,6 +16810,7 @@
       <w:r>
         <w:rPr>
           <w:rFonts w:ascii="Consolas" w:eastAsia="Consolas" w:hAnsi="Consolas" w:cs="Consolas"/>
+          <w:color w:val="0E7A34"/>
           <w:sz w:val="17"/>
         </w:rPr>
         <w:t xml:space="preserve">    });</w:t>
@@ -16027,6 +16828,7 @@
       <w:r>
         <w:rPr>
           <w:rFonts w:ascii="Consolas" w:eastAsia="Consolas" w:hAnsi="Consolas" w:cs="Consolas"/>
+          <w:color w:val="0E7A34"/>
           <w:sz w:val="17"/>
         </w:rPr>
         <w:t xml:space="preserve"> </w:t>
@@ -16044,6 +16846,7 @@
       <w:r>
         <w:rPr>
           <w:rFonts w:ascii="Consolas" w:eastAsia="Consolas" w:hAnsi="Consolas" w:cs="Consolas"/>
+          <w:color w:val="0E7A34"/>
           <w:sz w:val="17"/>
         </w:rPr>
         <w:t xml:space="preserve">    row.appendChild(actionCell);</w:t>
@@ -16061,6 +16864,7 @@
       <w:r>
         <w:rPr>
           <w:rFonts w:ascii="Consolas" w:eastAsia="Consolas" w:hAnsi="Consolas" w:cs="Consolas"/>
+          <w:color w:val="0E7A34"/>
           <w:sz w:val="17"/>
         </w:rPr>
         <w:t xml:space="preserve">    return row;</w:t>
@@ -16078,6 +16882,7 @@
       <w:r>
         <w:rPr>
           <w:rFonts w:ascii="Consolas" w:eastAsia="Consolas" w:hAnsi="Consolas" w:cs="Consolas"/>
+          <w:color w:val="0E7A34"/>
           <w:sz w:val="17"/>
         </w:rPr>
         <w:t>}</w:t>
@@ -16147,6 +16952,7 @@
       <w:r>
         <w:rPr>
           <w:rFonts w:ascii="Consolas" w:eastAsia="Consolas" w:hAnsi="Consolas" w:cs="Consolas"/>
+          <w:color w:val="0E7A34"/>
           <w:sz w:val="17"/>
         </w:rPr>
         <w:t>export function renderStudentTable(students = [], { emptyMessage = "등록된 학생이 없습니다." } = {}) {</w:t>
@@ -16164,6 +16970,7 @@
       <w:r>
         <w:rPr>
           <w:rFonts w:ascii="Consolas" w:eastAsia="Consolas" w:hAnsi="Consolas" w:cs="Consolas"/>
+          <w:color w:val="0E7A34"/>
           <w:sz w:val="17"/>
         </w:rPr>
         <w:t xml:space="preserve">    // 먼저 비우지 않으면 목록을 새로고침할 때마다 같은 학생이 쌓인다.</w:t>
@@ -16181,6 +16988,7 @@
       <w:r>
         <w:rPr>
           <w:rFonts w:ascii="Consolas" w:eastAsia="Consolas" w:hAnsi="Consolas" w:cs="Consolas"/>
+          <w:color w:val="0E7A34"/>
           <w:sz w:val="17"/>
         </w:rPr>
         <w:t xml:space="preserve">    studentTableBody.innerHTML = "";</w:t>
@@ -16198,6 +17006,7 @@
       <w:r>
         <w:rPr>
           <w:rFonts w:ascii="Consolas" w:eastAsia="Consolas" w:hAnsi="Consolas" w:cs="Consolas"/>
+          <w:color w:val="0E7A34"/>
           <w:sz w:val="17"/>
         </w:rPr>
         <w:t xml:space="preserve"> </w:t>
@@ -16215,6 +17024,7 @@
       <w:r>
         <w:rPr>
           <w:rFonts w:ascii="Consolas" w:eastAsia="Consolas" w:hAnsi="Consolas" w:cs="Consolas"/>
+          <w:color w:val="0E7A34"/>
           <w:sz w:val="17"/>
         </w:rPr>
         <w:t xml:space="preserve">    if (students.length === 0) {</w:t>
@@ -16232,6 +17042,7 @@
       <w:r>
         <w:rPr>
           <w:rFonts w:ascii="Consolas" w:eastAsia="Consolas" w:hAnsi="Consolas" w:cs="Consolas"/>
+          <w:color w:val="0E7A34"/>
           <w:sz w:val="17"/>
         </w:rPr>
         <w:t xml:space="preserve">        studentTableBody.appendChild(createMessageRow(emptyMessage));</w:t>
@@ -16249,6 +17060,7 @@
       <w:r>
         <w:rPr>
           <w:rFonts w:ascii="Consolas" w:eastAsia="Consolas" w:hAnsi="Consolas" w:cs="Consolas"/>
+          <w:color w:val="0E7A34"/>
           <w:sz w:val="17"/>
         </w:rPr>
         <w:t xml:space="preserve">        return;</w:t>
@@ -16266,6 +17078,7 @@
       <w:r>
         <w:rPr>
           <w:rFonts w:ascii="Consolas" w:eastAsia="Consolas" w:hAnsi="Consolas" w:cs="Consolas"/>
+          <w:color w:val="0E7A34"/>
           <w:sz w:val="17"/>
         </w:rPr>
         <w:t xml:space="preserve">    }</w:t>
@@ -16283,6 +17096,7 @@
       <w:r>
         <w:rPr>
           <w:rFonts w:ascii="Consolas" w:eastAsia="Consolas" w:hAnsi="Consolas" w:cs="Consolas"/>
+          <w:color w:val="0E7A34"/>
           <w:sz w:val="17"/>
         </w:rPr>
         <w:t xml:space="preserve"> </w:t>
@@ -16300,6 +17114,7 @@
       <w:r>
         <w:rPr>
           <w:rFonts w:ascii="Consolas" w:eastAsia="Consolas" w:hAnsi="Consolas" w:cs="Consolas"/>
+          <w:color w:val="0E7A34"/>
           <w:sz w:val="17"/>
         </w:rPr>
         <w:t xml:space="preserve">    // 여러 행을 한 번에 붙이기 위한 임시 그릇 (화면을 한 번만 다시 그린다)</w:t>
@@ -16317,6 +17132,7 @@
       <w:r>
         <w:rPr>
           <w:rFonts w:ascii="Consolas" w:eastAsia="Consolas" w:hAnsi="Consolas" w:cs="Consolas"/>
+          <w:color w:val="0E7A34"/>
           <w:sz w:val="17"/>
         </w:rPr>
         <w:t xml:space="preserve">    const fragment = document.createDocumentFragment();</w:t>
@@ -16334,6 +17150,7 @@
       <w:r>
         <w:rPr>
           <w:rFonts w:ascii="Consolas" w:eastAsia="Consolas" w:hAnsi="Consolas" w:cs="Consolas"/>
+          <w:color w:val="0E7A34"/>
           <w:sz w:val="17"/>
         </w:rPr>
         <w:t xml:space="preserve">    students.forEach((student) =&gt; fragment.appendChild(createStudentRow(student)));</w:t>
@@ -16351,6 +17168,7 @@
       <w:r>
         <w:rPr>
           <w:rFonts w:ascii="Consolas" w:eastAsia="Consolas" w:hAnsi="Consolas" w:cs="Consolas"/>
+          <w:color w:val="0E7A34"/>
           <w:sz w:val="17"/>
         </w:rPr>
         <w:t xml:space="preserve"> </w:t>
@@ -16368,6 +17186,7 @@
       <w:r>
         <w:rPr>
           <w:rFonts w:ascii="Consolas" w:eastAsia="Consolas" w:hAnsi="Consolas" w:cs="Consolas"/>
+          <w:color w:val="0E7A34"/>
           <w:sz w:val="17"/>
         </w:rPr>
         <w:t xml:space="preserve">    studentTableBody.appendChild(fragment);</w:t>
@@ -16385,6 +17204,7 @@
       <w:r>
         <w:rPr>
           <w:rFonts w:ascii="Consolas" w:eastAsia="Consolas" w:hAnsi="Consolas" w:cs="Consolas"/>
+          <w:color w:val="0E7A34"/>
           <w:sz w:val="17"/>
         </w:rPr>
         <w:t>}</w:t>
@@ -16402,6 +17222,7 @@
       <w:r>
         <w:rPr>
           <w:rFonts w:ascii="Consolas" w:eastAsia="Consolas" w:hAnsi="Consolas" w:cs="Consolas"/>
+          <w:color w:val="0E7A34"/>
           <w:sz w:val="17"/>
         </w:rPr>
         <w:t xml:space="preserve"> </w:t>
@@ -16419,6 +17240,7 @@
       <w:r>
         <w:rPr>
           <w:rFonts w:ascii="Consolas" w:eastAsia="Consolas" w:hAnsi="Consolas" w:cs="Consolas"/>
+          <w:color w:val="0E7A34"/>
           <w:sz w:val="17"/>
         </w:rPr>
         <w:t xml:space="preserve">/**</w:t>
@@ -16436,6 +17258,7 @@
       <w:r>
         <w:rPr>
           <w:rFonts w:ascii="Consolas" w:eastAsia="Consolas" w:hAnsi="Consolas" w:cs="Consolas"/>
+          <w:color w:val="0E7A34"/>
           <w:sz w:val="17"/>
         </w:rPr>
         <w:t xml:space="preserve"> * 목록을 불러오지 못했을 때 표 자리에 오류를 표시한다.</w:t>
@@ -16453,6 +17276,7 @@
       <w:r>
         <w:rPr>
           <w:rFonts w:ascii="Consolas" w:eastAsia="Consolas" w:hAnsi="Consolas" w:cs="Consolas"/>
+          <w:color w:val="0E7A34"/>
           <w:sz w:val="17"/>
         </w:rPr>
         <w:t xml:space="preserve"> * @param {string} [message] 기본값 "오류: 데이터를 불러올 수 없습니다."</w:t>
@@ -16470,6 +17294,7 @@
       <w:r>
         <w:rPr>
           <w:rFonts w:ascii="Consolas" w:eastAsia="Consolas" w:hAnsi="Consolas" w:cs="Consolas"/>
+          <w:color w:val="0E7A34"/>
           <w:sz w:val="17"/>
         </w:rPr>
         <w:t xml:space="preserve"> */</w:t>
@@ -16487,6 +17312,7 @@
       <w:r>
         <w:rPr>
           <w:rFonts w:ascii="Consolas" w:eastAsia="Consolas" w:hAnsi="Consolas" w:cs="Consolas"/>
+          <w:color w:val="0E7A34"/>
           <w:sz w:val="17"/>
         </w:rPr>
         <w:t xml:space="preserve">export function renderTableError(message = "오류: 데이터를 불러올 수 없습니다.") {</w:t>
@@ -16504,6 +17330,7 @@
       <w:r>
         <w:rPr>
           <w:rFonts w:ascii="Consolas" w:eastAsia="Consolas" w:hAnsi="Consolas" w:cs="Consolas"/>
+          <w:color w:val="0E7A34"/>
           <w:sz w:val="17"/>
         </w:rPr>
         <w:t xml:space="preserve">    studentTableBody.innerHTML = "";</w:t>
@@ -16521,6 +17348,7 @@
       <w:r>
         <w:rPr>
           <w:rFonts w:ascii="Consolas" w:eastAsia="Consolas" w:hAnsi="Consolas" w:cs="Consolas"/>
+          <w:color w:val="0E7A34"/>
           <w:sz w:val="17"/>
         </w:rPr>
         <w:t xml:space="preserve">    studentTableBody.appendChild(createMessageRow(message, "error-row"));</w:t>
@@ -16538,6 +17366,7 @@
       <w:r>
         <w:rPr>
           <w:rFonts w:ascii="Consolas" w:eastAsia="Consolas" w:hAnsi="Consolas" w:cs="Consolas"/>
+          <w:color w:val="0E7A34"/>
           <w:sz w:val="17"/>
         </w:rPr>
         <w:t xml:space="preserve">}</w:t>
@@ -16555,6 +17384,7 @@
       <w:r>
         <w:rPr>
           <w:rFonts w:ascii="Consolas" w:eastAsia="Consolas" w:hAnsi="Consolas" w:cs="Consolas"/>
+          <w:color w:val="0E7A34"/>
           <w:sz w:val="17"/>
         </w:rPr>
         <w:t xml:space="preserve"> </w:t>
@@ -16572,6 +17402,7 @@
       <w:r>
         <w:rPr>
           <w:rFonts w:ascii="Consolas" w:eastAsia="Consolas" w:hAnsi="Consolas" w:cs="Consolas"/>
+          <w:color w:val="0E7A34"/>
           <w:sz w:val="17"/>
         </w:rPr>
         <w:t>export { studentTableBody };</w:t>
@@ -16623,6 +17454,7 @@
       <w:r>
         <w:rPr>
           <w:rFonts w:ascii="Consolas" w:eastAsia="Consolas" w:hAnsi="Consolas" w:cs="Consolas"/>
+          <w:color w:val="0E7A34"/>
           <w:sz w:val="17"/>
         </w:rPr>
         <w:t>studentTableBody.addEventListener("click", async (event) =&gt; {</w:t>
@@ -16640,6 +17472,7 @@
       <w:r>
         <w:rPr>
           <w:rFonts w:ascii="Consolas" w:eastAsia="Consolas" w:hAnsi="Consolas" w:cs="Consolas"/>
+          <w:color w:val="0E7A34"/>
           <w:sz w:val="17"/>
         </w:rPr>
         <w:t xml:space="preserve">    // 클릭된 지점에서 가장 가까운 data-action 버튼을 찾는다.</w:t>
@@ -16657,6 +17490,7 @@
       <w:r>
         <w:rPr>
           <w:rFonts w:ascii="Consolas" w:eastAsia="Consolas" w:hAnsi="Consolas" w:cs="Consolas"/>
+          <w:color w:val="0E7A34"/>
           <w:sz w:val="17"/>
         </w:rPr>
         <w:t xml:space="preserve">    const button = event.target.closest("button[data-action]");</w:t>
@@ -16674,6 +17508,7 @@
       <w:r>
         <w:rPr>
           <w:rFonts w:ascii="Consolas" w:eastAsia="Consolas" w:hAnsi="Consolas" w:cs="Consolas"/>
+          <w:color w:val="0E7A34"/>
           <w:sz w:val="17"/>
         </w:rPr>
         <w:t xml:space="preserve">    if (!button) return;             // 버튼이 아닌 곳을 눌렀다</w:t>
@@ -16691,6 +17526,7 @@
       <w:r>
         <w:rPr>
           <w:rFonts w:ascii="Consolas" w:eastAsia="Consolas" w:hAnsi="Consolas" w:cs="Consolas"/>
+          <w:color w:val="0E7A34"/>
           <w:sz w:val="17"/>
         </w:rPr>
         <w:t xml:space="preserve"> </w:t>
@@ -16708,6 +17544,7 @@
       <w:r>
         <w:rPr>
           <w:rFonts w:ascii="Consolas" w:eastAsia="Consolas" w:hAnsi="Consolas" w:cs="Consolas"/>
+          <w:color w:val="0E7A34"/>
           <w:sz w:val="17"/>
         </w:rPr>
         <w:t xml:space="preserve">    const { action, id } = button.dataset;</w:t>
@@ -16725,6 +17562,7 @@
       <w:r>
         <w:rPr>
           <w:rFonts w:ascii="Consolas" w:eastAsia="Consolas" w:hAnsi="Consolas" w:cs="Consolas"/>
+          <w:color w:val="0E7A34"/>
           <w:sz w:val="17"/>
         </w:rPr>
         <w:t xml:space="preserve"> </w:t>
@@ -16742,6 +17580,7 @@
       <w:r>
         <w:rPr>
           <w:rFonts w:ascii="Consolas" w:eastAsia="Consolas" w:hAnsi="Consolas" w:cs="Consolas"/>
+          <w:color w:val="0E7A34"/>
           <w:sz w:val="17"/>
         </w:rPr>
         <w:t xml:space="preserve">    if (action === "edit") {</w:t>
@@ -16759,6 +17598,7 @@
       <w:r>
         <w:rPr>
           <w:rFonts w:ascii="Consolas" w:eastAsia="Consolas" w:hAnsi="Consolas" w:cs="Consolas"/>
+          <w:color w:val="0E7A34"/>
           <w:sz w:val="17"/>
         </w:rPr>
         <w:t xml:space="preserve">        await startEdit(Number(id));</w:t>
@@ -16776,6 +17616,7 @@
       <w:r>
         <w:rPr>
           <w:rFonts w:ascii="Consolas" w:eastAsia="Consolas" w:hAnsi="Consolas" w:cs="Consolas"/>
+          <w:color w:val="0E7A34"/>
           <w:sz w:val="17"/>
         </w:rPr>
         <w:t xml:space="preserve">    } else if (action === "delete") {</w:t>
@@ -16793,6 +17634,7 @@
       <w:r>
         <w:rPr>
           <w:rFonts w:ascii="Consolas" w:eastAsia="Consolas" w:hAnsi="Consolas" w:cs="Consolas"/>
+          <w:color w:val="0E7A34"/>
           <w:sz w:val="17"/>
         </w:rPr>
         <w:t xml:space="preserve">        await removeStudent(Number(id));</w:t>
@@ -16810,6 +17652,7 @@
       <w:r>
         <w:rPr>
           <w:rFonts w:ascii="Consolas" w:eastAsia="Consolas" w:hAnsi="Consolas" w:cs="Consolas"/>
+          <w:color w:val="0E7A34"/>
           <w:sz w:val="17"/>
         </w:rPr>
         <w:t xml:space="preserve">    }</w:t>
@@ -16827,6 +17670,7 @@
       <w:r>
         <w:rPr>
           <w:rFonts w:ascii="Consolas" w:eastAsia="Consolas" w:hAnsi="Consolas" w:cs="Consolas"/>
+          <w:color w:val="0E7A34"/>
           <w:sz w:val="17"/>
         </w:rPr>
         <w:t>});</w:t>
@@ -17442,6 +18286,7 @@
       <w:r>
         <w:rPr>
           <w:rFonts w:ascii="Consolas" w:eastAsia="Consolas" w:hAnsi="Consolas" w:cs="Consolas"/>
+          <w:color w:val="0E7A34"/>
           <w:sz w:val="17"/>
         </w:rPr>
         <w:t xml:space="preserve">import {</w:t>
@@ -17459,6 +18304,7 @@
       <w:r>
         <w:rPr>
           <w:rFonts w:ascii="Consolas" w:eastAsia="Consolas" w:hAnsi="Consolas" w:cs="Consolas"/>
+          <w:color w:val="0E7A34"/>
           <w:sz w:val="17"/>
         </w:rPr>
         <w:t xml:space="preserve">    renderStudentTable, renderTableError, studentTableBody,</w:t>
@@ -17476,6 +18322,7 @@
       <w:r>
         <w:rPr>
           <w:rFonts w:ascii="Consolas" w:eastAsia="Consolas" w:hAnsi="Consolas" w:cs="Consolas"/>
+          <w:color w:val="0E7A34"/>
           <w:sz w:val="17"/>
         </w:rPr>
         <w:t xml:space="preserve">} from "./ui/studentTable.js";</w:t>
@@ -17510,6 +18357,7 @@
       <w:r>
         <w:rPr>
           <w:rFonts w:ascii="Consolas" w:eastAsia="Consolas" w:hAnsi="Consolas" w:cs="Consolas"/>
+          <w:color w:val="8A8F98"/>
           <w:sz w:val="17"/>
         </w:rPr>
         <w:t xml:space="preserve">// 실습 4-1 에서 임시로 넣었던 두 줄 — 지웁니다</w:t>
@@ -17527,6 +18375,7 @@
       <w:r>
         <w:rPr>
           <w:rFonts w:ascii="Consolas" w:eastAsia="Consolas" w:hAnsi="Consolas" w:cs="Consolas"/>
+          <w:color w:val="8A8F98"/>
           <w:sz w:val="17"/>
         </w:rPr>
         <w:t xml:space="preserve">// window.editStudent = editStudent;</w:t>
@@ -17544,6 +18393,7 @@
       <w:r>
         <w:rPr>
           <w:rFonts w:ascii="Consolas" w:eastAsia="Consolas" w:hAnsi="Consolas" w:cs="Consolas"/>
+          <w:color w:val="8A8F98"/>
           <w:sz w:val="17"/>
         </w:rPr>
         <w:t xml:space="preserve">// window.deleteStudent = deleteStudent;</w:t>
@@ -17752,6 +18602,7 @@
       <w:r>
         <w:rPr>
           <w:rFonts w:ascii="Consolas" w:eastAsia="Consolas" w:hAnsi="Consolas" w:cs="Consolas"/>
+          <w:color w:val="0E7A34"/>
           <w:sz w:val="17"/>
         </w:rPr>
         <w:t>import "./style.css";</w:t>
@@ -17769,6 +18620,7 @@
       <w:r>
         <w:rPr>
           <w:rFonts w:ascii="Consolas" w:eastAsia="Consolas" w:hAnsi="Consolas" w:cs="Consolas"/>
+          <w:color w:val="0E7A34"/>
           <w:sz w:val="17"/>
         </w:rPr>
         <w:t xml:space="preserve"> </w:t>
@@ -17786,6 +18638,7 @@
       <w:r>
         <w:rPr>
           <w:rFonts w:ascii="Consolas" w:eastAsia="Consolas" w:hAnsi="Consolas" w:cs="Consolas"/>
+          <w:color w:val="0E7A34"/>
           <w:sz w:val="17"/>
         </w:rPr>
         <w:t>import {</w:t>
@@ -17803,6 +18656,7 @@
       <w:r>
         <w:rPr>
           <w:rFonts w:ascii="Consolas" w:eastAsia="Consolas" w:hAnsi="Consolas" w:cs="Consolas"/>
+          <w:color w:val="0E7A34"/>
           <w:sz w:val="17"/>
         </w:rPr>
         <w:t xml:space="preserve">    fetchStudents, fetchStudent,</w:t>
@@ -17820,6 +18674,7 @@
       <w:r>
         <w:rPr>
           <w:rFonts w:ascii="Consolas" w:eastAsia="Consolas" w:hAnsi="Consolas" w:cs="Consolas"/>
+          <w:color w:val="0E7A34"/>
           <w:sz w:val="17"/>
         </w:rPr>
         <w:t xml:space="preserve">    createStudent, updateStudent, deleteStudent,</w:t>
@@ -17837,6 +18692,7 @@
       <w:r>
         <w:rPr>
           <w:rFonts w:ascii="Consolas" w:eastAsia="Consolas" w:hAnsi="Consolas" w:cs="Consolas"/>
+          <w:color w:val="0E7A34"/>
           <w:sz w:val="17"/>
         </w:rPr>
         <w:t>} from "./api/studentApi.js";</w:t>
@@ -17854,6 +18710,7 @@
       <w:r>
         <w:rPr>
           <w:rFonts w:ascii="Consolas" w:eastAsia="Consolas" w:hAnsi="Consolas" w:cs="Consolas"/>
+          <w:color w:val="0E7A34"/>
           <w:sz w:val="17"/>
         </w:rPr>
         <w:t xml:space="preserve"> </w:t>
@@ -17871,6 +18728,7 @@
       <w:r>
         <w:rPr>
           <w:rFonts w:ascii="Consolas" w:eastAsia="Consolas" w:hAnsi="Consolas" w:cs="Consolas"/>
+          <w:color w:val="0E7A34"/>
           <w:sz w:val="17"/>
         </w:rPr>
         <w:t>import { validateStudent } from "./lib/validation.js";</w:t>
@@ -17888,6 +18746,7 @@
       <w:r>
         <w:rPr>
           <w:rFonts w:ascii="Consolas" w:eastAsia="Consolas" w:hAnsi="Consolas" w:cs="Consolas"/>
+          <w:color w:val="0E7A34"/>
           <w:sz w:val="17"/>
         </w:rPr>
         <w:t xml:space="preserve"> </w:t>
@@ -17905,6 +18764,7 @@
       <w:r>
         <w:rPr>
           <w:rFonts w:ascii="Consolas" w:eastAsia="Consolas" w:hAnsi="Consolas" w:cs="Consolas"/>
+          <w:color w:val="0E7A34"/>
           <w:sz w:val="17"/>
         </w:rPr>
         <w:t>import {</w:t>
@@ -17922,6 +18782,7 @@
       <w:r>
         <w:rPr>
           <w:rFonts w:ascii="Consolas" w:eastAsia="Consolas" w:hAnsi="Consolas" w:cs="Consolas"/>
+          <w:color w:val="0E7A34"/>
           <w:sz w:val="17"/>
         </w:rPr>
         <w:t xml:space="preserve">    studentForm, cancelButton, collectStudentData,</w:t>
@@ -17939,6 +18800,7 @@
       <w:r>
         <w:rPr>
           <w:rFonts w:ascii="Consolas" w:eastAsia="Consolas" w:hAnsi="Consolas" w:cs="Consolas"/>
+          <w:color w:val="0E7A34"/>
           <w:sz w:val="17"/>
         </w:rPr>
         <w:t xml:space="preserve">    fillForm, setEditMode, resetForm, scrollToForm,</w:t>
@@ -17956,6 +18818,7 @@
       <w:r>
         <w:rPr>
           <w:rFonts w:ascii="Consolas" w:eastAsia="Consolas" w:hAnsi="Consolas" w:cs="Consolas"/>
+          <w:color w:val="0E7A34"/>
           <w:sz w:val="17"/>
         </w:rPr>
         <w:t>} from "./ui/studentForm.js";</w:t>
@@ -17973,6 +18836,7 @@
       <w:r>
         <w:rPr>
           <w:rFonts w:ascii="Consolas" w:eastAsia="Consolas" w:hAnsi="Consolas" w:cs="Consolas"/>
+          <w:color w:val="0E7A34"/>
           <w:sz w:val="17"/>
         </w:rPr>
         <w:t xml:space="preserve"> </w:t>
@@ -17990,6 +18854,7 @@
       <w:r>
         <w:rPr>
           <w:rFonts w:ascii="Consolas" w:eastAsia="Consolas" w:hAnsi="Consolas" w:cs="Consolas"/>
+          <w:color w:val="0E7A34"/>
           <w:sz w:val="17"/>
         </w:rPr>
         <w:t>import {</w:t>
@@ -18007,6 +18872,7 @@
       <w:r>
         <w:rPr>
           <w:rFonts w:ascii="Consolas" w:eastAsia="Consolas" w:hAnsi="Consolas" w:cs="Consolas"/>
+          <w:color w:val="0E7A34"/>
           <w:sz w:val="17"/>
         </w:rPr>
         <w:t xml:space="preserve">    renderStudentTable, renderTableError, studentTableBody,</w:t>
@@ -18024,6 +18890,7 @@
       <w:r>
         <w:rPr>
           <w:rFonts w:ascii="Consolas" w:eastAsia="Consolas" w:hAnsi="Consolas" w:cs="Consolas"/>
+          <w:color w:val="0E7A34"/>
           <w:sz w:val="17"/>
         </w:rPr>
         <w:t>} from "./ui/studentTable.js";</w:t>
@@ -18041,6 +18908,7 @@
       <w:r>
         <w:rPr>
           <w:rFonts w:ascii="Consolas" w:eastAsia="Consolas" w:hAnsi="Consolas" w:cs="Consolas"/>
+          <w:color w:val="0E7A34"/>
           <w:sz w:val="17"/>
         </w:rPr>
         <w:t>import { showError, showSuccess, clearMessages, setLoading } from "./ui/message.js";</w:t>
@@ -18058,6 +18926,7 @@
       <w:r>
         <w:rPr>
           <w:rFonts w:ascii="Consolas" w:eastAsia="Consolas" w:hAnsi="Consolas" w:cs="Consolas"/>
+          <w:color w:val="0E7A34"/>
           <w:sz w:val="17"/>
         </w:rPr>
         <w:t xml:space="preserve"> </w:t>
@@ -18075,6 +18944,7 @@
       <w:r>
         <w:rPr>
           <w:rFonts w:ascii="Consolas" w:eastAsia="Consolas" w:hAnsi="Consolas" w:cs="Consolas"/>
+          <w:color w:val="0E7A34"/>
           <w:sz w:val="17"/>
         </w:rPr>
         <w:t>/** 수정 중인 학생 ID. 값이 있으면 수정 모드, null 이면 등록 모드. */</w:t>
@@ -18092,6 +18962,7 @@
       <w:r>
         <w:rPr>
           <w:rFonts w:ascii="Consolas" w:eastAsia="Consolas" w:hAnsi="Consolas" w:cs="Consolas"/>
+          <w:color w:val="0E7A34"/>
           <w:sz w:val="17"/>
         </w:rPr>
         <w:t>let editingStudentId = null;</w:t>
@@ -18151,6 +19022,7 @@
       <w:r>
         <w:rPr>
           <w:rFonts w:ascii="Consolas" w:eastAsia="Consolas" w:hAnsi="Consolas" w:cs="Consolas"/>
+          <w:color w:val="0E7A34"/>
           <w:sz w:val="17"/>
         </w:rPr>
         <w:t xml:space="preserve">async function loadStudents() {</w:t>
@@ -18168,6 +19040,7 @@
       <w:r>
         <w:rPr>
           <w:rFonts w:ascii="Consolas" w:eastAsia="Consolas" w:hAnsi="Consolas" w:cs="Consolas"/>
+          <w:color w:val="0E7A34"/>
           <w:sz w:val="17"/>
         </w:rPr>
         <w:t xml:space="preserve">    setLoading(true);</w:t>
@@ -18185,6 +19058,7 @@
       <w:r>
         <w:rPr>
           <w:rFonts w:ascii="Consolas" w:eastAsia="Consolas" w:hAnsi="Consolas" w:cs="Consolas"/>
+          <w:color w:val="0E7A34"/>
           <w:sz w:val="17"/>
         </w:rPr>
         <w:t xml:space="preserve"> </w:t>
@@ -18202,6 +19076,7 @@
       <w:r>
         <w:rPr>
           <w:rFonts w:ascii="Consolas" w:eastAsia="Consolas" w:hAnsi="Consolas" w:cs="Consolas"/>
+          <w:color w:val="0E7A34"/>
           <w:sz w:val="17"/>
         </w:rPr>
         <w:t xml:space="preserve">    try {</w:t>
@@ -18219,6 +19094,7 @@
       <w:r>
         <w:rPr>
           <w:rFonts w:ascii="Consolas" w:eastAsia="Consolas" w:hAnsi="Consolas" w:cs="Consolas"/>
+          <w:color w:val="0E7A34"/>
           <w:sz w:val="17"/>
         </w:rPr>
         <w:t xml:space="preserve">        const students = await fetchStudents();</w:t>
@@ -18236,6 +19112,7 @@
       <w:r>
         <w:rPr>
           <w:rFonts w:ascii="Consolas" w:eastAsia="Consolas" w:hAnsi="Consolas" w:cs="Consolas"/>
+          <w:color w:val="0E7A34"/>
           <w:sz w:val="17"/>
         </w:rPr>
         <w:t xml:space="preserve">        renderStudentTable(students);</w:t>
@@ -18253,6 +19130,7 @@
       <w:r>
         <w:rPr>
           <w:rFonts w:ascii="Consolas" w:eastAsia="Consolas" w:hAnsi="Consolas" w:cs="Consolas"/>
+          <w:color w:val="0E7A34"/>
           <w:sz w:val="17"/>
         </w:rPr>
         <w:t xml:space="preserve">    } catch (error) {</w:t>
@@ -18270,6 +19148,7 @@
       <w:r>
         <w:rPr>
           <w:rFonts w:ascii="Consolas" w:eastAsia="Consolas" w:hAnsi="Consolas" w:cs="Consolas"/>
+          <w:color w:val="0E7A34"/>
           <w:sz w:val="17"/>
         </w:rPr>
         <w:t xml:space="preserve">        console.error("Error:", error);</w:t>
@@ -18287,6 +19166,7 @@
       <w:r>
         <w:rPr>
           <w:rFonts w:ascii="Consolas" w:eastAsia="Consolas" w:hAnsi="Consolas" w:cs="Consolas"/>
+          <w:color w:val="0E7A34"/>
           <w:sz w:val="17"/>
         </w:rPr>
         <w:t xml:space="preserve">        showError(error.message);</w:t>
@@ -18304,6 +19184,7 @@
       <w:r>
         <w:rPr>
           <w:rFonts w:ascii="Consolas" w:eastAsia="Consolas" w:hAnsi="Consolas" w:cs="Consolas"/>
+          <w:color w:val="0E7A34"/>
           <w:sz w:val="17"/>
         </w:rPr>
         <w:t xml:space="preserve">        renderTableError();</w:t>
@@ -18321,6 +19202,7 @@
       <w:r>
         <w:rPr>
           <w:rFonts w:ascii="Consolas" w:eastAsia="Consolas" w:hAnsi="Consolas" w:cs="Consolas"/>
+          <w:color w:val="0E7A34"/>
           <w:sz w:val="17"/>
         </w:rPr>
         <w:t xml:space="preserve">    } finally {</w:t>
@@ -18338,6 +19220,7 @@
       <w:r>
         <w:rPr>
           <w:rFonts w:ascii="Consolas" w:eastAsia="Consolas" w:hAnsi="Consolas" w:cs="Consolas"/>
+          <w:color w:val="0E7A34"/>
           <w:sz w:val="17"/>
         </w:rPr>
         <w:t xml:space="preserve">        // 성공하든 실패하든 로딩 표시는 반드시 끈다.</w:t>
@@ -18355,6 +19238,7 @@
       <w:r>
         <w:rPr>
           <w:rFonts w:ascii="Consolas" w:eastAsia="Consolas" w:hAnsi="Consolas" w:cs="Consolas"/>
+          <w:color w:val="0E7A34"/>
           <w:sz w:val="17"/>
         </w:rPr>
         <w:t xml:space="preserve">        setLoading(false);</w:t>
@@ -18372,6 +19256,7 @@
       <w:r>
         <w:rPr>
           <w:rFonts w:ascii="Consolas" w:eastAsia="Consolas" w:hAnsi="Consolas" w:cs="Consolas"/>
+          <w:color w:val="0E7A34"/>
           <w:sz w:val="17"/>
         </w:rPr>
         <w:t xml:space="preserve">    }</w:t>
@@ -18389,6 +19274,7 @@
       <w:r>
         <w:rPr>
           <w:rFonts w:ascii="Consolas" w:eastAsia="Consolas" w:hAnsi="Consolas" w:cs="Consolas"/>
+          <w:color w:val="0E7A34"/>
           <w:sz w:val="17"/>
         </w:rPr>
         <w:t xml:space="preserve">}</w:t>
@@ -18440,6 +19326,7 @@
       <w:r>
         <w:rPr>
           <w:rFonts w:ascii="Consolas" w:eastAsia="Consolas" w:hAnsi="Consolas" w:cs="Consolas"/>
+          <w:color w:val="0E7A34"/>
           <w:sz w:val="17"/>
         </w:rPr>
         <w:t>studentForm.addEventListener("submit", async (event) =&gt; {</w:t>
@@ -18457,6 +19344,7 @@
       <w:r>
         <w:rPr>
           <w:rFonts w:ascii="Consolas" w:eastAsia="Consolas" w:hAnsi="Consolas" w:cs="Consolas"/>
+          <w:color w:val="0E7A34"/>
           <w:sz w:val="17"/>
         </w:rPr>
         <w:t xml:space="preserve">    event.preventDefault();          // 페이지 새로고침 막기</w:t>
@@ -18474,6 +19362,7 @@
       <w:r>
         <w:rPr>
           <w:rFonts w:ascii="Consolas" w:eastAsia="Consolas" w:hAnsi="Consolas" w:cs="Consolas"/>
+          <w:color w:val="0E7A34"/>
           <w:sz w:val="17"/>
         </w:rPr>
         <w:t xml:space="preserve">    clearMessages();</w:t>
@@ -18491,6 +19380,7 @@
       <w:r>
         <w:rPr>
           <w:rFonts w:ascii="Consolas" w:eastAsia="Consolas" w:hAnsi="Consolas" w:cs="Consolas"/>
+          <w:color w:val="0E7A34"/>
           <w:sz w:val="17"/>
         </w:rPr>
         <w:t xml:space="preserve"> </w:t>
@@ -18508,6 +19398,7 @@
       <w:r>
         <w:rPr>
           <w:rFonts w:ascii="Consolas" w:eastAsia="Consolas" w:hAnsi="Consolas" w:cs="Consolas"/>
+          <w:color w:val="0E7A34"/>
           <w:sz w:val="17"/>
         </w:rPr>
         <w:t xml:space="preserve">    const studentData = collectStudentData();</w:t>
@@ -18525,6 +19416,7 @@
       <w:r>
         <w:rPr>
           <w:rFonts w:ascii="Consolas" w:eastAsia="Consolas" w:hAnsi="Consolas" w:cs="Consolas"/>
+          <w:color w:val="0E7A34"/>
           <w:sz w:val="17"/>
         </w:rPr>
         <w:t xml:space="preserve"> </w:t>
@@ -18542,6 +19434,7 @@
       <w:r>
         <w:rPr>
           <w:rFonts w:ascii="Consolas" w:eastAsia="Consolas" w:hAnsi="Consolas" w:cs="Consolas"/>
+          <w:color w:val="0E7A34"/>
           <w:sz w:val="17"/>
         </w:rPr>
         <w:t xml:space="preserve">    // 검사에 걸리면 메시지만 보여 주고 끝낸다(early return).</w:t>
@@ -18559,6 +19452,7 @@
       <w:r>
         <w:rPr>
           <w:rFonts w:ascii="Consolas" w:eastAsia="Consolas" w:hAnsi="Consolas" w:cs="Consolas"/>
+          <w:color w:val="0E7A34"/>
           <w:sz w:val="17"/>
         </w:rPr>
         <w:t xml:space="preserve">    const errorMessage = validateStudent(studentData);</w:t>
@@ -18576,6 +19470,7 @@
       <w:r>
         <w:rPr>
           <w:rFonts w:ascii="Consolas" w:eastAsia="Consolas" w:hAnsi="Consolas" w:cs="Consolas"/>
+          <w:color w:val="0E7A34"/>
           <w:sz w:val="17"/>
         </w:rPr>
         <w:t xml:space="preserve">    if (errorMessage) {</w:t>
@@ -18593,6 +19488,7 @@
       <w:r>
         <w:rPr>
           <w:rFonts w:ascii="Consolas" w:eastAsia="Consolas" w:hAnsi="Consolas" w:cs="Consolas"/>
+          <w:color w:val="0E7A34"/>
           <w:sz w:val="17"/>
         </w:rPr>
         <w:t xml:space="preserve">        showError(errorMessage);</w:t>
@@ -18610,6 +19506,7 @@
       <w:r>
         <w:rPr>
           <w:rFonts w:ascii="Consolas" w:eastAsia="Consolas" w:hAnsi="Consolas" w:cs="Consolas"/>
+          <w:color w:val="0E7A34"/>
           <w:sz w:val="17"/>
         </w:rPr>
         <w:t xml:space="preserve">        return;</w:t>
@@ -18627,6 +19524,7 @@
       <w:r>
         <w:rPr>
           <w:rFonts w:ascii="Consolas" w:eastAsia="Consolas" w:hAnsi="Consolas" w:cs="Consolas"/>
+          <w:color w:val="0E7A34"/>
           <w:sz w:val="17"/>
         </w:rPr>
         <w:t xml:space="preserve">    }</w:t>
@@ -18644,6 +19542,7 @@
       <w:r>
         <w:rPr>
           <w:rFonts w:ascii="Consolas" w:eastAsia="Consolas" w:hAnsi="Consolas" w:cs="Consolas"/>
+          <w:color w:val="0E7A34"/>
           <w:sz w:val="17"/>
         </w:rPr>
         <w:t xml:space="preserve"> </w:t>
@@ -18661,6 +19560,7 @@
       <w:r>
         <w:rPr>
           <w:rFonts w:ascii="Consolas" w:eastAsia="Consolas" w:hAnsi="Consolas" w:cs="Consolas"/>
+          <w:color w:val="0E7A34"/>
           <w:sz w:val="17"/>
         </w:rPr>
         <w:t xml:space="preserve">    try {</w:t>
@@ -18678,6 +19578,7 @@
       <w:r>
         <w:rPr>
           <w:rFonts w:ascii="Consolas" w:eastAsia="Consolas" w:hAnsi="Consolas" w:cs="Consolas"/>
+          <w:color w:val="0E7A34"/>
           <w:sz w:val="17"/>
         </w:rPr>
         <w:t xml:space="preserve">        if (editingStudentId) {</w:t>
@@ -18695,6 +19596,7 @@
       <w:r>
         <w:rPr>
           <w:rFonts w:ascii="Consolas" w:eastAsia="Consolas" w:hAnsi="Consolas" w:cs="Consolas"/>
+          <w:color w:val="0E7A34"/>
           <w:sz w:val="17"/>
         </w:rPr>
         <w:t xml:space="preserve">            await updateStudent(editingStudentId, studentData);</w:t>
@@ -18712,6 +19614,7 @@
       <w:r>
         <w:rPr>
           <w:rFonts w:ascii="Consolas" w:eastAsia="Consolas" w:hAnsi="Consolas" w:cs="Consolas"/>
+          <w:color w:val="0E7A34"/>
           <w:sz w:val="17"/>
         </w:rPr>
         <w:t xml:space="preserve">            showSuccess("학생 정보가 성공적으로 수정되었습니다.");</w:t>
@@ -18729,6 +19632,7 @@
       <w:r>
         <w:rPr>
           <w:rFonts w:ascii="Consolas" w:eastAsia="Consolas" w:hAnsi="Consolas" w:cs="Consolas"/>
+          <w:color w:val="0E7A34"/>
           <w:sz w:val="17"/>
         </w:rPr>
         <w:t xml:space="preserve">        } else {</w:t>
@@ -18746,6 +19650,7 @@
       <w:r>
         <w:rPr>
           <w:rFonts w:ascii="Consolas" w:eastAsia="Consolas" w:hAnsi="Consolas" w:cs="Consolas"/>
+          <w:color w:val="0E7A34"/>
           <w:sz w:val="17"/>
         </w:rPr>
         <w:t xml:space="preserve">            await createStudent(studentData);</w:t>
@@ -18763,6 +19668,7 @@
       <w:r>
         <w:rPr>
           <w:rFonts w:ascii="Consolas" w:eastAsia="Consolas" w:hAnsi="Consolas" w:cs="Consolas"/>
+          <w:color w:val="0E7A34"/>
           <w:sz w:val="17"/>
         </w:rPr>
         <w:t xml:space="preserve">            showSuccess("학생이 성공적으로 등록되었습니다.");</w:t>
@@ -18780,6 +19686,7 @@
       <w:r>
         <w:rPr>
           <w:rFonts w:ascii="Consolas" w:eastAsia="Consolas" w:hAnsi="Consolas" w:cs="Consolas"/>
+          <w:color w:val="0E7A34"/>
           <w:sz w:val="17"/>
         </w:rPr>
         <w:t xml:space="preserve">        }</w:t>
@@ -18797,6 +19704,7 @@
       <w:r>
         <w:rPr>
           <w:rFonts w:ascii="Consolas" w:eastAsia="Consolas" w:hAnsi="Consolas" w:cs="Consolas"/>
+          <w:color w:val="0E7A34"/>
           <w:sz w:val="17"/>
         </w:rPr>
         <w:t xml:space="preserve"> </w:t>
@@ -18814,6 +19722,7 @@
       <w:r>
         <w:rPr>
           <w:rFonts w:ascii="Consolas" w:eastAsia="Consolas" w:hAnsi="Consolas" w:cs="Consolas"/>
+          <w:color w:val="0E7A34"/>
           <w:sz w:val="17"/>
         </w:rPr>
         <w:t xml:space="preserve">        editingStudentId = null;</w:t>
@@ -18831,6 +19740,7 @@
       <w:r>
         <w:rPr>
           <w:rFonts w:ascii="Consolas" w:eastAsia="Consolas" w:hAnsi="Consolas" w:cs="Consolas"/>
+          <w:color w:val="0E7A34"/>
           <w:sz w:val="17"/>
         </w:rPr>
         <w:t xml:space="preserve">        resetForm();</w:t>
@@ -18848,6 +19758,7 @@
       <w:r>
         <w:rPr>
           <w:rFonts w:ascii="Consolas" w:eastAsia="Consolas" w:hAnsi="Consolas" w:cs="Consolas"/>
+          <w:color w:val="0E7A34"/>
           <w:sz w:val="17"/>
         </w:rPr>
         <w:t xml:space="preserve">        await loadStudents();         // 목록 새로고침</w:t>
@@ -18865,6 +19776,7 @@
       <w:r>
         <w:rPr>
           <w:rFonts w:ascii="Consolas" w:eastAsia="Consolas" w:hAnsi="Consolas" w:cs="Consolas"/>
+          <w:color w:val="0E7A34"/>
           <w:sz w:val="17"/>
         </w:rPr>
         <w:t xml:space="preserve">    } catch (error) {</w:t>
@@ -18882,6 +19794,7 @@
       <w:r>
         <w:rPr>
           <w:rFonts w:ascii="Consolas" w:eastAsia="Consolas" w:hAnsi="Consolas" w:cs="Consolas"/>
+          <w:color w:val="0E7A34"/>
           <w:sz w:val="17"/>
         </w:rPr>
         <w:t xml:space="preserve">        console.error("Error:", error);</w:t>
@@ -18899,6 +19812,7 @@
       <w:r>
         <w:rPr>
           <w:rFonts w:ascii="Consolas" w:eastAsia="Consolas" w:hAnsi="Consolas" w:cs="Consolas"/>
+          <w:color w:val="0E7A34"/>
           <w:sz w:val="17"/>
         </w:rPr>
         <w:t xml:space="preserve">        showError(error.message);     // 서버가 보낸 실제 메시지</w:t>
@@ -18916,6 +19830,7 @@
       <w:r>
         <w:rPr>
           <w:rFonts w:ascii="Consolas" w:eastAsia="Consolas" w:hAnsi="Consolas" w:cs="Consolas"/>
+          <w:color w:val="0E7A34"/>
           <w:sz w:val="17"/>
         </w:rPr>
         <w:t xml:space="preserve">    }</w:t>
@@ -18933,6 +19848,7 @@
       <w:r>
         <w:rPr>
           <w:rFonts w:ascii="Consolas" w:eastAsia="Consolas" w:hAnsi="Consolas" w:cs="Consolas"/>
+          <w:color w:val="0E7A34"/>
           <w:sz w:val="17"/>
         </w:rPr>
         <w:t>});</w:t>
@@ -18992,6 +19908,7 @@
       <w:r>
         <w:rPr>
           <w:rFonts w:ascii="Consolas" w:eastAsia="Consolas" w:hAnsi="Consolas" w:cs="Consolas"/>
+          <w:color w:val="0E7A34"/>
           <w:sz w:val="17"/>
         </w:rPr>
         <w:t xml:space="preserve">studentTableBody.addEventListener("click", async (event) =&gt; {</w:t>
@@ -19009,6 +19926,7 @@
       <w:r>
         <w:rPr>
           <w:rFonts w:ascii="Consolas" w:eastAsia="Consolas" w:hAnsi="Consolas" w:cs="Consolas"/>
+          <w:color w:val="0E7A34"/>
           <w:sz w:val="17"/>
         </w:rPr>
         <w:t xml:space="preserve">    // 클릭된 지점에서 가장 가까운 data-action 버튼을 찾는다.</w:t>
@@ -19026,6 +19944,7 @@
       <w:r>
         <w:rPr>
           <w:rFonts w:ascii="Consolas" w:eastAsia="Consolas" w:hAnsi="Consolas" w:cs="Consolas"/>
+          <w:color w:val="0E7A34"/>
           <w:sz w:val="17"/>
         </w:rPr>
         <w:t xml:space="preserve">    const button = event.target.closest("button[data-action]");</w:t>
@@ -19043,6 +19962,7 @@
       <w:r>
         <w:rPr>
           <w:rFonts w:ascii="Consolas" w:eastAsia="Consolas" w:hAnsi="Consolas" w:cs="Consolas"/>
+          <w:color w:val="0E7A34"/>
           <w:sz w:val="17"/>
         </w:rPr>
         <w:t xml:space="preserve">    if (!button) return;             // 버튼이 아닌 곳을 눌렀다</w:t>
@@ -19060,6 +19980,7 @@
       <w:r>
         <w:rPr>
           <w:rFonts w:ascii="Consolas" w:eastAsia="Consolas" w:hAnsi="Consolas" w:cs="Consolas"/>
+          <w:color w:val="0E7A34"/>
           <w:sz w:val="17"/>
         </w:rPr>
         <w:t xml:space="preserve"> </w:t>
@@ -19077,6 +19998,7 @@
       <w:r>
         <w:rPr>
           <w:rFonts w:ascii="Consolas" w:eastAsia="Consolas" w:hAnsi="Consolas" w:cs="Consolas"/>
+          <w:color w:val="0E7A34"/>
           <w:sz w:val="17"/>
         </w:rPr>
         <w:t xml:space="preserve">    const { action, id } = button.dataset;</w:t>
@@ -19094,6 +20016,7 @@
       <w:r>
         <w:rPr>
           <w:rFonts w:ascii="Consolas" w:eastAsia="Consolas" w:hAnsi="Consolas" w:cs="Consolas"/>
+          <w:color w:val="0E7A34"/>
           <w:sz w:val="17"/>
         </w:rPr>
         <w:t xml:space="preserve"> </w:t>
@@ -19111,6 +20034,7 @@
       <w:r>
         <w:rPr>
           <w:rFonts w:ascii="Consolas" w:eastAsia="Consolas" w:hAnsi="Consolas" w:cs="Consolas"/>
+          <w:color w:val="0E7A34"/>
           <w:sz w:val="17"/>
         </w:rPr>
         <w:t xml:space="preserve">    if (action === "edit") {</w:t>
@@ -19128,6 +20052,7 @@
       <w:r>
         <w:rPr>
           <w:rFonts w:ascii="Consolas" w:eastAsia="Consolas" w:hAnsi="Consolas" w:cs="Consolas"/>
+          <w:color w:val="0E7A34"/>
           <w:sz w:val="17"/>
         </w:rPr>
         <w:t xml:space="preserve">        await startEdit(Number(id));</w:t>
@@ -19145,6 +20070,7 @@
       <w:r>
         <w:rPr>
           <w:rFonts w:ascii="Consolas" w:eastAsia="Consolas" w:hAnsi="Consolas" w:cs="Consolas"/>
+          <w:color w:val="0E7A34"/>
           <w:sz w:val="17"/>
         </w:rPr>
         <w:t xml:space="preserve">    } else if (action === "delete") {</w:t>
@@ -19162,6 +20088,7 @@
       <w:r>
         <w:rPr>
           <w:rFonts w:ascii="Consolas" w:eastAsia="Consolas" w:hAnsi="Consolas" w:cs="Consolas"/>
+          <w:color w:val="0E7A34"/>
           <w:sz w:val="17"/>
         </w:rPr>
         <w:t xml:space="preserve">        await removeStudent(Number(id));</w:t>
@@ -19179,6 +20106,7 @@
       <w:r>
         <w:rPr>
           <w:rFonts w:ascii="Consolas" w:eastAsia="Consolas" w:hAnsi="Consolas" w:cs="Consolas"/>
+          <w:color w:val="0E7A34"/>
           <w:sz w:val="17"/>
         </w:rPr>
         <w:t xml:space="preserve">    }</w:t>
@@ -19196,6 +20124,7 @@
       <w:r>
         <w:rPr>
           <w:rFonts w:ascii="Consolas" w:eastAsia="Consolas" w:hAnsi="Consolas" w:cs="Consolas"/>
+          <w:color w:val="0E7A34"/>
           <w:sz w:val="17"/>
         </w:rPr>
         <w:t xml:space="preserve">});</w:t>
@@ -19247,6 +20176,7 @@
       <w:r>
         <w:rPr>
           <w:rFonts w:ascii="Consolas" w:eastAsia="Consolas" w:hAnsi="Consolas" w:cs="Consolas"/>
+          <w:color w:val="0E7A34"/>
           <w:sz w:val="17"/>
         </w:rPr>
         <w:t>async function startEdit(studentId) {</w:t>
@@ -19264,6 +20194,7 @@
       <w:r>
         <w:rPr>
           <w:rFonts w:ascii="Consolas" w:eastAsia="Consolas" w:hAnsi="Consolas" w:cs="Consolas"/>
+          <w:color w:val="0E7A34"/>
           <w:sz w:val="17"/>
         </w:rPr>
         <w:t xml:space="preserve">    clearMessages();</w:t>
@@ -19281,6 +20212,7 @@
       <w:r>
         <w:rPr>
           <w:rFonts w:ascii="Consolas" w:eastAsia="Consolas" w:hAnsi="Consolas" w:cs="Consolas"/>
+          <w:color w:val="0E7A34"/>
           <w:sz w:val="17"/>
         </w:rPr>
         <w:t xml:space="preserve"> </w:t>
@@ -19298,6 +20230,7 @@
       <w:r>
         <w:rPr>
           <w:rFonts w:ascii="Consolas" w:eastAsia="Consolas" w:hAnsi="Consolas" w:cs="Consolas"/>
+          <w:color w:val="0E7A34"/>
           <w:sz w:val="17"/>
         </w:rPr>
         <w:t xml:space="preserve">    try {</w:t>
@@ -19315,6 +20248,7 @@
       <w:r>
         <w:rPr>
           <w:rFonts w:ascii="Consolas" w:eastAsia="Consolas" w:hAnsi="Consolas" w:cs="Consolas"/>
+          <w:color w:val="0E7A34"/>
           <w:sz w:val="17"/>
         </w:rPr>
         <w:t xml:space="preserve">        const student = await fetchStudent(studentId);</w:t>
@@ -19332,6 +20266,7 @@
       <w:r>
         <w:rPr>
           <w:rFonts w:ascii="Consolas" w:eastAsia="Consolas" w:hAnsi="Consolas" w:cs="Consolas"/>
+          <w:color w:val="0E7A34"/>
           <w:sz w:val="17"/>
         </w:rPr>
         <w:t xml:space="preserve"> </w:t>
@@ -19349,6 +20284,7 @@
       <w:r>
         <w:rPr>
           <w:rFonts w:ascii="Consolas" w:eastAsia="Consolas" w:hAnsi="Consolas" w:cs="Consolas"/>
+          <w:color w:val="0E7A34"/>
           <w:sz w:val="17"/>
         </w:rPr>
         <w:t xml:space="preserve">        fillForm(student);</w:t>
@@ -19366,6 +20302,7 @@
       <w:r>
         <w:rPr>
           <w:rFonts w:ascii="Consolas" w:eastAsia="Consolas" w:hAnsi="Consolas" w:cs="Consolas"/>
+          <w:color w:val="0E7A34"/>
           <w:sz w:val="17"/>
         </w:rPr>
         <w:t xml:space="preserve">        editingStudentId = studentId;</w:t>
@@ -19383,6 +20320,7 @@
       <w:r>
         <w:rPr>
           <w:rFonts w:ascii="Consolas" w:eastAsia="Consolas" w:hAnsi="Consolas" w:cs="Consolas"/>
+          <w:color w:val="0E7A34"/>
           <w:sz w:val="17"/>
         </w:rPr>
         <w:t xml:space="preserve">        setEditMode(true);</w:t>
@@ -19400,6 +20338,7 @@
       <w:r>
         <w:rPr>
           <w:rFonts w:ascii="Consolas" w:eastAsia="Consolas" w:hAnsi="Consolas" w:cs="Consolas"/>
+          <w:color w:val="0E7A34"/>
           <w:sz w:val="17"/>
         </w:rPr>
         <w:t xml:space="preserve">        scrollToForm();</w:t>
@@ -19417,6 +20356,7 @@
       <w:r>
         <w:rPr>
           <w:rFonts w:ascii="Consolas" w:eastAsia="Consolas" w:hAnsi="Consolas" w:cs="Consolas"/>
+          <w:color w:val="0E7A34"/>
           <w:sz w:val="17"/>
         </w:rPr>
         <w:t xml:space="preserve">    } catch (error) {</w:t>
@@ -19434,6 +20374,7 @@
       <w:r>
         <w:rPr>
           <w:rFonts w:ascii="Consolas" w:eastAsia="Consolas" w:hAnsi="Consolas" w:cs="Consolas"/>
+          <w:color w:val="0E7A34"/>
           <w:sz w:val="17"/>
         </w:rPr>
         <w:t xml:space="preserve">        console.error("Error:", error);</w:t>
@@ -19451,6 +20392,7 @@
       <w:r>
         <w:rPr>
           <w:rFonts w:ascii="Consolas" w:eastAsia="Consolas" w:hAnsi="Consolas" w:cs="Consolas"/>
+          <w:color w:val="0E7A34"/>
           <w:sz w:val="17"/>
         </w:rPr>
         <w:t xml:space="preserve">        showError(error.message);</w:t>
@@ -19468,6 +20410,7 @@
       <w:r>
         <w:rPr>
           <w:rFonts w:ascii="Consolas" w:eastAsia="Consolas" w:hAnsi="Consolas" w:cs="Consolas"/>
+          <w:color w:val="0E7A34"/>
           <w:sz w:val="17"/>
         </w:rPr>
         <w:t xml:space="preserve">    }</w:t>
@@ -19485,6 +20428,7 @@
       <w:r>
         <w:rPr>
           <w:rFonts w:ascii="Consolas" w:eastAsia="Consolas" w:hAnsi="Consolas" w:cs="Consolas"/>
+          <w:color w:val="0E7A34"/>
           <w:sz w:val="17"/>
         </w:rPr>
         <w:t>}</w:t>
@@ -19502,6 +20446,7 @@
       <w:r>
         <w:rPr>
           <w:rFonts w:ascii="Consolas" w:eastAsia="Consolas" w:hAnsi="Consolas" w:cs="Consolas"/>
+          <w:color w:val="0E7A34"/>
           <w:sz w:val="17"/>
         </w:rPr>
         <w:t xml:space="preserve"> </w:t>
@@ -19519,6 +20464,7 @@
       <w:r>
         <w:rPr>
           <w:rFonts w:ascii="Consolas" w:eastAsia="Consolas" w:hAnsi="Consolas" w:cs="Consolas"/>
+          <w:color w:val="0E7A34"/>
           <w:sz w:val="17"/>
         </w:rPr>
         <w:t>async function removeStudent(studentId) {</w:t>
@@ -19536,6 +20482,7 @@
       <w:r>
         <w:rPr>
           <w:rFonts w:ascii="Consolas" w:eastAsia="Consolas" w:hAnsi="Consolas" w:cs="Consolas"/>
+          <w:color w:val="0E7A34"/>
           <w:sz w:val="17"/>
         </w:rPr>
         <w:t xml:space="preserve">    if (!confirm("정말로 이 학생을 삭제하시겠습니까?")) {</w:t>
@@ -19553,6 +20500,7 @@
       <w:r>
         <w:rPr>
           <w:rFonts w:ascii="Consolas" w:eastAsia="Consolas" w:hAnsi="Consolas" w:cs="Consolas"/>
+          <w:color w:val="0E7A34"/>
           <w:sz w:val="17"/>
         </w:rPr>
         <w:t xml:space="preserve">        return;</w:t>
@@ -19570,6 +20518,7 @@
       <w:r>
         <w:rPr>
           <w:rFonts w:ascii="Consolas" w:eastAsia="Consolas" w:hAnsi="Consolas" w:cs="Consolas"/>
+          <w:color w:val="0E7A34"/>
           <w:sz w:val="17"/>
         </w:rPr>
         <w:t xml:space="preserve">    }</w:t>
@@ -19587,6 +20536,7 @@
       <w:r>
         <w:rPr>
           <w:rFonts w:ascii="Consolas" w:eastAsia="Consolas" w:hAnsi="Consolas" w:cs="Consolas"/>
+          <w:color w:val="0E7A34"/>
           <w:sz w:val="17"/>
         </w:rPr>
         <w:t xml:space="preserve"> </w:t>
@@ -19604,6 +20554,7 @@
       <w:r>
         <w:rPr>
           <w:rFonts w:ascii="Consolas" w:eastAsia="Consolas" w:hAnsi="Consolas" w:cs="Consolas"/>
+          <w:color w:val="0E7A34"/>
           <w:sz w:val="17"/>
         </w:rPr>
         <w:t xml:space="preserve">    try {</w:t>
@@ -19621,6 +20572,7 @@
       <w:r>
         <w:rPr>
           <w:rFonts w:ascii="Consolas" w:eastAsia="Consolas" w:hAnsi="Consolas" w:cs="Consolas"/>
+          <w:color w:val="0E7A34"/>
           <w:sz w:val="17"/>
         </w:rPr>
         <w:t xml:space="preserve">        await deleteStudent(studentId);</w:t>
@@ -19638,6 +20590,7 @@
       <w:r>
         <w:rPr>
           <w:rFonts w:ascii="Consolas" w:eastAsia="Consolas" w:hAnsi="Consolas" w:cs="Consolas"/>
+          <w:color w:val="0E7A34"/>
           <w:sz w:val="17"/>
         </w:rPr>
         <w:t xml:space="preserve">        showSuccess("학생이 성공적으로 삭제되었습니다.");</w:t>
@@ -19655,6 +20608,7 @@
       <w:r>
         <w:rPr>
           <w:rFonts w:ascii="Consolas" w:eastAsia="Consolas" w:hAnsi="Consolas" w:cs="Consolas"/>
+          <w:color w:val="0E7A34"/>
           <w:sz w:val="17"/>
         </w:rPr>
         <w:t xml:space="preserve"> </w:t>
@@ -19672,6 +20626,7 @@
       <w:r>
         <w:rPr>
           <w:rFonts w:ascii="Consolas" w:eastAsia="Consolas" w:hAnsi="Consolas" w:cs="Consolas"/>
+          <w:color w:val="0E7A34"/>
           <w:sz w:val="17"/>
         </w:rPr>
         <w:t xml:space="preserve">        // 수정 중이던 학생을 삭제했다면 폼도 등록 모드로 되돌린다.</w:t>
@@ -19689,6 +20644,7 @@
       <w:r>
         <w:rPr>
           <w:rFonts w:ascii="Consolas" w:eastAsia="Consolas" w:hAnsi="Consolas" w:cs="Consolas"/>
+          <w:color w:val="0E7A34"/>
           <w:sz w:val="17"/>
         </w:rPr>
         <w:t xml:space="preserve">        if (editingStudentId === studentId) {</w:t>
@@ -19706,6 +20662,7 @@
       <w:r>
         <w:rPr>
           <w:rFonts w:ascii="Consolas" w:eastAsia="Consolas" w:hAnsi="Consolas" w:cs="Consolas"/>
+          <w:color w:val="0E7A34"/>
           <w:sz w:val="17"/>
         </w:rPr>
         <w:t xml:space="preserve">            editingStudentId = null;</w:t>
@@ -19723,6 +20680,7 @@
       <w:r>
         <w:rPr>
           <w:rFonts w:ascii="Consolas" w:eastAsia="Consolas" w:hAnsi="Consolas" w:cs="Consolas"/>
+          <w:color w:val="0E7A34"/>
           <w:sz w:val="17"/>
         </w:rPr>
         <w:t xml:space="preserve">            resetForm();</w:t>
@@ -19740,6 +20698,7 @@
       <w:r>
         <w:rPr>
           <w:rFonts w:ascii="Consolas" w:eastAsia="Consolas" w:hAnsi="Consolas" w:cs="Consolas"/>
+          <w:color w:val="0E7A34"/>
           <w:sz w:val="17"/>
         </w:rPr>
         <w:t xml:space="preserve">        }</w:t>
@@ -19757,6 +20716,7 @@
       <w:r>
         <w:rPr>
           <w:rFonts w:ascii="Consolas" w:eastAsia="Consolas" w:hAnsi="Consolas" w:cs="Consolas"/>
+          <w:color w:val="0E7A34"/>
           <w:sz w:val="17"/>
         </w:rPr>
         <w:t xml:space="preserve"> </w:t>
@@ -19774,6 +20734,7 @@
       <w:r>
         <w:rPr>
           <w:rFonts w:ascii="Consolas" w:eastAsia="Consolas" w:hAnsi="Consolas" w:cs="Consolas"/>
+          <w:color w:val="0E7A34"/>
           <w:sz w:val="17"/>
         </w:rPr>
         <w:t xml:space="preserve">        await loadStudents();</w:t>
@@ -19791,6 +20752,7 @@
       <w:r>
         <w:rPr>
           <w:rFonts w:ascii="Consolas" w:eastAsia="Consolas" w:hAnsi="Consolas" w:cs="Consolas"/>
+          <w:color w:val="0E7A34"/>
           <w:sz w:val="17"/>
         </w:rPr>
         <w:t xml:space="preserve">    } catch (error) {</w:t>
@@ -19808,6 +20770,7 @@
       <w:r>
         <w:rPr>
           <w:rFonts w:ascii="Consolas" w:eastAsia="Consolas" w:hAnsi="Consolas" w:cs="Consolas"/>
+          <w:color w:val="0E7A34"/>
           <w:sz w:val="17"/>
         </w:rPr>
         <w:t xml:space="preserve">        console.error("Error:", error);</w:t>
@@ -19825,6 +20788,7 @@
       <w:r>
         <w:rPr>
           <w:rFonts w:ascii="Consolas" w:eastAsia="Consolas" w:hAnsi="Consolas" w:cs="Consolas"/>
+          <w:color w:val="0E7A34"/>
           <w:sz w:val="17"/>
         </w:rPr>
         <w:t xml:space="preserve">        showError(error.message);</w:t>
@@ -19842,6 +20806,7 @@
       <w:r>
         <w:rPr>
           <w:rFonts w:ascii="Consolas" w:eastAsia="Consolas" w:hAnsi="Consolas" w:cs="Consolas"/>
+          <w:color w:val="0E7A34"/>
           <w:sz w:val="17"/>
         </w:rPr>
         <w:t xml:space="preserve">    }</w:t>
@@ -19859,6 +20824,7 @@
       <w:r>
         <w:rPr>
           <w:rFonts w:ascii="Consolas" w:eastAsia="Consolas" w:hAnsi="Consolas" w:cs="Consolas"/>
+          <w:color w:val="0E7A34"/>
           <w:sz w:val="17"/>
         </w:rPr>
         <w:t>}</w:t>
@@ -19910,6 +20876,7 @@
       <w:r>
         <w:rPr>
           <w:rFonts w:ascii="Consolas" w:eastAsia="Consolas" w:hAnsi="Consolas" w:cs="Consolas"/>
+          <w:color w:val="0E7A34"/>
           <w:sz w:val="17"/>
         </w:rPr>
         <w:t>cancelButton.addEventListener("click", () =&gt; {</w:t>
@@ -19927,6 +20894,7 @@
       <w:r>
         <w:rPr>
           <w:rFonts w:ascii="Consolas" w:eastAsia="Consolas" w:hAnsi="Consolas" w:cs="Consolas"/>
+          <w:color w:val="0E7A34"/>
           <w:sz w:val="17"/>
         </w:rPr>
         <w:t xml:space="preserve">    editingStudentId = null;</w:t>
@@ -19944,6 +20912,7 @@
       <w:r>
         <w:rPr>
           <w:rFonts w:ascii="Consolas" w:eastAsia="Consolas" w:hAnsi="Consolas" w:cs="Consolas"/>
+          <w:color w:val="0E7A34"/>
           <w:sz w:val="17"/>
         </w:rPr>
         <w:t xml:space="preserve">    resetForm();</w:t>
@@ -19961,6 +20930,7 @@
       <w:r>
         <w:rPr>
           <w:rFonts w:ascii="Consolas" w:eastAsia="Consolas" w:hAnsi="Consolas" w:cs="Consolas"/>
+          <w:color w:val="0E7A34"/>
           <w:sz w:val="17"/>
         </w:rPr>
         <w:t xml:space="preserve">    clearMessages();</w:t>
@@ -19978,6 +20948,7 @@
       <w:r>
         <w:rPr>
           <w:rFonts w:ascii="Consolas" w:eastAsia="Consolas" w:hAnsi="Consolas" w:cs="Consolas"/>
+          <w:color w:val="0E7A34"/>
           <w:sz w:val="17"/>
         </w:rPr>
         <w:t>});</w:t>
@@ -19995,6 +20966,7 @@
       <w:r>
         <w:rPr>
           <w:rFonts w:ascii="Consolas" w:eastAsia="Consolas" w:hAnsi="Consolas" w:cs="Consolas"/>
+          <w:color w:val="0E7A34"/>
           <w:sz w:val="17"/>
         </w:rPr>
         <w:t xml:space="preserve"> </w:t>
@@ -20012,6 +20984,7 @@
       <w:r>
         <w:rPr>
           <w:rFonts w:ascii="Consolas" w:eastAsia="Consolas" w:hAnsi="Consolas" w:cs="Consolas"/>
+          <w:color w:val="0E7A34"/>
           <w:sz w:val="17"/>
         </w:rPr>
         <w:t>// type="module" 스크립트는 HTML 을 다 읽은 뒤 실행되므로</w:t>
@@ -20029,6 +21002,7 @@
       <w:r>
         <w:rPr>
           <w:rFonts w:ascii="Consolas" w:eastAsia="Consolas" w:hAnsi="Consolas" w:cs="Consolas"/>
+          <w:color w:val="0E7A34"/>
           <w:sz w:val="17"/>
         </w:rPr>
         <w:t>// DOMContentLoaded 를 기다릴 필요가 없습니다.</w:t>
@@ -20046,6 +21020,7 @@
       <w:r>
         <w:rPr>
           <w:rFonts w:ascii="Consolas" w:eastAsia="Consolas" w:hAnsi="Consolas" w:cs="Consolas"/>
+          <w:color w:val="0E7A34"/>
           <w:sz w:val="17"/>
         </w:rPr>
         <w:t>loadStudents();</w:t>
@@ -22039,7 +23014,7 @@
               <w:rPr>
                 <w:sz w:val="18"/>
               </w:rPr>
-              <w:t>showMessage 하나로 통합</w:t>
+              <w:t>showMessage 하나로 통합, 성공은 3초 뒤 자동 소멸</w:t>
             </w:r>
           </w:p>
         </w:tc>
@@ -22807,7 +23782,7 @@
               <w:rPr>
                 <w:sz w:val="18"/>
               </w:rPr>
-              <w:t>request(url, options = {}), setLoading(true)</w:t>
+              <w:t>request(url, options = {}), setLoading(true), showMessage 의 timeout = 0</w:t>
             </w:r>
           </w:p>
         </w:tc>

--- a/docs/05_ECMAScript_실습_단계별.docx
+++ b/docs/05_ECMAScript_실습_단계별.docx
@@ -7,6 +7,8 @@
         <w:spacing w:before="2000"/>
         <w:jc w:val="center"/>
       </w:pPr>
+      <w:bookmarkStart w:id="0" w:name="_GoBack"/>
+      <w:bookmarkEnd w:id="0"/>
       <w:r>
         <w:rPr>
           <w:color w:val="2E5496"/>
@@ -85,6 +87,7 @@
     <w:p>
       <w:pPr>
         <w:pStyle w:val="1"/>
+        <w:pageBreakBefore/>
         <w:shd w:val="clear" w:color="auto" w:fill="1F3864"/>
         <w:spacing w:before="200" w:after="200"/>
         <w:ind w:left="150" w:right="150"/>
@@ -95,6 +98,7 @@
           <w:color w:val="FFFFFF"/>
           <w:sz w:val="28"/>
         </w:rPr>
+        <w:lastRenderedPageBreak/>
         <w:t>이 문서를 사용하는 방법</w:t>
       </w:r>
     </w:p>
@@ -112,31 +116,6 @@
       </w:pPr>
       <w:r>
         <w:t>이 문서는 그 프로그램을 기능은 그대로 둔 채 ECMAScript(ES6+) 문법과 모듈로 다시 쓰고, Vite 라는 도구 위에 올리는 과정을 다룹니다. React 로 넘어가면 만나게 될 코드의 모습이 바로 이것입니다.</w:t>
-      </w:r>
-    </w:p>
-    <w:p>
-      <w:pPr>
-        <w:pBdr>
-          <w:left w:val="single" w:sz="20" w:space="8" w:color="E8A33D"/>
-        </w:pBdr>
-        <w:shd w:val="clear" w:color="auto" w:fill="FFF4E5"/>
-        <w:spacing w:before="160" w:after="160" w:line="290" w:lineRule="auto"/>
-        <w:ind w:left="150" w:right="150"/>
-      </w:pPr>
-      <w:r>
-        <w:rPr>
-          <w:b/>
-          <w:color w:val="9C5700"/>
-          <w:sz w:val="19"/>
-        </w:rPr>
-        <w:t xml:space="preserve">■ 알아두기   </w:t>
-      </w:r>
-      <w:r>
-        <w:rPr>
-          <w:color w:val="333333"/>
-          <w:sz w:val="19"/>
-        </w:rPr>
-        <w:t>먼저 4권 「ECMAScript 기초」를 읽고 오세요. 이 문서는 화살표 함수, 구조 분해, 전개 구문, async/await, 모듈, Vite 를 이미 배웠다고 가정하고 "그래서 실제 프로젝트에 어떻게 적용하는가"만 다룹니다. 문법 설명이 필요하면 4권의 해당 장으로 돌아가세요.</w:t>
       </w:r>
     </w:p>
     <w:p>
@@ -1070,32 +1049,8 @@
     </w:p>
     <w:p>
       <w:pPr>
-        <w:pBdr>
-          <w:left w:val="single" w:sz="20" w:space="8" w:color="E8A33D"/>
-        </w:pBdr>
-        <w:shd w:val="clear" w:color="auto" w:fill="FFF4E5"/>
-        <w:spacing w:before="160" w:after="160" w:line="290" w:lineRule="auto"/>
-        <w:ind w:left="150" w:right="150"/>
-      </w:pPr>
-      <w:r>
-        <w:rPr>
-          <w:b/>
-          <w:color w:val="9C5700"/>
-          <w:sz w:val="19"/>
-        </w:rPr>
-        <w:t xml:space="preserve">■ 알아두기   </w:t>
-      </w:r>
-      <w:r>
-        <w:rPr>
-          <w:color w:val="333333"/>
-          <w:sz w:val="19"/>
-        </w:rPr>
-        <w:t>완성본은 student_ecma 폴더에 들어 있습니다. 막히면 해당 파일을 열어 비교해 보세요. 다만 처음에는 직접 쳐 보는 편이 훨씬 오래 남습니다.</w:t>
-      </w:r>
-    </w:p>
-    <w:p>
-      <w:pPr>
         <w:pStyle w:val="3"/>
+        <w:pageBreakBefore/>
         <w:spacing w:before="200" w:after="100"/>
       </w:pPr>
       <w:r>
@@ -1104,6 +1059,7 @@
           <w:color w:val="333333"/>
           <w:sz w:val="21"/>
         </w:rPr>
+        <w:lastRenderedPageBreak/>
         <w:t>이 문서의 실습 목록</w:t>
       </w:r>
     </w:p>
@@ -2106,6 +2062,7 @@
     </w:p>
     <w:p>
       <w:pPr>
+        <w:pageBreakBefore/>
         <w:shd w:val="clear" w:color="auto" w:fill="1F3864"/>
         <w:spacing w:before="200" w:after="200"/>
         <w:ind w:left="150" w:right="150"/>
@@ -2116,6 +2073,7 @@
           <w:color w:val="FFFFFF"/>
           <w:sz w:val="28"/>
         </w:rPr>
+        <w:lastRenderedPageBreak/>
         <w:t>4부.  Vite 와 ECMAScript 로 다시 만들기</w:t>
       </w:r>
     </w:p>
@@ -2673,10 +2631,889 @@
     <w:p>
       <w:pPr>
         <w:pBdr>
+          <w:left w:val="single" w:sz="20" w:space="8" w:color="E8A33D"/>
+        </w:pBdr>
+        <w:shd w:val="clear" w:color="auto" w:fill="FFF4E5"/>
+        <w:spacing w:before="160" w:after="160" w:line="290" w:lineRule="auto"/>
+        <w:ind w:left="150" w:right="150"/>
+      </w:pPr>
+      <w:r>
+        <w:rPr>
+          <w:b/>
+          <w:color w:val="9C5700"/>
+          <w:sz w:val="19"/>
+        </w:rPr>
+        <w:t xml:space="preserve">■ 알아두기   </w:t>
+      </w:r>
+      <w:r>
+        <w:rPr>
+          <w:color w:val="333333"/>
+          <w:sz w:val="19"/>
+        </w:rPr>
+        <w:t>onclick="resetForm()" 을 지우는 이유가 이번 4부 전체에서 가장 중요한 변화입니다. 모듈 안에서 만든 함수는 전역(window)에 등록되지 않기 때문에, HTML 속성에서 이름으로 부를 수 없습니다. 자세한 내용은 실습 4-10 에서 다시 다룹니다.</w:t>
+      </w:r>
+    </w:p>
+    <w:p>
+      <w:pPr>
+        <w:spacing w:before="200" w:after="100"/>
+      </w:pPr>
+      <w:r>
+        <w:rPr>
+          <w:b/>
+          <w:color w:val="333333"/>
+          <w:sz w:val="21"/>
+        </w:rPr>
+        <w:lastRenderedPageBreak/>
+        <w:t>3) 스타일 옮기기</w:t>
+      </w:r>
+    </w:p>
+    <w:p>
+      <w:pPr>
+        <w:spacing w:after="80"/>
+      </w:pPr>
+      <w:r>
+        <w:t>css/form10.css 의 내용을 src/style.css 에 그대로 붙여 넣고, main.js 맨 위에서 불러옵니다. Vite 에서는 CSS 도 자바스크립트처럼 import 합니다.</w:t>
+      </w:r>
+    </w:p>
+    <w:p>
+      <w:pPr>
+        <w:spacing w:before="140"/>
+      </w:pPr>
+      <w:r>
+        <w:rPr>
+          <w:b/>
+          <w:color w:val="666666"/>
+          <w:sz w:val="17"/>
+        </w:rPr>
+        <w:t>▶ src/main.js</w:t>
+      </w:r>
+    </w:p>
+    <w:p>
+      <w:pPr>
+        <w:pBdr>
+          <w:left w:val="single" w:sz="12" w:space="6" w:color="B7C3D4"/>
+        </w:pBdr>
+        <w:shd w:val="clear" w:color="auto" w:fill="F2F4F7"/>
+        <w:spacing w:before="60" w:line="250" w:lineRule="auto"/>
+        <w:ind w:left="180" w:right="180"/>
+      </w:pPr>
+      <w:r>
+        <w:rPr>
+          <w:rFonts w:ascii="Consolas" w:eastAsia="Consolas" w:hAnsi="Consolas" w:cs="Consolas"/>
+          <w:color w:val="0E7A34"/>
+          <w:sz w:val="17"/>
+        </w:rPr>
+        <w:t>import "./style.css";</w:t>
+      </w:r>
+    </w:p>
+    <w:p>
+      <w:pPr>
+        <w:pBdr>
+          <w:left w:val="single" w:sz="12" w:space="6" w:color="B7C3D4"/>
+        </w:pBdr>
+        <w:shd w:val="clear" w:color="auto" w:fill="F2F4F7"/>
+        <w:spacing w:line="250" w:lineRule="auto"/>
+        <w:ind w:left="180" w:right="180"/>
+      </w:pPr>
+      <w:r>
+        <w:rPr>
+          <w:rFonts w:ascii="Consolas" w:eastAsia="Consolas" w:hAnsi="Consolas" w:cs="Consolas"/>
+          <w:color w:val="0E7A34"/>
+          <w:sz w:val="17"/>
+        </w:rPr>
+        <w:t xml:space="preserve"> </w:t>
+      </w:r>
+    </w:p>
+    <w:p>
+      <w:pPr>
+        <w:pBdr>
+          <w:left w:val="single" w:sz="12" w:space="6" w:color="B7C3D4"/>
+        </w:pBdr>
+        <w:shd w:val="clear" w:color="auto" w:fill="F2F4F7"/>
+        <w:spacing w:after="160" w:line="250" w:lineRule="auto"/>
+        <w:ind w:left="180" w:right="180"/>
+      </w:pPr>
+      <w:r>
+        <w:rPr>
+          <w:rFonts w:ascii="Consolas" w:eastAsia="Consolas" w:hAnsi="Consolas" w:cs="Consolas"/>
+          <w:color w:val="0E7A34"/>
+          <w:sz w:val="17"/>
+        </w:rPr>
+        <w:t>console.log("연결 확인");</w:t>
+      </w:r>
+    </w:p>
+    <w:p>
+      <w:pPr>
+        <w:spacing w:before="200" w:after="100"/>
+      </w:pPr>
+      <w:r>
+        <w:rPr>
+          <w:b/>
+          <w:color w:val="333333"/>
+          <w:sz w:val="21"/>
+        </w:rPr>
+        <w:t>4) form11.js 를 src/main.js 로 옮기기</w:t>
+      </w:r>
+    </w:p>
+    <w:p>
+      <w:pPr>
+        <w:spacing w:after="80"/>
+      </w:pPr>
+      <w:r>
+        <w:t>이제 JavaScript 차례입니다. js/form11.js 의 내용을 통째로 복사해 src/main.js 의 import 아래에 붙여 넣습니다. 앞으로의 실습(4-2 ~ 4-11)은 여기 붙여 넣은 코드를 조금씩 잘라내어 모듈로 옮기고 문법을 다듬는 과정입니다. 지금은 한 글자도 고치지 말고 그대로 옮기세요.</w:t>
+      </w:r>
+    </w:p>
+    <w:p>
+      <w:pPr>
+        <w:spacing w:before="140"/>
+      </w:pPr>
+      <w:r>
+        <w:rPr>
+          <w:b/>
+          <w:color w:val="666666"/>
+          <w:sz w:val="17"/>
+        </w:rPr>
+        <w:t>▶ src/main.js</w:t>
+      </w:r>
+    </w:p>
+    <w:p>
+      <w:pPr>
+        <w:pBdr>
+          <w:left w:val="single" w:sz="12" w:space="6" w:color="B7C3D4"/>
+        </w:pBdr>
+        <w:shd w:val="clear" w:color="auto" w:fill="F2F4F7"/>
+        <w:spacing w:before="60" w:line="250" w:lineRule="auto"/>
+        <w:ind w:left="180" w:right="180"/>
+      </w:pPr>
+      <w:r>
+        <w:rPr>
+          <w:rFonts w:ascii="Consolas" w:eastAsia="Consolas" w:hAnsi="Consolas" w:cs="Consolas"/>
+          <w:color w:val="0E7A34"/>
+          <w:sz w:val="17"/>
+        </w:rPr>
+        <w:t>import "./style.css";</w:t>
+      </w:r>
+    </w:p>
+    <w:p>
+      <w:pPr>
+        <w:pBdr>
+          <w:left w:val="single" w:sz="12" w:space="6" w:color="B7C3D4"/>
+        </w:pBdr>
+        <w:shd w:val="clear" w:color="auto" w:fill="F2F4F7"/>
+        <w:spacing w:line="250" w:lineRule="auto"/>
+        <w:ind w:left="180" w:right="180"/>
+      </w:pPr>
+      <w:r>
+        <w:rPr>
+          <w:rFonts w:ascii="Consolas" w:eastAsia="Consolas" w:hAnsi="Consolas" w:cs="Consolas"/>
+          <w:color w:val="0E7A34"/>
+          <w:sz w:val="17"/>
+        </w:rPr>
+        <w:t xml:space="preserve"> </w:t>
+      </w:r>
+    </w:p>
+    <w:p>
+      <w:pPr>
+        <w:pBdr>
+          <w:left w:val="single" w:sz="12" w:space="6" w:color="B7C3D4"/>
+        </w:pBdr>
+        <w:shd w:val="clear" w:color="auto" w:fill="F2F4F7"/>
+        <w:spacing w:line="250" w:lineRule="auto"/>
+        <w:ind w:left="180" w:right="180"/>
+      </w:pPr>
+      <w:r>
+        <w:rPr>
+          <w:rFonts w:ascii="Consolas" w:eastAsia="Consolas" w:hAnsi="Consolas" w:cs="Consolas"/>
+          <w:color w:val="0E7A34"/>
+          <w:sz w:val="17"/>
+        </w:rPr>
+        <w:t>// ↓ 여기부터 js/form11.js 의 내용을 그대로 붙여 넣습니다</w:t>
+      </w:r>
+    </w:p>
+    <w:p>
+      <w:pPr>
+        <w:pBdr>
+          <w:left w:val="single" w:sz="12" w:space="6" w:color="B7C3D4"/>
+        </w:pBdr>
+        <w:shd w:val="clear" w:color="auto" w:fill="F2F4F7"/>
+        <w:spacing w:line="250" w:lineRule="auto"/>
+        <w:ind w:left="180" w:right="180"/>
+      </w:pPr>
+      <w:r>
+        <w:rPr>
+          <w:rFonts w:ascii="Consolas" w:eastAsia="Consolas" w:hAnsi="Consolas" w:cs="Consolas"/>
+          <w:color w:val="0E7A34"/>
+          <w:sz w:val="17"/>
+        </w:rPr>
+        <w:t>const API_BASE_URL = "http://localhost:8080";</w:t>
+      </w:r>
+    </w:p>
+    <w:p>
+      <w:pPr>
+        <w:pBdr>
+          <w:left w:val="single" w:sz="12" w:space="6" w:color="B7C3D4"/>
+        </w:pBdr>
+        <w:shd w:val="clear" w:color="auto" w:fill="F2F4F7"/>
+        <w:spacing w:line="250" w:lineRule="auto"/>
+        <w:ind w:left="180" w:right="180"/>
+      </w:pPr>
+      <w:r>
+        <w:rPr>
+          <w:rFonts w:ascii="Consolas" w:eastAsia="Consolas" w:hAnsi="Consolas" w:cs="Consolas"/>
+          <w:color w:val="0E7A34"/>
+          <w:sz w:val="17"/>
+        </w:rPr>
+        <w:t>let editingStudentId = null;</w:t>
+      </w:r>
+    </w:p>
+    <w:p>
+      <w:pPr>
+        <w:pBdr>
+          <w:left w:val="single" w:sz="12" w:space="6" w:color="B7C3D4"/>
+        </w:pBdr>
+        <w:shd w:val="clear" w:color="auto" w:fill="F2F4F7"/>
+        <w:spacing w:line="250" w:lineRule="auto"/>
+        <w:ind w:left="180" w:right="180"/>
+      </w:pPr>
+      <w:r>
+        <w:rPr>
+          <w:rFonts w:ascii="Consolas" w:eastAsia="Consolas" w:hAnsi="Consolas" w:cs="Consolas"/>
+          <w:color w:val="0E7A34"/>
+          <w:sz w:val="17"/>
+        </w:rPr>
+        <w:t xml:space="preserve"> </w:t>
+      </w:r>
+    </w:p>
+    <w:p>
+      <w:pPr>
+        <w:pBdr>
+          <w:left w:val="single" w:sz="12" w:space="6" w:color="B7C3D4"/>
+        </w:pBdr>
+        <w:shd w:val="clear" w:color="auto" w:fill="F2F4F7"/>
+        <w:spacing w:line="250" w:lineRule="auto"/>
+        <w:ind w:left="180" w:right="180"/>
+      </w:pPr>
+      <w:r>
+        <w:rPr>
+          <w:rFonts w:ascii="Consolas" w:eastAsia="Consolas" w:hAnsi="Consolas" w:cs="Consolas"/>
+          <w:color w:val="0E7A34"/>
+          <w:sz w:val="17"/>
+        </w:rPr>
+        <w:t>const studentForm = document.getElementById("studentForm");</w:t>
+      </w:r>
+    </w:p>
+    <w:p>
+      <w:pPr>
+        <w:pBdr>
+          <w:left w:val="single" w:sz="12" w:space="6" w:color="B7C3D4"/>
+        </w:pBdr>
+        <w:shd w:val="clear" w:color="auto" w:fill="F2F4F7"/>
+        <w:spacing w:line="250" w:lineRule="auto"/>
+        <w:ind w:left="180" w:right="180"/>
+      </w:pPr>
+      <w:r>
+        <w:rPr>
+          <w:rFonts w:ascii="Consolas" w:eastAsia="Consolas" w:hAnsi="Consolas" w:cs="Consolas"/>
+          <w:color w:val="0E7A34"/>
+          <w:sz w:val="17"/>
+        </w:rPr>
+        <w:t>const studentTableBody = document.getElementById("studentTableBody");</w:t>
+      </w:r>
+    </w:p>
+    <w:p>
+      <w:pPr>
+        <w:pBdr>
+          <w:left w:val="single" w:sz="12" w:space="6" w:color="B7C3D4"/>
+        </w:pBdr>
+        <w:shd w:val="clear" w:color="auto" w:fill="F2F4F7"/>
+        <w:spacing w:line="250" w:lineRule="auto"/>
+        <w:ind w:left="180" w:right="180"/>
+      </w:pPr>
+      <w:r>
+        <w:rPr>
+          <w:rFonts w:ascii="Consolas" w:eastAsia="Consolas" w:hAnsi="Consolas" w:cs="Consolas"/>
+          <w:color w:val="0E7A34"/>
+          <w:sz w:val="17"/>
+        </w:rPr>
+        <w:t>const submitButton = studentForm.querySelector('button[type="submit"]');</w:t>
+      </w:r>
+    </w:p>
+    <w:p>
+      <w:pPr>
+        <w:pBdr>
+          <w:left w:val="single" w:sz="12" w:space="6" w:color="B7C3D4"/>
+        </w:pBdr>
+        <w:shd w:val="clear" w:color="auto" w:fill="F2F4F7"/>
+        <w:spacing w:line="250" w:lineRule="auto"/>
+        <w:ind w:left="180" w:right="180"/>
+      </w:pPr>
+      <w:r>
+        <w:rPr>
+          <w:rFonts w:ascii="Consolas" w:eastAsia="Consolas" w:hAnsi="Consolas" w:cs="Consolas"/>
+          <w:color w:val="0E7A34"/>
+          <w:sz w:val="17"/>
+        </w:rPr>
+        <w:t>const cancelButton = studentForm.querySelector(".cancel-btn");</w:t>
+      </w:r>
+    </w:p>
+    <w:p>
+      <w:pPr>
+        <w:pBdr>
+          <w:left w:val="single" w:sz="12" w:space="6" w:color="B7C3D4"/>
+        </w:pBdr>
+        <w:shd w:val="clear" w:color="auto" w:fill="F2F4F7"/>
+        <w:spacing w:line="250" w:lineRule="auto"/>
+        <w:ind w:left="180" w:right="180"/>
+      </w:pPr>
+      <w:r>
+        <w:rPr>
+          <w:rFonts w:ascii="Consolas" w:eastAsia="Consolas" w:hAnsi="Consolas" w:cs="Consolas"/>
+          <w:color w:val="0E7A34"/>
+          <w:sz w:val="17"/>
+        </w:rPr>
+        <w:t>const loadingMessage = document.getElementById("loadingMessage");</w:t>
+      </w:r>
+    </w:p>
+    <w:p>
+      <w:pPr>
+        <w:pBdr>
+          <w:left w:val="single" w:sz="12" w:space="6" w:color="B7C3D4"/>
+        </w:pBdr>
+        <w:shd w:val="clear" w:color="auto" w:fill="F2F4F7"/>
+        <w:spacing w:line="250" w:lineRule="auto"/>
+        <w:ind w:left="180" w:right="180"/>
+      </w:pPr>
+      <w:r>
+        <w:rPr>
+          <w:rFonts w:ascii="Consolas" w:eastAsia="Consolas" w:hAnsi="Consolas" w:cs="Consolas"/>
+          <w:color w:val="0E7A34"/>
+          <w:sz w:val="17"/>
+        </w:rPr>
+        <w:t>const formError = document.getElementById("formError");</w:t>
+      </w:r>
+    </w:p>
+    <w:p>
+      <w:pPr>
+        <w:pBdr>
+          <w:left w:val="single" w:sz="12" w:space="6" w:color="B7C3D4"/>
+        </w:pBdr>
+        <w:shd w:val="clear" w:color="auto" w:fill="F2F4F7"/>
+        <w:spacing w:line="250" w:lineRule="auto"/>
+        <w:ind w:left="180" w:right="180"/>
+      </w:pPr>
+      <w:r>
+        <w:rPr>
+          <w:rFonts w:ascii="Consolas" w:eastAsia="Consolas" w:hAnsi="Consolas" w:cs="Consolas"/>
+          <w:color w:val="0E7A34"/>
+          <w:sz w:val="17"/>
+        </w:rPr>
+        <w:t xml:space="preserve"> </w:t>
+      </w:r>
+    </w:p>
+    <w:p>
+      <w:pPr>
+        <w:pBdr>
+          <w:left w:val="single" w:sz="12" w:space="6" w:color="B7C3D4"/>
+        </w:pBdr>
+        <w:shd w:val="clear" w:color="auto" w:fill="F2F4F7"/>
+        <w:spacing w:line="250" w:lineRule="auto"/>
+        <w:ind w:left="180" w:right="180"/>
+      </w:pPr>
+      <w:r>
+        <w:rPr>
+          <w:rFonts w:ascii="Consolas" w:eastAsia="Consolas" w:hAnsi="Consolas" w:cs="Consolas"/>
+          <w:color w:val="0E7A34"/>
+          <w:sz w:val="17"/>
+        </w:rPr>
+        <w:t>document.addEventListener("DOMContentLoaded", function () {</w:t>
+      </w:r>
+    </w:p>
+    <w:p>
+      <w:pPr>
+        <w:pBdr>
+          <w:left w:val="single" w:sz="12" w:space="6" w:color="B7C3D4"/>
+        </w:pBdr>
+        <w:shd w:val="clear" w:color="auto" w:fill="F2F4F7"/>
+        <w:spacing w:line="250" w:lineRule="auto"/>
+        <w:ind w:left="180" w:right="180"/>
+      </w:pPr>
+      <w:r>
+        <w:rPr>
+          <w:rFonts w:ascii="Consolas" w:eastAsia="Consolas" w:hAnsi="Consolas" w:cs="Consolas"/>
+          <w:color w:val="0E7A34"/>
+          <w:sz w:val="17"/>
+        </w:rPr>
+        <w:t xml:space="preserve">    loadStudents();</w:t>
+      </w:r>
+    </w:p>
+    <w:p>
+      <w:pPr>
+        <w:pBdr>
+          <w:left w:val="single" w:sz="12" w:space="6" w:color="B7C3D4"/>
+        </w:pBdr>
+        <w:shd w:val="clear" w:color="auto" w:fill="F2F4F7"/>
+        <w:spacing w:line="250" w:lineRule="auto"/>
+        <w:ind w:left="180" w:right="180"/>
+      </w:pPr>
+      <w:r>
+        <w:rPr>
+          <w:rFonts w:ascii="Consolas" w:eastAsia="Consolas" w:hAnsi="Consolas" w:cs="Consolas"/>
+          <w:color w:val="0E7A34"/>
+          <w:sz w:val="17"/>
+        </w:rPr>
+        <w:t>});</w:t>
+      </w:r>
+    </w:p>
+    <w:p>
+      <w:pPr>
+        <w:pBdr>
+          <w:left w:val="single" w:sz="12" w:space="6" w:color="B7C3D4"/>
+        </w:pBdr>
+        <w:shd w:val="clear" w:color="auto" w:fill="F2F4F7"/>
+        <w:spacing w:line="250" w:lineRule="auto"/>
+        <w:ind w:left="180" w:right="180"/>
+      </w:pPr>
+      <w:r>
+        <w:rPr>
+          <w:rFonts w:ascii="Consolas" w:eastAsia="Consolas" w:hAnsi="Consolas" w:cs="Consolas"/>
+          <w:color w:val="0E7A34"/>
+          <w:sz w:val="17"/>
+        </w:rPr>
+        <w:t xml:space="preserve"> </w:t>
+      </w:r>
+    </w:p>
+    <w:p>
+      <w:pPr>
+        <w:pBdr>
+          <w:left w:val="single" w:sz="12" w:space="6" w:color="B7C3D4"/>
+        </w:pBdr>
+        <w:shd w:val="clear" w:color="auto" w:fill="F2F4F7"/>
+        <w:spacing w:line="250" w:lineRule="auto"/>
+        <w:ind w:left="180" w:right="180"/>
+      </w:pPr>
+      <w:r>
+        <w:rPr>
+          <w:rFonts w:ascii="Consolas" w:eastAsia="Consolas" w:hAnsi="Consolas" w:cs="Consolas"/>
+          <w:color w:val="0E7A34"/>
+          <w:sz w:val="17"/>
+        </w:rPr>
+        <w:t>// ... form11.js 의 나머지 (validateStudent, loadStudents, renderStudentTable,</w:t>
+      </w:r>
+    </w:p>
+    <w:p>
+      <w:pPr>
+        <w:pBdr>
+          <w:left w:val="single" w:sz="12" w:space="6" w:color="B7C3D4"/>
+        </w:pBdr>
+        <w:shd w:val="clear" w:color="auto" w:fill="F2F4F7"/>
+        <w:spacing w:line="250" w:lineRule="auto"/>
+        <w:ind w:left="180" w:right="180"/>
+      </w:pPr>
+      <w:r>
+        <w:rPr>
+          <w:rFonts w:ascii="Consolas" w:eastAsia="Consolas" w:hAnsi="Consolas" w:cs="Consolas"/>
+          <w:color w:val="0E7A34"/>
+          <w:sz w:val="17"/>
+        </w:rPr>
+        <w:t>//     createStudent, deleteStudent, editStudent, updateStudent, resetForm,</w:t>
+      </w:r>
+    </w:p>
+    <w:p>
+      <w:pPr>
+        <w:pBdr>
+          <w:left w:val="single" w:sz="12" w:space="6" w:color="B7C3D4"/>
+        </w:pBdr>
+        <w:shd w:val="clear" w:color="auto" w:fill="F2F4F7"/>
+        <w:spacing w:after="160" w:line="250" w:lineRule="auto"/>
+        <w:ind w:left="180" w:right="180"/>
+      </w:pPr>
+      <w:r>
+        <w:rPr>
+          <w:rFonts w:ascii="Consolas" w:eastAsia="Consolas" w:hAnsi="Consolas" w:cs="Consolas"/>
+          <w:color w:val="0E7A34"/>
+          <w:sz w:val="17"/>
+        </w:rPr>
+        <w:t>//     showError, showSuccess, clearMessages) 를 마지막 줄까지 그대로</w:t>
+      </w:r>
+    </w:p>
+    <w:p>
+      <w:pPr>
+        <w:spacing w:after="80"/>
+      </w:pPr>
+      <w:r>
+        <w:t>한 가지만 더합니다. 2번에서 취소 버튼의 onclick 속성을 지웠으므로, 그 버튼을 코드에서 연결해 줍니다. form11.js 는 이미 파일 위쪽에서 그 버튼을 변수로 잡아 두고도 쓰지 않고 있었습니다. 그 변수를 그대로 쓰면 됩니다.</w:t>
+      </w:r>
+    </w:p>
+    <w:p>
+      <w:pPr>
+        <w:spacing w:before="140"/>
+      </w:pPr>
+      <w:r>
+        <w:rPr>
+          <w:b/>
+          <w:color w:val="666666"/>
+          <w:sz w:val="17"/>
+        </w:rPr>
+        <w:t>▶ src/main.js</w:t>
+      </w:r>
+    </w:p>
+    <w:p>
+      <w:pPr>
+        <w:pBdr>
+          <w:left w:val="single" w:sz="12" w:space="6" w:color="B7C3D4"/>
+        </w:pBdr>
+        <w:shd w:val="clear" w:color="auto" w:fill="F2F4F7"/>
+        <w:spacing w:before="60" w:line="250" w:lineRule="auto"/>
+        <w:ind w:left="180" w:right="180"/>
+      </w:pPr>
+      <w:r>
+        <w:rPr>
+          <w:rFonts w:ascii="Consolas" w:eastAsia="Consolas" w:hAnsi="Consolas" w:cs="Consolas"/>
+          <w:color w:val="0E7A34"/>
+          <w:sz w:val="17"/>
+        </w:rPr>
+        <w:t>// form11.js 위쪽에 이미 있던 줄 — 선언만 하고 쓰지 않던 변수입니다</w:t>
+      </w:r>
+    </w:p>
+    <w:p>
+      <w:pPr>
+        <w:pBdr>
+          <w:left w:val="single" w:sz="12" w:space="6" w:color="B7C3D4"/>
+        </w:pBdr>
+        <w:shd w:val="clear" w:color="auto" w:fill="F2F4F7"/>
+        <w:spacing w:line="250" w:lineRule="auto"/>
+        <w:ind w:left="180" w:right="180"/>
+      </w:pPr>
+      <w:r>
+        <w:rPr>
+          <w:rFonts w:ascii="Consolas" w:eastAsia="Consolas" w:hAnsi="Consolas" w:cs="Consolas"/>
+          <w:color w:val="0E7A34"/>
+          <w:sz w:val="17"/>
+        </w:rPr>
+        <w:t>const cancelButton = studentForm.querySelector(".cancel-btn");</w:t>
+      </w:r>
+    </w:p>
+    <w:p>
+      <w:pPr>
+        <w:pBdr>
+          <w:left w:val="single" w:sz="12" w:space="6" w:color="B7C3D4"/>
+        </w:pBdr>
+        <w:shd w:val="clear" w:color="auto" w:fill="F2F4F7"/>
+        <w:spacing w:line="250" w:lineRule="auto"/>
+        <w:ind w:left="180" w:right="180"/>
+      </w:pPr>
+      <w:r>
+        <w:rPr>
+          <w:rFonts w:ascii="Consolas" w:eastAsia="Consolas" w:hAnsi="Consolas" w:cs="Consolas"/>
+          <w:color w:val="0E7A34"/>
+          <w:sz w:val="17"/>
+        </w:rPr>
+        <w:t xml:space="preserve"> </w:t>
+      </w:r>
+    </w:p>
+    <w:p>
+      <w:pPr>
+        <w:pBdr>
+          <w:left w:val="single" w:sz="12" w:space="6" w:color="B7C3D4"/>
+        </w:pBdr>
+        <w:shd w:val="clear" w:color="auto" w:fill="F2F4F7"/>
+        <w:spacing w:line="250" w:lineRule="auto"/>
+        <w:ind w:left="180" w:right="180"/>
+      </w:pPr>
+      <w:r>
+        <w:rPr>
+          <w:rFonts w:ascii="Consolas" w:eastAsia="Consolas" w:hAnsi="Consolas" w:cs="Consolas"/>
+          <w:color w:val="0E7A34"/>
+          <w:sz w:val="17"/>
+        </w:rPr>
+        <w:t>// 파일 맨 아래에 이 한 줄을 추가합니다 (index.html 의 onclick 을 대신한다)</w:t>
+      </w:r>
+    </w:p>
+    <w:p>
+      <w:pPr>
+        <w:pBdr>
+          <w:left w:val="single" w:sz="12" w:space="6" w:color="B7C3D4"/>
+        </w:pBdr>
+        <w:shd w:val="clear" w:color="auto" w:fill="F2F4F7"/>
+        <w:spacing w:after="160" w:line="250" w:lineRule="auto"/>
+        <w:ind w:left="180" w:right="180"/>
+      </w:pPr>
+      <w:r>
+        <w:rPr>
+          <w:rFonts w:ascii="Consolas" w:eastAsia="Consolas" w:hAnsi="Consolas" w:cs="Consolas"/>
+          <w:color w:val="0E7A34"/>
+          <w:sz w:val="17"/>
+        </w:rPr>
+        <w:t>cancelButton.addEventListener("click", resetForm);</w:t>
+      </w:r>
+    </w:p>
+    <w:p>
+      <w:pPr>
+        <w:pageBreakBefore/>
+        <w:spacing w:before="200" w:after="100"/>
+      </w:pPr>
+      <w:r>
+        <w:rPr>
+          <w:b/>
+          <w:color w:val="333333"/>
+          <w:sz w:val="21"/>
+        </w:rPr>
+        <w:lastRenderedPageBreak/>
+        <w:t>5) 개발 서버로 확인 — 절반만 동작합니다</w:t>
+      </w:r>
+    </w:p>
+    <w:p>
+      <w:pPr>
+        <w:pBdr>
+          <w:left w:val="single" w:sz="12" w:space="6" w:color="B7C3D4"/>
+        </w:pBdr>
+        <w:shd w:val="clear" w:color="auto" w:fill="F2F4F7"/>
+        <w:spacing w:before="60" w:line="250" w:lineRule="auto"/>
+        <w:ind w:left="180" w:right="180"/>
+      </w:pPr>
+      <w:r>
+        <w:rPr>
+          <w:rFonts w:ascii="Consolas" w:eastAsia="Consolas" w:hAnsi="Consolas" w:cs="Consolas"/>
+          <w:sz w:val="17"/>
+        </w:rPr>
+        <w:t>npm run dev</w:t>
+      </w:r>
+    </w:p>
+    <w:p>
+      <w:pPr>
+        <w:pBdr>
+          <w:left w:val="single" w:sz="12" w:space="6" w:color="B7C3D4"/>
+        </w:pBdr>
+        <w:shd w:val="clear" w:color="auto" w:fill="F2F4F7"/>
+        <w:spacing w:after="160" w:line="250" w:lineRule="auto"/>
+        <w:ind w:left="180" w:right="180"/>
+      </w:pPr>
+      <w:r>
+        <w:rPr>
+          <w:rFonts w:ascii="Consolas" w:eastAsia="Consolas" w:hAnsi="Consolas" w:cs="Consolas"/>
+          <w:sz w:val="17"/>
+        </w:rPr>
+        <w:t xml:space="preserve">  ➜  Local:   http://localhost:5173/</w:t>
+      </w:r>
+    </w:p>
+    <w:p>
+      <w:pPr>
+        <w:spacing w:after="80"/>
+      </w:pPr>
+      <w:r>
+        <w:t>이 시점에서 목록 조회와 학생 등록은 3부와 똑같이 동작합니다. 그런데 목록의 수정·삭제 버튼을 누르면 아무 일도 일어나지 않고 Console 에 오류가 뜹니다.</w:t>
+      </w:r>
+    </w:p>
+    <w:p>
+      <w:pPr>
+        <w:pBdr>
+          <w:left w:val="single" w:sz="12" w:space="6" w:color="B7C3D4"/>
+        </w:pBdr>
+        <w:shd w:val="clear" w:color="auto" w:fill="F2F4F7"/>
+        <w:spacing w:before="60" w:line="250" w:lineRule="auto"/>
+        <w:ind w:left="180" w:right="180"/>
+      </w:pPr>
+      <w:r>
+        <w:rPr>
+          <w:rFonts w:ascii="Consolas" w:eastAsia="Consolas" w:hAnsi="Consolas" w:cs="Consolas"/>
+          <w:sz w:val="17"/>
+        </w:rPr>
+        <w:t>Uncaught ReferenceError: editStudent is not defined</w:t>
+      </w:r>
+    </w:p>
+    <w:p>
+      <w:pPr>
+        <w:pBdr>
+          <w:left w:val="single" w:sz="12" w:space="6" w:color="B7C3D4"/>
+        </w:pBdr>
+        <w:shd w:val="clear" w:color="auto" w:fill="F2F4F7"/>
+        <w:spacing w:after="160" w:line="250" w:lineRule="auto"/>
+        <w:ind w:left="180" w:right="180"/>
+      </w:pPr>
+      <w:r>
+        <w:rPr>
+          <w:rFonts w:ascii="Consolas" w:eastAsia="Consolas" w:hAnsi="Consolas" w:cs="Consolas"/>
+          <w:sz w:val="17"/>
+        </w:rPr>
+        <w:t>Uncaught ReferenceError: deleteStudent is not defined</w:t>
+      </w:r>
+    </w:p>
+    <w:p>
+      <w:pPr>
+        <w:pBdr>
+          <w:left w:val="single" w:sz="20" w:space="8" w:color="E8A33D"/>
+        </w:pBdr>
+        <w:shd w:val="clear" w:color="auto" w:fill="FFF4E5"/>
+        <w:spacing w:before="160" w:after="160" w:line="290" w:lineRule="auto"/>
+        <w:ind w:left="150" w:right="150"/>
+      </w:pPr>
+      <w:r>
+        <w:rPr>
+          <w:b/>
+          <w:color w:val="9C5700"/>
+          <w:sz w:val="19"/>
+        </w:rPr>
+        <w:t xml:space="preserve">■ 알아두기   </w:t>
+      </w:r>
+      <w:r>
+        <w:rPr>
+          <w:color w:val="333333"/>
+          <w:sz w:val="19"/>
+        </w:rPr>
+        <w:t>수정·삭제 버튼은 실습 4-10 까지 계속 동작하지 않습니다. 그동안에도 버튼을 눌러 확인하려면 파일 맨 아래에 아래 두 줄을 넣고 실습 4-10 까지 그대로 두세요. 실습 4-6 과 4-9 의 확인하기가 이 두 줄을 전제로 합니다. 다만 실습 4-10 에서 반드시 지울 코드입니다. 모듈로 나눈 의미를 스스로 없애는 방식이기 때문입니다.</w:t>
+      </w:r>
+    </w:p>
+    <w:p>
+      <w:pPr>
+        <w:pBdr>
+          <w:left w:val="single" w:sz="12" w:space="6" w:color="B7C3D4"/>
+        </w:pBdr>
+        <w:shd w:val="clear" w:color="auto" w:fill="F2F4F7"/>
+        <w:spacing w:before="60" w:line="250" w:lineRule="auto"/>
+        <w:ind w:left="180" w:right="180"/>
+      </w:pPr>
+      <w:r>
+        <w:rPr>
+          <w:rFonts w:ascii="Consolas" w:eastAsia="Consolas" w:hAnsi="Consolas" w:cs="Consolas"/>
+          <w:sz w:val="17"/>
+        </w:rPr>
+        <w:t>// 임시 — 실습 4-10 에서 지웁니다</w:t>
+      </w:r>
+    </w:p>
+    <w:p>
+      <w:pPr>
+        <w:pBdr>
+          <w:left w:val="single" w:sz="12" w:space="6" w:color="B7C3D4"/>
+        </w:pBdr>
+        <w:shd w:val="clear" w:color="auto" w:fill="F2F4F7"/>
+        <w:spacing w:line="250" w:lineRule="auto"/>
+        <w:ind w:left="180" w:right="180"/>
+      </w:pPr>
+      <w:r>
+        <w:rPr>
+          <w:rFonts w:ascii="Consolas" w:eastAsia="Consolas" w:hAnsi="Consolas" w:cs="Consolas"/>
+          <w:sz w:val="17"/>
+        </w:rPr>
+        <w:t>window.editStudent = editStudent;</w:t>
+      </w:r>
+    </w:p>
+    <w:p>
+      <w:pPr>
+        <w:pBdr>
+          <w:left w:val="single" w:sz="12" w:space="6" w:color="B7C3D4"/>
+        </w:pBdr>
+        <w:shd w:val="clear" w:color="auto" w:fill="F2F4F7"/>
+        <w:spacing w:after="160" w:line="250" w:lineRule="auto"/>
+        <w:ind w:left="180" w:right="180"/>
+      </w:pPr>
+      <w:r>
+        <w:rPr>
+          <w:rFonts w:ascii="Consolas" w:eastAsia="Consolas" w:hAnsi="Consolas" w:cs="Consolas"/>
+          <w:sz w:val="17"/>
+        </w:rPr>
+        <w:t>window.deleteStudent = deleteStudent;</w:t>
+      </w:r>
+    </w:p>
+    <w:p>
+      <w:pPr>
+        <w:pBdr>
+          <w:left w:val="single" w:sz="20" w:space="8" w:color="2E75B6"/>
+        </w:pBdr>
+        <w:shd w:val="clear" w:color="auto" w:fill="E5F0F8"/>
+        <w:spacing w:before="160" w:after="40" w:line="290" w:lineRule="auto"/>
+        <w:ind w:left="150" w:right="150"/>
+      </w:pPr>
+      <w:r>
+        <w:rPr>
+          <w:b/>
+          <w:color w:val="1F4E79"/>
+          <w:sz w:val="19"/>
+        </w:rPr>
+        <w:t xml:space="preserve">■ 확인하기   </w:t>
+      </w:r>
+      <w:r>
+        <w:rPr>
+          <w:color w:val="333333"/>
+          <w:sz w:val="19"/>
+        </w:rPr>
+        <w:t>브라우저에 3부와 똑같은 학생 등록 폼과 학생 목록이 보인다.</w:t>
+      </w:r>
+    </w:p>
+    <w:p>
+      <w:pPr>
+        <w:pBdr>
+          <w:left w:val="single" w:sz="20" w:space="8" w:color="2E75B6"/>
+        </w:pBdr>
+        <w:shd w:val="clear" w:color="auto" w:fill="E5F0F8"/>
+        <w:spacing w:after="40" w:line="290" w:lineRule="auto"/>
+        <w:ind w:left="150" w:right="150"/>
+      </w:pPr>
+      <w:r>
+        <w:rPr>
+          <w:color w:val="333333"/>
+          <w:sz w:val="19"/>
+        </w:rPr>
+        <w:t>학생을 등록하면 목록에 즉시 나타난다.</w:t>
+      </w:r>
+    </w:p>
+    <w:p>
+      <w:pPr>
+        <w:pBdr>
+          <w:left w:val="single" w:sz="20" w:space="8" w:color="2E75B6"/>
+        </w:pBdr>
+        <w:shd w:val="clear" w:color="auto" w:fill="E5F0F8"/>
+        <w:spacing w:after="40" w:line="290" w:lineRule="auto"/>
+        <w:ind w:left="150" w:right="150"/>
+      </w:pPr>
+      <w:r>
+        <w:rPr>
+          <w:color w:val="333333"/>
+          <w:sz w:val="19"/>
+        </w:rPr>
+        <w:t>취소 버튼이 동작한다.</w:t>
+      </w:r>
+    </w:p>
+    <w:p>
+      <w:pPr>
+        <w:pBdr>
+          <w:left w:val="single" w:sz="20" w:space="8" w:color="2E75B6"/>
+        </w:pBdr>
+        <w:shd w:val="clear" w:color="auto" w:fill="E5F0F8"/>
+        <w:spacing w:after="40" w:line="290" w:lineRule="auto"/>
+        <w:ind w:left="150" w:right="150"/>
+      </w:pPr>
+      <w:r>
+        <w:rPr>
+          <w:color w:val="333333"/>
+          <w:sz w:val="19"/>
+        </w:rPr>
+        <w:t>수정·삭제 버튼은 동작하지 않고 Console 에 ReferenceError 가 뜬다(정상).</w:t>
+      </w:r>
+    </w:p>
+    <w:p>
+      <w:pPr>
+        <w:pBdr>
+          <w:left w:val="single" w:sz="20" w:space="8" w:color="2E75B6"/>
+        </w:pBdr>
+        <w:shd w:val="clear" w:color="auto" w:fill="E5F0F8"/>
+        <w:spacing w:after="160" w:line="290" w:lineRule="auto"/>
+        <w:ind w:left="150" w:right="150"/>
+      </w:pPr>
+      <w:r>
+        <w:rPr>
+          <w:color w:val="333333"/>
+          <w:sz w:val="19"/>
+        </w:rPr>
+        <w:t>style.css 의 색을 하나 바꾸고 저장하면 새로고침 없이 화면이 바뀐다(HMR).</w:t>
+      </w:r>
+    </w:p>
+    <w:p>
+      <w:pPr>
+        <w:pBdr>
           <w:left w:val="single" w:sz="20" w:space="8" w:color="C0504D"/>
         </w:pBdr>
         <w:shd w:val="clear" w:color="auto" w:fill="FCEAEA"/>
-        <w:spacing w:before="160" w:after="160" w:line="290" w:lineRule="auto"/>
+        <w:spacing w:before="160" w:after="40" w:line="290" w:lineRule="auto"/>
         <w:ind w:left="150" w:right="150"/>
       </w:pPr>
       <w:r>
@@ -2692,7 +3529,543 @@
           <w:color w:val="333333"/>
           <w:sz w:val="19"/>
         </w:rPr>
-        <w:t>Cannot read properties of null (reading 'addEventListener') → (2)번의 id="cancelButton" 을 빠뜨렸습니다. getElementById 가 요소를 못 찾아 null 을 돌려준 것입니다. 이 id 는 실습 4-9 에서도 쓰이므로 지금 꼭 붙여 두세요.</w:t>
+        <w:t>화면이 하얗다 → F12 Console 을 보세요. main.js 경로(/src/main.js)가 맞는지 확인합니다.</w:t>
+      </w:r>
+    </w:p>
+    <w:p>
+      <w:pPr>
+        <w:pBdr>
+          <w:left w:val="single" w:sz="20" w:space="8" w:color="C0504D"/>
+        </w:pBdr>
+        <w:shd w:val="clear" w:color="auto" w:fill="FCEAEA"/>
+        <w:spacing w:after="40" w:line="290" w:lineRule="auto"/>
+        <w:ind w:left="150" w:right="150"/>
+      </w:pPr>
+      <w:r>
+        <w:rPr>
+          <w:color w:val="333333"/>
+          <w:sz w:val="19"/>
+        </w:rPr>
+        <w:t>스타일이 하나도 안 먹는다 → main.js 의 import "./style.css" 를 빠뜨렸습니다.</w:t>
+      </w:r>
+    </w:p>
+    <w:p>
+      <w:pPr>
+        <w:pBdr>
+          <w:left w:val="single" w:sz="20" w:space="8" w:color="C0504D"/>
+        </w:pBdr>
+        <w:shd w:val="clear" w:color="auto" w:fill="FCEAEA"/>
+        <w:spacing w:after="40" w:line="290" w:lineRule="auto"/>
+        <w:ind w:left="150" w:right="150"/>
+      </w:pPr>
+      <w:r>
+        <w:rPr>
+          <w:color w:val="333333"/>
+          <w:sz w:val="19"/>
+        </w:rPr>
+        <w:t>Cannot read properties of null (reading 'querySelector') → index.html 의 id 나 class 가 form11.js 가 찾는 이름과 다릅니다.</w:t>
+      </w:r>
+    </w:p>
+    <w:p>
+      <w:pPr>
+        <w:pBdr>
+          <w:left w:val="single" w:sz="20" w:space="8" w:color="C0504D"/>
+        </w:pBdr>
+        <w:shd w:val="clear" w:color="auto" w:fill="FCEAEA"/>
+        <w:spacing w:after="40" w:line="290" w:lineRule="auto"/>
+        <w:ind w:left="150" w:right="150"/>
+      </w:pPr>
+      <w:r>
+        <w:rPr>
+          <w:color w:val="333333"/>
+          <w:sz w:val="19"/>
+        </w:rPr>
+        <w:t>Cannot read properties of null (reading 'addEventListener') → 연결하려는 요소를 못 찾았습니다. 취소 버튼이라면 class="cancel-btn" 이 그대로 있는지, id 로 찾고 있다면 id="cancelButton" 을 붙였는지 확인하세요.</w:t>
+      </w:r>
+    </w:p>
+    <w:p>
+      <w:pPr>
+        <w:pBdr>
+          <w:left w:val="single" w:sz="20" w:space="8" w:color="C0504D"/>
+        </w:pBdr>
+        <w:shd w:val="clear" w:color="auto" w:fill="FCEAEA"/>
+        <w:spacing w:after="160" w:line="290" w:lineRule="auto"/>
+        <w:ind w:left="150" w:right="150"/>
+      </w:pPr>
+      <w:r>
+        <w:rPr>
+          <w:color w:val="333333"/>
+          <w:sz w:val="19"/>
+        </w:rPr>
+        <w:t>'npm' 은(는) 내부 또는 외부 명령... → Node.js 가 설치되지 않았거나 PATH 에 없습니다.</w:t>
+      </w:r>
+    </w:p>
+    <w:p>
+      <w:pPr>
+        <w:pageBreakBefore/>
+        <w:pBdr>
+          <w:bottom w:val="single" w:sz="12" w:space="6" w:color="2E5496"/>
+        </w:pBdr>
+        <w:spacing w:before="320" w:after="140"/>
+      </w:pPr>
+      <w:r>
+        <w:rPr>
+          <w:b/>
+          <w:color w:val="C0504D"/>
+          <w:sz w:val="26"/>
+        </w:rPr>
+        <w:lastRenderedPageBreak/>
+        <w:t xml:space="preserve">[실습 4-2]  </w:t>
+      </w:r>
+      <w:r>
+        <w:rPr>
+          <w:b/>
+          <w:color w:val="1F3864"/>
+          <w:sz w:val="26"/>
+        </w:rPr>
+        <w:t>서버 주소 걷어내기 — .env 와 import.meta.env</w:t>
+      </w:r>
+    </w:p>
+    <w:p>
+      <w:pPr>
+        <w:spacing w:after="40" w:line="260" w:lineRule="auto"/>
+        <w:ind w:left="120"/>
+      </w:pPr>
+      <w:r>
+        <w:rPr>
+          <w:b/>
+          <w:color w:val="777777"/>
+          <w:sz w:val="17"/>
+        </w:rPr>
+        <w:t xml:space="preserve">파일  </w:t>
+      </w:r>
+      <w:r>
+        <w:rPr>
+          <w:rFonts w:ascii="Consolas" w:eastAsia="Consolas" w:hAnsi="Consolas" w:cs="Consolas"/>
+          <w:b/>
+          <w:color w:val="1F3864"/>
+          <w:sz w:val="18"/>
+        </w:rPr>
+        <w:t>src/config.js</w:t>
+      </w:r>
+      <w:r>
+        <w:rPr>
+          <w:sz w:val="17"/>
+        </w:rPr>
+        <w:t xml:space="preserve">   </w:t>
+      </w:r>
+      <w:r>
+        <w:rPr>
+          <w:rFonts w:ascii="Consolas" w:eastAsia="Consolas" w:hAnsi="Consolas" w:cs="Consolas"/>
+          <w:b/>
+          <w:color w:val="1F3864"/>
+          <w:sz w:val="18"/>
+        </w:rPr>
+        <w:t>.env.development</w:t>
+      </w:r>
+      <w:r>
+        <w:rPr>
+          <w:sz w:val="17"/>
+        </w:rPr>
+        <w:t xml:space="preserve">   </w:t>
+      </w:r>
+      <w:r>
+        <w:rPr>
+          <w:rFonts w:ascii="Consolas" w:eastAsia="Consolas" w:hAnsi="Consolas" w:cs="Consolas"/>
+          <w:b/>
+          <w:color w:val="1F3864"/>
+          <w:sz w:val="18"/>
+        </w:rPr>
+        <w:t>.env.production</w:t>
+      </w:r>
+    </w:p>
+    <w:p>
+      <w:pPr>
+        <w:pBdr>
+          <w:left w:val="single" w:sz="20" w:space="8" w:color="4F8A3D"/>
+        </w:pBdr>
+        <w:shd w:val="clear" w:color="auto" w:fill="E8F1E4"/>
+        <w:spacing w:before="160" w:after="160" w:line="290" w:lineRule="auto"/>
+        <w:ind w:left="150" w:right="150"/>
+      </w:pPr>
+      <w:r>
+        <w:rPr>
+          <w:b/>
+          <w:color w:val="2E5B22"/>
+          <w:sz w:val="19"/>
+        </w:rPr>
+        <w:t xml:space="preserve">■ 이번 단계 목표   </w:t>
+      </w:r>
+      <w:r>
+        <w:rPr>
+          <w:color w:val="333333"/>
+          <w:sz w:val="19"/>
+        </w:rPr>
+        <w:t>코드에 박혀 있던 서버 주소를 설정 파일로 분리해, 개발용과 배포용을 코드 수정 없이 바꿀 수 있다.</w:t>
+      </w:r>
+    </w:p>
+    <w:p>
+      <w:pPr>
+        <w:spacing w:before="200" w:after="100"/>
+      </w:pPr>
+      <w:r>
+        <w:rPr>
+          <w:b/>
+          <w:color w:val="333333"/>
+          <w:sz w:val="21"/>
+        </w:rPr>
+        <w:t>1) 무엇이 문제인가</w:t>
+      </w:r>
+    </w:p>
+    <w:p>
+      <w:pPr>
+        <w:spacing w:before="140"/>
+      </w:pPr>
+      <w:r>
+        <w:rPr>
+          <w:b/>
+          <w:color w:val="666666"/>
+          <w:sz w:val="17"/>
+        </w:rPr>
+        <w:t>▶ form11.js 맨 위 — 3부 방식</w:t>
+      </w:r>
+    </w:p>
+    <w:p>
+      <w:pPr>
+        <w:pBdr>
+          <w:left w:val="single" w:sz="12" w:space="6" w:color="B7C3D4"/>
+        </w:pBdr>
+        <w:shd w:val="clear" w:color="auto" w:fill="F2F4F7"/>
+        <w:spacing w:before="60" w:after="160" w:line="250" w:lineRule="auto"/>
+        <w:ind w:left="180" w:right="180"/>
+      </w:pPr>
+      <w:r>
+        <w:rPr>
+          <w:rFonts w:ascii="Consolas" w:eastAsia="Consolas" w:hAnsi="Consolas" w:cs="Consolas"/>
+          <w:color w:val="8A8F98"/>
+          <w:sz w:val="17"/>
+        </w:rPr>
+        <w:t>const API_BASE_URL = "http://localhost:8080";</w:t>
+      </w:r>
+    </w:p>
+    <w:p>
+      <w:pPr>
+        <w:spacing w:after="80"/>
+      </w:pPr>
+      <w:r>
+        <w:t>이대로 배포하면 사용자 브라우저가 자기 컴퓨터의 8080 을 찾습니다. 배포할 때마다 소스를 고쳐야 하고, 고치는 것을 잊으면 그대로 나갑니다.</w:t>
+      </w:r>
+    </w:p>
+    <w:p>
+      <w:pPr>
+        <w:spacing w:before="200" w:after="100"/>
+      </w:pPr>
+      <w:r>
+        <w:rPr>
+          <w:b/>
+          <w:color w:val="333333"/>
+          <w:sz w:val="21"/>
+        </w:rPr>
+        <w:t>2) .env 파일 만들기</w:t>
+      </w:r>
+    </w:p>
+    <w:p>
+      <w:pPr>
+        <w:spacing w:after="80"/>
+      </w:pPr>
+      <w:r>
+        <w:t>프로젝트 최상단(package.json 옆)에 두 파일을 만듭니다. 변수 이름은 반드시 VITE_ 로 시작해야 합니다.</w:t>
+      </w:r>
+    </w:p>
+    <w:p>
+      <w:pPr>
+        <w:spacing w:before="140"/>
+      </w:pPr>
+      <w:r>
+        <w:rPr>
+          <w:b/>
+          <w:color w:val="666666"/>
+          <w:sz w:val="17"/>
+        </w:rPr>
+        <w:t>▶ .env.development   — npm run dev 일 때 자동으로 읽힘</w:t>
+      </w:r>
+    </w:p>
+    <w:p>
+      <w:pPr>
+        <w:pBdr>
+          <w:left w:val="single" w:sz="12" w:space="6" w:color="B7C3D4"/>
+        </w:pBdr>
+        <w:shd w:val="clear" w:color="auto" w:fill="F2F4F7"/>
+        <w:spacing w:before="60" w:after="160" w:line="250" w:lineRule="auto"/>
+        <w:ind w:left="180" w:right="180"/>
+      </w:pPr>
+      <w:r>
+        <w:rPr>
+          <w:rFonts w:ascii="Consolas" w:eastAsia="Consolas" w:hAnsi="Consolas" w:cs="Consolas"/>
+          <w:color w:val="0E7A34"/>
+          <w:sz w:val="17"/>
+        </w:rPr>
+        <w:t>VITE_API_BASE_URL=http://localhost:8080</w:t>
+      </w:r>
+    </w:p>
+    <w:p>
+      <w:pPr>
+        <w:spacing w:before="140"/>
+      </w:pPr>
+      <w:r>
+        <w:rPr>
+          <w:b/>
+          <w:color w:val="666666"/>
+          <w:sz w:val="17"/>
+        </w:rPr>
+        <w:t>▶ .env.production    — npm run build 일 때 자동으로 읽힘</w:t>
+      </w:r>
+    </w:p>
+    <w:p>
+      <w:pPr>
+        <w:pBdr>
+          <w:left w:val="single" w:sz="12" w:space="6" w:color="B7C3D4"/>
+        </w:pBdr>
+        <w:shd w:val="clear" w:color="auto" w:fill="F2F4F7"/>
+        <w:spacing w:before="60" w:after="160" w:line="250" w:lineRule="auto"/>
+        <w:ind w:left="180" w:right="180"/>
+      </w:pPr>
+      <w:r>
+        <w:rPr>
+          <w:rFonts w:ascii="Consolas" w:eastAsia="Consolas" w:hAnsi="Consolas" w:cs="Consolas"/>
+          <w:color w:val="0E7A34"/>
+          <w:sz w:val="17"/>
+        </w:rPr>
+        <w:t>VITE_API_BASE_URL=https://api.myservice.com</w:t>
+      </w:r>
+    </w:p>
+    <w:p>
+      <w:pPr>
+        <w:spacing w:before="200" w:after="100"/>
+      </w:pPr>
+      <w:r>
+        <w:rPr>
+          <w:b/>
+          <w:color w:val="333333"/>
+          <w:sz w:val="21"/>
+        </w:rPr>
+        <w:t>3) config.js 로 모으기</w:t>
+      </w:r>
+    </w:p>
+    <w:p>
+      <w:pPr>
+        <w:spacing w:before="140"/>
+      </w:pPr>
+      <w:r>
+        <w:rPr>
+          <w:b/>
+          <w:color w:val="666666"/>
+          <w:sz w:val="17"/>
+        </w:rPr>
+        <w:t>▶ src/config.js</w:t>
+      </w:r>
+    </w:p>
+    <w:p>
+      <w:pPr>
+        <w:pBdr>
+          <w:left w:val="single" w:sz="12" w:space="6" w:color="B7C3D4"/>
+        </w:pBdr>
+        <w:shd w:val="clear" w:color="auto" w:fill="F2F4F7"/>
+        <w:spacing w:before="60" w:line="250" w:lineRule="auto"/>
+        <w:ind w:left="180" w:right="180"/>
+      </w:pPr>
+      <w:r>
+        <w:rPr>
+          <w:rFonts w:ascii="Consolas" w:eastAsia="Consolas" w:hAnsi="Consolas" w:cs="Consolas"/>
+          <w:color w:val="0E7A34"/>
+          <w:sz w:val="17"/>
+        </w:rPr>
+        <w:t>/** 서버 주소. .env 파일이 없을 때를 대비해 ?. 와 ?? 로 기본값을 둔다. */</w:t>
+      </w:r>
+    </w:p>
+    <w:p>
+      <w:pPr>
+        <w:pBdr>
+          <w:left w:val="single" w:sz="12" w:space="6" w:color="B7C3D4"/>
+        </w:pBdr>
+        <w:shd w:val="clear" w:color="auto" w:fill="F2F4F7"/>
+        <w:spacing w:line="250" w:lineRule="auto"/>
+        <w:ind w:left="180" w:right="180"/>
+      </w:pPr>
+      <w:r>
+        <w:rPr>
+          <w:rFonts w:ascii="Consolas" w:eastAsia="Consolas" w:hAnsi="Consolas" w:cs="Consolas"/>
+          <w:color w:val="0E7A34"/>
+          <w:sz w:val="17"/>
+        </w:rPr>
+        <w:t>export const API_BASE_URL = import.meta.env?.VITE_API_BASE_URL ?? "http://localhost:8080";</w:t>
+      </w:r>
+    </w:p>
+    <w:p>
+      <w:pPr>
+        <w:pBdr>
+          <w:left w:val="single" w:sz="12" w:space="6" w:color="B7C3D4"/>
+        </w:pBdr>
+        <w:shd w:val="clear" w:color="auto" w:fill="F2F4F7"/>
+        <w:spacing w:line="250" w:lineRule="auto"/>
+        <w:ind w:left="180" w:right="180"/>
+      </w:pPr>
+      <w:r>
+        <w:rPr>
+          <w:rFonts w:ascii="Consolas" w:eastAsia="Consolas" w:hAnsi="Consolas" w:cs="Consolas"/>
+          <w:color w:val="0E7A34"/>
+          <w:sz w:val="17"/>
+        </w:rPr>
+        <w:t xml:space="preserve"> </w:t>
+      </w:r>
+    </w:p>
+    <w:p>
+      <w:pPr>
+        <w:pBdr>
+          <w:left w:val="single" w:sz="12" w:space="6" w:color="B7C3D4"/>
+        </w:pBdr>
+        <w:shd w:val="clear" w:color="auto" w:fill="F2F4F7"/>
+        <w:spacing w:line="250" w:lineRule="auto"/>
+        <w:ind w:left="180" w:right="180"/>
+      </w:pPr>
+      <w:r>
+        <w:rPr>
+          <w:rFonts w:ascii="Consolas" w:eastAsia="Consolas" w:hAnsi="Consolas" w:cs="Consolas"/>
+          <w:color w:val="0E7A34"/>
+          <w:sz w:val="17"/>
+        </w:rPr>
+        <w:t>/** 학생 API 의 기본 경로 */</w:t>
+      </w:r>
+    </w:p>
+    <w:p>
+      <w:pPr>
+        <w:pBdr>
+          <w:left w:val="single" w:sz="12" w:space="6" w:color="B7C3D4"/>
+        </w:pBdr>
+        <w:shd w:val="clear" w:color="auto" w:fill="F2F4F7"/>
+        <w:spacing w:line="250" w:lineRule="auto"/>
+        <w:ind w:left="180" w:right="180"/>
+      </w:pPr>
+      <w:r>
+        <w:rPr>
+          <w:rFonts w:ascii="Consolas" w:eastAsia="Consolas" w:hAnsi="Consolas" w:cs="Consolas"/>
+          <w:color w:val="0E7A34"/>
+          <w:sz w:val="17"/>
+        </w:rPr>
+        <w:t>export const STUDENTS_URL = `${API_BASE_URL}/api/students`;</w:t>
+      </w:r>
+    </w:p>
+    <w:p>
+      <w:pPr>
+        <w:pBdr>
+          <w:left w:val="single" w:sz="12" w:space="6" w:color="B7C3D4"/>
+        </w:pBdr>
+        <w:shd w:val="clear" w:color="auto" w:fill="F2F4F7"/>
+        <w:spacing w:line="250" w:lineRule="auto"/>
+        <w:ind w:left="180" w:right="180"/>
+      </w:pPr>
+      <w:r>
+        <w:rPr>
+          <w:rFonts w:ascii="Consolas" w:eastAsia="Consolas" w:hAnsi="Consolas" w:cs="Consolas"/>
+          <w:color w:val="0E7A34"/>
+          <w:sz w:val="17"/>
+        </w:rPr>
+        <w:t xml:space="preserve"> </w:t>
+      </w:r>
+    </w:p>
+    <w:p>
+      <w:pPr>
+        <w:pBdr>
+          <w:left w:val="single" w:sz="12" w:space="6" w:color="B7C3D4"/>
+        </w:pBdr>
+        <w:shd w:val="clear" w:color="auto" w:fill="F2F4F7"/>
+        <w:spacing w:line="250" w:lineRule="auto"/>
+        <w:ind w:left="180" w:right="180"/>
+      </w:pPr>
+      <w:r>
+        <w:rPr>
+          <w:rFonts w:ascii="Consolas" w:eastAsia="Consolas" w:hAnsi="Consolas" w:cs="Consolas"/>
+          <w:color w:val="0E7A34"/>
+          <w:sz w:val="17"/>
+        </w:rPr>
+        <w:t>/** JSON 을 보낼 때 항상 붙여야 하는 헤더 */</w:t>
+      </w:r>
+    </w:p>
+    <w:p>
+      <w:pPr>
+        <w:pBdr>
+          <w:left w:val="single" w:sz="12" w:space="6" w:color="B7C3D4"/>
+        </w:pBdr>
+        <w:shd w:val="clear" w:color="auto" w:fill="F2F4F7"/>
+        <w:spacing w:line="250" w:lineRule="auto"/>
+        <w:ind w:left="180" w:right="180"/>
+      </w:pPr>
+      <w:r>
+        <w:rPr>
+          <w:rFonts w:ascii="Consolas" w:eastAsia="Consolas" w:hAnsi="Consolas" w:cs="Consolas"/>
+          <w:color w:val="0E7A34"/>
+          <w:sz w:val="17"/>
+        </w:rPr>
+        <w:t>export const JSON_HEADERS = {</w:t>
+      </w:r>
+    </w:p>
+    <w:p>
+      <w:pPr>
+        <w:pBdr>
+          <w:left w:val="single" w:sz="12" w:space="6" w:color="B7C3D4"/>
+        </w:pBdr>
+        <w:shd w:val="clear" w:color="auto" w:fill="F2F4F7"/>
+        <w:spacing w:line="250" w:lineRule="auto"/>
+        <w:ind w:left="180" w:right="180"/>
+      </w:pPr>
+      <w:r>
+        <w:rPr>
+          <w:rFonts w:ascii="Consolas" w:eastAsia="Consolas" w:hAnsi="Consolas" w:cs="Consolas"/>
+          <w:color w:val="0E7A34"/>
+          <w:sz w:val="17"/>
+        </w:rPr>
+        <w:t xml:space="preserve">    "Content-Type": "application/json",</w:t>
+      </w:r>
+    </w:p>
+    <w:p>
+      <w:pPr>
+        <w:pBdr>
+          <w:left w:val="single" w:sz="12" w:space="6" w:color="B7C3D4"/>
+        </w:pBdr>
+        <w:shd w:val="clear" w:color="auto" w:fill="F2F4F7"/>
+        <w:spacing w:after="160" w:line="250" w:lineRule="auto"/>
+        <w:ind w:left="180" w:right="180"/>
+      </w:pPr>
+      <w:r>
+        <w:rPr>
+          <w:rFonts w:ascii="Consolas" w:eastAsia="Consolas" w:hAnsi="Consolas" w:cs="Consolas"/>
+          <w:color w:val="0E7A34"/>
+          <w:sz w:val="17"/>
+        </w:rPr>
+        <w:t>};</w:t>
+      </w:r>
+    </w:p>
+    <w:p>
+      <w:pPr>
+        <w:pageBreakBefore/>
+        <w:spacing w:before="200" w:after="100"/>
+      </w:pPr>
+      <w:r>
+        <w:rPr>
+          <w:b/>
+          <w:color w:val="333333"/>
+          <w:sz w:val="21"/>
+        </w:rPr>
+        <w:lastRenderedPageBreak/>
+        <w:t>4) main.js 정리</w:t>
+      </w:r>
+    </w:p>
+    <w:p>
+      <w:pPr>
+        <w:spacing w:after="80"/>
+      </w:pPr>
+      <w:r>
+        <w:t>이번 단계에서는 main.js 를 고치지 않습니다. config.js 는 아직 아무도 쓰지 않고, 실습 4-3 부터 studentApi.js 가 import 해서 씁니다. main.js 맨 위의 const API_BASE_URL 줄은 서버 통신 코드를 모두 옮기는 실습 4-6 에서 지웁니다. 지금 지우면 아직 남아 있는 fetch 코드가 전부 깨집니다.</w:t>
       </w:r>
     </w:p>
     <w:p>
@@ -2717,7 +4090,180 @@
           <w:color w:val="333333"/>
           <w:sz w:val="19"/>
         </w:rPr>
-        <w:t>onclick="resetForm()" 을 지우는 이유가 이번 4부 전체에서 가장 중요한 변화입니다. 모듈 안에서 만든 함수는 전역(window)에 등록되지 않기 때문에, HTML 속성에서 이름으로 부를 수 없습니다. 자세한 내용은 실습 4-10 에서 다시 다룹니다.</w:t>
+        <w:t>?? 를 쓴 이유가 있습니다. || 를 쓰면 빈 문자열("")도 기본값으로 밀려나지만, ?? 는 값이 null 이거나 undefined 일 때만 오른쪽을 씁니다. 설정값에는 ?? 가 더 정확합니다. (4권 6-6 참고)</w:t>
+      </w:r>
+    </w:p>
+    <w:p>
+      <w:pPr>
+        <w:pBdr>
+          <w:left w:val="single" w:sz="20" w:space="8" w:color="2E75B6"/>
+        </w:pBdr>
+        <w:shd w:val="clear" w:color="auto" w:fill="E5F0F8"/>
+        <w:spacing w:before="160" w:after="40" w:line="290" w:lineRule="auto"/>
+        <w:ind w:left="150" w:right="150"/>
+      </w:pPr>
+      <w:r>
+        <w:rPr>
+          <w:b/>
+          <w:color w:val="1F4E79"/>
+          <w:sz w:val="19"/>
+        </w:rPr>
+        <w:t xml:space="preserve">■ 확인하기   </w:t>
+      </w:r>
+      <w:r>
+        <w:rPr>
+          <w:color w:val="333333"/>
+          <w:sz w:val="19"/>
+        </w:rPr>
+        <w:t>F12 → Console 에서 import.meta.env 를 확인하면 VITE_API_BASE_URL 이 보인다.</w:t>
+      </w:r>
+    </w:p>
+    <w:p>
+      <w:pPr>
+        <w:pBdr>
+          <w:left w:val="single" w:sz="20" w:space="8" w:color="2E75B6"/>
+        </w:pBdr>
+        <w:shd w:val="clear" w:color="auto" w:fill="E5F0F8"/>
+        <w:spacing w:after="160" w:line="290" w:lineRule="auto"/>
+        <w:ind w:left="150" w:right="150"/>
+      </w:pPr>
+      <w:r>
+        <w:rPr>
+          <w:color w:val="333333"/>
+          <w:sz w:val="19"/>
+        </w:rPr>
+        <w:t>Network 탭의 요청 주소가 http://localhost:8080/api/students 로 나간다.</w:t>
+      </w:r>
+    </w:p>
+    <w:p>
+      <w:pPr>
+        <w:pBdr>
+          <w:left w:val="single" w:sz="20" w:space="8" w:color="C0504D"/>
+        </w:pBdr>
+        <w:shd w:val="clear" w:color="auto" w:fill="FCEAEA"/>
+        <w:spacing w:before="160" w:after="40" w:line="290" w:lineRule="auto"/>
+        <w:ind w:left="150" w:right="150"/>
+      </w:pPr>
+      <w:r>
+        <w:rPr>
+          <w:b/>
+          <w:color w:val="9C2D2D"/>
+          <w:sz w:val="19"/>
+        </w:rPr>
+        <w:t xml:space="preserve">■ 자주 나는 오류   </w:t>
+      </w:r>
+      <w:r>
+        <w:rPr>
+          <w:color w:val="333333"/>
+          <w:sz w:val="19"/>
+        </w:rPr>
+        <w:t>import.meta.env.VITE_API_BASE_URL 이 undefined → 변수 이름에 VITE_ 접두사가 없거나, .env 파일을 만든 뒤 개발 서버를 다시 시작하지 않았습니다.</w:t>
+      </w:r>
+    </w:p>
+    <w:p>
+      <w:pPr>
+        <w:pBdr>
+          <w:left w:val="single" w:sz="20" w:space="8" w:color="C0504D"/>
+        </w:pBdr>
+        <w:shd w:val="clear" w:color="auto" w:fill="FCEAEA"/>
+        <w:spacing w:after="160" w:line="290" w:lineRule="auto"/>
+        <w:ind w:left="150" w:right="150"/>
+      </w:pPr>
+      <w:r>
+        <w:rPr>
+          <w:color w:val="333333"/>
+          <w:sz w:val="19"/>
+        </w:rPr>
+        <w:t>.env 파일이 git 에 올라갔다 → .gitignore 에 .env* 를 추가하세요.</w:t>
+      </w:r>
+    </w:p>
+    <w:p>
+      <w:pPr>
+        <w:pageBreakBefore/>
+        <w:pBdr>
+          <w:bottom w:val="single" w:sz="12" w:space="6" w:color="2E5496"/>
+        </w:pBdr>
+        <w:spacing w:before="320" w:after="140"/>
+      </w:pPr>
+      <w:r>
+        <w:rPr>
+          <w:b/>
+          <w:color w:val="C0504D"/>
+          <w:sz w:val="26"/>
+        </w:rPr>
+        <w:lastRenderedPageBreak/>
+        <w:t xml:space="preserve">[실습 4-3]  </w:t>
+      </w:r>
+      <w:r>
+        <w:rPr>
+          <w:b/>
+          <w:color w:val="1F3864"/>
+          <w:sz w:val="26"/>
+        </w:rPr>
+        <w:t>서버 통신을 모듈로 분리하기 — export 와 import</w:t>
+      </w:r>
+    </w:p>
+    <w:p>
+      <w:pPr>
+        <w:spacing w:after="40" w:line="260" w:lineRule="auto"/>
+        <w:ind w:left="120"/>
+      </w:pPr>
+      <w:r>
+        <w:rPr>
+          <w:b/>
+          <w:color w:val="777777"/>
+          <w:sz w:val="17"/>
+        </w:rPr>
+        <w:t xml:space="preserve">파일  </w:t>
+      </w:r>
+      <w:r>
+        <w:rPr>
+          <w:rFonts w:ascii="Consolas" w:eastAsia="Consolas" w:hAnsi="Consolas" w:cs="Consolas"/>
+          <w:b/>
+          <w:color w:val="1F3864"/>
+          <w:sz w:val="18"/>
+        </w:rPr>
+        <w:t>src/api/studentApi.js</w:t>
+      </w:r>
+      <w:r>
+        <w:rPr>
+          <w:sz w:val="17"/>
+        </w:rPr>
+        <w:t xml:space="preserve">   </w:t>
+      </w:r>
+      <w:r>
+        <w:rPr>
+          <w:rFonts w:ascii="Consolas" w:eastAsia="Consolas" w:hAnsi="Consolas" w:cs="Consolas"/>
+          <w:b/>
+          <w:color w:val="1F3864"/>
+          <w:sz w:val="18"/>
+        </w:rPr>
+        <w:t>src/main.js</w:t>
+      </w:r>
+    </w:p>
+    <w:p>
+      <w:pPr>
+        <w:pBdr>
+          <w:left w:val="single" w:sz="20" w:space="8" w:color="4F8A3D"/>
+        </w:pBdr>
+        <w:shd w:val="clear" w:color="auto" w:fill="E8F1E4"/>
+        <w:spacing w:before="160" w:after="160" w:line="290" w:lineRule="auto"/>
+        <w:ind w:left="150" w:right="150"/>
+      </w:pPr>
+      <w:r>
+        <w:rPr>
+          <w:b/>
+          <w:color w:val="2E5B22"/>
+          <w:sz w:val="19"/>
+        </w:rPr>
+        <w:t xml:space="preserve">■ 이번 단계 목표   </w:t>
+      </w:r>
+      <w:r>
+        <w:rPr>
+          <w:color w:val="333333"/>
+          <w:sz w:val="19"/>
+        </w:rPr>
+        <w:t>서버를 부르는 코드만 따로 떼어 모듈로 만들고, main.js 에서 import 해서 쓸 수 있다.</w:t>
       </w:r>
     </w:p>
     <w:p>
@@ -2730,7 +4276,7 @@
           <w:color w:val="333333"/>
           <w:sz w:val="21"/>
         </w:rPr>
-        <w:t>3) 스타일 옮기기</w:t>
+        <w:t>1) 왜 나누는가</w:t>
       </w:r>
     </w:p>
     <w:p>
@@ -2738,28 +4284,7 @@
         <w:spacing w:after="80"/>
       </w:pPr>
       <w:r>
-        <w:t>css/form10.css 의 내용을 src/style.css 에 그대로 붙여 넣고, main.js 맨 위에서 불러옵니다. Vite 에서는 CSS 도 자바스크립트처럼 import 합니다.</w:t>
-      </w:r>
-    </w:p>
-    <w:p>
-      <w:pPr>
-        <w:spacing w:before="140"/>
-      </w:pPr>
-      <w:r>
-        <w:rPr>
-          <w:b/>
-          <w:color w:val="666666"/>
-          <w:sz w:val="17"/>
-        </w:rPr>
-        <w:t xml:space="preserve">▶ </w:t>
-      </w:r>
-      <w:r>
-        <w:rPr>
-          <w:b/>
-          <w:color w:val="666666"/>
-          <w:sz w:val="17"/>
-        </w:rPr>
-        <w:t>src/main.js</w:t>
+        <w:t>실습 4-1 에서 main.js 로 옮겨 둔 코드를 보면 loadStudents 안에 fetch 도 있고, 표를 그리는 코드도 있고, alert 도 있습니다. 서버 응답 구조가 바뀌면 화면 코드까지 함께 열어봐야 합니다. 역할이 섞여 있기 때문입니다. 그래서 아래처럼 나눕니다.</w:t>
       </w:r>
     </w:p>
     <w:p>
@@ -2774,28 +4299,111 @@
       <w:r>
         <w:rPr>
           <w:rFonts w:ascii="Consolas" w:eastAsia="Consolas" w:hAnsi="Consolas" w:cs="Consolas"/>
-          <w:color w:val="0E7A34"/>
-          <w:sz w:val="17"/>
-        </w:rPr>
-        <w:t>import "./style.css";</w:t>
-      </w:r>
-    </w:p>
-    <w:p>
-      <w:pPr>
-        <w:pBdr>
-          <w:left w:val="single" w:sz="12" w:space="6" w:color="B7C3D4"/>
-        </w:pBdr>
-        <w:shd w:val="clear" w:color="auto" w:fill="F2F4F7"/>
-        <w:spacing w:line="250" w:lineRule="auto"/>
-        <w:ind w:left="180" w:right="180"/>
-      </w:pPr>
-      <w:r>
-        <w:rPr>
-          <w:rFonts w:ascii="Consolas" w:eastAsia="Consolas" w:hAnsi="Consolas" w:cs="Consolas"/>
-          <w:color w:val="0E7A34"/>
-          <w:sz w:val="17"/>
-        </w:rPr>
-        <w:t xml:space="preserve"> </w:t>
+          <w:sz w:val="17"/>
+        </w:rPr>
+        <w:t>src/</w:t>
+      </w:r>
+    </w:p>
+    <w:p>
+      <w:pPr>
+        <w:pBdr>
+          <w:left w:val="single" w:sz="12" w:space="6" w:color="B7C3D4"/>
+        </w:pBdr>
+        <w:shd w:val="clear" w:color="auto" w:fill="F2F4F7"/>
+        <w:spacing w:line="250" w:lineRule="auto"/>
+        <w:ind w:left="180" w:right="180"/>
+      </w:pPr>
+      <w:r>
+        <w:rPr>
+          <w:rFonts w:ascii="Consolas" w:eastAsia="Consolas" w:hAnsi="Consolas" w:cs="Consolas"/>
+          <w:sz w:val="17"/>
+        </w:rPr>
+        <w:t xml:space="preserve">  main.js              앱 조립 — 이벤트 연결과 초기 로드</w:t>
+      </w:r>
+    </w:p>
+    <w:p>
+      <w:pPr>
+        <w:pBdr>
+          <w:left w:val="single" w:sz="12" w:space="6" w:color="B7C3D4"/>
+        </w:pBdr>
+        <w:shd w:val="clear" w:color="auto" w:fill="F2F4F7"/>
+        <w:spacing w:line="250" w:lineRule="auto"/>
+        <w:ind w:left="180" w:right="180"/>
+      </w:pPr>
+      <w:r>
+        <w:rPr>
+          <w:rFonts w:ascii="Consolas" w:eastAsia="Consolas" w:hAnsi="Consolas" w:cs="Consolas"/>
+          <w:sz w:val="17"/>
+        </w:rPr>
+        <w:t xml:space="preserve">  config.js            주소와 헤더</w:t>
+      </w:r>
+    </w:p>
+    <w:p>
+      <w:pPr>
+        <w:pBdr>
+          <w:left w:val="single" w:sz="12" w:space="6" w:color="B7C3D4"/>
+        </w:pBdr>
+        <w:shd w:val="clear" w:color="auto" w:fill="F2F4F7"/>
+        <w:spacing w:line="250" w:lineRule="auto"/>
+        <w:ind w:left="180" w:right="180"/>
+      </w:pPr>
+      <w:r>
+        <w:rPr>
+          <w:rFonts w:ascii="Consolas" w:eastAsia="Consolas" w:hAnsi="Consolas" w:cs="Consolas"/>
+          <w:sz w:val="17"/>
+        </w:rPr>
+        <w:t xml:space="preserve">  api/studentApi.js    서버 통신만</w:t>
+      </w:r>
+    </w:p>
+    <w:p>
+      <w:pPr>
+        <w:pBdr>
+          <w:left w:val="single" w:sz="12" w:space="6" w:color="B7C3D4"/>
+        </w:pBdr>
+        <w:shd w:val="clear" w:color="auto" w:fill="F2F4F7"/>
+        <w:spacing w:line="250" w:lineRule="auto"/>
+        <w:ind w:left="180" w:right="180"/>
+      </w:pPr>
+      <w:r>
+        <w:rPr>
+          <w:rFonts w:ascii="Consolas" w:eastAsia="Consolas" w:hAnsi="Consolas" w:cs="Consolas"/>
+          <w:sz w:val="17"/>
+        </w:rPr>
+        <w:t xml:space="preserve">  lib/validation.js    검사만</w:t>
+      </w:r>
+    </w:p>
+    <w:p>
+      <w:pPr>
+        <w:pBdr>
+          <w:left w:val="single" w:sz="12" w:space="6" w:color="B7C3D4"/>
+        </w:pBdr>
+        <w:shd w:val="clear" w:color="auto" w:fill="F2F4F7"/>
+        <w:spacing w:line="250" w:lineRule="auto"/>
+        <w:ind w:left="180" w:right="180"/>
+      </w:pPr>
+      <w:r>
+        <w:rPr>
+          <w:rFonts w:ascii="Consolas" w:eastAsia="Consolas" w:hAnsi="Consolas" w:cs="Consolas"/>
+          <w:sz w:val="17"/>
+        </w:rPr>
+        <w:t xml:space="preserve">  ui/message.js        메시지 표시만</w:t>
+      </w:r>
+    </w:p>
+    <w:p>
+      <w:pPr>
+        <w:pBdr>
+          <w:left w:val="single" w:sz="12" w:space="6" w:color="B7C3D4"/>
+        </w:pBdr>
+        <w:shd w:val="clear" w:color="auto" w:fill="F2F4F7"/>
+        <w:spacing w:line="250" w:lineRule="auto"/>
+        <w:ind w:left="180" w:right="180"/>
+      </w:pPr>
+      <w:r>
+        <w:rPr>
+          <w:rFonts w:ascii="Consolas" w:eastAsia="Consolas" w:hAnsi="Consolas" w:cs="Consolas"/>
+          <w:sz w:val="17"/>
+        </w:rPr>
+        <w:t xml:space="preserve">  ui/studentForm.js    폼 다루기만</w:t>
       </w:r>
     </w:p>
     <w:p>
@@ -2810,10 +4418,9 @@
       <w:r>
         <w:rPr>
           <w:rFonts w:ascii="Consolas" w:eastAsia="Consolas" w:hAnsi="Consolas" w:cs="Consolas"/>
-          <w:color w:val="0E7A34"/>
-          <w:sz w:val="17"/>
-        </w:rPr>
-        <w:t>console.log("연결 확인");</w:t>
+          <w:sz w:val="17"/>
+        </w:rPr>
+        <w:t xml:space="preserve">  ui/studentTable.js   표 그리기만</w:t>
       </w:r>
     </w:p>
     <w:p>
@@ -2826,7 +4433,7 @@
           <w:color w:val="333333"/>
           <w:sz w:val="21"/>
         </w:rPr>
-        <w:t>4) form11.js 를 src/main.js 로 옮기기</w:t>
+        <w:t>2) 첫 모듈 만들기</w:t>
       </w:r>
     </w:p>
     <w:p>
@@ -2834,7 +4441,7 @@
         <w:spacing w:after="80"/>
       </w:pPr>
       <w:r>
-        <w:t>이제 JavaScript 차례입니다. js/form11.js 의 내용을 통째로 복사해 src/main.js 의 import 아래에 붙여 넣습니다. 앞으로의 실습(4-2 ~ 4-11)은 여기 붙여 넣은 코드를 조금씩 잘라내어 모듈로 옮기고 문법을 다듬는 과정입니다. 지금은 한 글자도 고치지 말고 그대로 옮기세요.</w:t>
+        <w:t>목록을 가져오는 함수 하나만 먼저 옮겨 봅니다. export 를 붙인 것만 밖으로 나갑니다.</w:t>
       </w:r>
     </w:p>
     <w:p>
@@ -2847,15 +4454,110 @@
           <w:color w:val="666666"/>
           <w:sz w:val="17"/>
         </w:rPr>
-        <w:t xml:space="preserve">▶ </w:t>
-      </w:r>
+        <w:t>▶ src/api/studentApi.js</w:t>
+      </w:r>
+    </w:p>
+    <w:p>
+      <w:pPr>
+        <w:pBdr>
+          <w:left w:val="single" w:sz="12" w:space="6" w:color="B7C3D4"/>
+        </w:pBdr>
+        <w:shd w:val="clear" w:color="auto" w:fill="F2F4F7"/>
+        <w:spacing w:before="60" w:line="250" w:lineRule="auto"/>
+        <w:ind w:left="180" w:right="180"/>
+      </w:pPr>
+      <w:r>
+        <w:rPr>
+          <w:rFonts w:ascii="Consolas" w:eastAsia="Consolas" w:hAnsi="Consolas" w:cs="Consolas"/>
+          <w:color w:val="0E7A34"/>
+          <w:sz w:val="17"/>
+        </w:rPr>
+        <w:t>import { STUDENTS_URL } from "../config.js";</w:t>
+      </w:r>
+    </w:p>
+    <w:p>
+      <w:pPr>
+        <w:pBdr>
+          <w:left w:val="single" w:sz="12" w:space="6" w:color="B7C3D4"/>
+        </w:pBdr>
+        <w:shd w:val="clear" w:color="auto" w:fill="F2F4F7"/>
+        <w:spacing w:line="250" w:lineRule="auto"/>
+        <w:ind w:left="180" w:right="180"/>
+      </w:pPr>
+      <w:r>
+        <w:rPr>
+          <w:rFonts w:ascii="Consolas" w:eastAsia="Consolas" w:hAnsi="Consolas" w:cs="Consolas"/>
+          <w:color w:val="0E7A34"/>
+          <w:sz w:val="17"/>
+        </w:rPr>
+        <w:t xml:space="preserve"> </w:t>
+      </w:r>
+    </w:p>
+    <w:p>
+      <w:pPr>
+        <w:pBdr>
+          <w:left w:val="single" w:sz="12" w:space="6" w:color="B7C3D4"/>
+        </w:pBdr>
+        <w:shd w:val="clear" w:color="auto" w:fill="F2F4F7"/>
+        <w:spacing w:line="250" w:lineRule="auto"/>
+        <w:ind w:left="180" w:right="180"/>
+      </w:pPr>
+      <w:r>
+        <w:rPr>
+          <w:rFonts w:ascii="Consolas" w:eastAsia="Consolas" w:hAnsi="Consolas" w:cs="Consolas"/>
+          <w:color w:val="0E7A34"/>
+          <w:sz w:val="17"/>
+        </w:rPr>
+        <w:t>export function fetchStudents() {</w:t>
+      </w:r>
+    </w:p>
+    <w:p>
+      <w:pPr>
+        <w:pBdr>
+          <w:left w:val="single" w:sz="12" w:space="6" w:color="B7C3D4"/>
+        </w:pBdr>
+        <w:shd w:val="clear" w:color="auto" w:fill="F2F4F7"/>
+        <w:spacing w:line="250" w:lineRule="auto"/>
+        <w:ind w:left="180" w:right="180"/>
+      </w:pPr>
+      <w:r>
+        <w:rPr>
+          <w:rFonts w:ascii="Consolas" w:eastAsia="Consolas" w:hAnsi="Consolas" w:cs="Consolas"/>
+          <w:color w:val="0E7A34"/>
+          <w:sz w:val="17"/>
+        </w:rPr>
+        <w:t xml:space="preserve">    return fetch(STUDENTS_URL).then((response) =&gt; response.json());</w:t>
+      </w:r>
+    </w:p>
+    <w:p>
+      <w:pPr>
+        <w:pBdr>
+          <w:left w:val="single" w:sz="12" w:space="6" w:color="B7C3D4"/>
+        </w:pBdr>
+        <w:shd w:val="clear" w:color="auto" w:fill="F2F4F7"/>
+        <w:spacing w:after="160" w:line="250" w:lineRule="auto"/>
+        <w:ind w:left="180" w:right="180"/>
+      </w:pPr>
+      <w:r>
+        <w:rPr>
+          <w:rFonts w:ascii="Consolas" w:eastAsia="Consolas" w:hAnsi="Consolas" w:cs="Consolas"/>
+          <w:color w:val="0E7A34"/>
+          <w:sz w:val="17"/>
+        </w:rPr>
+        <w:t>}</w:t>
+      </w:r>
+    </w:p>
+    <w:p>
+      <w:pPr>
+        <w:spacing w:before="140"/>
+      </w:pPr>
       <w:r>
         <w:rPr>
           <w:b/>
           <w:color w:val="666666"/>
           <w:sz w:val="17"/>
         </w:rPr>
-        <w:t>src/main.js</w:t>
+        <w:t>▶ src/main.js</w:t>
       </w:r>
     </w:p>
     <w:p>
@@ -2891,6 +4593,24 @@
           <w:color w:val="0E7A34"/>
           <w:sz w:val="17"/>
         </w:rPr>
+        <w:t>import { fetchStudents } from "./api/studentApi.js";</w:t>
+      </w:r>
+    </w:p>
+    <w:p>
+      <w:pPr>
+        <w:pBdr>
+          <w:left w:val="single" w:sz="12" w:space="6" w:color="B7C3D4"/>
+        </w:pBdr>
+        <w:shd w:val="clear" w:color="auto" w:fill="F2F4F7"/>
+        <w:spacing w:line="250" w:lineRule="auto"/>
+        <w:ind w:left="180" w:right="180"/>
+      </w:pPr>
+      <w:r>
+        <w:rPr>
+          <w:rFonts w:ascii="Consolas" w:eastAsia="Consolas" w:hAnsi="Consolas" w:cs="Consolas"/>
+          <w:color w:val="0E7A34"/>
+          <w:sz w:val="17"/>
+        </w:rPr>
         <w:t xml:space="preserve"> </w:t>
       </w:r>
     </w:p>
@@ -2900,312 +4620,6 @@
           <w:left w:val="single" w:sz="12" w:space="6" w:color="B7C3D4"/>
         </w:pBdr>
         <w:shd w:val="clear" w:color="auto" w:fill="F2F4F7"/>
-        <w:spacing w:line="250" w:lineRule="auto"/>
-        <w:ind w:left="180" w:right="180"/>
-      </w:pPr>
-      <w:r>
-        <w:rPr>
-          <w:rFonts w:ascii="Consolas" w:eastAsia="Consolas" w:hAnsi="Consolas" w:cs="Consolas"/>
-          <w:color w:val="0E7A34"/>
-          <w:sz w:val="17"/>
-        </w:rPr>
-        <w:t>// ↓ 여기부터 js/form11.js 의 내용을 그대로 붙여 넣습니다</w:t>
-      </w:r>
-    </w:p>
-    <w:p>
-      <w:pPr>
-        <w:pBdr>
-          <w:left w:val="single" w:sz="12" w:space="6" w:color="B7C3D4"/>
-        </w:pBdr>
-        <w:shd w:val="clear" w:color="auto" w:fill="F2F4F7"/>
-        <w:spacing w:line="250" w:lineRule="auto"/>
-        <w:ind w:left="180" w:right="180"/>
-      </w:pPr>
-      <w:r>
-        <w:rPr>
-          <w:rFonts w:ascii="Consolas" w:eastAsia="Consolas" w:hAnsi="Consolas" w:cs="Consolas"/>
-          <w:color w:val="0E7A34"/>
-          <w:sz w:val="17"/>
-        </w:rPr>
-        <w:t>const API_BASE_URL = "http://localhost:8080";</w:t>
-      </w:r>
-    </w:p>
-    <w:p>
-      <w:pPr>
-        <w:pBdr>
-          <w:left w:val="single" w:sz="12" w:space="6" w:color="B7C3D4"/>
-        </w:pBdr>
-        <w:shd w:val="clear" w:color="auto" w:fill="F2F4F7"/>
-        <w:spacing w:line="250" w:lineRule="auto"/>
-        <w:ind w:left="180" w:right="180"/>
-      </w:pPr>
-      <w:r>
-        <w:rPr>
-          <w:rFonts w:ascii="Consolas" w:eastAsia="Consolas" w:hAnsi="Consolas" w:cs="Consolas"/>
-          <w:color w:val="0E7A34"/>
-          <w:sz w:val="17"/>
-        </w:rPr>
-        <w:t>let editingStudentId = null;</w:t>
-      </w:r>
-    </w:p>
-    <w:p>
-      <w:pPr>
-        <w:pBdr>
-          <w:left w:val="single" w:sz="12" w:space="6" w:color="B7C3D4"/>
-        </w:pBdr>
-        <w:shd w:val="clear" w:color="auto" w:fill="F2F4F7"/>
-        <w:spacing w:line="250" w:lineRule="auto"/>
-        <w:ind w:left="180" w:right="180"/>
-      </w:pPr>
-      <w:r>
-        <w:rPr>
-          <w:rFonts w:ascii="Consolas" w:eastAsia="Consolas" w:hAnsi="Consolas" w:cs="Consolas"/>
-          <w:color w:val="0E7A34"/>
-          <w:sz w:val="17"/>
-        </w:rPr>
-        <w:t xml:space="preserve"> </w:t>
-      </w:r>
-    </w:p>
-    <w:p>
-      <w:pPr>
-        <w:pBdr>
-          <w:left w:val="single" w:sz="12" w:space="6" w:color="B7C3D4"/>
-        </w:pBdr>
-        <w:shd w:val="clear" w:color="auto" w:fill="F2F4F7"/>
-        <w:spacing w:line="250" w:lineRule="auto"/>
-        <w:ind w:left="180" w:right="180"/>
-      </w:pPr>
-      <w:r>
-        <w:rPr>
-          <w:rFonts w:ascii="Consolas" w:eastAsia="Consolas" w:hAnsi="Consolas" w:cs="Consolas"/>
-          <w:color w:val="0E7A34"/>
-          <w:sz w:val="17"/>
-        </w:rPr>
-        <w:t>const studentForm = document.getElementById("studentForm");</w:t>
-      </w:r>
-    </w:p>
-    <w:p>
-      <w:pPr>
-        <w:pBdr>
-          <w:left w:val="single" w:sz="12" w:space="6" w:color="B7C3D4"/>
-        </w:pBdr>
-        <w:shd w:val="clear" w:color="auto" w:fill="F2F4F7"/>
-        <w:spacing w:line="250" w:lineRule="auto"/>
-        <w:ind w:left="180" w:right="180"/>
-      </w:pPr>
-      <w:r>
-        <w:rPr>
-          <w:rFonts w:ascii="Consolas" w:eastAsia="Consolas" w:hAnsi="Consolas" w:cs="Consolas"/>
-          <w:color w:val="0E7A34"/>
-          <w:sz w:val="17"/>
-        </w:rPr>
-        <w:t>const studentTableBody = document.getElementById("studentTableBody");</w:t>
-      </w:r>
-    </w:p>
-    <w:p>
-      <w:pPr>
-        <w:pBdr>
-          <w:left w:val="single" w:sz="12" w:space="6" w:color="B7C3D4"/>
-        </w:pBdr>
-        <w:shd w:val="clear" w:color="auto" w:fill="F2F4F7"/>
-        <w:spacing w:line="250" w:lineRule="auto"/>
-        <w:ind w:left="180" w:right="180"/>
-      </w:pPr>
-      <w:r>
-        <w:rPr>
-          <w:rFonts w:ascii="Consolas" w:eastAsia="Consolas" w:hAnsi="Consolas" w:cs="Consolas"/>
-          <w:color w:val="0E7A34"/>
-          <w:sz w:val="17"/>
-        </w:rPr>
-        <w:t>const submitButton = studentForm.querySelector('button[type="submit"]');</w:t>
-      </w:r>
-    </w:p>
-    <w:p>
-      <w:pPr>
-        <w:pBdr>
-          <w:left w:val="single" w:sz="12" w:space="6" w:color="B7C3D4"/>
-        </w:pBdr>
-        <w:shd w:val="clear" w:color="auto" w:fill="F2F4F7"/>
-        <w:spacing w:line="250" w:lineRule="auto"/>
-        <w:ind w:left="180" w:right="180"/>
-      </w:pPr>
-      <w:r>
-        <w:rPr>
-          <w:rFonts w:ascii="Consolas" w:eastAsia="Consolas" w:hAnsi="Consolas" w:cs="Consolas"/>
-          <w:color w:val="0E7A34"/>
-          <w:sz w:val="17"/>
-        </w:rPr>
-        <w:t>const cancelButton = studentForm.querySelector(".cancel-btn");</w:t>
-      </w:r>
-    </w:p>
-    <w:p>
-      <w:pPr>
-        <w:pBdr>
-          <w:left w:val="single" w:sz="12" w:space="6" w:color="B7C3D4"/>
-        </w:pBdr>
-        <w:shd w:val="clear" w:color="auto" w:fill="F2F4F7"/>
-        <w:spacing w:line="250" w:lineRule="auto"/>
-        <w:ind w:left="180" w:right="180"/>
-      </w:pPr>
-      <w:r>
-        <w:rPr>
-          <w:rFonts w:ascii="Consolas" w:eastAsia="Consolas" w:hAnsi="Consolas" w:cs="Consolas"/>
-          <w:color w:val="0E7A34"/>
-          <w:sz w:val="17"/>
-        </w:rPr>
-        <w:t>const loadingMessage = document.getElementById("loadingMessage");</w:t>
-      </w:r>
-    </w:p>
-    <w:p>
-      <w:pPr>
-        <w:pBdr>
-          <w:left w:val="single" w:sz="12" w:space="6" w:color="B7C3D4"/>
-        </w:pBdr>
-        <w:shd w:val="clear" w:color="auto" w:fill="F2F4F7"/>
-        <w:spacing w:line="250" w:lineRule="auto"/>
-        <w:ind w:left="180" w:right="180"/>
-      </w:pPr>
-      <w:r>
-        <w:rPr>
-          <w:rFonts w:ascii="Consolas" w:eastAsia="Consolas" w:hAnsi="Consolas" w:cs="Consolas"/>
-          <w:color w:val="0E7A34"/>
-          <w:sz w:val="17"/>
-        </w:rPr>
-        <w:t>const formError = document.getElementById("formError");</w:t>
-      </w:r>
-    </w:p>
-    <w:p>
-      <w:pPr>
-        <w:pBdr>
-          <w:left w:val="single" w:sz="12" w:space="6" w:color="B7C3D4"/>
-        </w:pBdr>
-        <w:shd w:val="clear" w:color="auto" w:fill="F2F4F7"/>
-        <w:spacing w:line="250" w:lineRule="auto"/>
-        <w:ind w:left="180" w:right="180"/>
-      </w:pPr>
-      <w:r>
-        <w:rPr>
-          <w:rFonts w:ascii="Consolas" w:eastAsia="Consolas" w:hAnsi="Consolas" w:cs="Consolas"/>
-          <w:color w:val="0E7A34"/>
-          <w:sz w:val="17"/>
-        </w:rPr>
-        <w:t xml:space="preserve"> </w:t>
-      </w:r>
-    </w:p>
-    <w:p>
-      <w:pPr>
-        <w:pBdr>
-          <w:left w:val="single" w:sz="12" w:space="6" w:color="B7C3D4"/>
-        </w:pBdr>
-        <w:shd w:val="clear" w:color="auto" w:fill="F2F4F7"/>
-        <w:spacing w:line="250" w:lineRule="auto"/>
-        <w:ind w:left="180" w:right="180"/>
-      </w:pPr>
-      <w:r>
-        <w:rPr>
-          <w:rFonts w:ascii="Consolas" w:eastAsia="Consolas" w:hAnsi="Consolas" w:cs="Consolas"/>
-          <w:color w:val="0E7A34"/>
-          <w:sz w:val="17"/>
-        </w:rPr>
-        <w:t>document.addEventListener("DOMContentLoaded", function () {</w:t>
-      </w:r>
-    </w:p>
-    <w:p>
-      <w:pPr>
-        <w:pBdr>
-          <w:left w:val="single" w:sz="12" w:space="6" w:color="B7C3D4"/>
-        </w:pBdr>
-        <w:shd w:val="clear" w:color="auto" w:fill="F2F4F7"/>
-        <w:spacing w:line="250" w:lineRule="auto"/>
-        <w:ind w:left="180" w:right="180"/>
-      </w:pPr>
-      <w:r>
-        <w:rPr>
-          <w:rFonts w:ascii="Consolas" w:eastAsia="Consolas" w:hAnsi="Consolas" w:cs="Consolas"/>
-          <w:color w:val="0E7A34"/>
-          <w:sz w:val="17"/>
-        </w:rPr>
-        <w:t xml:space="preserve">    loadStudents();</w:t>
-      </w:r>
-    </w:p>
-    <w:p>
-      <w:pPr>
-        <w:pBdr>
-          <w:left w:val="single" w:sz="12" w:space="6" w:color="B7C3D4"/>
-        </w:pBdr>
-        <w:shd w:val="clear" w:color="auto" w:fill="F2F4F7"/>
-        <w:spacing w:line="250" w:lineRule="auto"/>
-        <w:ind w:left="180" w:right="180"/>
-      </w:pPr>
-      <w:r>
-        <w:rPr>
-          <w:rFonts w:ascii="Consolas" w:eastAsia="Consolas" w:hAnsi="Consolas" w:cs="Consolas"/>
-          <w:color w:val="0E7A34"/>
-          <w:sz w:val="17"/>
-        </w:rPr>
-        <w:t>});</w:t>
-      </w:r>
-    </w:p>
-    <w:p>
-      <w:pPr>
-        <w:pBdr>
-          <w:left w:val="single" w:sz="12" w:space="6" w:color="B7C3D4"/>
-        </w:pBdr>
-        <w:shd w:val="clear" w:color="auto" w:fill="F2F4F7"/>
-        <w:spacing w:line="250" w:lineRule="auto"/>
-        <w:ind w:left="180" w:right="180"/>
-      </w:pPr>
-      <w:r>
-        <w:rPr>
-          <w:rFonts w:ascii="Consolas" w:eastAsia="Consolas" w:hAnsi="Consolas" w:cs="Consolas"/>
-          <w:color w:val="0E7A34"/>
-          <w:sz w:val="17"/>
-        </w:rPr>
-        <w:t xml:space="preserve"> </w:t>
-      </w:r>
-    </w:p>
-    <w:p>
-      <w:pPr>
-        <w:pBdr>
-          <w:left w:val="single" w:sz="12" w:space="6" w:color="B7C3D4"/>
-        </w:pBdr>
-        <w:shd w:val="clear" w:color="auto" w:fill="F2F4F7"/>
-        <w:spacing w:line="250" w:lineRule="auto"/>
-        <w:ind w:left="180" w:right="180"/>
-      </w:pPr>
-      <w:r>
-        <w:rPr>
-          <w:rFonts w:ascii="Consolas" w:eastAsia="Consolas" w:hAnsi="Consolas" w:cs="Consolas"/>
-          <w:color w:val="0E7A34"/>
-          <w:sz w:val="17"/>
-        </w:rPr>
-        <w:t>// ... form11.js 의 나머지 (validateStudent, loadStudents, renderStudentTable,</w:t>
-      </w:r>
-    </w:p>
-    <w:p>
-      <w:pPr>
-        <w:pBdr>
-          <w:left w:val="single" w:sz="12" w:space="6" w:color="B7C3D4"/>
-        </w:pBdr>
-        <w:shd w:val="clear" w:color="auto" w:fill="F2F4F7"/>
-        <w:spacing w:line="250" w:lineRule="auto"/>
-        <w:ind w:left="180" w:right="180"/>
-      </w:pPr>
-      <w:r>
-        <w:rPr>
-          <w:rFonts w:ascii="Consolas" w:eastAsia="Consolas" w:hAnsi="Consolas" w:cs="Consolas"/>
-          <w:color w:val="0E7A34"/>
-          <w:sz w:val="17"/>
-        </w:rPr>
-        <w:t>//     createStudent, deleteStudent, editStudent, updateStudent, resetForm,</w:t>
-      </w:r>
-    </w:p>
-    <w:p>
-      <w:pPr>
-        <w:pBdr>
-          <w:left w:val="single" w:sz="12" w:space="6" w:color="B7C3D4"/>
-        </w:pBdr>
-        <w:shd w:val="clear" w:color="auto" w:fill="F2F4F7"/>
         <w:spacing w:after="160" w:line="250" w:lineRule="auto"/>
         <w:ind w:left="180" w:right="180"/>
       </w:pPr>
@@ -3215,155 +4629,12 @@
           <w:color w:val="0E7A34"/>
           <w:sz w:val="17"/>
         </w:rPr>
-        <w:t>//     showError, showSuccess, clearMessages) 를 마지막 줄까지 그대로</w:t>
-      </w:r>
-    </w:p>
-    <w:p>
-      <w:pPr>
-        <w:spacing w:after="80"/>
-      </w:pPr>
-      <w:r>
-        <w:t>한 가지만 더합니다. 2번에서 취소 버튼의 onclick 속성을 지웠으므로, 그 버튼을 코드에서 연결해 줍니다. form11.js 는 이미 파일 위쪽에서 그 버튼을 변수로 잡아 두고도 쓰지 않고 있었습니다. 그 변수를 그대로 쓰면 됩니다.</w:t>
-      </w:r>
-    </w:p>
-    <w:p>
-      <w:pPr>
-        <w:spacing w:before="140"/>
-      </w:pPr>
-      <w:r>
-        <w:rPr>
-          <w:b/>
-          <w:color w:val="666666"/>
-          <w:sz w:val="17"/>
-        </w:rPr>
-        <w:t xml:space="preserve">▶ </w:t>
-      </w:r>
-      <w:r>
-        <w:rPr>
-          <w:b/>
-          <w:color w:val="666666"/>
-          <w:sz w:val="17"/>
-        </w:rPr>
-        <w:t>src/main.js</w:t>
-      </w:r>
-    </w:p>
-    <w:p>
-      <w:pPr>
-        <w:pBdr>
-          <w:left w:val="single" w:sz="12" w:space="6" w:color="B7C3D4"/>
-        </w:pBdr>
-        <w:shd w:val="clear" w:color="auto" w:fill="F2F4F7"/>
-        <w:spacing w:before="60" w:line="250" w:lineRule="auto"/>
-        <w:ind w:left="180" w:right="180"/>
-      </w:pPr>
-      <w:r>
-        <w:rPr>
-          <w:rFonts w:ascii="Consolas" w:eastAsia="Consolas" w:hAnsi="Consolas" w:cs="Consolas"/>
-          <w:color w:val="0E7A34"/>
-          <w:sz w:val="17"/>
-        </w:rPr>
-        <w:t>// form11.js 위쪽에 이미 있던 줄 — 선언만 하고 쓰지 않던 변수입니다</w:t>
-      </w:r>
-    </w:p>
-    <w:p>
-      <w:pPr>
-        <w:pBdr>
-          <w:left w:val="single" w:sz="12" w:space="6" w:color="B7C3D4"/>
-        </w:pBdr>
-        <w:shd w:val="clear" w:color="auto" w:fill="F2F4F7"/>
-        <w:spacing w:line="250" w:lineRule="auto"/>
-        <w:ind w:left="180" w:right="180"/>
-      </w:pPr>
-      <w:r>
-        <w:rPr>
-          <w:rFonts w:ascii="Consolas" w:eastAsia="Consolas" w:hAnsi="Consolas" w:cs="Consolas"/>
-          <w:color w:val="0E7A34"/>
-          <w:sz w:val="17"/>
-        </w:rPr>
-        <w:t>const cancelButton = studentForm.querySelector(".cancel-btn");</w:t>
-      </w:r>
-    </w:p>
-    <w:p>
-      <w:pPr>
-        <w:pBdr>
-          <w:left w:val="single" w:sz="12" w:space="6" w:color="B7C3D4"/>
-        </w:pBdr>
-        <w:shd w:val="clear" w:color="auto" w:fill="F2F4F7"/>
-        <w:spacing w:line="250" w:lineRule="auto"/>
-        <w:ind w:left="180" w:right="180"/>
-      </w:pPr>
-      <w:r>
-        <w:rPr>
-          <w:rFonts w:ascii="Consolas" w:eastAsia="Consolas" w:hAnsi="Consolas" w:cs="Consolas"/>
-          <w:color w:val="0E7A34"/>
-          <w:sz w:val="17"/>
-        </w:rPr>
-        <w:t xml:space="preserve"> </w:t>
-      </w:r>
-    </w:p>
-    <w:p>
-      <w:pPr>
-        <w:pBdr>
-          <w:left w:val="single" w:sz="12" w:space="6" w:color="B7C3D4"/>
-        </w:pBdr>
-        <w:shd w:val="clear" w:color="auto" w:fill="F2F4F7"/>
-        <w:spacing w:line="250" w:lineRule="auto"/>
-        <w:ind w:left="180" w:right="180"/>
-      </w:pPr>
-      <w:r>
-        <w:rPr>
-          <w:rFonts w:ascii="Consolas" w:eastAsia="Consolas" w:hAnsi="Consolas" w:cs="Consolas"/>
-          <w:color w:val="0E7A34"/>
-          <w:sz w:val="17"/>
-        </w:rPr>
-        <w:t>// 파일 맨 아래에 이 한 줄을 추가합니다 (index.html 의 onclick 을 대신한다)</w:t>
-      </w:r>
-    </w:p>
-    <w:p>
-      <w:pPr>
-        <w:pBdr>
-          <w:left w:val="single" w:sz="12" w:space="6" w:color="B7C3D4"/>
-        </w:pBdr>
-        <w:shd w:val="clear" w:color="auto" w:fill="F2F4F7"/>
-        <w:spacing w:after="160" w:line="250" w:lineRule="auto"/>
-        <w:ind w:left="180" w:right="180"/>
-      </w:pPr>
-      <w:r>
-        <w:rPr>
-          <w:rFonts w:ascii="Consolas" w:eastAsia="Consolas" w:hAnsi="Consolas" w:cs="Consolas"/>
-          <w:color w:val="0E7A34"/>
-          <w:sz w:val="17"/>
-        </w:rPr>
-        <w:t>cancelButton.addEventListener("click", resetForm);</w:t>
-      </w:r>
-    </w:p>
-    <w:p>
-      <w:pPr>
-        <w:pBdr>
-          <w:left w:val="single" w:sz="20" w:space="8" w:color="E8A33D"/>
-        </w:pBdr>
-        <w:shd w:val="clear" w:color="auto" w:fill="FFF4E5"/>
-        <w:spacing w:before="160" w:after="160" w:line="290" w:lineRule="auto"/>
-        <w:ind w:left="150" w:right="150"/>
-      </w:pPr>
-      <w:r>
-        <w:rPr>
-          <w:b/>
-          <w:color w:val="9C5700"/>
-          <w:sz w:val="19"/>
-        </w:rPr>
-        <w:t xml:space="preserve">■ 알아두기   </w:t>
-      </w:r>
-      <w:r>
-        <w:rPr>
-          <w:color w:val="333333"/>
-          <w:sz w:val="19"/>
-        </w:rPr>
-        <w:t>getElementById("cancelButton") 대신 form11.js 가 이미 갖고 있던 querySelector(".cancel-btn") 변수를 쓰는 이유는, 클래스만으로 찾으므로 2번에서 id 를 붙였는지와 상관없이 동작하기 때문입니다. id 로 찾는 방식은 실습 4-9 에서 폼 모듈을 만들 때 씁니다.</w:t>
-      </w:r>
-    </w:p>
-    <w:p>
-      <w:pPr>
+        <w:t>fetchStudents().then((students) =&gt; console.log(students));</w:t>
+      </w:r>
+    </w:p>
+    <w:p>
+      <w:pPr>
+        <w:pageBreakBefore/>
         <w:spacing w:before="200" w:after="100"/>
       </w:pPr>
       <w:r>
@@ -3372,41 +4643,8 @@
           <w:color w:val="333333"/>
           <w:sz w:val="21"/>
         </w:rPr>
-        <w:t>5) 개발 서버로 확인 — 절반만 동작합니다</w:t>
-      </w:r>
-    </w:p>
-    <w:p>
-      <w:pPr>
-        <w:pBdr>
-          <w:left w:val="single" w:sz="12" w:space="6" w:color="B7C3D4"/>
-        </w:pBdr>
-        <w:shd w:val="clear" w:color="auto" w:fill="F2F4F7"/>
-        <w:spacing w:before="60" w:line="250" w:lineRule="auto"/>
-        <w:ind w:left="180" w:right="180"/>
-      </w:pPr>
-      <w:r>
-        <w:rPr>
-          <w:rFonts w:ascii="Consolas" w:eastAsia="Consolas" w:hAnsi="Consolas" w:cs="Consolas"/>
-          <w:sz w:val="17"/>
-        </w:rPr>
-        <w:t>npm run dev</w:t>
-      </w:r>
-    </w:p>
-    <w:p>
-      <w:pPr>
-        <w:pBdr>
-          <w:left w:val="single" w:sz="12" w:space="6" w:color="B7C3D4"/>
-        </w:pBdr>
-        <w:shd w:val="clear" w:color="auto" w:fill="F2F4F7"/>
-        <w:spacing w:after="160" w:line="250" w:lineRule="auto"/>
-        <w:ind w:left="180" w:right="180"/>
-      </w:pPr>
-      <w:r>
-        <w:rPr>
-          <w:rFonts w:ascii="Consolas" w:eastAsia="Consolas" w:hAnsi="Consolas" w:cs="Consolas"/>
-          <w:sz w:val="17"/>
-        </w:rPr>
-        <w:t xml:space="preserve">  ➜  Local:   http://localhost:5173/</w:t>
+        <w:lastRenderedPageBreak/>
+        <w:t>3) main.js 정리</w:t>
       </w:r>
     </w:p>
     <w:p>
@@ -3414,151 +4652,24 @@
         <w:spacing w:after="80"/>
       </w:pPr>
       <w:r>
-        <w:t>이 시점에서 목록 조회와 학생 등록은 3부와 똑같이 동작합니다. 그런데 목록의 수정·삭제 버튼을 누르면 아무 일도 일어나지 않고 Console 에 오류가 뜹니다.</w:t>
-      </w:r>
-    </w:p>
-    <w:p>
-      <w:pPr>
-        <w:pBdr>
-          <w:left w:val="single" w:sz="12" w:space="6" w:color="B7C3D4"/>
-        </w:pBdr>
-        <w:shd w:val="clear" w:color="auto" w:fill="F2F4F7"/>
-        <w:spacing w:before="60" w:line="250" w:lineRule="auto"/>
-        <w:ind w:left="180" w:right="180"/>
-      </w:pPr>
-      <w:r>
-        <w:rPr>
-          <w:rFonts w:ascii="Consolas" w:eastAsia="Consolas" w:hAnsi="Consolas" w:cs="Consolas"/>
-          <w:sz w:val="17"/>
-        </w:rPr>
-        <w:t>Uncaught ReferenceError: editStudent is not defined</w:t>
-      </w:r>
-    </w:p>
-    <w:p>
-      <w:pPr>
-        <w:pBdr>
-          <w:left w:val="single" w:sz="12" w:space="6" w:color="B7C3D4"/>
-        </w:pBdr>
-        <w:shd w:val="clear" w:color="auto" w:fill="F2F4F7"/>
-        <w:spacing w:after="160" w:line="250" w:lineRule="auto"/>
-        <w:ind w:left="180" w:right="180"/>
-      </w:pPr>
-      <w:r>
-        <w:rPr>
-          <w:rFonts w:ascii="Consolas" w:eastAsia="Consolas" w:hAnsi="Consolas" w:cs="Consolas"/>
-          <w:sz w:val="17"/>
-        </w:rPr>
-        <w:t>Uncaught ReferenceError: deleteStudent is not defined</w:t>
-      </w:r>
-    </w:p>
-    <w:p>
-      <w:pPr>
-        <w:pBdr>
-          <w:left w:val="single" w:sz="20" w:space="8" w:color="E8A33D"/>
-        </w:pBdr>
-        <w:shd w:val="clear" w:color="auto" w:fill="FFF4E5"/>
+        <w:t>위 코드는 실습 4-1 에서 붙여 넣은 form11.js 위에 두 줄을 더한 것입니다. 기존 loadStudents 는 아직 그대로 두세요.</w:t>
+      </w:r>
+    </w:p>
+    <w:p>
+      <w:pPr>
+        <w:spacing w:after="80"/>
+      </w:pPr>
+      <w:r>
+        <w:t>실습 4-3 부터 4-10 까지는 마지막 순서가 언제나 "main.js 정리" 입니다. 모듈로 옮긴 코드를 main.js 에서 지우고, 그 자리에 import 를 넣는 단계입니다. 이 순서를 건너뛰면 같은 이름이 두 번 선언돼 오류가 나므로 반드시 함께 진행하세요.</w:t>
+      </w:r>
+    </w:p>
+    <w:p>
+      <w:pPr>
+        <w:pBdr>
+          <w:left w:val="single" w:sz="20" w:space="8" w:color="2E75B6"/>
+        </w:pBdr>
+        <w:shd w:val="clear" w:color="auto" w:fill="E5F0F8"/>
         <w:spacing w:before="160" w:after="160" w:line="290" w:lineRule="auto"/>
-        <w:ind w:left="150" w:right="150"/>
-      </w:pPr>
-      <w:r>
-        <w:rPr>
-          <w:b/>
-          <w:color w:val="9C5700"/>
-          <w:sz w:val="19"/>
-        </w:rPr>
-        <w:t xml:space="preserve">■ 알아두기   </w:t>
-      </w:r>
-      <w:r>
-        <w:rPr>
-          <w:color w:val="333333"/>
-          <w:sz w:val="19"/>
-        </w:rPr>
-        <w:t>이것은 잘못 옮긴 것이 아니라 예정된 일입니다. renderStudentTable 이 만드는 버튼은 onclick="editStudent(3)" 형태인데, onclick 속성에 적은 이름은 브라우저가 전역(window)에서 찾습니다. 모듈 안에서 만든 함수는 전역에 등록되지 않으므로 찾지 못합니다. 실습 4-10 에서 제대로 고칩니다.</w:t>
-      </w:r>
-    </w:p>
-    <w:p>
-      <w:pPr>
-        <w:pBdr>
-          <w:left w:val="single" w:sz="20" w:space="8" w:color="E8A33D"/>
-        </w:pBdr>
-        <w:shd w:val="clear" w:color="auto" w:fill="FFF4E5"/>
-        <w:spacing w:before="160" w:after="160" w:line="290" w:lineRule="auto"/>
-        <w:ind w:left="150" w:right="150"/>
-      </w:pPr>
-      <w:r>
-        <w:rPr>
-          <w:b/>
-          <w:color w:val="9C5700"/>
-          <w:sz w:val="19"/>
-        </w:rPr>
-        <w:t xml:space="preserve">■ 알아두기   </w:t>
-      </w:r>
-      <w:r>
-        <w:rPr>
-          <w:color w:val="333333"/>
-          <w:sz w:val="19"/>
-        </w:rPr>
-        <w:t>수정·삭제 버튼은 실습 4-10 까지 계속 동작하지 않습니다. 그동안에도 버튼을 눌러 확인하려면 파일 맨 아래에 아래 두 줄을 넣고 실습 4-10 까지 그대로 두세요. 실습 4-6 과 4-9 의 확인하기가 이 두 줄을 전제로 합니다. 다만 실습 4-10 에서 반드시 지울 코드입니다. 모듈로 나눈 의미를 스스로 없애는 방식이기 때문입니다.</w:t>
-      </w:r>
-    </w:p>
-    <w:p>
-      <w:pPr>
-        <w:pBdr>
-          <w:left w:val="single" w:sz="12" w:space="6" w:color="B7C3D4"/>
-        </w:pBdr>
-        <w:shd w:val="clear" w:color="auto" w:fill="F2F4F7"/>
-        <w:spacing w:before="60" w:line="250" w:lineRule="auto"/>
-        <w:ind w:left="180" w:right="180"/>
-      </w:pPr>
-      <w:r>
-        <w:rPr>
-          <w:rFonts w:ascii="Consolas" w:eastAsia="Consolas" w:hAnsi="Consolas" w:cs="Consolas"/>
-          <w:sz w:val="17"/>
-        </w:rPr>
-        <w:t>// 임시 — 실습 4-10 에서 지웁니다</w:t>
-      </w:r>
-    </w:p>
-    <w:p>
-      <w:pPr>
-        <w:pBdr>
-          <w:left w:val="single" w:sz="12" w:space="6" w:color="B7C3D4"/>
-        </w:pBdr>
-        <w:shd w:val="clear" w:color="auto" w:fill="F2F4F7"/>
-        <w:spacing w:line="250" w:lineRule="auto"/>
-        <w:ind w:left="180" w:right="180"/>
-      </w:pPr>
-      <w:r>
-        <w:rPr>
-          <w:rFonts w:ascii="Consolas" w:eastAsia="Consolas" w:hAnsi="Consolas" w:cs="Consolas"/>
-          <w:sz w:val="17"/>
-        </w:rPr>
-        <w:t>window.editStudent = editStudent;</w:t>
-      </w:r>
-    </w:p>
-    <w:p>
-      <w:pPr>
-        <w:pBdr>
-          <w:left w:val="single" w:sz="12" w:space="6" w:color="B7C3D4"/>
-        </w:pBdr>
-        <w:shd w:val="clear" w:color="auto" w:fill="F2F4F7"/>
-        <w:spacing w:after="160" w:line="250" w:lineRule="auto"/>
-        <w:ind w:left="180" w:right="180"/>
-      </w:pPr>
-      <w:r>
-        <w:rPr>
-          <w:rFonts w:ascii="Consolas" w:eastAsia="Consolas" w:hAnsi="Consolas" w:cs="Consolas"/>
-          <w:sz w:val="17"/>
-        </w:rPr>
-        <w:t>window.deleteStudent = deleteStudent;</w:t>
-      </w:r>
-    </w:p>
-    <w:p>
-      <w:pPr>
-        <w:pBdr>
-          <w:left w:val="single" w:sz="20" w:space="8" w:color="2E75B6"/>
-        </w:pBdr>
-        <w:shd w:val="clear" w:color="auto" w:fill="E5F0F8"/>
-        <w:spacing w:before="160" w:after="40" w:line="290" w:lineRule="auto"/>
         <w:ind w:left="150" w:right="150"/>
       </w:pPr>
       <w:r>
@@ -3574,75 +4685,7 @@
           <w:color w:val="333333"/>
           <w:sz w:val="19"/>
         </w:rPr>
-        <w:t>브라우저에 3부와 똑같은 학생 등록 폼과 학생 목록이 보인다.</w:t>
-      </w:r>
-    </w:p>
-    <w:p>
-      <w:pPr>
-        <w:pBdr>
-          <w:left w:val="single" w:sz="20" w:space="8" w:color="2E75B6"/>
-        </w:pBdr>
-        <w:shd w:val="clear" w:color="auto" w:fill="E5F0F8"/>
-        <w:spacing w:before="0" w:after="40" w:line="290" w:lineRule="auto"/>
-        <w:ind w:left="150" w:right="150"/>
-      </w:pPr>
-      <w:r>
-        <w:rPr>
-          <w:color w:val="333333"/>
-          <w:sz w:val="19"/>
-        </w:rPr>
-        <w:t>학생을 등록하면 목록에 즉시 나타난다.</w:t>
-      </w:r>
-    </w:p>
-    <w:p>
-      <w:pPr>
-        <w:pBdr>
-          <w:left w:val="single" w:sz="20" w:space="8" w:color="2E75B6"/>
-        </w:pBdr>
-        <w:shd w:val="clear" w:color="auto" w:fill="E5F0F8"/>
-        <w:spacing w:before="0" w:after="40" w:line="290" w:lineRule="auto"/>
-        <w:ind w:left="150" w:right="150"/>
-      </w:pPr>
-      <w:r>
-        <w:rPr>
-          <w:color w:val="333333"/>
-          <w:sz w:val="19"/>
-        </w:rPr>
-        <w:t>취소 버튼이 동작한다.</w:t>
-      </w:r>
-    </w:p>
-    <w:p>
-      <w:pPr>
-        <w:pBdr>
-          <w:left w:val="single" w:sz="20" w:space="8" w:color="2E75B6"/>
-        </w:pBdr>
-        <w:shd w:val="clear" w:color="auto" w:fill="E5F0F8"/>
-        <w:spacing w:before="0" w:after="40" w:line="290" w:lineRule="auto"/>
-        <w:ind w:left="150" w:right="150"/>
-      </w:pPr>
-      <w:r>
-        <w:rPr>
-          <w:color w:val="333333"/>
-          <w:sz w:val="19"/>
-        </w:rPr>
-        <w:t>수정·삭제 버튼은 동작하지 않고 Console 에 ReferenceError 가 뜬다(정상).</w:t>
-      </w:r>
-    </w:p>
-    <w:p>
-      <w:pPr>
-        <w:pBdr>
-          <w:left w:val="single" w:sz="20" w:space="8" w:color="2E75B6"/>
-        </w:pBdr>
-        <w:shd w:val="clear" w:color="auto" w:fill="E5F0F8"/>
-        <w:spacing w:before="0" w:after="160" w:line="290" w:lineRule="auto"/>
-        <w:ind w:left="150" w:right="150"/>
-      </w:pPr>
-      <w:r>
-        <w:rPr>
-          <w:color w:val="333333"/>
-          <w:sz w:val="19"/>
-        </w:rPr>
-        <w:t>style.css 의 색을 하나 바꾸고 저장하면 새로고침 없이 화면이 바뀐다(HMR).</w:t>
+        <w:t>Console 에 학생 배열이 찍힌다. 서버가 꺼져 있으면 Failed to fetch 가 난다.</w:t>
       </w:r>
     </w:p>
     <w:p>
@@ -3667,7 +4710,7 @@
           <w:color w:val="333333"/>
           <w:sz w:val="19"/>
         </w:rPr>
-        <w:t>화면이 하얗다 → F12 Console 을 보세요. main.js 경로(/src/main.js)가 맞는지 확인합니다.</w:t>
+        <w:t>Cannot use import statement outside a module → index.html 의 script 태그에 type="module" 이 없습니다.</w:t>
       </w:r>
     </w:p>
     <w:p>
@@ -3676,7 +4719,7 @@
           <w:left w:val="single" w:sz="20" w:space="8" w:color="C0504D"/>
         </w:pBdr>
         <w:shd w:val="clear" w:color="auto" w:fill="FCEAEA"/>
-        <w:spacing w:before="0" w:after="40" w:line="290" w:lineRule="auto"/>
+        <w:spacing w:after="160" w:line="290" w:lineRule="auto"/>
         <w:ind w:left="150" w:right="150"/>
       </w:pPr>
       <w:r>
@@ -3684,87 +4727,12 @@
           <w:color w:val="333333"/>
           <w:sz w:val="19"/>
         </w:rPr>
-        <w:t>스타일이 하나도 안 먹는다 → main.js 의 import "./style.css" 를 빠뜨렸습니다.</w:t>
-      </w:r>
-    </w:p>
-    <w:p>
-      <w:pPr>
-        <w:pBdr>
-          <w:left w:val="single" w:sz="20" w:space="8" w:color="C0504D"/>
-        </w:pBdr>
-        <w:shd w:val="clear" w:color="auto" w:fill="FCEAEA"/>
-        <w:spacing w:before="0" w:after="40" w:line="290" w:lineRule="auto"/>
-        <w:ind w:left="150" w:right="150"/>
-      </w:pPr>
-      <w:r>
-        <w:rPr>
-          <w:color w:val="333333"/>
-          <w:sz w:val="19"/>
-        </w:rPr>
-        <w:t>Cannot read properties of null (reading 'querySelector') → index.html 의 id 나 class 가 form11.js 가 찾는 이름과 다릅니다.</w:t>
-      </w:r>
-    </w:p>
-    <w:p>
-      <w:pPr>
-        <w:pBdr>
-          <w:left w:val="single" w:sz="20" w:space="8" w:color="C0504D"/>
-        </w:pBdr>
-        <w:shd w:val="clear" w:color="auto" w:fill="FCEAEA"/>
-        <w:spacing w:before="0" w:after="40" w:line="290" w:lineRule="auto"/>
-        <w:ind w:left="150" w:right="150"/>
-      </w:pPr>
-      <w:r>
-        <w:rPr>
-          <w:color w:val="333333"/>
-          <w:sz w:val="19"/>
-        </w:rPr>
-        <w:t>Cannot read properties of null (reading 'addEventListener') → 연결하려는 요소를 못 찾았습니다. 취소 버튼이라면 class="cancel-btn" 이 그대로 있는지, id 로 찾고 있다면 id="cancelButton" 을 붙였는지 확인하세요.</w:t>
-      </w:r>
-    </w:p>
-    <w:p>
-      <w:pPr>
-        <w:pBdr>
-          <w:left w:val="single" w:sz="20" w:space="8" w:color="C0504D"/>
-        </w:pBdr>
-        <w:shd w:val="clear" w:color="auto" w:fill="FCEAEA"/>
-        <w:spacing w:before="0" w:after="160" w:line="290" w:lineRule="auto"/>
-        <w:ind w:left="150" w:right="150"/>
-      </w:pPr>
-      <w:r>
-        <w:rPr>
-          <w:color w:val="333333"/>
-          <w:sz w:val="19"/>
-        </w:rPr>
-        <w:t>'npm' 은(는) 내부 또는 외부 명령... → Node.js 가 설치되지 않았거나 PATH 에 없습니다.</w:t>
-      </w:r>
-    </w:p>
-    <w:p>
-      <w:pPr>
-        <w:pBdr>
-          <w:left w:val="single" w:sz="20" w:space="8" w:color="E8A33D"/>
-        </w:pBdr>
-        <w:shd w:val="clear" w:color="auto" w:fill="FFF4E5"/>
-        <w:spacing w:before="160" w:after="160" w:line="290" w:lineRule="auto"/>
-        <w:ind w:left="150" w:right="150"/>
-      </w:pPr>
-      <w:r>
-        <w:rPr>
-          <w:b/>
-          <w:color w:val="9C5700"/>
-          <w:sz w:val="19"/>
-        </w:rPr>
-        <w:t xml:space="preserve">■ 알아두기   </w:t>
-      </w:r>
-      <w:r>
-        <w:rPr>
-          <w:color w:val="333333"/>
-          <w:sz w:val="19"/>
-        </w:rPr>
-        <w:t>DOMContentLoaded 는 그대로 두어도 됩니다. type="module" 스크립트는 HTML 파싱이 끝난 뒤, DOMContentLoaded 이벤트가 일어나기 직전에 실행되기 때문입니다. 실습 4-11 에서 이 부분을 정리합니다.</w:t>
-      </w:r>
-    </w:p>
-    <w:p>
-      <w:pPr>
+        <w:t>Failed to resolve import → 경로 오타입니다. ./api/studentApi.js 처럼 현재 파일 기준으로 적었는지 확인하세요.</w:t>
+      </w:r>
+    </w:p>
+    <w:p>
+      <w:pPr>
+        <w:pageBreakBefore/>
         <w:pBdr>
           <w:bottom w:val="single" w:sz="12" w:space="6" w:color="2E5496"/>
         </w:pBdr>
@@ -3776,7 +4744,8 @@
           <w:color w:val="C0504D"/>
           <w:sz w:val="26"/>
         </w:rPr>
-        <w:t xml:space="preserve">[실습 4-2]  </w:t>
+        <w:lastRenderedPageBreak/>
+        <w:t xml:space="preserve">[실습 4-4]  </w:t>
       </w:r>
       <w:r>
         <w:rPr>
@@ -3784,7 +4753,7 @@
           <w:color w:val="1F3864"/>
           <w:sz w:val="26"/>
         </w:rPr>
-        <w:t>서버 주소 걷어내기 — .env 와 import.meta.env</w:t>
+        <w:t>then 체인을 async / await 으로 바꾸기</w:t>
       </w:r>
     </w:p>
     <w:p>
@@ -3807,37 +4776,7 @@
           <w:color w:val="1F3864"/>
           <w:sz w:val="18"/>
         </w:rPr>
-        <w:t>src/config.js</w:t>
-      </w:r>
-      <w:r>
-        <w:rPr>
-          <w:sz w:val="17"/>
-        </w:rPr>
-        <w:t xml:space="preserve">   </w:t>
-      </w:r>
-      <w:r>
-        <w:rPr>
-          <w:rFonts w:ascii="Consolas" w:eastAsia="Consolas" w:hAnsi="Consolas" w:cs="Consolas"/>
-          <w:b/>
-          <w:color w:val="1F3864"/>
-          <w:sz w:val="18"/>
-        </w:rPr>
-        <w:t>.env.development</w:t>
-      </w:r>
-      <w:r>
-        <w:rPr>
-          <w:sz w:val="17"/>
-        </w:rPr>
-        <w:t xml:space="preserve">   </w:t>
-      </w:r>
-      <w:r>
-        <w:rPr>
-          <w:rFonts w:ascii="Consolas" w:eastAsia="Consolas" w:hAnsi="Consolas" w:cs="Consolas"/>
-          <w:b/>
-          <w:color w:val="1F3864"/>
-          <w:sz w:val="18"/>
-        </w:rPr>
-        <w:t>.env.production</w:t>
+        <w:t>src/main.js</w:t>
       </w:r>
     </w:p>
     <w:p>
@@ -3862,7 +4801,7 @@
           <w:color w:val="333333"/>
           <w:sz w:val="19"/>
         </w:rPr>
-        <w:t>코드에 박혀 있던 서버 주소를 설정 파일로 분리해, 개발용과 배포용을 코드 수정 없이 바꿀 수 있다.</w:t>
+        <w:t>.then().then().catch() 로 이어지던 코드를 위에서 아래로 읽히는 코드로 바꿀 수 있다.</w:t>
       </w:r>
     </w:p>
     <w:p>
@@ -3875,7 +4814,7 @@
           <w:color w:val="333333"/>
           <w:sz w:val="21"/>
         </w:rPr>
-        <w:t>1) 무엇이 문제인가</w:t>
+        <w:t>1) 3부의 코드</w:t>
       </w:r>
     </w:p>
     <w:p>
@@ -3888,24 +4827,16 @@
           <w:color w:val="666666"/>
           <w:sz w:val="17"/>
         </w:rPr>
-        <w:t xml:space="preserve">▶ </w:t>
-      </w:r>
-      <w:r>
-        <w:rPr>
-          <w:b/>
-          <w:color w:val="666666"/>
-          <w:sz w:val="17"/>
-        </w:rPr>
-        <w:t>form11.js 맨 위 — 3부 방식</w:t>
-      </w:r>
-    </w:p>
-    <w:p>
-      <w:pPr>
-        <w:pBdr>
-          <w:left w:val="single" w:sz="12" w:space="6" w:color="B7C3D4"/>
-        </w:pBdr>
-        <w:shd w:val="clear" w:color="auto" w:fill="F2F4F7"/>
-        <w:spacing w:before="60" w:after="160" w:line="250" w:lineRule="auto"/>
+        <w:t>▶ form11.js</w:t>
+      </w:r>
+    </w:p>
+    <w:p>
+      <w:pPr>
+        <w:pBdr>
+          <w:left w:val="single" w:sz="12" w:space="6" w:color="B7C3D4"/>
+        </w:pBdr>
+        <w:shd w:val="clear" w:color="auto" w:fill="F2F4F7"/>
+        <w:spacing w:before="60" w:line="250" w:lineRule="auto"/>
         <w:ind w:left="180" w:right="180"/>
       </w:pPr>
       <w:r>
@@ -3914,19 +4845,282 @@
           <w:color w:val="8A8F98"/>
           <w:sz w:val="17"/>
         </w:rPr>
-        <w:t>const API_BASE_URL = "http://localhost:8080";</w:t>
-      </w:r>
-    </w:p>
-    <w:p>
-      <w:pPr>
-        <w:spacing w:after="80"/>
-      </w:pPr>
-      <w:r>
-        <w:t>이대로 배포하면 사용자 브라우저가 자기 컴퓨터의 8080 을 찾습니다. 배포할 때마다 소스를 고쳐야 하고, 고치는 것을 잊으면 그대로 나갑니다.</w:t>
-      </w:r>
-    </w:p>
-    <w:p>
-      <w:pPr>
+        <w:t>function loadStudents() {</w:t>
+      </w:r>
+    </w:p>
+    <w:p>
+      <w:pPr>
+        <w:pBdr>
+          <w:left w:val="single" w:sz="12" w:space="6" w:color="B7C3D4"/>
+        </w:pBdr>
+        <w:shd w:val="clear" w:color="auto" w:fill="F2F4F7"/>
+        <w:spacing w:line="250" w:lineRule="auto"/>
+        <w:ind w:left="180" w:right="180"/>
+      </w:pPr>
+      <w:r>
+        <w:rPr>
+          <w:rFonts w:ascii="Consolas" w:eastAsia="Consolas" w:hAnsi="Consolas" w:cs="Consolas"/>
+          <w:color w:val="8A8F98"/>
+          <w:sz w:val="17"/>
+        </w:rPr>
+        <w:t xml:space="preserve">    fetch(`${API_BASE_URL}/api/students`)</w:t>
+      </w:r>
+    </w:p>
+    <w:p>
+      <w:pPr>
+        <w:pBdr>
+          <w:left w:val="single" w:sz="12" w:space="6" w:color="B7C3D4"/>
+        </w:pBdr>
+        <w:shd w:val="clear" w:color="auto" w:fill="F2F4F7"/>
+        <w:spacing w:line="250" w:lineRule="auto"/>
+        <w:ind w:left="180" w:right="180"/>
+      </w:pPr>
+      <w:r>
+        <w:rPr>
+          <w:rFonts w:ascii="Consolas" w:eastAsia="Consolas" w:hAnsi="Consolas" w:cs="Consolas"/>
+          <w:color w:val="8A8F98"/>
+          <w:sz w:val="17"/>
+        </w:rPr>
+        <w:t xml:space="preserve">        .then((response) =&gt; {</w:t>
+      </w:r>
+    </w:p>
+    <w:p>
+      <w:pPr>
+        <w:pBdr>
+          <w:left w:val="single" w:sz="12" w:space="6" w:color="B7C3D4"/>
+        </w:pBdr>
+        <w:shd w:val="clear" w:color="auto" w:fill="F2F4F7"/>
+        <w:spacing w:line="250" w:lineRule="auto"/>
+        <w:ind w:left="180" w:right="180"/>
+      </w:pPr>
+      <w:r>
+        <w:rPr>
+          <w:rFonts w:ascii="Consolas" w:eastAsia="Consolas" w:hAnsi="Consolas" w:cs="Consolas"/>
+          <w:color w:val="8A8F98"/>
+          <w:sz w:val="17"/>
+        </w:rPr>
+        <w:t xml:space="preserve">            if (!response.ok) {</w:t>
+      </w:r>
+    </w:p>
+    <w:p>
+      <w:pPr>
+        <w:pBdr>
+          <w:left w:val="single" w:sz="12" w:space="6" w:color="B7C3D4"/>
+        </w:pBdr>
+        <w:shd w:val="clear" w:color="auto" w:fill="F2F4F7"/>
+        <w:spacing w:line="250" w:lineRule="auto"/>
+        <w:ind w:left="180" w:right="180"/>
+      </w:pPr>
+      <w:r>
+        <w:rPr>
+          <w:rFonts w:ascii="Consolas" w:eastAsia="Consolas" w:hAnsi="Consolas" w:cs="Consolas"/>
+          <w:color w:val="8A8F98"/>
+          <w:sz w:val="17"/>
+        </w:rPr>
+        <w:t xml:space="preserve">                throw new Error("학생 목록을 불러오는데 실패했습니다.");</w:t>
+      </w:r>
+    </w:p>
+    <w:p>
+      <w:pPr>
+        <w:pBdr>
+          <w:left w:val="single" w:sz="12" w:space="6" w:color="B7C3D4"/>
+        </w:pBdr>
+        <w:shd w:val="clear" w:color="auto" w:fill="F2F4F7"/>
+        <w:spacing w:line="250" w:lineRule="auto"/>
+        <w:ind w:left="180" w:right="180"/>
+      </w:pPr>
+      <w:r>
+        <w:rPr>
+          <w:rFonts w:ascii="Consolas" w:eastAsia="Consolas" w:hAnsi="Consolas" w:cs="Consolas"/>
+          <w:color w:val="8A8F98"/>
+          <w:sz w:val="17"/>
+        </w:rPr>
+        <w:t xml:space="preserve">            }</w:t>
+      </w:r>
+    </w:p>
+    <w:p>
+      <w:pPr>
+        <w:pBdr>
+          <w:left w:val="single" w:sz="12" w:space="6" w:color="B7C3D4"/>
+        </w:pBdr>
+        <w:shd w:val="clear" w:color="auto" w:fill="F2F4F7"/>
+        <w:spacing w:line="250" w:lineRule="auto"/>
+        <w:ind w:left="180" w:right="180"/>
+      </w:pPr>
+      <w:r>
+        <w:rPr>
+          <w:rFonts w:ascii="Consolas" w:eastAsia="Consolas" w:hAnsi="Consolas" w:cs="Consolas"/>
+          <w:color w:val="8A8F98"/>
+          <w:sz w:val="17"/>
+        </w:rPr>
+        <w:t xml:space="preserve">            return response.json();</w:t>
+      </w:r>
+    </w:p>
+    <w:p>
+      <w:pPr>
+        <w:pBdr>
+          <w:left w:val="single" w:sz="12" w:space="6" w:color="B7C3D4"/>
+        </w:pBdr>
+        <w:shd w:val="clear" w:color="auto" w:fill="F2F4F7"/>
+        <w:spacing w:line="250" w:lineRule="auto"/>
+        <w:ind w:left="180" w:right="180"/>
+      </w:pPr>
+      <w:r>
+        <w:rPr>
+          <w:rFonts w:ascii="Consolas" w:eastAsia="Consolas" w:hAnsi="Consolas" w:cs="Consolas"/>
+          <w:color w:val="8A8F98"/>
+          <w:sz w:val="17"/>
+        </w:rPr>
+        <w:t xml:space="preserve">        })</w:t>
+      </w:r>
+    </w:p>
+    <w:p>
+      <w:pPr>
+        <w:pBdr>
+          <w:left w:val="single" w:sz="12" w:space="6" w:color="B7C3D4"/>
+        </w:pBdr>
+        <w:shd w:val="clear" w:color="auto" w:fill="F2F4F7"/>
+        <w:spacing w:line="250" w:lineRule="auto"/>
+        <w:ind w:left="180" w:right="180"/>
+      </w:pPr>
+      <w:r>
+        <w:rPr>
+          <w:rFonts w:ascii="Consolas" w:eastAsia="Consolas" w:hAnsi="Consolas" w:cs="Consolas"/>
+          <w:color w:val="8A8F98"/>
+          <w:sz w:val="17"/>
+        </w:rPr>
+        <w:t xml:space="preserve">        .then((students) =&gt; {</w:t>
+      </w:r>
+    </w:p>
+    <w:p>
+      <w:pPr>
+        <w:pBdr>
+          <w:left w:val="single" w:sz="12" w:space="6" w:color="B7C3D4"/>
+        </w:pBdr>
+        <w:shd w:val="clear" w:color="auto" w:fill="F2F4F7"/>
+        <w:spacing w:line="250" w:lineRule="auto"/>
+        <w:ind w:left="180" w:right="180"/>
+      </w:pPr>
+      <w:r>
+        <w:rPr>
+          <w:rFonts w:ascii="Consolas" w:eastAsia="Consolas" w:hAnsi="Consolas" w:cs="Consolas"/>
+          <w:color w:val="8A8F98"/>
+          <w:sz w:val="17"/>
+        </w:rPr>
+        <w:t xml:space="preserve">            renderStudentTable(students);</w:t>
+      </w:r>
+    </w:p>
+    <w:p>
+      <w:pPr>
+        <w:pBdr>
+          <w:left w:val="single" w:sz="12" w:space="6" w:color="B7C3D4"/>
+        </w:pBdr>
+        <w:shd w:val="clear" w:color="auto" w:fill="F2F4F7"/>
+        <w:spacing w:line="250" w:lineRule="auto"/>
+        <w:ind w:left="180" w:right="180"/>
+      </w:pPr>
+      <w:r>
+        <w:rPr>
+          <w:rFonts w:ascii="Consolas" w:eastAsia="Consolas" w:hAnsi="Consolas" w:cs="Consolas"/>
+          <w:color w:val="8A8F98"/>
+          <w:sz w:val="17"/>
+        </w:rPr>
+        <w:t xml:space="preserve">        })</w:t>
+      </w:r>
+    </w:p>
+    <w:p>
+      <w:pPr>
+        <w:pBdr>
+          <w:left w:val="single" w:sz="12" w:space="6" w:color="B7C3D4"/>
+        </w:pBdr>
+        <w:shd w:val="clear" w:color="auto" w:fill="F2F4F7"/>
+        <w:spacing w:line="250" w:lineRule="auto"/>
+        <w:ind w:left="180" w:right="180"/>
+      </w:pPr>
+      <w:r>
+        <w:rPr>
+          <w:rFonts w:ascii="Consolas" w:eastAsia="Consolas" w:hAnsi="Consolas" w:cs="Consolas"/>
+          <w:color w:val="8A8F98"/>
+          <w:sz w:val="17"/>
+        </w:rPr>
+        <w:t xml:space="preserve">        .catch((error) =&gt; {</w:t>
+      </w:r>
+    </w:p>
+    <w:p>
+      <w:pPr>
+        <w:pBdr>
+          <w:left w:val="single" w:sz="12" w:space="6" w:color="B7C3D4"/>
+        </w:pBdr>
+        <w:shd w:val="clear" w:color="auto" w:fill="F2F4F7"/>
+        <w:spacing w:line="250" w:lineRule="auto"/>
+        <w:ind w:left="180" w:right="180"/>
+      </w:pPr>
+      <w:r>
+        <w:rPr>
+          <w:rFonts w:ascii="Consolas" w:eastAsia="Consolas" w:hAnsi="Consolas" w:cs="Consolas"/>
+          <w:color w:val="8A8F98"/>
+          <w:sz w:val="17"/>
+        </w:rPr>
+        <w:t xml:space="preserve">            console.error("Error:", error);</w:t>
+      </w:r>
+    </w:p>
+    <w:p>
+      <w:pPr>
+        <w:pBdr>
+          <w:left w:val="single" w:sz="12" w:space="6" w:color="B7C3D4"/>
+        </w:pBdr>
+        <w:shd w:val="clear" w:color="auto" w:fill="F2F4F7"/>
+        <w:spacing w:line="250" w:lineRule="auto"/>
+        <w:ind w:left="180" w:right="180"/>
+      </w:pPr>
+      <w:r>
+        <w:rPr>
+          <w:rFonts w:ascii="Consolas" w:eastAsia="Consolas" w:hAnsi="Consolas" w:cs="Consolas"/>
+          <w:color w:val="8A8F98"/>
+          <w:sz w:val="17"/>
+        </w:rPr>
+        <w:t xml:space="preserve">            showError("학생 목록을 불러오는데 실패했습니다.");</w:t>
+      </w:r>
+    </w:p>
+    <w:p>
+      <w:pPr>
+        <w:pBdr>
+          <w:left w:val="single" w:sz="12" w:space="6" w:color="B7C3D4"/>
+        </w:pBdr>
+        <w:shd w:val="clear" w:color="auto" w:fill="F2F4F7"/>
+        <w:spacing w:line="250" w:lineRule="auto"/>
+        <w:ind w:left="180" w:right="180"/>
+      </w:pPr>
+      <w:r>
+        <w:rPr>
+          <w:rFonts w:ascii="Consolas" w:eastAsia="Consolas" w:hAnsi="Consolas" w:cs="Consolas"/>
+          <w:color w:val="8A8F98"/>
+          <w:sz w:val="17"/>
+        </w:rPr>
+        <w:t xml:space="preserve">        });</w:t>
+      </w:r>
+    </w:p>
+    <w:p>
+      <w:pPr>
+        <w:pBdr>
+          <w:left w:val="single" w:sz="12" w:space="6" w:color="B7C3D4"/>
+        </w:pBdr>
+        <w:shd w:val="clear" w:color="auto" w:fill="F2F4F7"/>
+        <w:spacing w:after="160" w:line="250" w:lineRule="auto"/>
+        <w:ind w:left="180" w:right="180"/>
+      </w:pPr>
+      <w:r>
+        <w:rPr>
+          <w:rFonts w:ascii="Consolas" w:eastAsia="Consolas" w:hAnsi="Consolas" w:cs="Consolas"/>
+          <w:color w:val="8A8F98"/>
+          <w:sz w:val="17"/>
+        </w:rPr>
+        <w:t>}</w:t>
+      </w:r>
+    </w:p>
+    <w:p>
+      <w:pPr>
+        <w:pageBreakBefore/>
         <w:spacing w:before="200" w:after="100"/>
       </w:pPr>
       <w:r>
@@ -3935,15 +5129,8 @@
           <w:color w:val="333333"/>
           <w:sz w:val="21"/>
         </w:rPr>
-        <w:t>2) .env 파일 만들기</w:t>
-      </w:r>
-    </w:p>
-    <w:p>
-      <w:pPr>
-        <w:spacing w:after="80"/>
-      </w:pPr>
-      <w:r>
-        <w:t>프로젝트 최상단(package.json 옆)에 두 파일을 만듭니다. 변수 이름은 반드시 VITE_ 로 시작해야 합니다.</w:t>
+        <w:lastRenderedPageBreak/>
+        <w:t>2) async / await 으로</w:t>
       </w:r>
     </w:p>
     <w:p>
@@ -3956,106 +5143,7 @@
           <w:color w:val="666666"/>
           <w:sz w:val="17"/>
         </w:rPr>
-        <w:t xml:space="preserve">▶ </w:t>
-      </w:r>
-      <w:r>
-        <w:rPr>
-          <w:b/>
-          <w:color w:val="666666"/>
-          <w:sz w:val="17"/>
-        </w:rPr>
-        <w:t>.env.development   — npm run dev 일 때 자동으로 읽힘</w:t>
-      </w:r>
-    </w:p>
-    <w:p>
-      <w:pPr>
-        <w:pBdr>
-          <w:left w:val="single" w:sz="12" w:space="6" w:color="B7C3D4"/>
-        </w:pBdr>
-        <w:shd w:val="clear" w:color="auto" w:fill="F2F4F7"/>
-        <w:spacing w:before="60" w:after="160" w:line="250" w:lineRule="auto"/>
-        <w:ind w:left="180" w:right="180"/>
-      </w:pPr>
-      <w:r>
-        <w:rPr>
-          <w:rFonts w:ascii="Consolas" w:eastAsia="Consolas" w:hAnsi="Consolas" w:cs="Consolas"/>
-          <w:color w:val="0E7A34"/>
-          <w:sz w:val="17"/>
-        </w:rPr>
-        <w:t>VITE_API_BASE_URL=http://localhost:8080</w:t>
-      </w:r>
-    </w:p>
-    <w:p>
-      <w:pPr>
-        <w:spacing w:before="140"/>
-      </w:pPr>
-      <w:r>
-        <w:rPr>
-          <w:b/>
-          <w:color w:val="666666"/>
-          <w:sz w:val="17"/>
-        </w:rPr>
-        <w:t xml:space="preserve">▶ </w:t>
-      </w:r>
-      <w:r>
-        <w:rPr>
-          <w:b/>
-          <w:color w:val="666666"/>
-          <w:sz w:val="17"/>
-        </w:rPr>
-        <w:t>.env.production    — npm run build 일 때 자동으로 읽힘</w:t>
-      </w:r>
-    </w:p>
-    <w:p>
-      <w:pPr>
-        <w:pBdr>
-          <w:left w:val="single" w:sz="12" w:space="6" w:color="B7C3D4"/>
-        </w:pBdr>
-        <w:shd w:val="clear" w:color="auto" w:fill="F2F4F7"/>
-        <w:spacing w:before="60" w:after="160" w:line="250" w:lineRule="auto"/>
-        <w:ind w:left="180" w:right="180"/>
-      </w:pPr>
-      <w:r>
-        <w:rPr>
-          <w:rFonts w:ascii="Consolas" w:eastAsia="Consolas" w:hAnsi="Consolas" w:cs="Consolas"/>
-          <w:color w:val="0E7A34"/>
-          <w:sz w:val="17"/>
-        </w:rPr>
-        <w:t>VITE_API_BASE_URL=https://api.myservice.com</w:t>
-      </w:r>
-    </w:p>
-    <w:p>
-      <w:pPr>
-        <w:spacing w:before="200" w:after="100"/>
-      </w:pPr>
-      <w:r>
-        <w:rPr>
-          <w:b/>
-          <w:color w:val="333333"/>
-          <w:sz w:val="21"/>
-        </w:rPr>
-        <w:t>3) config.js 로 모으기</w:t>
-      </w:r>
-    </w:p>
-    <w:p>
-      <w:pPr>
-        <w:spacing w:before="140"/>
-      </w:pPr>
-      <w:r>
-        <w:rPr>
-          <w:b/>
-          <w:color w:val="666666"/>
-          <w:sz w:val="17"/>
-        </w:rPr>
-        <w:t xml:space="preserve">▶ </w:t>
-      </w:r>
-      <w:r>
-        <w:rPr>
-          <w:b/>
-          <w:color w:val="666666"/>
-          <w:sz w:val="17"/>
-        </w:rPr>
-        <w:t>src/config.js</w:t>
+        <w:t>▶ src/main.js</w:t>
       </w:r>
     </w:p>
     <w:p>
@@ -4073,25 +5161,43 @@
           <w:color w:val="0E7A34"/>
           <w:sz w:val="17"/>
         </w:rPr>
-        <w:t>/** 서버 주소. .env 파일이 없을 때를 대비해 ?. 와 ?? 로 기본값을 둔다. */</w:t>
-      </w:r>
-    </w:p>
-    <w:p>
-      <w:pPr>
-        <w:pBdr>
-          <w:left w:val="single" w:sz="12" w:space="6" w:color="B7C3D4"/>
-        </w:pBdr>
-        <w:shd w:val="clear" w:color="auto" w:fill="F2F4F7"/>
-        <w:spacing w:line="250" w:lineRule="auto"/>
-        <w:ind w:left="180" w:right="180"/>
-      </w:pPr>
-      <w:r>
-        <w:rPr>
-          <w:rFonts w:ascii="Consolas" w:eastAsia="Consolas" w:hAnsi="Consolas" w:cs="Consolas"/>
-          <w:color w:val="0E7A34"/>
-          <w:sz w:val="17"/>
-        </w:rPr>
-        <w:t>export const API_BASE_URL = import.meta.env?.VITE_API_BASE_URL ?? "http://localhost:8080";</w:t>
+        <w:t>async function loadStudents() {</w:t>
+      </w:r>
+    </w:p>
+    <w:p>
+      <w:pPr>
+        <w:pBdr>
+          <w:left w:val="single" w:sz="12" w:space="6" w:color="B7C3D4"/>
+        </w:pBdr>
+        <w:shd w:val="clear" w:color="auto" w:fill="F2F4F7"/>
+        <w:spacing w:line="250" w:lineRule="auto"/>
+        <w:ind w:left="180" w:right="180"/>
+      </w:pPr>
+      <w:r>
+        <w:rPr>
+          <w:rFonts w:ascii="Consolas" w:eastAsia="Consolas" w:hAnsi="Consolas" w:cs="Consolas"/>
+          <w:color w:val="0E7A34"/>
+          <w:sz w:val="17"/>
+        </w:rPr>
+        <w:t xml:space="preserve">    // 실습 4-1 에서 붙여 넣은 코드에 이미 선언돼 있던 변수를 이제야 쓴다.</w:t>
+      </w:r>
+    </w:p>
+    <w:p>
+      <w:pPr>
+        <w:pBdr>
+          <w:left w:val="single" w:sz="12" w:space="6" w:color="B7C3D4"/>
+        </w:pBdr>
+        <w:shd w:val="clear" w:color="auto" w:fill="F2F4F7"/>
+        <w:spacing w:line="250" w:lineRule="auto"/>
+        <w:ind w:left="180" w:right="180"/>
+      </w:pPr>
+      <w:r>
+        <w:rPr>
+          <w:rFonts w:ascii="Consolas" w:eastAsia="Consolas" w:hAnsi="Consolas" w:cs="Consolas"/>
+          <w:color w:val="0E7A34"/>
+          <w:sz w:val="17"/>
+        </w:rPr>
+        <w:t xml:space="preserve">    loadingMessage.style.display = "block";</w:t>
       </w:r>
     </w:p>
     <w:p>
@@ -4127,97 +5233,169 @@
           <w:color w:val="0E7A34"/>
           <w:sz w:val="17"/>
         </w:rPr>
-        <w:t>/** 학생 API 의 기본 경로 */</w:t>
-      </w:r>
-    </w:p>
-    <w:p>
-      <w:pPr>
-        <w:pBdr>
-          <w:left w:val="single" w:sz="12" w:space="6" w:color="B7C3D4"/>
-        </w:pBdr>
-        <w:shd w:val="clear" w:color="auto" w:fill="F2F4F7"/>
-        <w:spacing w:line="250" w:lineRule="auto"/>
-        <w:ind w:left="180" w:right="180"/>
-      </w:pPr>
-      <w:r>
-        <w:rPr>
-          <w:rFonts w:ascii="Consolas" w:eastAsia="Consolas" w:hAnsi="Consolas" w:cs="Consolas"/>
-          <w:color w:val="0E7A34"/>
-          <w:sz w:val="17"/>
-        </w:rPr>
-        <w:t>export const STUDENTS_URL = `${API_BASE_URL}/api/students`;</w:t>
-      </w:r>
-    </w:p>
-    <w:p>
-      <w:pPr>
-        <w:pBdr>
-          <w:left w:val="single" w:sz="12" w:space="6" w:color="B7C3D4"/>
-        </w:pBdr>
-        <w:shd w:val="clear" w:color="auto" w:fill="F2F4F7"/>
-        <w:spacing w:line="250" w:lineRule="auto"/>
-        <w:ind w:left="180" w:right="180"/>
-      </w:pPr>
-      <w:r>
-        <w:rPr>
-          <w:rFonts w:ascii="Consolas" w:eastAsia="Consolas" w:hAnsi="Consolas" w:cs="Consolas"/>
-          <w:color w:val="0E7A34"/>
-          <w:sz w:val="17"/>
-        </w:rPr>
-        <w:t xml:space="preserve"> </w:t>
-      </w:r>
-    </w:p>
-    <w:p>
-      <w:pPr>
-        <w:pBdr>
-          <w:left w:val="single" w:sz="12" w:space="6" w:color="B7C3D4"/>
-        </w:pBdr>
-        <w:shd w:val="clear" w:color="auto" w:fill="F2F4F7"/>
-        <w:spacing w:line="250" w:lineRule="auto"/>
-        <w:ind w:left="180" w:right="180"/>
-      </w:pPr>
-      <w:r>
-        <w:rPr>
-          <w:rFonts w:ascii="Consolas" w:eastAsia="Consolas" w:hAnsi="Consolas" w:cs="Consolas"/>
-          <w:color w:val="0E7A34"/>
-          <w:sz w:val="17"/>
-        </w:rPr>
-        <w:t>/** JSON 을 보낼 때 항상 붙여야 하는 헤더 */</w:t>
-      </w:r>
-    </w:p>
-    <w:p>
-      <w:pPr>
-        <w:pBdr>
-          <w:left w:val="single" w:sz="12" w:space="6" w:color="B7C3D4"/>
-        </w:pBdr>
-        <w:shd w:val="clear" w:color="auto" w:fill="F2F4F7"/>
-        <w:spacing w:line="250" w:lineRule="auto"/>
-        <w:ind w:left="180" w:right="180"/>
-      </w:pPr>
-      <w:r>
-        <w:rPr>
-          <w:rFonts w:ascii="Consolas" w:eastAsia="Consolas" w:hAnsi="Consolas" w:cs="Consolas"/>
-          <w:color w:val="0E7A34"/>
-          <w:sz w:val="17"/>
-        </w:rPr>
-        <w:t>export const JSON_HEADERS = {</w:t>
-      </w:r>
-    </w:p>
-    <w:p>
-      <w:pPr>
-        <w:pBdr>
-          <w:left w:val="single" w:sz="12" w:space="6" w:color="B7C3D4"/>
-        </w:pBdr>
-        <w:shd w:val="clear" w:color="auto" w:fill="F2F4F7"/>
-        <w:spacing w:line="250" w:lineRule="auto"/>
-        <w:ind w:left="180" w:right="180"/>
-      </w:pPr>
-      <w:r>
-        <w:rPr>
-          <w:rFonts w:ascii="Consolas" w:eastAsia="Consolas" w:hAnsi="Consolas" w:cs="Consolas"/>
-          <w:color w:val="0E7A34"/>
-          <w:sz w:val="17"/>
-        </w:rPr>
-        <w:t xml:space="preserve">    "Content-Type": "application/json",</w:t>
+        <w:t xml:space="preserve">    try {</w:t>
+      </w:r>
+    </w:p>
+    <w:p>
+      <w:pPr>
+        <w:pBdr>
+          <w:left w:val="single" w:sz="12" w:space="6" w:color="B7C3D4"/>
+        </w:pBdr>
+        <w:shd w:val="clear" w:color="auto" w:fill="F2F4F7"/>
+        <w:spacing w:line="250" w:lineRule="auto"/>
+        <w:ind w:left="180" w:right="180"/>
+      </w:pPr>
+      <w:r>
+        <w:rPr>
+          <w:rFonts w:ascii="Consolas" w:eastAsia="Consolas" w:hAnsi="Consolas" w:cs="Consolas"/>
+          <w:color w:val="0E7A34"/>
+          <w:sz w:val="17"/>
+        </w:rPr>
+        <w:t xml:space="preserve">        const students = await fetchStudents();</w:t>
+      </w:r>
+    </w:p>
+    <w:p>
+      <w:pPr>
+        <w:pBdr>
+          <w:left w:val="single" w:sz="12" w:space="6" w:color="B7C3D4"/>
+        </w:pBdr>
+        <w:shd w:val="clear" w:color="auto" w:fill="F2F4F7"/>
+        <w:spacing w:line="250" w:lineRule="auto"/>
+        <w:ind w:left="180" w:right="180"/>
+      </w:pPr>
+      <w:r>
+        <w:rPr>
+          <w:rFonts w:ascii="Consolas" w:eastAsia="Consolas" w:hAnsi="Consolas" w:cs="Consolas"/>
+          <w:color w:val="0E7A34"/>
+          <w:sz w:val="17"/>
+        </w:rPr>
+        <w:t xml:space="preserve">        renderStudentTable(students);</w:t>
+      </w:r>
+    </w:p>
+    <w:p>
+      <w:pPr>
+        <w:pBdr>
+          <w:left w:val="single" w:sz="12" w:space="6" w:color="B7C3D4"/>
+        </w:pBdr>
+        <w:shd w:val="clear" w:color="auto" w:fill="F2F4F7"/>
+        <w:spacing w:line="250" w:lineRule="auto"/>
+        <w:ind w:left="180" w:right="180"/>
+      </w:pPr>
+      <w:r>
+        <w:rPr>
+          <w:rFonts w:ascii="Consolas" w:eastAsia="Consolas" w:hAnsi="Consolas" w:cs="Consolas"/>
+          <w:color w:val="0E7A34"/>
+          <w:sz w:val="17"/>
+        </w:rPr>
+        <w:t xml:space="preserve">    } catch (error) {</w:t>
+      </w:r>
+    </w:p>
+    <w:p>
+      <w:pPr>
+        <w:pBdr>
+          <w:left w:val="single" w:sz="12" w:space="6" w:color="B7C3D4"/>
+        </w:pBdr>
+        <w:shd w:val="clear" w:color="auto" w:fill="F2F4F7"/>
+        <w:spacing w:line="250" w:lineRule="auto"/>
+        <w:ind w:left="180" w:right="180"/>
+      </w:pPr>
+      <w:r>
+        <w:rPr>
+          <w:rFonts w:ascii="Consolas" w:eastAsia="Consolas" w:hAnsi="Consolas" w:cs="Consolas"/>
+          <w:color w:val="0E7A34"/>
+          <w:sz w:val="17"/>
+        </w:rPr>
+        <w:t xml:space="preserve">        console.error("Error:", error);</w:t>
+      </w:r>
+    </w:p>
+    <w:p>
+      <w:pPr>
+        <w:pBdr>
+          <w:left w:val="single" w:sz="12" w:space="6" w:color="B7C3D4"/>
+        </w:pBdr>
+        <w:shd w:val="clear" w:color="auto" w:fill="F2F4F7"/>
+        <w:spacing w:line="250" w:lineRule="auto"/>
+        <w:ind w:left="180" w:right="180"/>
+      </w:pPr>
+      <w:r>
+        <w:rPr>
+          <w:rFonts w:ascii="Consolas" w:eastAsia="Consolas" w:hAnsi="Consolas" w:cs="Consolas"/>
+          <w:color w:val="0E7A34"/>
+          <w:sz w:val="17"/>
+        </w:rPr>
+        <w:t xml:space="preserve">        showError(error.message);</w:t>
+      </w:r>
+    </w:p>
+    <w:p>
+      <w:pPr>
+        <w:pBdr>
+          <w:left w:val="single" w:sz="12" w:space="6" w:color="B7C3D4"/>
+        </w:pBdr>
+        <w:shd w:val="clear" w:color="auto" w:fill="F2F4F7"/>
+        <w:spacing w:line="250" w:lineRule="auto"/>
+        <w:ind w:left="180" w:right="180"/>
+      </w:pPr>
+      <w:r>
+        <w:rPr>
+          <w:rFonts w:ascii="Consolas" w:eastAsia="Consolas" w:hAnsi="Consolas" w:cs="Consolas"/>
+          <w:color w:val="0E7A34"/>
+          <w:sz w:val="17"/>
+        </w:rPr>
+        <w:t xml:space="preserve">    } finally {</w:t>
+      </w:r>
+    </w:p>
+    <w:p>
+      <w:pPr>
+        <w:pBdr>
+          <w:left w:val="single" w:sz="12" w:space="6" w:color="B7C3D4"/>
+        </w:pBdr>
+        <w:shd w:val="clear" w:color="auto" w:fill="F2F4F7"/>
+        <w:spacing w:line="250" w:lineRule="auto"/>
+        <w:ind w:left="180" w:right="180"/>
+      </w:pPr>
+      <w:r>
+        <w:rPr>
+          <w:rFonts w:ascii="Consolas" w:eastAsia="Consolas" w:hAnsi="Consolas" w:cs="Consolas"/>
+          <w:color w:val="0E7A34"/>
+          <w:sz w:val="17"/>
+        </w:rPr>
+        <w:t xml:space="preserve">        // 성공하든 실패하든 로딩 표시는 반드시 끈다.</w:t>
+      </w:r>
+    </w:p>
+    <w:p>
+      <w:pPr>
+        <w:pBdr>
+          <w:left w:val="single" w:sz="12" w:space="6" w:color="B7C3D4"/>
+        </w:pBdr>
+        <w:shd w:val="clear" w:color="auto" w:fill="F2F4F7"/>
+        <w:spacing w:line="250" w:lineRule="auto"/>
+        <w:ind w:left="180" w:right="180"/>
+      </w:pPr>
+      <w:r>
+        <w:rPr>
+          <w:rFonts w:ascii="Consolas" w:eastAsia="Consolas" w:hAnsi="Consolas" w:cs="Consolas"/>
+          <w:color w:val="0E7A34"/>
+          <w:sz w:val="17"/>
+        </w:rPr>
+        <w:t xml:space="preserve">        loadingMessage.style.display = "none";</w:t>
+      </w:r>
+    </w:p>
+    <w:p>
+      <w:pPr>
+        <w:pBdr>
+          <w:left w:val="single" w:sz="12" w:space="6" w:color="B7C3D4"/>
+        </w:pBdr>
+        <w:shd w:val="clear" w:color="auto" w:fill="F2F4F7"/>
+        <w:spacing w:line="250" w:lineRule="auto"/>
+        <w:ind w:left="180" w:right="180"/>
+      </w:pPr>
+      <w:r>
+        <w:rPr>
+          <w:rFonts w:ascii="Consolas" w:eastAsia="Consolas" w:hAnsi="Consolas" w:cs="Consolas"/>
+          <w:color w:val="0E7A34"/>
+          <w:sz w:val="17"/>
+        </w:rPr>
+        <w:t xml:space="preserve">    }</w:t>
       </w:r>
     </w:p>
     <w:p>
@@ -4235,1475 +5413,7 @@
           <w:color w:val="0E7A34"/>
           <w:sz w:val="17"/>
         </w:rPr>
-        <w:t>};</w:t>
-      </w:r>
-    </w:p>
-    <w:p>
-      <w:pPr>
-        <w:spacing w:before="200" w:after="100"/>
-      </w:pPr>
-      <w:r>
-        <w:rPr>
-          <w:b/>
-          <w:color w:val="333333"/>
-          <w:sz w:val="21"/>
-        </w:rPr>
-        <w:t>4) main.js 정리</w:t>
-      </w:r>
-    </w:p>
-    <w:p>
-      <w:pPr>
-        <w:spacing w:after="80"/>
-      </w:pPr>
-      <w:r>
-        <w:t>이번 단계에서는 main.js 를 고치지 않습니다. config.js 는 아직 아무도 쓰지 않고, 실습 4-3 부터 studentApi.js 가 import 해서 씁니다. main.js 맨 위의 const API_BASE_URL 줄은 서버 통신 코드를 모두 옮기는 실습 4-6 에서 지웁니다. 지금 지우면 아직 남아 있는 fetch 코드가 전부 깨집니다.</w:t>
-      </w:r>
-    </w:p>
-    <w:p>
-      <w:pPr>
-        <w:pBdr>
-          <w:left w:val="single" w:sz="20" w:space="8" w:color="E8A33D"/>
-        </w:pBdr>
-        <w:shd w:val="clear" w:color="auto" w:fill="FFF4E5"/>
-        <w:spacing w:before="160" w:after="160" w:line="290" w:lineRule="auto"/>
-        <w:ind w:left="150" w:right="150"/>
-      </w:pPr>
-      <w:r>
-        <w:rPr>
-          <w:b/>
-          <w:color w:val="9C5700"/>
-          <w:sz w:val="19"/>
-        </w:rPr>
-        <w:t xml:space="preserve">■ 알아두기   </w:t>
-      </w:r>
-      <w:r>
-        <w:rPr>
-          <w:color w:val="333333"/>
-          <w:sz w:val="19"/>
-        </w:rPr>
-        <w:t>?? 를 쓴 이유가 있습니다. || 를 쓰면 빈 문자열("")도 기본값으로 밀려나지만, ?? 는 값이 null 이거나 undefined 일 때만 오른쪽을 씁니다. 설정값에는 ?? 가 더 정확합니다. (4권 6-6 참고)</w:t>
-      </w:r>
-    </w:p>
-    <w:p>
-      <w:pPr>
-        <w:pBdr>
-          <w:left w:val="single" w:sz="20" w:space="8" w:color="E8A33D"/>
-        </w:pBdr>
-        <w:shd w:val="clear" w:color="auto" w:fill="FFF4E5"/>
-        <w:spacing w:before="160" w:after="160" w:line="290" w:lineRule="auto"/>
-        <w:ind w:left="150" w:right="150"/>
-      </w:pPr>
-      <w:r>
-        <w:rPr>
-          <w:b/>
-          <w:color w:val="9C5700"/>
-          <w:sz w:val="19"/>
-        </w:rPr>
-        <w:t xml:space="preserve">■ 알아두기   </w:t>
-      </w:r>
-      <w:r>
-        <w:rPr>
-          <w:color w:val="333333"/>
-          <w:sz w:val="19"/>
-        </w:rPr>
-        <w:t>STUDENTS_URL 과 JSON_HEADERS 를 함께 모아 두면, 나중에 API 경로가 바뀌어도 이 파일 한 곳만 고치면 됩니다. "같은 문자열이 두 군데 이상 나오면 상수로 뽑는다"는 것이 실무의 기본 규칙입니다.</w:t>
-      </w:r>
-    </w:p>
-    <w:p>
-      <w:pPr>
-        <w:pBdr>
-          <w:left w:val="single" w:sz="20" w:space="8" w:color="2E75B6"/>
-        </w:pBdr>
-        <w:shd w:val="clear" w:color="auto" w:fill="E5F0F8"/>
-        <w:spacing w:before="160" w:after="40" w:line="290" w:lineRule="auto"/>
-        <w:ind w:left="150" w:right="150"/>
-      </w:pPr>
-      <w:r>
-        <w:rPr>
-          <w:b/>
-          <w:color w:val="1F4E79"/>
-          <w:sz w:val="19"/>
-        </w:rPr>
-        <w:t xml:space="preserve">■ 확인하기   </w:t>
-      </w:r>
-      <w:r>
-        <w:rPr>
-          <w:color w:val="333333"/>
-          <w:sz w:val="19"/>
-        </w:rPr>
-        <w:t>F12 → Console 에서 import.meta.env 를 확인하면 VITE_API_BASE_URL 이 보인다.</w:t>
-      </w:r>
-    </w:p>
-    <w:p>
-      <w:pPr>
-        <w:pBdr>
-          <w:left w:val="single" w:sz="20" w:space="8" w:color="2E75B6"/>
-        </w:pBdr>
-        <w:shd w:val="clear" w:color="auto" w:fill="E5F0F8"/>
-        <w:spacing w:before="0" w:after="160" w:line="290" w:lineRule="auto"/>
-        <w:ind w:left="150" w:right="150"/>
-      </w:pPr>
-      <w:r>
-        <w:rPr>
-          <w:color w:val="333333"/>
-          <w:sz w:val="19"/>
-        </w:rPr>
-        <w:t>Network 탭의 요청 주소가 http://localhost:8080/api/students 로 나간다.</w:t>
-      </w:r>
-    </w:p>
-    <w:p>
-      <w:pPr>
-        <w:pBdr>
-          <w:left w:val="single" w:sz="20" w:space="8" w:color="C0504D"/>
-        </w:pBdr>
-        <w:shd w:val="clear" w:color="auto" w:fill="FCEAEA"/>
-        <w:spacing w:before="160" w:after="40" w:line="290" w:lineRule="auto"/>
-        <w:ind w:left="150" w:right="150"/>
-      </w:pPr>
-      <w:r>
-        <w:rPr>
-          <w:b/>
-          <w:color w:val="9C2D2D"/>
-          <w:sz w:val="19"/>
-        </w:rPr>
-        <w:t xml:space="preserve">■ 자주 나는 오류   </w:t>
-      </w:r>
-      <w:r>
-        <w:rPr>
-          <w:color w:val="333333"/>
-          <w:sz w:val="19"/>
-        </w:rPr>
-        <w:t>import.meta.env.VITE_API_BASE_URL 이 undefined → 변수 이름에 VITE_ 접두사가 없거나, .env 파일을 만든 뒤 개발 서버를 다시 시작하지 않았습니다.</w:t>
-      </w:r>
-    </w:p>
-    <w:p>
-      <w:pPr>
-        <w:pBdr>
-          <w:left w:val="single" w:sz="20" w:space="8" w:color="C0504D"/>
-        </w:pBdr>
-        <w:shd w:val="clear" w:color="auto" w:fill="FCEAEA"/>
-        <w:spacing w:before="0" w:after="160" w:line="290" w:lineRule="auto"/>
-        <w:ind w:left="150" w:right="150"/>
-      </w:pPr>
-      <w:r>
-        <w:rPr>
-          <w:color w:val="333333"/>
-          <w:sz w:val="19"/>
-        </w:rPr>
-        <w:t>.env 파일이 git 에 올라갔다 → .gitignore 에 .env* 를 추가하세요.</w:t>
-      </w:r>
-    </w:p>
-    <w:p>
-      <w:pPr>
-        <w:pBdr>
-          <w:bottom w:val="single" w:sz="12" w:space="6" w:color="2E5496"/>
-        </w:pBdr>
-        <w:spacing w:before="320" w:after="140"/>
-      </w:pPr>
-      <w:r>
-        <w:rPr>
-          <w:b/>
-          <w:color w:val="C0504D"/>
-          <w:sz w:val="26"/>
-        </w:rPr>
-        <w:t xml:space="preserve">[실습 4-3]  </w:t>
-      </w:r>
-      <w:r>
-        <w:rPr>
-          <w:b/>
-          <w:color w:val="1F3864"/>
-          <w:sz w:val="26"/>
-        </w:rPr>
-        <w:t>서버 통신을 모듈로 분리하기 — export 와 import</w:t>
-      </w:r>
-    </w:p>
-    <w:p>
-      <w:pPr>
-        <w:spacing w:after="40" w:line="260" w:lineRule="auto"/>
-        <w:ind w:left="120"/>
-      </w:pPr>
-      <w:r>
-        <w:rPr>
-          <w:b/>
-          <w:color w:val="777777"/>
-          <w:sz w:val="17"/>
-        </w:rPr>
-        <w:t xml:space="preserve">파일  </w:t>
-      </w:r>
-      <w:r>
-        <w:rPr>
-          <w:rFonts w:ascii="Consolas" w:eastAsia="Consolas" w:hAnsi="Consolas" w:cs="Consolas"/>
-          <w:b/>
-          <w:color w:val="1F3864"/>
-          <w:sz w:val="18"/>
-        </w:rPr>
-        <w:t>src/api/studentApi.js</w:t>
-      </w:r>
-      <w:r>
-        <w:rPr>
-          <w:sz w:val="17"/>
-        </w:rPr>
-        <w:t xml:space="preserve">   </w:t>
-      </w:r>
-      <w:r>
-        <w:rPr>
-          <w:rFonts w:ascii="Consolas" w:eastAsia="Consolas" w:hAnsi="Consolas" w:cs="Consolas"/>
-          <w:b/>
-          <w:color w:val="1F3864"/>
-          <w:sz w:val="18"/>
-        </w:rPr>
-        <w:t>src/main.js</w:t>
-      </w:r>
-    </w:p>
-    <w:p>
-      <w:pPr>
-        <w:pBdr>
-          <w:left w:val="single" w:sz="20" w:space="8" w:color="4F8A3D"/>
-        </w:pBdr>
-        <w:shd w:val="clear" w:color="auto" w:fill="E8F1E4"/>
-        <w:spacing w:before="160" w:after="160" w:line="290" w:lineRule="auto"/>
-        <w:ind w:left="150" w:right="150"/>
-      </w:pPr>
-      <w:r>
-        <w:rPr>
-          <w:b/>
-          <w:color w:val="2E5B22"/>
-          <w:sz w:val="19"/>
-        </w:rPr>
-        <w:t xml:space="preserve">■ 이번 단계 목표   </w:t>
-      </w:r>
-      <w:r>
-        <w:rPr>
-          <w:color w:val="333333"/>
-          <w:sz w:val="19"/>
-        </w:rPr>
-        <w:t>서버를 부르는 코드만 따로 떼어 모듈로 만들고, main.js 에서 import 해서 쓸 수 있다.</w:t>
-      </w:r>
-    </w:p>
-    <w:p>
-      <w:pPr>
-        <w:spacing w:before="200" w:after="100"/>
-      </w:pPr>
-      <w:r>
-        <w:rPr>
-          <w:b/>
-          <w:color w:val="333333"/>
-          <w:sz w:val="21"/>
-        </w:rPr>
-        <w:t>1) 왜 나누는가</w:t>
-      </w:r>
-    </w:p>
-    <w:p>
-      <w:pPr>
-        <w:spacing w:after="80"/>
-      </w:pPr>
-      <w:r>
-        <w:t>실습 4-1 에서 main.js 로 옮겨 둔 코드를 보면 loadStudents 안에 fetch 도 있고, 표를 그리는 코드도 있고, alert 도 있습니다. 서버 응답 구조가 바뀌면 화면 코드까지 함께 열어봐야 합니다. 역할이 섞여 있기 때문입니다. 그래서 아래처럼 나눕니다.</w:t>
-      </w:r>
-    </w:p>
-    <w:p>
-      <w:pPr>
-        <w:pBdr>
-          <w:left w:val="single" w:sz="12" w:space="6" w:color="B7C3D4"/>
-        </w:pBdr>
-        <w:shd w:val="clear" w:color="auto" w:fill="F2F4F7"/>
-        <w:spacing w:before="60" w:line="250" w:lineRule="auto"/>
-        <w:ind w:left="180" w:right="180"/>
-      </w:pPr>
-      <w:r>
-        <w:rPr>
-          <w:rFonts w:ascii="Consolas" w:eastAsia="Consolas" w:hAnsi="Consolas" w:cs="Consolas"/>
-          <w:sz w:val="17"/>
-        </w:rPr>
-        <w:t>src/</w:t>
-      </w:r>
-    </w:p>
-    <w:p>
-      <w:pPr>
-        <w:pBdr>
-          <w:left w:val="single" w:sz="12" w:space="6" w:color="B7C3D4"/>
-        </w:pBdr>
-        <w:shd w:val="clear" w:color="auto" w:fill="F2F4F7"/>
-        <w:spacing w:line="250" w:lineRule="auto"/>
-        <w:ind w:left="180" w:right="180"/>
-      </w:pPr>
-      <w:r>
-        <w:rPr>
-          <w:rFonts w:ascii="Consolas" w:eastAsia="Consolas" w:hAnsi="Consolas" w:cs="Consolas"/>
-          <w:sz w:val="17"/>
-        </w:rPr>
-        <w:t xml:space="preserve">  main.js              앱 조립 — 이벤트 연결과 초기 로드</w:t>
-      </w:r>
-    </w:p>
-    <w:p>
-      <w:pPr>
-        <w:pBdr>
-          <w:left w:val="single" w:sz="12" w:space="6" w:color="B7C3D4"/>
-        </w:pBdr>
-        <w:shd w:val="clear" w:color="auto" w:fill="F2F4F7"/>
-        <w:spacing w:line="250" w:lineRule="auto"/>
-        <w:ind w:left="180" w:right="180"/>
-      </w:pPr>
-      <w:r>
-        <w:rPr>
-          <w:rFonts w:ascii="Consolas" w:eastAsia="Consolas" w:hAnsi="Consolas" w:cs="Consolas"/>
-          <w:sz w:val="17"/>
-        </w:rPr>
-        <w:t xml:space="preserve">  config.js            주소와 헤더</w:t>
-      </w:r>
-    </w:p>
-    <w:p>
-      <w:pPr>
-        <w:pBdr>
-          <w:left w:val="single" w:sz="12" w:space="6" w:color="B7C3D4"/>
-        </w:pBdr>
-        <w:shd w:val="clear" w:color="auto" w:fill="F2F4F7"/>
-        <w:spacing w:line="250" w:lineRule="auto"/>
-        <w:ind w:left="180" w:right="180"/>
-      </w:pPr>
-      <w:r>
-        <w:rPr>
-          <w:rFonts w:ascii="Consolas" w:eastAsia="Consolas" w:hAnsi="Consolas" w:cs="Consolas"/>
-          <w:sz w:val="17"/>
-        </w:rPr>
-        <w:t xml:space="preserve">  api/studentApi.js    서버 통신만</w:t>
-      </w:r>
-    </w:p>
-    <w:p>
-      <w:pPr>
-        <w:pBdr>
-          <w:left w:val="single" w:sz="12" w:space="6" w:color="B7C3D4"/>
-        </w:pBdr>
-        <w:shd w:val="clear" w:color="auto" w:fill="F2F4F7"/>
-        <w:spacing w:line="250" w:lineRule="auto"/>
-        <w:ind w:left="180" w:right="180"/>
-      </w:pPr>
-      <w:r>
-        <w:rPr>
-          <w:rFonts w:ascii="Consolas" w:eastAsia="Consolas" w:hAnsi="Consolas" w:cs="Consolas"/>
-          <w:sz w:val="17"/>
-        </w:rPr>
-        <w:t xml:space="preserve">  lib/validation.js    검사만</w:t>
-      </w:r>
-    </w:p>
-    <w:p>
-      <w:pPr>
-        <w:pBdr>
-          <w:left w:val="single" w:sz="12" w:space="6" w:color="B7C3D4"/>
-        </w:pBdr>
-        <w:shd w:val="clear" w:color="auto" w:fill="F2F4F7"/>
-        <w:spacing w:line="250" w:lineRule="auto"/>
-        <w:ind w:left="180" w:right="180"/>
-      </w:pPr>
-      <w:r>
-        <w:rPr>
-          <w:rFonts w:ascii="Consolas" w:eastAsia="Consolas" w:hAnsi="Consolas" w:cs="Consolas"/>
-          <w:sz w:val="17"/>
-        </w:rPr>
-        <w:t xml:space="preserve">  ui/message.js        메시지 표시만</w:t>
-      </w:r>
-    </w:p>
-    <w:p>
-      <w:pPr>
-        <w:pBdr>
-          <w:left w:val="single" w:sz="12" w:space="6" w:color="B7C3D4"/>
-        </w:pBdr>
-        <w:shd w:val="clear" w:color="auto" w:fill="F2F4F7"/>
-        <w:spacing w:line="250" w:lineRule="auto"/>
-        <w:ind w:left="180" w:right="180"/>
-      </w:pPr>
-      <w:r>
-        <w:rPr>
-          <w:rFonts w:ascii="Consolas" w:eastAsia="Consolas" w:hAnsi="Consolas" w:cs="Consolas"/>
-          <w:sz w:val="17"/>
-        </w:rPr>
-        <w:t xml:space="preserve">  ui/studentForm.js    폼 다루기만</w:t>
-      </w:r>
-    </w:p>
-    <w:p>
-      <w:pPr>
-        <w:pBdr>
-          <w:left w:val="single" w:sz="12" w:space="6" w:color="B7C3D4"/>
-        </w:pBdr>
-        <w:shd w:val="clear" w:color="auto" w:fill="F2F4F7"/>
-        <w:spacing w:after="160" w:line="250" w:lineRule="auto"/>
-        <w:ind w:left="180" w:right="180"/>
-      </w:pPr>
-      <w:r>
-        <w:rPr>
-          <w:rFonts w:ascii="Consolas" w:eastAsia="Consolas" w:hAnsi="Consolas" w:cs="Consolas"/>
-          <w:sz w:val="17"/>
-        </w:rPr>
-        <w:t xml:space="preserve">  ui/studentTable.js   표 그리기만</w:t>
-      </w:r>
-    </w:p>
-    <w:p>
-      <w:pPr>
-        <w:spacing w:before="200" w:after="100"/>
-      </w:pPr>
-      <w:r>
-        <w:rPr>
-          <w:b/>
-          <w:color w:val="333333"/>
-          <w:sz w:val="21"/>
-        </w:rPr>
-        <w:t>2) 첫 모듈 만들기</w:t>
-      </w:r>
-    </w:p>
-    <w:p>
-      <w:pPr>
-        <w:spacing w:after="80"/>
-      </w:pPr>
-      <w:r>
-        <w:t>목록을 가져오는 함수 하나만 먼저 옮겨 봅니다. export 를 붙인 것만 밖으로 나갑니다.</w:t>
-      </w:r>
-    </w:p>
-    <w:p>
-      <w:pPr>
-        <w:spacing w:before="140"/>
-      </w:pPr>
-      <w:r>
-        <w:rPr>
-          <w:b/>
-          <w:color w:val="666666"/>
-          <w:sz w:val="17"/>
-        </w:rPr>
-        <w:t xml:space="preserve">▶ </w:t>
-      </w:r>
-      <w:r>
-        <w:rPr>
-          <w:b/>
-          <w:color w:val="666666"/>
-          <w:sz w:val="17"/>
-        </w:rPr>
-        <w:t>src/api/studentApi.js</w:t>
-      </w:r>
-    </w:p>
-    <w:p>
-      <w:pPr>
-        <w:pBdr>
-          <w:left w:val="single" w:sz="12" w:space="6" w:color="B7C3D4"/>
-        </w:pBdr>
-        <w:shd w:val="clear" w:color="auto" w:fill="F2F4F7"/>
-        <w:spacing w:before="60" w:line="250" w:lineRule="auto"/>
-        <w:ind w:left="180" w:right="180"/>
-      </w:pPr>
-      <w:r>
-        <w:rPr>
-          <w:rFonts w:ascii="Consolas" w:eastAsia="Consolas" w:hAnsi="Consolas" w:cs="Consolas"/>
-          <w:color w:val="0E7A34"/>
-          <w:sz w:val="17"/>
-        </w:rPr>
-        <w:t>import { STUDENTS_URL } from "../config.js";</w:t>
-      </w:r>
-    </w:p>
-    <w:p>
-      <w:pPr>
-        <w:pBdr>
-          <w:left w:val="single" w:sz="12" w:space="6" w:color="B7C3D4"/>
-        </w:pBdr>
-        <w:shd w:val="clear" w:color="auto" w:fill="F2F4F7"/>
-        <w:spacing w:line="250" w:lineRule="auto"/>
-        <w:ind w:left="180" w:right="180"/>
-      </w:pPr>
-      <w:r>
-        <w:rPr>
-          <w:rFonts w:ascii="Consolas" w:eastAsia="Consolas" w:hAnsi="Consolas" w:cs="Consolas"/>
-          <w:color w:val="0E7A34"/>
-          <w:sz w:val="17"/>
-        </w:rPr>
-        <w:t xml:space="preserve"> </w:t>
-      </w:r>
-    </w:p>
-    <w:p>
-      <w:pPr>
-        <w:pBdr>
-          <w:left w:val="single" w:sz="12" w:space="6" w:color="B7C3D4"/>
-        </w:pBdr>
-        <w:shd w:val="clear" w:color="auto" w:fill="F2F4F7"/>
-        <w:spacing w:line="250" w:lineRule="auto"/>
-        <w:ind w:left="180" w:right="180"/>
-      </w:pPr>
-      <w:r>
-        <w:rPr>
-          <w:rFonts w:ascii="Consolas" w:eastAsia="Consolas" w:hAnsi="Consolas" w:cs="Consolas"/>
-          <w:color w:val="0E7A34"/>
-          <w:sz w:val="17"/>
-        </w:rPr>
-        <w:t>export function fetchStudents() {</w:t>
-      </w:r>
-    </w:p>
-    <w:p>
-      <w:pPr>
-        <w:pBdr>
-          <w:left w:val="single" w:sz="12" w:space="6" w:color="B7C3D4"/>
-        </w:pBdr>
-        <w:shd w:val="clear" w:color="auto" w:fill="F2F4F7"/>
-        <w:spacing w:line="250" w:lineRule="auto"/>
-        <w:ind w:left="180" w:right="180"/>
-      </w:pPr>
-      <w:r>
-        <w:rPr>
-          <w:rFonts w:ascii="Consolas" w:eastAsia="Consolas" w:hAnsi="Consolas" w:cs="Consolas"/>
-          <w:color w:val="0E7A34"/>
-          <w:sz w:val="17"/>
-        </w:rPr>
-        <w:t xml:space="preserve">    return fetch(STUDENTS_URL).then((response) =&gt; response.json());</w:t>
-      </w:r>
-    </w:p>
-    <w:p>
-      <w:pPr>
-        <w:pBdr>
-          <w:left w:val="single" w:sz="12" w:space="6" w:color="B7C3D4"/>
-        </w:pBdr>
-        <w:shd w:val="clear" w:color="auto" w:fill="F2F4F7"/>
-        <w:spacing w:after="160" w:line="250" w:lineRule="auto"/>
-        <w:ind w:left="180" w:right="180"/>
-      </w:pPr>
-      <w:r>
-        <w:rPr>
-          <w:rFonts w:ascii="Consolas" w:eastAsia="Consolas" w:hAnsi="Consolas" w:cs="Consolas"/>
-          <w:color w:val="0E7A34"/>
-          <w:sz w:val="17"/>
-        </w:rPr>
         <w:t>}</w:t>
-      </w:r>
-    </w:p>
-    <w:p>
-      <w:pPr>
-        <w:spacing w:before="140"/>
-      </w:pPr>
-      <w:r>
-        <w:rPr>
-          <w:b/>
-          <w:color w:val="666666"/>
-          <w:sz w:val="17"/>
-        </w:rPr>
-        <w:t xml:space="preserve">▶ </w:t>
-      </w:r>
-      <w:r>
-        <w:rPr>
-          <w:b/>
-          <w:color w:val="666666"/>
-          <w:sz w:val="17"/>
-        </w:rPr>
-        <w:t>src/main.js</w:t>
-      </w:r>
-    </w:p>
-    <w:p>
-      <w:pPr>
-        <w:pBdr>
-          <w:left w:val="single" w:sz="12" w:space="6" w:color="B7C3D4"/>
-        </w:pBdr>
-        <w:shd w:val="clear" w:color="auto" w:fill="F2F4F7"/>
-        <w:spacing w:before="60" w:line="250" w:lineRule="auto"/>
-        <w:ind w:left="180" w:right="180"/>
-      </w:pPr>
-      <w:r>
-        <w:rPr>
-          <w:rFonts w:ascii="Consolas" w:eastAsia="Consolas" w:hAnsi="Consolas" w:cs="Consolas"/>
-          <w:color w:val="0E7A34"/>
-          <w:sz w:val="17"/>
-        </w:rPr>
-        <w:t>import "./style.css";</w:t>
-      </w:r>
-    </w:p>
-    <w:p>
-      <w:pPr>
-        <w:pBdr>
-          <w:left w:val="single" w:sz="12" w:space="6" w:color="B7C3D4"/>
-        </w:pBdr>
-        <w:shd w:val="clear" w:color="auto" w:fill="F2F4F7"/>
-        <w:spacing w:line="250" w:lineRule="auto"/>
-        <w:ind w:left="180" w:right="180"/>
-      </w:pPr>
-      <w:r>
-        <w:rPr>
-          <w:rFonts w:ascii="Consolas" w:eastAsia="Consolas" w:hAnsi="Consolas" w:cs="Consolas"/>
-          <w:color w:val="0E7A34"/>
-          <w:sz w:val="17"/>
-        </w:rPr>
-        <w:t>import { fetchStudents } from "./api/studentApi.js";</w:t>
-      </w:r>
-    </w:p>
-    <w:p>
-      <w:pPr>
-        <w:pBdr>
-          <w:left w:val="single" w:sz="12" w:space="6" w:color="B7C3D4"/>
-        </w:pBdr>
-        <w:shd w:val="clear" w:color="auto" w:fill="F2F4F7"/>
-        <w:spacing w:line="250" w:lineRule="auto"/>
-        <w:ind w:left="180" w:right="180"/>
-      </w:pPr>
-      <w:r>
-        <w:rPr>
-          <w:rFonts w:ascii="Consolas" w:eastAsia="Consolas" w:hAnsi="Consolas" w:cs="Consolas"/>
-          <w:color w:val="0E7A34"/>
-          <w:sz w:val="17"/>
-        </w:rPr>
-        <w:t xml:space="preserve"> </w:t>
-      </w:r>
-    </w:p>
-    <w:p>
-      <w:pPr>
-        <w:pBdr>
-          <w:left w:val="single" w:sz="12" w:space="6" w:color="B7C3D4"/>
-        </w:pBdr>
-        <w:shd w:val="clear" w:color="auto" w:fill="F2F4F7"/>
-        <w:spacing w:after="160" w:line="250" w:lineRule="auto"/>
-        <w:ind w:left="180" w:right="180"/>
-      </w:pPr>
-      <w:r>
-        <w:rPr>
-          <w:rFonts w:ascii="Consolas" w:eastAsia="Consolas" w:hAnsi="Consolas" w:cs="Consolas"/>
-          <w:color w:val="0E7A34"/>
-          <w:sz w:val="17"/>
-        </w:rPr>
-        <w:t>fetchStudents().then((students) =&gt; console.log(students));</w:t>
-      </w:r>
-    </w:p>
-    <w:p>
-      <w:pPr>
-        <w:spacing w:before="200" w:after="100"/>
-      </w:pPr>
-      <w:r>
-        <w:rPr>
-          <w:b/>
-          <w:color w:val="333333"/>
-          <w:sz w:val="21"/>
-        </w:rPr>
-        <w:t>3) main.js 정리</w:t>
-      </w:r>
-    </w:p>
-    <w:p>
-      <w:pPr>
-        <w:spacing w:after="80"/>
-      </w:pPr>
-      <w:r>
-        <w:t>위 코드는 실습 4-1 에서 붙여 넣은 form11.js 위에 두 줄을 더한 것입니다. 기존 loadStudents 는 아직 그대로 두세요.</w:t>
-      </w:r>
-    </w:p>
-    <w:p>
-      <w:pPr>
-        <w:spacing w:after="80"/>
-      </w:pPr>
-      <w:r>
-        <w:t>실습 4-3 부터 4-10 까지는 마지막 순서가 언제나 "main.js 정리" 입니다. 모듈로 옮긴 코드를 main.js 에서 지우고, 그 자리에 import 를 넣는 단계입니다. 이 순서를 건너뛰면 같은 이름이 두 번 선언돼 오류가 나므로 반드시 함께 진행하세요.</w:t>
-      </w:r>
-    </w:p>
-    <w:p>
-      <w:pPr>
-        <w:pBdr>
-          <w:left w:val="single" w:sz="20" w:space="8" w:color="E8A33D"/>
-        </w:pBdr>
-        <w:shd w:val="clear" w:color="auto" w:fill="FFF4E5"/>
-        <w:spacing w:before="160" w:after="160" w:line="290" w:lineRule="auto"/>
-        <w:ind w:left="150" w:right="150"/>
-      </w:pPr>
-      <w:r>
-        <w:rPr>
-          <w:b/>
-          <w:color w:val="9C5700"/>
-          <w:sz w:val="19"/>
-        </w:rPr>
-        <w:t xml:space="preserve">■ 알아두기   </w:t>
-      </w:r>
-      <w:r>
-        <w:rPr>
-          <w:color w:val="333333"/>
-          <w:sz w:val="19"/>
-        </w:rPr>
-        <w:t>경로 앞의 ./ 와 ../ 를 반드시 붙입니다. ./ 는 "같은 폴더", ../ 는 "한 단계 위 폴더"라는 뜻입니다. Vite 는 확장자(.js)를 생략해도 찾아 주지만, 붙여 두는 편이 브라우저에서 직접 열 때도 동작하므로 안전합니다.</w:t>
-      </w:r>
-    </w:p>
-    <w:p>
-      <w:pPr>
-        <w:pBdr>
-          <w:left w:val="single" w:sz="20" w:space="8" w:color="E8A33D"/>
-        </w:pBdr>
-        <w:shd w:val="clear" w:color="auto" w:fill="FFF4E5"/>
-        <w:spacing w:before="160" w:after="160" w:line="290" w:lineRule="auto"/>
-        <w:ind w:left="150" w:right="150"/>
-      </w:pPr>
-      <w:r>
-        <w:rPr>
-          <w:b/>
-          <w:color w:val="9C5700"/>
-          <w:sz w:val="19"/>
-        </w:rPr>
-        <w:t xml:space="preserve">■ 알아두기   </w:t>
-      </w:r>
-      <w:r>
-        <w:rPr>
-          <w:color w:val="333333"/>
-          <w:sz w:val="19"/>
-        </w:rPr>
-        <w:t>모듈 안에서 만든 이름은 전역에 노출되지 않습니다. Console 에서 fetchStudents() 를 직접 쳐 보면 "fetchStudents is not defined" 가 납니다. 3부에서는 모든 함수가 전역에 있었기 때문에 Console 에서 바로 부를 수 있었습니다. 이 차이가 실습 4-10 의 이유가 됩니다.</w:t>
-      </w:r>
-    </w:p>
-    <w:p>
-      <w:pPr>
-        <w:pBdr>
-          <w:left w:val="single" w:sz="20" w:space="8" w:color="2E75B6"/>
-        </w:pBdr>
-        <w:shd w:val="clear" w:color="auto" w:fill="E5F0F8"/>
-        <w:spacing w:before="160" w:after="160" w:line="290" w:lineRule="auto"/>
-        <w:ind w:left="150" w:right="150"/>
-      </w:pPr>
-      <w:r>
-        <w:rPr>
-          <w:b/>
-          <w:color w:val="1F4E79"/>
-          <w:sz w:val="19"/>
-        </w:rPr>
-        <w:t xml:space="preserve">■ 확인하기   </w:t>
-      </w:r>
-      <w:r>
-        <w:rPr>
-          <w:color w:val="333333"/>
-          <w:sz w:val="19"/>
-        </w:rPr>
-        <w:t>Console 에 학생 배열이 찍힌다. 서버가 꺼져 있으면 Failed to fetch 가 난다.</w:t>
-      </w:r>
-    </w:p>
-    <w:p>
-      <w:pPr>
-        <w:pBdr>
-          <w:left w:val="single" w:sz="20" w:space="8" w:color="C0504D"/>
-        </w:pBdr>
-        <w:shd w:val="clear" w:color="auto" w:fill="FCEAEA"/>
-        <w:spacing w:before="160" w:after="40" w:line="290" w:lineRule="auto"/>
-        <w:ind w:left="150" w:right="150"/>
-      </w:pPr>
-      <w:r>
-        <w:rPr>
-          <w:b/>
-          <w:color w:val="9C2D2D"/>
-          <w:sz w:val="19"/>
-        </w:rPr>
-        <w:t xml:space="preserve">■ 자주 나는 오류   </w:t>
-      </w:r>
-      <w:r>
-        <w:rPr>
-          <w:color w:val="333333"/>
-          <w:sz w:val="19"/>
-        </w:rPr>
-        <w:t>Cannot use import statement outside a module → index.html 의 script 태그에 type="module" 이 없습니다.</w:t>
-      </w:r>
-    </w:p>
-    <w:p>
-      <w:pPr>
-        <w:pBdr>
-          <w:left w:val="single" w:sz="20" w:space="8" w:color="C0504D"/>
-        </w:pBdr>
-        <w:shd w:val="clear" w:color="auto" w:fill="FCEAEA"/>
-        <w:spacing w:before="0" w:after="160" w:line="290" w:lineRule="auto"/>
-        <w:ind w:left="150" w:right="150"/>
-      </w:pPr>
-      <w:r>
-        <w:rPr>
-          <w:color w:val="333333"/>
-          <w:sz w:val="19"/>
-        </w:rPr>
-        <w:t>Failed to resolve import → 경로 오타입니다. ./api/studentApi.js 처럼 현재 파일 기준으로 적었는지 확인하세요.</w:t>
-      </w:r>
-    </w:p>
-    <w:p>
-      <w:pPr>
-        <w:pBdr>
-          <w:bottom w:val="single" w:sz="12" w:space="6" w:color="2E5496"/>
-        </w:pBdr>
-        <w:spacing w:before="320" w:after="140"/>
-      </w:pPr>
-      <w:r>
-        <w:rPr>
-          <w:b/>
-          <w:color w:val="C0504D"/>
-          <w:sz w:val="26"/>
-        </w:rPr>
-        <w:t xml:space="preserve">[실습 4-4]  </w:t>
-      </w:r>
-      <w:r>
-        <w:rPr>
-          <w:b/>
-          <w:color w:val="1F3864"/>
-          <w:sz w:val="26"/>
-        </w:rPr>
-        <w:t>then 체인을 async / await 으로 바꾸기</w:t>
-      </w:r>
-    </w:p>
-    <w:p>
-      <w:pPr>
-        <w:spacing w:after="40" w:line="260" w:lineRule="auto"/>
-        <w:ind w:left="120"/>
-      </w:pPr>
-      <w:r>
-        <w:rPr>
-          <w:b/>
-          <w:color w:val="777777"/>
-          <w:sz w:val="17"/>
-        </w:rPr>
-        <w:t xml:space="preserve">파일  </w:t>
-      </w:r>
-      <w:r>
-        <w:rPr>
-          <w:rFonts w:ascii="Consolas" w:eastAsia="Consolas" w:hAnsi="Consolas" w:cs="Consolas"/>
-          <w:b/>
-          <w:color w:val="1F3864"/>
-          <w:sz w:val="18"/>
-        </w:rPr>
-        <w:t>src/main.js</w:t>
-      </w:r>
-    </w:p>
-    <w:p>
-      <w:pPr>
-        <w:pBdr>
-          <w:left w:val="single" w:sz="20" w:space="8" w:color="4F8A3D"/>
-        </w:pBdr>
-        <w:shd w:val="clear" w:color="auto" w:fill="E8F1E4"/>
-        <w:spacing w:before="160" w:after="160" w:line="290" w:lineRule="auto"/>
-        <w:ind w:left="150" w:right="150"/>
-      </w:pPr>
-      <w:r>
-        <w:rPr>
-          <w:b/>
-          <w:color w:val="2E5B22"/>
-          <w:sz w:val="19"/>
-        </w:rPr>
-        <w:t xml:space="preserve">■ 이번 단계 목표   </w:t>
-      </w:r>
-      <w:r>
-        <w:rPr>
-          <w:color w:val="333333"/>
-          <w:sz w:val="19"/>
-        </w:rPr>
-        <w:t>.then().then().catch() 로 이어지던 코드를 위에서 아래로 읽히는 코드로 바꿀 수 있다.</w:t>
-      </w:r>
-    </w:p>
-    <w:p>
-      <w:pPr>
-        <w:spacing w:before="200" w:after="100"/>
-      </w:pPr>
-      <w:r>
-        <w:rPr>
-          <w:b/>
-          <w:color w:val="333333"/>
-          <w:sz w:val="21"/>
-        </w:rPr>
-        <w:t>1) 3부의 코드</w:t>
-      </w:r>
-    </w:p>
-    <w:p>
-      <w:pPr>
-        <w:spacing w:before="140"/>
-      </w:pPr>
-      <w:r>
-        <w:rPr>
-          <w:b/>
-          <w:color w:val="666666"/>
-          <w:sz w:val="17"/>
-        </w:rPr>
-        <w:t xml:space="preserve">▶ </w:t>
-      </w:r>
-      <w:r>
-        <w:rPr>
-          <w:b/>
-          <w:color w:val="666666"/>
-          <w:sz w:val="17"/>
-        </w:rPr>
-        <w:t>form11.js</w:t>
-      </w:r>
-    </w:p>
-    <w:p>
-      <w:pPr>
-        <w:pBdr>
-          <w:left w:val="single" w:sz="12" w:space="6" w:color="B7C3D4"/>
-        </w:pBdr>
-        <w:shd w:val="clear" w:color="auto" w:fill="F2F4F7"/>
-        <w:spacing w:before="60" w:line="250" w:lineRule="auto"/>
-        <w:ind w:left="180" w:right="180"/>
-      </w:pPr>
-      <w:r>
-        <w:rPr>
-          <w:rFonts w:ascii="Consolas" w:eastAsia="Consolas" w:hAnsi="Consolas" w:cs="Consolas"/>
-          <w:color w:val="8A8F98"/>
-          <w:sz w:val="17"/>
-        </w:rPr>
-        <w:t>function loadStudents() {</w:t>
-      </w:r>
-    </w:p>
-    <w:p>
-      <w:pPr>
-        <w:pBdr>
-          <w:left w:val="single" w:sz="12" w:space="6" w:color="B7C3D4"/>
-        </w:pBdr>
-        <w:shd w:val="clear" w:color="auto" w:fill="F2F4F7"/>
-        <w:spacing w:line="250" w:lineRule="auto"/>
-        <w:ind w:left="180" w:right="180"/>
-      </w:pPr>
-      <w:r>
-        <w:rPr>
-          <w:rFonts w:ascii="Consolas" w:eastAsia="Consolas" w:hAnsi="Consolas" w:cs="Consolas"/>
-          <w:color w:val="8A8F98"/>
-          <w:sz w:val="17"/>
-        </w:rPr>
-        <w:t xml:space="preserve">    fetch(`${API_BASE_URL}/api/students`)</w:t>
-      </w:r>
-    </w:p>
-    <w:p>
-      <w:pPr>
-        <w:pBdr>
-          <w:left w:val="single" w:sz="12" w:space="6" w:color="B7C3D4"/>
-        </w:pBdr>
-        <w:shd w:val="clear" w:color="auto" w:fill="F2F4F7"/>
-        <w:spacing w:line="250" w:lineRule="auto"/>
-        <w:ind w:left="180" w:right="180"/>
-      </w:pPr>
-      <w:r>
-        <w:rPr>
-          <w:rFonts w:ascii="Consolas" w:eastAsia="Consolas" w:hAnsi="Consolas" w:cs="Consolas"/>
-          <w:color w:val="8A8F98"/>
-          <w:sz w:val="17"/>
-        </w:rPr>
-        <w:t xml:space="preserve">        .then((response) =&gt; {</w:t>
-      </w:r>
-    </w:p>
-    <w:p>
-      <w:pPr>
-        <w:pBdr>
-          <w:left w:val="single" w:sz="12" w:space="6" w:color="B7C3D4"/>
-        </w:pBdr>
-        <w:shd w:val="clear" w:color="auto" w:fill="F2F4F7"/>
-        <w:spacing w:line="250" w:lineRule="auto"/>
-        <w:ind w:left="180" w:right="180"/>
-      </w:pPr>
-      <w:r>
-        <w:rPr>
-          <w:rFonts w:ascii="Consolas" w:eastAsia="Consolas" w:hAnsi="Consolas" w:cs="Consolas"/>
-          <w:color w:val="8A8F98"/>
-          <w:sz w:val="17"/>
-        </w:rPr>
-        <w:t xml:space="preserve">            if (!response.ok) {</w:t>
-      </w:r>
-    </w:p>
-    <w:p>
-      <w:pPr>
-        <w:pBdr>
-          <w:left w:val="single" w:sz="12" w:space="6" w:color="B7C3D4"/>
-        </w:pBdr>
-        <w:shd w:val="clear" w:color="auto" w:fill="F2F4F7"/>
-        <w:spacing w:line="250" w:lineRule="auto"/>
-        <w:ind w:left="180" w:right="180"/>
-      </w:pPr>
-      <w:r>
-        <w:rPr>
-          <w:rFonts w:ascii="Consolas" w:eastAsia="Consolas" w:hAnsi="Consolas" w:cs="Consolas"/>
-          <w:color w:val="8A8F98"/>
-          <w:sz w:val="17"/>
-        </w:rPr>
-        <w:t xml:space="preserve">                throw new Error("학생 목록을 불러오는데 실패했습니다.");</w:t>
-      </w:r>
-    </w:p>
-    <w:p>
-      <w:pPr>
-        <w:pBdr>
-          <w:left w:val="single" w:sz="12" w:space="6" w:color="B7C3D4"/>
-        </w:pBdr>
-        <w:shd w:val="clear" w:color="auto" w:fill="F2F4F7"/>
-        <w:spacing w:line="250" w:lineRule="auto"/>
-        <w:ind w:left="180" w:right="180"/>
-      </w:pPr>
-      <w:r>
-        <w:rPr>
-          <w:rFonts w:ascii="Consolas" w:eastAsia="Consolas" w:hAnsi="Consolas" w:cs="Consolas"/>
-          <w:color w:val="8A8F98"/>
-          <w:sz w:val="17"/>
-        </w:rPr>
-        <w:t xml:space="preserve">            }</w:t>
-      </w:r>
-    </w:p>
-    <w:p>
-      <w:pPr>
-        <w:pBdr>
-          <w:left w:val="single" w:sz="12" w:space="6" w:color="B7C3D4"/>
-        </w:pBdr>
-        <w:shd w:val="clear" w:color="auto" w:fill="F2F4F7"/>
-        <w:spacing w:line="250" w:lineRule="auto"/>
-        <w:ind w:left="180" w:right="180"/>
-      </w:pPr>
-      <w:r>
-        <w:rPr>
-          <w:rFonts w:ascii="Consolas" w:eastAsia="Consolas" w:hAnsi="Consolas" w:cs="Consolas"/>
-          <w:color w:val="8A8F98"/>
-          <w:sz w:val="17"/>
-        </w:rPr>
-        <w:t xml:space="preserve">            return response.json();</w:t>
-      </w:r>
-    </w:p>
-    <w:p>
-      <w:pPr>
-        <w:pBdr>
-          <w:left w:val="single" w:sz="12" w:space="6" w:color="B7C3D4"/>
-        </w:pBdr>
-        <w:shd w:val="clear" w:color="auto" w:fill="F2F4F7"/>
-        <w:spacing w:line="250" w:lineRule="auto"/>
-        <w:ind w:left="180" w:right="180"/>
-      </w:pPr>
-      <w:r>
-        <w:rPr>
-          <w:rFonts w:ascii="Consolas" w:eastAsia="Consolas" w:hAnsi="Consolas" w:cs="Consolas"/>
-          <w:color w:val="8A8F98"/>
-          <w:sz w:val="17"/>
-        </w:rPr>
-        <w:t xml:space="preserve">        })</w:t>
-      </w:r>
-    </w:p>
-    <w:p>
-      <w:pPr>
-        <w:pBdr>
-          <w:left w:val="single" w:sz="12" w:space="6" w:color="B7C3D4"/>
-        </w:pBdr>
-        <w:shd w:val="clear" w:color="auto" w:fill="F2F4F7"/>
-        <w:spacing w:line="250" w:lineRule="auto"/>
-        <w:ind w:left="180" w:right="180"/>
-      </w:pPr>
-      <w:r>
-        <w:rPr>
-          <w:rFonts w:ascii="Consolas" w:eastAsia="Consolas" w:hAnsi="Consolas" w:cs="Consolas"/>
-          <w:color w:val="8A8F98"/>
-          <w:sz w:val="17"/>
-        </w:rPr>
-        <w:t xml:space="preserve">        .then((students) =&gt; {</w:t>
-      </w:r>
-    </w:p>
-    <w:p>
-      <w:pPr>
-        <w:pBdr>
-          <w:left w:val="single" w:sz="12" w:space="6" w:color="B7C3D4"/>
-        </w:pBdr>
-        <w:shd w:val="clear" w:color="auto" w:fill="F2F4F7"/>
-        <w:spacing w:line="250" w:lineRule="auto"/>
-        <w:ind w:left="180" w:right="180"/>
-      </w:pPr>
-      <w:r>
-        <w:rPr>
-          <w:rFonts w:ascii="Consolas" w:eastAsia="Consolas" w:hAnsi="Consolas" w:cs="Consolas"/>
-          <w:color w:val="8A8F98"/>
-          <w:sz w:val="17"/>
-        </w:rPr>
-        <w:t xml:space="preserve">            renderStudentTable(students);</w:t>
-      </w:r>
-    </w:p>
-    <w:p>
-      <w:pPr>
-        <w:pBdr>
-          <w:left w:val="single" w:sz="12" w:space="6" w:color="B7C3D4"/>
-        </w:pBdr>
-        <w:shd w:val="clear" w:color="auto" w:fill="F2F4F7"/>
-        <w:spacing w:line="250" w:lineRule="auto"/>
-        <w:ind w:left="180" w:right="180"/>
-      </w:pPr>
-      <w:r>
-        <w:rPr>
-          <w:rFonts w:ascii="Consolas" w:eastAsia="Consolas" w:hAnsi="Consolas" w:cs="Consolas"/>
-          <w:color w:val="8A8F98"/>
-          <w:sz w:val="17"/>
-        </w:rPr>
-        <w:t xml:space="preserve">        })</w:t>
-      </w:r>
-    </w:p>
-    <w:p>
-      <w:pPr>
-        <w:pBdr>
-          <w:left w:val="single" w:sz="12" w:space="6" w:color="B7C3D4"/>
-        </w:pBdr>
-        <w:shd w:val="clear" w:color="auto" w:fill="F2F4F7"/>
-        <w:spacing w:line="250" w:lineRule="auto"/>
-        <w:ind w:left="180" w:right="180"/>
-      </w:pPr>
-      <w:r>
-        <w:rPr>
-          <w:rFonts w:ascii="Consolas" w:eastAsia="Consolas" w:hAnsi="Consolas" w:cs="Consolas"/>
-          <w:color w:val="8A8F98"/>
-          <w:sz w:val="17"/>
-        </w:rPr>
-        <w:t xml:space="preserve">        .catch((error) =&gt; {</w:t>
-      </w:r>
-    </w:p>
-    <w:p>
-      <w:pPr>
-        <w:pBdr>
-          <w:left w:val="single" w:sz="12" w:space="6" w:color="B7C3D4"/>
-        </w:pBdr>
-        <w:shd w:val="clear" w:color="auto" w:fill="F2F4F7"/>
-        <w:spacing w:line="250" w:lineRule="auto"/>
-        <w:ind w:left="180" w:right="180"/>
-      </w:pPr>
-      <w:r>
-        <w:rPr>
-          <w:rFonts w:ascii="Consolas" w:eastAsia="Consolas" w:hAnsi="Consolas" w:cs="Consolas"/>
-          <w:color w:val="8A8F98"/>
-          <w:sz w:val="17"/>
-        </w:rPr>
-        <w:t xml:space="preserve">            console.error("Error:", error);</w:t>
-      </w:r>
-    </w:p>
-    <w:p>
-      <w:pPr>
-        <w:pBdr>
-          <w:left w:val="single" w:sz="12" w:space="6" w:color="B7C3D4"/>
-        </w:pBdr>
-        <w:shd w:val="clear" w:color="auto" w:fill="F2F4F7"/>
-        <w:spacing w:line="250" w:lineRule="auto"/>
-        <w:ind w:left="180" w:right="180"/>
-      </w:pPr>
-      <w:r>
-        <w:rPr>
-          <w:rFonts w:ascii="Consolas" w:eastAsia="Consolas" w:hAnsi="Consolas" w:cs="Consolas"/>
-          <w:color w:val="8A8F98"/>
-          <w:sz w:val="17"/>
-        </w:rPr>
-        <w:t xml:space="preserve">            showError("학생 목록을 불러오는데 실패했습니다.");</w:t>
-      </w:r>
-    </w:p>
-    <w:p>
-      <w:pPr>
-        <w:pBdr>
-          <w:left w:val="single" w:sz="12" w:space="6" w:color="B7C3D4"/>
-        </w:pBdr>
-        <w:shd w:val="clear" w:color="auto" w:fill="F2F4F7"/>
-        <w:spacing w:line="250" w:lineRule="auto"/>
-        <w:ind w:left="180" w:right="180"/>
-      </w:pPr>
-      <w:r>
-        <w:rPr>
-          <w:rFonts w:ascii="Consolas" w:eastAsia="Consolas" w:hAnsi="Consolas" w:cs="Consolas"/>
-          <w:color w:val="8A8F98"/>
-          <w:sz w:val="17"/>
-        </w:rPr>
-        <w:t xml:space="preserve">        });</w:t>
-      </w:r>
-    </w:p>
-    <w:p>
-      <w:pPr>
-        <w:pBdr>
-          <w:left w:val="single" w:sz="12" w:space="6" w:color="B7C3D4"/>
-        </w:pBdr>
-        <w:shd w:val="clear" w:color="auto" w:fill="F2F4F7"/>
-        <w:spacing w:after="160" w:line="250" w:lineRule="auto"/>
-        <w:ind w:left="180" w:right="180"/>
-      </w:pPr>
-      <w:r>
-        <w:rPr>
-          <w:rFonts w:ascii="Consolas" w:eastAsia="Consolas" w:hAnsi="Consolas" w:cs="Consolas"/>
-          <w:color w:val="8A8F98"/>
-          <w:sz w:val="17"/>
-        </w:rPr>
-        <w:t>}</w:t>
-      </w:r>
-    </w:p>
-    <w:p>
-      <w:pPr>
-        <w:spacing w:before="200" w:after="100"/>
-      </w:pPr>
-      <w:r>
-        <w:rPr>
-          <w:b/>
-          <w:color w:val="333333"/>
-          <w:sz w:val="21"/>
-        </w:rPr>
-        <w:t>2) async / await 으로</w:t>
-      </w:r>
-    </w:p>
-    <w:p>
-      <w:pPr>
-        <w:spacing w:before="140"/>
-      </w:pPr>
-      <w:r>
-        <w:rPr>
-          <w:b/>
-          <w:color w:val="666666"/>
-          <w:sz w:val="17"/>
-        </w:rPr>
-        <w:t xml:space="preserve">▶ </w:t>
-      </w:r>
-      <w:r>
-        <w:rPr>
-          <w:b/>
-          <w:color w:val="666666"/>
-          <w:sz w:val="17"/>
-        </w:rPr>
-        <w:t>src/main.js</w:t>
-      </w:r>
-    </w:p>
-    <w:p>
-      <w:pPr>
-        <w:pBdr>
-          <w:left w:val="single" w:sz="12" w:space="6" w:color="B7C3D4"/>
-        </w:pBdr>
-        <w:shd w:val="clear" w:color="auto" w:fill="F2F4F7"/>
-        <w:spacing w:before="60" w:line="250" w:lineRule="auto"/>
-        <w:ind w:left="180" w:right="180"/>
-      </w:pPr>
-      <w:r>
-        <w:rPr>
-          <w:rFonts w:ascii="Consolas" w:eastAsia="Consolas" w:hAnsi="Consolas" w:cs="Consolas"/>
-          <w:color w:val="0E7A34"/>
-          <w:sz w:val="17"/>
-        </w:rPr>
-        <w:t xml:space="preserve">async function loadStudents() {</w:t>
-      </w:r>
-    </w:p>
-    <w:p>
-      <w:pPr>
-        <w:pBdr>
-          <w:left w:val="single" w:sz="12" w:space="6" w:color="B7C3D4"/>
-        </w:pBdr>
-        <w:shd w:val="clear" w:color="auto" w:fill="F2F4F7"/>
-        <w:spacing w:line="250" w:lineRule="auto"/>
-        <w:ind w:left="180" w:right="180"/>
-      </w:pPr>
-      <w:r>
-        <w:rPr>
-          <w:rFonts w:ascii="Consolas" w:eastAsia="Consolas" w:hAnsi="Consolas" w:cs="Consolas"/>
-          <w:color w:val="0E7A34"/>
-          <w:sz w:val="17"/>
-        </w:rPr>
-        <w:t xml:space="preserve">    // 실습 4-1 에서 붙여 넣은 코드에 이미 선언돼 있던 변수를 이제야 쓴다.</w:t>
-      </w:r>
-    </w:p>
-    <w:p>
-      <w:pPr>
-        <w:pBdr>
-          <w:left w:val="single" w:sz="12" w:space="6" w:color="B7C3D4"/>
-        </w:pBdr>
-        <w:shd w:val="clear" w:color="auto" w:fill="F2F4F7"/>
-        <w:spacing w:line="250" w:lineRule="auto"/>
-        <w:ind w:left="180" w:right="180"/>
-      </w:pPr>
-      <w:r>
-        <w:rPr>
-          <w:rFonts w:ascii="Consolas" w:eastAsia="Consolas" w:hAnsi="Consolas" w:cs="Consolas"/>
-          <w:color w:val="0E7A34"/>
-          <w:sz w:val="17"/>
-        </w:rPr>
-        <w:t xml:space="preserve">    loadingMessage.style.display = "block";</w:t>
-      </w:r>
-    </w:p>
-    <w:p>
-      <w:pPr>
-        <w:pBdr>
-          <w:left w:val="single" w:sz="12" w:space="6" w:color="B7C3D4"/>
-        </w:pBdr>
-        <w:shd w:val="clear" w:color="auto" w:fill="F2F4F7"/>
-        <w:spacing w:line="250" w:lineRule="auto"/>
-        <w:ind w:left="180" w:right="180"/>
-      </w:pPr>
-      <w:r>
-        <w:rPr>
-          <w:rFonts w:ascii="Consolas" w:eastAsia="Consolas" w:hAnsi="Consolas" w:cs="Consolas"/>
-          <w:color w:val="0E7A34"/>
-          <w:sz w:val="17"/>
-        </w:rPr>
-        <w:t xml:space="preserve"> </w:t>
-      </w:r>
-    </w:p>
-    <w:p>
-      <w:pPr>
-        <w:pBdr>
-          <w:left w:val="single" w:sz="12" w:space="6" w:color="B7C3D4"/>
-        </w:pBdr>
-        <w:shd w:val="clear" w:color="auto" w:fill="F2F4F7"/>
-        <w:spacing w:line="250" w:lineRule="auto"/>
-        <w:ind w:left="180" w:right="180"/>
-      </w:pPr>
-      <w:r>
-        <w:rPr>
-          <w:rFonts w:ascii="Consolas" w:eastAsia="Consolas" w:hAnsi="Consolas" w:cs="Consolas"/>
-          <w:color w:val="0E7A34"/>
-          <w:sz w:val="17"/>
-        </w:rPr>
-        <w:t xml:space="preserve">    try {</w:t>
-      </w:r>
-    </w:p>
-    <w:p>
-      <w:pPr>
-        <w:pBdr>
-          <w:left w:val="single" w:sz="12" w:space="6" w:color="B7C3D4"/>
-        </w:pBdr>
-        <w:shd w:val="clear" w:color="auto" w:fill="F2F4F7"/>
-        <w:spacing w:line="250" w:lineRule="auto"/>
-        <w:ind w:left="180" w:right="180"/>
-      </w:pPr>
-      <w:r>
-        <w:rPr>
-          <w:rFonts w:ascii="Consolas" w:eastAsia="Consolas" w:hAnsi="Consolas" w:cs="Consolas"/>
-          <w:color w:val="0E7A34"/>
-          <w:sz w:val="17"/>
-        </w:rPr>
-        <w:t xml:space="preserve">        const students = await fetchStudents();</w:t>
-      </w:r>
-    </w:p>
-    <w:p>
-      <w:pPr>
-        <w:pBdr>
-          <w:left w:val="single" w:sz="12" w:space="6" w:color="B7C3D4"/>
-        </w:pBdr>
-        <w:shd w:val="clear" w:color="auto" w:fill="F2F4F7"/>
-        <w:spacing w:line="250" w:lineRule="auto"/>
-        <w:ind w:left="180" w:right="180"/>
-      </w:pPr>
-      <w:r>
-        <w:rPr>
-          <w:rFonts w:ascii="Consolas" w:eastAsia="Consolas" w:hAnsi="Consolas" w:cs="Consolas"/>
-          <w:color w:val="0E7A34"/>
-          <w:sz w:val="17"/>
-        </w:rPr>
-        <w:t xml:space="preserve">        renderStudentTable(students);</w:t>
-      </w:r>
-    </w:p>
-    <w:p>
-      <w:pPr>
-        <w:pBdr>
-          <w:left w:val="single" w:sz="12" w:space="6" w:color="B7C3D4"/>
-        </w:pBdr>
-        <w:shd w:val="clear" w:color="auto" w:fill="F2F4F7"/>
-        <w:spacing w:line="250" w:lineRule="auto"/>
-        <w:ind w:left="180" w:right="180"/>
-      </w:pPr>
-      <w:r>
-        <w:rPr>
-          <w:rFonts w:ascii="Consolas" w:eastAsia="Consolas" w:hAnsi="Consolas" w:cs="Consolas"/>
-          <w:color w:val="0E7A34"/>
-          <w:sz w:val="17"/>
-        </w:rPr>
-        <w:t xml:space="preserve">    } catch (error) {</w:t>
-      </w:r>
-    </w:p>
-    <w:p>
-      <w:pPr>
-        <w:pBdr>
-          <w:left w:val="single" w:sz="12" w:space="6" w:color="B7C3D4"/>
-        </w:pBdr>
-        <w:shd w:val="clear" w:color="auto" w:fill="F2F4F7"/>
-        <w:spacing w:line="250" w:lineRule="auto"/>
-        <w:ind w:left="180" w:right="180"/>
-      </w:pPr>
-      <w:r>
-        <w:rPr>
-          <w:rFonts w:ascii="Consolas" w:eastAsia="Consolas" w:hAnsi="Consolas" w:cs="Consolas"/>
-          <w:color w:val="0E7A34"/>
-          <w:sz w:val="17"/>
-        </w:rPr>
-        <w:t xml:space="preserve">        console.error("Error:", error);</w:t>
-      </w:r>
-    </w:p>
-    <w:p>
-      <w:pPr>
-        <w:pBdr>
-          <w:left w:val="single" w:sz="12" w:space="6" w:color="B7C3D4"/>
-        </w:pBdr>
-        <w:shd w:val="clear" w:color="auto" w:fill="F2F4F7"/>
-        <w:spacing w:line="250" w:lineRule="auto"/>
-        <w:ind w:left="180" w:right="180"/>
-      </w:pPr>
-      <w:r>
-        <w:rPr>
-          <w:rFonts w:ascii="Consolas" w:eastAsia="Consolas" w:hAnsi="Consolas" w:cs="Consolas"/>
-          <w:color w:val="0E7A34"/>
-          <w:sz w:val="17"/>
-        </w:rPr>
-        <w:t xml:space="preserve">        showError(error.message);</w:t>
-      </w:r>
-    </w:p>
-    <w:p>
-      <w:pPr>
-        <w:pBdr>
-          <w:left w:val="single" w:sz="12" w:space="6" w:color="B7C3D4"/>
-        </w:pBdr>
-        <w:shd w:val="clear" w:color="auto" w:fill="F2F4F7"/>
-        <w:spacing w:line="250" w:lineRule="auto"/>
-        <w:ind w:left="180" w:right="180"/>
-      </w:pPr>
-      <w:r>
-        <w:rPr>
-          <w:rFonts w:ascii="Consolas" w:eastAsia="Consolas" w:hAnsi="Consolas" w:cs="Consolas"/>
-          <w:color w:val="0E7A34"/>
-          <w:sz w:val="17"/>
-        </w:rPr>
-        <w:t xml:space="preserve">    } finally {</w:t>
-      </w:r>
-    </w:p>
-    <w:p>
-      <w:pPr>
-        <w:pBdr>
-          <w:left w:val="single" w:sz="12" w:space="6" w:color="B7C3D4"/>
-        </w:pBdr>
-        <w:shd w:val="clear" w:color="auto" w:fill="F2F4F7"/>
-        <w:spacing w:line="250" w:lineRule="auto"/>
-        <w:ind w:left="180" w:right="180"/>
-      </w:pPr>
-      <w:r>
-        <w:rPr>
-          <w:rFonts w:ascii="Consolas" w:eastAsia="Consolas" w:hAnsi="Consolas" w:cs="Consolas"/>
-          <w:color w:val="0E7A34"/>
-          <w:sz w:val="17"/>
-        </w:rPr>
-        <w:t xml:space="preserve">        // 성공하든 실패하든 로딩 표시는 반드시 끈다.</w:t>
-      </w:r>
-    </w:p>
-    <w:p>
-      <w:pPr>
-        <w:pBdr>
-          <w:left w:val="single" w:sz="12" w:space="6" w:color="B7C3D4"/>
-        </w:pBdr>
-        <w:shd w:val="clear" w:color="auto" w:fill="F2F4F7"/>
-        <w:spacing w:line="250" w:lineRule="auto"/>
-        <w:ind w:left="180" w:right="180"/>
-      </w:pPr>
-      <w:r>
-        <w:rPr>
-          <w:rFonts w:ascii="Consolas" w:eastAsia="Consolas" w:hAnsi="Consolas" w:cs="Consolas"/>
-          <w:color w:val="0E7A34"/>
-          <w:sz w:val="17"/>
-        </w:rPr>
-        <w:t xml:space="preserve">        loadingMessage.style.display = "none";</w:t>
-      </w:r>
-    </w:p>
-    <w:p>
-      <w:pPr>
-        <w:pBdr>
-          <w:left w:val="single" w:sz="12" w:space="6" w:color="B7C3D4"/>
-        </w:pBdr>
-        <w:shd w:val="clear" w:color="auto" w:fill="F2F4F7"/>
-        <w:spacing w:line="250" w:lineRule="auto"/>
-        <w:ind w:left="180" w:right="180"/>
-      </w:pPr>
-      <w:r>
-        <w:rPr>
-          <w:rFonts w:ascii="Consolas" w:eastAsia="Consolas" w:hAnsi="Consolas" w:cs="Consolas"/>
-          <w:color w:val="0E7A34"/>
-          <w:sz w:val="17"/>
-        </w:rPr>
-        <w:t xml:space="preserve">    }</w:t>
-      </w:r>
-    </w:p>
-    <w:p>
-      <w:pPr>
-        <w:pBdr>
-          <w:left w:val="single" w:sz="12" w:space="6" w:color="B7C3D4"/>
-        </w:pBdr>
-        <w:shd w:val="clear" w:color="auto" w:fill="F2F4F7"/>
-        <w:spacing w:after="160" w:line="250" w:lineRule="auto"/>
-        <w:ind w:left="180" w:right="180"/>
-      </w:pPr>
-      <w:r>
-        <w:rPr>
-          <w:rFonts w:ascii="Consolas" w:eastAsia="Consolas" w:hAnsi="Consolas" w:cs="Consolas"/>
-          <w:color w:val="0E7A34"/>
-          <w:sz w:val="17"/>
-        </w:rPr>
-        <w:t xml:space="preserve">}</w:t>
       </w:r>
     </w:p>
     <w:p>
@@ -6000,6 +5710,7 @@
     </w:p>
     <w:p>
       <w:pPr>
+        <w:pageBreakBefore/>
         <w:spacing w:before="200" w:after="100"/>
       </w:pPr>
       <w:r>
@@ -6008,6 +5719,7 @@
           <w:color w:val="333333"/>
           <w:sz w:val="21"/>
         </w:rPr>
+        <w:lastRenderedPageBreak/>
         <w:t>3) main.js 정리</w:t>
       </w:r>
     </w:p>
@@ -6029,15 +5741,7 @@
           <w:color w:val="666666"/>
           <w:sz w:val="17"/>
         </w:rPr>
-        <w:t xml:space="preserve">▶ </w:t>
-      </w:r>
-      <w:r>
-        <w:rPr>
-          <w:b/>
-          <w:color w:val="666666"/>
-          <w:sz w:val="17"/>
-        </w:rPr>
-        <w:t>src/main.js</w:t>
+        <w:t>▶ src/main.js</w:t>
       </w:r>
     </w:p>
     <w:p>
@@ -6054,24 +5758,24 @@
           <w:rFonts w:ascii="Consolas" w:eastAsia="Consolas" w:hAnsi="Consolas" w:cs="Consolas"/>
           <w:sz w:val="17"/>
         </w:rPr>
-        <w:t xml:space="preserve">import "./style.css";</w:t>
-      </w:r>
-    </w:p>
-    <w:p>
-      <w:pPr>
-        <w:pBdr>
-          <w:left w:val="single" w:sz="12" w:space="6" w:color="B7C3D4"/>
-        </w:pBdr>
-        <w:shd w:val="clear" w:color="auto" w:fill="F2F4F7"/>
-        <w:spacing w:line="250" w:lineRule="auto"/>
-        <w:ind w:left="180" w:right="180"/>
-      </w:pPr>
-      <w:r>
-        <w:rPr>
-          <w:rFonts w:ascii="Consolas" w:eastAsia="Consolas" w:hAnsi="Consolas" w:cs="Consolas"/>
-          <w:sz w:val="17"/>
-        </w:rPr>
-        <w:t xml:space="preserve">import { fetchStudents } from "./api/studentApi.js";</w:t>
+        <w:t>import "./style.css";</w:t>
+      </w:r>
+    </w:p>
+    <w:p>
+      <w:pPr>
+        <w:pBdr>
+          <w:left w:val="single" w:sz="12" w:space="6" w:color="B7C3D4"/>
+        </w:pBdr>
+        <w:shd w:val="clear" w:color="auto" w:fill="F2F4F7"/>
+        <w:spacing w:line="250" w:lineRule="auto"/>
+        <w:ind w:left="180" w:right="180"/>
+      </w:pPr>
+      <w:r>
+        <w:rPr>
+          <w:rFonts w:ascii="Consolas" w:eastAsia="Consolas" w:hAnsi="Consolas" w:cs="Consolas"/>
+          <w:sz w:val="17"/>
+        </w:rPr>
+        <w:t>import { fetchStudents } from "./api/studentApi.js";</w:t>
       </w:r>
     </w:p>
     <w:p>
@@ -6106,7 +5810,7 @@
           <w:color w:val="8A8F98"/>
           <w:sz w:val="17"/>
         </w:rPr>
-        <w:t xml:space="preserve">// ↓ 이 줄만 지웁니다</w:t>
+        <w:t>// ↓ 이 줄만 지웁니다</w:t>
       </w:r>
     </w:p>
     <w:p>
@@ -6124,7 +5828,7 @@
           <w:color w:val="8A8F98"/>
           <w:sz w:val="17"/>
         </w:rPr>
-        <w:t xml:space="preserve">fetchStudents().then((students) =&gt; console.log(students));</w:t>
+        <w:t>fetchStudents().then((students) =&gt; console.log(students));</w:t>
       </w:r>
     </w:p>
     <w:p>
@@ -6149,31 +5853,6 @@
           <w:color w:val="333333"/>
           <w:sz w:val="19"/>
         </w:rPr>
-        <w:t>await 은 async 함수 안에서만 쓸 수 있습니다. 그래서 함수 앞에 async 를 붙였습니다. finally 는 성공·실패와 상관없이 마지막에 반드시 실행되는 자리라서, 로딩 표시를 끄는 코드처럼 "어느 경우에도 해야 하는 일"을 두기에 알맞습니다.</w:t>
-      </w:r>
-    </w:p>
-    <w:p>
-      <w:pPr>
-        <w:pBdr>
-          <w:left w:val="single" w:sz="20" w:space="8" w:color="E8A33D"/>
-        </w:pBdr>
-        <w:shd w:val="clear" w:color="auto" w:fill="FFF4E5"/>
-        <w:spacing w:before="160" w:after="160" w:line="290" w:lineRule="auto"/>
-        <w:ind w:left="150" w:right="150"/>
-      </w:pPr>
-      <w:r>
-        <w:rPr>
-          <w:b/>
-          <w:color w:val="9C5700"/>
-          <w:sz w:val="19"/>
-        </w:rPr>
-        <w:t xml:space="preserve">■ 알아두기   </w:t>
-      </w:r>
-      <w:r>
-        <w:rPr>
-          <w:color w:val="333333"/>
-          <w:sz w:val="19"/>
-        </w:rPr>
         <w:t>3부에서는 loadingMessage 와 cancelButton 을 변수로 선언만 해 두고 실제로는 쓰지 않았습니다. 4부에서는 둘 다 살려서 씁니다. 로딩 표시는 여기서 loadingMessage 를 직접 켜고 끄는 것으로 시작해, 실습 4-9 에서 setLoading() 함수로 옮깁니다. 취소 버튼도 실습 4-9 에서 다룹니다.</w:t>
       </w:r>
     </w:p>
@@ -6208,7 +5887,7 @@
           <w:left w:val="single" w:sz="20" w:space="8" w:color="2E75B6"/>
         </w:pBdr>
         <w:shd w:val="clear" w:color="auto" w:fill="E5F0F8"/>
-        <w:spacing w:before="0" w:after="160" w:line="290" w:lineRule="auto"/>
+        <w:spacing w:after="160" w:line="290" w:lineRule="auto"/>
         <w:ind w:left="150" w:right="150"/>
       </w:pPr>
       <w:r>
@@ -6246,6 +5925,7 @@
     </w:p>
     <w:p>
       <w:pPr>
+        <w:pageBreakBefore/>
         <w:pBdr>
           <w:bottom w:val="single" w:sz="12" w:space="6" w:color="2E5496"/>
         </w:pBdr>
@@ -6257,6 +5937,7 @@
           <w:color w:val="C0504D"/>
           <w:sz w:val="26"/>
         </w:rPr>
+        <w:lastRenderedPageBreak/>
         <w:t xml:space="preserve">[실습 4-5]  </w:t>
       </w:r>
       <w:r>
@@ -6429,6 +6110,7 @@
     </w:p>
     <w:p>
       <w:pPr>
+        <w:pageBreakBefore/>
         <w:spacing w:before="200" w:after="100"/>
       </w:pPr>
       <w:r>
@@ -6437,6 +6119,7 @@
           <w:color w:val="333333"/>
           <w:sz w:val="21"/>
         </w:rPr>
+        <w:lastRenderedPageBreak/>
         <w:t>2) 공통 함수로 뽑기</w:t>
       </w:r>
     </w:p>
@@ -6450,25 +6133,9 @@
           <w:color w:val="666666"/>
           <w:sz w:val="17"/>
         </w:rPr>
-        <w:t xml:space="preserve">▶ </w:t>
-      </w:r>
-      <w:r>
-        <w:rPr>
-          <w:b/>
-          <w:color w:val="666666"/>
-          <w:sz w:val="17"/>
-        </w:rPr>
-        <w:t>src/api/studentApi.js</w:t>
-      </w:r>
-      <w:r>
-        <w:rPr>
-          <w:b/>
-          <w:color w:val="666666"/>
-          <w:sz w:val="17"/>
-        </w:rPr>
-        <w:t xml:space="preserve">      </w:t>
-      </w:r>
-      <w:hyperlink r:id="rId52" w:history="1">
+        <w:t xml:space="preserve">▶ src/api/studentApi.js      </w:t>
+      </w:r>
+      <w:hyperlink r:id="rId8" w:history="1">
         <w:r>
           <w:rPr>
             <w:rStyle w:val="a5"/>
@@ -7083,56 +6750,6 @@
     <w:p>
       <w:pPr>
         <w:pBdr>
-          <w:left w:val="single" w:sz="20" w:space="8" w:color="E8A33D"/>
-        </w:pBdr>
-        <w:shd w:val="clear" w:color="auto" w:fill="FFF4E5"/>
-        <w:spacing w:before="160" w:after="160" w:line="290" w:lineRule="auto"/>
-        <w:ind w:left="150" w:right="150"/>
-      </w:pPr>
-      <w:r>
-        <w:rPr>
-          <w:b/>
-          <w:color w:val="9C5700"/>
-          <w:sz w:val="19"/>
-        </w:rPr>
-        <w:t xml:space="preserve">■ 알아두기   </w:t>
-      </w:r>
-      <w:r>
-        <w:rPr>
-          <w:color w:val="333333"/>
-          <w:sz w:val="19"/>
-        </w:rPr>
-        <w:t>?? 를 두 번 이어 쓴 부분을 눈여겨보세요. "서버가 준 메시지 → 상태 코드별 기본 문구 → 그래도 없으면 상태 코드를 붙인 문구" 순으로 내려갑니다. 3부에서 쓰던 || 대신 ?? 를 쓰면 서버가 빈 문자열을 보냈을 때도 의도대로 동작합니다.</w:t>
-      </w:r>
-    </w:p>
-    <w:p>
-      <w:pPr>
-        <w:pBdr>
-          <w:left w:val="single" w:sz="20" w:space="8" w:color="E8A33D"/>
-        </w:pBdr>
-        <w:shd w:val="clear" w:color="auto" w:fill="FFF4E5"/>
-        <w:spacing w:before="160" w:after="160" w:line="290" w:lineRule="auto"/>
-        <w:ind w:left="150" w:right="150"/>
-      </w:pPr>
-      <w:r>
-        <w:rPr>
-          <w:b/>
-          <w:color w:val="9C5700"/>
-          <w:sz w:val="19"/>
-        </w:rPr>
-        <w:t xml:space="preserve">■ 알아두기   </w:t>
-      </w:r>
-      <w:r>
-        <w:rPr>
-          <w:color w:val="333333"/>
-          <w:sz w:val="19"/>
-        </w:rPr>
-        <w:t>.catch(() =&gt; ({})) 는 "본문이 JSON 이 아니면 빈 객체로 치자"는 방어 코드입니다. 화살표 함수로 객체를 돌려줄 때는 반드시 괄호로 감싸야 한다는 점도 함께 기억하세요.</w:t>
-      </w:r>
-    </w:p>
-    <w:p>
-      <w:pPr>
-        <w:pBdr>
           <w:left w:val="single" w:sz="20" w:space="8" w:color="C0504D"/>
         </w:pBdr>
         <w:shd w:val="clear" w:color="auto" w:fill="FCEAEA"/>
@@ -7161,7 +6778,7 @@
           <w:left w:val="single" w:sz="20" w:space="8" w:color="C0504D"/>
         </w:pBdr>
         <w:shd w:val="clear" w:color="auto" w:fill="FCEAEA"/>
-        <w:spacing w:before="0" w:after="160" w:line="290" w:lineRule="auto"/>
+        <w:spacing w:after="160" w:line="290" w:lineRule="auto"/>
         <w:ind w:left="150" w:right="150"/>
       </w:pPr>
       <w:r>
@@ -7174,6 +6791,7 @@
     </w:p>
     <w:p>
       <w:pPr>
+        <w:pageBreakBefore/>
         <w:pBdr>
           <w:bottom w:val="single" w:sz="12" w:space="6" w:color="2E5496"/>
         </w:pBdr>
@@ -7185,6 +6803,7 @@
           <w:color w:val="C0504D"/>
           <w:sz w:val="26"/>
         </w:rPr>
+        <w:lastRenderedPageBreak/>
         <w:t xml:space="preserve">[실습 4-6]  </w:t>
       </w:r>
       <w:r>
@@ -7267,25 +6886,9 @@
           <w:color w:val="666666"/>
           <w:sz w:val="17"/>
         </w:rPr>
-        <w:t xml:space="preserve">▶ </w:t>
-      </w:r>
-      <w:r>
-        <w:rPr>
-          <w:b/>
-          <w:color w:val="666666"/>
-          <w:sz w:val="17"/>
-        </w:rPr>
-        <w:t>src/api/studentApi.js (이어서)</w:t>
-      </w:r>
-      <w:r>
-        <w:rPr>
-          <w:b/>
-          <w:color w:val="666666"/>
-          <w:sz w:val="17"/>
-        </w:rPr>
-        <w:t xml:space="preserve">      </w:t>
-      </w:r>
-      <w:hyperlink r:id="rId53" w:history="1">
+        <w:t xml:space="preserve">▶ src/api/studentApi.js (이어서)      </w:t>
+      </w:r>
+      <w:hyperlink r:id="rId9" w:history="1">
         <w:r>
           <w:rPr>
             <w:rStyle w:val="a5"/>
@@ -8409,6 +8012,7 @@
     </w:p>
     <w:p>
       <w:pPr>
+        <w:pageBreakBefore/>
         <w:spacing w:before="200" w:after="100"/>
       </w:pPr>
       <w:r>
@@ -8417,6 +8021,7 @@
           <w:color w:val="333333"/>
           <w:sz w:val="21"/>
         </w:rPr>
+        <w:lastRenderedPageBreak/>
         <w:t>2) main.js 정리 — 지운 자리에 import 를 넣는다</w:t>
       </w:r>
     </w:p>
@@ -8446,15 +8051,207 @@
           <w:color w:val="666666"/>
           <w:sz w:val="17"/>
         </w:rPr>
-        <w:t xml:space="preserve">▶ </w:t>
-      </w:r>
+        <w:t>▶ src/main.js — 맨 위</w:t>
+      </w:r>
+    </w:p>
+    <w:p>
+      <w:pPr>
+        <w:pBdr>
+          <w:left w:val="single" w:sz="12" w:space="6" w:color="B7C3D4"/>
+        </w:pBdr>
+        <w:shd w:val="clear" w:color="auto" w:fill="F2F4F7"/>
+        <w:spacing w:before="60" w:line="250" w:lineRule="auto"/>
+        <w:ind w:left="180" w:right="180"/>
+      </w:pPr>
+      <w:r>
+        <w:rPr>
+          <w:rFonts w:ascii="Consolas" w:eastAsia="Consolas" w:hAnsi="Consolas" w:cs="Consolas"/>
+          <w:color w:val="0E7A34"/>
+          <w:sz w:val="17"/>
+        </w:rPr>
+        <w:t>import "./style.css";</w:t>
+      </w:r>
+    </w:p>
+    <w:p>
+      <w:pPr>
+        <w:pBdr>
+          <w:left w:val="single" w:sz="12" w:space="6" w:color="B7C3D4"/>
+        </w:pBdr>
+        <w:shd w:val="clear" w:color="auto" w:fill="F2F4F7"/>
+        <w:spacing w:line="250" w:lineRule="auto"/>
+        <w:ind w:left="180" w:right="180"/>
+      </w:pPr>
+      <w:r>
+        <w:rPr>
+          <w:rFonts w:ascii="Consolas" w:eastAsia="Consolas" w:hAnsi="Consolas" w:cs="Consolas"/>
+          <w:color w:val="0E7A34"/>
+          <w:sz w:val="17"/>
+        </w:rPr>
+        <w:t>import {</w:t>
+      </w:r>
+    </w:p>
+    <w:p>
+      <w:pPr>
+        <w:pBdr>
+          <w:left w:val="single" w:sz="12" w:space="6" w:color="B7C3D4"/>
+        </w:pBdr>
+        <w:shd w:val="clear" w:color="auto" w:fill="F2F4F7"/>
+        <w:spacing w:line="250" w:lineRule="auto"/>
+        <w:ind w:left="180" w:right="180"/>
+      </w:pPr>
+      <w:r>
+        <w:rPr>
+          <w:rFonts w:ascii="Consolas" w:eastAsia="Consolas" w:hAnsi="Consolas" w:cs="Consolas"/>
+          <w:color w:val="0E7A34"/>
+          <w:sz w:val="17"/>
+        </w:rPr>
+        <w:t xml:space="preserve">    fetchStudents,</w:t>
+      </w:r>
+    </w:p>
+    <w:p>
+      <w:pPr>
+        <w:pBdr>
+          <w:left w:val="single" w:sz="12" w:space="6" w:color="B7C3D4"/>
+        </w:pBdr>
+        <w:shd w:val="clear" w:color="auto" w:fill="F2F4F7"/>
+        <w:spacing w:line="250" w:lineRule="auto"/>
+        <w:ind w:left="180" w:right="180"/>
+      </w:pPr>
+      <w:r>
+        <w:rPr>
+          <w:rFonts w:ascii="Consolas" w:eastAsia="Consolas" w:hAnsi="Consolas" w:cs="Consolas"/>
+          <w:color w:val="0E7A34"/>
+          <w:sz w:val="17"/>
+        </w:rPr>
+        <w:t xml:space="preserve">    fetchStudent  as apiFetchStudent,</w:t>
+      </w:r>
+    </w:p>
+    <w:p>
+      <w:pPr>
+        <w:pBdr>
+          <w:left w:val="single" w:sz="12" w:space="6" w:color="B7C3D4"/>
+        </w:pBdr>
+        <w:shd w:val="clear" w:color="auto" w:fill="F2F4F7"/>
+        <w:spacing w:line="250" w:lineRule="auto"/>
+        <w:ind w:left="180" w:right="180"/>
+      </w:pPr>
+      <w:r>
+        <w:rPr>
+          <w:rFonts w:ascii="Consolas" w:eastAsia="Consolas" w:hAnsi="Consolas" w:cs="Consolas"/>
+          <w:color w:val="0E7A34"/>
+          <w:sz w:val="17"/>
+        </w:rPr>
+        <w:t xml:space="preserve">    createStudent as apiCreateStudent,</w:t>
+      </w:r>
+    </w:p>
+    <w:p>
+      <w:pPr>
+        <w:pBdr>
+          <w:left w:val="single" w:sz="12" w:space="6" w:color="B7C3D4"/>
+        </w:pBdr>
+        <w:shd w:val="clear" w:color="auto" w:fill="F2F4F7"/>
+        <w:spacing w:line="250" w:lineRule="auto"/>
+        <w:ind w:left="180" w:right="180"/>
+      </w:pPr>
+      <w:r>
+        <w:rPr>
+          <w:rFonts w:ascii="Consolas" w:eastAsia="Consolas" w:hAnsi="Consolas" w:cs="Consolas"/>
+          <w:color w:val="0E7A34"/>
+          <w:sz w:val="17"/>
+        </w:rPr>
+        <w:t xml:space="preserve">    updateStudent as apiUpdateStudent,</w:t>
+      </w:r>
+    </w:p>
+    <w:p>
+      <w:pPr>
+        <w:pBdr>
+          <w:left w:val="single" w:sz="12" w:space="6" w:color="B7C3D4"/>
+        </w:pBdr>
+        <w:shd w:val="clear" w:color="auto" w:fill="F2F4F7"/>
+        <w:spacing w:line="250" w:lineRule="auto"/>
+        <w:ind w:left="180" w:right="180"/>
+      </w:pPr>
+      <w:r>
+        <w:rPr>
+          <w:rFonts w:ascii="Consolas" w:eastAsia="Consolas" w:hAnsi="Consolas" w:cs="Consolas"/>
+          <w:color w:val="0E7A34"/>
+          <w:sz w:val="17"/>
+        </w:rPr>
+        <w:t xml:space="preserve">    deleteStudent as apiDeleteStudent,</w:t>
+      </w:r>
+    </w:p>
+    <w:p>
+      <w:pPr>
+        <w:pBdr>
+          <w:left w:val="single" w:sz="12" w:space="6" w:color="B7C3D4"/>
+        </w:pBdr>
+        <w:shd w:val="clear" w:color="auto" w:fill="F2F4F7"/>
+        <w:spacing w:line="250" w:lineRule="auto"/>
+        <w:ind w:left="180" w:right="180"/>
+      </w:pPr>
+      <w:r>
+        <w:rPr>
+          <w:rFonts w:ascii="Consolas" w:eastAsia="Consolas" w:hAnsi="Consolas" w:cs="Consolas"/>
+          <w:color w:val="0E7A34"/>
+          <w:sz w:val="17"/>
+        </w:rPr>
+        <w:t>} from "./api/studentApi.js";</w:t>
+      </w:r>
+    </w:p>
+    <w:p>
+      <w:pPr>
+        <w:pBdr>
+          <w:left w:val="single" w:sz="12" w:space="6" w:color="B7C3D4"/>
+        </w:pBdr>
+        <w:shd w:val="clear" w:color="auto" w:fill="F2F4F7"/>
+        <w:spacing w:line="250" w:lineRule="auto"/>
+        <w:ind w:left="180" w:right="180"/>
+      </w:pPr>
+      <w:r>
+        <w:rPr>
+          <w:rFonts w:ascii="Consolas" w:eastAsia="Consolas" w:hAnsi="Consolas" w:cs="Consolas"/>
+          <w:sz w:val="17"/>
+        </w:rPr>
+        <w:t xml:space="preserve"> </w:t>
+      </w:r>
+    </w:p>
+    <w:p>
+      <w:pPr>
+        <w:pBdr>
+          <w:left w:val="single" w:sz="12" w:space="6" w:color="B7C3D4"/>
+        </w:pBdr>
+        <w:shd w:val="clear" w:color="auto" w:fill="F2F4F7"/>
+        <w:spacing w:after="160" w:line="250" w:lineRule="auto"/>
+        <w:ind w:left="180" w:right="180"/>
+      </w:pPr>
+      <w:r>
+        <w:rPr>
+          <w:rFonts w:ascii="Consolas" w:eastAsia="Consolas" w:hAnsi="Consolas" w:cs="Consolas"/>
+          <w:color w:val="8A8F98"/>
+          <w:sz w:val="17"/>
+        </w:rPr>
+        <w:t>// const API_BASE_URL = "http://localhost:8080";   ← 이제 이 줄을 지웁니다</w:t>
+      </w:r>
+    </w:p>
+    <w:p>
+      <w:pPr>
+        <w:spacing w:after="80"/>
+      </w:pPr>
+      <w:r>
+        <w:t>함수 안은 이렇게 바뀝니다. 20여 줄이던 오류 처리는 request() 가 대신하므로 사라집니다.</w:t>
+      </w:r>
+    </w:p>
+    <w:p>
+      <w:pPr>
+        <w:spacing w:before="140"/>
+      </w:pPr>
       <w:r>
         <w:rPr>
           <w:b/>
           <w:color w:val="666666"/>
           <w:sz w:val="17"/>
         </w:rPr>
-        <w:t>src/main.js — 맨 위</w:t>
+        <w:t>▶ src/main.js (이어서)</w:t>
       </w:r>
     </w:p>
     <w:p>
@@ -8469,136 +8266,190 @@
       <w:r>
         <w:rPr>
           <w:rFonts w:ascii="Consolas" w:eastAsia="Consolas" w:hAnsi="Consolas" w:cs="Consolas"/>
-          <w:color w:val="0E7A34"/>
-          <w:sz w:val="17"/>
-        </w:rPr>
-        <w:t xml:space="preserve">import "./style.css";</w:t>
-      </w:r>
-    </w:p>
-    <w:p>
-      <w:pPr>
-        <w:pBdr>
-          <w:left w:val="single" w:sz="12" w:space="6" w:color="B7C3D4"/>
-        </w:pBdr>
-        <w:shd w:val="clear" w:color="auto" w:fill="F2F4F7"/>
-        <w:spacing w:line="250" w:lineRule="auto"/>
-        <w:ind w:left="180" w:right="180"/>
-      </w:pPr>
-      <w:r>
-        <w:rPr>
-          <w:rFonts w:ascii="Consolas" w:eastAsia="Consolas" w:hAnsi="Consolas" w:cs="Consolas"/>
-          <w:color w:val="0E7A34"/>
-          <w:sz w:val="17"/>
-        </w:rPr>
-        <w:t xml:space="preserve">import {</w:t>
-      </w:r>
-    </w:p>
-    <w:p>
-      <w:pPr>
-        <w:pBdr>
-          <w:left w:val="single" w:sz="12" w:space="6" w:color="B7C3D4"/>
-        </w:pBdr>
-        <w:shd w:val="clear" w:color="auto" w:fill="F2F4F7"/>
-        <w:spacing w:line="250" w:lineRule="auto"/>
-        <w:ind w:left="180" w:right="180"/>
-      </w:pPr>
-      <w:r>
-        <w:rPr>
-          <w:rFonts w:ascii="Consolas" w:eastAsia="Consolas" w:hAnsi="Consolas" w:cs="Consolas"/>
-          <w:color w:val="0E7A34"/>
-          <w:sz w:val="17"/>
-        </w:rPr>
-        <w:t xml:space="preserve">    fetchStudents,</w:t>
-      </w:r>
-    </w:p>
-    <w:p>
-      <w:pPr>
-        <w:pBdr>
-          <w:left w:val="single" w:sz="12" w:space="6" w:color="B7C3D4"/>
-        </w:pBdr>
-        <w:shd w:val="clear" w:color="auto" w:fill="F2F4F7"/>
-        <w:spacing w:line="250" w:lineRule="auto"/>
-        <w:ind w:left="180" w:right="180"/>
-      </w:pPr>
-      <w:r>
-        <w:rPr>
-          <w:rFonts w:ascii="Consolas" w:eastAsia="Consolas" w:hAnsi="Consolas" w:cs="Consolas"/>
-          <w:color w:val="0E7A34"/>
-          <w:sz w:val="17"/>
-        </w:rPr>
-        <w:t xml:space="preserve">    fetchStudent  as apiFetchStudent,</w:t>
-      </w:r>
-    </w:p>
-    <w:p>
-      <w:pPr>
-        <w:pBdr>
-          <w:left w:val="single" w:sz="12" w:space="6" w:color="B7C3D4"/>
-        </w:pBdr>
-        <w:shd w:val="clear" w:color="auto" w:fill="F2F4F7"/>
-        <w:spacing w:line="250" w:lineRule="auto"/>
-        <w:ind w:left="180" w:right="180"/>
-      </w:pPr>
-      <w:r>
-        <w:rPr>
-          <w:rFonts w:ascii="Consolas" w:eastAsia="Consolas" w:hAnsi="Consolas" w:cs="Consolas"/>
-          <w:color w:val="0E7A34"/>
-          <w:sz w:val="17"/>
-        </w:rPr>
-        <w:t xml:space="preserve">    createStudent as apiCreateStudent,</w:t>
-      </w:r>
-    </w:p>
-    <w:p>
-      <w:pPr>
-        <w:pBdr>
-          <w:left w:val="single" w:sz="12" w:space="6" w:color="B7C3D4"/>
-        </w:pBdr>
-        <w:shd w:val="clear" w:color="auto" w:fill="F2F4F7"/>
-        <w:spacing w:line="250" w:lineRule="auto"/>
-        <w:ind w:left="180" w:right="180"/>
-      </w:pPr>
-      <w:r>
-        <w:rPr>
-          <w:rFonts w:ascii="Consolas" w:eastAsia="Consolas" w:hAnsi="Consolas" w:cs="Consolas"/>
-          <w:color w:val="0E7A34"/>
-          <w:sz w:val="17"/>
-        </w:rPr>
-        <w:t xml:space="preserve">    updateStudent as apiUpdateStudent,</w:t>
-      </w:r>
-    </w:p>
-    <w:p>
-      <w:pPr>
-        <w:pBdr>
-          <w:left w:val="single" w:sz="12" w:space="6" w:color="B7C3D4"/>
-        </w:pBdr>
-        <w:shd w:val="clear" w:color="auto" w:fill="F2F4F7"/>
-        <w:spacing w:line="250" w:lineRule="auto"/>
-        <w:ind w:left="180" w:right="180"/>
-      </w:pPr>
-      <w:r>
-        <w:rPr>
-          <w:rFonts w:ascii="Consolas" w:eastAsia="Consolas" w:hAnsi="Consolas" w:cs="Consolas"/>
-          <w:color w:val="0E7A34"/>
-          <w:sz w:val="17"/>
-        </w:rPr>
-        <w:t xml:space="preserve">    deleteStudent as apiDeleteStudent,</w:t>
-      </w:r>
-    </w:p>
-    <w:p>
-      <w:pPr>
-        <w:pBdr>
-          <w:left w:val="single" w:sz="12" w:space="6" w:color="B7C3D4"/>
-        </w:pBdr>
-        <w:shd w:val="clear" w:color="auto" w:fill="F2F4F7"/>
-        <w:spacing w:line="250" w:lineRule="auto"/>
-        <w:ind w:left="180" w:right="180"/>
-      </w:pPr>
-      <w:r>
-        <w:rPr>
-          <w:rFonts w:ascii="Consolas" w:eastAsia="Consolas" w:hAnsi="Consolas" w:cs="Consolas"/>
-          <w:color w:val="0E7A34"/>
-          <w:sz w:val="17"/>
-        </w:rPr>
-        <w:t xml:space="preserve">} from "./api/studentApi.js";</w:t>
+          <w:color w:val="8A8F98"/>
+          <w:sz w:val="17"/>
+        </w:rPr>
+        <w:t>// 바꾸기 전 — form11.js 의 createStudent</w:t>
+      </w:r>
+    </w:p>
+    <w:p>
+      <w:pPr>
+        <w:pBdr>
+          <w:left w:val="single" w:sz="12" w:space="6" w:color="B7C3D4"/>
+        </w:pBdr>
+        <w:shd w:val="clear" w:color="auto" w:fill="F2F4F7"/>
+        <w:spacing w:line="250" w:lineRule="auto"/>
+        <w:ind w:left="180" w:right="180"/>
+      </w:pPr>
+      <w:r>
+        <w:rPr>
+          <w:rFonts w:ascii="Consolas" w:eastAsia="Consolas" w:hAnsi="Consolas" w:cs="Consolas"/>
+          <w:color w:val="8A8F98"/>
+          <w:sz w:val="17"/>
+        </w:rPr>
+        <w:t>function createStudent(studentData) {</w:t>
+      </w:r>
+    </w:p>
+    <w:p>
+      <w:pPr>
+        <w:pBdr>
+          <w:left w:val="single" w:sz="12" w:space="6" w:color="B7C3D4"/>
+        </w:pBdr>
+        <w:shd w:val="clear" w:color="auto" w:fill="F2F4F7"/>
+        <w:spacing w:line="250" w:lineRule="auto"/>
+        <w:ind w:left="180" w:right="180"/>
+      </w:pPr>
+      <w:r>
+        <w:rPr>
+          <w:rFonts w:ascii="Consolas" w:eastAsia="Consolas" w:hAnsi="Consolas" w:cs="Consolas"/>
+          <w:color w:val="8A8F98"/>
+          <w:sz w:val="17"/>
+        </w:rPr>
+        <w:t xml:space="preserve">    fetch(`${API_BASE_URL}/api/students`, { method: "POST", ... })</w:t>
+      </w:r>
+    </w:p>
+    <w:p>
+      <w:pPr>
+        <w:pBdr>
+          <w:left w:val="single" w:sz="12" w:space="6" w:color="B7C3D4"/>
+        </w:pBdr>
+        <w:shd w:val="clear" w:color="auto" w:fill="F2F4F7"/>
+        <w:spacing w:line="250" w:lineRule="auto"/>
+        <w:ind w:left="180" w:right="180"/>
+      </w:pPr>
+      <w:r>
+        <w:rPr>
+          <w:rFonts w:ascii="Consolas" w:eastAsia="Consolas" w:hAnsi="Consolas" w:cs="Consolas"/>
+          <w:color w:val="8A8F98"/>
+          <w:sz w:val="17"/>
+        </w:rPr>
+        <w:t xml:space="preserve">        .then(async (response) =&gt; { ...오류 처리 20여 줄... })</w:t>
+      </w:r>
+    </w:p>
+    <w:p>
+      <w:pPr>
+        <w:pBdr>
+          <w:left w:val="single" w:sz="12" w:space="6" w:color="B7C3D4"/>
+        </w:pBdr>
+        <w:shd w:val="clear" w:color="auto" w:fill="F2F4F7"/>
+        <w:spacing w:line="250" w:lineRule="auto"/>
+        <w:ind w:left="180" w:right="180"/>
+      </w:pPr>
+      <w:r>
+        <w:rPr>
+          <w:rFonts w:ascii="Consolas" w:eastAsia="Consolas" w:hAnsi="Consolas" w:cs="Consolas"/>
+          <w:color w:val="8A8F98"/>
+          <w:sz w:val="17"/>
+        </w:rPr>
+        <w:t xml:space="preserve">        .then(() =&gt; {</w:t>
+      </w:r>
+    </w:p>
+    <w:p>
+      <w:pPr>
+        <w:pBdr>
+          <w:left w:val="single" w:sz="12" w:space="6" w:color="B7C3D4"/>
+        </w:pBdr>
+        <w:shd w:val="clear" w:color="auto" w:fill="F2F4F7"/>
+        <w:spacing w:line="250" w:lineRule="auto"/>
+        <w:ind w:left="180" w:right="180"/>
+      </w:pPr>
+      <w:r>
+        <w:rPr>
+          <w:rFonts w:ascii="Consolas" w:eastAsia="Consolas" w:hAnsi="Consolas" w:cs="Consolas"/>
+          <w:color w:val="8A8F98"/>
+          <w:sz w:val="17"/>
+        </w:rPr>
+        <w:t xml:space="preserve">            showSuccess("학생이 성공적으로 등록되었습니다.");</w:t>
+      </w:r>
+    </w:p>
+    <w:p>
+      <w:pPr>
+        <w:pBdr>
+          <w:left w:val="single" w:sz="12" w:space="6" w:color="B7C3D4"/>
+        </w:pBdr>
+        <w:shd w:val="clear" w:color="auto" w:fill="F2F4F7"/>
+        <w:spacing w:line="250" w:lineRule="auto"/>
+        <w:ind w:left="180" w:right="180"/>
+      </w:pPr>
+      <w:r>
+        <w:rPr>
+          <w:rFonts w:ascii="Consolas" w:eastAsia="Consolas" w:hAnsi="Consolas" w:cs="Consolas"/>
+          <w:color w:val="8A8F98"/>
+          <w:sz w:val="17"/>
+        </w:rPr>
+        <w:t xml:space="preserve">            studentForm.reset();</w:t>
+      </w:r>
+    </w:p>
+    <w:p>
+      <w:pPr>
+        <w:pBdr>
+          <w:left w:val="single" w:sz="12" w:space="6" w:color="B7C3D4"/>
+        </w:pBdr>
+        <w:shd w:val="clear" w:color="auto" w:fill="F2F4F7"/>
+        <w:spacing w:line="250" w:lineRule="auto"/>
+        <w:ind w:left="180" w:right="180"/>
+      </w:pPr>
+      <w:r>
+        <w:rPr>
+          <w:rFonts w:ascii="Consolas" w:eastAsia="Consolas" w:hAnsi="Consolas" w:cs="Consolas"/>
+          <w:color w:val="8A8F98"/>
+          <w:sz w:val="17"/>
+        </w:rPr>
+        <w:t xml:space="preserve">            loadStudents();</w:t>
+      </w:r>
+    </w:p>
+    <w:p>
+      <w:pPr>
+        <w:pBdr>
+          <w:left w:val="single" w:sz="12" w:space="6" w:color="B7C3D4"/>
+        </w:pBdr>
+        <w:shd w:val="clear" w:color="auto" w:fill="F2F4F7"/>
+        <w:spacing w:line="250" w:lineRule="auto"/>
+        <w:ind w:left="180" w:right="180"/>
+      </w:pPr>
+      <w:r>
+        <w:rPr>
+          <w:rFonts w:ascii="Consolas" w:eastAsia="Consolas" w:hAnsi="Consolas" w:cs="Consolas"/>
+          <w:color w:val="8A8F98"/>
+          <w:sz w:val="17"/>
+        </w:rPr>
+        <w:t xml:space="preserve">        })</w:t>
+      </w:r>
+    </w:p>
+    <w:p>
+      <w:pPr>
+        <w:pBdr>
+          <w:left w:val="single" w:sz="12" w:space="6" w:color="B7C3D4"/>
+        </w:pBdr>
+        <w:shd w:val="clear" w:color="auto" w:fill="F2F4F7"/>
+        <w:spacing w:line="250" w:lineRule="auto"/>
+        <w:ind w:left="180" w:right="180"/>
+      </w:pPr>
+      <w:r>
+        <w:rPr>
+          <w:rFonts w:ascii="Consolas" w:eastAsia="Consolas" w:hAnsi="Consolas" w:cs="Consolas"/>
+          <w:color w:val="8A8F98"/>
+          <w:sz w:val="17"/>
+        </w:rPr>
+        <w:t xml:space="preserve">        .catch((error) =&gt; showError(error.message));</w:t>
+      </w:r>
+    </w:p>
+    <w:p>
+      <w:pPr>
+        <w:pBdr>
+          <w:left w:val="single" w:sz="12" w:space="6" w:color="B7C3D4"/>
+        </w:pBdr>
+        <w:shd w:val="clear" w:color="auto" w:fill="F2F4F7"/>
+        <w:spacing w:line="250" w:lineRule="auto"/>
+        <w:ind w:left="180" w:right="180"/>
+      </w:pPr>
+      <w:r>
+        <w:rPr>
+          <w:rFonts w:ascii="Consolas" w:eastAsia="Consolas" w:hAnsi="Consolas" w:cs="Consolas"/>
+          <w:color w:val="8A8F98"/>
+          <w:sz w:val="17"/>
+        </w:rPr>
+        <w:t>}</w:t>
       </w:r>
     </w:p>
     <w:p>
@@ -8624,16 +8475,232 @@
           <w:left w:val="single" w:sz="12" w:space="6" w:color="B7C3D4"/>
         </w:pBdr>
         <w:shd w:val="clear" w:color="auto" w:fill="F2F4F7"/>
+        <w:spacing w:line="250" w:lineRule="auto"/>
+        <w:ind w:left="180" w:right="180"/>
+      </w:pPr>
+      <w:r>
+        <w:rPr>
+          <w:rFonts w:ascii="Consolas" w:eastAsia="Consolas" w:hAnsi="Consolas" w:cs="Consolas"/>
+          <w:color w:val="0E7A34"/>
+          <w:sz w:val="17"/>
+        </w:rPr>
+        <w:t>// 바꾼 뒤 — 통신은 studentApi.js 에 맡기고, 화면 처리만 남는다</w:t>
+      </w:r>
+    </w:p>
+    <w:p>
+      <w:pPr>
+        <w:pBdr>
+          <w:left w:val="single" w:sz="12" w:space="6" w:color="B7C3D4"/>
+        </w:pBdr>
+        <w:shd w:val="clear" w:color="auto" w:fill="F2F4F7"/>
+        <w:spacing w:line="250" w:lineRule="auto"/>
+        <w:ind w:left="180" w:right="180"/>
+      </w:pPr>
+      <w:r>
+        <w:rPr>
+          <w:rFonts w:ascii="Consolas" w:eastAsia="Consolas" w:hAnsi="Consolas" w:cs="Consolas"/>
+          <w:color w:val="0E7A34"/>
+          <w:sz w:val="17"/>
+        </w:rPr>
+        <w:t>async function createStudent(studentData) {</w:t>
+      </w:r>
+    </w:p>
+    <w:p>
+      <w:pPr>
+        <w:pBdr>
+          <w:left w:val="single" w:sz="12" w:space="6" w:color="B7C3D4"/>
+        </w:pBdr>
+        <w:shd w:val="clear" w:color="auto" w:fill="F2F4F7"/>
+        <w:spacing w:line="250" w:lineRule="auto"/>
+        <w:ind w:left="180" w:right="180"/>
+      </w:pPr>
+      <w:r>
+        <w:rPr>
+          <w:rFonts w:ascii="Consolas" w:eastAsia="Consolas" w:hAnsi="Consolas" w:cs="Consolas"/>
+          <w:color w:val="0E7A34"/>
+          <w:sz w:val="17"/>
+        </w:rPr>
+        <w:t xml:space="preserve">    try {</w:t>
+      </w:r>
+    </w:p>
+    <w:p>
+      <w:pPr>
+        <w:pBdr>
+          <w:left w:val="single" w:sz="12" w:space="6" w:color="B7C3D4"/>
+        </w:pBdr>
+        <w:shd w:val="clear" w:color="auto" w:fill="F2F4F7"/>
+        <w:spacing w:line="250" w:lineRule="auto"/>
+        <w:ind w:left="180" w:right="180"/>
+      </w:pPr>
+      <w:r>
+        <w:rPr>
+          <w:rFonts w:ascii="Consolas" w:eastAsia="Consolas" w:hAnsi="Consolas" w:cs="Consolas"/>
+          <w:color w:val="0E7A34"/>
+          <w:sz w:val="17"/>
+        </w:rPr>
+        <w:t xml:space="preserve">        await apiCreateStudent(studentData);</w:t>
+      </w:r>
+    </w:p>
+    <w:p>
+      <w:pPr>
+        <w:pBdr>
+          <w:left w:val="single" w:sz="12" w:space="6" w:color="B7C3D4"/>
+        </w:pBdr>
+        <w:shd w:val="clear" w:color="auto" w:fill="F2F4F7"/>
+        <w:spacing w:line="250" w:lineRule="auto"/>
+        <w:ind w:left="180" w:right="180"/>
+      </w:pPr>
+      <w:r>
+        <w:rPr>
+          <w:rFonts w:ascii="Consolas" w:eastAsia="Consolas" w:hAnsi="Consolas" w:cs="Consolas"/>
+          <w:color w:val="0E7A34"/>
+          <w:sz w:val="17"/>
+        </w:rPr>
+        <w:t xml:space="preserve"> </w:t>
+      </w:r>
+    </w:p>
+    <w:p>
+      <w:pPr>
+        <w:pBdr>
+          <w:left w:val="single" w:sz="12" w:space="6" w:color="B7C3D4"/>
+        </w:pBdr>
+        <w:shd w:val="clear" w:color="auto" w:fill="F2F4F7"/>
+        <w:spacing w:line="250" w:lineRule="auto"/>
+        <w:ind w:left="180" w:right="180"/>
+      </w:pPr>
+      <w:r>
+        <w:rPr>
+          <w:rFonts w:ascii="Consolas" w:eastAsia="Consolas" w:hAnsi="Consolas" w:cs="Consolas"/>
+          <w:color w:val="0E7A34"/>
+          <w:sz w:val="17"/>
+        </w:rPr>
+        <w:t xml:space="preserve">        showSuccess("학생이 성공적으로 등록되었습니다.");</w:t>
+      </w:r>
+    </w:p>
+    <w:p>
+      <w:pPr>
+        <w:pBdr>
+          <w:left w:val="single" w:sz="12" w:space="6" w:color="B7C3D4"/>
+        </w:pBdr>
+        <w:shd w:val="clear" w:color="auto" w:fill="F2F4F7"/>
+        <w:spacing w:line="250" w:lineRule="auto"/>
+        <w:ind w:left="180" w:right="180"/>
+      </w:pPr>
+      <w:r>
+        <w:rPr>
+          <w:rFonts w:ascii="Consolas" w:eastAsia="Consolas" w:hAnsi="Consolas" w:cs="Consolas"/>
+          <w:color w:val="0E7A34"/>
+          <w:sz w:val="17"/>
+        </w:rPr>
+        <w:t xml:space="preserve">        studentForm.reset();</w:t>
+      </w:r>
+    </w:p>
+    <w:p>
+      <w:pPr>
+        <w:pBdr>
+          <w:left w:val="single" w:sz="12" w:space="6" w:color="B7C3D4"/>
+        </w:pBdr>
+        <w:shd w:val="clear" w:color="auto" w:fill="F2F4F7"/>
+        <w:spacing w:line="250" w:lineRule="auto"/>
+        <w:ind w:left="180" w:right="180"/>
+      </w:pPr>
+      <w:r>
+        <w:rPr>
+          <w:rFonts w:ascii="Consolas" w:eastAsia="Consolas" w:hAnsi="Consolas" w:cs="Consolas"/>
+          <w:color w:val="0E7A34"/>
+          <w:sz w:val="17"/>
+        </w:rPr>
+        <w:t xml:space="preserve">        loadStudents();</w:t>
+      </w:r>
+    </w:p>
+    <w:p>
+      <w:pPr>
+        <w:pBdr>
+          <w:left w:val="single" w:sz="12" w:space="6" w:color="B7C3D4"/>
+        </w:pBdr>
+        <w:shd w:val="clear" w:color="auto" w:fill="F2F4F7"/>
+        <w:spacing w:line="250" w:lineRule="auto"/>
+        <w:ind w:left="180" w:right="180"/>
+      </w:pPr>
+      <w:r>
+        <w:rPr>
+          <w:rFonts w:ascii="Consolas" w:eastAsia="Consolas" w:hAnsi="Consolas" w:cs="Consolas"/>
+          <w:color w:val="0E7A34"/>
+          <w:sz w:val="17"/>
+        </w:rPr>
+        <w:t xml:space="preserve">    } catch (error) {</w:t>
+      </w:r>
+    </w:p>
+    <w:p>
+      <w:pPr>
+        <w:pBdr>
+          <w:left w:val="single" w:sz="12" w:space="6" w:color="B7C3D4"/>
+        </w:pBdr>
+        <w:shd w:val="clear" w:color="auto" w:fill="F2F4F7"/>
+        <w:spacing w:line="250" w:lineRule="auto"/>
+        <w:ind w:left="180" w:right="180"/>
+      </w:pPr>
+      <w:r>
+        <w:rPr>
+          <w:rFonts w:ascii="Consolas" w:eastAsia="Consolas" w:hAnsi="Consolas" w:cs="Consolas"/>
+          <w:color w:val="0E7A34"/>
+          <w:sz w:val="17"/>
+        </w:rPr>
+        <w:t xml:space="preserve">        console.error("Error:", error);</w:t>
+      </w:r>
+    </w:p>
+    <w:p>
+      <w:pPr>
+        <w:pBdr>
+          <w:left w:val="single" w:sz="12" w:space="6" w:color="B7C3D4"/>
+        </w:pBdr>
+        <w:shd w:val="clear" w:color="auto" w:fill="F2F4F7"/>
+        <w:spacing w:line="250" w:lineRule="auto"/>
+        <w:ind w:left="180" w:right="180"/>
+      </w:pPr>
+      <w:r>
+        <w:rPr>
+          <w:rFonts w:ascii="Consolas" w:eastAsia="Consolas" w:hAnsi="Consolas" w:cs="Consolas"/>
+          <w:color w:val="0E7A34"/>
+          <w:sz w:val="17"/>
+        </w:rPr>
+        <w:t xml:space="preserve">        showError(error.message);</w:t>
+      </w:r>
+    </w:p>
+    <w:p>
+      <w:pPr>
+        <w:pBdr>
+          <w:left w:val="single" w:sz="12" w:space="6" w:color="B7C3D4"/>
+        </w:pBdr>
+        <w:shd w:val="clear" w:color="auto" w:fill="F2F4F7"/>
+        <w:spacing w:line="250" w:lineRule="auto"/>
+        <w:ind w:left="180" w:right="180"/>
+      </w:pPr>
+      <w:r>
+        <w:rPr>
+          <w:rFonts w:ascii="Consolas" w:eastAsia="Consolas" w:hAnsi="Consolas" w:cs="Consolas"/>
+          <w:color w:val="0E7A34"/>
+          <w:sz w:val="17"/>
+        </w:rPr>
+        <w:t xml:space="preserve">    }</w:t>
+      </w:r>
+    </w:p>
+    <w:p>
+      <w:pPr>
+        <w:pBdr>
+          <w:left w:val="single" w:sz="12" w:space="6" w:color="B7C3D4"/>
+        </w:pBdr>
+        <w:shd w:val="clear" w:color="auto" w:fill="F2F4F7"/>
         <w:spacing w:after="160" w:line="250" w:lineRule="auto"/>
         <w:ind w:left="180" w:right="180"/>
       </w:pPr>
       <w:r>
         <w:rPr>
           <w:rFonts w:ascii="Consolas" w:eastAsia="Consolas" w:hAnsi="Consolas" w:cs="Consolas"/>
-          <w:color w:val="8A8F98"/>
-          <w:sz w:val="17"/>
-        </w:rPr>
-        <w:t xml:space="preserve">// const API_BASE_URL = "http://localhost:8080";   ← 이제 이 줄을 지웁니다</w:t>
+          <w:color w:val="0E7A34"/>
+          <w:sz w:val="17"/>
+        </w:rPr>
+        <w:t>}</w:t>
       </w:r>
     </w:p>
     <w:p>
@@ -8641,7 +8708,7 @@
         <w:spacing w:after="80"/>
       </w:pPr>
       <w:r>
-        <w:t>함수 안은 이렇게 바뀝니다. 20여 줄이던 오류 처리는 request() 가 대신하므로 사라집니다.</w:t>
+        <w:t>나머지 세 함수도 같은 방식입니다. 상태 코드별 오류 메시지(409 · 404 …)를 나누던 분기는 request() 의 DEFAULT_MESSAGES 가 대신하므로 전부 사라지고, try / catch 한 벌만 남습니다.</w:t>
       </w:r>
     </w:p>
     <w:p>
@@ -8654,503 +8721,10 @@
           <w:color w:val="666666"/>
           <w:sz w:val="17"/>
         </w:rPr>
-        <w:t xml:space="preserve">▶ </w:t>
-      </w:r>
-      <w:r>
-        <w:rPr>
-          <w:b/>
-          <w:color w:val="666666"/>
-          <w:sz w:val="17"/>
-        </w:rPr>
-        <w:t>src/main.js (이어서)</w:t>
-      </w:r>
-    </w:p>
-    <w:p>
-      <w:pPr>
-        <w:pBdr>
-          <w:left w:val="single" w:sz="12" w:space="6" w:color="B7C3D4"/>
-        </w:pBdr>
-        <w:shd w:val="clear" w:color="auto" w:fill="F2F4F7"/>
-        <w:spacing w:before="60" w:line="250" w:lineRule="auto"/>
-        <w:ind w:left="180" w:right="180"/>
-      </w:pPr>
-      <w:r>
-        <w:rPr>
-          <w:rFonts w:ascii="Consolas" w:eastAsia="Consolas" w:hAnsi="Consolas" w:cs="Consolas"/>
-          <w:color w:val="8A8F98"/>
-          <w:sz w:val="17"/>
-        </w:rPr>
-        <w:t xml:space="preserve">// 바꾸기 전 — form11.js 의 createStudent</w:t>
-      </w:r>
-    </w:p>
-    <w:p>
-      <w:pPr>
-        <w:pBdr>
-          <w:left w:val="single" w:sz="12" w:space="6" w:color="B7C3D4"/>
-        </w:pBdr>
-        <w:shd w:val="clear" w:color="auto" w:fill="F2F4F7"/>
-        <w:spacing w:line="250" w:lineRule="auto"/>
-        <w:ind w:left="180" w:right="180"/>
-      </w:pPr>
-      <w:r>
-        <w:rPr>
-          <w:rFonts w:ascii="Consolas" w:eastAsia="Consolas" w:hAnsi="Consolas" w:cs="Consolas"/>
-          <w:color w:val="8A8F98"/>
-          <w:sz w:val="17"/>
-        </w:rPr>
-        <w:t xml:space="preserve">function createStudent(studentData) {</w:t>
-      </w:r>
-    </w:p>
-    <w:p>
-      <w:pPr>
-        <w:pBdr>
-          <w:left w:val="single" w:sz="12" w:space="6" w:color="B7C3D4"/>
-        </w:pBdr>
-        <w:shd w:val="clear" w:color="auto" w:fill="F2F4F7"/>
-        <w:spacing w:line="250" w:lineRule="auto"/>
-        <w:ind w:left="180" w:right="180"/>
-      </w:pPr>
-      <w:r>
-        <w:rPr>
-          <w:rFonts w:ascii="Consolas" w:eastAsia="Consolas" w:hAnsi="Consolas" w:cs="Consolas"/>
-          <w:color w:val="8A8F98"/>
-          <w:sz w:val="17"/>
-        </w:rPr>
-        <w:t xml:space="preserve">    fetch(`${API_BASE_URL}/api/students`, { method: "POST", ... })</w:t>
-      </w:r>
-    </w:p>
-    <w:p>
-      <w:pPr>
-        <w:pBdr>
-          <w:left w:val="single" w:sz="12" w:space="6" w:color="B7C3D4"/>
-        </w:pBdr>
-        <w:shd w:val="clear" w:color="auto" w:fill="F2F4F7"/>
-        <w:spacing w:line="250" w:lineRule="auto"/>
-        <w:ind w:left="180" w:right="180"/>
-      </w:pPr>
-      <w:r>
-        <w:rPr>
-          <w:rFonts w:ascii="Consolas" w:eastAsia="Consolas" w:hAnsi="Consolas" w:cs="Consolas"/>
-          <w:color w:val="8A8F98"/>
-          <w:sz w:val="17"/>
-        </w:rPr>
-        <w:t xml:space="preserve">        .then(async (response) =&gt; { ...오류 처리 20여 줄... })</w:t>
-      </w:r>
-    </w:p>
-    <w:p>
-      <w:pPr>
-        <w:pBdr>
-          <w:left w:val="single" w:sz="12" w:space="6" w:color="B7C3D4"/>
-        </w:pBdr>
-        <w:shd w:val="clear" w:color="auto" w:fill="F2F4F7"/>
-        <w:spacing w:line="250" w:lineRule="auto"/>
-        <w:ind w:left="180" w:right="180"/>
-      </w:pPr>
-      <w:r>
-        <w:rPr>
-          <w:rFonts w:ascii="Consolas" w:eastAsia="Consolas" w:hAnsi="Consolas" w:cs="Consolas"/>
-          <w:color w:val="8A8F98"/>
-          <w:sz w:val="17"/>
-        </w:rPr>
-        <w:t xml:space="preserve">        .then(() =&gt; {</w:t>
-      </w:r>
-    </w:p>
-    <w:p>
-      <w:pPr>
-        <w:pBdr>
-          <w:left w:val="single" w:sz="12" w:space="6" w:color="B7C3D4"/>
-        </w:pBdr>
-        <w:shd w:val="clear" w:color="auto" w:fill="F2F4F7"/>
-        <w:spacing w:line="250" w:lineRule="auto"/>
-        <w:ind w:left="180" w:right="180"/>
-      </w:pPr>
-      <w:r>
-        <w:rPr>
-          <w:rFonts w:ascii="Consolas" w:eastAsia="Consolas" w:hAnsi="Consolas" w:cs="Consolas"/>
-          <w:color w:val="8A8F98"/>
-          <w:sz w:val="17"/>
-        </w:rPr>
-        <w:t xml:space="preserve">            showSuccess("학생이 성공적으로 등록되었습니다.");</w:t>
-      </w:r>
-    </w:p>
-    <w:p>
-      <w:pPr>
-        <w:pBdr>
-          <w:left w:val="single" w:sz="12" w:space="6" w:color="B7C3D4"/>
-        </w:pBdr>
-        <w:shd w:val="clear" w:color="auto" w:fill="F2F4F7"/>
-        <w:spacing w:line="250" w:lineRule="auto"/>
-        <w:ind w:left="180" w:right="180"/>
-      </w:pPr>
-      <w:r>
-        <w:rPr>
-          <w:rFonts w:ascii="Consolas" w:eastAsia="Consolas" w:hAnsi="Consolas" w:cs="Consolas"/>
-          <w:color w:val="8A8F98"/>
-          <w:sz w:val="17"/>
-        </w:rPr>
-        <w:t xml:space="preserve">            studentForm.reset();</w:t>
-      </w:r>
-    </w:p>
-    <w:p>
-      <w:pPr>
-        <w:pBdr>
-          <w:left w:val="single" w:sz="12" w:space="6" w:color="B7C3D4"/>
-        </w:pBdr>
-        <w:shd w:val="clear" w:color="auto" w:fill="F2F4F7"/>
-        <w:spacing w:line="250" w:lineRule="auto"/>
-        <w:ind w:left="180" w:right="180"/>
-      </w:pPr>
-      <w:r>
-        <w:rPr>
-          <w:rFonts w:ascii="Consolas" w:eastAsia="Consolas" w:hAnsi="Consolas" w:cs="Consolas"/>
-          <w:color w:val="8A8F98"/>
-          <w:sz w:val="17"/>
-        </w:rPr>
-        <w:t xml:space="preserve">            loadStudents();</w:t>
-      </w:r>
-    </w:p>
-    <w:p>
-      <w:pPr>
-        <w:pBdr>
-          <w:left w:val="single" w:sz="12" w:space="6" w:color="B7C3D4"/>
-        </w:pBdr>
-        <w:shd w:val="clear" w:color="auto" w:fill="F2F4F7"/>
-        <w:spacing w:line="250" w:lineRule="auto"/>
-        <w:ind w:left="180" w:right="180"/>
-      </w:pPr>
-      <w:r>
-        <w:rPr>
-          <w:rFonts w:ascii="Consolas" w:eastAsia="Consolas" w:hAnsi="Consolas" w:cs="Consolas"/>
-          <w:color w:val="8A8F98"/>
-          <w:sz w:val="17"/>
-        </w:rPr>
-        <w:t xml:space="preserve">        })</w:t>
-      </w:r>
-    </w:p>
-    <w:p>
-      <w:pPr>
-        <w:pBdr>
-          <w:left w:val="single" w:sz="12" w:space="6" w:color="B7C3D4"/>
-        </w:pBdr>
-        <w:shd w:val="clear" w:color="auto" w:fill="F2F4F7"/>
-        <w:spacing w:line="250" w:lineRule="auto"/>
-        <w:ind w:left="180" w:right="180"/>
-      </w:pPr>
-      <w:r>
-        <w:rPr>
-          <w:rFonts w:ascii="Consolas" w:eastAsia="Consolas" w:hAnsi="Consolas" w:cs="Consolas"/>
-          <w:color w:val="8A8F98"/>
-          <w:sz w:val="17"/>
-        </w:rPr>
-        <w:t xml:space="preserve">        .catch((error) =&gt; showError(error.message));</w:t>
-      </w:r>
-    </w:p>
-    <w:p>
-      <w:pPr>
-        <w:pBdr>
-          <w:left w:val="single" w:sz="12" w:space="6" w:color="B7C3D4"/>
-        </w:pBdr>
-        <w:shd w:val="clear" w:color="auto" w:fill="F2F4F7"/>
-        <w:spacing w:line="250" w:lineRule="auto"/>
-        <w:ind w:left="180" w:right="180"/>
-      </w:pPr>
-      <w:r>
-        <w:rPr>
-          <w:rFonts w:ascii="Consolas" w:eastAsia="Consolas" w:hAnsi="Consolas" w:cs="Consolas"/>
-          <w:color w:val="8A8F98"/>
-          <w:sz w:val="17"/>
-        </w:rPr>
-        <w:t xml:space="preserve">}</w:t>
-      </w:r>
-    </w:p>
-    <w:p>
-      <w:pPr>
-        <w:pBdr>
-          <w:left w:val="single" w:sz="12" w:space="6" w:color="B7C3D4"/>
-        </w:pBdr>
-        <w:shd w:val="clear" w:color="auto" w:fill="F2F4F7"/>
-        <w:spacing w:line="250" w:lineRule="auto"/>
-        <w:ind w:left="180" w:right="180"/>
-      </w:pPr>
-      <w:r>
-        <w:rPr>
-          <w:rFonts w:ascii="Consolas" w:eastAsia="Consolas" w:hAnsi="Consolas" w:cs="Consolas"/>
-          <w:sz w:val="17"/>
-        </w:rPr>
-        <w:t xml:space="preserve"> </w:t>
-      </w:r>
-    </w:p>
-    <w:p>
-      <w:pPr>
-        <w:pBdr>
-          <w:left w:val="single" w:sz="12" w:space="6" w:color="B7C3D4"/>
-        </w:pBdr>
-        <w:shd w:val="clear" w:color="auto" w:fill="F2F4F7"/>
-        <w:spacing w:line="250" w:lineRule="auto"/>
-        <w:ind w:left="180" w:right="180"/>
-      </w:pPr>
-      <w:r>
-        <w:rPr>
-          <w:rFonts w:ascii="Consolas" w:eastAsia="Consolas" w:hAnsi="Consolas" w:cs="Consolas"/>
-          <w:color w:val="0E7A34"/>
-          <w:sz w:val="17"/>
-        </w:rPr>
-        <w:t xml:space="preserve">// 바꾼 뒤 — 통신은 studentApi.js 에 맡기고, 화면 처리만 남는다</w:t>
-      </w:r>
-    </w:p>
-    <w:p>
-      <w:pPr>
-        <w:pBdr>
-          <w:left w:val="single" w:sz="12" w:space="6" w:color="B7C3D4"/>
-        </w:pBdr>
-        <w:shd w:val="clear" w:color="auto" w:fill="F2F4F7"/>
-        <w:spacing w:line="250" w:lineRule="auto"/>
-        <w:ind w:left="180" w:right="180"/>
-      </w:pPr>
-      <w:r>
-        <w:rPr>
-          <w:rFonts w:ascii="Consolas" w:eastAsia="Consolas" w:hAnsi="Consolas" w:cs="Consolas"/>
-          <w:color w:val="0E7A34"/>
-          <w:sz w:val="17"/>
-        </w:rPr>
-        <w:t xml:space="preserve">async function createStudent(studentData) {</w:t>
-      </w:r>
-    </w:p>
-    <w:p>
-      <w:pPr>
-        <w:pBdr>
-          <w:left w:val="single" w:sz="12" w:space="6" w:color="B7C3D4"/>
-        </w:pBdr>
-        <w:shd w:val="clear" w:color="auto" w:fill="F2F4F7"/>
-        <w:spacing w:line="250" w:lineRule="auto"/>
-        <w:ind w:left="180" w:right="180"/>
-      </w:pPr>
-      <w:r>
-        <w:rPr>
-          <w:rFonts w:ascii="Consolas" w:eastAsia="Consolas" w:hAnsi="Consolas" w:cs="Consolas"/>
-          <w:color w:val="0E7A34"/>
-          <w:sz w:val="17"/>
-        </w:rPr>
-        <w:t xml:space="preserve">    try {</w:t>
-      </w:r>
-    </w:p>
-    <w:p>
-      <w:pPr>
-        <w:pBdr>
-          <w:left w:val="single" w:sz="12" w:space="6" w:color="B7C3D4"/>
-        </w:pBdr>
-        <w:shd w:val="clear" w:color="auto" w:fill="F2F4F7"/>
-        <w:spacing w:line="250" w:lineRule="auto"/>
-        <w:ind w:left="180" w:right="180"/>
-      </w:pPr>
-      <w:r>
-        <w:rPr>
-          <w:rFonts w:ascii="Consolas" w:eastAsia="Consolas" w:hAnsi="Consolas" w:cs="Consolas"/>
-          <w:color w:val="0E7A34"/>
-          <w:sz w:val="17"/>
-        </w:rPr>
-        <w:t xml:space="preserve">        await apiCreateStudent(studentData);</w:t>
-      </w:r>
-    </w:p>
-    <w:p>
-      <w:pPr>
-        <w:pBdr>
-          <w:left w:val="single" w:sz="12" w:space="6" w:color="B7C3D4"/>
-        </w:pBdr>
-        <w:shd w:val="clear" w:color="auto" w:fill="F2F4F7"/>
-        <w:spacing w:line="250" w:lineRule="auto"/>
-        <w:ind w:left="180" w:right="180"/>
-      </w:pPr>
-      <w:r>
-        <w:rPr>
-          <w:rFonts w:ascii="Consolas" w:eastAsia="Consolas" w:hAnsi="Consolas" w:cs="Consolas"/>
-          <w:color w:val="0E7A34"/>
-          <w:sz w:val="17"/>
-        </w:rPr>
-        <w:t xml:space="preserve"> </w:t>
-      </w:r>
-    </w:p>
-    <w:p>
-      <w:pPr>
-        <w:pBdr>
-          <w:left w:val="single" w:sz="12" w:space="6" w:color="B7C3D4"/>
-        </w:pBdr>
-        <w:shd w:val="clear" w:color="auto" w:fill="F2F4F7"/>
-        <w:spacing w:line="250" w:lineRule="auto"/>
-        <w:ind w:left="180" w:right="180"/>
-      </w:pPr>
-      <w:r>
-        <w:rPr>
-          <w:rFonts w:ascii="Consolas" w:eastAsia="Consolas" w:hAnsi="Consolas" w:cs="Consolas"/>
-          <w:color w:val="0E7A34"/>
-          <w:sz w:val="17"/>
-        </w:rPr>
-        <w:t xml:space="preserve">        showSuccess("학생이 성공적으로 등록되었습니다.");</w:t>
-      </w:r>
-    </w:p>
-    <w:p>
-      <w:pPr>
-        <w:pBdr>
-          <w:left w:val="single" w:sz="12" w:space="6" w:color="B7C3D4"/>
-        </w:pBdr>
-        <w:shd w:val="clear" w:color="auto" w:fill="F2F4F7"/>
-        <w:spacing w:line="250" w:lineRule="auto"/>
-        <w:ind w:left="180" w:right="180"/>
-      </w:pPr>
-      <w:r>
-        <w:rPr>
-          <w:rFonts w:ascii="Consolas" w:eastAsia="Consolas" w:hAnsi="Consolas" w:cs="Consolas"/>
-          <w:color w:val="0E7A34"/>
-          <w:sz w:val="17"/>
-        </w:rPr>
-        <w:t xml:space="preserve">        studentForm.reset();</w:t>
-      </w:r>
-    </w:p>
-    <w:p>
-      <w:pPr>
-        <w:pBdr>
-          <w:left w:val="single" w:sz="12" w:space="6" w:color="B7C3D4"/>
-        </w:pBdr>
-        <w:shd w:val="clear" w:color="auto" w:fill="F2F4F7"/>
-        <w:spacing w:line="250" w:lineRule="auto"/>
-        <w:ind w:left="180" w:right="180"/>
-      </w:pPr>
-      <w:r>
-        <w:rPr>
-          <w:rFonts w:ascii="Consolas" w:eastAsia="Consolas" w:hAnsi="Consolas" w:cs="Consolas"/>
-          <w:color w:val="0E7A34"/>
-          <w:sz w:val="17"/>
-        </w:rPr>
-        <w:t xml:space="preserve">        loadStudents();</w:t>
-      </w:r>
-    </w:p>
-    <w:p>
-      <w:pPr>
-        <w:pBdr>
-          <w:left w:val="single" w:sz="12" w:space="6" w:color="B7C3D4"/>
-        </w:pBdr>
-        <w:shd w:val="clear" w:color="auto" w:fill="F2F4F7"/>
-        <w:spacing w:line="250" w:lineRule="auto"/>
-        <w:ind w:left="180" w:right="180"/>
-      </w:pPr>
-      <w:r>
-        <w:rPr>
-          <w:rFonts w:ascii="Consolas" w:eastAsia="Consolas" w:hAnsi="Consolas" w:cs="Consolas"/>
-          <w:color w:val="0E7A34"/>
-          <w:sz w:val="17"/>
-        </w:rPr>
-        <w:t xml:space="preserve">    } catch (error) {</w:t>
-      </w:r>
-    </w:p>
-    <w:p>
-      <w:pPr>
-        <w:pBdr>
-          <w:left w:val="single" w:sz="12" w:space="6" w:color="B7C3D4"/>
-        </w:pBdr>
-        <w:shd w:val="clear" w:color="auto" w:fill="F2F4F7"/>
-        <w:spacing w:line="250" w:lineRule="auto"/>
-        <w:ind w:left="180" w:right="180"/>
-      </w:pPr>
-      <w:r>
-        <w:rPr>
-          <w:rFonts w:ascii="Consolas" w:eastAsia="Consolas" w:hAnsi="Consolas" w:cs="Consolas"/>
-          <w:color w:val="0E7A34"/>
-          <w:sz w:val="17"/>
-        </w:rPr>
-        <w:t xml:space="preserve">        console.error("Error:", error);</w:t>
-      </w:r>
-    </w:p>
-    <w:p>
-      <w:pPr>
-        <w:pBdr>
-          <w:left w:val="single" w:sz="12" w:space="6" w:color="B7C3D4"/>
-        </w:pBdr>
-        <w:shd w:val="clear" w:color="auto" w:fill="F2F4F7"/>
-        <w:spacing w:line="250" w:lineRule="auto"/>
-        <w:ind w:left="180" w:right="180"/>
-      </w:pPr>
-      <w:r>
-        <w:rPr>
-          <w:rFonts w:ascii="Consolas" w:eastAsia="Consolas" w:hAnsi="Consolas" w:cs="Consolas"/>
-          <w:color w:val="0E7A34"/>
-          <w:sz w:val="17"/>
-        </w:rPr>
-        <w:t xml:space="preserve">        showError(error.message);</w:t>
-      </w:r>
-    </w:p>
-    <w:p>
-      <w:pPr>
-        <w:pBdr>
-          <w:left w:val="single" w:sz="12" w:space="6" w:color="B7C3D4"/>
-        </w:pBdr>
-        <w:shd w:val="clear" w:color="auto" w:fill="F2F4F7"/>
-        <w:spacing w:line="250" w:lineRule="auto"/>
-        <w:ind w:left="180" w:right="180"/>
-      </w:pPr>
-      <w:r>
-        <w:rPr>
-          <w:rFonts w:ascii="Consolas" w:eastAsia="Consolas" w:hAnsi="Consolas" w:cs="Consolas"/>
-          <w:color w:val="0E7A34"/>
-          <w:sz w:val="17"/>
-        </w:rPr>
-        <w:t xml:space="preserve">    }</w:t>
-      </w:r>
-    </w:p>
-    <w:p>
-      <w:pPr>
-        <w:pBdr>
-          <w:left w:val="single" w:sz="12" w:space="6" w:color="B7C3D4"/>
-        </w:pBdr>
-        <w:shd w:val="clear" w:color="auto" w:fill="F2F4F7"/>
-        <w:spacing w:after="160" w:line="250" w:lineRule="auto"/>
-        <w:ind w:left="180" w:right="180"/>
-      </w:pPr>
-      <w:r>
-        <w:rPr>
-          <w:rFonts w:ascii="Consolas" w:eastAsia="Consolas" w:hAnsi="Consolas" w:cs="Consolas"/>
-          <w:color w:val="0E7A34"/>
-          <w:sz w:val="17"/>
-        </w:rPr>
-        <w:t xml:space="preserve">}</w:t>
-      </w:r>
-    </w:p>
-    <w:p>
-      <w:pPr>
-        <w:spacing w:after="80"/>
-      </w:pPr>
-      <w:r>
-        <w:t>나머지 세 함수도 같은 방식입니다. 상태 코드별 오류 메시지(409 · 404 …)를 나누던 분기는 request() 의 DEFAULT_MESSAGES 가 대신하므로 전부 사라지고, try / catch 한 벌만 남습니다.</w:t>
-      </w:r>
-    </w:p>
-    <w:p>
-      <w:pPr>
-        <w:spacing w:before="140"/>
-      </w:pPr>
-      <w:r>
-        <w:rPr>
-          <w:b/>
-          <w:color w:val="666666"/>
-          <w:sz w:val="17"/>
-        </w:rPr>
-        <w:t xml:space="preserve">▶ </w:t>
-      </w:r>
-      <w:r>
-        <w:rPr>
-          <w:b/>
-          <w:color w:val="666666"/>
-          <w:sz w:val="17"/>
-        </w:rPr>
-        <w:t>src/main.js (이어서)</w:t>
-      </w:r>
-      <w:r>
-        <w:rPr>
-          <w:b/>
-          <w:color w:val="666666"/>
-          <w:sz w:val="17"/>
-        </w:rPr>
-        <w:t xml:space="preserve">      </w:t>
-      </w:r>
-      <w:hyperlink r:id="rId54" w:history="1">
+        <w:lastRenderedPageBreak/>
+        <w:t xml:space="preserve">▶ src/main.js (이어서)      </w:t>
+      </w:r>
+      <w:hyperlink r:id="rId10" w:history="1">
         <w:r>
           <w:rPr>
             <w:rStyle w:val="a5"/>
@@ -9176,25 +8750,25 @@
           <w:color w:val="0E7A34"/>
           <w:sz w:val="17"/>
         </w:rPr>
-        <w:t xml:space="preserve">// 학생 수정 처리</w:t>
-      </w:r>
-    </w:p>
-    <w:p>
-      <w:pPr>
-        <w:pBdr>
-          <w:left w:val="single" w:sz="12" w:space="6" w:color="B7C3D4"/>
-        </w:pBdr>
-        <w:shd w:val="clear" w:color="auto" w:fill="F2F4F7"/>
-        <w:spacing w:line="250" w:lineRule="auto"/>
-        <w:ind w:left="180" w:right="180"/>
-      </w:pPr>
-      <w:r>
-        <w:rPr>
-          <w:rFonts w:ascii="Consolas" w:eastAsia="Consolas" w:hAnsi="Consolas" w:cs="Consolas"/>
-          <w:color w:val="0E7A34"/>
-          <w:sz w:val="17"/>
-        </w:rPr>
-        <w:t xml:space="preserve">async function updateStudent(studentId, studentData) {</w:t>
+        <w:t>// 학생 수정 처리</w:t>
+      </w:r>
+    </w:p>
+    <w:p>
+      <w:pPr>
+        <w:pBdr>
+          <w:left w:val="single" w:sz="12" w:space="6" w:color="B7C3D4"/>
+        </w:pBdr>
+        <w:shd w:val="clear" w:color="auto" w:fill="F2F4F7"/>
+        <w:spacing w:line="250" w:lineRule="auto"/>
+        <w:ind w:left="180" w:right="180"/>
+      </w:pPr>
+      <w:r>
+        <w:rPr>
+          <w:rFonts w:ascii="Consolas" w:eastAsia="Consolas" w:hAnsi="Consolas" w:cs="Consolas"/>
+          <w:color w:val="0E7A34"/>
+          <w:sz w:val="17"/>
+        </w:rPr>
+        <w:t>async function updateStudent(studentId, studentData) {</w:t>
       </w:r>
     </w:p>
     <w:p>
@@ -9392,7 +8966,7 @@
           <w:color w:val="0E7A34"/>
           <w:sz w:val="17"/>
         </w:rPr>
-        <w:t xml:space="preserve">}</w:t>
+        <w:t>}</w:t>
       </w:r>
     </w:p>
     <w:p>
@@ -9428,25 +9002,25 @@
           <w:color w:val="0E7A34"/>
           <w:sz w:val="17"/>
         </w:rPr>
-        <w:t xml:space="preserve">// 학생 삭제 — confirm 은 화면 처리이므로 그대로 남는다</w:t>
-      </w:r>
-    </w:p>
-    <w:p>
-      <w:pPr>
-        <w:pBdr>
-          <w:left w:val="single" w:sz="12" w:space="6" w:color="B7C3D4"/>
-        </w:pBdr>
-        <w:shd w:val="clear" w:color="auto" w:fill="F2F4F7"/>
-        <w:spacing w:line="250" w:lineRule="auto"/>
-        <w:ind w:left="180" w:right="180"/>
-      </w:pPr>
-      <w:r>
-        <w:rPr>
-          <w:rFonts w:ascii="Consolas" w:eastAsia="Consolas" w:hAnsi="Consolas" w:cs="Consolas"/>
-          <w:color w:val="0E7A34"/>
-          <w:sz w:val="17"/>
-        </w:rPr>
-        <w:t xml:space="preserve">async function deleteStudent(studentId) {</w:t>
+        <w:t>// 학생 삭제 — confirm 은 화면 처리이므로 그대로 남는다</w:t>
+      </w:r>
+    </w:p>
+    <w:p>
+      <w:pPr>
+        <w:pBdr>
+          <w:left w:val="single" w:sz="12" w:space="6" w:color="B7C3D4"/>
+        </w:pBdr>
+        <w:shd w:val="clear" w:color="auto" w:fill="F2F4F7"/>
+        <w:spacing w:line="250" w:lineRule="auto"/>
+        <w:ind w:left="180" w:right="180"/>
+      </w:pPr>
+      <w:r>
+        <w:rPr>
+          <w:rFonts w:ascii="Consolas" w:eastAsia="Consolas" w:hAnsi="Consolas" w:cs="Consolas"/>
+          <w:color w:val="0E7A34"/>
+          <w:sz w:val="17"/>
+        </w:rPr>
+        <w:t>async function deleteStudent(studentId) {</w:t>
       </w:r>
     </w:p>
     <w:p>
@@ -9698,7 +9272,7 @@
           <w:color w:val="0E7A34"/>
           <w:sz w:val="17"/>
         </w:rPr>
-        <w:t xml:space="preserve">}</w:t>
+        <w:t>}</w:t>
       </w:r>
     </w:p>
     <w:p>
@@ -9734,25 +9308,25 @@
           <w:color w:val="0E7A34"/>
           <w:sz w:val="17"/>
         </w:rPr>
-        <w:t xml:space="preserve">// 수정 전 데이터 로드 — 폼 채우기는 실습 4-9 에서 fillForm 으로 옮긴다</w:t>
-      </w:r>
-    </w:p>
-    <w:p>
-      <w:pPr>
-        <w:pBdr>
-          <w:left w:val="single" w:sz="12" w:space="6" w:color="B7C3D4"/>
-        </w:pBdr>
-        <w:shd w:val="clear" w:color="auto" w:fill="F2F4F7"/>
-        <w:spacing w:line="250" w:lineRule="auto"/>
-        <w:ind w:left="180" w:right="180"/>
-      </w:pPr>
-      <w:r>
-        <w:rPr>
-          <w:rFonts w:ascii="Consolas" w:eastAsia="Consolas" w:hAnsi="Consolas" w:cs="Consolas"/>
-          <w:color w:val="0E7A34"/>
-          <w:sz w:val="17"/>
-        </w:rPr>
-        <w:t xml:space="preserve">async function editStudent(studentId) {</w:t>
+        <w:t>// 수정 전 데이터 로드 — 폼 채우기는 실습 4-9 에서 fillForm 으로 옮긴다</w:t>
+      </w:r>
+    </w:p>
+    <w:p>
+      <w:pPr>
+        <w:pBdr>
+          <w:left w:val="single" w:sz="12" w:space="6" w:color="B7C3D4"/>
+        </w:pBdr>
+        <w:shd w:val="clear" w:color="auto" w:fill="F2F4F7"/>
+        <w:spacing w:line="250" w:lineRule="auto"/>
+        <w:ind w:left="180" w:right="180"/>
+      </w:pPr>
+      <w:r>
+        <w:rPr>
+          <w:rFonts w:ascii="Consolas" w:eastAsia="Consolas" w:hAnsi="Consolas" w:cs="Consolas"/>
+          <w:color w:val="0E7A34"/>
+          <w:sz w:val="17"/>
+        </w:rPr>
+        <w:t>async function editStudent(studentId) {</w:t>
       </w:r>
     </w:p>
     <w:p>
@@ -10130,7 +9704,7 @@
           <w:color w:val="0E7A34"/>
           <w:sz w:val="17"/>
         </w:rPr>
-        <w:t xml:space="preserve">}</w:t>
+        <w:t>}</w:t>
       </w:r>
     </w:p>
     <w:p>
@@ -10146,6 +9720,7 @@
         <w:spacing w:after="80"/>
       </w:pPr>
       <w:r>
+        <w:lastRenderedPageBreak/>
         <w:t>여기까지 하고 표의 수정·삭제 버튼을 누르면 아직도 아래 오류가 납니다. 함수를 async 로 바꾼 것과는 아무 상관이 없습니다.</w:t>
       </w:r>
     </w:p>
@@ -10163,7 +9738,7 @@
           <w:rFonts w:ascii="Consolas" w:eastAsia="Consolas" w:hAnsi="Consolas" w:cs="Consolas"/>
           <w:sz w:val="17"/>
         </w:rPr>
-        <w:t xml:space="preserve">Uncaught ReferenceError: editStudent is not defined</w:t>
+        <w:t>Uncaught ReferenceError: editStudent is not defined</w:t>
       </w:r>
     </w:p>
     <w:p>
@@ -10180,7 +9755,7 @@
           <w:rFonts w:ascii="Consolas" w:eastAsia="Consolas" w:hAnsi="Consolas" w:cs="Consolas"/>
           <w:sz w:val="17"/>
         </w:rPr>
-        <w:t xml:space="preserve">Uncaught ReferenceError: deleteStudent is not defined</w:t>
+        <w:t>Uncaught ReferenceError: deleteStudent is not defined</w:t>
       </w:r>
     </w:p>
     <w:p>
@@ -10201,15 +9776,7 @@
           <w:color w:val="666666"/>
           <w:sz w:val="17"/>
         </w:rPr>
-        <w:t xml:space="preserve">▶ </w:t>
-      </w:r>
-      <w:r>
-        <w:rPr>
-          <w:b/>
-          <w:color w:val="666666"/>
-          <w:sz w:val="17"/>
-        </w:rPr>
-        <w:t>src/main.js — 맨 아래</w:t>
+        <w:t>▶ src/main.js — 맨 아래</w:t>
       </w:r>
     </w:p>
     <w:p>
@@ -10226,24 +9793,24 @@
           <w:rFonts w:ascii="Consolas" w:eastAsia="Consolas" w:hAnsi="Consolas" w:cs="Consolas"/>
           <w:sz w:val="17"/>
         </w:rPr>
-        <w:t xml:space="preserve">// 임시 — 실습 4-10 에서 지웁니다</w:t>
-      </w:r>
-    </w:p>
-    <w:p>
-      <w:pPr>
-        <w:pBdr>
-          <w:left w:val="single" w:sz="12" w:space="6" w:color="B7C3D4"/>
-        </w:pBdr>
-        <w:shd w:val="clear" w:color="auto" w:fill="F2F4F7"/>
-        <w:spacing w:line="250" w:lineRule="auto"/>
-        <w:ind w:left="180" w:right="180"/>
-      </w:pPr>
-      <w:r>
-        <w:rPr>
-          <w:rFonts w:ascii="Consolas" w:eastAsia="Consolas" w:hAnsi="Consolas" w:cs="Consolas"/>
-          <w:sz w:val="17"/>
-        </w:rPr>
-        <w:t xml:space="preserve">window.editStudent = editStudent;</w:t>
+        <w:t>// 임시 — 실습 4-10 에서 지웁니다</w:t>
+      </w:r>
+    </w:p>
+    <w:p>
+      <w:pPr>
+        <w:pBdr>
+          <w:left w:val="single" w:sz="12" w:space="6" w:color="B7C3D4"/>
+        </w:pBdr>
+        <w:shd w:val="clear" w:color="auto" w:fill="F2F4F7"/>
+        <w:spacing w:line="250" w:lineRule="auto"/>
+        <w:ind w:left="180" w:right="180"/>
+      </w:pPr>
+      <w:r>
+        <w:rPr>
+          <w:rFonts w:ascii="Consolas" w:eastAsia="Consolas" w:hAnsi="Consolas" w:cs="Consolas"/>
+          <w:sz w:val="17"/>
+        </w:rPr>
+        <w:t>window.editStudent = editStudent;</w:t>
       </w:r>
     </w:p>
     <w:p>
@@ -10260,57 +9827,7 @@
           <w:rFonts w:ascii="Consolas" w:eastAsia="Consolas" w:hAnsi="Consolas" w:cs="Consolas"/>
           <w:sz w:val="17"/>
         </w:rPr>
-        <w:t xml:space="preserve">window.deleteStudent = deleteStudent;</w:t>
-      </w:r>
-    </w:p>
-    <w:p>
-      <w:pPr>
-        <w:pBdr>
-          <w:left w:val="single" w:sz="20" w:space="8" w:color="E8A33D"/>
-        </w:pBdr>
-        <w:shd w:val="clear" w:color="auto" w:fill="FFF4E5"/>
-        <w:spacing w:before="160" w:after="160" w:line="290" w:lineRule="auto"/>
-        <w:ind w:left="150" w:right="150"/>
-      </w:pPr>
-      <w:r>
-        <w:rPr>
-          <w:b/>
-          <w:color w:val="9C5700"/>
-          <w:sz w:val="19"/>
-        </w:rPr>
-        <w:t xml:space="preserve">■ 알아두기   </w:t>
-      </w:r>
-      <w:r>
-        <w:rPr>
-          <w:color w:val="333333"/>
-          <w:sz w:val="19"/>
-        </w:rPr>
-        <w:t>다섯 함수 모두 중괄호와 return 이 없습니다. 몸통이 식 하나뿐이면 화살표 함수는 그 결과를 그대로 돌려주기 때문입니다. request() 가 Promise 를 돌려주므로 이 함수들도 전부 Promise 를 돌려주고, 부르는 쪽에서 await 으로 받으면 됩니다.</w:t>
-      </w:r>
-    </w:p>
-    <w:p>
-      <w:pPr>
-        <w:pBdr>
-          <w:left w:val="single" w:sz="20" w:space="8" w:color="E8A33D"/>
-        </w:pBdr>
-        <w:shd w:val="clear" w:color="auto" w:fill="FFF4E5"/>
-        <w:spacing w:before="160" w:after="160" w:line="290" w:lineRule="auto"/>
-        <w:ind w:left="150" w:right="150"/>
-      </w:pPr>
-      <w:r>
-        <w:rPr>
-          <w:b/>
-          <w:color w:val="9C5700"/>
-          <w:sz w:val="19"/>
-        </w:rPr>
-        <w:t xml:space="preserve">■ 알아두기   </w:t>
-      </w:r>
-      <w:r>
-        <w:rPr>
-          <w:color w:val="333333"/>
-          <w:sz w:val="19"/>
-        </w:rPr>
-        <w:t>JSON.stringify() 는 객체를 문자열로 바꿉니다. HTTP 는 문자열만 실어 나를 수 있기 때문입니다. 반대 방향이 response.json() 이고, 이 한 쌍은 3부에서 배운 그대로입니다.</w:t>
+        <w:t>window.deleteStudent = deleteStudent;</w:t>
       </w:r>
     </w:p>
     <w:p>
@@ -10344,7 +9861,7 @@
           <w:left w:val="single" w:sz="20" w:space="8" w:color="2E75B6"/>
         </w:pBdr>
         <w:shd w:val="clear" w:color="auto" w:fill="E5F0F8"/>
-        <w:spacing w:before="0" w:after="160" w:line="290" w:lineRule="auto"/>
+        <w:spacing w:after="160" w:line="290" w:lineRule="auto"/>
         <w:ind w:left="150" w:right="150"/>
       </w:pPr>
       <w:r>
@@ -10357,6 +9874,7 @@
     </w:p>
     <w:p>
       <w:pPr>
+        <w:pageBreakBefore/>
         <w:pBdr>
           <w:bottom w:val="single" w:sz="12" w:space="6" w:color="2E5496"/>
         </w:pBdr>
@@ -10368,6 +9886,7 @@
           <w:color w:val="C0504D"/>
           <w:sz w:val="26"/>
         </w:rPr>
+        <w:lastRenderedPageBreak/>
         <w:t xml:space="preserve">[실습 4-7]  </w:t>
       </w:r>
       <w:r>
@@ -10450,15 +9969,7 @@
           <w:color w:val="666666"/>
           <w:sz w:val="17"/>
         </w:rPr>
-        <w:t xml:space="preserve">▶ </w:t>
-      </w:r>
-      <w:r>
-        <w:rPr>
-          <w:b/>
-          <w:color w:val="666666"/>
-          <w:sz w:val="17"/>
-        </w:rPr>
-        <w:t>form11.js</w:t>
+        <w:t>▶ form11.js</w:t>
       </w:r>
     </w:p>
     <w:p>
@@ -11084,90 +10595,7 @@
     </w:p>
     <w:p>
       <w:pPr>
-        <w:pBdr>
-          <w:left w:val="single" w:sz="20" w:space="8" w:color="E8A33D"/>
-        </w:pBdr>
-        <w:shd w:val="clear" w:color="auto" w:fill="FFF4E5"/>
-        <w:spacing w:before="160" w:after="160" w:line="290" w:lineRule="auto"/>
-        <w:ind w:left="150" w:right="150"/>
-      </w:pPr>
-      <w:r>
-        <w:rPr>
-          <w:b/>
-          <w:color w:val="9C5700"/>
-          <w:sz w:val="19"/>
-        </w:rPr>
-        <w:t xml:space="preserve">■ 알아두기   </w:t>
-      </w:r>
-      <w:r>
-        <w:rPr>
-          <w:color w:val="333333"/>
-          <w:sz w:val="19"/>
-        </w:rPr>
-        <w:t>Object.fromEntries 는 ES2019 에 들어온 함수이고, 반대 방향은 Object.entries 입니다. 객체를 [키, 값] 배열로 펼쳤다가 다시 객체로 되돌리는 한 쌍이며, FormData 뿐 아니라 URLSearchParams(주소창의 ?page=2)나 Map 도 같은 방식으로 객체가 됩니다. 자세한 설명과 응용 예제는 4권 6-6 에 있습니다.</w:t>
-      </w:r>
-    </w:p>
-    <w:p>
-      <w:pPr>
-        <w:pBdr>
-          <w:left w:val="single" w:sz="20" w:space="8" w:color="C0504D"/>
-        </w:pBdr>
-        <w:shd w:val="clear" w:color="auto" w:fill="FCEAEA"/>
-        <w:spacing w:before="160" w:after="40" w:line="290" w:lineRule="auto"/>
-        <w:ind w:left="150" w:right="150"/>
-      </w:pPr>
-      <w:r>
-        <w:rPr>
-          <w:b/>
-          <w:color w:val="9C2D2D"/>
-          <w:sz w:val="19"/>
-        </w:rPr>
-        <w:t xml:space="preserve">■ 자주 나는 오류   </w:t>
-      </w:r>
-      <w:r>
-        <w:rPr>
-          <w:color w:val="333333"/>
-          <w:sz w:val="19"/>
-        </w:rPr>
-        <w:t>fromEntries 결과에 특정 항목이 없다 → 그 input 에 name 속성이 없습니다. FormData 는 name 을 열쇠로 값을 담습니다.</w:t>
-      </w:r>
-    </w:p>
-    <w:p>
-      <w:pPr>
-        <w:pBdr>
-          <w:left w:val="single" w:sz="20" w:space="8" w:color="C0504D"/>
-        </w:pBdr>
-        <w:shd w:val="clear" w:color="auto" w:fill="FCEAEA"/>
-        <w:spacing w:before="0" w:after="40" w:line="290" w:lineRule="auto"/>
-        <w:ind w:left="150" w:right="150"/>
-      </w:pPr>
-      <w:r>
-        <w:rPr>
-          <w:color w:val="333333"/>
-          <w:sz w:val="19"/>
-        </w:rPr>
-        <w:t>같은 이름의 값이 하나만 들어온다 → 같은 name 을 가진 입력이 여러 개(체크박스 등)면 뒤의 값이 앞의 값을 덮어씁니다. 전부 받으려면 formData.getAll("...") 을 쓰세요.</w:t>
-      </w:r>
-    </w:p>
-    <w:p>
-      <w:pPr>
-        <w:pBdr>
-          <w:left w:val="single" w:sz="20" w:space="8" w:color="C0504D"/>
-        </w:pBdr>
-        <w:shd w:val="clear" w:color="auto" w:fill="FCEAEA"/>
-        <w:spacing w:before="0" w:after="160" w:line="290" w:lineRule="auto"/>
-        <w:ind w:left="150" w:right="150"/>
-      </w:pPr>
-      <w:r>
-        <w:rPr>
-          <w:color w:val="333333"/>
-          <w:sz w:val="19"/>
-        </w:rPr>
-        <w:t>숫자를 넣었는데 문자열로 다뤄진다 → 폼의 값은 언제나 문자열입니다. 숫자로 써야 한다면 Number() 로 바꿔야 합니다.</w:t>
-      </w:r>
-    </w:p>
-    <w:p>
-      <w:pPr>
+        <w:pageBreakBefore/>
         <w:spacing w:before="200" w:after="100"/>
       </w:pPr>
       <w:r>
@@ -11176,6 +10604,7 @@
           <w:color w:val="333333"/>
           <w:sz w:val="21"/>
         </w:rPr>
+        <w:lastRenderedPageBreak/>
         <w:t>3) 꺼낸 값으로 요청 데이터 만들기</w:t>
       </w:r>
     </w:p>
@@ -11189,25 +10618,9 @@
           <w:color w:val="666666"/>
           <w:sz w:val="17"/>
         </w:rPr>
-        <w:t xml:space="preserve">▶ </w:t>
-      </w:r>
-      <w:r>
-        <w:rPr>
-          <w:b/>
-          <w:color w:val="666666"/>
-          <w:sz w:val="17"/>
-        </w:rPr>
-        <w:t>src/ui/studentForm.js</w:t>
-      </w:r>
-      <w:r>
-        <w:rPr>
-          <w:b/>
-          <w:color w:val="666666"/>
-          <w:sz w:val="17"/>
-        </w:rPr>
-        <w:t xml:space="preserve">      </w:t>
-      </w:r>
-      <w:hyperlink r:id="rId55" w:history="1">
+        <w:t xml:space="preserve">▶ src/ui/studentForm.js      </w:t>
+      </w:r>
+      <w:hyperlink r:id="rId11" w:history="1">
         <w:r>
           <w:rPr>
             <w:rStyle w:val="a5"/>
@@ -11591,15 +11004,7 @@
           <w:color w:val="666666"/>
           <w:sz w:val="17"/>
         </w:rPr>
-        <w:t xml:space="preserve">▶ </w:t>
-      </w:r>
-      <w:r>
-        <w:rPr>
-          <w:b/>
-          <w:color w:val="666666"/>
-          <w:sz w:val="17"/>
-        </w:rPr>
-        <w:t>src/main.js</w:t>
+        <w:t>▶ src/main.js</w:t>
       </w:r>
     </w:p>
     <w:p>
@@ -11617,7 +11022,7 @@
           <w:color w:val="0E7A34"/>
           <w:sz w:val="17"/>
         </w:rPr>
-        <w:t xml:space="preserve">import { studentForm, collectStudentData } from "./ui/studentForm.js";</w:t>
+        <w:t>import { studentForm, collectStudentData } from "./ui/studentForm.js";</w:t>
       </w:r>
     </w:p>
     <w:p>
@@ -11652,7 +11057,7 @@
           <w:color w:val="8A8F98"/>
           <w:sz w:val="17"/>
         </w:rPr>
-        <w:t xml:space="preserve">// const studentForm = document.getElementById("studentForm");   ← 지웁니다</w:t>
+        <w:t>// const studentForm = document.getElementById("studentForm");   ← 지웁니다</w:t>
       </w:r>
     </w:p>
     <w:p>
@@ -11687,7 +11092,7 @@
           <w:color w:val="0E7A34"/>
           <w:sz w:val="17"/>
         </w:rPr>
-        <w:t xml:space="preserve">// 폼 제출 처리 안 — FormData 여섯 줄이 한 줄이 된다</w:t>
+        <w:t>// 폼 제출 처리 안 — FormData 여섯 줄이 한 줄이 된다</w:t>
       </w:r>
     </w:p>
     <w:p>
@@ -11705,7 +11110,7 @@
           <w:color w:val="0E7A34"/>
           <w:sz w:val="17"/>
         </w:rPr>
-        <w:t xml:space="preserve">const studentData = collectStudentData();</w:t>
+        <w:t>const studentData = collectStudentData();</w:t>
       </w:r>
     </w:p>
     <w:p>
@@ -11730,31 +11135,6 @@
           <w:color w:val="333333"/>
           <w:sz w:val="19"/>
         </w:rPr>
-        <w:t>중괄호 안의 이름은 폼의 name 속성과 정확히 같아야 합니다. 철자가 하나라도 다르면 그 변수는 undefined 가 되고, 이어지는 .trim() 에서 "Cannot read properties of undefined" 오류가 납니다.</w:t>
-      </w:r>
-    </w:p>
-    <w:p>
-      <w:pPr>
-        <w:pBdr>
-          <w:left w:val="single" w:sz="20" w:space="8" w:color="E8A33D"/>
-        </w:pBdr>
-        <w:shd w:val="clear" w:color="auto" w:fill="FFF4E5"/>
-        <w:spacing w:before="160" w:after="160" w:line="290" w:lineRule="auto"/>
-        <w:ind w:left="150" w:right="150"/>
-      </w:pPr>
-      <w:r>
-        <w:rPr>
-          <w:b/>
-          <w:color w:val="9C5700"/>
-          <w:sz w:val="19"/>
-        </w:rPr>
-        <w:t xml:space="preserve">■ 알아두기   </w:t>
-      </w:r>
-      <w:r>
-        <w:rPr>
-          <w:color w:val="333333"/>
-          <w:sz w:val="19"/>
-        </w:rPr>
         <w:t>이 파일에서 이메일에만 || 를 쓴 이유를 꼭 짚고 넘어가세요. 사용자가 아무것도 입력하지 않으면 빈 문자열("")이 옵니다. ?? 는 빈 문자열을 통과시키므로 서버로 "" 이 나가고, 서버의 날짜·이메일 타입이 이를 해석하지 못해 오류가 납니다. "빈 문자열도 없는 값으로 볼 것인가"가 || 와 ?? 를 고르는 기준입니다.</w:t>
       </w:r>
     </w:p>
@@ -11789,7 +11169,7 @@
           <w:left w:val="single" w:sz="20" w:space="8" w:color="C0504D"/>
         </w:pBdr>
         <w:shd w:val="clear" w:color="auto" w:fill="FCEAEA"/>
-        <w:spacing w:before="0" w:after="160" w:line="290" w:lineRule="auto"/>
+        <w:spacing w:after="160" w:line="290" w:lineRule="auto"/>
         <w:ind w:left="150" w:right="150"/>
       </w:pPr>
       <w:r>
@@ -11802,31 +11182,7 @@
     </w:p>
     <w:p>
       <w:pPr>
-        <w:pBdr>
-          <w:left w:val="single" w:sz="20" w:space="8" w:color="7B4FA0"/>
-        </w:pBdr>
-        <w:shd w:val="clear" w:color="auto" w:fill="F1EAF7"/>
-        <w:spacing w:before="160" w:after="160" w:line="290" w:lineRule="auto"/>
-        <w:ind w:left="150" w:right="150"/>
-      </w:pPr>
-      <w:r>
-        <w:rPr>
-          <w:b/>
-          <w:color w:val="5B2E82"/>
-          <w:sz w:val="19"/>
-        </w:rPr>
-        <w:t xml:space="preserve">■ 미니 과제   </w:t>
-      </w:r>
-      <w:r>
-        <w:rPr>
-          <w:color w:val="333333"/>
-          <w:sz w:val="19"/>
-        </w:rPr>
-        <w:t>Console 에서 Object.fromEntries(new FormData(document.forms[0]).entries()) 를 직접 쳐 보세요. 폼이 통째로 객체가 되어 나오는 모습을 보면 이 코드가 무엇을 하는지 한눈에 들어옵니다.</w:t>
-      </w:r>
-    </w:p>
-    <w:p>
-      <w:pPr>
+        <w:pageBreakBefore/>
         <w:pBdr>
           <w:bottom w:val="single" w:sz="12" w:space="6" w:color="2E5496"/>
         </w:pBdr>
@@ -11838,6 +11194,7 @@
           <w:color w:val="C0504D"/>
           <w:sz w:val="26"/>
         </w:rPr>
+        <w:lastRenderedPageBreak/>
         <w:t xml:space="preserve">[실습 4-8]  </w:t>
       </w:r>
       <w:r>
@@ -11920,6 +11277,7 @@
     </w:p>
     <w:p>
       <w:pPr>
+        <w:pageBreakBefore/>
         <w:spacing w:before="200" w:after="100"/>
       </w:pPr>
       <w:r>
@@ -11928,6 +11286,7 @@
           <w:color w:val="333333"/>
           <w:sz w:val="21"/>
         </w:rPr>
+        <w:lastRenderedPageBreak/>
         <w:t>2) 메시지를 돌려주는 함수로</w:t>
       </w:r>
     </w:p>
@@ -11941,25 +11300,9 @@
           <w:color w:val="666666"/>
           <w:sz w:val="17"/>
         </w:rPr>
-        <w:t xml:space="preserve">▶ </w:t>
-      </w:r>
-      <w:r>
-        <w:rPr>
-          <w:b/>
-          <w:color w:val="666666"/>
-          <w:sz w:val="17"/>
-        </w:rPr>
-        <w:t>src/lib/validation.js</w:t>
-      </w:r>
-      <w:r>
-        <w:rPr>
-          <w:b/>
-          <w:color w:val="666666"/>
-          <w:sz w:val="17"/>
-        </w:rPr>
-        <w:t xml:space="preserve">      </w:t>
-      </w:r>
-      <w:hyperlink r:id="rId56" w:history="1">
+        <w:t xml:space="preserve">▶ src/lib/validation.js      </w:t>
+      </w:r>
+      <w:hyperlink r:id="rId12" w:history="1">
         <w:r>
           <w:rPr>
             <w:rStyle w:val="a5"/>
@@ -12682,6 +12025,7 @@
     </w:p>
     <w:p>
       <w:pPr>
+        <w:pageBreakBefore/>
         <w:spacing w:before="200" w:after="100"/>
       </w:pPr>
       <w:r>
@@ -12690,6 +12034,7 @@
           <w:color w:val="333333"/>
           <w:sz w:val="21"/>
         </w:rPr>
+        <w:lastRenderedPageBreak/>
         <w:t>3) main.js 정리</w:t>
       </w:r>
     </w:p>
@@ -12711,15 +12056,7 @@
           <w:color w:val="666666"/>
           <w:sz w:val="17"/>
         </w:rPr>
-        <w:t xml:space="preserve">▶ </w:t>
-      </w:r>
-      <w:r>
-        <w:rPr>
-          <w:b/>
-          <w:color w:val="666666"/>
-          <w:sz w:val="17"/>
-        </w:rPr>
-        <w:t>src/main.js</w:t>
+        <w:t>▶ src/main.js</w:t>
       </w:r>
     </w:p>
     <w:p>
@@ -12737,7 +12074,7 @@
           <w:color w:val="0E7A34"/>
           <w:sz w:val="17"/>
         </w:rPr>
-        <w:t xml:space="preserve">import { validateStudent } from "./lib/validation.js";</w:t>
+        <w:t>import { validateStudent } from "./lib/validation.js";</w:t>
       </w:r>
     </w:p>
     <w:p>
@@ -12772,7 +12109,7 @@
           <w:color w:val="8A8F98"/>
           <w:sz w:val="17"/>
         </w:rPr>
-        <w:t xml:space="preserve">// 바꾸기 전 — 검사 함수가 직접 alert 을 띄웠다</w:t>
+        <w:t>// 바꾸기 전 — 검사 함수가 직접 alert 을 띄웠다</w:t>
       </w:r>
     </w:p>
     <w:p>
@@ -12790,7 +12127,7 @@
           <w:color w:val="8A8F98"/>
           <w:sz w:val="17"/>
         </w:rPr>
-        <w:t xml:space="preserve">if (!validateStudent(studentData)) {</w:t>
+        <w:t>if (!validateStudent(studentData)) {</w:t>
       </w:r>
     </w:p>
     <w:p>
@@ -12826,7 +12163,7 @@
           <w:color w:val="8A8F98"/>
           <w:sz w:val="17"/>
         </w:rPr>
-        <w:t xml:space="preserve">}</w:t>
+        <w:t>}</w:t>
       </w:r>
     </w:p>
     <w:p>
@@ -12861,43 +12198,43 @@
           <w:color w:val="0E7A34"/>
           <w:sz w:val="17"/>
         </w:rPr>
-        <w:t xml:space="preserve">// 바꾼 뒤 — 돌아온 메시지를 화면에 보여 준다</w:t>
-      </w:r>
-    </w:p>
-    <w:p>
-      <w:pPr>
-        <w:pBdr>
-          <w:left w:val="single" w:sz="12" w:space="6" w:color="B7C3D4"/>
-        </w:pBdr>
-        <w:shd w:val="clear" w:color="auto" w:fill="F2F4F7"/>
-        <w:spacing w:line="250" w:lineRule="auto"/>
-        <w:ind w:left="180" w:right="180"/>
-      </w:pPr>
-      <w:r>
-        <w:rPr>
-          <w:rFonts w:ascii="Consolas" w:eastAsia="Consolas" w:hAnsi="Consolas" w:cs="Consolas"/>
-          <w:color w:val="0E7A34"/>
-          <w:sz w:val="17"/>
-        </w:rPr>
-        <w:t xml:space="preserve">const errorMessage = validateStudent(studentData);</w:t>
-      </w:r>
-    </w:p>
-    <w:p>
-      <w:pPr>
-        <w:pBdr>
-          <w:left w:val="single" w:sz="12" w:space="6" w:color="B7C3D4"/>
-        </w:pBdr>
-        <w:shd w:val="clear" w:color="auto" w:fill="F2F4F7"/>
-        <w:spacing w:line="250" w:lineRule="auto"/>
-        <w:ind w:left="180" w:right="180"/>
-      </w:pPr>
-      <w:r>
-        <w:rPr>
-          <w:rFonts w:ascii="Consolas" w:eastAsia="Consolas" w:hAnsi="Consolas" w:cs="Consolas"/>
-          <w:color w:val="0E7A34"/>
-          <w:sz w:val="17"/>
-        </w:rPr>
-        <w:t xml:space="preserve">if (errorMessage) {</w:t>
+        <w:t>// 바꾼 뒤 — 돌아온 메시지를 화면에 보여 준다</w:t>
+      </w:r>
+    </w:p>
+    <w:p>
+      <w:pPr>
+        <w:pBdr>
+          <w:left w:val="single" w:sz="12" w:space="6" w:color="B7C3D4"/>
+        </w:pBdr>
+        <w:shd w:val="clear" w:color="auto" w:fill="F2F4F7"/>
+        <w:spacing w:line="250" w:lineRule="auto"/>
+        <w:ind w:left="180" w:right="180"/>
+      </w:pPr>
+      <w:r>
+        <w:rPr>
+          <w:rFonts w:ascii="Consolas" w:eastAsia="Consolas" w:hAnsi="Consolas" w:cs="Consolas"/>
+          <w:color w:val="0E7A34"/>
+          <w:sz w:val="17"/>
+        </w:rPr>
+        <w:t>const errorMessage = validateStudent(studentData);</w:t>
+      </w:r>
+    </w:p>
+    <w:p>
+      <w:pPr>
+        <w:pBdr>
+          <w:left w:val="single" w:sz="12" w:space="6" w:color="B7C3D4"/>
+        </w:pBdr>
+        <w:shd w:val="clear" w:color="auto" w:fill="F2F4F7"/>
+        <w:spacing w:line="250" w:lineRule="auto"/>
+        <w:ind w:left="180" w:right="180"/>
+      </w:pPr>
+      <w:r>
+        <w:rPr>
+          <w:rFonts w:ascii="Consolas" w:eastAsia="Consolas" w:hAnsi="Consolas" w:cs="Consolas"/>
+          <w:color w:val="0E7A34"/>
+          <w:sz w:val="17"/>
+        </w:rPr>
+        <w:t>if (errorMessage) {</w:t>
       </w:r>
     </w:p>
     <w:p>
@@ -12951,7 +12288,7 @@
           <w:color w:val="0E7A34"/>
           <w:sz w:val="17"/>
         </w:rPr>
-        <w:t xml:space="preserve">}</w:t>
+        <w:t>}</w:t>
       </w:r>
     </w:p>
     <w:p>
@@ -12981,56 +12318,7 @@
     </w:p>
     <w:p>
       <w:pPr>
-        <w:pBdr>
-          <w:left w:val="single" w:sz="20" w:space="8" w:color="E8A33D"/>
-        </w:pBdr>
-        <w:shd w:val="clear" w:color="auto" w:fill="FFF4E5"/>
-        <w:spacing w:before="160" w:after="160" w:line="290" w:lineRule="auto"/>
-        <w:ind w:left="150" w:right="150"/>
-      </w:pPr>
-      <w:r>
-        <w:rPr>
-          <w:b/>
-          <w:color w:val="9C5700"/>
-          <w:sz w:val="19"/>
-        </w:rPr>
-        <w:t xml:space="preserve">■ 알아두기   </w:t>
-      </w:r>
-      <w:r>
-        <w:rPr>
-          <w:color w:val="333333"/>
-          <w:sz w:val="19"/>
-        </w:rPr>
-        <w:t>이 파일에는 document 도 fetch 도 없습니다. 값을 넣으면 값이 나오는 순수 함수뿐입니다. 이런 함수는 브라우저 없이도 테스트할 수 있고, 나중에 React 로 옮겨도 그대로 씁니다.</w:t>
-      </w:r>
-    </w:p>
-    <w:p>
-      <w:pPr>
-        <w:pBdr>
-          <w:left w:val="single" w:sz="20" w:space="8" w:color="7B4FA0"/>
-        </w:pBdr>
-        <w:shd w:val="clear" w:color="auto" w:fill="F1EAF7"/>
-        <w:spacing w:before="160" w:after="160" w:line="290" w:lineRule="auto"/>
-        <w:ind w:left="150" w:right="150"/>
-      </w:pPr>
-      <w:r>
-        <w:rPr>
-          <w:b/>
-          <w:color w:val="5B2E82"/>
-          <w:sz w:val="19"/>
-        </w:rPr>
-        <w:t xml:space="preserve">■ 미니 과제   </w:t>
-      </w:r>
-      <w:r>
-        <w:rPr>
-          <w:color w:val="333333"/>
-          <w:sz w:val="19"/>
-        </w:rPr>
-        <w:t>학번 최소 길이 검사(예: 4자 이상)를 추가해 보세요. 정규식을 고칠 수도 있고, studentNumber.length 를 검사하는 if 를 한 줄 더할 수도 있습니다.</w:t>
-      </w:r>
-    </w:p>
-    <w:p>
-      <w:pPr>
+        <w:pageBreakBefore/>
         <w:pBdr>
           <w:bottom w:val="single" w:sz="12" w:space="6" w:color="2E5496"/>
         </w:pBdr>
@@ -13042,6 +12330,7 @@
           <w:color w:val="C0504D"/>
           <w:sz w:val="26"/>
         </w:rPr>
+        <w:lastRenderedPageBreak/>
         <w:t xml:space="preserve">[실습 4-9]  </w:t>
       </w:r>
       <w:r>
@@ -13139,25 +12428,9 @@
           <w:color w:val="666666"/>
           <w:sz w:val="17"/>
         </w:rPr>
-        <w:t xml:space="preserve">▶ </w:t>
-      </w:r>
-      <w:r>
-        <w:rPr>
-          <w:b/>
-          <w:color w:val="666666"/>
-          <w:sz w:val="17"/>
-        </w:rPr>
-        <w:t>src/ui/message.js</w:t>
-      </w:r>
-      <w:r>
-        <w:rPr>
-          <w:b/>
-          <w:color w:val="666666"/>
-          <w:sz w:val="17"/>
-        </w:rPr>
-        <w:t xml:space="preserve">      </w:t>
-      </w:r>
-      <w:hyperlink r:id="rId57" w:history="1">
+        <w:t xml:space="preserve">▶ src/ui/message.js      </w:t>
+      </w:r>
+      <w:hyperlink r:id="rId13" w:history="1">
         <w:r>
           <w:rPr>
             <w:rStyle w:val="a5"/>
@@ -13183,25 +12456,25 @@
           <w:color w:val="0E7A34"/>
           <w:sz w:val="17"/>
         </w:rPr>
-        <w:t xml:space="preserve">const formError = document.getElementById("formError");</w:t>
-      </w:r>
-    </w:p>
-    <w:p>
-      <w:pPr>
-        <w:pBdr>
-          <w:left w:val="single" w:sz="12" w:space="6" w:color="B7C3D4"/>
-        </w:pBdr>
-        <w:shd w:val="clear" w:color="auto" w:fill="F2F4F7"/>
-        <w:spacing w:line="250" w:lineRule="auto"/>
-        <w:ind w:left="180" w:right="180"/>
-      </w:pPr>
-      <w:r>
-        <w:rPr>
-          <w:rFonts w:ascii="Consolas" w:eastAsia="Consolas" w:hAnsi="Consolas" w:cs="Consolas"/>
-          <w:color w:val="0E7A34"/>
-          <w:sz w:val="17"/>
-        </w:rPr>
-        <w:t xml:space="preserve">const loadingMessage = document.getElementById("loadingMessage");</w:t>
+        <w:t>const formError = document.getElementById("formError");</w:t>
+      </w:r>
+    </w:p>
+    <w:p>
+      <w:pPr>
+        <w:pBdr>
+          <w:left w:val="single" w:sz="12" w:space="6" w:color="B7C3D4"/>
+        </w:pBdr>
+        <w:shd w:val="clear" w:color="auto" w:fill="F2F4F7"/>
+        <w:spacing w:line="250" w:lineRule="auto"/>
+        <w:ind w:left="180" w:right="180"/>
+      </w:pPr>
+      <w:r>
+        <w:rPr>
+          <w:rFonts w:ascii="Consolas" w:eastAsia="Consolas" w:hAnsi="Consolas" w:cs="Consolas"/>
+          <w:color w:val="0E7A34"/>
+          <w:sz w:val="17"/>
+        </w:rPr>
+        <w:t>const loadingMessage = document.getElementById("loadingMessage");</w:t>
       </w:r>
     </w:p>
     <w:p>
@@ -13237,7 +12510,7 @@
           <w:color w:val="0E7A34"/>
           <w:sz w:val="17"/>
         </w:rPr>
-        <w:t xml:space="preserve">const COLORS = { error: "#dc3545", success: "#28a745" };</w:t>
+        <w:t>const COLORS = { error: "#dc3545", success: "#28a745" };</w:t>
       </w:r>
     </w:p>
     <w:p>
@@ -13273,25 +12546,25 @@
           <w:color w:val="0E7A34"/>
           <w:sz w:val="17"/>
         </w:rPr>
-        <w:t xml:space="preserve">/** 성공 메시지가 저절로 사라지기까지의 시간(ms) */</w:t>
-      </w:r>
-    </w:p>
-    <w:p>
-      <w:pPr>
-        <w:pBdr>
-          <w:left w:val="single" w:sz="12" w:space="6" w:color="B7C3D4"/>
-        </w:pBdr>
-        <w:shd w:val="clear" w:color="auto" w:fill="F2F4F7"/>
-        <w:spacing w:line="250" w:lineRule="auto"/>
-        <w:ind w:left="180" w:right="180"/>
-      </w:pPr>
-      <w:r>
-        <w:rPr>
-          <w:rFonts w:ascii="Consolas" w:eastAsia="Consolas" w:hAnsi="Consolas" w:cs="Consolas"/>
-          <w:color w:val="0E7A34"/>
-          <w:sz w:val="17"/>
-        </w:rPr>
-        <w:t xml:space="preserve">const MESSAGE_TIMEOUT = 3000;</w:t>
+        <w:t>/** 성공 메시지가 저절로 사라지기까지의 시간(ms) */</w:t>
+      </w:r>
+    </w:p>
+    <w:p>
+      <w:pPr>
+        <w:pBdr>
+          <w:left w:val="single" w:sz="12" w:space="6" w:color="B7C3D4"/>
+        </w:pBdr>
+        <w:shd w:val="clear" w:color="auto" w:fill="F2F4F7"/>
+        <w:spacing w:line="250" w:lineRule="auto"/>
+        <w:ind w:left="180" w:right="180"/>
+      </w:pPr>
+      <w:r>
+        <w:rPr>
+          <w:rFonts w:ascii="Consolas" w:eastAsia="Consolas" w:hAnsi="Consolas" w:cs="Consolas"/>
+          <w:color w:val="0E7A34"/>
+          <w:sz w:val="17"/>
+        </w:rPr>
+        <w:t>const MESSAGE_TIMEOUT = 3000;</w:t>
       </w:r>
     </w:p>
     <w:p>
@@ -13327,25 +12600,25 @@
           <w:color w:val="0E7A34"/>
           <w:sz w:val="17"/>
         </w:rPr>
-        <w:t xml:space="preserve">/** 자동 초기화 예약. 새 메시지가 오면 이전 예약을 취소한다. */</w:t>
-      </w:r>
-    </w:p>
-    <w:p>
-      <w:pPr>
-        <w:pBdr>
-          <w:left w:val="single" w:sz="12" w:space="6" w:color="B7C3D4"/>
-        </w:pBdr>
-        <w:shd w:val="clear" w:color="auto" w:fill="F2F4F7"/>
-        <w:spacing w:line="250" w:lineRule="auto"/>
-        <w:ind w:left="180" w:right="180"/>
-      </w:pPr>
-      <w:r>
-        <w:rPr>
-          <w:rFonts w:ascii="Consolas" w:eastAsia="Consolas" w:hAnsi="Consolas" w:cs="Consolas"/>
-          <w:color w:val="0E7A34"/>
-          <w:sz w:val="17"/>
-        </w:rPr>
-        <w:t xml:space="preserve">let messageTimer = null;</w:t>
+        <w:t>/** 자동 초기화 예약. 새 메시지가 오면 이전 예약을 취소한다. */</w:t>
+      </w:r>
+    </w:p>
+    <w:p>
+      <w:pPr>
+        <w:pBdr>
+          <w:left w:val="single" w:sz="12" w:space="6" w:color="B7C3D4"/>
+        </w:pBdr>
+        <w:shd w:val="clear" w:color="auto" w:fill="F2F4F7"/>
+        <w:spacing w:line="250" w:lineRule="auto"/>
+        <w:ind w:left="180" w:right="180"/>
+      </w:pPr>
+      <w:r>
+        <w:rPr>
+          <w:rFonts w:ascii="Consolas" w:eastAsia="Consolas" w:hAnsi="Consolas" w:cs="Consolas"/>
+          <w:color w:val="0E7A34"/>
+          <w:sz w:val="17"/>
+        </w:rPr>
+        <w:t>let messageTimer = null;</w:t>
       </w:r>
     </w:p>
     <w:p>
@@ -13381,7 +12654,7 @@
           <w:color w:val="0E7A34"/>
           <w:sz w:val="17"/>
         </w:rPr>
-        <w:t xml:space="preserve">/**</w:t>
+        <w:t>/**</w:t>
       </w:r>
     </w:p>
     <w:p>
@@ -13453,7 +12726,7 @@
           <w:color w:val="0E7A34"/>
           <w:sz w:val="17"/>
         </w:rPr>
-        <w:t xml:space="preserve">export function showMessage(text, type = "error", timeout = 0) {</w:t>
+        <w:t>export function showMessage(text, type = "error", timeout = 0) {</w:t>
       </w:r>
     </w:p>
     <w:p>
@@ -13651,7 +12924,7 @@
           <w:color w:val="0E7A34"/>
           <w:sz w:val="17"/>
         </w:rPr>
-        <w:t xml:space="preserve">}</w:t>
+        <w:t>}</w:t>
       </w:r>
     </w:p>
     <w:p>
@@ -13687,25 +12960,25 @@
           <w:color w:val="0E7A34"/>
           <w:sz w:val="17"/>
         </w:rPr>
-        <w:t xml:space="preserve">export const showError = (text) =&gt; showMessage(text, "error");</w:t>
-      </w:r>
-    </w:p>
-    <w:p>
-      <w:pPr>
-        <w:pBdr>
-          <w:left w:val="single" w:sz="12" w:space="6" w:color="B7C3D4"/>
-        </w:pBdr>
-        <w:shd w:val="clear" w:color="auto" w:fill="F2F4F7"/>
-        <w:spacing w:line="250" w:lineRule="auto"/>
-        <w:ind w:left="180" w:right="180"/>
-      </w:pPr>
-      <w:r>
-        <w:rPr>
-          <w:rFonts w:ascii="Consolas" w:eastAsia="Consolas" w:hAnsi="Consolas" w:cs="Consolas"/>
-          <w:color w:val="0E7A34"/>
-          <w:sz w:val="17"/>
-        </w:rPr>
-        <w:t xml:space="preserve">export const showSuccess = (text) =&gt; showMessage(text, "success", MESSAGE_TIMEOUT);</w:t>
+        <w:t>export const showError = (text) =&gt; showMessage(text, "error");</w:t>
+      </w:r>
+    </w:p>
+    <w:p>
+      <w:pPr>
+        <w:pBdr>
+          <w:left w:val="single" w:sz="12" w:space="6" w:color="B7C3D4"/>
+        </w:pBdr>
+        <w:shd w:val="clear" w:color="auto" w:fill="F2F4F7"/>
+        <w:spacing w:line="250" w:lineRule="auto"/>
+        <w:ind w:left="180" w:right="180"/>
+      </w:pPr>
+      <w:r>
+        <w:rPr>
+          <w:rFonts w:ascii="Consolas" w:eastAsia="Consolas" w:hAnsi="Consolas" w:cs="Consolas"/>
+          <w:color w:val="0E7A34"/>
+          <w:sz w:val="17"/>
+        </w:rPr>
+        <w:t>export const showSuccess = (text) =&gt; showMessage(text, "success", MESSAGE_TIMEOUT);</w:t>
       </w:r>
     </w:p>
     <w:p>
@@ -13741,7 +13014,7 @@
           <w:color w:val="0E7A34"/>
           <w:sz w:val="17"/>
         </w:rPr>
-        <w:t xml:space="preserve">export function clearMessages() {</w:t>
+        <w:t>export function clearMessages() {</w:t>
       </w:r>
     </w:p>
     <w:p>
@@ -13849,7 +13122,7 @@
           <w:color w:val="0E7A34"/>
           <w:sz w:val="17"/>
         </w:rPr>
-        <w:t xml:space="preserve">}</w:t>
+        <w:t>}</w:t>
       </w:r>
     </w:p>
     <w:p>
@@ -13885,25 +13158,25 @@
           <w:color w:val="0E7A34"/>
           <w:sz w:val="17"/>
         </w:rPr>
-        <w:t xml:space="preserve">/** @param {boolean} [isLoading] 기본값 true */</w:t>
-      </w:r>
-    </w:p>
-    <w:p>
-      <w:pPr>
-        <w:pBdr>
-          <w:left w:val="single" w:sz="12" w:space="6" w:color="B7C3D4"/>
-        </w:pBdr>
-        <w:shd w:val="clear" w:color="auto" w:fill="F2F4F7"/>
-        <w:spacing w:line="250" w:lineRule="auto"/>
-        <w:ind w:left="180" w:right="180"/>
-      </w:pPr>
-      <w:r>
-        <w:rPr>
-          <w:rFonts w:ascii="Consolas" w:eastAsia="Consolas" w:hAnsi="Consolas" w:cs="Consolas"/>
-          <w:color w:val="0E7A34"/>
-          <w:sz w:val="17"/>
-        </w:rPr>
-        <w:t xml:space="preserve">export function setLoading(isLoading = true) {</w:t>
+        <w:t>/** @param {boolean} [isLoading] 기본값 true */</w:t>
+      </w:r>
+    </w:p>
+    <w:p>
+      <w:pPr>
+        <w:pBdr>
+          <w:left w:val="single" w:sz="12" w:space="6" w:color="B7C3D4"/>
+        </w:pBdr>
+        <w:shd w:val="clear" w:color="auto" w:fill="F2F4F7"/>
+        <w:spacing w:line="250" w:lineRule="auto"/>
+        <w:ind w:left="180" w:right="180"/>
+      </w:pPr>
+      <w:r>
+        <w:rPr>
+          <w:rFonts w:ascii="Consolas" w:eastAsia="Consolas" w:hAnsi="Consolas" w:cs="Consolas"/>
+          <w:color w:val="0E7A34"/>
+          <w:sz w:val="17"/>
+        </w:rPr>
+        <w:t>export function setLoading(isLoading = true) {</w:t>
       </w:r>
     </w:p>
     <w:p>
@@ -13939,7 +13212,7 @@
           <w:color w:val="0E7A34"/>
           <w:sz w:val="17"/>
         </w:rPr>
-        <w:t xml:space="preserve">}</w:t>
+        <w:t>}</w:t>
       </w:r>
     </w:p>
     <w:p>
@@ -13957,6 +13230,7 @@
           <w:color w:val="9C5700"/>
           <w:sz w:val="19"/>
         </w:rPr>
+        <w:lastRenderedPageBreak/>
         <w:t xml:space="preserve">■ 알아두기   </w:t>
       </w:r>
       <w:r>
@@ -14019,6 +13293,7 @@
     </w:p>
     <w:p>
       <w:pPr>
+        <w:pageBreakBefore/>
         <w:spacing w:before="200" w:after="100"/>
       </w:pPr>
       <w:r>
@@ -14027,6 +13302,7 @@
           <w:color w:val="333333"/>
           <w:sz w:val="21"/>
         </w:rPr>
+        <w:lastRenderedPageBreak/>
         <w:t>2) 폼 모듈 — 채우기와 모드 전환</w:t>
       </w:r>
     </w:p>
@@ -14040,25 +13316,9 @@
           <w:color w:val="666666"/>
           <w:sz w:val="17"/>
         </w:rPr>
-        <w:t xml:space="preserve">▶ </w:t>
-      </w:r>
-      <w:r>
-        <w:rPr>
-          <w:b/>
-          <w:color w:val="666666"/>
-          <w:sz w:val="17"/>
-        </w:rPr>
-        <w:t>src/ui/studentForm.js (이어서)</w:t>
-      </w:r>
-      <w:r>
-        <w:rPr>
-          <w:b/>
-          <w:color w:val="666666"/>
-          <w:sz w:val="17"/>
-        </w:rPr>
-        <w:t xml:space="preserve">      </w:t>
-      </w:r>
-      <w:hyperlink r:id="rId58" w:history="1">
+        <w:t xml:space="preserve">▶ src/ui/studentForm.js (이어서)      </w:t>
+      </w:r>
+      <w:hyperlink r:id="rId14" w:history="1">
         <w:r>
           <w:rPr>
             <w:rStyle w:val="a5"/>
@@ -15111,6 +14371,7 @@
     </w:p>
     <w:p>
       <w:pPr>
+        <w:pageBreakBefore/>
         <w:spacing w:before="200" w:after="100"/>
       </w:pPr>
       <w:r>
@@ -15119,6 +14380,7 @@
           <w:color w:val="333333"/>
           <w:sz w:val="21"/>
         </w:rPr>
+        <w:lastRenderedPageBreak/>
         <w:t>3) main.js 정리</w:t>
       </w:r>
     </w:p>
@@ -15140,15 +14402,7 @@
           <w:color w:val="666666"/>
           <w:sz w:val="17"/>
         </w:rPr>
-        <w:t xml:space="preserve">▶ </w:t>
-      </w:r>
-      <w:r>
-        <w:rPr>
-          <w:b/>
-          <w:color w:val="666666"/>
-          <w:sz w:val="17"/>
-        </w:rPr>
-        <w:t>src/main.js</w:t>
+        <w:t>▶ src/main.js</w:t>
       </w:r>
     </w:p>
     <w:p>
@@ -15166,25 +14420,25 @@
           <w:color w:val="0E7A34"/>
           <w:sz w:val="17"/>
         </w:rPr>
-        <w:t xml:space="preserve">import { showError, showSuccess, clearMessages, setLoading } from "./ui/message.js";</w:t>
-      </w:r>
-    </w:p>
-    <w:p>
-      <w:pPr>
-        <w:pBdr>
-          <w:left w:val="single" w:sz="12" w:space="6" w:color="B7C3D4"/>
-        </w:pBdr>
-        <w:shd w:val="clear" w:color="auto" w:fill="F2F4F7"/>
-        <w:spacing w:line="250" w:lineRule="auto"/>
-        <w:ind w:left="180" w:right="180"/>
-      </w:pPr>
-      <w:r>
-        <w:rPr>
-          <w:rFonts w:ascii="Consolas" w:eastAsia="Consolas" w:hAnsi="Consolas" w:cs="Consolas"/>
-          <w:color w:val="0E7A34"/>
-          <w:sz w:val="17"/>
-        </w:rPr>
-        <w:t xml:space="preserve">import {</w:t>
+        <w:t>import { showError, showSuccess, clearMessages, setLoading } from "./ui/message.js";</w:t>
+      </w:r>
+    </w:p>
+    <w:p>
+      <w:pPr>
+        <w:pBdr>
+          <w:left w:val="single" w:sz="12" w:space="6" w:color="B7C3D4"/>
+        </w:pBdr>
+        <w:shd w:val="clear" w:color="auto" w:fill="F2F4F7"/>
+        <w:spacing w:line="250" w:lineRule="auto"/>
+        <w:ind w:left="180" w:right="180"/>
+      </w:pPr>
+      <w:r>
+        <w:rPr>
+          <w:rFonts w:ascii="Consolas" w:eastAsia="Consolas" w:hAnsi="Consolas" w:cs="Consolas"/>
+          <w:color w:val="0E7A34"/>
+          <w:sz w:val="17"/>
+        </w:rPr>
+        <w:t>import {</w:t>
       </w:r>
     </w:p>
     <w:p>
@@ -15238,7 +14492,7 @@
           <w:color w:val="0E7A34"/>
           <w:sz w:val="17"/>
         </w:rPr>
-        <w:t xml:space="preserve">} from "./ui/studentForm.js";</w:t>
+        <w:t>} from "./ui/studentForm.js";</w:t>
       </w:r>
     </w:p>
     <w:p>
@@ -15273,43 +14527,43 @@
           <w:color w:val="0E7A34"/>
           <w:sz w:val="17"/>
         </w:rPr>
-        <w:t xml:space="preserve">// 실습 4-4 에서 직접 켜고 끄던 로딩 표시도 이제 함수로 바꾼다</w:t>
-      </w:r>
-    </w:p>
-    <w:p>
-      <w:pPr>
-        <w:pBdr>
-          <w:left w:val="single" w:sz="12" w:space="6" w:color="B7C3D4"/>
-        </w:pBdr>
-        <w:shd w:val="clear" w:color="auto" w:fill="F2F4F7"/>
-        <w:spacing w:line="250" w:lineRule="auto"/>
-        <w:ind w:left="180" w:right="180"/>
-      </w:pPr>
-      <w:r>
-        <w:rPr>
-          <w:rFonts w:ascii="Consolas" w:eastAsia="Consolas" w:hAnsi="Consolas" w:cs="Consolas"/>
-          <w:color w:val="0E7A34"/>
-          <w:sz w:val="17"/>
-        </w:rPr>
-        <w:t xml:space="preserve">setLoading(true);      // loadingMessage.style.display = "block";</w:t>
-      </w:r>
-    </w:p>
-    <w:p>
-      <w:pPr>
-        <w:pBdr>
-          <w:left w:val="single" w:sz="12" w:space="6" w:color="B7C3D4"/>
-        </w:pBdr>
-        <w:shd w:val="clear" w:color="auto" w:fill="F2F4F7"/>
-        <w:spacing w:line="250" w:lineRule="auto"/>
-        <w:ind w:left="180" w:right="180"/>
-      </w:pPr>
-      <w:r>
-        <w:rPr>
-          <w:rFonts w:ascii="Consolas" w:eastAsia="Consolas" w:hAnsi="Consolas" w:cs="Consolas"/>
-          <w:color w:val="0E7A34"/>
-          <w:sz w:val="17"/>
-        </w:rPr>
-        <w:t xml:space="preserve">setLoading(false);     // loadingMessage.style.display = "none";</w:t>
+        <w:t>// 실습 4-4 에서 직접 켜고 끄던 로딩 표시도 이제 함수로 바꾼다</w:t>
+      </w:r>
+    </w:p>
+    <w:p>
+      <w:pPr>
+        <w:pBdr>
+          <w:left w:val="single" w:sz="12" w:space="6" w:color="B7C3D4"/>
+        </w:pBdr>
+        <w:shd w:val="clear" w:color="auto" w:fill="F2F4F7"/>
+        <w:spacing w:line="250" w:lineRule="auto"/>
+        <w:ind w:left="180" w:right="180"/>
+      </w:pPr>
+      <w:r>
+        <w:rPr>
+          <w:rFonts w:ascii="Consolas" w:eastAsia="Consolas" w:hAnsi="Consolas" w:cs="Consolas"/>
+          <w:color w:val="0E7A34"/>
+          <w:sz w:val="17"/>
+        </w:rPr>
+        <w:t>setLoading(true);      // loadingMessage.style.display = "block";</w:t>
+      </w:r>
+    </w:p>
+    <w:p>
+      <w:pPr>
+        <w:pBdr>
+          <w:left w:val="single" w:sz="12" w:space="6" w:color="B7C3D4"/>
+        </w:pBdr>
+        <w:shd w:val="clear" w:color="auto" w:fill="F2F4F7"/>
+        <w:spacing w:line="250" w:lineRule="auto"/>
+        <w:ind w:left="180" w:right="180"/>
+      </w:pPr>
+      <w:r>
+        <w:rPr>
+          <w:rFonts w:ascii="Consolas" w:eastAsia="Consolas" w:hAnsi="Consolas" w:cs="Consolas"/>
+          <w:color w:val="0E7A34"/>
+          <w:sz w:val="17"/>
+        </w:rPr>
+        <w:t>setLoading(false);     // loadingMessage.style.display = "none";</w:t>
       </w:r>
     </w:p>
     <w:p>
@@ -15344,7 +14598,7 @@
           <w:color w:val="8A8F98"/>
           <w:sz w:val="17"/>
         </w:rPr>
-        <w:t xml:space="preserve">// 실습 4-1 끝에 넣었던 아래 한 줄도 지웁니다 (실습 4-11 에서 다시 연결)</w:t>
+        <w:t>// 실습 4-1 끝에 넣었던 아래 한 줄도 지웁니다 (실습 4-11 에서 다시 연결)</w:t>
       </w:r>
     </w:p>
     <w:p>
@@ -15362,7 +14616,7 @@
           <w:color w:val="8A8F98"/>
           <w:sz w:val="17"/>
         </w:rPr>
-        <w:t xml:space="preserve">// cancelButton.addEventListener("click", resetForm);</w:t>
+        <w:t>// cancelButton.addEventListener("click", resetForm);</w:t>
       </w:r>
     </w:p>
     <w:p>
@@ -15401,31 +14655,6 @@
     <w:p>
       <w:pPr>
         <w:pBdr>
-          <w:left w:val="single" w:sz="20" w:space="8" w:color="E8A33D"/>
-        </w:pBdr>
-        <w:shd w:val="clear" w:color="auto" w:fill="FFF4E5"/>
-        <w:spacing w:before="160" w:after="160" w:line="290" w:lineRule="auto"/>
-        <w:ind w:left="150" w:right="150"/>
-      </w:pPr>
-      <w:r>
-        <w:rPr>
-          <w:b/>
-          <w:color w:val="9C5700"/>
-          <w:sz w:val="19"/>
-        </w:rPr>
-        <w:t xml:space="preserve">■ 알아두기   </w:t>
-      </w:r>
-      <w:r>
-        <w:rPr>
-          <w:color w:val="333333"/>
-          <w:sz w:val="19"/>
-        </w:rPr>
-        <w:t>classList.toggle("editing", isEditing) 은 두 번째 인자가 true 면 클래스를 붙이고 false 면 뗍니다. if 를 쓰지 않고 상태를 화면에 반영하는 짧은 방법입니다.</w:t>
-      </w:r>
-    </w:p>
-    <w:p>
-      <w:pPr>
-        <w:pBdr>
           <w:left w:val="single" w:sz="20" w:space="8" w:color="2E75B6"/>
         </w:pBdr>
         <w:shd w:val="clear" w:color="auto" w:fill="E5F0F8"/>
@@ -15454,7 +14683,7 @@
           <w:left w:val="single" w:sz="20" w:space="8" w:color="2E75B6"/>
         </w:pBdr>
         <w:shd w:val="clear" w:color="auto" w:fill="E5F0F8"/>
-        <w:spacing w:before="0" w:after="160" w:line="290" w:lineRule="auto"/>
+        <w:spacing w:after="160" w:line="290" w:lineRule="auto"/>
         <w:ind w:left="150" w:right="150"/>
       </w:pPr>
       <w:r>
@@ -15467,6 +14696,7 @@
     </w:p>
     <w:p>
       <w:pPr>
+        <w:pageBreakBefore/>
         <w:pBdr>
           <w:bottom w:val="single" w:sz="12" w:space="6" w:color="2E5496"/>
         </w:pBdr>
@@ -15478,6 +14708,7 @@
           <w:color w:val="C0504D"/>
           <w:sz w:val="26"/>
         </w:rPr>
+        <w:lastRenderedPageBreak/>
         <w:t xml:space="preserve">[실습 4-10]  </w:t>
       </w:r>
       <w:r>
@@ -15568,15 +14799,7 @@
           <w:color w:val="666666"/>
           <w:sz w:val="17"/>
         </w:rPr>
-        <w:t xml:space="preserve">▶ </w:t>
-      </w:r>
-      <w:r>
-        <w:rPr>
-          <w:b/>
-          <w:color w:val="666666"/>
-          <w:sz w:val="17"/>
-        </w:rPr>
-        <w:t>form11.js — 모듈에서는 이 방식이 동작하지 않는다</w:t>
+        <w:t>▶ form11.js — 모듈에서는 이 방식이 동작하지 않는다</w:t>
       </w:r>
     </w:p>
     <w:p>
@@ -15729,31 +14952,6 @@
       </w:pPr>
       <w:r>
         <w:t>onclick 속성에 적은 이름은 브라우저가 전역(window)에서 찾습니다. 그런데 모듈 안에서 만든 함수는 그 모듈 안에만 있습니다. 그래서 버튼을 누르면 "Uncaught ReferenceError: editStudent is not defined" 가 납니다.</w:t>
-      </w:r>
-    </w:p>
-    <w:p>
-      <w:pPr>
-        <w:pBdr>
-          <w:left w:val="single" w:sz="20" w:space="8" w:color="E8A33D"/>
-        </w:pBdr>
-        <w:shd w:val="clear" w:color="auto" w:fill="FFF4E5"/>
-        <w:spacing w:before="160" w:after="160" w:line="290" w:lineRule="auto"/>
-        <w:ind w:left="150" w:right="150"/>
-      </w:pPr>
-      <w:r>
-        <w:rPr>
-          <w:b/>
-          <w:color w:val="9C5700"/>
-          <w:sz w:val="19"/>
-        </w:rPr>
-        <w:t xml:space="preserve">■ 알아두기   </w:t>
-      </w:r>
-      <w:r>
-        <w:rPr>
-          <w:color w:val="333333"/>
-          <w:sz w:val="19"/>
-        </w:rPr>
-        <w:t>억지로 window.editStudent = editStudent 라고 붙일 수도 있습니다. 하지만 그러면 모듈로 나눈 의미가 사라집니다. 제대로 된 해결책은 아래의 이벤트 위임입니다.</w:t>
       </w:r>
     </w:p>
     <w:p>
@@ -15779,25 +14977,9 @@
           <w:color w:val="666666"/>
           <w:sz w:val="17"/>
         </w:rPr>
-        <w:t xml:space="preserve">▶ </w:t>
-      </w:r>
-      <w:r>
-        <w:rPr>
-          <w:b/>
-          <w:color w:val="666666"/>
-          <w:sz w:val="17"/>
-        </w:rPr>
-        <w:t>src/ui/studentTable.js</w:t>
-      </w:r>
-      <w:r>
-        <w:rPr>
-          <w:b/>
-          <w:color w:val="666666"/>
-          <w:sz w:val="17"/>
-        </w:rPr>
-        <w:t xml:space="preserve">      </w:t>
-      </w:r>
-      <w:hyperlink r:id="rId59" w:history="1">
+        <w:t xml:space="preserve">▶ src/ui/studentTable.js      </w:t>
+      </w:r>
+      <w:hyperlink r:id="rId15" w:history="1">
         <w:r>
           <w:rPr>
             <w:rStyle w:val="a5"/>
@@ -15877,7 +15059,7 @@
           <w:color w:val="0E7A34"/>
           <w:sz w:val="17"/>
         </w:rPr>
-        <w:t xml:space="preserve">/**</w:t>
+        <w:t>/**</w:t>
       </w:r>
     </w:p>
     <w:p>
@@ -15967,7 +15149,7 @@
           <w:color w:val="0E7A34"/>
           <w:sz w:val="17"/>
         </w:rPr>
-        <w:t xml:space="preserve">function createMessageRow(message, className = "empty-row") {</w:t>
+        <w:t>function createMessageRow(message, className = "empty-row") {</w:t>
       </w:r>
     </w:p>
     <w:p>
@@ -16147,7 +15329,7 @@
           <w:color w:val="0E7A34"/>
           <w:sz w:val="17"/>
         </w:rPr>
-        <w:t xml:space="preserve">}</w:t>
+        <w:t>}</w:t>
       </w:r>
     </w:p>
     <w:p>
@@ -16255,6 +15437,7 @@
           <w:color w:val="0E7A34"/>
           <w:sz w:val="17"/>
         </w:rPr>
+        <w:lastRenderedPageBreak/>
         <w:t xml:space="preserve">    const values = [</w:t>
       </w:r>
     </w:p>
@@ -16890,6 +16073,7 @@
     </w:p>
     <w:p>
       <w:pPr>
+        <w:pageBreakBefore/>
         <w:spacing w:before="200" w:after="100"/>
       </w:pPr>
       <w:r>
@@ -16898,6 +16082,7 @@
           <w:color w:val="333333"/>
           <w:sz w:val="21"/>
         </w:rPr>
+        <w:lastRenderedPageBreak/>
         <w:t>3) 목록 그리기와 빈 목록 처리</w:t>
       </w:r>
     </w:p>
@@ -16911,25 +16096,9 @@
           <w:color w:val="666666"/>
           <w:sz w:val="17"/>
         </w:rPr>
-        <w:t xml:space="preserve">▶ </w:t>
-      </w:r>
-      <w:r>
-        <w:rPr>
-          <w:b/>
-          <w:color w:val="666666"/>
-          <w:sz w:val="17"/>
-        </w:rPr>
-        <w:t>src/ui/studentTable.js (이어서)</w:t>
-      </w:r>
-      <w:r>
-        <w:rPr>
-          <w:b/>
-          <w:color w:val="666666"/>
-          <w:sz w:val="17"/>
-        </w:rPr>
-        <w:t xml:space="preserve">      </w:t>
-      </w:r>
-      <w:hyperlink r:id="rId60" w:history="1">
+        <w:t xml:space="preserve">▶ src/ui/studentTable.js (이어서)      </w:t>
+      </w:r>
+      <w:hyperlink r:id="rId16" w:history="1">
         <w:r>
           <w:rPr>
             <w:rStyle w:val="a5"/>
@@ -17243,7 +16412,7 @@
           <w:color w:val="0E7A34"/>
           <w:sz w:val="17"/>
         </w:rPr>
-        <w:t xml:space="preserve">/**</w:t>
+        <w:t>/**</w:t>
       </w:r>
     </w:p>
     <w:p>
@@ -17315,7 +16484,7 @@
           <w:color w:val="0E7A34"/>
           <w:sz w:val="17"/>
         </w:rPr>
-        <w:t xml:space="preserve">export function renderTableError(message = "오류: 데이터를 불러올 수 없습니다.") {</w:t>
+        <w:t>export function renderTableError(message = "오류: 데이터를 불러올 수 없습니다.") {</w:t>
       </w:r>
     </w:p>
     <w:p>
@@ -17369,7 +16538,7 @@
           <w:color w:val="0E7A34"/>
           <w:sz w:val="17"/>
         </w:rPr>
-        <w:t xml:space="preserve">}</w:t>
+        <w:t>}</w:t>
       </w:r>
     </w:p>
     <w:p>
@@ -17410,6 +16579,7 @@
     </w:p>
     <w:p>
       <w:pPr>
+        <w:pageBreakBefore/>
         <w:spacing w:before="200" w:after="100"/>
       </w:pPr>
       <w:r>
@@ -17418,6 +16588,7 @@
           <w:color w:val="333333"/>
           <w:sz w:val="21"/>
         </w:rPr>
+        <w:lastRenderedPageBreak/>
         <w:t>4) 클릭은 tbody 한 곳에서 받는다</w:t>
       </w:r>
     </w:p>
@@ -17431,15 +16602,7 @@
           <w:color w:val="666666"/>
           <w:sz w:val="17"/>
         </w:rPr>
-        <w:t xml:space="preserve">▶ </w:t>
-      </w:r>
-      <w:r>
-        <w:rPr>
-          <w:b/>
-          <w:color w:val="666666"/>
-          <w:sz w:val="17"/>
-        </w:rPr>
-        <w:t>src/main.js</w:t>
+        <w:t>▶ src/main.js</w:t>
       </w:r>
     </w:p>
     <w:p>
@@ -18179,61 +17342,12 @@
           <w:color w:val="333333"/>
           <w:sz w:val="19"/>
         </w:rPr>
-        <w:t>closest("button[data-action]") 는 클릭된 지점에서 위로 올라가며 조건에 맞는 요소를 찾습니다. 버튼 안의 글자를 눌러도 버튼을 찾아 주므로 안전합니다. 못 찾으면 null 이라 바로 return 합니다.</w:t>
-      </w:r>
-    </w:p>
-    <w:p>
-      <w:pPr>
-        <w:pBdr>
-          <w:left w:val="single" w:sz="20" w:space="8" w:color="E8A33D"/>
-        </w:pBdr>
-        <w:shd w:val="clear" w:color="auto" w:fill="FFF4E5"/>
-        <w:spacing w:before="160" w:after="160" w:line="290" w:lineRule="auto"/>
-        <w:ind w:left="150" w:right="150"/>
-      </w:pPr>
-      <w:r>
-        <w:rPr>
-          <w:b/>
-          <w:color w:val="9C5700"/>
-          <w:sz w:val="19"/>
-        </w:rPr>
-        <w:t xml:space="preserve">■ 알아두기   </w:t>
-      </w:r>
-      <w:r>
-        <w:rPr>
-          <w:color w:val="333333"/>
-          <w:sz w:val="19"/>
-        </w:rPr>
         <w:t>dataset.id 는 언제나 문자열입니다. data-id="3" 이면 "3" 이 옵니다. 그래서 Number(id) 로 바꿔서 넘깁니다. 이것을 잊으면 editingStudentId === studentId 비교가 숫자와 문자열 비교가 되어 어긋납니다.</w:t>
       </w:r>
     </w:p>
     <w:p>
       <w:pPr>
-        <w:pBdr>
-          <w:left w:val="single" w:sz="20" w:space="8" w:color="E8A33D"/>
-        </w:pBdr>
-        <w:shd w:val="clear" w:color="auto" w:fill="FFF4E5"/>
-        <w:spacing w:before="160" w:after="160" w:line="290" w:lineRule="auto"/>
-        <w:ind w:left="150" w:right="150"/>
-      </w:pPr>
-      <w:r>
-        <w:rPr>
-          <w:b/>
-          <w:color w:val="9C5700"/>
-          <w:sz w:val="19"/>
-        </w:rPr>
-        <w:t xml:space="preserve">■ 알아두기   </w:t>
-      </w:r>
-      <w:r>
-        <w:rPr>
-          <w:color w:val="333333"/>
-          <w:sz w:val="19"/>
-        </w:rPr>
-        <w:t>textContent 로 값을 넣은 것도 의미가 있습니다. 사용자가 이름에 &lt;b&gt;홍길동&lt;/b&gt; 이라고 입력해도 태그가 실행되지 않고 글자 그대로 보입니다. innerHTML 로 조합하면 그 태그가 살아나 보안 문제가 됩니다.</w:t>
-      </w:r>
-    </w:p>
-    <w:p>
-      <w:pPr>
+        <w:pageBreakBefore/>
         <w:spacing w:before="200" w:after="100"/>
       </w:pPr>
       <w:r>
@@ -18242,6 +17356,7 @@
           <w:color w:val="333333"/>
           <w:sz w:val="21"/>
         </w:rPr>
+        <w:lastRenderedPageBreak/>
         <w:t>5) main.js 정리</w:t>
       </w:r>
     </w:p>
@@ -18263,15 +17378,7 @@
           <w:color w:val="666666"/>
           <w:sz w:val="17"/>
         </w:rPr>
-        <w:t xml:space="preserve">▶ </w:t>
-      </w:r>
-      <w:r>
-        <w:rPr>
-          <w:b/>
-          <w:color w:val="666666"/>
-          <w:sz w:val="17"/>
-        </w:rPr>
-        <w:t>src/main.js</w:t>
+        <w:t>▶ src/main.js</w:t>
       </w:r>
     </w:p>
     <w:p>
@@ -18289,7 +17396,7 @@
           <w:color w:val="0E7A34"/>
           <w:sz w:val="17"/>
         </w:rPr>
-        <w:t xml:space="preserve">import {</w:t>
+        <w:t>import {</w:t>
       </w:r>
     </w:p>
     <w:p>
@@ -18325,7 +17432,7 @@
           <w:color w:val="0E7A34"/>
           <w:sz w:val="17"/>
         </w:rPr>
-        <w:t xml:space="preserve">} from "./ui/studentTable.js";</w:t>
+        <w:t>} from "./ui/studentTable.js";</w:t>
       </w:r>
     </w:p>
     <w:p>
@@ -18360,7 +17467,7 @@
           <w:color w:val="8A8F98"/>
           <w:sz w:val="17"/>
         </w:rPr>
-        <w:t xml:space="preserve">// 실습 4-1 에서 임시로 넣었던 두 줄 — 지웁니다</w:t>
+        <w:t>// 실습 4-1 에서 임시로 넣었던 두 줄 — 지웁니다</w:t>
       </w:r>
     </w:p>
     <w:p>
@@ -18378,7 +17485,7 @@
           <w:color w:val="8A8F98"/>
           <w:sz w:val="17"/>
         </w:rPr>
-        <w:t xml:space="preserve">// window.editStudent = editStudent;</w:t>
+        <w:t>// window.editStudent = editStudent;</w:t>
       </w:r>
     </w:p>
     <w:p>
@@ -18396,7 +17503,7 @@
           <w:color w:val="8A8F98"/>
           <w:sz w:val="17"/>
         </w:rPr>
-        <w:t xml:space="preserve">// window.deleteStudent = deleteStudent;</w:t>
+        <w:t>// window.deleteStudent = deleteStudent;</w:t>
       </w:r>
     </w:p>
     <w:p>
@@ -18430,7 +17537,7 @@
           <w:left w:val="single" w:sz="20" w:space="8" w:color="C0504D"/>
         </w:pBdr>
         <w:shd w:val="clear" w:color="auto" w:fill="FCEAEA"/>
-        <w:spacing w:before="0" w:after="40" w:line="290" w:lineRule="auto"/>
+        <w:spacing w:after="40" w:line="290" w:lineRule="auto"/>
         <w:ind w:left="150" w:right="150"/>
       </w:pPr>
       <w:r>
@@ -18447,7 +17554,7 @@
           <w:left w:val="single" w:sz="20" w:space="8" w:color="C0504D"/>
         </w:pBdr>
         <w:shd w:val="clear" w:color="auto" w:fill="FCEAEA"/>
-        <w:spacing w:before="0" w:after="160" w:line="290" w:lineRule="auto"/>
+        <w:spacing w:after="160" w:line="290" w:lineRule="auto"/>
         <w:ind w:left="150" w:right="150"/>
       </w:pPr>
       <w:r>
@@ -18460,6 +17567,7 @@
     </w:p>
     <w:p>
       <w:pPr>
+        <w:pageBreakBefore/>
         <w:pBdr>
           <w:bottom w:val="single" w:sz="12" w:space="6" w:color="2E5496"/>
         </w:pBdr>
@@ -18471,6 +17579,7 @@
           <w:color w:val="C0504D"/>
           <w:sz w:val="26"/>
         </w:rPr>
+        <w:lastRenderedPageBreak/>
         <w:t xml:space="preserve">[실습 4-11]  </w:t>
       </w:r>
       <w:r>
@@ -18561,25 +17670,9 @@
           <w:color w:val="666666"/>
           <w:sz w:val="17"/>
         </w:rPr>
-        <w:t xml:space="preserve">▶ </w:t>
-      </w:r>
-      <w:r>
-        <w:rPr>
-          <w:b/>
-          <w:color w:val="666666"/>
-          <w:sz w:val="17"/>
-        </w:rPr>
-        <w:t>src/main.js</w:t>
-      </w:r>
-      <w:r>
-        <w:rPr>
-          <w:b/>
-          <w:color w:val="666666"/>
-          <w:sz w:val="17"/>
-        </w:rPr>
-        <w:t xml:space="preserve">      </w:t>
-      </w:r>
-      <w:hyperlink r:id="rId61" w:history="1">
+        <w:t xml:space="preserve">▶ src/main.js      </w:t>
+      </w:r>
+      <w:hyperlink r:id="rId17" w:history="1">
         <w:r>
           <w:rPr>
             <w:rStyle w:val="a5"/>
@@ -18970,6 +18063,7 @@
     </w:p>
     <w:p>
       <w:pPr>
+        <w:pageBreakBefore/>
         <w:spacing w:before="200" w:after="100"/>
       </w:pPr>
       <w:r>
@@ -18978,6 +18072,7 @@
           <w:color w:val="333333"/>
           <w:sz w:val="21"/>
         </w:rPr>
+        <w:lastRenderedPageBreak/>
         <w:t>2) 목록 불러오기</w:t>
       </w:r>
     </w:p>
@@ -18999,15 +18094,7 @@
           <w:color w:val="666666"/>
           <w:sz w:val="17"/>
         </w:rPr>
-        <w:t xml:space="preserve">▶ </w:t>
-      </w:r>
-      <w:r>
-        <w:rPr>
-          <w:b/>
-          <w:color w:val="666666"/>
-          <w:sz w:val="17"/>
-        </w:rPr>
-        <w:t>src/main.js (이어서)</w:t>
+        <w:t>▶ src/main.js (이어서)</w:t>
       </w:r>
     </w:p>
     <w:p>
@@ -19025,7 +18112,7 @@
           <w:color w:val="0E7A34"/>
           <w:sz w:val="17"/>
         </w:rPr>
-        <w:t xml:space="preserve">async function loadStudents() {</w:t>
+        <w:t>async function loadStudents() {</w:t>
       </w:r>
     </w:p>
     <w:p>
@@ -19277,7 +18364,7 @@
           <w:color w:val="0E7A34"/>
           <w:sz w:val="17"/>
         </w:rPr>
-        <w:t xml:space="preserve">}</w:t>
+        <w:t>}</w:t>
       </w:r>
     </w:p>
     <w:p>
@@ -19303,15 +18390,7 @@
           <w:color w:val="666666"/>
           <w:sz w:val="17"/>
         </w:rPr>
-        <w:t xml:space="preserve">▶ </w:t>
-      </w:r>
-      <w:r>
-        <w:rPr>
-          <w:b/>
-          <w:color w:val="666666"/>
-          <w:sz w:val="17"/>
-        </w:rPr>
-        <w:t>src/main.js (이어서)</w:t>
+        <w:t>▶ src/main.js (이어서)</w:t>
       </w:r>
     </w:p>
     <w:p>
@@ -19856,6 +18935,7 @@
     </w:p>
     <w:p>
       <w:pPr>
+        <w:pageBreakBefore/>
         <w:spacing w:before="200" w:after="100"/>
       </w:pPr>
       <w:r>
@@ -19864,6 +18944,7 @@
           <w:color w:val="333333"/>
           <w:sz w:val="21"/>
         </w:rPr>
+        <w:lastRenderedPageBreak/>
         <w:t>4) 표 클릭 받기 — 이벤트 위임</w:t>
       </w:r>
     </w:p>
@@ -19885,15 +18966,7 @@
           <w:color w:val="666666"/>
           <w:sz w:val="17"/>
         </w:rPr>
-        <w:t xml:space="preserve">▶ </w:t>
-      </w:r>
-      <w:r>
-        <w:rPr>
-          <w:b/>
-          <w:color w:val="666666"/>
-          <w:sz w:val="17"/>
-        </w:rPr>
-        <w:t>src/main.js (이어서)</w:t>
+        <w:t>▶ src/main.js (이어서)</w:t>
       </w:r>
     </w:p>
     <w:p>
@@ -19911,7 +18984,7 @@
           <w:color w:val="0E7A34"/>
           <w:sz w:val="17"/>
         </w:rPr>
-        <w:t xml:space="preserve">studentTableBody.addEventListener("click", async (event) =&gt; {</w:t>
+        <w:t>studentTableBody.addEventListener("click", async (event) =&gt; {</w:t>
       </w:r>
     </w:p>
     <w:p>
@@ -20127,11 +19200,12 @@
           <w:color w:val="0E7A34"/>
           <w:sz w:val="17"/>
         </w:rPr>
-        <w:t xml:space="preserve">});</w:t>
-      </w:r>
-    </w:p>
-    <w:p>
-      <w:pPr>
+        <w:t>});</w:t>
+      </w:r>
+    </w:p>
+    <w:p>
+      <w:pPr>
+        <w:pageBreakBefore/>
         <w:spacing w:before="200" w:after="100"/>
       </w:pPr>
       <w:r>
@@ -20140,6 +19214,7 @@
           <w:color w:val="333333"/>
           <w:sz w:val="21"/>
         </w:rPr>
+        <w:lastRenderedPageBreak/>
         <w:t>5) 수정 준비와 삭제</w:t>
       </w:r>
     </w:p>
@@ -20153,15 +19228,7 @@
           <w:color w:val="666666"/>
           <w:sz w:val="17"/>
         </w:rPr>
-        <w:t xml:space="preserve">▶ </w:t>
-      </w:r>
-      <w:r>
-        <w:rPr>
-          <w:b/>
-          <w:color w:val="666666"/>
-          <w:sz w:val="17"/>
-        </w:rPr>
-        <w:t>src/main.js (이어서)</w:t>
+        <w:t>▶ src/main.js (이어서)</w:t>
       </w:r>
     </w:p>
     <w:p>
@@ -20832,6 +19899,7 @@
     </w:p>
     <w:p>
       <w:pPr>
+        <w:pageBreakBefore/>
         <w:spacing w:before="200" w:after="100"/>
       </w:pPr>
       <w:r>
@@ -20840,6 +19908,7 @@
           <w:color w:val="333333"/>
           <w:sz w:val="21"/>
         </w:rPr>
+        <w:lastRenderedPageBreak/>
         <w:t>6) 취소 버튼과 시작</w:t>
       </w:r>
     </w:p>
@@ -20853,15 +19922,7 @@
           <w:color w:val="666666"/>
           <w:sz w:val="17"/>
         </w:rPr>
-        <w:t xml:space="preserve">▶ </w:t>
-      </w:r>
-      <w:r>
-        <w:rPr>
-          <w:b/>
-          <w:color w:val="666666"/>
-          <w:sz w:val="17"/>
-        </w:rPr>
-        <w:t>src/main.js (이어서)</w:t>
+        <w:t>▶ src/main.js (이어서)</w:t>
       </w:r>
     </w:p>
     <w:p>
@@ -21024,56 +20085,6 @@
           <w:sz w:val="17"/>
         </w:rPr>
         <w:t>loadStudents();</w:t>
-      </w:r>
-    </w:p>
-    <w:p>
-      <w:pPr>
-        <w:pBdr>
-          <w:left w:val="single" w:sz="20" w:space="8" w:color="E8A33D"/>
-        </w:pBdr>
-        <w:shd w:val="clear" w:color="auto" w:fill="FFF4E5"/>
-        <w:spacing w:before="160" w:after="160" w:line="290" w:lineRule="auto"/>
-        <w:ind w:left="150" w:right="150"/>
-      </w:pPr>
-      <w:r>
-        <w:rPr>
-          <w:b/>
-          <w:color w:val="9C5700"/>
-          <w:sz w:val="19"/>
-        </w:rPr>
-        <w:t xml:space="preserve">■ 알아두기   </w:t>
-      </w:r>
-      <w:r>
-        <w:rPr>
-          <w:color w:val="333333"/>
-          <w:sz w:val="19"/>
-        </w:rPr>
-        <w:t>3부의 form11.js 는 400여 줄이었고, 이 main.js 는 100줄 남짓입니다. 코드가 사라진 것이 아니라 역할별 모듈로 나뉘어 간 것입니다. main.js 만 읽으면 "이 앱이 무슨 일을 하는지"가 한눈에 들어옵니다. 이것이 모듈로 나누는 진짜 이유입니다.</w:t>
-      </w:r>
-    </w:p>
-    <w:p>
-      <w:pPr>
-        <w:pBdr>
-          <w:left w:val="single" w:sz="20" w:space="8" w:color="E8A33D"/>
-        </w:pBdr>
-        <w:shd w:val="clear" w:color="auto" w:fill="FFF4E5"/>
-        <w:spacing w:before="160" w:after="160" w:line="290" w:lineRule="auto"/>
-        <w:ind w:left="150" w:right="150"/>
-      </w:pPr>
-      <w:r>
-        <w:rPr>
-          <w:b/>
-          <w:color w:val="9C5700"/>
-          <w:sz w:val="19"/>
-        </w:rPr>
-        <w:t xml:space="preserve">■ 알아두기   </w:t>
-      </w:r>
-      <w:r>
-        <w:rPr>
-          <w:color w:val="333333"/>
-          <w:sz w:val="19"/>
-        </w:rPr>
-        <w:t>삭제할 때 editingStudentId 를 함께 확인하는 부분을 눈여겨보세요. 수정하려고 폼에 불러 둔 학생을 목록에서 삭제하면, 존재하지 않는 학생을 수정하려는 상태가 됩니다. 3부에는 없던 처리이며, 상태를 변수로 관리할 때 늘 따라오는 문제입니다.</w:t>
       </w:r>
     </w:p>
     <w:p>
@@ -21107,7 +20118,7 @@
           <w:left w:val="single" w:sz="20" w:space="8" w:color="2E75B6"/>
         </w:pBdr>
         <w:shd w:val="clear" w:color="auto" w:fill="E5F0F8"/>
-        <w:spacing w:before="0" w:after="40" w:line="290" w:lineRule="auto"/>
+        <w:spacing w:after="40" w:line="290" w:lineRule="auto"/>
         <w:ind w:left="150" w:right="150"/>
       </w:pPr>
       <w:r>
@@ -21124,7 +20135,7 @@
           <w:left w:val="single" w:sz="20" w:space="8" w:color="2E75B6"/>
         </w:pBdr>
         <w:shd w:val="clear" w:color="auto" w:fill="E5F0F8"/>
-        <w:spacing w:before="0" w:after="40" w:line="290" w:lineRule="auto"/>
+        <w:spacing w:after="40" w:line="290" w:lineRule="auto"/>
         <w:ind w:left="150" w:right="150"/>
       </w:pPr>
       <w:r>
@@ -21141,7 +20152,7 @@
           <w:left w:val="single" w:sz="20" w:space="8" w:color="2E75B6"/>
         </w:pBdr>
         <w:shd w:val="clear" w:color="auto" w:fill="E5F0F8"/>
-        <w:spacing w:before="0" w:after="160" w:line="290" w:lineRule="auto"/>
+        <w:spacing w:after="160" w:line="290" w:lineRule="auto"/>
         <w:ind w:left="150" w:right="150"/>
       </w:pPr>
       <w:r>
@@ -21183,7 +20194,7 @@
           <w:left w:val="single" w:sz="20" w:space="8" w:color="C0504D"/>
         </w:pBdr>
         <w:shd w:val="clear" w:color="auto" w:fill="FCEAEA"/>
-        <w:spacing w:before="0" w:after="40" w:line="290" w:lineRule="auto"/>
+        <w:spacing w:after="40" w:line="290" w:lineRule="auto"/>
         <w:ind w:left="150" w:right="150"/>
       </w:pPr>
       <w:r>
@@ -21200,7 +20211,7 @@
           <w:left w:val="single" w:sz="20" w:space="8" w:color="C0504D"/>
         </w:pBdr>
         <w:shd w:val="clear" w:color="auto" w:fill="FCEAEA"/>
-        <w:spacing w:before="0" w:after="160" w:line="290" w:lineRule="auto"/>
+        <w:spacing w:after="160" w:line="290" w:lineRule="auto"/>
         <w:ind w:left="150" w:right="150"/>
       </w:pPr>
       <w:r>
@@ -21213,31 +20224,7 @@
     </w:p>
     <w:p>
       <w:pPr>
-        <w:pBdr>
-          <w:left w:val="single" w:sz="20" w:space="8" w:color="7B4FA0"/>
-        </w:pBdr>
-        <w:shd w:val="clear" w:color="auto" w:fill="F1EAF7"/>
-        <w:spacing w:before="160" w:after="160" w:line="290" w:lineRule="auto"/>
-        <w:ind w:left="150" w:right="150"/>
-      </w:pPr>
-      <w:r>
-        <w:rPr>
-          <w:b/>
-          <w:color w:val="5B2E82"/>
-          <w:sz w:val="19"/>
-        </w:rPr>
-        <w:t xml:space="preserve">■ 미니 과제   </w:t>
-      </w:r>
-      <w:r>
-        <w:rPr>
-          <w:color w:val="333333"/>
-          <w:sz w:val="19"/>
-        </w:rPr>
-        <w:t>등록에 성공하면 이름 입력창에 자동으로 커서가 가도록 만들어 보세요. (힌트: studentForm.name.focus())</w:t>
-      </w:r>
-    </w:p>
-    <w:p>
-      <w:pPr>
+        <w:pageBreakBefore/>
         <w:pBdr>
           <w:bottom w:val="single" w:sz="12" w:space="6" w:color="2E5496"/>
         </w:pBdr>
@@ -21249,6 +20236,7 @@
           <w:color w:val="C0504D"/>
           <w:sz w:val="26"/>
         </w:rPr>
+        <w:lastRenderedPageBreak/>
         <w:t xml:space="preserve">[실습 4-12]  </w:t>
       </w:r>
       <w:r>
@@ -21489,31 +20477,6 @@
           <w:sz w:val="17"/>
         </w:rPr>
         <w:t xml:space="preserve">  ➜  Local:   http://localhost:4173/</w:t>
-      </w:r>
-    </w:p>
-    <w:p>
-      <w:pPr>
-        <w:pBdr>
-          <w:left w:val="single" w:sz="20" w:space="8" w:color="E8A33D"/>
-        </w:pBdr>
-        <w:shd w:val="clear" w:color="auto" w:fill="FFF4E5"/>
-        <w:spacing w:before="160" w:after="160" w:line="290" w:lineRule="auto"/>
-        <w:ind w:left="150" w:right="150"/>
-      </w:pPr>
-      <w:r>
-        <w:rPr>
-          <w:b/>
-          <w:color w:val="9C5700"/>
-          <w:sz w:val="19"/>
-        </w:rPr>
-        <w:t xml:space="preserve">■ 알아두기   </w:t>
-      </w:r>
-      <w:r>
-        <w:rPr>
-          <w:color w:val="333333"/>
-          <w:sz w:val="19"/>
-        </w:rPr>
-        <w:t>npm run build 는 .env.production 을 읽습니다. dist 안의 js 파일을 열어 localhost:8080 을 검색해 보세요. 나오지 않고 .env.production 에 적은 주소가 들어가 있을 것입니다. 코드를 한 줄도 고치지 않고 서버 주소가 바뀌었습니다.</w:t>
       </w:r>
     </w:p>
     <w:p>
@@ -22003,7 +20966,7 @@
           <w:left w:val="single" w:sz="20" w:space="8" w:color="2E75B6"/>
         </w:pBdr>
         <w:shd w:val="clear" w:color="auto" w:fill="E5F0F8"/>
-        <w:spacing w:before="0" w:after="40" w:line="290" w:lineRule="auto"/>
+        <w:spacing w:after="40" w:line="290" w:lineRule="auto"/>
         <w:ind w:left="150" w:right="150"/>
       </w:pPr>
       <w:r>
@@ -22020,7 +20983,7 @@
           <w:left w:val="single" w:sz="20" w:space="8" w:color="2E75B6"/>
         </w:pBdr>
         <w:shd w:val="clear" w:color="auto" w:fill="E5F0F8"/>
-        <w:spacing w:before="0" w:after="160" w:line="290" w:lineRule="auto"/>
+        <w:spacing w:after="160" w:line="290" w:lineRule="auto"/>
         <w:ind w:left="150" w:right="150"/>
       </w:pPr>
       <w:r>
@@ -22058,24 +21021,8 @@
     </w:p>
     <w:p>
       <w:pPr>
-        <w:pBdr>
-          <w:left w:val="single" w:sz="20" w:space="8" w:color="C0504D"/>
-        </w:pBdr>
-        <w:shd w:val="clear" w:color="auto" w:fill="FCEAEA"/>
-        <w:spacing w:before="0" w:after="160" w:line="290" w:lineRule="auto"/>
-        <w:ind w:left="150" w:right="150"/>
-      </w:pPr>
-      <w:r>
-        <w:rPr>
-          <w:color w:val="333333"/>
-          <w:sz w:val="19"/>
-        </w:rPr>
-        <w:t>node_modules 를 git 에 올렸다 → .gitignore 를 확인하세요. package.json 과 package-lock.json 만 있으면 npm install 로 언제든 복원됩니다.</w:t>
-      </w:r>
-    </w:p>
-    <w:p>
-      <w:pPr>
         <w:pStyle w:val="1"/>
+        <w:pageBreakBefore/>
         <w:shd w:val="clear" w:color="auto" w:fill="1F3864"/>
         <w:spacing w:before="200" w:after="200"/>
         <w:ind w:left="150" w:right="150"/>
@@ -22086,6 +21033,7 @@
           <w:color w:val="FFFFFF"/>
           <w:sz w:val="28"/>
         </w:rPr>
+        <w:lastRenderedPageBreak/>
         <w:t>부록 A.  form11.js ↔ student_ecma 대응표</w:t>
       </w:r>
     </w:p>
@@ -23250,6 +22198,7 @@
     <w:p>
       <w:pPr>
         <w:pStyle w:val="1"/>
+        <w:pageBreakBefore/>
         <w:shd w:val="clear" w:color="auto" w:fill="1F3864"/>
         <w:spacing w:before="200" w:after="200"/>
         <w:ind w:left="150" w:right="150"/>
@@ -23260,6 +22209,7 @@
           <w:color w:val="FFFFFF"/>
           <w:sz w:val="28"/>
         </w:rPr>
+        <w:lastRenderedPageBreak/>
         <w:t>부록 B.  이 프로젝트에서 쓴 ES6+ 문법</w:t>
       </w:r>
     </w:p>
@@ -24485,6 +23435,7 @@
     <w:p>
       <w:pPr>
         <w:pStyle w:val="1"/>
+        <w:pageBreakBefore/>
         <w:shd w:val="clear" w:color="auto" w:fill="1F3864"/>
         <w:spacing w:before="200" w:after="200"/>
         <w:ind w:left="150" w:right="150"/>
@@ -24495,6 +23446,7 @@
           <w:color w:val="FFFFFF"/>
           <w:sz w:val="28"/>
         </w:rPr>
+        <w:lastRenderedPageBreak/>
         <w:t>부록 C.  자주 나는 오류 모음</w:t>
       </w:r>
     </w:p>
@@ -25646,6 +24598,7 @@
     <w:p>
       <w:pPr>
         <w:pStyle w:val="1"/>
+        <w:pageBreakBefore/>
         <w:shd w:val="clear" w:color="auto" w:fill="1F3864"/>
         <w:spacing w:before="200" w:after="200"/>
         <w:ind w:left="150" w:right="150"/>
@@ -25656,6 +24609,7 @@
           <w:color w:val="FFFFFF"/>
           <w:sz w:val="28"/>
         </w:rPr>
+        <w:lastRenderedPageBreak/>
         <w:t>마무리</w:t>
       </w:r>
     </w:p>
@@ -25706,38 +24660,9 @@
         <w:t>상태(editingStudentId)가 바뀌면 화면을 다시 그린다 — React 는 이 과정을 자동으로 해 줍니다.</w:t>
       </w:r>
     </w:p>
-    <w:p>
-      <w:pPr>
-        <w:pBdr>
-          <w:left w:val="single" w:sz="20" w:space="8" w:color="E8A33D"/>
-        </w:pBdr>
-        <w:shd w:val="clear" w:color="auto" w:fill="FFF4E5"/>
-        <w:spacing w:before="160" w:after="160" w:line="290" w:lineRule="auto"/>
-        <w:ind w:left="150" w:right="150"/>
-      </w:pPr>
-      <w:r>
-        <w:rPr>
-          <w:b/>
-          <w:color w:val="9C5700"/>
-          <w:sz w:val="19"/>
-        </w:rPr>
-        <w:t xml:space="preserve">■ 알아두기   </w:t>
-      </w:r>
-      <w:r>
-        <w:rPr>
-          <w:color w:val="333333"/>
-          <w:sz w:val="19"/>
-        </w:rPr>
-        <w:t>React 를 시작할 준비가 끝났습니다. npm create vite@latest 에서 Vanilla 대신 React 를 고르면 지금과 같은 구조에서 시작합니다. 이 프로젝트의 studentApi.js 와 validation.js 는 고치지 않고 그대로 가져다 쓸 수 있습니다. 바뀌는 것은 ui/ 폴더뿐입니다.</w:t>
-      </w:r>
-    </w:p>
     <w:sectPr>
-      <w:headerReference w:type="even" r:id="rId44"/>
-      <w:headerReference w:type="default" r:id="rId45"/>
-      <w:footerReference w:type="even" r:id="rId46"/>
-      <w:footerReference w:type="default" r:id="rId47"/>
-      <w:headerReference w:type="first" r:id="rId48"/>
-      <w:footerReference w:type="first" r:id="rId49"/>
+      <w:headerReference w:type="default" r:id="rId18"/>
+      <w:footerReference w:type="default" r:id="rId19"/>
       <w:pgSz w:w="11906" w:h="16838"/>
       <w:pgMar w:top="1300" w:right="1400" w:bottom="1300" w:left="1400" w:header="708" w:footer="708" w:gutter="0"/>
       <w:cols w:space="720"/>
@@ -25776,16 +24701,6 @@
 <w:ftr xmlns:wpc="http://schemas.microsoft.com/office/word/2010/wordprocessingCanvas" xmlns:cx="http://schemas.microsoft.com/office/drawing/2014/chartex" xmlns:mc="http://schemas.openxmlformats.org/markup-compatibility/2006" xmlns:o="urn:schemas-microsoft-com:office:office" xmlns:r="http://schemas.openxmlformats.org/officeDocument/2006/relationships" xmlns:m="http://schemas.openxmlformats.org/officeDocument/2006/math" xmlns:v="urn:schemas-microsoft-com:vml" xmlns:wp14="http://schemas.microsoft.com/office/word/2010/wordprocessingDrawing" xmlns:wp="http://schemas.openxmlformats.org/drawingml/2006/wordprocessingDrawing" xmlns:w10="urn:schemas-microsoft-com:office:word" xmlns:w="http://schemas.openxmlformats.org/wordprocessingml/2006/main" xmlns:w14="http://schemas.microsoft.com/office/word/2010/wordml" xmlns:w15="http://schemas.microsoft.com/office/word/2012/wordml" xmlns:w16se="http://schemas.microsoft.com/office/word/2015/wordml/symex" xmlns:wpg="http://schemas.microsoft.com/office/word/2010/wordprocessingGroup" xmlns:wpi="http://schemas.microsoft.com/office/word/2010/wordprocessingInk" xmlns:wne="http://schemas.microsoft.com/office/word/2006/wordml" xmlns:wps="http://schemas.microsoft.com/office/word/2010/wordprocessingShape" mc:Ignorable="w14 w15 w16se wp14">
   <w:p>
     <w:pPr>
-      <w:pStyle w:val="ab"/>
-    </w:pPr>
-  </w:p>
-</w:ftr>
-</file>
-
-<file path=word/footer2.xml><?xml version="1.0" encoding="utf-8"?>
-<w:ftr xmlns:wpc="http://schemas.microsoft.com/office/word/2010/wordprocessingCanvas" xmlns:cx="http://schemas.microsoft.com/office/drawing/2014/chartex" xmlns:mc="http://schemas.openxmlformats.org/markup-compatibility/2006" xmlns:o="urn:schemas-microsoft-com:office:office" xmlns:r="http://schemas.openxmlformats.org/officeDocument/2006/relationships" xmlns:m="http://schemas.openxmlformats.org/officeDocument/2006/math" xmlns:v="urn:schemas-microsoft-com:vml" xmlns:wp14="http://schemas.microsoft.com/office/word/2010/wordprocessingDrawing" xmlns:wp="http://schemas.openxmlformats.org/drawingml/2006/wordprocessingDrawing" xmlns:w10="urn:schemas-microsoft-com:office:word" xmlns:w="http://schemas.openxmlformats.org/wordprocessingml/2006/main" xmlns:w14="http://schemas.microsoft.com/office/word/2010/wordml" xmlns:w15="http://schemas.microsoft.com/office/word/2012/wordml" xmlns:w16se="http://schemas.microsoft.com/office/word/2015/wordml/symex" xmlns:wpg="http://schemas.microsoft.com/office/word/2010/wordprocessingGroup" xmlns:wpi="http://schemas.microsoft.com/office/word/2010/wordprocessingInk" xmlns:wne="http://schemas.microsoft.com/office/word/2006/wordml" xmlns:wps="http://schemas.microsoft.com/office/word/2010/wordprocessingShape" mc:Ignorable="w14 w15 w16se wp14">
-  <w:p>
-    <w:pPr>
       <w:jc w:val="center"/>
     </w:pPr>
     <w:r>
@@ -25794,18 +24709,8 @@
         <w:sz w:val="16"/>
         <w:szCs w:val="16"/>
       </w:rPr>
-      <w:t xml:space="preserve">ECMAScript · Vite 단계별 실습 </w:t>
+      <w:t xml:space="preserve">ECMAScript · Vite 단계별 실습 교재 </w:t>
     </w:r>
-    <w:proofErr w:type="gramStart"/>
-    <w:r>
-      <w:rPr>
-        <w:color w:val="999999"/>
-        <w:sz w:val="16"/>
-        <w:szCs w:val="16"/>
-      </w:rPr>
-      <w:t xml:space="preserve">교재 </w:t>
-    </w:r>
-    <w:proofErr w:type="gramEnd"/>
     <w:r>
       <w:rPr>
         <w:color w:val="999999"/>
@@ -25837,7 +24742,7 @@
         <w:sz w:val="16"/>
         <w:szCs w:val="16"/>
       </w:rPr>
-      <w:t>63</w:t>
+      <w:t>39</w:t>
     </w:r>
     <w:r>
       <w:rPr>
@@ -25851,16 +24756,6 @@
 </w:ftr>
 </file>
 
-<file path=word/footer3.xml><?xml version="1.0" encoding="utf-8"?>
-<w:ftr xmlns:wpc="http://schemas.microsoft.com/office/word/2010/wordprocessingCanvas" xmlns:cx="http://schemas.microsoft.com/office/drawing/2014/chartex" xmlns:mc="http://schemas.openxmlformats.org/markup-compatibility/2006" xmlns:o="urn:schemas-microsoft-com:office:office" xmlns:r="http://schemas.openxmlformats.org/officeDocument/2006/relationships" xmlns:m="http://schemas.openxmlformats.org/officeDocument/2006/math" xmlns:v="urn:schemas-microsoft-com:vml" xmlns:wp14="http://schemas.microsoft.com/office/word/2010/wordprocessingDrawing" xmlns:wp="http://schemas.openxmlformats.org/drawingml/2006/wordprocessingDrawing" xmlns:w10="urn:schemas-microsoft-com:office:word" xmlns:w="http://schemas.openxmlformats.org/wordprocessingml/2006/main" xmlns:w14="http://schemas.microsoft.com/office/word/2010/wordml" xmlns:w15="http://schemas.microsoft.com/office/word/2012/wordml" xmlns:w16se="http://schemas.microsoft.com/office/word/2015/wordml/symex" xmlns:wpg="http://schemas.microsoft.com/office/word/2010/wordprocessingGroup" xmlns:wpi="http://schemas.microsoft.com/office/word/2010/wordprocessingInk" xmlns:wne="http://schemas.microsoft.com/office/word/2006/wordml" xmlns:wps="http://schemas.microsoft.com/office/word/2010/wordprocessingShape" mc:Ignorable="w14 w15 w16se wp14">
-  <w:p>
-    <w:pPr>
-      <w:pStyle w:val="ab"/>
-    </w:pPr>
-  </w:p>
-</w:ftr>
-</file>
-
 <file path=word/footnotes.xml><?xml version="1.0" encoding="utf-8"?>
 <w:footnotes xmlns:wpc="http://schemas.microsoft.com/office/word/2010/wordprocessingCanvas" xmlns:cx="http://schemas.microsoft.com/office/drawing/2014/chartex" xmlns:mc="http://schemas.openxmlformats.org/markup-compatibility/2006" xmlns:o="urn:schemas-microsoft-com:office:office" xmlns:r="http://schemas.openxmlformats.org/officeDocument/2006/relationships" xmlns:m="http://schemas.openxmlformats.org/officeDocument/2006/math" xmlns:v="urn:schemas-microsoft-com:vml" xmlns:wp14="http://schemas.microsoft.com/office/word/2010/wordprocessingDrawing" xmlns:wp="http://schemas.openxmlformats.org/drawingml/2006/wordprocessingDrawing" xmlns:w10="urn:schemas-microsoft-com:office:word" xmlns:w="http://schemas.openxmlformats.org/wordprocessingml/2006/main" xmlns:w14="http://schemas.microsoft.com/office/word/2010/wordml" xmlns:w15="http://schemas.microsoft.com/office/word/2012/wordml" xmlns:w16se="http://schemas.microsoft.com/office/word/2015/wordml/symex" xmlns:wpg="http://schemas.microsoft.com/office/word/2010/wordprocessingGroup" xmlns:wpi="http://schemas.microsoft.com/office/word/2010/wordprocessingInk" xmlns:wne="http://schemas.microsoft.com/office/word/2006/wordml" xmlns:wps="http://schemas.microsoft.com/office/word/2010/wordprocessingShape" mc:Ignorable="w14 w15 w16se wp14">
   <w:footnote w:type="separator" w:id="-1">
@@ -25887,16 +24782,6 @@
 </file>
 
 <file path=word/header1.xml><?xml version="1.0" encoding="utf-8"?>
-<w:hdr xmlns:wpc="http://schemas.microsoft.com/office/word/2010/wordprocessingCanvas" xmlns:cx="http://schemas.microsoft.com/office/drawing/2014/chartex" xmlns:mc="http://schemas.openxmlformats.org/markup-compatibility/2006" xmlns:o="urn:schemas-microsoft-com:office:office" xmlns:r="http://schemas.openxmlformats.org/officeDocument/2006/relationships" xmlns:m="http://schemas.openxmlformats.org/officeDocument/2006/math" xmlns:v="urn:schemas-microsoft-com:vml" xmlns:wp14="http://schemas.microsoft.com/office/word/2010/wordprocessingDrawing" xmlns:wp="http://schemas.openxmlformats.org/drawingml/2006/wordprocessingDrawing" xmlns:w10="urn:schemas-microsoft-com:office:word" xmlns:w="http://schemas.openxmlformats.org/wordprocessingml/2006/main" xmlns:w14="http://schemas.microsoft.com/office/word/2010/wordml" xmlns:w15="http://schemas.microsoft.com/office/word/2012/wordml" xmlns:w16se="http://schemas.microsoft.com/office/word/2015/wordml/symex" xmlns:wpg="http://schemas.microsoft.com/office/word/2010/wordprocessingGroup" xmlns:wpi="http://schemas.microsoft.com/office/word/2010/wordprocessingInk" xmlns:wne="http://schemas.microsoft.com/office/word/2006/wordml" xmlns:wps="http://schemas.microsoft.com/office/word/2010/wordprocessingShape" mc:Ignorable="w14 w15 w16se wp14">
-  <w:p>
-    <w:pPr>
-      <w:pStyle w:val="aa"/>
-    </w:pPr>
-  </w:p>
-</w:hdr>
-</file>
-
-<file path=word/header2.xml><?xml version="1.0" encoding="utf-8"?>
 <w:hdr xmlns:wpc="http://schemas.microsoft.com/office/word/2010/wordprocessingCanvas" xmlns:cx="http://schemas.microsoft.com/office/drawing/2014/chartex" xmlns:mc="http://schemas.openxmlformats.org/markup-compatibility/2006" xmlns:o="urn:schemas-microsoft-com:office:office" xmlns:r="http://schemas.openxmlformats.org/officeDocument/2006/relationships" xmlns:m="http://schemas.openxmlformats.org/officeDocument/2006/math" xmlns:v="urn:schemas-microsoft-com:vml" xmlns:wp14="http://schemas.microsoft.com/office/word/2010/wordprocessingDrawing" xmlns:wp="http://schemas.openxmlformats.org/drawingml/2006/wordprocessingDrawing" xmlns:w10="urn:schemas-microsoft-com:office:word" xmlns:w="http://schemas.openxmlformats.org/wordprocessingml/2006/main" xmlns:w14="http://schemas.microsoft.com/office/word/2010/wordml" xmlns:w15="http://schemas.microsoft.com/office/word/2012/wordml" xmlns:w16se="http://schemas.microsoft.com/office/word/2015/wordml/symex" xmlns:wpg="http://schemas.microsoft.com/office/word/2010/wordprocessingGroup" xmlns:wpi="http://schemas.microsoft.com/office/word/2010/wordprocessingInk" xmlns:wne="http://schemas.microsoft.com/office/word/2006/wordml" xmlns:wps="http://schemas.microsoft.com/office/word/2010/wordprocessingShape" mc:Ignorable="w14 w15 w16se wp14">
   <w:sdt>
     <w:sdtPr>
@@ -25906,6 +24791,7 @@
         <w:docPartUnique/>
       </w:docPartObj>
     </w:sdtPr>
+    <w:sdtEndPr/>
     <w:sdtContent>
       <w:p>
         <w:pPr>
@@ -25926,7 +24812,7 @@
             <w:noProof/>
             <w:lang w:val="ko-KR"/>
           </w:rPr>
-          <w:t>63</w:t>
+          <w:t>39</w:t>
         </w:r>
         <w:r>
           <w:fldChar w:fldCharType="end"/>
@@ -25934,16 +24820,6 @@
       </w:p>
     </w:sdtContent>
   </w:sdt>
-</w:hdr>
-</file>
-
-<file path=word/header3.xml><?xml version="1.0" encoding="utf-8"?>
-<w:hdr xmlns:wpc="http://schemas.microsoft.com/office/word/2010/wordprocessingCanvas" xmlns:cx="http://schemas.microsoft.com/office/drawing/2014/chartex" xmlns:mc="http://schemas.openxmlformats.org/markup-compatibility/2006" xmlns:o="urn:schemas-microsoft-com:office:office" xmlns:r="http://schemas.openxmlformats.org/officeDocument/2006/relationships" xmlns:m="http://schemas.openxmlformats.org/officeDocument/2006/math" xmlns:v="urn:schemas-microsoft-com:vml" xmlns:wp14="http://schemas.microsoft.com/office/word/2010/wordprocessingDrawing" xmlns:wp="http://schemas.openxmlformats.org/drawingml/2006/wordprocessingDrawing" xmlns:w10="urn:schemas-microsoft-com:office:word" xmlns:w="http://schemas.openxmlformats.org/wordprocessingml/2006/main" xmlns:w14="http://schemas.microsoft.com/office/word/2010/wordml" xmlns:w15="http://schemas.microsoft.com/office/word/2012/wordml" xmlns:w16se="http://schemas.microsoft.com/office/word/2015/wordml/symex" xmlns:wpg="http://schemas.microsoft.com/office/word/2010/wordprocessingGroup" xmlns:wpi="http://schemas.microsoft.com/office/word/2010/wordprocessingInk" xmlns:wne="http://schemas.microsoft.com/office/word/2006/wordml" xmlns:wps="http://schemas.microsoft.com/office/word/2010/wordprocessingShape" mc:Ignorable="w14 w15 w16se wp14">
-  <w:p>
-    <w:pPr>
-      <w:pStyle w:val="aa"/>
-    </w:pPr>
-  </w:p>
 </w:hdr>
 </file>
 
@@ -26939,7 +25815,7 @@
 </file>
 
 <file path=customXml/itemProps1.xml><?xml version="1.0" encoding="utf-8"?>
-<ds:datastoreItem xmlns:ds="http://schemas.openxmlformats.org/officeDocument/2006/customXml" ds:itemID="{13336361-BEDE-4630-8EDC-9AF3551ED272}">
+<ds:datastoreItem xmlns:ds="http://schemas.openxmlformats.org/officeDocument/2006/customXml" ds:itemID="{93236F0A-0D9B-4DA9-80CF-0CDF87A8186E}">
   <ds:schemaRefs>
     <ds:schemaRef ds:uri="http://schemas.openxmlformats.org/officeDocument/2006/bibliography"/>
   </ds:schemaRefs>

--- a/docs/05_ECMAScript_실습_단계별.docx
+++ b/docs/05_ECMAScript_실습_단계별.docx
@@ -14389,7 +14389,7 @@
         <w:spacing w:after="80"/>
       </w:pPr>
       <w:r>
-        <w:t>main.js 의 showError · showSuccess · clearMessages · resetForm 함수와 const formError · loadingMessage · submitButton · cancelButton 선언을 지우고 가져옵니다. 이름이 그대로이므로 부르는 쪽은 고칠 것이 없습니다. studentForm.js 는 실습 4-7 에서 이미 import 했으므로, 그 줄에 이름을 더하기만 하면 됩니다.</w:t>
+        <w:t>main.js 의 showError · showSuccess · clearMessages · resetForm 함수와 const formError · loadingMessage · submitButton · cancelButton 선언을 지우고 가져옵니다. 메시지 함수는 이름이 그대로여서 부르는 쪽을 고칠 것이 없지만, 폼 관련 함수는 아래 2)에서 editStudent 를 함께 바꿔야 합니다.</w:t>
       </w:r>
     </w:p>
     <w:p>
@@ -14411,6 +14411,42 @@
           <w:left w:val="single" w:sz="12" w:space="6" w:color="B7C3D4"/>
         </w:pBdr>
         <w:shd w:val="clear" w:color="auto" w:fill="F2F4F7"/>
+        <w:spacing w:line="250" w:lineRule="auto"/>
+        <w:ind w:left="180" w:right="180"/>
+      </w:pPr>
+      <w:r>
+        <w:rPr>
+          <w:rFonts w:ascii="Consolas" w:eastAsia="Consolas" w:hAnsi="Consolas" w:cs="Consolas"/>
+          <w:color w:val="0E7A34"/>
+          <w:sz w:val="17"/>
+        </w:rPr>
+        <w:t>// studentForm 과 collectStudentData 는 실습 4-7 에서 이미 가져왔습니다.</w:t>
+      </w:r>
+    </w:p>
+    <w:p>
+      <w:pPr>
+        <w:pBdr>
+          <w:left w:val="single" w:sz="12" w:space="6" w:color="B7C3D4"/>
+        </w:pBdr>
+        <w:shd w:val="clear" w:color="auto" w:fill="F2F4F7"/>
+        <w:spacing w:line="250" w:lineRule="auto"/>
+        <w:ind w:left="180" w:right="180"/>
+      </w:pPr>
+      <w:r>
+        <w:rPr>
+          <w:rFonts w:ascii="Consolas" w:eastAsia="Consolas" w:hAnsi="Consolas" w:cs="Consolas"/>
+          <w:color w:val="0E7A34"/>
+          <w:sz w:val="17"/>
+        </w:rPr>
+        <w:t>// 아래처럼 그 import 줄에 이름을 더하기만 하면 됩니다.</w:t>
+      </w:r>
+    </w:p>
+    <w:p>
+      <w:pPr>
+        <w:pBdr>
+          <w:left w:val="single" w:sz="12" w:space="6" w:color="B7C3D4"/>
+        </w:pBdr>
+        <w:shd w:val="clear" w:color="auto" w:fill="F2F4F7"/>
         <w:spacing w:before="60" w:line="250" w:lineRule="auto"/>
         <w:ind w:left="180" w:right="180"/>
       </w:pPr>
@@ -14554,7 +14590,7 @@
           <w:left w:val="single" w:sz="12" w:space="6" w:color="B7C3D4"/>
         </w:pBdr>
         <w:shd w:val="clear" w:color="auto" w:fill="F2F4F7"/>
-        <w:spacing w:line="250" w:lineRule="auto"/>
+        <w:spacing w:after="160" w:line="250" w:lineRule="auto"/>
         <w:ind w:left="180" w:right="180"/>
       </w:pPr>
       <w:r>
@@ -14568,16 +14604,110 @@
     </w:p>
     <w:p>
       <w:pPr>
-        <w:pBdr>
-          <w:left w:val="single" w:sz="12" w:space="6" w:color="B7C3D4"/>
-        </w:pBdr>
-        <w:shd w:val="clear" w:color="auto" w:fill="F2F4F7"/>
-        <w:spacing w:line="250" w:lineRule="auto"/>
-        <w:ind w:left="180" w:right="180"/>
-      </w:pPr>
-      <w:r>
-        <w:rPr>
-          <w:rFonts w:ascii="Consolas" w:eastAsia="Consolas" w:hAnsi="Consolas" w:cs="Consolas"/>
+        <w:spacing w:after="80"/>
+      </w:pPr>
+      <w:r>
+        <w:t>이어서 editStudent 를 고칩니다. 실습 4-6 에서 손봐 둔 editStudent 안에는 폼을 채우고 모드를 바꾸는 코드가 그대로 남아 있는데, 이제 studentForm.js 의 fillForm · setEditMode · scrollToForm 이 그 일을 대신합니다. submitButton 선언을 지우는 것도 이 교체와 짝입니다. 바꾸지 않으면 submitButton 이 없어져 "submitButton is not defined" 가 납니다.</w:t>
+      </w:r>
+    </w:p>
+    <w:p>
+      <w:pPr>
+        <w:spacing w:before="140"/>
+      </w:pPr>
+      <w:r>
+        <w:rPr>
+          <w:b/>
+          <w:color w:val="666666"/>
+          <w:sz w:val="17"/>
+        </w:rPr>
+        <w:t>▶ src/main.js (이어서)</w:t>
+      </w:r>
+    </w:p>
+    <w:p>
+      <w:pPr>
+        <w:pBdr>
+          <w:left w:val="single" w:sz="12" w:space="6" w:color="B7C3D4"/>
+        </w:pBdr>
+        <w:shd w:val="clear" w:color="auto" w:fill="F2F4F7"/>
+        <w:spacing w:before="60" w:line="250" w:lineRule="auto"/>
+        <w:ind w:left="180" w:right="180"/>
+      </w:pPr>
+      <w:r>
+        <w:rPr>
+          <w:rFonts w:ascii="Consolas" w:eastAsia="Consolas" w:hAnsi="Consolas" w:cs="Consolas"/>
+          <w:color w:val="8A8F98"/>
+          <w:sz w:val="17"/>
+        </w:rPr>
+        <w:t>// 바꾸기 전 — 실습 4-6 까지의 editStudent</w:t>
+      </w:r>
+    </w:p>
+    <w:p>
+      <w:pPr>
+        <w:pBdr>
+          <w:left w:val="single" w:sz="12" w:space="6" w:color="B7C3D4"/>
+        </w:pBdr>
+        <w:shd w:val="clear" w:color="auto" w:fill="F2F4F7"/>
+        <w:spacing w:line="250" w:lineRule="auto"/>
+        <w:ind w:left="180" w:right="180"/>
+      </w:pPr>
+      <w:r>
+        <w:rPr>
+          <w:rFonts w:ascii="Consolas" w:eastAsia="Consolas" w:hAnsi="Consolas" w:cs="Consolas"/>
+          <w:color w:val="8A8F98"/>
+          <w:sz w:val="17"/>
+        </w:rPr>
+        <w:t>async function editStudent(studentId) {</w:t>
+      </w:r>
+    </w:p>
+    <w:p>
+      <w:pPr>
+        <w:pBdr>
+          <w:left w:val="single" w:sz="12" w:space="6" w:color="B7C3D4"/>
+        </w:pBdr>
+        <w:shd w:val="clear" w:color="auto" w:fill="F2F4F7"/>
+        <w:spacing w:line="250" w:lineRule="auto"/>
+        <w:ind w:left="180" w:right="180"/>
+      </w:pPr>
+      <w:r>
+        <w:rPr>
+          <w:rFonts w:ascii="Consolas" w:eastAsia="Consolas" w:hAnsi="Consolas" w:cs="Consolas"/>
+          <w:color w:val="8A8F98"/>
+          <w:sz w:val="17"/>
+        </w:rPr>
+        <w:t xml:space="preserve">    try {</w:t>
+      </w:r>
+    </w:p>
+    <w:p>
+      <w:pPr>
+        <w:pBdr>
+          <w:left w:val="single" w:sz="12" w:space="6" w:color="B7C3D4"/>
+        </w:pBdr>
+        <w:shd w:val="clear" w:color="auto" w:fill="F2F4F7"/>
+        <w:spacing w:line="250" w:lineRule="auto"/>
+        <w:ind w:left="180" w:right="180"/>
+      </w:pPr>
+      <w:r>
+        <w:rPr>
+          <w:rFonts w:ascii="Consolas" w:eastAsia="Consolas" w:hAnsi="Consolas" w:cs="Consolas"/>
+          <w:color w:val="8A8F98"/>
+          <w:sz w:val="17"/>
+        </w:rPr>
+        <w:t xml:space="preserve">        const student = await apiFetchStudent(studentId);</w:t>
+      </w:r>
+    </w:p>
+    <w:p>
+      <w:pPr>
+        <w:pBdr>
+          <w:left w:val="single" w:sz="12" w:space="6" w:color="B7C3D4"/>
+        </w:pBdr>
+        <w:shd w:val="clear" w:color="auto" w:fill="F2F4F7"/>
+        <w:spacing w:line="250" w:lineRule="auto"/>
+        <w:ind w:left="180" w:right="180"/>
+      </w:pPr>
+      <w:r>
+        <w:rPr>
+          <w:rFonts w:ascii="Consolas" w:eastAsia="Consolas" w:hAnsi="Consolas" w:cs="Consolas"/>
+          <w:color w:val="8A8F98"/>
           <w:sz w:val="17"/>
         </w:rPr>
         <w:t xml:space="preserve"> </w:t>
@@ -14598,7 +14728,566 @@
           <w:color w:val="8A8F98"/>
           <w:sz w:val="17"/>
         </w:rPr>
-        <w:t>// 실습 4-1 끝에 넣었던 아래 한 줄도 지웁니다 (실습 4-11 에서 다시 연결)</w:t>
+        <w:t xml:space="preserve">        studentForm.name.value = student.name;</w:t>
+      </w:r>
+    </w:p>
+    <w:p>
+      <w:pPr>
+        <w:pBdr>
+          <w:left w:val="single" w:sz="12" w:space="6" w:color="B7C3D4"/>
+        </w:pBdr>
+        <w:shd w:val="clear" w:color="auto" w:fill="F2F4F7"/>
+        <w:spacing w:line="250" w:lineRule="auto"/>
+        <w:ind w:left="180" w:right="180"/>
+      </w:pPr>
+      <w:r>
+        <w:rPr>
+          <w:rFonts w:ascii="Consolas" w:eastAsia="Consolas" w:hAnsi="Consolas" w:cs="Consolas"/>
+          <w:color w:val="8A8F98"/>
+          <w:sz w:val="17"/>
+        </w:rPr>
+        <w:t xml:space="preserve">        studentForm.studentNumber.value = student.studentNumber;</w:t>
+      </w:r>
+    </w:p>
+    <w:p>
+      <w:pPr>
+        <w:pBdr>
+          <w:left w:val="single" w:sz="12" w:space="6" w:color="B7C3D4"/>
+        </w:pBdr>
+        <w:shd w:val="clear" w:color="auto" w:fill="F2F4F7"/>
+        <w:spacing w:line="250" w:lineRule="auto"/>
+        <w:ind w:left="180" w:right="180"/>
+      </w:pPr>
+      <w:r>
+        <w:rPr>
+          <w:rFonts w:ascii="Consolas" w:eastAsia="Consolas" w:hAnsi="Consolas" w:cs="Consolas"/>
+          <w:color w:val="8A8F98"/>
+          <w:sz w:val="17"/>
+        </w:rPr>
+        <w:t xml:space="preserve"> </w:t>
+      </w:r>
+    </w:p>
+    <w:p>
+      <w:pPr>
+        <w:pBdr>
+          <w:left w:val="single" w:sz="12" w:space="6" w:color="B7C3D4"/>
+        </w:pBdr>
+        <w:shd w:val="clear" w:color="auto" w:fill="F2F4F7"/>
+        <w:spacing w:line="250" w:lineRule="auto"/>
+        <w:ind w:left="180" w:right="180"/>
+      </w:pPr>
+      <w:r>
+        <w:rPr>
+          <w:rFonts w:ascii="Consolas" w:eastAsia="Consolas" w:hAnsi="Consolas" w:cs="Consolas"/>
+          <w:color w:val="8A8F98"/>
+          <w:sz w:val="17"/>
+        </w:rPr>
+        <w:t xml:space="preserve">        if (student.detail) {</w:t>
+      </w:r>
+    </w:p>
+    <w:p>
+      <w:pPr>
+        <w:pBdr>
+          <w:left w:val="single" w:sz="12" w:space="6" w:color="B7C3D4"/>
+        </w:pBdr>
+        <w:shd w:val="clear" w:color="auto" w:fill="F2F4F7"/>
+        <w:spacing w:line="250" w:lineRule="auto"/>
+        <w:ind w:left="180" w:right="180"/>
+      </w:pPr>
+      <w:r>
+        <w:rPr>
+          <w:rFonts w:ascii="Consolas" w:eastAsia="Consolas" w:hAnsi="Consolas" w:cs="Consolas"/>
+          <w:color w:val="8A8F98"/>
+          <w:sz w:val="17"/>
+        </w:rPr>
+        <w:t xml:space="preserve">            studentForm.address.value = student.detail.address;</w:t>
+      </w:r>
+    </w:p>
+    <w:p>
+      <w:pPr>
+        <w:pBdr>
+          <w:left w:val="single" w:sz="12" w:space="6" w:color="B7C3D4"/>
+        </w:pBdr>
+        <w:shd w:val="clear" w:color="auto" w:fill="F2F4F7"/>
+        <w:spacing w:line="250" w:lineRule="auto"/>
+        <w:ind w:left="180" w:right="180"/>
+      </w:pPr>
+      <w:r>
+        <w:rPr>
+          <w:rFonts w:ascii="Consolas" w:eastAsia="Consolas" w:hAnsi="Consolas" w:cs="Consolas"/>
+          <w:color w:val="8A8F98"/>
+          <w:sz w:val="17"/>
+        </w:rPr>
+        <w:t xml:space="preserve">            studentForm.phoneNumber.value = student.detail.phoneNumber;</w:t>
+      </w:r>
+    </w:p>
+    <w:p>
+      <w:pPr>
+        <w:pBdr>
+          <w:left w:val="single" w:sz="12" w:space="6" w:color="B7C3D4"/>
+        </w:pBdr>
+        <w:shd w:val="clear" w:color="auto" w:fill="F2F4F7"/>
+        <w:spacing w:line="250" w:lineRule="auto"/>
+        <w:ind w:left="180" w:right="180"/>
+      </w:pPr>
+      <w:r>
+        <w:rPr>
+          <w:rFonts w:ascii="Consolas" w:eastAsia="Consolas" w:hAnsi="Consolas" w:cs="Consolas"/>
+          <w:color w:val="8A8F98"/>
+          <w:sz w:val="17"/>
+        </w:rPr>
+        <w:t xml:space="preserve">            studentForm.email.value = student.detail.email || "";</w:t>
+      </w:r>
+    </w:p>
+    <w:p>
+      <w:pPr>
+        <w:pBdr>
+          <w:left w:val="single" w:sz="12" w:space="6" w:color="B7C3D4"/>
+        </w:pBdr>
+        <w:shd w:val="clear" w:color="auto" w:fill="F2F4F7"/>
+        <w:spacing w:line="250" w:lineRule="auto"/>
+        <w:ind w:left="180" w:right="180"/>
+      </w:pPr>
+      <w:r>
+        <w:rPr>
+          <w:rFonts w:ascii="Consolas" w:eastAsia="Consolas" w:hAnsi="Consolas" w:cs="Consolas"/>
+          <w:color w:val="8A8F98"/>
+          <w:sz w:val="17"/>
+        </w:rPr>
+        <w:t xml:space="preserve">            studentForm.dateOfBirth.value = student.detail.dateOfBirth || "";</w:t>
+      </w:r>
+    </w:p>
+    <w:p>
+      <w:pPr>
+        <w:pBdr>
+          <w:left w:val="single" w:sz="12" w:space="6" w:color="B7C3D4"/>
+        </w:pBdr>
+        <w:shd w:val="clear" w:color="auto" w:fill="F2F4F7"/>
+        <w:spacing w:line="250" w:lineRule="auto"/>
+        <w:ind w:left="180" w:right="180"/>
+      </w:pPr>
+      <w:r>
+        <w:rPr>
+          <w:rFonts w:ascii="Consolas" w:eastAsia="Consolas" w:hAnsi="Consolas" w:cs="Consolas"/>
+          <w:color w:val="8A8F98"/>
+          <w:sz w:val="17"/>
+        </w:rPr>
+        <w:t xml:space="preserve">        }</w:t>
+      </w:r>
+    </w:p>
+    <w:p>
+      <w:pPr>
+        <w:pBdr>
+          <w:left w:val="single" w:sz="12" w:space="6" w:color="B7C3D4"/>
+        </w:pBdr>
+        <w:shd w:val="clear" w:color="auto" w:fill="F2F4F7"/>
+        <w:spacing w:line="250" w:lineRule="auto"/>
+        <w:ind w:left="180" w:right="180"/>
+      </w:pPr>
+      <w:r>
+        <w:rPr>
+          <w:rFonts w:ascii="Consolas" w:eastAsia="Consolas" w:hAnsi="Consolas" w:cs="Consolas"/>
+          <w:color w:val="8A8F98"/>
+          <w:sz w:val="17"/>
+        </w:rPr>
+        <w:t xml:space="preserve"> </w:t>
+      </w:r>
+    </w:p>
+    <w:p>
+      <w:pPr>
+        <w:pBdr>
+          <w:left w:val="single" w:sz="12" w:space="6" w:color="B7C3D4"/>
+        </w:pBdr>
+        <w:shd w:val="clear" w:color="auto" w:fill="F2F4F7"/>
+        <w:spacing w:line="250" w:lineRule="auto"/>
+        <w:ind w:left="180" w:right="180"/>
+      </w:pPr>
+      <w:r>
+        <w:rPr>
+          <w:rFonts w:ascii="Consolas" w:eastAsia="Consolas" w:hAnsi="Consolas" w:cs="Consolas"/>
+          <w:color w:val="8A8F98"/>
+          <w:sz w:val="17"/>
+        </w:rPr>
+        <w:t xml:space="preserve">        editingStudentId = studentId;</w:t>
+      </w:r>
+    </w:p>
+    <w:p>
+      <w:pPr>
+        <w:pBdr>
+          <w:left w:val="single" w:sz="12" w:space="6" w:color="B7C3D4"/>
+        </w:pBdr>
+        <w:shd w:val="clear" w:color="auto" w:fill="F2F4F7"/>
+        <w:spacing w:line="250" w:lineRule="auto"/>
+        <w:ind w:left="180" w:right="180"/>
+      </w:pPr>
+      <w:r>
+        <w:rPr>
+          <w:rFonts w:ascii="Consolas" w:eastAsia="Consolas" w:hAnsi="Consolas" w:cs="Consolas"/>
+          <w:color w:val="8A8F98"/>
+          <w:sz w:val="17"/>
+        </w:rPr>
+        <w:t xml:space="preserve">        submitButton.textContent = "학생 수정";</w:t>
+      </w:r>
+    </w:p>
+    <w:p>
+      <w:pPr>
+        <w:pBdr>
+          <w:left w:val="single" w:sz="12" w:space="6" w:color="B7C3D4"/>
+        </w:pBdr>
+        <w:shd w:val="clear" w:color="auto" w:fill="F2F4F7"/>
+        <w:spacing w:line="250" w:lineRule="auto"/>
+        <w:ind w:left="180" w:right="180"/>
+      </w:pPr>
+      <w:r>
+        <w:rPr>
+          <w:rFonts w:ascii="Consolas" w:eastAsia="Consolas" w:hAnsi="Consolas" w:cs="Consolas"/>
+          <w:color w:val="8A8F98"/>
+          <w:sz w:val="17"/>
+        </w:rPr>
+        <w:t xml:space="preserve">        studentForm.scrollIntoView({ behavior: "smooth" });</w:t>
+      </w:r>
+    </w:p>
+    <w:p>
+      <w:pPr>
+        <w:pBdr>
+          <w:left w:val="single" w:sz="12" w:space="6" w:color="B7C3D4"/>
+        </w:pBdr>
+        <w:shd w:val="clear" w:color="auto" w:fill="F2F4F7"/>
+        <w:spacing w:line="250" w:lineRule="auto"/>
+        <w:ind w:left="180" w:right="180"/>
+      </w:pPr>
+      <w:r>
+        <w:rPr>
+          <w:rFonts w:ascii="Consolas" w:eastAsia="Consolas" w:hAnsi="Consolas" w:cs="Consolas"/>
+          <w:color w:val="8A8F98"/>
+          <w:sz w:val="17"/>
+        </w:rPr>
+        <w:t xml:space="preserve">    } catch (error) {</w:t>
+      </w:r>
+    </w:p>
+    <w:p>
+      <w:pPr>
+        <w:pBdr>
+          <w:left w:val="single" w:sz="12" w:space="6" w:color="B7C3D4"/>
+        </w:pBdr>
+        <w:shd w:val="clear" w:color="auto" w:fill="F2F4F7"/>
+        <w:spacing w:line="250" w:lineRule="auto"/>
+        <w:ind w:left="180" w:right="180"/>
+      </w:pPr>
+      <w:r>
+        <w:rPr>
+          <w:rFonts w:ascii="Consolas" w:eastAsia="Consolas" w:hAnsi="Consolas" w:cs="Consolas"/>
+          <w:color w:val="8A8F98"/>
+          <w:sz w:val="17"/>
+        </w:rPr>
+        <w:t xml:space="preserve">        console.error("Error:", error);</w:t>
+      </w:r>
+    </w:p>
+    <w:p>
+      <w:pPr>
+        <w:pBdr>
+          <w:left w:val="single" w:sz="12" w:space="6" w:color="B7C3D4"/>
+        </w:pBdr>
+        <w:shd w:val="clear" w:color="auto" w:fill="F2F4F7"/>
+        <w:spacing w:line="250" w:lineRule="auto"/>
+        <w:ind w:left="180" w:right="180"/>
+      </w:pPr>
+      <w:r>
+        <w:rPr>
+          <w:rFonts w:ascii="Consolas" w:eastAsia="Consolas" w:hAnsi="Consolas" w:cs="Consolas"/>
+          <w:color w:val="8A8F98"/>
+          <w:sz w:val="17"/>
+        </w:rPr>
+        <w:t xml:space="preserve">        showError(error.message);</w:t>
+      </w:r>
+    </w:p>
+    <w:p>
+      <w:pPr>
+        <w:pBdr>
+          <w:left w:val="single" w:sz="12" w:space="6" w:color="B7C3D4"/>
+        </w:pBdr>
+        <w:shd w:val="clear" w:color="auto" w:fill="F2F4F7"/>
+        <w:spacing w:line="250" w:lineRule="auto"/>
+        <w:ind w:left="180" w:right="180"/>
+      </w:pPr>
+      <w:r>
+        <w:rPr>
+          <w:rFonts w:ascii="Consolas" w:eastAsia="Consolas" w:hAnsi="Consolas" w:cs="Consolas"/>
+          <w:color w:val="8A8F98"/>
+          <w:sz w:val="17"/>
+        </w:rPr>
+        <w:t xml:space="preserve">    }</w:t>
+      </w:r>
+    </w:p>
+    <w:p>
+      <w:pPr>
+        <w:pBdr>
+          <w:left w:val="single" w:sz="12" w:space="6" w:color="B7C3D4"/>
+        </w:pBdr>
+        <w:shd w:val="clear" w:color="auto" w:fill="F2F4F7"/>
+        <w:spacing w:line="250" w:lineRule="auto"/>
+        <w:ind w:left="180" w:right="180"/>
+      </w:pPr>
+      <w:r>
+        <w:rPr>
+          <w:rFonts w:ascii="Consolas" w:eastAsia="Consolas" w:hAnsi="Consolas" w:cs="Consolas"/>
+          <w:color w:val="8A8F98"/>
+          <w:sz w:val="17"/>
+        </w:rPr>
+        <w:t>}</w:t>
+      </w:r>
+    </w:p>
+    <w:p>
+      <w:pPr>
+        <w:pBdr>
+          <w:left w:val="single" w:sz="12" w:space="6" w:color="B7C3D4"/>
+        </w:pBdr>
+        <w:shd w:val="clear" w:color="auto" w:fill="F2F4F7"/>
+        <w:spacing w:line="250" w:lineRule="auto"/>
+        <w:ind w:left="180" w:right="180"/>
+      </w:pPr>
+      <w:r>
+        <w:rPr>
+          <w:rFonts w:ascii="Consolas" w:eastAsia="Consolas" w:hAnsi="Consolas" w:cs="Consolas"/>
+          <w:color w:val="8A8F98"/>
+          <w:sz w:val="17"/>
+        </w:rPr>
+        <w:t xml:space="preserve"> </w:t>
+      </w:r>
+    </w:p>
+    <w:p>
+      <w:pPr>
+        <w:pBdr>
+          <w:left w:val="single" w:sz="12" w:space="6" w:color="B7C3D4"/>
+        </w:pBdr>
+        <w:shd w:val="clear" w:color="auto" w:fill="F2F4F7"/>
+        <w:spacing w:line="250" w:lineRule="auto"/>
+        <w:ind w:left="180" w:right="180"/>
+      </w:pPr>
+      <w:r>
+        <w:rPr>
+          <w:rFonts w:ascii="Consolas" w:eastAsia="Consolas" w:hAnsi="Consolas" w:cs="Consolas"/>
+          <w:color w:val="0E7A34"/>
+          <w:sz w:val="17"/>
+        </w:rPr>
+        <w:t>// 바꾼 뒤 — 폼 다루기는 studentForm.js 에 맡긴다</w:t>
+      </w:r>
+    </w:p>
+    <w:p>
+      <w:pPr>
+        <w:pBdr>
+          <w:left w:val="single" w:sz="12" w:space="6" w:color="B7C3D4"/>
+        </w:pBdr>
+        <w:shd w:val="clear" w:color="auto" w:fill="F2F4F7"/>
+        <w:spacing w:line="250" w:lineRule="auto"/>
+        <w:ind w:left="180" w:right="180"/>
+      </w:pPr>
+      <w:r>
+        <w:rPr>
+          <w:rFonts w:ascii="Consolas" w:eastAsia="Consolas" w:hAnsi="Consolas" w:cs="Consolas"/>
+          <w:color w:val="0E7A34"/>
+          <w:sz w:val="17"/>
+        </w:rPr>
+        <w:t>async function editStudent(studentId) {</w:t>
+      </w:r>
+    </w:p>
+    <w:p>
+      <w:pPr>
+        <w:pBdr>
+          <w:left w:val="single" w:sz="12" w:space="6" w:color="B7C3D4"/>
+        </w:pBdr>
+        <w:shd w:val="clear" w:color="auto" w:fill="F2F4F7"/>
+        <w:spacing w:line="250" w:lineRule="auto"/>
+        <w:ind w:left="180" w:right="180"/>
+      </w:pPr>
+      <w:r>
+        <w:rPr>
+          <w:rFonts w:ascii="Consolas" w:eastAsia="Consolas" w:hAnsi="Consolas" w:cs="Consolas"/>
+          <w:color w:val="0E7A34"/>
+          <w:sz w:val="17"/>
+        </w:rPr>
+        <w:t xml:space="preserve">    try {</w:t>
+      </w:r>
+    </w:p>
+    <w:p>
+      <w:pPr>
+        <w:pBdr>
+          <w:left w:val="single" w:sz="12" w:space="6" w:color="B7C3D4"/>
+        </w:pBdr>
+        <w:shd w:val="clear" w:color="auto" w:fill="F2F4F7"/>
+        <w:spacing w:line="250" w:lineRule="auto"/>
+        <w:ind w:left="180" w:right="180"/>
+      </w:pPr>
+      <w:r>
+        <w:rPr>
+          <w:rFonts w:ascii="Consolas" w:eastAsia="Consolas" w:hAnsi="Consolas" w:cs="Consolas"/>
+          <w:color w:val="0E7A34"/>
+          <w:sz w:val="17"/>
+        </w:rPr>
+        <w:lastRenderedPageBreak/>
+        <w:t xml:space="preserve">        const student = await apiFetchStudent(studentId);</w:t>
+      </w:r>
+    </w:p>
+    <w:p>
+      <w:pPr>
+        <w:pBdr>
+          <w:left w:val="single" w:sz="12" w:space="6" w:color="B7C3D4"/>
+        </w:pBdr>
+        <w:shd w:val="clear" w:color="auto" w:fill="F2F4F7"/>
+        <w:spacing w:line="250" w:lineRule="auto"/>
+        <w:ind w:left="180" w:right="180"/>
+      </w:pPr>
+      <w:r>
+        <w:rPr>
+          <w:rFonts w:ascii="Consolas" w:eastAsia="Consolas" w:hAnsi="Consolas" w:cs="Consolas"/>
+          <w:color w:val="0E7A34"/>
+          <w:sz w:val="17"/>
+        </w:rPr>
+        <w:t xml:space="preserve"> </w:t>
+      </w:r>
+    </w:p>
+    <w:p>
+      <w:pPr>
+        <w:pBdr>
+          <w:left w:val="single" w:sz="12" w:space="6" w:color="B7C3D4"/>
+        </w:pBdr>
+        <w:shd w:val="clear" w:color="auto" w:fill="F2F4F7"/>
+        <w:spacing w:line="250" w:lineRule="auto"/>
+        <w:ind w:left="180" w:right="180"/>
+      </w:pPr>
+      <w:r>
+        <w:rPr>
+          <w:rFonts w:ascii="Consolas" w:eastAsia="Consolas" w:hAnsi="Consolas" w:cs="Consolas"/>
+          <w:color w:val="0E7A34"/>
+          <w:sz w:val="17"/>
+        </w:rPr>
+        <w:t xml:space="preserve">        fillForm(student);</w:t>
+      </w:r>
+    </w:p>
+    <w:p>
+      <w:pPr>
+        <w:pBdr>
+          <w:left w:val="single" w:sz="12" w:space="6" w:color="B7C3D4"/>
+        </w:pBdr>
+        <w:shd w:val="clear" w:color="auto" w:fill="F2F4F7"/>
+        <w:spacing w:line="250" w:lineRule="auto"/>
+        <w:ind w:left="180" w:right="180"/>
+      </w:pPr>
+      <w:r>
+        <w:rPr>
+          <w:rFonts w:ascii="Consolas" w:eastAsia="Consolas" w:hAnsi="Consolas" w:cs="Consolas"/>
+          <w:color w:val="0E7A34"/>
+          <w:sz w:val="17"/>
+        </w:rPr>
+        <w:t xml:space="preserve">        editingStudentId = studentId;</w:t>
+      </w:r>
+    </w:p>
+    <w:p>
+      <w:pPr>
+        <w:pBdr>
+          <w:left w:val="single" w:sz="12" w:space="6" w:color="B7C3D4"/>
+        </w:pBdr>
+        <w:shd w:val="clear" w:color="auto" w:fill="F2F4F7"/>
+        <w:spacing w:line="250" w:lineRule="auto"/>
+        <w:ind w:left="180" w:right="180"/>
+      </w:pPr>
+      <w:r>
+        <w:rPr>
+          <w:rFonts w:ascii="Consolas" w:eastAsia="Consolas" w:hAnsi="Consolas" w:cs="Consolas"/>
+          <w:color w:val="0E7A34"/>
+          <w:sz w:val="17"/>
+        </w:rPr>
+        <w:t xml:space="preserve">        setEditMode(true);</w:t>
+      </w:r>
+    </w:p>
+    <w:p>
+      <w:pPr>
+        <w:pBdr>
+          <w:left w:val="single" w:sz="12" w:space="6" w:color="B7C3D4"/>
+        </w:pBdr>
+        <w:shd w:val="clear" w:color="auto" w:fill="F2F4F7"/>
+        <w:spacing w:line="250" w:lineRule="auto"/>
+        <w:ind w:left="180" w:right="180"/>
+      </w:pPr>
+      <w:r>
+        <w:rPr>
+          <w:rFonts w:ascii="Consolas" w:eastAsia="Consolas" w:hAnsi="Consolas" w:cs="Consolas"/>
+          <w:color w:val="0E7A34"/>
+          <w:sz w:val="17"/>
+        </w:rPr>
+        <w:t xml:space="preserve">        scrollToForm();</w:t>
+      </w:r>
+    </w:p>
+    <w:p>
+      <w:pPr>
+        <w:pBdr>
+          <w:left w:val="single" w:sz="12" w:space="6" w:color="B7C3D4"/>
+        </w:pBdr>
+        <w:shd w:val="clear" w:color="auto" w:fill="F2F4F7"/>
+        <w:spacing w:line="250" w:lineRule="auto"/>
+        <w:ind w:left="180" w:right="180"/>
+      </w:pPr>
+      <w:r>
+        <w:rPr>
+          <w:rFonts w:ascii="Consolas" w:eastAsia="Consolas" w:hAnsi="Consolas" w:cs="Consolas"/>
+          <w:color w:val="0E7A34"/>
+          <w:sz w:val="17"/>
+        </w:rPr>
+        <w:t xml:space="preserve">    } catch (error) {</w:t>
+      </w:r>
+    </w:p>
+    <w:p>
+      <w:pPr>
+        <w:pBdr>
+          <w:left w:val="single" w:sz="12" w:space="6" w:color="B7C3D4"/>
+        </w:pBdr>
+        <w:shd w:val="clear" w:color="auto" w:fill="F2F4F7"/>
+        <w:spacing w:line="250" w:lineRule="auto"/>
+        <w:ind w:left="180" w:right="180"/>
+      </w:pPr>
+      <w:r>
+        <w:rPr>
+          <w:rFonts w:ascii="Consolas" w:eastAsia="Consolas" w:hAnsi="Consolas" w:cs="Consolas"/>
+          <w:color w:val="0E7A34"/>
+          <w:sz w:val="17"/>
+        </w:rPr>
+        <w:t xml:space="preserve">        console.error("Error:", error);</w:t>
+      </w:r>
+    </w:p>
+    <w:p>
+      <w:pPr>
+        <w:pBdr>
+          <w:left w:val="single" w:sz="12" w:space="6" w:color="B7C3D4"/>
+        </w:pBdr>
+        <w:shd w:val="clear" w:color="auto" w:fill="F2F4F7"/>
+        <w:spacing w:line="250" w:lineRule="auto"/>
+        <w:ind w:left="180" w:right="180"/>
+      </w:pPr>
+      <w:r>
+        <w:rPr>
+          <w:rFonts w:ascii="Consolas" w:eastAsia="Consolas" w:hAnsi="Consolas" w:cs="Consolas"/>
+          <w:color w:val="0E7A34"/>
+          <w:sz w:val="17"/>
+        </w:rPr>
+        <w:t xml:space="preserve">        showError(error.message);</w:t>
+      </w:r>
+    </w:p>
+    <w:p>
+      <w:pPr>
+        <w:pBdr>
+          <w:left w:val="single" w:sz="12" w:space="6" w:color="B7C3D4"/>
+        </w:pBdr>
+        <w:shd w:val="clear" w:color="auto" w:fill="F2F4F7"/>
+        <w:spacing w:line="250" w:lineRule="auto"/>
+        <w:ind w:left="180" w:right="180"/>
+      </w:pPr>
+      <w:r>
+        <w:rPr>
+          <w:rFonts w:ascii="Consolas" w:eastAsia="Consolas" w:hAnsi="Consolas" w:cs="Consolas"/>
+          <w:color w:val="0E7A34"/>
+          <w:sz w:val="17"/>
+        </w:rPr>
+        <w:t xml:space="preserve">    }</w:t>
       </w:r>
     </w:p>
     <w:p>
@@ -14613,10 +15302,201 @@
       <w:r>
         <w:rPr>
           <w:rFonts w:ascii="Consolas" w:eastAsia="Consolas" w:hAnsi="Consolas" w:cs="Consolas"/>
+          <w:color w:val="0E7A34"/>
+          <w:sz w:val="17"/>
+        </w:rPr>
+        <w:t>}</w:t>
+      </w:r>
+    </w:p>
+    <w:p>
+      <w:pPr>
+        <w:spacing w:after="80"/>
+      </w:pPr>
+      <w:r>
+        <w:t>스물세 줄이 열네 줄로 줄었고, 폼을 어떻게 채우는지는 studentForm.js 만 알면 됩니다. 이 함수는 실습 4-11 에서 startEdit() 이라는 이름으로 그대로 옮겨 갑니다.</w:t>
+      </w:r>
+    </w:p>
+    <w:p>
+      <w:pPr>
+        <w:spacing w:after="80"/>
+      </w:pPr>
+      <w:r>
+        <w:t>마지막으로 취소 버튼입니다. 실습 4-1 에서 넣어 둔 한 줄은 form11.js 의 resetForm 을 부르고 있었습니다. studentForm.js 의 resetForm 은 폼과 버튼 글자만 되돌리므로, 수정 상태와 메시지는 여기서 함께 정리해 줘야 합니다. 지우지 말고 아래처럼 바꾸세요.</w:t>
+      </w:r>
+    </w:p>
+    <w:p>
+      <w:pPr>
+        <w:spacing w:before="140"/>
+      </w:pPr>
+      <w:r>
+        <w:rPr>
+          <w:b/>
+          <w:color w:val="666666"/>
+          <w:sz w:val="17"/>
+        </w:rPr>
+        <w:t>▶ src/main.js (이어서)</w:t>
+      </w:r>
+    </w:p>
+    <w:p>
+      <w:pPr>
+        <w:pBdr>
+          <w:left w:val="single" w:sz="12" w:space="6" w:color="B7C3D4"/>
+        </w:pBdr>
+        <w:shd w:val="clear" w:color="auto" w:fill="F2F4F7"/>
+        <w:spacing w:before="60" w:line="250" w:lineRule="auto"/>
+        <w:ind w:left="180" w:right="180"/>
+      </w:pPr>
+      <w:r>
+        <w:rPr>
+          <w:rFonts w:ascii="Consolas" w:eastAsia="Consolas" w:hAnsi="Consolas" w:cs="Consolas"/>
           <w:color w:val="8A8F98"/>
           <w:sz w:val="17"/>
         </w:rPr>
-        <w:t>// cancelButton.addEventListener("click", resetForm);</w:t>
+        <w:t>// 바꾸기 전 — 실습 4-1 에서 넣은 한 줄 (form11.js 의 resetForm 을 불렀다)</w:t>
+      </w:r>
+    </w:p>
+    <w:p>
+      <w:pPr>
+        <w:pBdr>
+          <w:left w:val="single" w:sz="12" w:space="6" w:color="B7C3D4"/>
+        </w:pBdr>
+        <w:shd w:val="clear" w:color="auto" w:fill="F2F4F7"/>
+        <w:spacing w:line="250" w:lineRule="auto"/>
+        <w:ind w:left="180" w:right="180"/>
+      </w:pPr>
+      <w:r>
+        <w:rPr>
+          <w:rFonts w:ascii="Consolas" w:eastAsia="Consolas" w:hAnsi="Consolas" w:cs="Consolas"/>
+          <w:color w:val="8A8F98"/>
+          <w:sz w:val="17"/>
+        </w:rPr>
+        <w:t>cancelButton.addEventListener("click", resetForm);</w:t>
+      </w:r>
+    </w:p>
+    <w:p>
+      <w:pPr>
+        <w:pBdr>
+          <w:left w:val="single" w:sz="12" w:space="6" w:color="B7C3D4"/>
+        </w:pBdr>
+        <w:shd w:val="clear" w:color="auto" w:fill="F2F4F7"/>
+        <w:spacing w:line="250" w:lineRule="auto"/>
+        <w:ind w:left="180" w:right="180"/>
+      </w:pPr>
+      <w:r>
+        <w:rPr>
+          <w:rFonts w:ascii="Consolas" w:eastAsia="Consolas" w:hAnsi="Consolas" w:cs="Consolas"/>
+          <w:color w:val="8A8F98"/>
+          <w:sz w:val="17"/>
+        </w:rPr>
+        <w:t xml:space="preserve"> </w:t>
+      </w:r>
+    </w:p>
+    <w:p>
+      <w:pPr>
+        <w:pBdr>
+          <w:left w:val="single" w:sz="12" w:space="6" w:color="B7C3D4"/>
+        </w:pBdr>
+        <w:shd w:val="clear" w:color="auto" w:fill="F2F4F7"/>
+        <w:spacing w:line="250" w:lineRule="auto"/>
+        <w:ind w:left="180" w:right="180"/>
+      </w:pPr>
+      <w:r>
+        <w:rPr>
+          <w:rFonts w:ascii="Consolas" w:eastAsia="Consolas" w:hAnsi="Consolas" w:cs="Consolas"/>
+          <w:color w:val="0E7A34"/>
+          <w:sz w:val="17"/>
+        </w:rPr>
+        <w:t>// 바꾼 뒤 — 폼은 resetForm 이, 수정 상태와 메시지는 여기서 정리한다</w:t>
+      </w:r>
+    </w:p>
+    <w:p>
+      <w:pPr>
+        <w:pBdr>
+          <w:left w:val="single" w:sz="12" w:space="6" w:color="B7C3D4"/>
+        </w:pBdr>
+        <w:shd w:val="clear" w:color="auto" w:fill="F2F4F7"/>
+        <w:spacing w:line="250" w:lineRule="auto"/>
+        <w:ind w:left="180" w:right="180"/>
+      </w:pPr>
+      <w:r>
+        <w:rPr>
+          <w:rFonts w:ascii="Consolas" w:eastAsia="Consolas" w:hAnsi="Consolas" w:cs="Consolas"/>
+          <w:color w:val="0E7A34"/>
+          <w:sz w:val="17"/>
+        </w:rPr>
+        <w:t>cancelButton.addEventListener("click", () =&gt; {</w:t>
+      </w:r>
+    </w:p>
+    <w:p>
+      <w:pPr>
+        <w:pBdr>
+          <w:left w:val="single" w:sz="12" w:space="6" w:color="B7C3D4"/>
+        </w:pBdr>
+        <w:shd w:val="clear" w:color="auto" w:fill="F2F4F7"/>
+        <w:spacing w:line="250" w:lineRule="auto"/>
+        <w:ind w:left="180" w:right="180"/>
+      </w:pPr>
+      <w:r>
+        <w:rPr>
+          <w:rFonts w:ascii="Consolas" w:eastAsia="Consolas" w:hAnsi="Consolas" w:cs="Consolas"/>
+          <w:color w:val="0E7A34"/>
+          <w:sz w:val="17"/>
+        </w:rPr>
+        <w:t xml:space="preserve">    editingStudentId = null;</w:t>
+      </w:r>
+    </w:p>
+    <w:p>
+      <w:pPr>
+        <w:pBdr>
+          <w:left w:val="single" w:sz="12" w:space="6" w:color="B7C3D4"/>
+        </w:pBdr>
+        <w:shd w:val="clear" w:color="auto" w:fill="F2F4F7"/>
+        <w:spacing w:line="250" w:lineRule="auto"/>
+        <w:ind w:left="180" w:right="180"/>
+      </w:pPr>
+      <w:r>
+        <w:rPr>
+          <w:rFonts w:ascii="Consolas" w:eastAsia="Consolas" w:hAnsi="Consolas" w:cs="Consolas"/>
+          <w:color w:val="0E7A34"/>
+          <w:sz w:val="17"/>
+        </w:rPr>
+        <w:t xml:space="preserve">    resetForm();</w:t>
+      </w:r>
+    </w:p>
+    <w:p>
+      <w:pPr>
+        <w:pBdr>
+          <w:left w:val="single" w:sz="12" w:space="6" w:color="B7C3D4"/>
+        </w:pBdr>
+        <w:shd w:val="clear" w:color="auto" w:fill="F2F4F7"/>
+        <w:spacing w:line="250" w:lineRule="auto"/>
+        <w:ind w:left="180" w:right="180"/>
+      </w:pPr>
+      <w:r>
+        <w:rPr>
+          <w:rFonts w:ascii="Consolas" w:eastAsia="Consolas" w:hAnsi="Consolas" w:cs="Consolas"/>
+          <w:color w:val="0E7A34"/>
+          <w:sz w:val="17"/>
+        </w:rPr>
+        <w:t xml:space="preserve">    clearMessages();</w:t>
+      </w:r>
+    </w:p>
+    <w:p>
+      <w:pPr>
+        <w:pBdr>
+          <w:left w:val="single" w:sz="12" w:space="6" w:color="B7C3D4"/>
+        </w:pBdr>
+        <w:shd w:val="clear" w:color="auto" w:fill="F2F4F7"/>
+        <w:spacing w:after="160" w:line="250" w:lineRule="auto"/>
+        <w:ind w:left="180" w:right="180"/>
+      </w:pPr>
+      <w:r>
+        <w:rPr>
+          <w:rFonts w:ascii="Consolas" w:eastAsia="Consolas" w:hAnsi="Consolas" w:cs="Consolas"/>
+          <w:color w:val="0E7A34"/>
+          <w:sz w:val="17"/>
+        </w:rPr>
+        <w:t>});</w:t>
       </w:r>
     </w:p>
     <w:p>
@@ -14624,7 +15504,7 @@
         <w:spacing w:after="80"/>
       </w:pPr>
       <w:r>
-        <w:t>취소 버튼 연결을 지우지 않으면 실습 4-11 에서 한 번 더 걸어 핸들러가 두 번 실행됩니다.</w:t>
+        <w:t>import 한 cancelButton 이 여기서 쓰입니다. 이 코드는 실습 4-11 의 6) 에 그대로 다시 나옵니다.</w:t>
       </w:r>
     </w:p>
     <w:p>
@@ -16096,18 +16976,8 @@
           <w:color w:val="666666"/>
           <w:sz w:val="17"/>
         </w:rPr>
-        <w:t xml:space="preserve">▶ src/ui/studentTable.js (이어서)      </w:t>
-      </w:r>
-      <w:hyperlink r:id="rId16" w:history="1">
-        <w:r>
-          <w:rPr>
-            <w:rStyle w:val="a5"/>
-            <w:b/>
-            <w:sz w:val="17"/>
-          </w:rPr>
-          <w:t>[전체 코드 보기]</w:t>
-        </w:r>
-      </w:hyperlink>
+        <w:t>▶ src/ui/studentTable.js (이어서)</w:t>
+      </w:r>
     </w:p>
     <w:p>
       <w:pPr>
@@ -16589,7 +17459,165 @@
           <w:sz w:val="21"/>
         </w:rPr>
         <w:lastRenderedPageBreak/>
-        <w:t>4) 클릭은 tbody 한 곳에서 받는다</w:t>
+        <w:t>4) main.js 정리 — 클릭을 tbody 한 곳에서 받는다</w:t>
+      </w:r>
+    </w:p>
+    <w:p>
+      <w:pPr>
+        <w:spacing w:after="80"/>
+      </w:pPr>
+      <w:r>
+        <w:t>먼저</w:t>
+      </w:r>
+      <w:r>
+        <w:t xml:space="preserve"> main.js </w:t>
+      </w:r>
+      <w:r>
+        <w:t>의</w:t>
+      </w:r>
+      <w:r>
+        <w:t xml:space="preserve"> renderStudentTable </w:t>
+      </w:r>
+      <w:r>
+        <w:t>과</w:t>
+      </w:r>
+      <w:r>
+        <w:t xml:space="preserve"> const studentTableBod</w:t>
+      </w:r>
+      <w:r>
+        <w:t xml:space="preserve">y </w:t>
+      </w:r>
+      <w:r>
+        <w:t>선언을</w:t>
+      </w:r>
+      <w:r>
+        <w:t xml:space="preserve"> </w:t>
+      </w:r>
+      <w:r>
+        <w:t>지우고</w:t>
+      </w:r>
+      <w:r>
+        <w:t xml:space="preserve"> studentTable.js </w:t>
+      </w:r>
+      <w:r>
+        <w:t>에서</w:t>
+      </w:r>
+      <w:r>
+        <w:t xml:space="preserve"> </w:t>
+      </w:r>
+      <w:r>
+        <w:t>가져옵니다</w:t>
+      </w:r>
+      <w:r>
+        <w:t xml:space="preserve">. </w:t>
+      </w:r>
+      <w:r>
+        <w:t>가져오는</w:t>
+      </w:r>
+      <w:r>
+        <w:t xml:space="preserve"> </w:t>
+      </w:r>
+      <w:r>
+        <w:t>세</w:t>
+      </w:r>
+      <w:r>
+        <w:t xml:space="preserve"> </w:t>
+      </w:r>
+      <w:r>
+        <w:t>가지가</w:t>
+      </w:r>
+      <w:r>
+        <w:t xml:space="preserve"> </w:t>
+      </w:r>
+      <w:r>
+        <w:t>쓰이는</w:t>
+      </w:r>
+      <w:r>
+        <w:t xml:space="preserve"> </w:t>
+      </w:r>
+      <w:r>
+        <w:t>곳은</w:t>
+      </w:r>
+      <w:r>
+        <w:t xml:space="preserve"> </w:t>
+      </w:r>
+      <w:r>
+        <w:t>이렇습니다</w:t>
+      </w:r>
+      <w:r>
+        <w:t xml:space="preserve">. renderStudentTable </w:t>
+      </w:r>
+      <w:r>
+        <w:t>은</w:t>
+      </w:r>
+      <w:r>
+        <w:t xml:space="preserve"> </w:t>
+      </w:r>
+      <w:r>
+        <w:t>실습</w:t>
+      </w:r>
+      <w:r>
+        <w:t xml:space="preserve"> 4-4 </w:t>
+      </w:r>
+      <w:r>
+        <w:t>의</w:t>
+      </w:r>
+      <w:r>
+        <w:t xml:space="preserve"> loadStudents, studentTableBody </w:t>
+      </w:r>
+      <w:r>
+        <w:t>는</w:t>
+      </w:r>
+      <w:r>
+        <w:t xml:space="preserve"> </w:t>
+      </w:r>
+      <w:r>
+        <w:t>바로</w:t>
+      </w:r>
+      <w:r>
+        <w:t xml:space="preserve"> </w:t>
+      </w:r>
+      <w:r>
+        <w:t>아래</w:t>
+      </w:r>
+      <w:r>
+        <w:t xml:space="preserve"> </w:t>
+      </w:r>
+      <w:r>
+        <w:t>위임</w:t>
+      </w:r>
+      <w:r>
+        <w:t xml:space="preserve"> </w:t>
+      </w:r>
+      <w:r>
+        <w:t>코드</w:t>
+      </w:r>
+      <w:r>
+        <w:t xml:space="preserve">, renderTableError </w:t>
+      </w:r>
+      <w:r>
+        <w:t>는</w:t>
+      </w:r>
+      <w:r>
+        <w:t xml:space="preserve"> </w:t>
+      </w:r>
+      <w:r>
+        <w:t>실습</w:t>
+      </w:r>
+      <w:r>
+        <w:t xml:space="preserve"> 4-11 </w:t>
+      </w:r>
+      <w:r>
+        <w:t>의</w:t>
+      </w:r>
+      <w:r>
+        <w:t xml:space="preserve"> loadStudents </w:t>
+      </w:r>
+      <w:r>
+        <w:t>입니다</w:t>
+      </w:r>
+      <w:r>
+        <w:t>.</w:t>
       </w:r>
     </w:p>
     <w:p>
@@ -16620,6 +17648,208 @@
           <w:color w:val="0E7A34"/>
           <w:sz w:val="17"/>
         </w:rPr>
+        <w:t>import {</w:t>
+      </w:r>
+    </w:p>
+    <w:p>
+      <w:pPr>
+        <w:pBdr>
+          <w:left w:val="single" w:sz="12" w:space="6" w:color="B7C3D4"/>
+        </w:pBdr>
+        <w:shd w:val="clear" w:color="auto" w:fill="F2F4F7"/>
+        <w:spacing w:line="250" w:lineRule="auto"/>
+        <w:ind w:left="180" w:right="180"/>
+      </w:pPr>
+      <w:r>
+        <w:rPr>
+          <w:rFonts w:ascii="Consolas" w:eastAsia="Consolas" w:hAnsi="Consolas" w:cs="Consolas"/>
+          <w:color w:val="0E7A34"/>
+          <w:sz w:val="17"/>
+        </w:rPr>
+        <w:t xml:space="preserve">    renderStudentTable, renderTableError, studentTableBody,</w:t>
+      </w:r>
+    </w:p>
+    <w:p>
+      <w:pPr>
+        <w:pBdr>
+          <w:left w:val="single" w:sz="12" w:space="6" w:color="B7C3D4"/>
+        </w:pBdr>
+        <w:shd w:val="clear" w:color="auto" w:fill="F2F4F7"/>
+        <w:spacing w:after="160" w:line="250" w:lineRule="auto"/>
+        <w:ind w:left="180" w:right="180"/>
+      </w:pPr>
+      <w:r>
+        <w:rPr>
+          <w:rFonts w:ascii="Consolas" w:eastAsia="Consolas" w:hAnsi="Consolas" w:cs="Consolas"/>
+          <w:color w:val="0E7A34"/>
+          <w:sz w:val="17"/>
+        </w:rPr>
+        <w:t>} from "./ui/studentTable.js";</w:t>
+      </w:r>
+    </w:p>
+    <w:p>
+      <w:pPr>
+        <w:spacing w:after="80"/>
+      </w:pPr>
+      <w:r>
+        <w:t>이어서</w:t>
+      </w:r>
+      <w:r>
+        <w:t xml:space="preserve"> </w:t>
+      </w:r>
+      <w:r>
+        <w:t>표에서</w:t>
+      </w:r>
+      <w:r>
+        <w:t xml:space="preserve"> </w:t>
+      </w:r>
+      <w:r>
+        <w:t>일어난</w:t>
+      </w:r>
+      <w:r>
+        <w:t xml:space="preserve"> </w:t>
+      </w:r>
+      <w:r>
+        <w:t>클릭을</w:t>
+      </w:r>
+      <w:r>
+        <w:t xml:space="preserve"> tbody </w:t>
+      </w:r>
+      <w:r>
+        <w:t>한</w:t>
+      </w:r>
+      <w:r>
+        <w:t xml:space="preserve"> </w:t>
+      </w:r>
+      <w:r>
+        <w:t>곳에서</w:t>
+      </w:r>
+      <w:r>
+        <w:t xml:space="preserve"> </w:t>
+      </w:r>
+      <w:r>
+        <w:t>받습니다</w:t>
+      </w:r>
+      <w:r>
+        <w:t xml:space="preserve">. </w:t>
+      </w:r>
+      <w:r>
+        <w:t>부르는</w:t>
+      </w:r>
+      <w:r>
+        <w:t xml:space="preserve"> editStudent </w:t>
+      </w:r>
+      <w:r>
+        <w:t>와</w:t>
+      </w:r>
+      <w:r>
+        <w:t xml:space="preserve"> deleteStudent </w:t>
+      </w:r>
+      <w:r>
+        <w:t>는</w:t>
+      </w:r>
+      <w:r>
+        <w:t xml:space="preserve"> </w:t>
+      </w:r>
+      <w:r>
+        <w:t>실습</w:t>
+      </w:r>
+      <w:r>
+        <w:t xml:space="preserve"> 4-6 · 4-9 </w:t>
+      </w:r>
+      <w:r>
+        <w:t>에서</w:t>
+      </w:r>
+      <w:r>
+        <w:t xml:space="preserve"> </w:t>
+      </w:r>
+      <w:r>
+        <w:t>손봐</w:t>
+      </w:r>
+      <w:r>
+        <w:t xml:space="preserve"> </w:t>
+      </w:r>
+      <w:r>
+        <w:t>둔</w:t>
+      </w:r>
+      <w:r>
+        <w:t xml:space="preserve"> </w:t>
+      </w:r>
+      <w:r>
+        <w:t>그</w:t>
+      </w:r>
+      <w:r>
+        <w:t xml:space="preserve"> </w:t>
+      </w:r>
+      <w:r>
+        <w:t>함수들이라</w:t>
+      </w:r>
+      <w:r>
+        <w:t xml:space="preserve"> </w:t>
+      </w:r>
+      <w:r>
+        <w:t>지금</w:t>
+      </w:r>
+      <w:r>
+        <w:t xml:space="preserve"> </w:t>
+      </w:r>
+      <w:r>
+        <w:t>바로</w:t>
+      </w:r>
+      <w:r>
+        <w:t xml:space="preserve"> </w:t>
+      </w:r>
+      <w:r>
+        <w:t>동작합니다</w:t>
+      </w:r>
+      <w:r>
+        <w:t>.</w:t>
+      </w:r>
+    </w:p>
+    <w:p>
+      <w:pPr>
+        <w:spacing w:before="140"/>
+      </w:pPr>
+      <w:r>
+        <w:rPr>
+          <w:b/>
+          <w:color w:val="666666"/>
+          <w:sz w:val="17"/>
+        </w:rPr>
+        <w:t>▶ src/main.js (</w:t>
+      </w:r>
+      <w:r>
+        <w:rPr>
+          <w:b/>
+          <w:color w:val="666666"/>
+          <w:sz w:val="17"/>
+        </w:rPr>
+        <w:t>이어서</w:t>
+      </w:r>
+      <w:r>
+        <w:rPr>
+          <w:b/>
+          <w:color w:val="666666"/>
+          <w:sz w:val="17"/>
+        </w:rPr>
+        <w:t>)</w:t>
+      </w:r>
+    </w:p>
+    <w:p>
+      <w:pPr>
+        <w:pBdr>
+          <w:left w:val="single" w:sz="12" w:space="6" w:color="B7C3D4"/>
+        </w:pBdr>
+        <w:shd w:val="clear" w:color="auto" w:fill="F2F4F7"/>
+        <w:spacing w:before="60" w:line="250" w:lineRule="auto"/>
+        <w:ind w:left="180" w:right="180"/>
+      </w:pPr>
+      <w:r>
+        <w:rPr>
+          <w:rFonts w:ascii="Consolas" w:eastAsia="Consolas" w:hAnsi="Consolas" w:cs="Consolas"/>
+          <w:color w:val="0E7A34"/>
+          <w:sz w:val="17"/>
+        </w:rPr>
         <w:t>studentTableBody.addEventListener("click", async (event) =&gt; {</w:t>
       </w:r>
     </w:p>
@@ -16764,7 +17994,7 @@
           <w:color w:val="0E7A34"/>
           <w:sz w:val="17"/>
         </w:rPr>
-        <w:t xml:space="preserve">        await startEdit(Number(id));</w:t>
+        <w:t xml:space="preserve">        await editStudent(Number(id));</w:t>
       </w:r>
     </w:p>
     <w:p>
@@ -16800,7 +18030,7 @@
           <w:color w:val="0E7A34"/>
           <w:sz w:val="17"/>
         </w:rPr>
-        <w:t xml:space="preserve">        await removeStudent(Number(id));</w:t>
+        <w:t xml:space="preserve">        await deleteStudent(Number(id));</w:t>
       </w:r>
     </w:p>
     <w:p>
@@ -16837,6 +18067,212 @@
           <w:sz w:val="17"/>
         </w:rPr>
         <w:t>});</w:t>
+      </w:r>
+    </w:p>
+    <w:p>
+      <w:pPr>
+        <w:spacing w:after="80"/>
+      </w:pPr>
+      <w:r>
+        <w:t>이제</w:t>
+      </w:r>
+      <w:r>
+        <w:t xml:space="preserve"> onclick </w:t>
+      </w:r>
+      <w:r>
+        <w:t>없이도</w:t>
+      </w:r>
+      <w:r>
+        <w:t xml:space="preserve"> </w:t>
+      </w:r>
+      <w:r>
+        <w:t>버튼이</w:t>
+      </w:r>
+      <w:r>
+        <w:t xml:space="preserve"> </w:t>
+      </w:r>
+      <w:r>
+        <w:t>동작하므로</w:t>
+      </w:r>
+      <w:r>
+        <w:t xml:space="preserve">, </w:t>
+      </w:r>
+      <w:r>
+        <w:t>실습</w:t>
+      </w:r>
+      <w:r>
+        <w:t xml:space="preserve"> 4-1 </w:t>
+      </w:r>
+      <w:r>
+        <w:t>에서</w:t>
+      </w:r>
+      <w:r>
+        <w:t xml:space="preserve"> </w:t>
+      </w:r>
+      <w:r>
+        <w:t>임시로</w:t>
+      </w:r>
+      <w:r>
+        <w:t xml:space="preserve"> </w:t>
+      </w:r>
+      <w:r>
+        <w:t>넣어</w:t>
+      </w:r>
+      <w:r>
+        <w:t xml:space="preserve"> </w:t>
+      </w:r>
+      <w:r>
+        <w:t>두었던</w:t>
+      </w:r>
+      <w:r>
+        <w:t xml:space="preserve"> </w:t>
+      </w:r>
+      <w:r>
+        <w:t>두</w:t>
+      </w:r>
+      <w:r>
+        <w:t xml:space="preserve"> </w:t>
+      </w:r>
+      <w:r>
+        <w:t>줄을</w:t>
+      </w:r>
+      <w:r>
+        <w:t xml:space="preserve"> </w:t>
+      </w:r>
+      <w:r>
+        <w:t>지웁니다</w:t>
+      </w:r>
+      <w:r>
+        <w:t xml:space="preserve">. </w:t>
+      </w:r>
+      <w:r>
+        <w:t>이</w:t>
+      </w:r>
+      <w:r>
+        <w:t xml:space="preserve"> </w:t>
+      </w:r>
+      <w:r>
+        <w:t>두</w:t>
+      </w:r>
+      <w:r>
+        <w:t xml:space="preserve"> </w:t>
+      </w:r>
+      <w:r>
+        <w:t>줄을</w:t>
+      </w:r>
+      <w:r>
+        <w:t xml:space="preserve"> </w:t>
+      </w:r>
+      <w:r>
+        <w:t>지우는</w:t>
+      </w:r>
+      <w:r>
+        <w:t xml:space="preserve"> </w:t>
+      </w:r>
+      <w:r>
+        <w:t>것이</w:t>
+      </w:r>
+      <w:r>
+        <w:t xml:space="preserve"> </w:t>
+      </w:r>
+      <w:r>
+        <w:t>이번</w:t>
+      </w:r>
+      <w:r>
+        <w:t xml:space="preserve"> </w:t>
+      </w:r>
+      <w:r>
+        <w:t>실습의</w:t>
+      </w:r>
+      <w:r>
+        <w:t xml:space="preserve"> </w:t>
+      </w:r>
+      <w:r>
+        <w:t>마무리입니다</w:t>
+      </w:r>
+      <w:r>
+        <w:t>.</w:t>
+      </w:r>
+    </w:p>
+    <w:p>
+      <w:pPr>
+        <w:spacing w:before="140"/>
+      </w:pPr>
+      <w:r>
+        <w:rPr>
+          <w:b/>
+          <w:color w:val="666666"/>
+          <w:sz w:val="17"/>
+        </w:rPr>
+        <w:t xml:space="preserve">▶ </w:t>
+      </w:r>
+      <w:r>
+        <w:rPr>
+          <w:b/>
+          <w:color w:val="666666"/>
+          <w:sz w:val="17"/>
+        </w:rPr>
+        <w:t xml:space="preserve">src/main.js — </w:t>
+      </w:r>
+      <w:r>
+        <w:rPr>
+          <w:b/>
+          <w:color w:val="666666"/>
+          <w:sz w:val="17"/>
+        </w:rPr>
+        <w:t>맨</w:t>
+      </w:r>
+      <w:r>
+        <w:rPr>
+          <w:b/>
+          <w:color w:val="666666"/>
+          <w:sz w:val="17"/>
+        </w:rPr>
+        <w:t xml:space="preserve"> </w:t>
+      </w:r>
+      <w:r>
+        <w:rPr>
+          <w:b/>
+          <w:color w:val="666666"/>
+          <w:sz w:val="17"/>
+        </w:rPr>
+        <w:t>아래</w:t>
+      </w:r>
+    </w:p>
+    <w:p>
+      <w:pPr>
+        <w:pBdr>
+          <w:left w:val="single" w:sz="12" w:space="6" w:color="B7C3D4"/>
+        </w:pBdr>
+        <w:shd w:val="clear" w:color="auto" w:fill="F2F4F7"/>
+        <w:spacing w:before="60" w:line="250" w:lineRule="auto"/>
+        <w:ind w:left="180" w:right="180"/>
+      </w:pPr>
+      <w:r>
+        <w:rPr>
+          <w:rFonts w:ascii="Consolas" w:eastAsia="Consolas" w:hAnsi="Consolas" w:cs="Consolas"/>
+          <w:color w:val="8A8F98"/>
+          <w:sz w:val="17"/>
+        </w:rPr>
+        <w:t>// window.editStudent = editStudent;</w:t>
+      </w:r>
+    </w:p>
+    <w:p>
+      <w:pPr>
+        <w:pBdr>
+          <w:left w:val="single" w:sz="12" w:space="6" w:color="B7C3D4"/>
+        </w:pBdr>
+        <w:shd w:val="clear" w:color="auto" w:fill="F2F4F7"/>
+        <w:spacing w:after="160" w:line="250" w:lineRule="auto"/>
+        <w:ind w:left="180" w:right="180"/>
+      </w:pPr>
+      <w:r>
+        <w:rPr>
+          <w:rFonts w:ascii="Consolas" w:eastAsia="Consolas" w:hAnsi="Consolas" w:cs="Consolas"/>
+          <w:color w:val="8A8F98"/>
+          <w:sz w:val="17"/>
+        </w:rPr>
+        <w:t>// window.deleteStudent = deleteStudent;</w:t>
       </w:r>
     </w:p>
     <w:p>
@@ -17292,7 +18728,7 @@
           <w:color w:val="333333"/>
           <w:sz w:val="19"/>
         </w:rPr>
-        <w:t>여기서 부르는 startEdit 과 removeStudent 는 실습 4-11 에서 만듭니다. 이 단계에서는 위임 코드가 어떻게 생겼는지만 보고, 실제로 main.js 에 넣는 것은 실습 4-11 의 4) 에서 함께 합니다.</w:t>
+        <w:t>위임이 부르는 editStudent 와 deleteStudent 는 실습 4-11 에서 startEdit 과 removeStudent 로 이름만 바뀝니다. 하는 일은 같습니다.</w:t>
       </w:r>
     </w:p>
     <w:p>
@@ -17310,6 +18746,7 @@
           <w:color w:val="9C5700"/>
           <w:sz w:val="19"/>
         </w:rPr>
+        <w:lastRenderedPageBreak/>
         <w:t xml:space="preserve">■ 알아두기   </w:t>
       </w:r>
       <w:r>
@@ -17347,7 +18784,421 @@
     </w:p>
     <w:p>
       <w:pPr>
+        <w:pBdr>
+          <w:left w:val="single" w:sz="20" w:space="8" w:color="2E75B6"/>
+        </w:pBdr>
+        <w:shd w:val="clear" w:color="auto" w:fill="E5F0F8"/>
+        <w:spacing w:before="160" w:after="40" w:line="290" w:lineRule="auto"/>
+        <w:ind w:left="150" w:right="150"/>
+      </w:pPr>
+      <w:r>
+        <w:rPr>
+          <w:b/>
+          <w:color w:val="1F4E79"/>
+          <w:sz w:val="19"/>
+        </w:rPr>
+        <w:t xml:space="preserve">■ </w:t>
+      </w:r>
+      <w:r>
+        <w:rPr>
+          <w:b/>
+          <w:color w:val="1F4E79"/>
+          <w:sz w:val="19"/>
+        </w:rPr>
+        <w:t>확인하기</w:t>
+      </w:r>
+      <w:r>
+        <w:rPr>
+          <w:b/>
+          <w:color w:val="1F4E79"/>
+          <w:sz w:val="19"/>
+        </w:rPr>
+        <w:t xml:space="preserve">   </w:t>
+      </w:r>
+      <w:r>
+        <w:rPr>
+          <w:color w:val="333333"/>
+          <w:sz w:val="19"/>
+        </w:rPr>
+        <w:t xml:space="preserve">window.editStudent </w:t>
+      </w:r>
+      <w:r>
+        <w:rPr>
+          <w:color w:val="333333"/>
+          <w:sz w:val="19"/>
+        </w:rPr>
+        <w:t>두</w:t>
+      </w:r>
+      <w:r>
+        <w:rPr>
+          <w:color w:val="333333"/>
+          <w:sz w:val="19"/>
+        </w:rPr>
+        <w:t xml:space="preserve"> </w:t>
+      </w:r>
+      <w:r>
+        <w:rPr>
+          <w:color w:val="333333"/>
+          <w:sz w:val="19"/>
+        </w:rPr>
+        <w:t>줄을</w:t>
+      </w:r>
+      <w:r>
+        <w:rPr>
+          <w:color w:val="333333"/>
+          <w:sz w:val="19"/>
+        </w:rPr>
+        <w:t xml:space="preserve"> </w:t>
+      </w:r>
+      <w:r>
+        <w:rPr>
+          <w:color w:val="333333"/>
+          <w:sz w:val="19"/>
+        </w:rPr>
+        <w:t>지운</w:t>
+      </w:r>
+      <w:r>
+        <w:rPr>
+          <w:color w:val="333333"/>
+          <w:sz w:val="19"/>
+        </w:rPr>
+        <w:t xml:space="preserve"> </w:t>
+      </w:r>
+      <w:r>
+        <w:rPr>
+          <w:color w:val="333333"/>
+          <w:sz w:val="19"/>
+        </w:rPr>
+        <w:t>뒤에도</w:t>
+      </w:r>
+      <w:r>
+        <w:rPr>
+          <w:color w:val="333333"/>
+          <w:sz w:val="19"/>
+        </w:rPr>
+        <w:t xml:space="preserve"> </w:t>
+      </w:r>
+      <w:r>
+        <w:rPr>
+          <w:color w:val="333333"/>
+          <w:sz w:val="19"/>
+        </w:rPr>
+        <w:t>수정</w:t>
+      </w:r>
+      <w:r>
+        <w:rPr>
+          <w:color w:val="333333"/>
+          <w:sz w:val="19"/>
+        </w:rPr>
+        <w:t>·</w:t>
+      </w:r>
+      <w:r>
+        <w:rPr>
+          <w:color w:val="333333"/>
+          <w:sz w:val="19"/>
+        </w:rPr>
+        <w:t>삭제</w:t>
+      </w:r>
+      <w:r>
+        <w:rPr>
+          <w:color w:val="333333"/>
+          <w:sz w:val="19"/>
+        </w:rPr>
+        <w:t xml:space="preserve"> </w:t>
+      </w:r>
+      <w:r>
+        <w:rPr>
+          <w:color w:val="333333"/>
+          <w:sz w:val="19"/>
+        </w:rPr>
+        <w:t>버튼이</w:t>
+      </w:r>
+      <w:r>
+        <w:rPr>
+          <w:color w:val="333333"/>
+          <w:sz w:val="19"/>
+        </w:rPr>
+        <w:t xml:space="preserve"> </w:t>
+      </w:r>
+      <w:r>
+        <w:rPr>
+          <w:color w:val="333333"/>
+          <w:sz w:val="19"/>
+        </w:rPr>
+        <w:t>그대로</w:t>
+      </w:r>
+      <w:r>
+        <w:rPr>
+          <w:color w:val="333333"/>
+          <w:sz w:val="19"/>
+        </w:rPr>
+        <w:t xml:space="preserve"> </w:t>
+      </w:r>
+      <w:r>
+        <w:rPr>
+          <w:color w:val="333333"/>
+          <w:sz w:val="19"/>
+        </w:rPr>
+        <w:t>동작한다</w:t>
+      </w:r>
+      <w:r>
+        <w:rPr>
+          <w:color w:val="333333"/>
+          <w:sz w:val="19"/>
+        </w:rPr>
+        <w:t>.</w:t>
+      </w:r>
+    </w:p>
+    <w:p>
+      <w:pPr>
+        <w:pBdr>
+          <w:left w:val="single" w:sz="20" w:space="8" w:color="2E75B6"/>
+        </w:pBdr>
+        <w:shd w:val="clear" w:color="auto" w:fill="E5F0F8"/>
+        <w:spacing w:after="40" w:line="290" w:lineRule="auto"/>
+        <w:ind w:left="150" w:right="150"/>
+      </w:pPr>
+      <w:r>
+        <w:rPr>
+          <w:color w:val="333333"/>
+          <w:sz w:val="19"/>
+        </w:rPr>
+        <w:t xml:space="preserve">F12 → Elements </w:t>
+      </w:r>
+      <w:r>
+        <w:rPr>
+          <w:color w:val="333333"/>
+          <w:sz w:val="19"/>
+        </w:rPr>
+        <w:t>에서</w:t>
+      </w:r>
+      <w:r>
+        <w:rPr>
+          <w:color w:val="333333"/>
+          <w:sz w:val="19"/>
+        </w:rPr>
+        <w:t xml:space="preserve"> </w:t>
+      </w:r>
+      <w:r>
+        <w:rPr>
+          <w:color w:val="333333"/>
+          <w:sz w:val="19"/>
+        </w:rPr>
+        <w:t>버튼에</w:t>
+      </w:r>
+      <w:r>
+        <w:rPr>
+          <w:color w:val="333333"/>
+          <w:sz w:val="19"/>
+        </w:rPr>
+        <w:t xml:space="preserve"> onclick </w:t>
+      </w:r>
+      <w:r>
+        <w:rPr>
+          <w:color w:val="333333"/>
+          <w:sz w:val="19"/>
+        </w:rPr>
+        <w:t>대신</w:t>
+      </w:r>
+      <w:r>
+        <w:rPr>
+          <w:color w:val="333333"/>
+          <w:sz w:val="19"/>
+        </w:rPr>
+        <w:t xml:space="preserve"> data-action </w:t>
+      </w:r>
+      <w:r>
+        <w:rPr>
+          <w:color w:val="333333"/>
+          <w:sz w:val="19"/>
+        </w:rPr>
+        <w:t>과</w:t>
+      </w:r>
+      <w:r>
+        <w:rPr>
+          <w:color w:val="333333"/>
+          <w:sz w:val="19"/>
+        </w:rPr>
+        <w:t xml:space="preserve"> data-id </w:t>
+      </w:r>
+      <w:r>
+        <w:rPr>
+          <w:color w:val="333333"/>
+          <w:sz w:val="19"/>
+        </w:rPr>
+        <w:t>가</w:t>
+      </w:r>
+      <w:r>
+        <w:rPr>
+          <w:color w:val="333333"/>
+          <w:sz w:val="19"/>
+        </w:rPr>
+        <w:t xml:space="preserve"> </w:t>
+      </w:r>
+      <w:r>
+        <w:rPr>
+          <w:color w:val="333333"/>
+          <w:sz w:val="19"/>
+        </w:rPr>
+        <w:t>붙어</w:t>
+      </w:r>
+      <w:r>
+        <w:rPr>
+          <w:color w:val="333333"/>
+          <w:sz w:val="19"/>
+        </w:rPr>
+        <w:t xml:space="preserve"> </w:t>
+      </w:r>
+      <w:r>
+        <w:rPr>
+          <w:color w:val="333333"/>
+          <w:sz w:val="19"/>
+        </w:rPr>
+        <w:t>있다</w:t>
+      </w:r>
+      <w:r>
+        <w:rPr>
+          <w:color w:val="333333"/>
+          <w:sz w:val="19"/>
+        </w:rPr>
+        <w:t>.</w:t>
+      </w:r>
+    </w:p>
+    <w:p>
+      <w:pPr>
+        <w:pBdr>
+          <w:left w:val="single" w:sz="20" w:space="8" w:color="C0504D"/>
+        </w:pBdr>
+        <w:shd w:val="clear" w:color="auto" w:fill="FCEAEA"/>
+        <w:spacing w:before="160" w:after="40" w:line="290" w:lineRule="auto"/>
+        <w:ind w:left="150" w:right="150"/>
+      </w:pPr>
+      <w:r>
+        <w:rPr>
+          <w:b/>
+          <w:color w:val="9C2D2D"/>
+          <w:sz w:val="19"/>
+        </w:rPr>
+        <w:t xml:space="preserve">■ 자주 나는 오류   </w:t>
+      </w:r>
+      <w:r>
+        <w:rPr>
+          <w:color w:val="333333"/>
+          <w:sz w:val="19"/>
+        </w:rPr>
+        <w:t>editStudent is not defined → onclick 속성이 남아 있습니다. 이번 실습대로 data-action 방식으로 바꾸세요.</w:t>
+      </w:r>
+    </w:p>
+    <w:p>
+      <w:pPr>
+        <w:pBdr>
+          <w:left w:val="single" w:sz="20" w:space="8" w:color="C0504D"/>
+        </w:pBdr>
+        <w:shd w:val="clear" w:color="auto" w:fill="FCEAEA"/>
+        <w:spacing w:after="40" w:line="290" w:lineRule="auto"/>
+        <w:ind w:left="150" w:right="150"/>
+      </w:pPr>
+      <w:r>
+        <w:rPr>
+          <w:color w:val="333333"/>
+          <w:sz w:val="19"/>
+        </w:rPr>
+        <w:t>수정·삭제 버튼이 아무 반응이 없다 → tbody 가 아니라 table 이나 다른 요소에 addEventListener 를 걸었는지 확인하세요.</w:t>
+      </w:r>
+    </w:p>
+    <w:p>
+      <w:pPr>
+        <w:pBdr>
+          <w:left w:val="single" w:sz="20" w:space="8" w:color="C0504D"/>
+        </w:pBdr>
+        <w:shd w:val="clear" w:color="auto" w:fill="FCEAEA"/>
+        <w:spacing w:after="160" w:line="290" w:lineRule="auto"/>
+        <w:ind w:left="150" w:right="150"/>
+      </w:pPr>
+      <w:r>
+        <w:rPr>
+          <w:color w:val="333333"/>
+          <w:sz w:val="19"/>
+        </w:rPr>
+        <w:t>목록이 중복해서 쌓인다 → innerHTML = "" 로 먼저 비우지 않았습니다.</w:t>
+      </w:r>
+    </w:p>
+    <w:p>
+      <w:pPr>
         <w:pageBreakBefore/>
+        <w:pBdr>
+          <w:bottom w:val="single" w:sz="12" w:space="6" w:color="2E5496"/>
+        </w:pBdr>
+        <w:spacing w:before="320" w:after="140"/>
+      </w:pPr>
+      <w:r>
+        <w:rPr>
+          <w:b/>
+          <w:color w:val="C0504D"/>
+          <w:sz w:val="26"/>
+        </w:rPr>
+        <w:lastRenderedPageBreak/>
+        <w:t xml:space="preserve">[실습 4-11]  </w:t>
+      </w:r>
+      <w:r>
+        <w:rPr>
+          <w:b/>
+          <w:color w:val="1F3864"/>
+          <w:sz w:val="26"/>
+        </w:rPr>
+        <w:t>main.js 로 조립하기</w:t>
+      </w:r>
+    </w:p>
+    <w:p>
+      <w:pPr>
+        <w:spacing w:after="40" w:line="260" w:lineRule="auto"/>
+        <w:ind w:left="120"/>
+      </w:pPr>
+      <w:r>
+        <w:rPr>
+          <w:b/>
+          <w:color w:val="777777"/>
+          <w:sz w:val="17"/>
+        </w:rPr>
+        <w:t xml:space="preserve">파일  </w:t>
+      </w:r>
+      <w:r>
+        <w:rPr>
+          <w:rFonts w:ascii="Consolas" w:eastAsia="Consolas" w:hAnsi="Consolas" w:cs="Consolas"/>
+          <w:b/>
+          <w:color w:val="1F3864"/>
+          <w:sz w:val="18"/>
+        </w:rPr>
+        <w:t>src/main.js</w:t>
+      </w:r>
+    </w:p>
+    <w:p>
+      <w:pPr>
+        <w:pBdr>
+          <w:left w:val="single" w:sz="20" w:space="8" w:color="4F8A3D"/>
+        </w:pBdr>
+        <w:shd w:val="clear" w:color="auto" w:fill="E8F1E4"/>
+        <w:spacing w:before="160" w:after="160" w:line="290" w:lineRule="auto"/>
+        <w:ind w:left="150" w:right="150"/>
+      </w:pPr>
+      <w:r>
+        <w:rPr>
+          <w:b/>
+          <w:color w:val="2E5B22"/>
+          <w:sz w:val="19"/>
+        </w:rPr>
+        <w:t xml:space="preserve">■ 이번 단계 목표   </w:t>
+      </w:r>
+      <w:r>
+        <w:rPr>
+          <w:color w:val="333333"/>
+          <w:sz w:val="19"/>
+        </w:rPr>
+        <w:t>지금까지 만든 모듈을 모두 연결해 3부와 똑같이 동작하는 앱을 완성할 수 있다.</w:t>
+      </w:r>
+    </w:p>
+    <w:p>
+      <w:pPr>
         <w:spacing w:before="200" w:after="100"/>
       </w:pPr>
       <w:r>
@@ -17356,8 +19207,7 @@
           <w:color w:val="333333"/>
           <w:sz w:val="21"/>
         </w:rPr>
-        <w:lastRenderedPageBreak/>
-        <w:t>5) main.js 정리</w:t>
+        <w:t>1) 가져오기</w:t>
       </w:r>
     </w:p>
     <w:p>
@@ -17365,7 +19215,7 @@
         <w:spacing w:after="80"/>
       </w:pPr>
       <w:r>
-        <w:t>main.js 의 renderStudentTable 과 const studentTableBody 선언을 지우고 가져옵니다. 실습 4-1 에서 임시로 넣어 두었던 window.editStudent 두 줄도 여기서 지웁니다. 함께 가져오는 renderTableError 는 실습 4-11 의 loadStudents 에서 씁니다.</w:t>
+        <w:t>실습 4-3 부터 단계마다 지워 온 결과, 지금 main.js 에는 form11.js 에서 온 코드가 거의 남아 있지 않습니다. 남은 DOMContentLoaded 블록과 editStudent 함수까지 지우고, 아래 1) ~ 6) 순서대로 main.js 를 다시 씁니다. 실습 4-6 에서 as 로 붙였던 별칭도 여기서 없어집니다.</w:t>
       </w:r>
     </w:p>
     <w:p>
@@ -17378,301 +19228,9 @@
           <w:color w:val="666666"/>
           <w:sz w:val="17"/>
         </w:rPr>
-        <w:t>▶ src/main.js</w:t>
-      </w:r>
-    </w:p>
-    <w:p>
-      <w:pPr>
-        <w:pBdr>
-          <w:left w:val="single" w:sz="12" w:space="6" w:color="B7C3D4"/>
-        </w:pBdr>
-        <w:shd w:val="clear" w:color="auto" w:fill="F2F4F7"/>
-        <w:spacing w:before="60" w:line="250" w:lineRule="auto"/>
-        <w:ind w:left="180" w:right="180"/>
-      </w:pPr>
-      <w:r>
-        <w:rPr>
-          <w:rFonts w:ascii="Consolas" w:eastAsia="Consolas" w:hAnsi="Consolas" w:cs="Consolas"/>
-          <w:color w:val="0E7A34"/>
-          <w:sz w:val="17"/>
-        </w:rPr>
-        <w:t>import {</w:t>
-      </w:r>
-    </w:p>
-    <w:p>
-      <w:pPr>
-        <w:pBdr>
-          <w:left w:val="single" w:sz="12" w:space="6" w:color="B7C3D4"/>
-        </w:pBdr>
-        <w:shd w:val="clear" w:color="auto" w:fill="F2F4F7"/>
-        <w:spacing w:line="250" w:lineRule="auto"/>
-        <w:ind w:left="180" w:right="180"/>
-      </w:pPr>
-      <w:r>
-        <w:rPr>
-          <w:rFonts w:ascii="Consolas" w:eastAsia="Consolas" w:hAnsi="Consolas" w:cs="Consolas"/>
-          <w:color w:val="0E7A34"/>
-          <w:sz w:val="17"/>
-        </w:rPr>
-        <w:t xml:space="preserve">    renderStudentTable, renderTableError, studentTableBody,</w:t>
-      </w:r>
-    </w:p>
-    <w:p>
-      <w:pPr>
-        <w:pBdr>
-          <w:left w:val="single" w:sz="12" w:space="6" w:color="B7C3D4"/>
-        </w:pBdr>
-        <w:shd w:val="clear" w:color="auto" w:fill="F2F4F7"/>
-        <w:spacing w:line="250" w:lineRule="auto"/>
-        <w:ind w:left="180" w:right="180"/>
-      </w:pPr>
-      <w:r>
-        <w:rPr>
-          <w:rFonts w:ascii="Consolas" w:eastAsia="Consolas" w:hAnsi="Consolas" w:cs="Consolas"/>
-          <w:color w:val="0E7A34"/>
-          <w:sz w:val="17"/>
-        </w:rPr>
-        <w:t>} from "./ui/studentTable.js";</w:t>
-      </w:r>
-    </w:p>
-    <w:p>
-      <w:pPr>
-        <w:pBdr>
-          <w:left w:val="single" w:sz="12" w:space="6" w:color="B7C3D4"/>
-        </w:pBdr>
-        <w:shd w:val="clear" w:color="auto" w:fill="F2F4F7"/>
-        <w:spacing w:line="250" w:lineRule="auto"/>
-        <w:ind w:left="180" w:right="180"/>
-      </w:pPr>
-      <w:r>
-        <w:rPr>
-          <w:rFonts w:ascii="Consolas" w:eastAsia="Consolas" w:hAnsi="Consolas" w:cs="Consolas"/>
-          <w:sz w:val="17"/>
-        </w:rPr>
-        <w:t xml:space="preserve"> </w:t>
-      </w:r>
-    </w:p>
-    <w:p>
-      <w:pPr>
-        <w:pBdr>
-          <w:left w:val="single" w:sz="12" w:space="6" w:color="B7C3D4"/>
-        </w:pBdr>
-        <w:shd w:val="clear" w:color="auto" w:fill="F2F4F7"/>
-        <w:spacing w:line="250" w:lineRule="auto"/>
-        <w:ind w:left="180" w:right="180"/>
-      </w:pPr>
-      <w:r>
-        <w:rPr>
-          <w:rFonts w:ascii="Consolas" w:eastAsia="Consolas" w:hAnsi="Consolas" w:cs="Consolas"/>
-          <w:color w:val="8A8F98"/>
-          <w:sz w:val="17"/>
-        </w:rPr>
-        <w:t>// 실습 4-1 에서 임시로 넣었던 두 줄 — 지웁니다</w:t>
-      </w:r>
-    </w:p>
-    <w:p>
-      <w:pPr>
-        <w:pBdr>
-          <w:left w:val="single" w:sz="12" w:space="6" w:color="B7C3D4"/>
-        </w:pBdr>
-        <w:shd w:val="clear" w:color="auto" w:fill="F2F4F7"/>
-        <w:spacing w:line="250" w:lineRule="auto"/>
-        <w:ind w:left="180" w:right="180"/>
-      </w:pPr>
-      <w:r>
-        <w:rPr>
-          <w:rFonts w:ascii="Consolas" w:eastAsia="Consolas" w:hAnsi="Consolas" w:cs="Consolas"/>
-          <w:color w:val="8A8F98"/>
-          <w:sz w:val="17"/>
-        </w:rPr>
-        <w:t>// window.editStudent = editStudent;</w:t>
-      </w:r>
-    </w:p>
-    <w:p>
-      <w:pPr>
-        <w:pBdr>
-          <w:left w:val="single" w:sz="12" w:space="6" w:color="B7C3D4"/>
-        </w:pBdr>
-        <w:shd w:val="clear" w:color="auto" w:fill="F2F4F7"/>
-        <w:spacing w:after="160" w:line="250" w:lineRule="auto"/>
-        <w:ind w:left="180" w:right="180"/>
-      </w:pPr>
-      <w:r>
-        <w:rPr>
-          <w:rFonts w:ascii="Consolas" w:eastAsia="Consolas" w:hAnsi="Consolas" w:cs="Consolas"/>
-          <w:color w:val="8A8F98"/>
-          <w:sz w:val="17"/>
-        </w:rPr>
-        <w:t>// window.deleteStudent = deleteStudent;</w:t>
-      </w:r>
-    </w:p>
-    <w:p>
-      <w:pPr>
-        <w:pBdr>
-          <w:left w:val="single" w:sz="20" w:space="8" w:color="C0504D"/>
-        </w:pBdr>
-        <w:shd w:val="clear" w:color="auto" w:fill="FCEAEA"/>
-        <w:spacing w:before="160" w:after="40" w:line="290" w:lineRule="auto"/>
-        <w:ind w:left="150" w:right="150"/>
-      </w:pPr>
-      <w:r>
-        <w:rPr>
-          <w:b/>
-          <w:color w:val="9C2D2D"/>
-          <w:sz w:val="19"/>
-        </w:rPr>
-        <w:t xml:space="preserve">■ 자주 나는 오류   </w:t>
-      </w:r>
-      <w:r>
-        <w:rPr>
-          <w:color w:val="333333"/>
-          <w:sz w:val="19"/>
-        </w:rPr>
-        <w:t>editStudent is not defined → onclick 속성이 남아 있습니다. 이번 실습대로 data-action 방식으로 바꾸세요.</w:t>
-      </w:r>
-    </w:p>
-    <w:p>
-      <w:pPr>
-        <w:pBdr>
-          <w:left w:val="single" w:sz="20" w:space="8" w:color="C0504D"/>
-        </w:pBdr>
-        <w:shd w:val="clear" w:color="auto" w:fill="FCEAEA"/>
-        <w:spacing w:after="40" w:line="290" w:lineRule="auto"/>
-        <w:ind w:left="150" w:right="150"/>
-      </w:pPr>
-      <w:r>
-        <w:rPr>
-          <w:color w:val="333333"/>
-          <w:sz w:val="19"/>
-        </w:rPr>
-        <w:t>수정·삭제 버튼이 아무 반응이 없다 → tbody 가 아니라 table 이나 다른 요소에 addEventListener 를 걸었는지 확인하세요.</w:t>
-      </w:r>
-    </w:p>
-    <w:p>
-      <w:pPr>
-        <w:pBdr>
-          <w:left w:val="single" w:sz="20" w:space="8" w:color="C0504D"/>
-        </w:pBdr>
-        <w:shd w:val="clear" w:color="auto" w:fill="FCEAEA"/>
-        <w:spacing w:after="160" w:line="290" w:lineRule="auto"/>
-        <w:ind w:left="150" w:right="150"/>
-      </w:pPr>
-      <w:r>
-        <w:rPr>
-          <w:color w:val="333333"/>
-          <w:sz w:val="19"/>
-        </w:rPr>
-        <w:t>목록이 중복해서 쌓인다 → innerHTML = "" 로 먼저 비우지 않았습니다.</w:t>
-      </w:r>
-    </w:p>
-    <w:p>
-      <w:pPr>
-        <w:pageBreakBefore/>
-        <w:pBdr>
-          <w:bottom w:val="single" w:sz="12" w:space="6" w:color="2E5496"/>
-        </w:pBdr>
-        <w:spacing w:before="320" w:after="140"/>
-      </w:pPr>
-      <w:r>
-        <w:rPr>
-          <w:b/>
-          <w:color w:val="C0504D"/>
-          <w:sz w:val="26"/>
-        </w:rPr>
-        <w:lastRenderedPageBreak/>
-        <w:t xml:space="preserve">[실습 4-11]  </w:t>
-      </w:r>
-      <w:r>
-        <w:rPr>
-          <w:b/>
-          <w:color w:val="1F3864"/>
-          <w:sz w:val="26"/>
-        </w:rPr>
-        <w:t>main.js 로 조립하기</w:t>
-      </w:r>
-    </w:p>
-    <w:p>
-      <w:pPr>
-        <w:spacing w:after="40" w:line="260" w:lineRule="auto"/>
-        <w:ind w:left="120"/>
-      </w:pPr>
-      <w:r>
-        <w:rPr>
-          <w:b/>
-          <w:color w:val="777777"/>
-          <w:sz w:val="17"/>
-        </w:rPr>
-        <w:t xml:space="preserve">파일  </w:t>
-      </w:r>
-      <w:r>
-        <w:rPr>
-          <w:rFonts w:ascii="Consolas" w:eastAsia="Consolas" w:hAnsi="Consolas" w:cs="Consolas"/>
-          <w:b/>
-          <w:color w:val="1F3864"/>
-          <w:sz w:val="18"/>
-        </w:rPr>
-        <w:t>src/main.js</w:t>
-      </w:r>
-    </w:p>
-    <w:p>
-      <w:pPr>
-        <w:pBdr>
-          <w:left w:val="single" w:sz="20" w:space="8" w:color="4F8A3D"/>
-        </w:pBdr>
-        <w:shd w:val="clear" w:color="auto" w:fill="E8F1E4"/>
-        <w:spacing w:before="160" w:after="160" w:line="290" w:lineRule="auto"/>
-        <w:ind w:left="150" w:right="150"/>
-      </w:pPr>
-      <w:r>
-        <w:rPr>
-          <w:b/>
-          <w:color w:val="2E5B22"/>
-          <w:sz w:val="19"/>
-        </w:rPr>
-        <w:t xml:space="preserve">■ 이번 단계 목표   </w:t>
-      </w:r>
-      <w:r>
-        <w:rPr>
-          <w:color w:val="333333"/>
-          <w:sz w:val="19"/>
-        </w:rPr>
-        <w:t>지금까지 만든 모듈을 모두 연결해 3부와 똑같이 동작하는 앱을 완성할 수 있다.</w:t>
-      </w:r>
-    </w:p>
-    <w:p>
-      <w:pPr>
-        <w:spacing w:before="200" w:after="100"/>
-      </w:pPr>
-      <w:r>
-        <w:rPr>
-          <w:b/>
-          <w:color w:val="333333"/>
-          <w:sz w:val="21"/>
-        </w:rPr>
-        <w:t>1) 가져오기</w:t>
-      </w:r>
-    </w:p>
-    <w:p>
-      <w:pPr>
-        <w:spacing w:after="80"/>
-      </w:pPr>
-      <w:r>
-        <w:t>실습 4-3 부터 단계마다 지워 온 결과, 지금 main.js 에는 form11.js 에서 온 코드가 거의 남아 있지 않습니다. 남은 DOMContentLoaded 블록과 editStudent 함수까지 지우고, 아래 1) ~ 6) 순서대로 main.js 를 다시 씁니다. 실습 4-6 에서 as 로 붙였던 별칭도 여기서 없어집니다.</w:t>
-      </w:r>
-    </w:p>
-    <w:p>
-      <w:pPr>
-        <w:spacing w:before="140"/>
-      </w:pPr>
-      <w:r>
-        <w:rPr>
-          <w:b/>
-          <w:color w:val="666666"/>
-          <w:sz w:val="17"/>
-        </w:rPr>
         <w:t xml:space="preserve">▶ src/main.js      </w:t>
       </w:r>
-      <w:hyperlink r:id="rId17" w:history="1">
+      <w:hyperlink r:id="rId16" w:history="1">
         <w:r>
           <w:rPr>
             <w:rStyle w:val="a5"/>
@@ -24661,8 +26219,8 @@
       </w:r>
     </w:p>
     <w:sectPr>
-      <w:headerReference w:type="default" r:id="rId18"/>
-      <w:footerReference w:type="default" r:id="rId19"/>
+      <w:headerReference w:type="default" r:id="rId17"/>
+      <w:footerReference w:type="default" r:id="rId18"/>
       <w:pgSz w:w="11906" w:h="16838"/>
       <w:pgMar w:top="1300" w:right="1400" w:bottom="1300" w:left="1400" w:header="708" w:footer="708" w:gutter="0"/>
       <w:cols w:space="720"/>
@@ -24742,7 +26300,7 @@
         <w:sz w:val="16"/>
         <w:szCs w:val="16"/>
       </w:rPr>
-      <w:t>39</w:t>
+      <w:t>40</w:t>
     </w:r>
     <w:r>
       <w:rPr>
@@ -24812,7 +26370,7 @@
             <w:noProof/>
             <w:lang w:val="ko-KR"/>
           </w:rPr>
-          <w:t>39</w:t>
+          <w:t>40</w:t>
         </w:r>
         <w:r>
           <w:fldChar w:fldCharType="end"/>
@@ -25815,7 +27373,7 @@
 </file>
 
 <file path=customXml/itemProps1.xml><?xml version="1.0" encoding="utf-8"?>
-<ds:datastoreItem xmlns:ds="http://schemas.openxmlformats.org/officeDocument/2006/customXml" ds:itemID="{93236F0A-0D9B-4DA9-80CF-0CDF87A8186E}">
+<ds:datastoreItem xmlns:ds="http://schemas.openxmlformats.org/officeDocument/2006/customXml" ds:itemID="{960ED909-66B9-4CB7-BF0E-F8CFE7E4FA78}">
   <ds:schemaRefs>
     <ds:schemaRef ds:uri="http://schemas.openxmlformats.org/officeDocument/2006/bibliography"/>
   </ds:schemaRefs>
